--- a/DF_Assignment_04_Spring_2026.docx
+++ b/DF_Assignment_04_Spring_2026.docx
@@ -1,6 +1,6 @@
 
 <file path=word/document.xml><?xml version="1.0" encoding="utf-8"?>
-<w:document xmlns:wpc="http://schemas.microsoft.com/office/word/2010/wordprocessingCanvas" xmlns:cx="http://schemas.microsoft.com/office/drawing/2014/chartex" xmlns:cx1="http://schemas.microsoft.com/office/drawing/2015/9/8/chartex" xmlns:cx2="http://schemas.microsoft.com/office/drawing/2015/10/21/chartex" xmlns:cx3="http://schemas.microsoft.com/office/drawing/2016/5/9/chartex" xmlns:cx4="http://schemas.microsoft.com/office/drawing/2016/5/10/chartex" xmlns:cx5="http://schemas.microsoft.com/office/drawing/2016/5/11/chartex" xmlns:cx6="http://schemas.microsoft.com/office/drawing/2016/5/12/chartex" xmlns:cx7="http://schemas.microsoft.com/office/drawing/2016/5/13/chartex" xmlns:cx8="http://schemas.microsoft.com/office/drawing/2016/5/14/chartex" xmlns:mc="http://schemas.openxmlformats.org/markup-compatibility/2006" xmlns:aink="http://schemas.microsoft.com/office/drawing/2016/ink" xmlns:am3d="http://schemas.microsoft.com/office/drawing/2017/model3d" xmlns:o="urn:schemas-microsoft-com:office:office" xmlns:oel="http://schemas.microsoft.com/office/2019/extlst" xmlns:r="http://schemas.openxmlformats.org/officeDocument/2006/relationships" xmlns:m="http://schemas.openxmlformats.org/officeDocument/2006/math" xmlns:v="urn:schemas-microsoft-com:vml" xmlns:wp14="http://schemas.microsoft.com/office/word/2010/wordprocessingDrawing" xmlns:wp="http://schemas.openxmlformats.org/drawingml/2006/wordprocessingDrawing" xmlns:w10="urn:schemas-microsoft-com:office:word" xmlns:w="http://schemas.openxmlformats.org/wordprocessingml/2006/main" xmlns:w14="http://schemas.microsoft.com/office/word/2010/wordml" xmlns:w15="http://schemas.microsoft.com/office/word/2012/wordml" xmlns:w16cex="http://schemas.microsoft.com/office/word/2018/wordml/cex" xmlns:w16cid="http://schemas.microsoft.com/office/word/2016/wordml/cid" xmlns:w16="http://schemas.microsoft.com/office/word/2018/wordml" xmlns:w16du="http://schemas.microsoft.com/office/word/2023/wordml/word16du" xmlns:w16sdtdh="http://schemas.microsoft.com/office/word/2020/wordml/sdtdatahash" xmlns:w16sdtfl="http://schemas.microsoft.com/office/word/2024/wordml/sdtformatlock" xmlns:w16se="http://schemas.microsoft.com/office/word/2015/wordml/symex" xmlns:wpg="http://schemas.microsoft.com/office/word/2010/wordprocessingGroup" xmlns:wpi="http://schemas.microsoft.com/office/word/2010/wordprocessingInk" xmlns:wne="http://schemas.microsoft.com/office/word/2006/wordml" xmlns:wps="http://schemas.microsoft.com/office/word/2010/wordprocessingShape" mc:Ignorable="w14 w15 w16se w16cid w16 w16cex w16sdtdh w16sdtfl w16du wp14">
+<w:document xmlns:wpc="http://schemas.microsoft.com/office/word/2010/wordprocessingCanvas" xmlns:mc="http://schemas.openxmlformats.org/markup-compatibility/2006" xmlns:o="urn:schemas-microsoft-com:office:office" xmlns:r="http://schemas.openxmlformats.org/officeDocument/2006/relationships" xmlns:m="http://schemas.openxmlformats.org/officeDocument/2006/math" xmlns:v="urn:schemas-microsoft-com:vml" xmlns:wp14="http://schemas.microsoft.com/office/word/2010/wordprocessingDrawing" xmlns:wp="http://schemas.openxmlformats.org/drawingml/2006/wordprocessingDrawing" xmlns:w="http://schemas.openxmlformats.org/wordprocessingml/2006/main" xmlns:w14="http://schemas.microsoft.com/office/word/2010/wordml" xmlns:w10="urn:schemas-microsoft-com:office:word" xmlns:w15="http://schemas.microsoft.com/office/word/2012/wordml" xmlns:wpg="http://schemas.microsoft.com/office/word/2010/wordprocessingGroup" xmlns:wpi="http://schemas.microsoft.com/office/word/2010/wordprocessingInk" xmlns:wne="http://schemas.microsoft.com/office/word/2006/wordml" xmlns:wps="http://schemas.microsoft.com/office/word/2010/wordprocessingShape" xmlns:wpsCustomData="http://www.wps.cn/officeDocument/2013/wpsCustomData" mc:Ignorable="w14 w15 wp14">
   <w:body>
     <w:p>
       <w:pPr>
@@ -123,7 +123,169 @@
     </w:p>
     <w:p>
       <w:pPr>
-        <w:pStyle w:val="ListParagraph"/>
+        <w:pStyle w:val="19"/>
+        <w:numPr>
+          <w:ilvl w:val="0"/>
+          <w:numId w:val="1"/>
+        </w:numPr>
+        <w:spacing w:before="40" w:after="40"/>
+        <w:rPr>
+          <w:sz w:val="24"/>
+          <w:szCs w:val="24"/>
+        </w:rPr>
+      </w:pPr>
+      <w:r>
+        <w:rPr>
+          <w:rFonts w:ascii="Arial" w:hAnsi="Arial" w:eastAsia="Arial" w:cs="Arial"/>
+          <w:color w:val="000000"/>
+          <w:sz w:val="24"/>
+          <w:szCs w:val="24"/>
+        </w:rPr>
+        <w:t>Create a new GitHub repository from scratch and establish a proper branching strategy.</w:t>
+      </w:r>
+    </w:p>
+    <w:p>
+      <w:pPr>
+        <w:pStyle w:val="19"/>
+        <w:numPr>
+          <w:ilvl w:val="0"/>
+          <w:numId w:val="1"/>
+        </w:numPr>
+        <w:spacing w:before="40" w:after="40"/>
+        <w:rPr>
+          <w:sz w:val="24"/>
+          <w:szCs w:val="24"/>
+        </w:rPr>
+      </w:pPr>
+      <w:r>
+        <w:rPr>
+          <w:rFonts w:ascii="Arial" w:hAnsi="Arial" w:eastAsia="Arial" w:cs="Arial"/>
+          <w:color w:val="000000"/>
+          <w:sz w:val="24"/>
+          <w:szCs w:val="24"/>
+        </w:rPr>
+        <w:t>Version the assignment question paper inside the GitHub repository.</w:t>
+      </w:r>
+    </w:p>
+    <w:p>
+      <w:pPr>
+        <w:pStyle w:val="19"/>
+        <w:numPr>
+          <w:ilvl w:val="0"/>
+          <w:numId w:val="1"/>
+        </w:numPr>
+        <w:spacing w:before="40" w:after="40"/>
+        <w:rPr>
+          <w:sz w:val="24"/>
+          <w:szCs w:val="24"/>
+        </w:rPr>
+      </w:pPr>
+      <w:r>
+        <w:rPr>
+          <w:rFonts w:ascii="Arial" w:hAnsi="Arial" w:eastAsia="Arial" w:cs="Arial"/>
+          <w:color w:val="000000"/>
+          <w:sz w:val="24"/>
+          <w:szCs w:val="24"/>
+        </w:rPr>
+        <w:t>Create and configure a GitHub Development Environment with appropriate secrets.</w:t>
+      </w:r>
+    </w:p>
+    <w:p>
+      <w:pPr>
+        <w:pStyle w:val="19"/>
+        <w:numPr>
+          <w:ilvl w:val="0"/>
+          <w:numId w:val="1"/>
+        </w:numPr>
+        <w:spacing w:before="40" w:after="40"/>
+        <w:rPr>
+          <w:sz w:val="24"/>
+          <w:szCs w:val="24"/>
+        </w:rPr>
+      </w:pPr>
+      <w:r>
+        <w:rPr>
+          <w:rFonts w:ascii="Arial" w:hAnsi="Arial" w:eastAsia="Arial" w:cs="Arial"/>
+          <w:color w:val="000000"/>
+          <w:sz w:val="24"/>
+          <w:szCs w:val="24"/>
+        </w:rPr>
+        <w:t>Design and implement a CI workflow triggered by a Pull Request targeting the “develop” branch.</w:t>
+      </w:r>
+    </w:p>
+    <w:p>
+      <w:pPr>
+        <w:pStyle w:val="19"/>
+        <w:numPr>
+          <w:ilvl w:val="0"/>
+          <w:numId w:val="1"/>
+        </w:numPr>
+        <w:spacing w:before="40" w:after="40"/>
+        <w:rPr>
+          <w:sz w:val="24"/>
+          <w:szCs w:val="24"/>
+        </w:rPr>
+      </w:pPr>
+      <w:r>
+        <w:rPr>
+          <w:rFonts w:ascii="Arial" w:hAnsi="Arial" w:eastAsia="Arial" w:cs="Arial"/>
+          <w:color w:val="000000"/>
+          <w:sz w:val="24"/>
+          <w:szCs w:val="24"/>
+        </w:rPr>
+        <w:t>Design and implement a CD workflow triggered by a push event on the “develop” branch.</w:t>
+      </w:r>
+    </w:p>
+    <w:p>
+      <w:pPr>
+        <w:pStyle w:val="19"/>
+        <w:numPr>
+          <w:ilvl w:val="0"/>
+          <w:numId w:val="1"/>
+        </w:numPr>
+        <w:spacing w:before="40" w:after="40"/>
+        <w:rPr>
+          <w:sz w:val="24"/>
+          <w:szCs w:val="24"/>
+        </w:rPr>
+      </w:pPr>
+      <w:r>
+        <w:rPr>
+          <w:rFonts w:ascii="Arial" w:hAnsi="Arial" w:eastAsia="Arial" w:cs="Arial"/>
+          <w:color w:val="000000"/>
+          <w:sz w:val="24"/>
+          <w:szCs w:val="24"/>
+        </w:rPr>
+        <w:t>Verify end-to-end automated delivery from a code push to a live deployment on Render.</w:t>
+      </w:r>
+    </w:p>
+    <w:p>
+      <w:pPr>
+        <w:spacing w:after="100"/>
+      </w:pPr>
+    </w:p>
+    <w:p>
+      <w:pPr>
+        <w:pBdr>
+          <w:bottom w:val="single" w:color="2E75B6" w:sz="6" w:space="4"/>
+        </w:pBdr>
+        <w:spacing w:before="260" w:after="120"/>
+      </w:pPr>
+      <w:r>
+        <w:rPr>
+          <w:rFonts w:ascii="Arial" w:hAnsi="Arial" w:eastAsia="Arial" w:cs="Arial"/>
+          <w:b/>
+          <w:bCs/>
+          <w:color w:val="1F3864"/>
+          <w:sz w:val="28"/>
+          <w:szCs w:val="28"/>
+        </w:rPr>
+        <w:t>IMPORTANT INSTRUCTIONS</w:t>
+      </w:r>
+    </w:p>
+    <w:p>
+      <w:pPr>
+        <w:pStyle w:val="19"/>
         <w:numPr>
           <w:ilvl w:val="0"/>
           <w:numId w:val="2"/>
@@ -141,12 +303,12 @@
           <w:sz w:val="24"/>
           <w:szCs w:val="24"/>
         </w:rPr>
-        <w:t>Create a new GitHub repository from scratch and establish a proper branching strategy.</w:t>
-      </w:r>
-    </w:p>
-    <w:p>
-      <w:pPr>
-        <w:pStyle w:val="ListParagraph"/>
+        <w:t>Group Size: Five (5) students per group (can be six members but in that case TL has to create an additional page for that member and then assign all tasks accordingly)</w:t>
+      </w:r>
+    </w:p>
+    <w:p>
+      <w:pPr>
+        <w:pStyle w:val="19"/>
         <w:numPr>
           <w:ilvl w:val="0"/>
           <w:numId w:val="2"/>
@@ -164,12 +326,12 @@
           <w:sz w:val="24"/>
           <w:szCs w:val="24"/>
         </w:rPr>
-        <w:t>Version the assignment question paper inside the GitHub repository.</w:t>
-      </w:r>
-    </w:p>
-    <w:p>
-      <w:pPr>
-        <w:pStyle w:val="ListParagraph"/>
+        <w:t>Team Lead (TL): One student will act as the Team Lead; others will be Team Members.</w:t>
+      </w:r>
+    </w:p>
+    <w:p>
+      <w:pPr>
+        <w:pStyle w:val="19"/>
         <w:numPr>
           <w:ilvl w:val="0"/>
           <w:numId w:val="2"/>
@@ -187,12 +349,12 @@
           <w:sz w:val="24"/>
           <w:szCs w:val="24"/>
         </w:rPr>
-        <w:t>Create and configure a GitHub Development Environment with appropriate secrets.</w:t>
-      </w:r>
-    </w:p>
-    <w:p>
-      <w:pPr>
-        <w:pStyle w:val="ListParagraph"/>
+        <w:t>New Repository: Students MUST create a brand-new GitHub repository for this assignment. Do NOT reuse or fork any repository from a previous assignment.</w:t>
+      </w:r>
+    </w:p>
+    <w:p>
+      <w:pPr>
+        <w:pStyle w:val="19"/>
         <w:numPr>
           <w:ilvl w:val="0"/>
           <w:numId w:val="2"/>
@@ -210,30 +372,12 @@
           <w:sz w:val="24"/>
           <w:szCs w:val="24"/>
         </w:rPr>
-        <w:t xml:space="preserve">Design and implement a CI workflow triggered by a Pull Request targeting the </w:t>
-      </w:r>
-      <w:r>
-        <w:rPr>
-          <w:rFonts w:ascii="Arial" w:hAnsi="Arial" w:eastAsia="Arial" w:cs="Arial"/>
-          <w:color w:val="000000"/>
-          <w:sz w:val="24"/>
-          <w:szCs w:val="24"/>
-        </w:rPr>
-        <w:t>“develop”</w:t>
-      </w:r>
-      <w:r>
-        <w:rPr>
-          <w:rFonts w:ascii="Arial" w:hAnsi="Arial" w:eastAsia="Arial" w:cs="Arial"/>
-          <w:color w:val="000000"/>
-          <w:sz w:val="24"/>
-          <w:szCs w:val="24"/>
-        </w:rPr>
-        <w:t xml:space="preserve"> branch.</w:t>
-      </w:r>
-    </w:p>
-    <w:p>
-      <w:pPr>
-        <w:pStyle w:val="ListParagraph"/>
+        <w:t>Assignment Document in Repo: The Assignment 04 question paper (this .docx file) must be committed to the root of the repository. Each student must fill in their own details in their respective row in Table 1 (Group Details) directly inside the versioned document.</w:t>
+      </w:r>
+    </w:p>
+    <w:p>
+      <w:pPr>
+        <w:pStyle w:val="19"/>
         <w:numPr>
           <w:ilvl w:val="0"/>
           <w:numId w:val="2"/>
@@ -251,30 +395,12 @@
           <w:sz w:val="24"/>
           <w:szCs w:val="24"/>
         </w:rPr>
-        <w:t xml:space="preserve">Design and implement a CD workflow triggered by a push event on the </w:t>
-      </w:r>
-      <w:r>
-        <w:rPr>
-          <w:rFonts w:ascii="Arial" w:hAnsi="Arial" w:eastAsia="Arial" w:cs="Arial"/>
-          <w:color w:val="000000"/>
-          <w:sz w:val="24"/>
-          <w:szCs w:val="24"/>
-        </w:rPr>
-        <w:t>“develop”</w:t>
-      </w:r>
-      <w:r>
-        <w:rPr>
-          <w:rFonts w:ascii="Arial" w:hAnsi="Arial" w:eastAsia="Arial" w:cs="Arial"/>
-          <w:color w:val="000000"/>
-          <w:sz w:val="24"/>
-          <w:szCs w:val="24"/>
-        </w:rPr>
-        <w:t xml:space="preserve"> branch.</w:t>
-      </w:r>
-    </w:p>
-    <w:p>
-      <w:pPr>
-        <w:pStyle w:val="ListParagraph"/>
+        <w:t>Secrets Ownership: All GitHub secrets (DOCKERHUB_USERNAME, DOCKERHUB_TOKEN, RENDER_DEPLOY_HOOK_URL) must be created by the Team Lead using the TL's own Docker Hub and Render credentials. No team member other than the TL should create or modify secrets.</w:t>
+      </w:r>
+    </w:p>
+    <w:p>
+      <w:pPr>
+        <w:pStyle w:val="19"/>
         <w:numPr>
           <w:ilvl w:val="0"/>
           <w:numId w:val="2"/>
@@ -292,7 +418,76 @@
           <w:sz w:val="24"/>
           <w:szCs w:val="24"/>
         </w:rPr>
-        <w:t>Verify end-to-end automated delivery from a code push to a live deployment on Render.</w:t>
+        <w:t>All deployments MUST be triggered via the GitHub Actions CD pipeline. Manual deployment on Render is NOT allowed after the initial service setup.</w:t>
+      </w:r>
+    </w:p>
+    <w:p>
+      <w:pPr>
+        <w:pStyle w:val="19"/>
+        <w:numPr>
+          <w:ilvl w:val="0"/>
+          <w:numId w:val="2"/>
+        </w:numPr>
+        <w:spacing w:before="40" w:after="40"/>
+        <w:rPr>
+          <w:sz w:val="24"/>
+          <w:szCs w:val="24"/>
+        </w:rPr>
+      </w:pPr>
+      <w:r>
+        <w:rPr>
+          <w:rFonts w:ascii="Arial" w:hAnsi="Arial" w:eastAsia="Arial" w:cs="Arial"/>
+          <w:color w:val="000000"/>
+          <w:sz w:val="24"/>
+          <w:szCs w:val="24"/>
+        </w:rPr>
+        <w:t>Only the Team Lead will submit the final document to the LMS.</w:t>
+      </w:r>
+    </w:p>
+    <w:p>
+      <w:pPr>
+        <w:pStyle w:val="19"/>
+        <w:numPr>
+          <w:ilvl w:val="0"/>
+          <w:numId w:val="2"/>
+        </w:numPr>
+        <w:spacing w:before="40" w:after="40"/>
+        <w:rPr>
+          <w:sz w:val="24"/>
+          <w:szCs w:val="24"/>
+        </w:rPr>
+      </w:pPr>
+      <w:r>
+        <w:rPr>
+          <w:rFonts w:ascii="Arial" w:hAnsi="Arial" w:eastAsia="Arial" w:cs="Arial"/>
+          <w:color w:val="000000"/>
+          <w:sz w:val="24"/>
+          <w:szCs w:val="24"/>
+        </w:rPr>
+        <w:t>Plagiarism will result in ZERO marks for all involved members.</w:t>
+      </w:r>
+    </w:p>
+    <w:p>
+      <w:pPr>
+        <w:pStyle w:val="19"/>
+        <w:numPr>
+          <w:ilvl w:val="0"/>
+          <w:numId w:val="2"/>
+        </w:numPr>
+        <w:spacing w:before="40" w:after="40"/>
+        <w:rPr>
+          <w:sz w:val="24"/>
+          <w:szCs w:val="24"/>
+        </w:rPr>
+      </w:pPr>
+      <w:r>
+        <w:rPr>
+          <w:rFonts w:ascii="Arial" w:hAnsi="Arial" w:eastAsia="Arial" w:cs="Arial"/>
+          <w:color w:val="000000"/>
+          <w:sz w:val="24"/>
+          <w:szCs w:val="24"/>
+        </w:rPr>
+        <w:t>Each team member must work on their own feature branch and open a Pull Request (PR) targeting the “develop” branch.</w:t>
       </w:r>
     </w:p>
     <w:p>
@@ -316,264 +511,6 @@
           <w:sz w:val="28"/>
           <w:szCs w:val="28"/>
         </w:rPr>
-        <w:t>IMPORTANT INSTRUCTIONS</w:t>
-      </w:r>
-    </w:p>
-    <w:p>
-      <w:pPr>
-        <w:pStyle w:val="ListParagraph"/>
-        <w:numPr>
-          <w:ilvl w:val="0"/>
-          <w:numId w:val="5"/>
-        </w:numPr>
-        <w:spacing w:before="40" w:after="40"/>
-        <w:rPr>
-          <w:sz w:val="24"/>
-          <w:szCs w:val="24"/>
-        </w:rPr>
-      </w:pPr>
-      <w:r>
-        <w:rPr>
-          <w:rFonts w:ascii="Arial" w:hAnsi="Arial" w:eastAsia="Arial" w:cs="Arial"/>
-          <w:color w:val="000000"/>
-          <w:sz w:val="24"/>
-          <w:szCs w:val="24"/>
-        </w:rPr>
-        <w:t>Group Size: Five (5) students per group</w:t>
-      </w:r>
-      <w:r>
-        <w:rPr>
-          <w:rFonts w:ascii="Arial" w:hAnsi="Arial" w:eastAsia="Arial" w:cs="Arial"/>
-          <w:color w:val="000000"/>
-          <w:sz w:val="24"/>
-          <w:szCs w:val="24"/>
-        </w:rPr>
-        <w:t xml:space="preserve"> (can be six members but in that case TL has to create an additional page for that member and then assign all tasks accordingly)</w:t>
-      </w:r>
-    </w:p>
-    <w:p>
-      <w:pPr>
-        <w:pStyle w:val="ListParagraph"/>
-        <w:numPr>
-          <w:ilvl w:val="0"/>
-          <w:numId w:val="5"/>
-        </w:numPr>
-        <w:spacing w:before="40" w:after="40"/>
-        <w:rPr>
-          <w:sz w:val="24"/>
-          <w:szCs w:val="24"/>
-        </w:rPr>
-      </w:pPr>
-      <w:r>
-        <w:rPr>
-          <w:rFonts w:ascii="Arial" w:hAnsi="Arial" w:eastAsia="Arial" w:cs="Arial"/>
-          <w:color w:val="000000"/>
-          <w:sz w:val="24"/>
-          <w:szCs w:val="24"/>
-        </w:rPr>
-        <w:t>Team Lead (TL): One student will act as the Team Lead; others will be Team Members.</w:t>
-      </w:r>
-    </w:p>
-    <w:p>
-      <w:pPr>
-        <w:pStyle w:val="ListParagraph"/>
-        <w:numPr>
-          <w:ilvl w:val="0"/>
-          <w:numId w:val="5"/>
-        </w:numPr>
-        <w:spacing w:before="40" w:after="40"/>
-        <w:rPr>
-          <w:sz w:val="24"/>
-          <w:szCs w:val="24"/>
-        </w:rPr>
-      </w:pPr>
-      <w:r>
-        <w:rPr>
-          <w:rFonts w:ascii="Arial" w:hAnsi="Arial" w:eastAsia="Arial" w:cs="Arial"/>
-          <w:color w:val="000000"/>
-          <w:sz w:val="24"/>
-          <w:szCs w:val="24"/>
-        </w:rPr>
-        <w:t>New Repository: Students MUST create a brand-new GitHub repository for this assignment. Do NOT reuse or fork any repository from a previous assignment.</w:t>
-      </w:r>
-    </w:p>
-    <w:p>
-      <w:pPr>
-        <w:pStyle w:val="ListParagraph"/>
-        <w:numPr>
-          <w:ilvl w:val="0"/>
-          <w:numId w:val="5"/>
-        </w:numPr>
-        <w:spacing w:before="40" w:after="40"/>
-        <w:rPr>
-          <w:sz w:val="24"/>
-          <w:szCs w:val="24"/>
-        </w:rPr>
-      </w:pPr>
-      <w:r>
-        <w:rPr>
-          <w:rFonts w:ascii="Arial" w:hAnsi="Arial" w:eastAsia="Arial" w:cs="Arial"/>
-          <w:color w:val="000000"/>
-          <w:sz w:val="24"/>
-          <w:szCs w:val="24"/>
-        </w:rPr>
-        <w:t>Assignment Document in Repo: The Assignment 04 question paper (this .docx file) must be committed to the root of the repository. Each student must fill in their own details in their respective row in Table 1 (Group Details) directly inside the versioned document.</w:t>
-      </w:r>
-    </w:p>
-    <w:p>
-      <w:pPr>
-        <w:pStyle w:val="ListParagraph"/>
-        <w:numPr>
-          <w:ilvl w:val="0"/>
-          <w:numId w:val="5"/>
-        </w:numPr>
-        <w:spacing w:before="40" w:after="40"/>
-        <w:rPr>
-          <w:sz w:val="24"/>
-          <w:szCs w:val="24"/>
-        </w:rPr>
-      </w:pPr>
-      <w:r>
-        <w:rPr>
-          <w:rFonts w:ascii="Arial" w:hAnsi="Arial" w:eastAsia="Arial" w:cs="Arial"/>
-          <w:color w:val="000000"/>
-          <w:sz w:val="24"/>
-          <w:szCs w:val="24"/>
-        </w:rPr>
-        <w:t>Secrets Ownership: All GitHub secrets (DOCKERHUB_USERNAME, DOCKERHUB_TOKEN, RENDER_DEPLOY_HOOK_URL) must be created by the Team Lead using the TL's own Docker Hub and Render credentials. No team member other than the TL should create or modify secrets.</w:t>
-      </w:r>
-    </w:p>
-    <w:p>
-      <w:pPr>
-        <w:pStyle w:val="ListParagraph"/>
-        <w:numPr>
-          <w:ilvl w:val="0"/>
-          <w:numId w:val="5"/>
-        </w:numPr>
-        <w:spacing w:before="40" w:after="40"/>
-        <w:rPr>
-          <w:sz w:val="24"/>
-          <w:szCs w:val="24"/>
-        </w:rPr>
-      </w:pPr>
-      <w:r>
-        <w:rPr>
-          <w:rFonts w:ascii="Arial" w:hAnsi="Arial" w:eastAsia="Arial" w:cs="Arial"/>
-          <w:color w:val="000000"/>
-          <w:sz w:val="24"/>
-          <w:szCs w:val="24"/>
-        </w:rPr>
-        <w:t>All deployments MUST be triggered via the GitHub Actions CD pipeline. Manual deployment on Render is NOT allowed after the initial service setup.</w:t>
-      </w:r>
-    </w:p>
-    <w:p>
-      <w:pPr>
-        <w:pStyle w:val="ListParagraph"/>
-        <w:numPr>
-          <w:ilvl w:val="0"/>
-          <w:numId w:val="5"/>
-        </w:numPr>
-        <w:spacing w:before="40" w:after="40"/>
-        <w:rPr>
-          <w:sz w:val="24"/>
-          <w:szCs w:val="24"/>
-        </w:rPr>
-      </w:pPr>
-      <w:r>
-        <w:rPr>
-          <w:rFonts w:ascii="Arial" w:hAnsi="Arial" w:eastAsia="Arial" w:cs="Arial"/>
-          <w:color w:val="000000"/>
-          <w:sz w:val="24"/>
-          <w:szCs w:val="24"/>
-        </w:rPr>
-        <w:t>Only the Team Lead will submit the final document to the LMS.</w:t>
-      </w:r>
-    </w:p>
-    <w:p>
-      <w:pPr>
-        <w:pStyle w:val="ListParagraph"/>
-        <w:numPr>
-          <w:ilvl w:val="0"/>
-          <w:numId w:val="5"/>
-        </w:numPr>
-        <w:spacing w:before="40" w:after="40"/>
-        <w:rPr>
-          <w:sz w:val="24"/>
-          <w:szCs w:val="24"/>
-        </w:rPr>
-      </w:pPr>
-      <w:r>
-        <w:rPr>
-          <w:rFonts w:ascii="Arial" w:hAnsi="Arial" w:eastAsia="Arial" w:cs="Arial"/>
-          <w:color w:val="000000"/>
-          <w:sz w:val="24"/>
-          <w:szCs w:val="24"/>
-        </w:rPr>
-        <w:t>Plagiarism will result in ZERO marks for all involved members.</w:t>
-      </w:r>
-    </w:p>
-    <w:p>
-      <w:pPr>
-        <w:pStyle w:val="ListParagraph"/>
-        <w:numPr>
-          <w:ilvl w:val="0"/>
-          <w:numId w:val="5"/>
-        </w:numPr>
-        <w:spacing w:before="40" w:after="40"/>
-        <w:rPr>
-          <w:sz w:val="24"/>
-          <w:szCs w:val="24"/>
-        </w:rPr>
-      </w:pPr>
-      <w:r>
-        <w:rPr>
-          <w:rFonts w:ascii="Arial" w:hAnsi="Arial" w:eastAsia="Arial" w:cs="Arial"/>
-          <w:color w:val="000000"/>
-          <w:sz w:val="24"/>
-          <w:szCs w:val="24"/>
-        </w:rPr>
-        <w:t xml:space="preserve">Each team member must work on their own feature branch and open a Pull Request (PR) targeting the </w:t>
-      </w:r>
-      <w:r>
-        <w:rPr>
-          <w:rFonts w:ascii="Arial" w:hAnsi="Arial" w:eastAsia="Arial" w:cs="Arial"/>
-          <w:color w:val="000000"/>
-          <w:sz w:val="24"/>
-          <w:szCs w:val="24"/>
-        </w:rPr>
-        <w:t>“develop”</w:t>
-      </w:r>
-      <w:r>
-        <w:rPr>
-          <w:rFonts w:ascii="Arial" w:hAnsi="Arial" w:eastAsia="Arial" w:cs="Arial"/>
-          <w:color w:val="000000"/>
-          <w:sz w:val="24"/>
-          <w:szCs w:val="24"/>
-        </w:rPr>
-        <w:t xml:space="preserve"> branch.</w:t>
-      </w:r>
-    </w:p>
-    <w:p>
-      <w:pPr>
-        <w:spacing w:after="100"/>
-      </w:pPr>
-    </w:p>
-    <w:p>
-      <w:pPr>
-        <w:pBdr>
-          <w:bottom w:val="single" w:color="2E75B6" w:sz="6" w:space="4"/>
-        </w:pBdr>
-        <w:spacing w:before="260" w:after="120"/>
-      </w:pPr>
-      <w:r>
-        <w:rPr>
-          <w:rFonts w:ascii="Arial" w:hAnsi="Arial" w:eastAsia="Arial" w:cs="Arial"/>
-          <w:b/>
-          <w:bCs/>
-          <w:color w:val="1F3864"/>
-          <w:sz w:val="28"/>
-          <w:szCs w:val="28"/>
-        </w:rPr>
         <w:t>GROUP DETAILS</w:t>
       </w:r>
     </w:p>
@@ -591,34 +528,14 @@
           <w:sz w:val="18"/>
           <w:szCs w:val="18"/>
         </w:rPr>
-        <w:t xml:space="preserve">Table 1: Group Details </w:t>
-      </w:r>
-      <w:r>
-        <w:rPr>
-          <w:rFonts w:ascii="Arial" w:hAnsi="Arial" w:eastAsia="Arial" w:cs="Arial"/>
-          <w:b/>
-          <w:bCs/>
-          <w:color w:val="444444"/>
-          <w:sz w:val="18"/>
-          <w:szCs w:val="18"/>
-        </w:rPr>
-        <w:t>,</w:t>
-      </w:r>
-      <w:r>
-        <w:rPr>
-          <w:rFonts w:ascii="Arial" w:hAnsi="Arial" w:eastAsia="Arial" w:cs="Arial"/>
-          <w:b/>
-          <w:bCs/>
-          <w:color w:val="444444"/>
-          <w:sz w:val="18"/>
-          <w:szCs w:val="18"/>
-        </w:rPr>
-        <w:t xml:space="preserve"> Each student must fill their own row (including Assigned Page) in the versioned copy inside the repo</w:t>
+        <w:t>Table 1: Group Details , Each student must fill their own row (including Assigned Page) in the versioned copy inside the repo</w:t>
       </w:r>
     </w:p>
     <w:tbl>
       <w:tblPr>
+        <w:tblStyle w:val="9"/>
         <w:tblW w:w="9360" w:type="dxa"/>
+        <w:tblInd w:w="0" w:type="dxa"/>
         <w:tblBorders>
           <w:top w:val="single" w:color="auto" w:sz="4" w:space="0"/>
           <w:left w:val="single" w:color="auto" w:sz="4" w:space="0"/>
@@ -627,26 +544,38 @@
           <w:insideH w:val="single" w:color="auto" w:sz="4" w:space="0"/>
           <w:insideV w:val="single" w:color="auto" w:sz="4" w:space="0"/>
         </w:tblBorders>
+        <w:tblLayout w:type="autofit"/>
         <w:tblCellMar>
+          <w:top w:w="0" w:type="dxa"/>
           <w:left w:w="10" w:type="dxa"/>
+          <w:bottom w:w="0" w:type="dxa"/>
           <w:right w:w="10" w:type="dxa"/>
         </w:tblCellMar>
-        <w:tblLook w:val="0000" w:firstRow="0" w:lastRow="0" w:firstColumn="0" w:lastColumn="0" w:noHBand="0" w:noVBand="0"/>
       </w:tblPr>
       <w:tblGrid>
         <w:gridCol w:w="471"/>
-        <w:gridCol w:w="1424"/>
-        <w:gridCol w:w="1349"/>
+        <w:gridCol w:w="1423"/>
+        <w:gridCol w:w="1348"/>
         <w:gridCol w:w="1561"/>
-        <w:gridCol w:w="1306"/>
-        <w:gridCol w:w="1596"/>
-        <w:gridCol w:w="1653"/>
+        <w:gridCol w:w="1292"/>
+        <w:gridCol w:w="1630"/>
+        <w:gridCol w:w="1635"/>
       </w:tblGrid>
       <w:tr>
         <w:tblPrEx>
+          <w:tblBorders>
+            <w:top w:val="single" w:color="auto" w:sz="4" w:space="0"/>
+            <w:left w:val="single" w:color="auto" w:sz="4" w:space="0"/>
+            <w:bottom w:val="single" w:color="auto" w:sz="4" w:space="0"/>
+            <w:right w:val="single" w:color="auto" w:sz="4" w:space="0"/>
+            <w:insideH w:val="single" w:color="auto" w:sz="4" w:space="0"/>
+            <w:insideV w:val="single" w:color="auto" w:sz="4" w:space="0"/>
+          </w:tblBorders>
           <w:tblCellMar>
             <w:top w:w="0" w:type="dxa"/>
+            <w:left w:w="10" w:type="dxa"/>
             <w:bottom w:w="0" w:type="dxa"/>
+            <w:right w:w="10" w:type="dxa"/>
           </w:tblCellMar>
         </w:tblPrEx>
         <w:trPr>
@@ -879,9 +808,19 @@
       </w:tr>
       <w:tr>
         <w:tblPrEx>
+          <w:tblBorders>
+            <w:top w:val="single" w:color="auto" w:sz="4" w:space="0"/>
+            <w:left w:val="single" w:color="auto" w:sz="4" w:space="0"/>
+            <w:bottom w:val="single" w:color="auto" w:sz="4" w:space="0"/>
+            <w:right w:val="single" w:color="auto" w:sz="4" w:space="0"/>
+            <w:insideH w:val="single" w:color="auto" w:sz="4" w:space="0"/>
+            <w:insideV w:val="single" w:color="auto" w:sz="4" w:space="0"/>
+          </w:tblBorders>
           <w:tblCellMar>
             <w:top w:w="0" w:type="dxa"/>
+            <w:left w:w="10" w:type="dxa"/>
             <w:bottom w:w="0" w:type="dxa"/>
+            <w:right w:w="10" w:type="dxa"/>
           </w:tblCellMar>
         </w:tblPrEx>
         <w:tc>
@@ -934,7 +873,6 @@
           </w:tcPr>
           <w:p>
             <w:r>
-              <w:rPr/>
               <w:t>Abdulaziz Tahir</w:t>
             </w:r>
           </w:p>
@@ -963,13 +901,12 @@
               <w:ind w:left="0" w:right="0"/>
               <w:rPr>
                 <w:rFonts w:ascii="Segoe UI" w:hAnsi="Segoe UI" w:eastAsia="Segoe UI" w:cs="Segoe UI"/>
-                <w:b w:val="1"/>
-                <w:bCs w:val="1"/>
+                <w:b/>
+                <w:bCs/>
                 <w:i w:val="0"/>
                 <w:iCs w:val="0"/>
                 <w:caps w:val="0"/>
                 <w:smallCaps w:val="0"/>
-                <w:noProof w:val="0"/>
                 <w:color w:val="F0F6FC"/>
                 <w:sz w:val="21"/>
                 <w:szCs w:val="21"/>
@@ -979,13 +916,12 @@
             <w:r>
               <w:rPr>
                 <w:rFonts w:ascii="Segoe UI" w:hAnsi="Segoe UI" w:eastAsia="Segoe UI" w:cs="Segoe UI"/>
-                <w:b w:val="1"/>
-                <w:bCs w:val="1"/>
+                <w:b/>
+                <w:bCs/>
                 <w:i w:val="0"/>
                 <w:iCs w:val="0"/>
                 <w:caps w:val="0"/>
                 <w:smallCaps w:val="0"/>
-                <w:noProof w:val="0"/>
                 <w:color w:val="F0F6FC"/>
                 <w:sz w:val="20"/>
                 <w:szCs w:val="20"/>
@@ -996,13 +932,12 @@
             <w:r>
               <w:rPr>
                 <w:rFonts w:ascii="Segoe UI" w:hAnsi="Segoe UI" w:eastAsia="Segoe UI" w:cs="Segoe UI"/>
-                <w:b w:val="1"/>
-                <w:bCs w:val="1"/>
+                <w:b/>
+                <w:bCs/>
                 <w:i w:val="0"/>
                 <w:iCs w:val="0"/>
                 <w:caps w:val="0"/>
                 <w:smallCaps w:val="0"/>
-                <w:noProof w:val="0"/>
                 <w:color w:val="F0F6FC"/>
                 <w:sz w:val="21"/>
                 <w:szCs w:val="21"/>
@@ -1032,7 +967,6 @@
           </w:tcPr>
           <w:p>
             <w:r>
-              <w:rPr/>
               <w:t>Lead</w:t>
             </w:r>
           </w:p>
@@ -1057,7 +991,6 @@
           </w:tcPr>
           <w:p>
             <w:r>
-              <w:rPr/>
               <w:t>Index</w:t>
             </w:r>
           </w:p>
@@ -1082,7 +1015,6 @@
           </w:tcPr>
           <w:p>
             <w:r>
-              <w:rPr/>
               <w:t>feature/index</w:t>
             </w:r>
           </w:p>
@@ -1107,7 +1039,6 @@
           </w:tcPr>
           <w:p>
             <w:r>
-              <w:rPr/>
               <w:t>NO</w:t>
             </w:r>
           </w:p>
@@ -1115,9 +1046,19 @@
       </w:tr>
       <w:tr>
         <w:tblPrEx>
+          <w:tblBorders>
+            <w:top w:val="single" w:color="auto" w:sz="4" w:space="0"/>
+            <w:left w:val="single" w:color="auto" w:sz="4" w:space="0"/>
+            <w:bottom w:val="single" w:color="auto" w:sz="4" w:space="0"/>
+            <w:right w:val="single" w:color="auto" w:sz="4" w:space="0"/>
+            <w:insideH w:val="single" w:color="auto" w:sz="4" w:space="0"/>
+            <w:insideV w:val="single" w:color="auto" w:sz="4" w:space="0"/>
+          </w:tblBorders>
           <w:tblCellMar>
             <w:top w:w="0" w:type="dxa"/>
+            <w:left w:w="10" w:type="dxa"/>
             <w:bottom w:w="0" w:type="dxa"/>
+            <w:right w:w="10" w:type="dxa"/>
           </w:tblCellMar>
         </w:tblPrEx>
         <w:tc>
@@ -1168,7 +1109,36 @@
             </w:tcMar>
             <w:vAlign w:val="center"/>
           </w:tcPr>
-          <w:p/>
+          <w:p>
+            <w:pPr>
+              <w:rPr>
+                <w:rFonts w:hint="default"/>
+                <w:lang w:val="en-US"/>
+              </w:rPr>
+            </w:pPr>
+            <w:r>
+              <w:rPr>
+                <w:rFonts w:hint="default"/>
+                <w:lang w:val="en-US"/>
+              </w:rPr>
+              <w:t>Shehroz</w:t>
+            </w:r>
+          </w:p>
+          <w:p>
+            <w:pPr>
+              <w:rPr>
+                <w:rFonts w:hint="default"/>
+                <w:lang w:val="en-US"/>
+              </w:rPr>
+            </w:pPr>
+            <w:r>
+              <w:rPr>
+                <w:rFonts w:hint="default"/>
+                <w:lang w:val="en-US"/>
+              </w:rPr>
+              <w:t>khokhar</w:t>
+            </w:r>
+          </w:p>
         </w:tc>
         <w:tc>
           <w:tcPr>
@@ -1188,7 +1158,36 @@
             </w:tcMar>
             <w:vAlign w:val="center"/>
           </w:tcPr>
-          <w:p/>
+          <w:p>
+            <w:pPr>
+              <w:rPr>
+                <w:rFonts w:hint="default"/>
+                <w:lang w:val="en-US"/>
+              </w:rPr>
+            </w:pPr>
+            <w:r>
+              <w:rPr>
+                <w:rFonts w:hint="default"/>
+                <w:lang w:val="en-US"/>
+              </w:rPr>
+              <w:t>Shehroz</w:t>
+            </w:r>
+          </w:p>
+          <w:p>
+            <w:pPr>
+              <w:rPr>
+                <w:rFonts w:hint="default"/>
+                <w:lang w:val="en-US"/>
+              </w:rPr>
+            </w:pPr>
+            <w:r>
+              <w:rPr>
+                <w:rFonts w:hint="default"/>
+                <w:lang w:val="en-US"/>
+              </w:rPr>
+              <w:t>khokhar</w:t>
+            </w:r>
+          </w:p>
         </w:tc>
         <w:tc>
           <w:tcPr>
@@ -1208,7 +1207,21 @@
             </w:tcMar>
             <w:vAlign w:val="center"/>
           </w:tcPr>
-          <w:p/>
+          <w:p>
+            <w:pPr>
+              <w:rPr>
+                <w:rFonts w:hint="default"/>
+                <w:lang w:val="en-US"/>
+              </w:rPr>
+            </w:pPr>
+            <w:r>
+              <w:rPr>
+                <w:rFonts w:hint="default"/>
+                <w:lang w:val="en-US"/>
+              </w:rPr>
+              <w:t>member</w:t>
+            </w:r>
+          </w:p>
         </w:tc>
         <w:tc>
           <w:tcPr>
@@ -1228,7 +1241,21 @@
             </w:tcMar>
             <w:vAlign w:val="center"/>
           </w:tcPr>
-          <w:p/>
+          <w:p>
+            <w:pPr>
+              <w:rPr>
+                <w:rFonts w:hint="default"/>
+                <w:lang w:val="en-US"/>
+              </w:rPr>
+            </w:pPr>
+            <w:r>
+              <w:rPr>
+                <w:rFonts w:hint="default"/>
+                <w:lang w:val="en-US"/>
+              </w:rPr>
+              <w:t>detail</w:t>
+            </w:r>
+          </w:p>
         </w:tc>
         <w:tc>
           <w:tcPr>
@@ -1248,7 +1275,21 @@
             </w:tcMar>
             <w:vAlign w:val="center"/>
           </w:tcPr>
-          <w:p/>
+          <w:p>
+            <w:pPr>
+              <w:rPr>
+                <w:rFonts w:hint="default"/>
+                <w:lang w:val="en-US"/>
+              </w:rPr>
+            </w:pPr>
+            <w:r>
+              <w:rPr>
+                <w:rFonts w:hint="default"/>
+                <w:lang w:val="en-US"/>
+              </w:rPr>
+              <w:t>feature/detail</w:t>
+            </w:r>
+          </w:p>
         </w:tc>
         <w:tc>
           <w:tcPr>
@@ -1268,14 +1309,40 @@
             </w:tcMar>
             <w:vAlign w:val="center"/>
           </w:tcPr>
-          <w:p/>
+          <w:p>
+            <w:pPr>
+              <w:rPr>
+                <w:rFonts w:hint="default"/>
+                <w:lang w:val="en-US"/>
+              </w:rPr>
+            </w:pPr>
+            <w:r>
+              <w:rPr>
+                <w:rFonts w:hint="default"/>
+                <w:lang w:val="en-US"/>
+              </w:rPr>
+              <w:t>no</w:t>
+            </w:r>
+            <w:bookmarkStart w:id="0" w:name="_GoBack"/>
+            <w:bookmarkEnd w:id="0"/>
+          </w:p>
         </w:tc>
       </w:tr>
       <w:tr>
         <w:tblPrEx>
+          <w:tblBorders>
+            <w:top w:val="single" w:color="auto" w:sz="4" w:space="0"/>
+            <w:left w:val="single" w:color="auto" w:sz="4" w:space="0"/>
+            <w:bottom w:val="single" w:color="auto" w:sz="4" w:space="0"/>
+            <w:right w:val="single" w:color="auto" w:sz="4" w:space="0"/>
+            <w:insideH w:val="single" w:color="auto" w:sz="4" w:space="0"/>
+            <w:insideV w:val="single" w:color="auto" w:sz="4" w:space="0"/>
+          </w:tblBorders>
           <w:tblCellMar>
             <w:top w:w="0" w:type="dxa"/>
+            <w:left w:w="10" w:type="dxa"/>
             <w:bottom w:w="0" w:type="dxa"/>
+            <w:right w:w="10" w:type="dxa"/>
           </w:tblCellMar>
         </w:tblPrEx>
         <w:tc>
@@ -1431,9 +1498,19 @@
       </w:tr>
       <w:tr>
         <w:tblPrEx>
+          <w:tblBorders>
+            <w:top w:val="single" w:color="auto" w:sz="4" w:space="0"/>
+            <w:left w:val="single" w:color="auto" w:sz="4" w:space="0"/>
+            <w:bottom w:val="single" w:color="auto" w:sz="4" w:space="0"/>
+            <w:right w:val="single" w:color="auto" w:sz="4" w:space="0"/>
+            <w:insideH w:val="single" w:color="auto" w:sz="4" w:space="0"/>
+            <w:insideV w:val="single" w:color="auto" w:sz="4" w:space="0"/>
+          </w:tblBorders>
           <w:tblCellMar>
             <w:top w:w="0" w:type="dxa"/>
+            <w:left w:w="10" w:type="dxa"/>
             <w:bottom w:w="0" w:type="dxa"/>
+            <w:right w:w="10" w:type="dxa"/>
           </w:tblCellMar>
         </w:tblPrEx>
         <w:tc>
@@ -1589,9 +1666,19 @@
       </w:tr>
       <w:tr>
         <w:tblPrEx>
+          <w:tblBorders>
+            <w:top w:val="single" w:color="auto" w:sz="4" w:space="0"/>
+            <w:left w:val="single" w:color="auto" w:sz="4" w:space="0"/>
+            <w:bottom w:val="single" w:color="auto" w:sz="4" w:space="0"/>
+            <w:right w:val="single" w:color="auto" w:sz="4" w:space="0"/>
+            <w:insideH w:val="single" w:color="auto" w:sz="4" w:space="0"/>
+            <w:insideV w:val="single" w:color="auto" w:sz="4" w:space="0"/>
+          </w:tblBorders>
           <w:tblCellMar>
             <w:top w:w="0" w:type="dxa"/>
+            <w:left w:w="10" w:type="dxa"/>
             <w:bottom w:w="0" w:type="dxa"/>
+            <w:right w:w="10" w:type="dxa"/>
           </w:tblCellMar>
         </w:tblPrEx>
         <w:tc>
@@ -1778,15 +1865,29 @@
         </w:rPr>
         <w:t>[</w:t>
       </w:r>
-      <w:hyperlink r:id="Reb725047a45b4482">
-        <w:r>
-          <w:rPr>
-            <w:rStyle w:val="Hyperlink"/>
-            <w:rFonts w:ascii="Arial" w:hAnsi="Arial" w:eastAsia="Arial" w:cs="Arial"/>
-          </w:rPr>
-          <w:t>Paste Your GitHub Repository URL Here</w:t>
-        </w:r>
-      </w:hyperlink>
+      <w:r>
+        <w:fldChar w:fldCharType="begin"/>
+      </w:r>
+      <w:r>
+        <w:instrText xml:space="preserve"> HYPERLINK "https://github.com/aziz6587-cell/taskflow-cicd.git" \h </w:instrText>
+      </w:r>
+      <w:r>
+        <w:fldChar w:fldCharType="separate"/>
+      </w:r>
+      <w:r>
+        <w:rPr>
+          <w:rStyle w:val="16"/>
+          <w:rFonts w:ascii="Arial" w:hAnsi="Arial" w:eastAsia="Arial" w:cs="Arial"/>
+        </w:rPr>
+        <w:t>Paste Your GitHub Repository URL Here</w:t>
+      </w:r>
+      <w:r>
+        <w:rPr>
+          <w:rStyle w:val="16"/>
+          <w:rFonts w:ascii="Arial" w:hAnsi="Arial" w:eastAsia="Arial" w:cs="Arial"/>
+        </w:rPr>
+        <w:fldChar w:fldCharType="end"/>
+      </w:r>
       <w:r>
         <w:rPr>
           <w:rFonts w:ascii="Arial" w:hAnsi="Arial" w:eastAsia="Arial" w:cs="Arial"/>
@@ -1822,15 +1923,29 @@
         </w:rPr>
         <w:t>[</w:t>
       </w:r>
-      <w:hyperlink r:id="R69a4c859efc64693">
-        <w:r>
-          <w:rPr>
-            <w:rStyle w:val="Hyperlink"/>
-            <w:rFonts w:ascii="Arial" w:hAnsi="Arial" w:eastAsia="Arial" w:cs="Arial"/>
-          </w:rPr>
-          <w:t>https://taskflow-e7fb.onrender.com</w:t>
-        </w:r>
-      </w:hyperlink>
+      <w:r>
+        <w:fldChar w:fldCharType="begin"/>
+      </w:r>
+      <w:r>
+        <w:instrText xml:space="preserve"> HYPERLINK "https://taskflow-e7fb.onrender.com" \h </w:instrText>
+      </w:r>
+      <w:r>
+        <w:fldChar w:fldCharType="separate"/>
+      </w:r>
+      <w:r>
+        <w:rPr>
+          <w:rStyle w:val="16"/>
+          <w:rFonts w:ascii="Arial" w:hAnsi="Arial" w:eastAsia="Arial" w:cs="Arial"/>
+        </w:rPr>
+        <w:t>https://taskflow-e7fb.onrender.com</w:t>
+      </w:r>
+      <w:r>
+        <w:rPr>
+          <w:rStyle w:val="16"/>
+          <w:rFonts w:ascii="Arial" w:hAnsi="Arial" w:eastAsia="Arial" w:cs="Arial"/>
+        </w:rPr>
+        <w:fldChar w:fldCharType="end"/>
+      </w:r>
       <w:r>
         <w:rPr>
           <w:rFonts w:ascii="Arial" w:hAnsi="Arial" w:eastAsia="Arial" w:cs="Arial"/>
@@ -1918,7 +2033,9 @@
     </w:p>
     <w:tbl>
       <w:tblPr>
+        <w:tblStyle w:val="9"/>
         <w:tblW w:w="9360" w:type="dxa"/>
+        <w:tblInd w:w="0" w:type="dxa"/>
         <w:tblBorders>
           <w:top w:val="single" w:color="auto" w:sz="4" w:space="0"/>
           <w:left w:val="single" w:color="auto" w:sz="4" w:space="0"/>
@@ -1927,11 +2044,13 @@
           <w:insideH w:val="single" w:color="auto" w:sz="4" w:space="0"/>
           <w:insideV w:val="single" w:color="auto" w:sz="4" w:space="0"/>
         </w:tblBorders>
+        <w:tblLayout w:type="autofit"/>
         <w:tblCellMar>
+          <w:top w:w="0" w:type="dxa"/>
           <w:left w:w="10" w:type="dxa"/>
+          <w:bottom w:w="0" w:type="dxa"/>
           <w:right w:w="10" w:type="dxa"/>
         </w:tblCellMar>
-        <w:tblLook w:val="0000" w:firstRow="0" w:lastRow="0" w:firstColumn="0" w:lastColumn="0" w:noHBand="0" w:noVBand="0"/>
       </w:tblPr>
       <w:tblGrid>
         <w:gridCol w:w="500"/>
@@ -1941,9 +2060,19 @@
       </w:tblGrid>
       <w:tr>
         <w:tblPrEx>
+          <w:tblBorders>
+            <w:top w:val="single" w:color="auto" w:sz="4" w:space="0"/>
+            <w:left w:val="single" w:color="auto" w:sz="4" w:space="0"/>
+            <w:bottom w:val="single" w:color="auto" w:sz="4" w:space="0"/>
+            <w:right w:val="single" w:color="auto" w:sz="4" w:space="0"/>
+            <w:insideH w:val="single" w:color="auto" w:sz="4" w:space="0"/>
+            <w:insideV w:val="single" w:color="auto" w:sz="4" w:space="0"/>
+          </w:tblBorders>
           <w:tblCellMar>
             <w:top w:w="0" w:type="dxa"/>
+            <w:left w:w="10" w:type="dxa"/>
             <w:bottom w:w="0" w:type="dxa"/>
+            <w:right w:w="10" w:type="dxa"/>
           </w:tblCellMar>
         </w:tblPrEx>
         <w:trPr>
@@ -2080,9 +2209,19 @@
       </w:tr>
       <w:tr>
         <w:tblPrEx>
+          <w:tblBorders>
+            <w:top w:val="single" w:color="auto" w:sz="4" w:space="0"/>
+            <w:left w:val="single" w:color="auto" w:sz="4" w:space="0"/>
+            <w:bottom w:val="single" w:color="auto" w:sz="4" w:space="0"/>
+            <w:right w:val="single" w:color="auto" w:sz="4" w:space="0"/>
+            <w:insideH w:val="single" w:color="auto" w:sz="4" w:space="0"/>
+            <w:insideV w:val="single" w:color="auto" w:sz="4" w:space="0"/>
+          </w:tblBorders>
           <w:tblCellMar>
             <w:top w:w="0" w:type="dxa"/>
+            <w:left w:w="10" w:type="dxa"/>
             <w:bottom w:w="0" w:type="dxa"/>
+            <w:right w:w="10" w:type="dxa"/>
           </w:tblCellMar>
         </w:tblPrEx>
         <w:tc>
@@ -2212,9 +2351,19 @@
       </w:tr>
       <w:tr>
         <w:tblPrEx>
+          <w:tblBorders>
+            <w:top w:val="single" w:color="auto" w:sz="4" w:space="0"/>
+            <w:left w:val="single" w:color="auto" w:sz="4" w:space="0"/>
+            <w:bottom w:val="single" w:color="auto" w:sz="4" w:space="0"/>
+            <w:right w:val="single" w:color="auto" w:sz="4" w:space="0"/>
+            <w:insideH w:val="single" w:color="auto" w:sz="4" w:space="0"/>
+            <w:insideV w:val="single" w:color="auto" w:sz="4" w:space="0"/>
+          </w:tblBorders>
           <w:tblCellMar>
             <w:top w:w="0" w:type="dxa"/>
+            <w:left w:w="10" w:type="dxa"/>
             <w:bottom w:w="0" w:type="dxa"/>
+            <w:right w:w="10" w:type="dxa"/>
           </w:tblCellMar>
         </w:tblPrEx>
         <w:tc>
@@ -2337,34 +2486,26 @@
                 <w:sz w:val="18"/>
                 <w:szCs w:val="18"/>
               </w:rPr>
-              <w:t xml:space="preserve">An HTML form allowing the user to enter a new task </w:t>
-            </w:r>
-            <w:r>
-              <w:rPr>
-                <w:rFonts w:ascii="Arial" w:hAnsi="Arial" w:eastAsia="Arial" w:cs="Arial"/>
-                <w:color w:val="000000"/>
-                <w:sz w:val="18"/>
-                <w:szCs w:val="18"/>
-              </w:rPr>
-              <w:t>,</w:t>
-            </w:r>
-            <w:r>
-              <w:rPr>
-                <w:rFonts w:ascii="Arial" w:hAnsi="Arial" w:eastAsia="Arial" w:cs="Arial"/>
-                <w:color w:val="000000"/>
-                <w:sz w:val="18"/>
-                <w:szCs w:val="18"/>
-              </w:rPr>
-              <w:t xml:space="preserve"> fields for task title, description, due date, and priority (High / Medium / Low).</w:t>
+              <w:t>An HTML form allowing the user to enter a new task , fields for task title, description, due date, and priority (High / Medium / Low).</w:t>
             </w:r>
           </w:p>
         </w:tc>
       </w:tr>
       <w:tr>
         <w:tblPrEx>
+          <w:tblBorders>
+            <w:top w:val="single" w:color="auto" w:sz="4" w:space="0"/>
+            <w:left w:val="single" w:color="auto" w:sz="4" w:space="0"/>
+            <w:bottom w:val="single" w:color="auto" w:sz="4" w:space="0"/>
+            <w:right w:val="single" w:color="auto" w:sz="4" w:space="0"/>
+            <w:insideH w:val="single" w:color="auto" w:sz="4" w:space="0"/>
+            <w:insideV w:val="single" w:color="auto" w:sz="4" w:space="0"/>
+          </w:tblBorders>
           <w:tblCellMar>
             <w:top w:w="0" w:type="dxa"/>
+            <w:left w:w="10" w:type="dxa"/>
             <w:bottom w:w="0" w:type="dxa"/>
+            <w:right w:w="10" w:type="dxa"/>
           </w:tblCellMar>
         </w:tblPrEx>
         <w:tc>
@@ -2494,9 +2635,19 @@
       </w:tr>
       <w:tr>
         <w:tblPrEx>
+          <w:tblBorders>
+            <w:top w:val="single" w:color="auto" w:sz="4" w:space="0"/>
+            <w:left w:val="single" w:color="auto" w:sz="4" w:space="0"/>
+            <w:bottom w:val="single" w:color="auto" w:sz="4" w:space="0"/>
+            <w:right w:val="single" w:color="auto" w:sz="4" w:space="0"/>
+            <w:insideH w:val="single" w:color="auto" w:sz="4" w:space="0"/>
+            <w:insideV w:val="single" w:color="auto" w:sz="4" w:space="0"/>
+          </w:tblBorders>
           <w:tblCellMar>
             <w:top w:w="0" w:type="dxa"/>
+            <w:left w:w="10" w:type="dxa"/>
             <w:bottom w:w="0" w:type="dxa"/>
+            <w:right w:w="10" w:type="dxa"/>
           </w:tblCellMar>
         </w:tblPrEx>
         <w:tc>
@@ -2626,9 +2777,19 @@
       </w:tr>
       <w:tr>
         <w:tblPrEx>
+          <w:tblBorders>
+            <w:top w:val="single" w:color="auto" w:sz="4" w:space="0"/>
+            <w:left w:val="single" w:color="auto" w:sz="4" w:space="0"/>
+            <w:bottom w:val="single" w:color="auto" w:sz="4" w:space="0"/>
+            <w:right w:val="single" w:color="auto" w:sz="4" w:space="0"/>
+            <w:insideH w:val="single" w:color="auto" w:sz="4" w:space="0"/>
+            <w:insideV w:val="single" w:color="auto" w:sz="4" w:space="0"/>
+          </w:tblBorders>
           <w:tblCellMar>
             <w:top w:w="0" w:type="dxa"/>
+            <w:left w:w="10" w:type="dxa"/>
             <w:bottom w:w="0" w:type="dxa"/>
+            <w:right w:w="10" w:type="dxa"/>
           </w:tblCellMar>
         </w:tblPrEx>
         <w:tc>
@@ -2779,10 +2940,10 @@
     </w:p>
     <w:p>
       <w:pPr>
-        <w:pStyle w:val="ListParagraph"/>
+        <w:pStyle w:val="19"/>
         <w:numPr>
           <w:ilvl w:val="0"/>
-          <w:numId w:val="2"/>
+          <w:numId w:val="1"/>
         </w:numPr>
         <w:spacing w:before="40" w:after="40"/>
       </w:pPr>
@@ -2791,29 +2952,15 @@
           <w:rFonts w:ascii="Arial" w:hAnsi="Arial" w:eastAsia="Arial" w:cs="Arial"/>
           <w:color w:val="000000"/>
         </w:rPr>
-        <w:t xml:space="preserve">Create a personal feature branch from </w:t>
-      </w:r>
-      <w:r>
-        <w:rPr>
-          <w:rFonts w:ascii="Arial" w:hAnsi="Arial" w:eastAsia="Arial" w:cs="Arial"/>
-          <w:color w:val="000000"/>
-        </w:rPr>
-        <w:t>“develop”</w:t>
-      </w:r>
-      <w:r>
-        <w:rPr>
-          <w:rFonts w:ascii="Arial" w:hAnsi="Arial" w:eastAsia="Arial" w:cs="Arial"/>
-          <w:color w:val="000000"/>
-        </w:rPr>
-        <w:t xml:space="preserve"> using the naming convention: feature/&lt;member-github-username&gt;/&lt;page-name&gt;  (e.g., feature/ali-hassan/add-task).</w:t>
-      </w:r>
-    </w:p>
-    <w:p>
-      <w:pPr>
-        <w:pStyle w:val="ListParagraph"/>
+        <w:t>Create a personal feature branch from “develop” using the naming convention: feature/&lt;member-github-username&gt;/&lt;page-name&gt;  (e.g., feature/ali-hassan/add-task).</w:t>
+      </w:r>
+    </w:p>
+    <w:p>
+      <w:pPr>
+        <w:pStyle w:val="19"/>
         <w:numPr>
           <w:ilvl w:val="0"/>
-          <w:numId w:val="2"/>
+          <w:numId w:val="1"/>
         </w:numPr>
         <w:spacing w:before="40" w:after="40"/>
       </w:pPr>
@@ -2827,10 +2974,10 @@
     </w:p>
     <w:p>
       <w:pPr>
-        <w:pStyle w:val="ListParagraph"/>
+        <w:pStyle w:val="19"/>
         <w:numPr>
           <w:ilvl w:val="0"/>
-          <w:numId w:val="2"/>
+          <w:numId w:val="1"/>
         </w:numPr>
         <w:spacing w:before="40" w:after="40"/>
       </w:pPr>
@@ -2844,10 +2991,10 @@
     </w:p>
     <w:p>
       <w:pPr>
-        <w:pStyle w:val="ListParagraph"/>
+        <w:pStyle w:val="19"/>
         <w:numPr>
           <w:ilvl w:val="0"/>
-          <w:numId w:val="2"/>
+          <w:numId w:val="1"/>
         </w:numPr>
         <w:spacing w:before="40" w:after="40"/>
       </w:pPr>
@@ -2856,29 +3003,15 @@
           <w:rFonts w:ascii="Arial" w:hAnsi="Arial" w:eastAsia="Arial" w:cs="Arial"/>
           <w:color w:val="000000"/>
         </w:rPr>
-        <w:t xml:space="preserve">Open a Pull Request (PR) targeting the </w:t>
-      </w:r>
-      <w:r>
-        <w:rPr>
-          <w:rFonts w:ascii="Arial" w:hAnsi="Arial" w:eastAsia="Arial" w:cs="Arial"/>
-          <w:color w:val="000000"/>
-        </w:rPr>
-        <w:t>“develop”</w:t>
-      </w:r>
-      <w:r>
-        <w:rPr>
-          <w:rFonts w:ascii="Arial" w:hAnsi="Arial" w:eastAsia="Arial" w:cs="Arial"/>
-          <w:color w:val="000000"/>
-        </w:rPr>
-        <w:t xml:space="preserve"> branch. This triggers the CI workflow automatically.</w:t>
-      </w:r>
-    </w:p>
-    <w:p>
-      <w:pPr>
-        <w:pStyle w:val="ListParagraph"/>
+        <w:t>Open a Pull Request (PR) targeting the “develop” branch. This triggers the CI workflow automatically.</w:t>
+      </w:r>
+    </w:p>
+    <w:p>
+      <w:pPr>
+        <w:pStyle w:val="19"/>
         <w:numPr>
           <w:ilvl w:val="0"/>
-          <w:numId w:val="2"/>
+          <w:numId w:val="1"/>
         </w:numPr>
         <w:spacing w:before="40" w:after="40"/>
       </w:pPr>
@@ -2887,21 +3020,7 @@
           <w:rFonts w:ascii="Arial" w:hAnsi="Arial" w:eastAsia="Arial" w:cs="Arial"/>
           <w:color w:val="000000"/>
         </w:rPr>
-        <w:t xml:space="preserve">Once CI passes and the PR is reviewed and approved, the Team Lead merges the PR. The merge generates a push event on </w:t>
-      </w:r>
-      <w:r>
-        <w:rPr>
-          <w:rFonts w:ascii="Arial" w:hAnsi="Arial" w:eastAsia="Arial" w:cs="Arial"/>
-          <w:color w:val="000000"/>
-        </w:rPr>
-        <w:t>“develop”</w:t>
-      </w:r>
-      <w:r>
-        <w:rPr>
-          <w:rFonts w:ascii="Arial" w:hAnsi="Arial" w:eastAsia="Arial" w:cs="Arial"/>
-          <w:color w:val="000000"/>
-        </w:rPr>
-        <w:t>, which triggers the CD workflow and deploys the updated application to Render.</w:t>
+        <w:t>Once CI passes and the PR is reviewed and approved, the Team Lead merges the PR. The merge generates a push event on “develop”, which triggers the CD workflow and deploys the updated application to Render.</w:t>
       </w:r>
     </w:p>
     <w:p>
@@ -2919,21 +3038,7 @@
           <w:rFonts w:ascii="Arial" w:hAnsi="Arial" w:eastAsia="Arial" w:cs="Arial"/>
           <w:color w:val="2E75B6"/>
         </w:rPr>
-        <w:t xml:space="preserve">Complete automated flow:  Feature Branch → PR opened → CI builds &amp; pushes Docker image → PR merged → push on </w:t>
-      </w:r>
-      <w:r>
-        <w:rPr>
-          <w:rFonts w:ascii="Arial" w:hAnsi="Arial" w:eastAsia="Arial" w:cs="Arial"/>
-          <w:color w:val="2E75B6"/>
-        </w:rPr>
-        <w:t>“develop”</w:t>
-      </w:r>
-      <w:r>
-        <w:rPr>
-          <w:rFonts w:ascii="Arial" w:hAnsi="Arial" w:eastAsia="Arial" w:cs="Arial"/>
-          <w:color w:val="2E75B6"/>
-        </w:rPr>
-        <w:t xml:space="preserve"> → CD deploys to Render → Live TaskFlow updated with the new page.</w:t>
+        <w:t>Complete automated flow:  Feature Branch → PR opened → CI builds &amp; pushes Docker image → PR merged → push on “develop” → CD deploys to Render → Live TaskFlow updated with the new page.</w:t>
       </w:r>
     </w:p>
     <w:p>
@@ -2975,7 +3080,7 @@
     </w:p>
     <w:p>
       <w:pPr>
-        <w:pStyle w:val="ListParagraph"/>
+        <w:pStyle w:val="19"/>
         <w:numPr>
           <w:ilvl w:val="0"/>
           <w:numId w:val="3"/>
@@ -2992,7 +3097,7 @@
     </w:p>
     <w:p>
       <w:pPr>
-        <w:pStyle w:val="ListParagraph"/>
+        <w:pStyle w:val="19"/>
         <w:numPr>
           <w:ilvl w:val="0"/>
           <w:numId w:val="3"/>
@@ -3004,26 +3109,12 @@
           <w:rFonts w:ascii="Arial" w:hAnsi="Arial" w:eastAsia="Arial" w:cs="Arial"/>
           <w:color w:val="000000"/>
         </w:rPr>
-        <w:t xml:space="preserve">Create a </w:t>
-      </w:r>
-      <w:r>
-        <w:rPr>
-          <w:rFonts w:ascii="Arial" w:hAnsi="Arial" w:eastAsia="Arial" w:cs="Arial"/>
-          <w:color w:val="000000"/>
-        </w:rPr>
-        <w:t>“develop”</w:t>
-      </w:r>
-      <w:r>
-        <w:rPr>
-          <w:rFonts w:ascii="Arial" w:hAnsi="Arial" w:eastAsia="Arial" w:cs="Arial"/>
-          <w:color w:val="000000"/>
-        </w:rPr>
-        <w:t xml:space="preserve"> branch from 'main' and set it as the default working branch.</w:t>
-      </w:r>
-    </w:p>
-    <w:p>
-      <w:pPr>
-        <w:pStyle w:val="ListParagraph"/>
+        <w:t>Create a “develop” branch from 'main' and set it as the default working branch.</w:t>
+      </w:r>
+    </w:p>
+    <w:p>
+      <w:pPr>
+        <w:pStyle w:val="19"/>
         <w:numPr>
           <w:ilvl w:val="0"/>
           <w:numId w:val="3"/>
@@ -3035,26 +3126,12 @@
           <w:rFonts w:ascii="Arial" w:hAnsi="Arial" w:eastAsia="Arial" w:cs="Arial"/>
           <w:color w:val="000000"/>
         </w:rPr>
-        <w:t xml:space="preserve">Apply Branch Protection Rules on </w:t>
-      </w:r>
-      <w:r>
-        <w:rPr>
-          <w:rFonts w:ascii="Arial" w:hAnsi="Arial" w:eastAsia="Arial" w:cs="Arial"/>
-          <w:color w:val="000000"/>
-        </w:rPr>
-        <w:t>“develop”</w:t>
-      </w:r>
-      <w:r>
-        <w:rPr>
-          <w:rFonts w:ascii="Arial" w:hAnsi="Arial" w:eastAsia="Arial" w:cs="Arial"/>
-          <w:color w:val="000000"/>
-        </w:rPr>
-        <w:t>: require at least one PR review and require the CI status check to pass before merging.</w:t>
-      </w:r>
-    </w:p>
-    <w:p>
-      <w:pPr>
-        <w:pStyle w:val="ListParagraph"/>
+        <w:t>Apply Branch Protection Rules on “develop”: require at least one PR review and require the CI status check to pass before merging.</w:t>
+      </w:r>
+    </w:p>
+    <w:p>
+      <w:pPr>
+        <w:pStyle w:val="19"/>
         <w:numPr>
           <w:ilvl w:val="0"/>
           <w:numId w:val="3"/>
@@ -3071,7 +3148,7 @@
     </w:p>
     <w:p>
       <w:pPr>
-        <w:pStyle w:val="ListParagraph"/>
+        <w:pStyle w:val="19"/>
         <w:numPr>
           <w:ilvl w:val="0"/>
           <w:numId w:val="3"/>
@@ -3125,7 +3202,9 @@
     </w:p>
     <w:tbl>
       <w:tblPr>
+        <w:tblStyle w:val="9"/>
         <w:tblW w:w="9360" w:type="dxa"/>
+        <w:tblInd w:w="0" w:type="dxa"/>
         <w:tblBorders>
           <w:top w:val="single" w:color="auto" w:sz="4" w:space="0"/>
           <w:left w:val="single" w:color="auto" w:sz="4" w:space="0"/>
@@ -3134,11 +3213,13 @@
           <w:insideH w:val="single" w:color="auto" w:sz="4" w:space="0"/>
           <w:insideV w:val="single" w:color="auto" w:sz="4" w:space="0"/>
         </w:tblBorders>
+        <w:tblLayout w:type="autofit"/>
         <w:tblCellMar>
+          <w:top w:w="0" w:type="dxa"/>
           <w:left w:w="10" w:type="dxa"/>
+          <w:bottom w:w="0" w:type="dxa"/>
           <w:right w:w="10" w:type="dxa"/>
         </w:tblCellMar>
-        <w:tblLook w:val="0000" w:firstRow="0" w:lastRow="0" w:firstColumn="0" w:lastColumn="0" w:noHBand="0" w:noVBand="0"/>
       </w:tblPr>
       <w:tblGrid>
         <w:gridCol w:w="3200"/>
@@ -3146,9 +3227,19 @@
       </w:tblGrid>
       <w:tr>
         <w:tblPrEx>
+          <w:tblBorders>
+            <w:top w:val="single" w:color="auto" w:sz="4" w:space="0"/>
+            <w:left w:val="single" w:color="auto" w:sz="4" w:space="0"/>
+            <w:bottom w:val="single" w:color="auto" w:sz="4" w:space="0"/>
+            <w:right w:val="single" w:color="auto" w:sz="4" w:space="0"/>
+            <w:insideH w:val="single" w:color="auto" w:sz="4" w:space="0"/>
+            <w:insideV w:val="single" w:color="auto" w:sz="4" w:space="0"/>
+          </w:tblBorders>
           <w:tblCellMar>
             <w:top w:w="0" w:type="dxa"/>
+            <w:left w:w="10" w:type="dxa"/>
             <w:bottom w:w="0" w:type="dxa"/>
+            <w:right w:w="10" w:type="dxa"/>
           </w:tblCellMar>
         </w:tblPrEx>
         <w:trPr>
@@ -3221,9 +3312,19 @@
       </w:tr>
       <w:tr>
         <w:tblPrEx>
+          <w:tblBorders>
+            <w:top w:val="single" w:color="auto" w:sz="4" w:space="0"/>
+            <w:left w:val="single" w:color="auto" w:sz="4" w:space="0"/>
+            <w:bottom w:val="single" w:color="auto" w:sz="4" w:space="0"/>
+            <w:right w:val="single" w:color="auto" w:sz="4" w:space="0"/>
+            <w:insideH w:val="single" w:color="auto" w:sz="4" w:space="0"/>
+            <w:insideV w:val="single" w:color="auto" w:sz="4" w:space="0"/>
+          </w:tblBorders>
           <w:tblCellMar>
             <w:top w:w="0" w:type="dxa"/>
+            <w:left w:w="10" w:type="dxa"/>
             <w:bottom w:w="0" w:type="dxa"/>
+            <w:right w:w="10" w:type="dxa"/>
           </w:tblCellMar>
         </w:tblPrEx>
         <w:tc>
@@ -3284,34 +3385,26 @@
                 <w:sz w:val="18"/>
                 <w:szCs w:val="18"/>
               </w:rPr>
-              <w:t xml:space="preserve">Home / Dashboard page </w:t>
-            </w:r>
-            <w:r>
-              <w:rPr>
-                <w:rFonts w:ascii="Arial" w:hAnsi="Arial" w:eastAsia="Arial" w:cs="Arial"/>
-                <w:color w:val="000000"/>
-                <w:sz w:val="18"/>
-                <w:szCs w:val="18"/>
-              </w:rPr>
-              <w:t>,</w:t>
-            </w:r>
-            <w:r>
-              <w:rPr>
-                <w:rFonts w:ascii="Arial" w:hAnsi="Arial" w:eastAsia="Arial" w:cs="Arial"/>
-                <w:color w:val="000000"/>
-                <w:sz w:val="18"/>
-                <w:szCs w:val="18"/>
-              </w:rPr>
-              <w:t xml:space="preserve"> created by Member 1</w:t>
+              <w:t>Home / Dashboard page , created by Member 1</w:t>
             </w:r>
           </w:p>
         </w:tc>
       </w:tr>
       <w:tr>
         <w:tblPrEx>
+          <w:tblBorders>
+            <w:top w:val="single" w:color="auto" w:sz="4" w:space="0"/>
+            <w:left w:val="single" w:color="auto" w:sz="4" w:space="0"/>
+            <w:bottom w:val="single" w:color="auto" w:sz="4" w:space="0"/>
+            <w:right w:val="single" w:color="auto" w:sz="4" w:space="0"/>
+            <w:insideH w:val="single" w:color="auto" w:sz="4" w:space="0"/>
+            <w:insideV w:val="single" w:color="auto" w:sz="4" w:space="0"/>
+          </w:tblBorders>
           <w:tblCellMar>
             <w:top w:w="0" w:type="dxa"/>
+            <w:left w:w="10" w:type="dxa"/>
             <w:bottom w:w="0" w:type="dxa"/>
+            <w:right w:w="10" w:type="dxa"/>
           </w:tblCellMar>
         </w:tblPrEx>
         <w:tc>
@@ -3372,34 +3465,26 @@
                 <w:sz w:val="18"/>
                 <w:szCs w:val="18"/>
               </w:rPr>
-              <w:t xml:space="preserve">Add Task page </w:t>
-            </w:r>
-            <w:r>
-              <w:rPr>
-                <w:rFonts w:ascii="Arial" w:hAnsi="Arial" w:eastAsia="Arial" w:cs="Arial"/>
-                <w:color w:val="000000"/>
-                <w:sz w:val="18"/>
-                <w:szCs w:val="18"/>
-              </w:rPr>
-              <w:t>,</w:t>
-            </w:r>
-            <w:r>
-              <w:rPr>
-                <w:rFonts w:ascii="Arial" w:hAnsi="Arial" w:eastAsia="Arial" w:cs="Arial"/>
-                <w:color w:val="000000"/>
-                <w:sz w:val="18"/>
-                <w:szCs w:val="18"/>
-              </w:rPr>
-              <w:t xml:space="preserve"> created by Member 2</w:t>
+              <w:t>Add Task page , created by Member 2</w:t>
             </w:r>
           </w:p>
         </w:tc>
       </w:tr>
       <w:tr>
         <w:tblPrEx>
+          <w:tblBorders>
+            <w:top w:val="single" w:color="auto" w:sz="4" w:space="0"/>
+            <w:left w:val="single" w:color="auto" w:sz="4" w:space="0"/>
+            <w:bottom w:val="single" w:color="auto" w:sz="4" w:space="0"/>
+            <w:right w:val="single" w:color="auto" w:sz="4" w:space="0"/>
+            <w:insideH w:val="single" w:color="auto" w:sz="4" w:space="0"/>
+            <w:insideV w:val="single" w:color="auto" w:sz="4" w:space="0"/>
+          </w:tblBorders>
           <w:tblCellMar>
             <w:top w:w="0" w:type="dxa"/>
+            <w:left w:w="10" w:type="dxa"/>
             <w:bottom w:w="0" w:type="dxa"/>
+            <w:right w:w="10" w:type="dxa"/>
           </w:tblCellMar>
         </w:tblPrEx>
         <w:tc>
@@ -3460,34 +3545,26 @@
                 <w:sz w:val="18"/>
                 <w:szCs w:val="18"/>
               </w:rPr>
-              <w:t xml:space="preserve">Task List page </w:t>
-            </w:r>
-            <w:r>
-              <w:rPr>
-                <w:rFonts w:ascii="Arial" w:hAnsi="Arial" w:eastAsia="Arial" w:cs="Arial"/>
-                <w:color w:val="000000"/>
-                <w:sz w:val="18"/>
-                <w:szCs w:val="18"/>
-              </w:rPr>
-              <w:t>,</w:t>
-            </w:r>
-            <w:r>
-              <w:rPr>
-                <w:rFonts w:ascii="Arial" w:hAnsi="Arial" w:eastAsia="Arial" w:cs="Arial"/>
-                <w:color w:val="000000"/>
-                <w:sz w:val="18"/>
-                <w:szCs w:val="18"/>
-              </w:rPr>
-              <w:t xml:space="preserve"> created by Member 3</w:t>
+              <w:t>Task List page , created by Member 3</w:t>
             </w:r>
           </w:p>
         </w:tc>
       </w:tr>
       <w:tr>
         <w:tblPrEx>
+          <w:tblBorders>
+            <w:top w:val="single" w:color="auto" w:sz="4" w:space="0"/>
+            <w:left w:val="single" w:color="auto" w:sz="4" w:space="0"/>
+            <w:bottom w:val="single" w:color="auto" w:sz="4" w:space="0"/>
+            <w:right w:val="single" w:color="auto" w:sz="4" w:space="0"/>
+            <w:insideH w:val="single" w:color="auto" w:sz="4" w:space="0"/>
+            <w:insideV w:val="single" w:color="auto" w:sz="4" w:space="0"/>
+          </w:tblBorders>
           <w:tblCellMar>
             <w:top w:w="0" w:type="dxa"/>
+            <w:left w:w="10" w:type="dxa"/>
             <w:bottom w:w="0" w:type="dxa"/>
+            <w:right w:w="10" w:type="dxa"/>
           </w:tblCellMar>
         </w:tblPrEx>
         <w:tc>
@@ -3548,34 +3625,26 @@
                 <w:sz w:val="18"/>
                 <w:szCs w:val="18"/>
               </w:rPr>
-              <w:t xml:space="preserve">Task Detail page </w:t>
-            </w:r>
-            <w:r>
-              <w:rPr>
-                <w:rFonts w:ascii="Arial" w:hAnsi="Arial" w:eastAsia="Arial" w:cs="Arial"/>
-                <w:color w:val="000000"/>
-                <w:sz w:val="18"/>
-                <w:szCs w:val="18"/>
-              </w:rPr>
-              <w:t>,</w:t>
-            </w:r>
-            <w:r>
-              <w:rPr>
-                <w:rFonts w:ascii="Arial" w:hAnsi="Arial" w:eastAsia="Arial" w:cs="Arial"/>
-                <w:color w:val="000000"/>
-                <w:sz w:val="18"/>
-                <w:szCs w:val="18"/>
-              </w:rPr>
-              <w:t xml:space="preserve"> created by Member 4</w:t>
+              <w:t>Task Detail page , created by Member 4</w:t>
             </w:r>
           </w:p>
         </w:tc>
       </w:tr>
       <w:tr>
         <w:tblPrEx>
+          <w:tblBorders>
+            <w:top w:val="single" w:color="auto" w:sz="4" w:space="0"/>
+            <w:left w:val="single" w:color="auto" w:sz="4" w:space="0"/>
+            <w:bottom w:val="single" w:color="auto" w:sz="4" w:space="0"/>
+            <w:right w:val="single" w:color="auto" w:sz="4" w:space="0"/>
+            <w:insideH w:val="single" w:color="auto" w:sz="4" w:space="0"/>
+            <w:insideV w:val="single" w:color="auto" w:sz="4" w:space="0"/>
+          </w:tblBorders>
           <w:tblCellMar>
             <w:top w:w="0" w:type="dxa"/>
+            <w:left w:w="10" w:type="dxa"/>
             <w:bottom w:w="0" w:type="dxa"/>
+            <w:right w:w="10" w:type="dxa"/>
           </w:tblCellMar>
         </w:tblPrEx>
         <w:tc>
@@ -3636,34 +3705,26 @@
                 <w:sz w:val="18"/>
                 <w:szCs w:val="18"/>
               </w:rPr>
-              <w:t xml:space="preserve">About / Help page </w:t>
-            </w:r>
-            <w:r>
-              <w:rPr>
-                <w:rFonts w:ascii="Arial" w:hAnsi="Arial" w:eastAsia="Arial" w:cs="Arial"/>
-                <w:color w:val="000000"/>
-                <w:sz w:val="18"/>
-                <w:szCs w:val="18"/>
-              </w:rPr>
-              <w:t>,</w:t>
-            </w:r>
-            <w:r>
-              <w:rPr>
-                <w:rFonts w:ascii="Arial" w:hAnsi="Arial" w:eastAsia="Arial" w:cs="Arial"/>
-                <w:color w:val="000000"/>
-                <w:sz w:val="18"/>
-                <w:szCs w:val="18"/>
-              </w:rPr>
-              <w:t xml:space="preserve"> created by Member 5</w:t>
+              <w:t>About / Help page , created by Member 5</w:t>
             </w:r>
           </w:p>
         </w:tc>
       </w:tr>
       <w:tr>
         <w:tblPrEx>
+          <w:tblBorders>
+            <w:top w:val="single" w:color="auto" w:sz="4" w:space="0"/>
+            <w:left w:val="single" w:color="auto" w:sz="4" w:space="0"/>
+            <w:bottom w:val="single" w:color="auto" w:sz="4" w:space="0"/>
+            <w:right w:val="single" w:color="auto" w:sz="4" w:space="0"/>
+            <w:insideH w:val="single" w:color="auto" w:sz="4" w:space="0"/>
+            <w:insideV w:val="single" w:color="auto" w:sz="4" w:space="0"/>
+          </w:tblBorders>
           <w:tblCellMar>
             <w:top w:w="0" w:type="dxa"/>
+            <w:left w:w="10" w:type="dxa"/>
             <w:bottom w:w="0" w:type="dxa"/>
+            <w:right w:w="10" w:type="dxa"/>
           </w:tblCellMar>
         </w:tblPrEx>
         <w:tc>
@@ -3724,34 +3785,26 @@
                 <w:sz w:val="18"/>
                 <w:szCs w:val="18"/>
               </w:rPr>
-              <w:t xml:space="preserve">Shared stylesheet </w:t>
-            </w:r>
-            <w:r>
-              <w:rPr>
-                <w:rFonts w:ascii="Arial" w:hAnsi="Arial" w:eastAsia="Arial" w:cs="Arial"/>
-                <w:color w:val="000000"/>
-                <w:sz w:val="18"/>
-                <w:szCs w:val="18"/>
-              </w:rPr>
-              <w:t>,</w:t>
-            </w:r>
-            <w:r>
-              <w:rPr>
-                <w:rFonts w:ascii="Arial" w:hAnsi="Arial" w:eastAsia="Arial" w:cs="Arial"/>
-                <w:color w:val="000000"/>
-                <w:sz w:val="18"/>
-                <w:szCs w:val="18"/>
-              </w:rPr>
-              <w:t xml:space="preserve"> consistent look across all pages</w:t>
+              <w:t>Shared stylesheet , consistent look across all pages</w:t>
             </w:r>
           </w:p>
         </w:tc>
       </w:tr>
       <w:tr>
         <w:tblPrEx>
+          <w:tblBorders>
+            <w:top w:val="single" w:color="auto" w:sz="4" w:space="0"/>
+            <w:left w:val="single" w:color="auto" w:sz="4" w:space="0"/>
+            <w:bottom w:val="single" w:color="auto" w:sz="4" w:space="0"/>
+            <w:right w:val="single" w:color="auto" w:sz="4" w:space="0"/>
+            <w:insideH w:val="single" w:color="auto" w:sz="4" w:space="0"/>
+            <w:insideV w:val="single" w:color="auto" w:sz="4" w:space="0"/>
+          </w:tblBorders>
           <w:tblCellMar>
             <w:top w:w="0" w:type="dxa"/>
+            <w:left w:w="10" w:type="dxa"/>
             <w:bottom w:w="0" w:type="dxa"/>
+            <w:right w:w="10" w:type="dxa"/>
           </w:tblCellMar>
         </w:tblPrEx>
         <w:tc>
@@ -3819,9 +3872,19 @@
       </w:tr>
       <w:tr>
         <w:tblPrEx>
+          <w:tblBorders>
+            <w:top w:val="single" w:color="auto" w:sz="4" w:space="0"/>
+            <w:left w:val="single" w:color="auto" w:sz="4" w:space="0"/>
+            <w:bottom w:val="single" w:color="auto" w:sz="4" w:space="0"/>
+            <w:right w:val="single" w:color="auto" w:sz="4" w:space="0"/>
+            <w:insideH w:val="single" w:color="auto" w:sz="4" w:space="0"/>
+            <w:insideV w:val="single" w:color="auto" w:sz="4" w:space="0"/>
+          </w:tblBorders>
           <w:tblCellMar>
             <w:top w:w="0" w:type="dxa"/>
+            <w:left w:w="10" w:type="dxa"/>
             <w:bottom w:w="0" w:type="dxa"/>
+            <w:right w:w="10" w:type="dxa"/>
           </w:tblCellMar>
         </w:tblPrEx>
         <w:tc>
@@ -3882,25 +3945,26 @@
                 <w:sz w:val="18"/>
                 <w:szCs w:val="18"/>
               </w:rPr>
-              <w:t xml:space="preserve">CI workflow – triggered on Pull Request to </w:t>
-            </w:r>
-            <w:r>
-              <w:rPr>
-                <w:rFonts w:ascii="Arial" w:hAnsi="Arial" w:eastAsia="Arial" w:cs="Arial"/>
-                <w:color w:val="000000"/>
-                <w:sz w:val="18"/>
-                <w:szCs w:val="18"/>
-              </w:rPr>
-              <w:t>“develop”</w:t>
+              <w:t>CI workflow – triggered on Pull Request to “develop”</w:t>
             </w:r>
           </w:p>
         </w:tc>
       </w:tr>
       <w:tr>
         <w:tblPrEx>
+          <w:tblBorders>
+            <w:top w:val="single" w:color="auto" w:sz="4" w:space="0"/>
+            <w:left w:val="single" w:color="auto" w:sz="4" w:space="0"/>
+            <w:bottom w:val="single" w:color="auto" w:sz="4" w:space="0"/>
+            <w:right w:val="single" w:color="auto" w:sz="4" w:space="0"/>
+            <w:insideH w:val="single" w:color="auto" w:sz="4" w:space="0"/>
+            <w:insideV w:val="single" w:color="auto" w:sz="4" w:space="0"/>
+          </w:tblBorders>
           <w:tblCellMar>
             <w:top w:w="0" w:type="dxa"/>
+            <w:left w:w="10" w:type="dxa"/>
             <w:bottom w:w="0" w:type="dxa"/>
+            <w:right w:w="10" w:type="dxa"/>
           </w:tblCellMar>
         </w:tblPrEx>
         <w:tc>
@@ -3961,25 +4025,26 @@
                 <w:sz w:val="18"/>
                 <w:szCs w:val="18"/>
               </w:rPr>
-              <w:t xml:space="preserve">CD workflow – triggered on push (merge) to </w:t>
-            </w:r>
-            <w:r>
-              <w:rPr>
-                <w:rFonts w:ascii="Arial" w:hAnsi="Arial" w:eastAsia="Arial" w:cs="Arial"/>
-                <w:color w:val="000000"/>
-                <w:sz w:val="18"/>
-                <w:szCs w:val="18"/>
-              </w:rPr>
-              <w:t>“develop”</w:t>
+              <w:t>CD workflow – triggered on push (merge) to “develop”</w:t>
             </w:r>
           </w:p>
         </w:tc>
       </w:tr>
       <w:tr>
         <w:tblPrEx>
+          <w:tblBorders>
+            <w:top w:val="single" w:color="auto" w:sz="4" w:space="0"/>
+            <w:left w:val="single" w:color="auto" w:sz="4" w:space="0"/>
+            <w:bottom w:val="single" w:color="auto" w:sz="4" w:space="0"/>
+            <w:right w:val="single" w:color="auto" w:sz="4" w:space="0"/>
+            <w:insideH w:val="single" w:color="auto" w:sz="4" w:space="0"/>
+            <w:insideV w:val="single" w:color="auto" w:sz="4" w:space="0"/>
+          </w:tblBorders>
           <w:tblCellMar>
             <w:top w:w="0" w:type="dxa"/>
+            <w:left w:w="10" w:type="dxa"/>
             <w:bottom w:w="0" w:type="dxa"/>
+            <w:right w:w="10" w:type="dxa"/>
           </w:tblCellMar>
         </w:tblPrEx>
         <w:tc>
@@ -4080,35 +4145,7 @@
           <w:rFonts w:ascii="Arial" w:hAnsi="Arial" w:eastAsia="Arial" w:cs="Arial"/>
           <w:color w:val="000000"/>
         </w:rPr>
-        <w:t xml:space="preserve">The Team Lead (TL) is responsible for creating all secrets listed below. The TL is the repository admin and the credentials in use </w:t>
-      </w:r>
-      <w:r>
-        <w:rPr>
-          <w:rFonts w:ascii="Arial" w:hAnsi="Arial" w:eastAsia="Arial" w:cs="Arial"/>
-          <w:color w:val="000000"/>
-        </w:rPr>
-        <w:t>,</w:t>
-      </w:r>
-      <w:r>
-        <w:rPr>
-          <w:rFonts w:ascii="Arial" w:hAnsi="Arial" w:eastAsia="Arial" w:cs="Arial"/>
-          <w:color w:val="000000"/>
-        </w:rPr>
-        <w:t xml:space="preserve"> Docker Hub and Render </w:t>
-      </w:r>
-      <w:r>
-        <w:rPr>
-          <w:rFonts w:ascii="Arial" w:hAnsi="Arial" w:eastAsia="Arial" w:cs="Arial"/>
-          <w:color w:val="000000"/>
-        </w:rPr>
-        <w:t>,</w:t>
-      </w:r>
-      <w:r>
-        <w:rPr>
-          <w:rFonts w:ascii="Arial" w:hAnsi="Arial" w:eastAsia="Arial" w:cs="Arial"/>
-          <w:color w:val="000000"/>
-        </w:rPr>
-        <w:t xml:space="preserve"> belong to the TL's accounts. No other team member should create or modify these secrets.</w:t>
+        <w:t>The Team Lead (TL) is responsible for creating all secrets listed below. The TL is the repository admin and the credentials in use , Docker Hub and Render , belong to the TL's accounts. No other team member should create or modify these secrets.</w:t>
       </w:r>
     </w:p>
     <w:p>
@@ -4133,10 +4170,10 @@
     </w:p>
     <w:p>
       <w:pPr>
-        <w:pStyle w:val="ListParagraph"/>
+        <w:pStyle w:val="19"/>
         <w:numPr>
           <w:ilvl w:val="1"/>
-          <w:numId w:val="2"/>
+          <w:numId w:val="1"/>
         </w:numPr>
         <w:spacing w:before="30" w:after="30"/>
       </w:pPr>
@@ -4151,10 +4188,10 @@
     </w:p>
     <w:p>
       <w:pPr>
-        <w:pStyle w:val="ListParagraph"/>
+        <w:pStyle w:val="19"/>
         <w:numPr>
           <w:ilvl w:val="1"/>
-          <w:numId w:val="2"/>
+          <w:numId w:val="1"/>
         </w:numPr>
         <w:spacing w:before="30" w:after="30"/>
       </w:pPr>
@@ -4206,7 +4243,9 @@
     </w:p>
     <w:tbl>
       <w:tblPr>
+        <w:tblStyle w:val="9"/>
         <w:tblW w:w="9360" w:type="dxa"/>
+        <w:tblInd w:w="0" w:type="dxa"/>
         <w:tblBorders>
           <w:top w:val="single" w:color="auto" w:sz="4" w:space="0"/>
           <w:left w:val="single" w:color="auto" w:sz="4" w:space="0"/>
@@ -4215,11 +4254,13 @@
           <w:insideH w:val="single" w:color="auto" w:sz="4" w:space="0"/>
           <w:insideV w:val="single" w:color="auto" w:sz="4" w:space="0"/>
         </w:tblBorders>
+        <w:tblLayout w:type="autofit"/>
         <w:tblCellMar>
+          <w:top w:w="0" w:type="dxa"/>
           <w:left w:w="10" w:type="dxa"/>
+          <w:bottom w:w="0" w:type="dxa"/>
           <w:right w:w="10" w:type="dxa"/>
         </w:tblCellMar>
-        <w:tblLook w:val="0000" w:firstRow="0" w:lastRow="0" w:firstColumn="0" w:lastColumn="0" w:noHBand="0" w:noVBand="0"/>
       </w:tblPr>
       <w:tblGrid>
         <w:gridCol w:w="1979"/>
@@ -4228,9 +4269,19 @@
       </w:tblGrid>
       <w:tr>
         <w:tblPrEx>
+          <w:tblBorders>
+            <w:top w:val="single" w:color="auto" w:sz="4" w:space="0"/>
+            <w:left w:val="single" w:color="auto" w:sz="4" w:space="0"/>
+            <w:bottom w:val="single" w:color="auto" w:sz="4" w:space="0"/>
+            <w:right w:val="single" w:color="auto" w:sz="4" w:space="0"/>
+            <w:insideH w:val="single" w:color="auto" w:sz="4" w:space="0"/>
+            <w:insideV w:val="single" w:color="auto" w:sz="4" w:space="0"/>
+          </w:tblBorders>
           <w:tblCellMar>
             <w:top w:w="0" w:type="dxa"/>
+            <w:left w:w="10" w:type="dxa"/>
             <w:bottom w:w="0" w:type="dxa"/>
+            <w:right w:w="10" w:type="dxa"/>
           </w:tblCellMar>
         </w:tblPrEx>
         <w:trPr>
@@ -4335,13 +4386,23 @@
       </w:tr>
       <w:tr>
         <w:tblPrEx>
+          <w:tblBorders>
+            <w:top w:val="single" w:color="auto" w:sz="4" w:space="0"/>
+            <w:left w:val="single" w:color="auto" w:sz="4" w:space="0"/>
+            <w:bottom w:val="single" w:color="auto" w:sz="4" w:space="0"/>
+            <w:right w:val="single" w:color="auto" w:sz="4" w:space="0"/>
+            <w:insideH w:val="single" w:color="auto" w:sz="4" w:space="0"/>
+            <w:insideV w:val="single" w:color="auto" w:sz="4" w:space="0"/>
+          </w:tblBorders>
           <w:tblCellMar>
             <w:top w:w="0" w:type="dxa"/>
+            <w:left w:w="10" w:type="dxa"/>
             <w:bottom w:w="0" w:type="dxa"/>
+            <w:right w:w="10" w:type="dxa"/>
           </w:tblCellMar>
         </w:tblPrEx>
         <w:trPr>
-          <w:trHeight w:val="427"/>
+          <w:trHeight w:val="427" w:hRule="atLeast"/>
         </w:trPr>
         <w:tc>
           <w:tcPr>
@@ -4444,9 +4505,19 @@
       </w:tr>
       <w:tr>
         <w:tblPrEx>
+          <w:tblBorders>
+            <w:top w:val="single" w:color="auto" w:sz="4" w:space="0"/>
+            <w:left w:val="single" w:color="auto" w:sz="4" w:space="0"/>
+            <w:bottom w:val="single" w:color="auto" w:sz="4" w:space="0"/>
+            <w:right w:val="single" w:color="auto" w:sz="4" w:space="0"/>
+            <w:insideH w:val="single" w:color="auto" w:sz="4" w:space="0"/>
+            <w:insideV w:val="single" w:color="auto" w:sz="4" w:space="0"/>
+          </w:tblBorders>
           <w:tblCellMar>
             <w:top w:w="0" w:type="dxa"/>
+            <w:left w:w="10" w:type="dxa"/>
             <w:bottom w:w="0" w:type="dxa"/>
+            <w:right w:w="10" w:type="dxa"/>
           </w:tblCellMar>
         </w:tblPrEx>
         <w:tc>
@@ -4537,34 +4608,26 @@
                 <w:sz w:val="18"/>
                 <w:szCs w:val="18"/>
               </w:rPr>
-              <w:t xml:space="preserve">Team Lead's Docker Hub Personal Access Token (PAT) </w:t>
-            </w:r>
-            <w:r>
-              <w:rPr>
-                <w:rFonts w:ascii="Arial" w:hAnsi="Arial" w:eastAsia="Arial" w:cs="Arial"/>
-                <w:color w:val="000000"/>
-                <w:sz w:val="18"/>
-                <w:szCs w:val="18"/>
-              </w:rPr>
-              <w:t>,</w:t>
-            </w:r>
-            <w:r>
-              <w:rPr>
-                <w:rFonts w:ascii="Arial" w:hAnsi="Arial" w:eastAsia="Arial" w:cs="Arial"/>
-                <w:color w:val="000000"/>
-                <w:sz w:val="18"/>
-                <w:szCs w:val="18"/>
-              </w:rPr>
-              <w:t xml:space="preserve"> generated from the TL's Docker Hub account</w:t>
+              <w:t>Team Lead's Docker Hub Personal Access Token (PAT) , generated from the TL's Docker Hub account</w:t>
             </w:r>
           </w:p>
         </w:tc>
       </w:tr>
       <w:tr>
         <w:tblPrEx>
+          <w:tblBorders>
+            <w:top w:val="single" w:color="auto" w:sz="4" w:space="0"/>
+            <w:left w:val="single" w:color="auto" w:sz="4" w:space="0"/>
+            <w:bottom w:val="single" w:color="auto" w:sz="4" w:space="0"/>
+            <w:right w:val="single" w:color="auto" w:sz="4" w:space="0"/>
+            <w:insideH w:val="single" w:color="auto" w:sz="4" w:space="0"/>
+            <w:insideV w:val="single" w:color="auto" w:sz="4" w:space="0"/>
+          </w:tblBorders>
           <w:tblCellMar>
             <w:top w:w="0" w:type="dxa"/>
+            <w:left w:w="10" w:type="dxa"/>
             <w:bottom w:w="0" w:type="dxa"/>
+            <w:right w:w="10" w:type="dxa"/>
           </w:tblCellMar>
         </w:tblPrEx>
         <w:tc>
@@ -4678,25 +4741,7 @@
           <w:sz w:val="18"/>
           <w:szCs w:val="18"/>
         </w:rPr>
-        <w:t xml:space="preserve">All three secrets must be created by the Team Lead, as the TL is the repository admin and the credentials belong to them. DOCKERHUB_USERNAME and DOCKERHUB_TOKEN must be the Team Lead's own Docker Hub credentials, added as repository-level secrets (Settings → Secrets and variables → Actions → Repository secrets). RENDER_DEPLOY_HOOK_URL is obtained from the Render web service set up by the Team Lead and must be added as an environment-level secret inside the </w:t>
-      </w:r>
-      <w:r>
-        <w:rPr>
-          <w:rFonts w:ascii="Arial" w:hAnsi="Arial" w:eastAsia="Arial" w:cs="Arial"/>
-          <w:color w:val="555555"/>
-          <w:sz w:val="18"/>
-          <w:szCs w:val="18"/>
-        </w:rPr>
-        <w:t>“development”</w:t>
-      </w:r>
-      <w:r>
-        <w:rPr>
-          <w:rFonts w:ascii="Arial" w:hAnsi="Arial" w:eastAsia="Arial" w:cs="Arial"/>
-          <w:color w:val="555555"/>
-          <w:sz w:val="18"/>
-          <w:szCs w:val="18"/>
-        </w:rPr>
-        <w:t xml:space="preserve"> environment (Settings → Environments → development → Add secret).</w:t>
+        <w:t>All three secrets must be created by the Team Lead, as the TL is the repository admin and the credentials belong to them. DOCKERHUB_USERNAME and DOCKERHUB_TOKEN must be the Team Lead's own Docker Hub credentials, added as repository-level secrets (Settings → Secrets and variables → Actions → Repository secrets). RENDER_DEPLOY_HOOK_URL is obtained from the Render web service set up by the Team Lead and must be added as an environment-level secret inside the “development” environment (Settings → Environments → development → Add secret).</w:t>
       </w:r>
     </w:p>
     <w:p>
@@ -4735,25 +4780,7 @@
           <w:bCs/>
           <w:color w:val="000000"/>
         </w:rPr>
-        <w:t xml:space="preserve">Trigger: The CI workflow must be triggered by a pull_request event targeting the </w:t>
-      </w:r>
-      <w:r>
-        <w:rPr>
-          <w:rFonts w:ascii="Arial" w:hAnsi="Arial" w:eastAsia="Arial" w:cs="Arial"/>
-          <w:b/>
-          <w:bCs/>
-          <w:color w:val="000000"/>
-        </w:rPr>
-        <w:t>“develop”</w:t>
-      </w:r>
-      <w:r>
-        <w:rPr>
-          <w:rFonts w:ascii="Arial" w:hAnsi="Arial" w:eastAsia="Arial" w:cs="Arial"/>
-          <w:b/>
-          <w:bCs/>
-          <w:color w:val="000000"/>
-        </w:rPr>
-        <w:t xml:space="preserve"> branch only.</w:t>
+        <w:t>Trigger: The CI workflow must be triggered by a pull_request event targeting the “develop” branch only.</w:t>
       </w:r>
     </w:p>
     <w:p>
@@ -4776,10 +4803,10 @@
     </w:p>
     <w:p>
       <w:pPr>
-        <w:pStyle w:val="ListParagraph"/>
+        <w:pStyle w:val="19"/>
         <w:numPr>
           <w:ilvl w:val="0"/>
-          <w:numId w:val="2"/>
+          <w:numId w:val="1"/>
         </w:numPr>
         <w:spacing w:before="40" w:after="40"/>
       </w:pPr>
@@ -4793,10 +4820,10 @@
     </w:p>
     <w:p>
       <w:pPr>
-        <w:pStyle w:val="ListParagraph"/>
+        <w:pStyle w:val="19"/>
         <w:numPr>
           <w:ilvl w:val="0"/>
-          <w:numId w:val="2"/>
+          <w:numId w:val="1"/>
         </w:numPr>
         <w:spacing w:before="40" w:after="40"/>
       </w:pPr>
@@ -4810,10 +4837,10 @@
     </w:p>
     <w:p>
       <w:pPr>
-        <w:pStyle w:val="ListParagraph"/>
+        <w:pStyle w:val="19"/>
         <w:numPr>
           <w:ilvl w:val="0"/>
-          <w:numId w:val="2"/>
+          <w:numId w:val="1"/>
         </w:numPr>
         <w:spacing w:before="40" w:after="40"/>
       </w:pPr>
@@ -4827,10 +4854,10 @@
     </w:p>
     <w:p>
       <w:pPr>
-        <w:pStyle w:val="ListParagraph"/>
+        <w:pStyle w:val="19"/>
         <w:numPr>
           <w:ilvl w:val="0"/>
-          <w:numId w:val="2"/>
+          <w:numId w:val="1"/>
         </w:numPr>
         <w:spacing w:before="40" w:after="40"/>
       </w:pPr>
@@ -4839,29 +4866,15 @@
           <w:rFonts w:ascii="Arial" w:hAnsi="Arial" w:eastAsia="Arial" w:cs="Arial"/>
           <w:color w:val="000000"/>
         </w:rPr>
-        <w:t xml:space="preserve">Step 4 – Tag Image: Tag the image using a meaningful strategy </w:t>
-      </w:r>
-      <w:r>
-        <w:rPr>
-          <w:rFonts w:ascii="Arial" w:hAnsi="Arial" w:eastAsia="Arial" w:cs="Arial"/>
-          <w:color w:val="000000"/>
-        </w:rPr>
-        <w:t>,</w:t>
-      </w:r>
-      <w:r>
-        <w:rPr>
-          <w:rFonts w:ascii="Arial" w:hAnsi="Arial" w:eastAsia="Arial" w:cs="Arial"/>
-          <w:color w:val="000000"/>
-        </w:rPr>
-        <w:t xml:space="preserve"> at minimum the 'latest' tag; optionally also tag with the short commit SHA (github.sha).</w:t>
-      </w:r>
-    </w:p>
-    <w:p>
-      <w:pPr>
-        <w:pStyle w:val="ListParagraph"/>
+        <w:t>Step 4 – Tag Image: Tag the image using a meaningful strategy , at minimum the 'latest' tag; optionally also tag with the short commit SHA (github.sha).</w:t>
+      </w:r>
+    </w:p>
+    <w:p>
+      <w:pPr>
+        <w:pStyle w:val="19"/>
         <w:numPr>
           <w:ilvl w:val="0"/>
-          <w:numId w:val="2"/>
+          <w:numId w:val="1"/>
         </w:numPr>
         <w:spacing w:before="40" w:after="40"/>
       </w:pPr>
@@ -4893,10 +4906,10 @@
     </w:p>
     <w:p>
       <w:pPr>
-        <w:pStyle w:val="ListParagraph"/>
+        <w:pStyle w:val="19"/>
         <w:numPr>
           <w:ilvl w:val="0"/>
-          <w:numId w:val="2"/>
+          <w:numId w:val="1"/>
         </w:numPr>
         <w:spacing w:before="40" w:after="40"/>
       </w:pPr>
@@ -4910,10 +4923,10 @@
     </w:p>
     <w:p>
       <w:pPr>
-        <w:pStyle w:val="ListParagraph"/>
+        <w:pStyle w:val="19"/>
         <w:numPr>
           <w:ilvl w:val="0"/>
-          <w:numId w:val="2"/>
+          <w:numId w:val="1"/>
         </w:numPr>
         <w:spacing w:before="40" w:after="40"/>
       </w:pPr>
@@ -4922,21 +4935,7 @@
           <w:rFonts w:ascii="Arial" w:hAnsi="Arial" w:eastAsia="Arial" w:cs="Arial"/>
           <w:color w:val="000000"/>
         </w:rPr>
-        <w:t xml:space="preserve">The CI status check must appear as a required check in the Branch Protection Rules on </w:t>
-      </w:r>
-      <w:r>
-        <w:rPr>
-          <w:rFonts w:ascii="Arial" w:hAnsi="Arial" w:eastAsia="Arial" w:cs="Arial"/>
-          <w:color w:val="000000"/>
-        </w:rPr>
-        <w:t>“develop”</w:t>
-      </w:r>
-      <w:r>
-        <w:rPr>
-          <w:rFonts w:ascii="Arial" w:hAnsi="Arial" w:eastAsia="Arial" w:cs="Arial"/>
-          <w:color w:val="000000"/>
-        </w:rPr>
-        <w:t>.</w:t>
+        <w:t>The CI status check must appear as a required check in the Branch Protection Rules on “develop”.</w:t>
       </w:r>
     </w:p>
     <w:p>
@@ -4975,43 +4974,7 @@
           <w:bCs/>
           <w:color w:val="000000"/>
         </w:rPr>
-        <w:t xml:space="preserve">Trigger: The CD workflow must be triggered by a push event on the </w:t>
-      </w:r>
-      <w:r>
-        <w:rPr>
-          <w:rFonts w:ascii="Arial" w:hAnsi="Arial" w:eastAsia="Arial" w:cs="Arial"/>
-          <w:b/>
-          <w:bCs/>
-          <w:color w:val="000000"/>
-        </w:rPr>
-        <w:t>“develop”</w:t>
-      </w:r>
-      <w:r>
-        <w:rPr>
-          <w:rFonts w:ascii="Arial" w:hAnsi="Arial" w:eastAsia="Arial" w:cs="Arial"/>
-          <w:b/>
-          <w:bCs/>
-          <w:color w:val="000000"/>
-        </w:rPr>
-        <w:t xml:space="preserve"> branch. This push event occurs automatically when a Pull Request is merged into </w:t>
-      </w:r>
-      <w:r>
-        <w:rPr>
-          <w:rFonts w:ascii="Arial" w:hAnsi="Arial" w:eastAsia="Arial" w:cs="Arial"/>
-          <w:b/>
-          <w:bCs/>
-          <w:color w:val="000000"/>
-        </w:rPr>
-        <w:t>“develop”</w:t>
-      </w:r>
-      <w:r>
-        <w:rPr>
-          <w:rFonts w:ascii="Arial" w:hAnsi="Arial" w:eastAsia="Arial" w:cs="Arial"/>
-          <w:b/>
-          <w:bCs/>
-          <w:color w:val="000000"/>
-        </w:rPr>
-        <w:t>.</w:t>
+        <w:t>Trigger: The CD workflow must be triggered by a push event on the “develop” branch. This push event occurs automatically when a Pull Request is merged into “develop”.</w:t>
       </w:r>
     </w:p>
     <w:p>
@@ -5034,10 +4997,10 @@
     </w:p>
     <w:p>
       <w:pPr>
-        <w:pStyle w:val="ListParagraph"/>
+        <w:pStyle w:val="19"/>
         <w:numPr>
           <w:ilvl w:val="0"/>
-          <w:numId w:val="2"/>
+          <w:numId w:val="1"/>
         </w:numPr>
         <w:spacing w:before="40" w:after="40"/>
       </w:pPr>
@@ -5051,10 +5014,10 @@
     </w:p>
     <w:p>
       <w:pPr>
-        <w:pStyle w:val="ListParagraph"/>
+        <w:pStyle w:val="19"/>
         <w:numPr>
           <w:ilvl w:val="0"/>
-          <w:numId w:val="2"/>
+          <w:numId w:val="1"/>
         </w:numPr>
         <w:spacing w:before="40" w:after="40"/>
       </w:pPr>
@@ -5068,10 +5031,10 @@
     </w:p>
     <w:p>
       <w:pPr>
-        <w:pStyle w:val="ListParagraph"/>
+        <w:pStyle w:val="19"/>
         <w:numPr>
           <w:ilvl w:val="0"/>
-          <w:numId w:val="2"/>
+          <w:numId w:val="1"/>
         </w:numPr>
         <w:spacing w:before="40" w:after="40"/>
       </w:pPr>
@@ -5085,10 +5048,10 @@
     </w:p>
     <w:p>
       <w:pPr>
-        <w:pStyle w:val="ListParagraph"/>
+        <w:pStyle w:val="19"/>
         <w:numPr>
           <w:ilvl w:val="1"/>
-          <w:numId w:val="2"/>
+          <w:numId w:val="1"/>
         </w:numPr>
         <w:spacing w:before="30" w:after="30"/>
       </w:pPr>
@@ -5103,10 +5066,10 @@
     </w:p>
     <w:p>
       <w:pPr>
-        <w:pStyle w:val="ListParagraph"/>
+        <w:pStyle w:val="19"/>
         <w:numPr>
           <w:ilvl w:val="0"/>
-          <w:numId w:val="2"/>
+          <w:numId w:val="1"/>
         </w:numPr>
         <w:spacing w:before="40" w:after="40"/>
       </w:pPr>
@@ -5138,10 +5101,10 @@
     </w:p>
     <w:p>
       <w:pPr>
-        <w:pStyle w:val="ListParagraph"/>
+        <w:pStyle w:val="19"/>
         <w:numPr>
           <w:ilvl w:val="0"/>
-          <w:numId w:val="2"/>
+          <w:numId w:val="1"/>
         </w:numPr>
         <w:spacing w:before="40" w:after="40"/>
       </w:pPr>
@@ -5155,10 +5118,10 @@
     </w:p>
     <w:p>
       <w:pPr>
-        <w:pStyle w:val="ListParagraph"/>
+        <w:pStyle w:val="19"/>
         <w:numPr>
           <w:ilvl w:val="0"/>
-          <w:numId w:val="2"/>
+          <w:numId w:val="1"/>
         </w:numPr>
         <w:spacing w:before="40" w:after="40"/>
       </w:pPr>
@@ -5167,21 +5130,7 @@
           <w:rFonts w:ascii="Arial" w:hAnsi="Arial" w:eastAsia="Arial" w:cs="Arial"/>
           <w:color w:val="000000"/>
         </w:rPr>
-        <w:t xml:space="preserve">The job must NOT contain any Docker build or push steps </w:t>
-      </w:r>
-      <w:r>
-        <w:rPr>
-          <w:rFonts w:ascii="Arial" w:hAnsi="Arial" w:eastAsia="Arial" w:cs="Arial"/>
-          <w:color w:val="000000"/>
-        </w:rPr>
-        <w:t>,</w:t>
-      </w:r>
-      <w:r>
-        <w:rPr>
-          <w:rFonts w:ascii="Arial" w:hAnsi="Arial" w:eastAsia="Arial" w:cs="Arial"/>
-          <w:color w:val="000000"/>
-        </w:rPr>
-        <w:t xml:space="preserve"> that responsibility belongs exclusively to the CI workflow.</w:t>
+        <w:t>The job must NOT contain any Docker build or push steps , that responsibility belongs exclusively to the CI workflow.</w:t>
       </w:r>
     </w:p>
     <w:p>
@@ -5227,7 +5176,9 @@
     </w:p>
     <w:tbl>
       <w:tblPr>
+        <w:tblStyle w:val="9"/>
         <w:tblW w:w="9360" w:type="dxa"/>
+        <w:tblInd w:w="0" w:type="dxa"/>
         <w:tblBorders>
           <w:top w:val="single" w:color="auto" w:sz="4" w:space="0"/>
           <w:left w:val="single" w:color="auto" w:sz="4" w:space="0"/>
@@ -5236,11 +5187,13 @@
           <w:insideH w:val="single" w:color="auto" w:sz="4" w:space="0"/>
           <w:insideV w:val="single" w:color="auto" w:sz="4" w:space="0"/>
         </w:tblBorders>
+        <w:tblLayout w:type="autofit"/>
         <w:tblCellMar>
+          <w:top w:w="0" w:type="dxa"/>
           <w:left w:w="10" w:type="dxa"/>
+          <w:bottom w:w="0" w:type="dxa"/>
           <w:right w:w="10" w:type="dxa"/>
         </w:tblCellMar>
-        <w:tblLook w:val="0000" w:firstRow="0" w:lastRow="0" w:firstColumn="0" w:lastColumn="0" w:noHBand="0" w:noVBand="0"/>
       </w:tblPr>
       <w:tblGrid>
         <w:gridCol w:w="1600"/>
@@ -5249,10 +5202,14 @@
       </w:tblGrid>
       <w:tr>
         <w:tblPrEx>
-          <w:tblCellMar>
-            <w:top w:w="0" w:type="dxa"/>
-            <w:bottom w:w="0" w:type="dxa"/>
-          </w:tblCellMar>
+          <w:tblBorders>
+            <w:top w:val="single" w:color="auto" w:sz="4" w:space="0"/>
+            <w:left w:val="single" w:color="auto" w:sz="4" w:space="0"/>
+            <w:bottom w:val="single" w:color="auto" w:sz="4" w:space="0"/>
+            <w:right w:val="single" w:color="auto" w:sz="4" w:space="0"/>
+            <w:insideH w:val="single" w:color="auto" w:sz="4" w:space="0"/>
+            <w:insideV w:val="single" w:color="auto" w:sz="4" w:space="0"/>
+          </w:tblBorders>
         </w:tblPrEx>
         <w:trPr>
           <w:tblHeader/>
@@ -5356,9 +5313,19 @@
       </w:tr>
       <w:tr>
         <w:tblPrEx>
+          <w:tblBorders>
+            <w:top w:val="single" w:color="auto" w:sz="4" w:space="0"/>
+            <w:left w:val="single" w:color="auto" w:sz="4" w:space="0"/>
+            <w:bottom w:val="single" w:color="auto" w:sz="4" w:space="0"/>
+            <w:right w:val="single" w:color="auto" w:sz="4" w:space="0"/>
+            <w:insideH w:val="single" w:color="auto" w:sz="4" w:space="0"/>
+            <w:insideV w:val="single" w:color="auto" w:sz="4" w:space="0"/>
+          </w:tblBorders>
           <w:tblCellMar>
             <w:top w:w="0" w:type="dxa"/>
+            <w:left w:w="10" w:type="dxa"/>
             <w:bottom w:w="0" w:type="dxa"/>
+            <w:right w:w="10" w:type="dxa"/>
           </w:tblCellMar>
         </w:tblPrEx>
         <w:tc>
@@ -5419,25 +5386,7 @@
                 <w:sz w:val="18"/>
                 <w:szCs w:val="18"/>
               </w:rPr>
-              <w:t xml:space="preserve">pull_request event targeting </w:t>
-            </w:r>
-            <w:r>
-              <w:rPr>
-                <w:rFonts w:ascii="Arial" w:hAnsi="Arial" w:eastAsia="Arial" w:cs="Arial"/>
-                <w:color w:val="000000"/>
-                <w:sz w:val="18"/>
-                <w:szCs w:val="18"/>
-              </w:rPr>
-              <w:t>“develop”</w:t>
-            </w:r>
-            <w:r>
-              <w:rPr>
-                <w:rFonts w:ascii="Arial" w:hAnsi="Arial" w:eastAsia="Arial" w:cs="Arial"/>
-                <w:color w:val="000000"/>
-                <w:sz w:val="18"/>
-                <w:szCs w:val="18"/>
-              </w:rPr>
-              <w:t xml:space="preserve"> branch</w:t>
+              <w:t>pull_request event targeting “develop” branch</w:t>
             </w:r>
           </w:p>
         </w:tc>
@@ -5474,9 +5423,19 @@
       </w:tr>
       <w:tr>
         <w:tblPrEx>
+          <w:tblBorders>
+            <w:top w:val="single" w:color="auto" w:sz="4" w:space="0"/>
+            <w:left w:val="single" w:color="auto" w:sz="4" w:space="0"/>
+            <w:bottom w:val="single" w:color="auto" w:sz="4" w:space="0"/>
+            <w:right w:val="single" w:color="auto" w:sz="4" w:space="0"/>
+            <w:insideH w:val="single" w:color="auto" w:sz="4" w:space="0"/>
+            <w:insideV w:val="single" w:color="auto" w:sz="4" w:space="0"/>
+          </w:tblBorders>
           <w:tblCellMar>
             <w:top w:w="0" w:type="dxa"/>
+            <w:left w:w="10" w:type="dxa"/>
             <w:bottom w:w="0" w:type="dxa"/>
+            <w:right w:w="10" w:type="dxa"/>
           </w:tblCellMar>
         </w:tblPrEx>
         <w:tc>
@@ -5537,25 +5496,7 @@
                 <w:sz w:val="18"/>
                 <w:szCs w:val="18"/>
               </w:rPr>
-              <w:t xml:space="preserve">push event on </w:t>
-            </w:r>
-            <w:r>
-              <w:rPr>
-                <w:rFonts w:ascii="Arial" w:hAnsi="Arial" w:eastAsia="Arial" w:cs="Arial"/>
-                <w:color w:val="000000"/>
-                <w:sz w:val="18"/>
-                <w:szCs w:val="18"/>
-              </w:rPr>
-              <w:t>“develop”</w:t>
-            </w:r>
-            <w:r>
-              <w:rPr>
-                <w:rFonts w:ascii="Arial" w:hAnsi="Arial" w:eastAsia="Arial" w:cs="Arial"/>
-                <w:color w:val="000000"/>
-                <w:sz w:val="18"/>
-                <w:szCs w:val="18"/>
-              </w:rPr>
-              <w:t xml:space="preserve"> branch (i.e., when a PR is merged)</w:t>
+              <w:t>push event on “develop” branch (i.e., when a PR is merged)</w:t>
             </w:r>
           </w:p>
         </w:tc>
@@ -5585,25 +5526,7 @@
                 <w:sz w:val="18"/>
                 <w:szCs w:val="18"/>
               </w:rPr>
-              <w:t xml:space="preserve">Checkout → Use </w:t>
-            </w:r>
-            <w:r>
-              <w:rPr>
-                <w:rFonts w:ascii="Arial" w:hAnsi="Arial" w:eastAsia="Arial" w:cs="Arial"/>
-                <w:color w:val="000000"/>
-                <w:sz w:val="18"/>
-                <w:szCs w:val="18"/>
-              </w:rPr>
-              <w:t>“development”</w:t>
-            </w:r>
-            <w:r>
-              <w:rPr>
-                <w:rFonts w:ascii="Arial" w:hAnsi="Arial" w:eastAsia="Arial" w:cs="Arial"/>
-                <w:color w:val="000000"/>
-                <w:sz w:val="18"/>
-                <w:szCs w:val="18"/>
-              </w:rPr>
-              <w:t xml:space="preserve"> environment → curl POST to RENDER_DEPLOY_HOOK_URL</w:t>
+              <w:t>Checkout → Use “development” environment → curl POST to RENDER_DEPLOY_HOOK_URL</w:t>
             </w:r>
           </w:p>
         </w:tc>
@@ -5635,10 +5558,10 @@
     </w:p>
     <w:p>
       <w:pPr>
-        <w:pStyle w:val="ListParagraph"/>
+        <w:pStyle w:val="19"/>
         <w:numPr>
           <w:ilvl w:val="0"/>
-          <w:numId w:val="7"/>
+          <w:numId w:val="4"/>
         </w:numPr>
         <w:spacing w:before="40" w:after="40"/>
       </w:pPr>
@@ -5652,10 +5575,10 @@
     </w:p>
     <w:p>
       <w:pPr>
-        <w:pStyle w:val="ListParagraph"/>
+        <w:pStyle w:val="19"/>
         <w:numPr>
           <w:ilvl w:val="0"/>
-          <w:numId w:val="7"/>
+          <w:numId w:val="4"/>
         </w:numPr>
         <w:spacing w:before="40" w:after="40"/>
       </w:pPr>
@@ -5664,43 +5587,15 @@
           <w:rFonts w:ascii="Arial" w:hAnsi="Arial" w:eastAsia="Arial" w:cs="Arial"/>
           <w:color w:val="000000"/>
         </w:rPr>
-        <w:t xml:space="preserve">Team Lead: Set up the initial repository structure </w:t>
-      </w:r>
-      <w:r>
-        <w:rPr>
-          <w:rFonts w:ascii="Arial" w:hAnsi="Arial" w:eastAsia="Arial" w:cs="Arial"/>
-          <w:color w:val="000000"/>
-        </w:rPr>
-        <w:t>,</w:t>
-      </w:r>
-      <w:r>
-        <w:rPr>
-          <w:rFonts w:ascii="Arial" w:hAnsi="Arial" w:eastAsia="Arial" w:cs="Arial"/>
-          <w:color w:val="000000"/>
-        </w:rPr>
-        <w:t xml:space="preserve"> create </w:t>
-      </w:r>
-      <w:r>
-        <w:rPr>
-          <w:rFonts w:ascii="Arial" w:hAnsi="Arial" w:eastAsia="Arial" w:cs="Arial"/>
-          <w:color w:val="000000"/>
-        </w:rPr>
-        <w:t>“develop”</w:t>
-      </w:r>
-      <w:r>
-        <w:rPr>
-          <w:rFonts w:ascii="Arial" w:hAnsi="Arial" w:eastAsia="Arial" w:cs="Arial"/>
-          <w:color w:val="000000"/>
-        </w:rPr>
-        <w:t xml:space="preserve"> branch, commit the shared style.css, Dockerfile, and a skeleton index.html (Home / Dashboard page).</w:t>
-      </w:r>
-    </w:p>
-    <w:p>
-      <w:pPr>
-        <w:pStyle w:val="ListParagraph"/>
+        <w:t>Team Lead: Set up the initial repository structure , create “develop” branch, commit the shared style.css, Dockerfile, and a skeleton index.html (Home / Dashboard page).</w:t>
+      </w:r>
+    </w:p>
+    <w:p>
+      <w:pPr>
+        <w:pStyle w:val="19"/>
         <w:numPr>
           <w:ilvl w:val="0"/>
-          <w:numId w:val="7"/>
+          <w:numId w:val="4"/>
         </w:numPr>
         <w:spacing w:before="40" w:after="40"/>
       </w:pPr>
@@ -5709,43 +5604,15 @@
           <w:rFonts w:ascii="Arial" w:hAnsi="Arial" w:eastAsia="Arial" w:cs="Arial"/>
           <w:color w:val="000000"/>
         </w:rPr>
-        <w:t xml:space="preserve">Commit the Assignment 04 question paper (.docx) to the root of the repository. Every team member must fill in their details </w:t>
-      </w:r>
-      <w:r>
-        <w:rPr>
-          <w:rFonts w:ascii="Arial" w:hAnsi="Arial" w:eastAsia="Arial" w:cs="Arial"/>
-          <w:color w:val="000000"/>
-        </w:rPr>
-        <w:t>,</w:t>
-      </w:r>
-      <w:r>
-        <w:rPr>
-          <w:rFonts w:ascii="Arial" w:hAnsi="Arial" w:eastAsia="Arial" w:cs="Arial"/>
-          <w:color w:val="000000"/>
-        </w:rPr>
-        <w:t xml:space="preserve"> including their Assigned Page </w:t>
-      </w:r>
-      <w:r>
-        <w:rPr>
-          <w:rFonts w:ascii="Arial" w:hAnsi="Arial" w:eastAsia="Arial" w:cs="Arial"/>
-          <w:color w:val="000000"/>
-        </w:rPr>
-        <w:t>,</w:t>
-      </w:r>
-      <w:r>
-        <w:rPr>
-          <w:rFonts w:ascii="Arial" w:hAnsi="Arial" w:eastAsia="Arial" w:cs="Arial"/>
-          <w:color w:val="000000"/>
-        </w:rPr>
-        <w:t xml:space="preserve"> in their row in Table 1 in the versioned document.</w:t>
-      </w:r>
-    </w:p>
-    <w:p>
-      <w:pPr>
-        <w:pStyle w:val="ListParagraph"/>
+        <w:t>Commit the Assignment 04 question paper (.docx) to the root of the repository. Every team member must fill in their details , including their Assigned Page , in their row in Table 1 in the versioned document.</w:t>
+      </w:r>
+    </w:p>
+    <w:p>
+      <w:pPr>
+        <w:pStyle w:val="19"/>
         <w:numPr>
           <w:ilvl w:val="0"/>
-          <w:numId w:val="7"/>
+          <w:numId w:val="4"/>
         </w:numPr>
         <w:spacing w:before="40" w:after="40"/>
       </w:pPr>
@@ -5754,57 +5621,15 @@
           <w:rFonts w:ascii="Arial" w:hAnsi="Arial" w:eastAsia="Arial" w:cs="Arial"/>
           <w:color w:val="000000"/>
         </w:rPr>
-        <w:t xml:space="preserve">Team Lead: Create a GitHub Environment named </w:t>
-      </w:r>
-      <w:r>
-        <w:rPr>
-          <w:rFonts w:ascii="Arial" w:hAnsi="Arial" w:eastAsia="Arial" w:cs="Arial"/>
-          <w:color w:val="000000"/>
-        </w:rPr>
-        <w:t>“development”</w:t>
-      </w:r>
-      <w:r>
-        <w:rPr>
-          <w:rFonts w:ascii="Arial" w:hAnsi="Arial" w:eastAsia="Arial" w:cs="Arial"/>
-          <w:color w:val="000000"/>
-        </w:rPr>
-        <w:t xml:space="preserve"> and configure all three secrets </w:t>
-      </w:r>
-      <w:r>
-        <w:rPr>
-          <w:rFonts w:ascii="Arial" w:hAnsi="Arial" w:eastAsia="Arial" w:cs="Arial"/>
-          <w:color w:val="000000"/>
-        </w:rPr>
-        <w:t>,</w:t>
-      </w:r>
-      <w:r>
-        <w:rPr>
-          <w:rFonts w:ascii="Arial" w:hAnsi="Arial" w:eastAsia="Arial" w:cs="Arial"/>
-          <w:color w:val="000000"/>
-        </w:rPr>
-        <w:t xml:space="preserve"> DOCKERHUB_USERNAME and DOCKERHUB_TOKEN (TL's own Docker Hub credentials) as repository-level secrets, and RENDER_DEPLOY_HOOK_URL (from TL's Render service) as an environment-level secret inside </w:t>
-      </w:r>
-      <w:r>
-        <w:rPr>
-          <w:rFonts w:ascii="Arial" w:hAnsi="Arial" w:eastAsia="Arial" w:cs="Arial"/>
-          <w:color w:val="000000"/>
-        </w:rPr>
-        <w:t>“development”</w:t>
-      </w:r>
-      <w:r>
-        <w:rPr>
-          <w:rFonts w:ascii="Arial" w:hAnsi="Arial" w:eastAsia="Arial" w:cs="Arial"/>
-          <w:color w:val="000000"/>
-        </w:rPr>
-        <w:t>.</w:t>
-      </w:r>
-    </w:p>
-    <w:p>
-      <w:pPr>
-        <w:pStyle w:val="ListParagraph"/>
+        <w:t>Team Lead: Create a GitHub Environment named “development” and configure all three secrets , DOCKERHUB_USERNAME and DOCKERHUB_TOKEN (TL's own Docker Hub credentials) as repository-level secrets, and RENDER_DEPLOY_HOOK_URL (from TL's Render service) as an environment-level secret inside “development”.</w:t>
+      </w:r>
+    </w:p>
+    <w:p>
+      <w:pPr>
+        <w:pStyle w:val="19"/>
         <w:numPr>
           <w:ilvl w:val="0"/>
-          <w:numId w:val="7"/>
+          <w:numId w:val="4"/>
         </w:numPr>
         <w:spacing w:before="40" w:after="40"/>
       </w:pPr>
@@ -5813,29 +5638,15 @@
           <w:rFonts w:ascii="Arial" w:hAnsi="Arial" w:eastAsia="Arial" w:cs="Arial"/>
           <w:color w:val="000000"/>
         </w:rPr>
-        <w:t xml:space="preserve">Team Lead: Apply Branch Protection Rules on the </w:t>
-      </w:r>
-      <w:r>
-        <w:rPr>
-          <w:rFonts w:ascii="Arial" w:hAnsi="Arial" w:eastAsia="Arial" w:cs="Arial"/>
-          <w:color w:val="000000"/>
-        </w:rPr>
-        <w:t>“develop”</w:t>
-      </w:r>
-      <w:r>
-        <w:rPr>
-          <w:rFonts w:ascii="Arial" w:hAnsi="Arial" w:eastAsia="Arial" w:cs="Arial"/>
-          <w:color w:val="000000"/>
-        </w:rPr>
-        <w:t xml:space="preserve"> branch requiring CI to pass before merging.</w:t>
-      </w:r>
-    </w:p>
-    <w:p>
-      <w:pPr>
-        <w:pStyle w:val="ListParagraph"/>
+        <w:t>Team Lead: Apply Branch Protection Rules on the “develop” branch requiring CI to pass before merging.</w:t>
+      </w:r>
+    </w:p>
+    <w:p>
+      <w:pPr>
+        <w:pStyle w:val="19"/>
         <w:numPr>
           <w:ilvl w:val="0"/>
-          <w:numId w:val="7"/>
+          <w:numId w:val="4"/>
         </w:numPr>
         <w:spacing w:before="40" w:after="40"/>
       </w:pPr>
@@ -5844,43 +5655,15 @@
           <w:rFonts w:ascii="Arial" w:hAnsi="Arial" w:eastAsia="Arial" w:cs="Arial"/>
           <w:color w:val="000000"/>
         </w:rPr>
-        <w:t xml:space="preserve">Create the CI workflow at .github/workflows/ci.yml </w:t>
-      </w:r>
-      <w:r>
-        <w:rPr>
-          <w:rFonts w:ascii="Arial" w:hAnsi="Arial" w:eastAsia="Arial" w:cs="Arial"/>
-          <w:color w:val="000000"/>
-        </w:rPr>
-        <w:t>,</w:t>
-      </w:r>
-      <w:r>
-        <w:rPr>
-          <w:rFonts w:ascii="Arial" w:hAnsi="Arial" w:eastAsia="Arial" w:cs="Arial"/>
-          <w:color w:val="000000"/>
-        </w:rPr>
-        <w:t xml:space="preserve"> triggered on pull_request targeting </w:t>
-      </w:r>
-      <w:r>
-        <w:rPr>
-          <w:rFonts w:ascii="Arial" w:hAnsi="Arial" w:eastAsia="Arial" w:cs="Arial"/>
-          <w:color w:val="000000"/>
-        </w:rPr>
-        <w:t>“develop”</w:t>
-      </w:r>
-      <w:r>
-        <w:rPr>
-          <w:rFonts w:ascii="Arial" w:hAnsi="Arial" w:eastAsia="Arial" w:cs="Arial"/>
-          <w:color w:val="000000"/>
-        </w:rPr>
-        <w:t>.</w:t>
-      </w:r>
-    </w:p>
-    <w:p>
-      <w:pPr>
-        <w:pStyle w:val="ListParagraph"/>
+        <w:t>Create the CI workflow at .github/workflows/ci.yml , triggered on pull_request targeting “develop”.</w:t>
+      </w:r>
+    </w:p>
+    <w:p>
+      <w:pPr>
+        <w:pStyle w:val="19"/>
         <w:numPr>
           <w:ilvl w:val="0"/>
-          <w:numId w:val="7"/>
+          <w:numId w:val="4"/>
         </w:numPr>
         <w:spacing w:before="40" w:after="40"/>
       </w:pPr>
@@ -5889,43 +5672,15 @@
           <w:rFonts w:ascii="Arial" w:hAnsi="Arial" w:eastAsia="Arial" w:cs="Arial"/>
           <w:color w:val="000000"/>
         </w:rPr>
-        <w:t xml:space="preserve">Create the CD workflow at .github/workflows/cd.yml </w:t>
-      </w:r>
-      <w:r>
-        <w:rPr>
-          <w:rFonts w:ascii="Arial" w:hAnsi="Arial" w:eastAsia="Arial" w:cs="Arial"/>
-          <w:color w:val="000000"/>
-        </w:rPr>
-        <w:t>,</w:t>
-      </w:r>
-      <w:r>
-        <w:rPr>
-          <w:rFonts w:ascii="Arial" w:hAnsi="Arial" w:eastAsia="Arial" w:cs="Arial"/>
-          <w:color w:val="000000"/>
-        </w:rPr>
-        <w:t xml:space="preserve"> triggered on push to </w:t>
-      </w:r>
-      <w:r>
-        <w:rPr>
-          <w:rFonts w:ascii="Arial" w:hAnsi="Arial" w:eastAsia="Arial" w:cs="Arial"/>
-          <w:color w:val="000000"/>
-        </w:rPr>
-        <w:t>“develop”</w:t>
-      </w:r>
-      <w:r>
-        <w:rPr>
-          <w:rFonts w:ascii="Arial" w:hAnsi="Arial" w:eastAsia="Arial" w:cs="Arial"/>
-          <w:color w:val="000000"/>
-        </w:rPr>
-        <w:t>.</w:t>
-      </w:r>
-    </w:p>
-    <w:p>
-      <w:pPr>
-        <w:pStyle w:val="ListParagraph"/>
+        <w:t>Create the CD workflow at .github/workflows/cd.yml , triggered on push to “develop”.</w:t>
+      </w:r>
+    </w:p>
+    <w:p>
+      <w:pPr>
+        <w:pStyle w:val="19"/>
         <w:numPr>
           <w:ilvl w:val="0"/>
-          <w:numId w:val="7"/>
+          <w:numId w:val="4"/>
         </w:numPr>
         <w:spacing w:before="40" w:after="40"/>
       </w:pPr>
@@ -5939,10 +5694,10 @@
     </w:p>
     <w:p>
       <w:pPr>
-        <w:pStyle w:val="ListParagraph"/>
+        <w:pStyle w:val="19"/>
         <w:numPr>
           <w:ilvl w:val="1"/>
-          <w:numId w:val="2"/>
+          <w:numId w:val="1"/>
         </w:numPr>
         <w:spacing w:before="30" w:after="30"/>
       </w:pPr>
@@ -5957,10 +5712,10 @@
     </w:p>
     <w:p>
       <w:pPr>
-        <w:pStyle w:val="ListParagraph"/>
+        <w:pStyle w:val="19"/>
         <w:numPr>
           <w:ilvl w:val="1"/>
-          <w:numId w:val="2"/>
+          <w:numId w:val="1"/>
         </w:numPr>
         <w:spacing w:before="30" w:after="30"/>
       </w:pPr>
@@ -5975,10 +5730,10 @@
     </w:p>
     <w:p>
       <w:pPr>
-        <w:pStyle w:val="ListParagraph"/>
+        <w:pStyle w:val="19"/>
         <w:numPr>
           <w:ilvl w:val="1"/>
-          <w:numId w:val="2"/>
+          <w:numId w:val="1"/>
         </w:numPr>
         <w:spacing w:before="30" w:after="30"/>
       </w:pPr>
@@ -5993,10 +5748,10 @@
     </w:p>
     <w:p>
       <w:pPr>
-        <w:pStyle w:val="ListParagraph"/>
+        <w:pStyle w:val="19"/>
         <w:numPr>
           <w:ilvl w:val="1"/>
-          <w:numId w:val="2"/>
+          <w:numId w:val="1"/>
         </w:numPr>
         <w:spacing w:before="30" w:after="30"/>
       </w:pPr>
@@ -6006,81 +5761,33 @@
           <w:sz w:val="19"/>
           <w:szCs w:val="19"/>
         </w:rPr>
-        <w:t xml:space="preserve">Open a Pull Request (PR) targeting </w:t>
-      </w:r>
+        <w:t>Open a Pull Request (PR) targeting “develop” , verify CI workflow fires and passes</w:t>
+      </w:r>
+    </w:p>
+    <w:p>
+      <w:pPr>
+        <w:pStyle w:val="19"/>
+        <w:numPr>
+          <w:ilvl w:val="1"/>
+          <w:numId w:val="1"/>
+        </w:numPr>
+        <w:spacing w:before="30" w:after="30"/>
+      </w:pPr>
       <w:r>
         <w:rPr>
           <w:rFonts w:ascii="Arial" w:hAnsi="Arial" w:eastAsia="Arial" w:cs="Arial"/>
           <w:sz w:val="19"/>
           <w:szCs w:val="19"/>
         </w:rPr>
-        <w:t>“develop”</w:t>
-      </w:r>
-      <w:r>
-        <w:rPr>
-          <w:rFonts w:ascii="Arial" w:hAnsi="Arial" w:eastAsia="Arial" w:cs="Arial"/>
-          <w:sz w:val="19"/>
-          <w:szCs w:val="19"/>
-        </w:rPr>
-        <w:t xml:space="preserve"> </w:t>
-      </w:r>
-      <w:r>
-        <w:rPr>
-          <w:rFonts w:ascii="Arial" w:hAnsi="Arial" w:eastAsia="Arial" w:cs="Arial"/>
-          <w:sz w:val="19"/>
-          <w:szCs w:val="19"/>
-        </w:rPr>
-        <w:t>,</w:t>
-      </w:r>
-      <w:r>
-        <w:rPr>
-          <w:rFonts w:ascii="Arial" w:hAnsi="Arial" w:eastAsia="Arial" w:cs="Arial"/>
-          <w:sz w:val="19"/>
-          <w:szCs w:val="19"/>
-        </w:rPr>
-        <w:t xml:space="preserve"> verify CI workflow fires and passes</w:t>
-      </w:r>
-    </w:p>
-    <w:p>
-      <w:pPr>
-        <w:pStyle w:val="ListParagraph"/>
-        <w:numPr>
-          <w:ilvl w:val="1"/>
-          <w:numId w:val="2"/>
-        </w:numPr>
-        <w:spacing w:before="30" w:after="30"/>
-      </w:pPr>
-      <w:r>
-        <w:rPr>
-          <w:rFonts w:ascii="Arial" w:hAnsi="Arial" w:eastAsia="Arial" w:cs="Arial"/>
-          <w:sz w:val="19"/>
-          <w:szCs w:val="19"/>
-        </w:rPr>
-        <w:t xml:space="preserve">Request a review; after approval the Team Lead merges the PR </w:t>
-      </w:r>
-      <w:r>
-        <w:rPr>
-          <w:rFonts w:ascii="Arial" w:hAnsi="Arial" w:eastAsia="Arial" w:cs="Arial"/>
-          <w:sz w:val="19"/>
-          <w:szCs w:val="19"/>
-        </w:rPr>
-        <w:t>,</w:t>
-      </w:r>
-      <w:r>
-        <w:rPr>
-          <w:rFonts w:ascii="Arial" w:hAnsi="Arial" w:eastAsia="Arial" w:cs="Arial"/>
-          <w:sz w:val="19"/>
-          <w:szCs w:val="19"/>
-        </w:rPr>
-        <w:t xml:space="preserve"> verify CD fires and deploys</w:t>
-      </w:r>
-    </w:p>
-    <w:p>
-      <w:pPr>
-        <w:pStyle w:val="ListParagraph"/>
+        <w:t>Request a review; after approval the Team Lead merges the PR , verify CD fires and deploys</w:t>
+      </w:r>
+    </w:p>
+    <w:p>
+      <w:pPr>
+        <w:pStyle w:val="19"/>
         <w:numPr>
           <w:ilvl w:val="0"/>
-          <w:numId w:val="7"/>
+          <w:numId w:val="4"/>
         </w:numPr>
         <w:spacing w:before="40" w:after="40"/>
       </w:pPr>
@@ -6094,10 +5801,10 @@
     </w:p>
     <w:p>
       <w:pPr>
-        <w:pStyle w:val="ListParagraph"/>
+        <w:pStyle w:val="19"/>
         <w:numPr>
           <w:ilvl w:val="0"/>
-          <w:numId w:val="7"/>
+          <w:numId w:val="4"/>
         </w:numPr>
         <w:spacing w:before="40" w:after="40"/>
       </w:pPr>
@@ -6152,7 +5859,9 @@
     </w:p>
     <w:tbl>
       <w:tblPr>
+        <w:tblStyle w:val="9"/>
         <w:tblW w:w="9360" w:type="dxa"/>
+        <w:tblInd w:w="0" w:type="dxa"/>
         <w:tblBorders>
           <w:top w:val="single" w:color="auto" w:sz="4" w:space="0"/>
           <w:left w:val="single" w:color="auto" w:sz="4" w:space="0"/>
@@ -6161,11 +5870,13 @@
           <w:insideH w:val="single" w:color="auto" w:sz="4" w:space="0"/>
           <w:insideV w:val="single" w:color="auto" w:sz="4" w:space="0"/>
         </w:tblBorders>
+        <w:tblLayout w:type="autofit"/>
         <w:tblCellMar>
+          <w:top w:w="0" w:type="dxa"/>
           <w:left w:w="10" w:type="dxa"/>
+          <w:bottom w:w="0" w:type="dxa"/>
           <w:right w:w="10" w:type="dxa"/>
         </w:tblCellMar>
-        <w:tblLook w:val="0000" w:firstRow="0" w:lastRow="0" w:firstColumn="0" w:lastColumn="0" w:noHBand="0" w:noVBand="0"/>
       </w:tblPr>
       <w:tblGrid>
         <w:gridCol w:w="700"/>
@@ -6174,10 +5885,14 @@
       </w:tblGrid>
       <w:tr>
         <w:tblPrEx>
-          <w:tblCellMar>
-            <w:top w:w="0" w:type="dxa"/>
-            <w:bottom w:w="0" w:type="dxa"/>
-          </w:tblCellMar>
+          <w:tblBorders>
+            <w:top w:val="single" w:color="auto" w:sz="4" w:space="0"/>
+            <w:left w:val="single" w:color="auto" w:sz="4" w:space="0"/>
+            <w:bottom w:val="single" w:color="auto" w:sz="4" w:space="0"/>
+            <w:right w:val="single" w:color="auto" w:sz="4" w:space="0"/>
+            <w:insideH w:val="single" w:color="auto" w:sz="4" w:space="0"/>
+            <w:insideV w:val="single" w:color="auto" w:sz="4" w:space="0"/>
+          </w:tblBorders>
         </w:tblPrEx>
         <w:trPr>
           <w:tblHeader/>
@@ -6281,9 +5996,19 @@
       </w:tr>
       <w:tr>
         <w:tblPrEx>
+          <w:tblBorders>
+            <w:top w:val="single" w:color="auto" w:sz="4" w:space="0"/>
+            <w:left w:val="single" w:color="auto" w:sz="4" w:space="0"/>
+            <w:bottom w:val="single" w:color="auto" w:sz="4" w:space="0"/>
+            <w:right w:val="single" w:color="auto" w:sz="4" w:space="0"/>
+            <w:insideH w:val="single" w:color="auto" w:sz="4" w:space="0"/>
+            <w:insideV w:val="single" w:color="auto" w:sz="4" w:space="0"/>
+          </w:tblBorders>
           <w:tblCellMar>
             <w:top w:w="0" w:type="dxa"/>
+            <w:left w:w="10" w:type="dxa"/>
             <w:bottom w:w="0" w:type="dxa"/>
+            <w:right w:w="10" w:type="dxa"/>
           </w:tblCellMar>
         </w:tblPrEx>
         <w:tc>
@@ -6373,9 +6098,19 @@
       </w:tr>
       <w:tr>
         <w:tblPrEx>
+          <w:tblBorders>
+            <w:top w:val="single" w:color="auto" w:sz="4" w:space="0"/>
+            <w:left w:val="single" w:color="auto" w:sz="4" w:space="0"/>
+            <w:bottom w:val="single" w:color="auto" w:sz="4" w:space="0"/>
+            <w:right w:val="single" w:color="auto" w:sz="4" w:space="0"/>
+            <w:insideH w:val="single" w:color="auto" w:sz="4" w:space="0"/>
+            <w:insideV w:val="single" w:color="auto" w:sz="4" w:space="0"/>
+          </w:tblBorders>
           <w:tblCellMar>
             <w:top w:w="0" w:type="dxa"/>
+            <w:left w:w="10" w:type="dxa"/>
             <w:bottom w:w="0" w:type="dxa"/>
+            <w:right w:w="10" w:type="dxa"/>
           </w:tblCellMar>
         </w:tblPrEx>
         <w:tc>
@@ -6473,9 +6208,19 @@
       </w:tr>
       <w:tr>
         <w:tblPrEx>
+          <w:tblBorders>
+            <w:top w:val="single" w:color="auto" w:sz="4" w:space="0"/>
+            <w:left w:val="single" w:color="auto" w:sz="4" w:space="0"/>
+            <w:bottom w:val="single" w:color="auto" w:sz="4" w:space="0"/>
+            <w:right w:val="single" w:color="auto" w:sz="4" w:space="0"/>
+            <w:insideH w:val="single" w:color="auto" w:sz="4" w:space="0"/>
+            <w:insideV w:val="single" w:color="auto" w:sz="4" w:space="0"/>
+          </w:tblBorders>
           <w:tblCellMar>
             <w:top w:w="0" w:type="dxa"/>
+            <w:left w:w="10" w:type="dxa"/>
             <w:bottom w:w="0" w:type="dxa"/>
+            <w:right w:w="10" w:type="dxa"/>
           </w:tblCellMar>
         </w:tblPrEx>
         <w:tc>
@@ -6573,9 +6318,19 @@
       </w:tr>
       <w:tr>
         <w:tblPrEx>
+          <w:tblBorders>
+            <w:top w:val="single" w:color="auto" w:sz="4" w:space="0"/>
+            <w:left w:val="single" w:color="auto" w:sz="4" w:space="0"/>
+            <w:bottom w:val="single" w:color="auto" w:sz="4" w:space="0"/>
+            <w:right w:val="single" w:color="auto" w:sz="4" w:space="0"/>
+            <w:insideH w:val="single" w:color="auto" w:sz="4" w:space="0"/>
+            <w:insideV w:val="single" w:color="auto" w:sz="4" w:space="0"/>
+          </w:tblBorders>
           <w:tblCellMar>
             <w:top w:w="0" w:type="dxa"/>
+            <w:left w:w="10" w:type="dxa"/>
             <w:bottom w:w="0" w:type="dxa"/>
+            <w:right w:w="10" w:type="dxa"/>
           </w:tblCellMar>
         </w:tblPrEx>
         <w:tc>
@@ -6665,9 +6420,19 @@
       </w:tr>
       <w:tr>
         <w:tblPrEx>
+          <w:tblBorders>
+            <w:top w:val="single" w:color="auto" w:sz="4" w:space="0"/>
+            <w:left w:val="single" w:color="auto" w:sz="4" w:space="0"/>
+            <w:bottom w:val="single" w:color="auto" w:sz="4" w:space="0"/>
+            <w:right w:val="single" w:color="auto" w:sz="4" w:space="0"/>
+            <w:insideH w:val="single" w:color="auto" w:sz="4" w:space="0"/>
+            <w:insideV w:val="single" w:color="auto" w:sz="4" w:space="0"/>
+          </w:tblBorders>
           <w:tblCellMar>
             <w:top w:w="0" w:type="dxa"/>
+            <w:left w:w="10" w:type="dxa"/>
             <w:bottom w:w="0" w:type="dxa"/>
+            <w:right w:w="10" w:type="dxa"/>
           </w:tblCellMar>
         </w:tblPrEx>
         <w:tc>
@@ -6728,16 +6493,7 @@
                 <w:sz w:val="18"/>
                 <w:szCs w:val="18"/>
               </w:rPr>
-              <w:t xml:space="preserve">Create a GitHub Environment named </w:t>
-            </w:r>
-            <w:r>
-              <w:rPr>
-                <w:rFonts w:ascii="Arial" w:hAnsi="Arial" w:eastAsia="Arial" w:cs="Arial"/>
-                <w:color w:val="000000"/>
-                <w:sz w:val="18"/>
-                <w:szCs w:val="18"/>
-              </w:rPr>
-              <w:t>“development”</w:t>
+              <w:t>Create a GitHub Environment named “development”</w:t>
             </w:r>
           </w:p>
         </w:tc>
@@ -6774,9 +6530,19 @@
       </w:tr>
       <w:tr>
         <w:tblPrEx>
+          <w:tblBorders>
+            <w:top w:val="single" w:color="auto" w:sz="4" w:space="0"/>
+            <w:left w:val="single" w:color="auto" w:sz="4" w:space="0"/>
+            <w:bottom w:val="single" w:color="auto" w:sz="4" w:space="0"/>
+            <w:right w:val="single" w:color="auto" w:sz="4" w:space="0"/>
+            <w:insideH w:val="single" w:color="auto" w:sz="4" w:space="0"/>
+            <w:insideV w:val="single" w:color="auto" w:sz="4" w:space="0"/>
+          </w:tblBorders>
           <w:tblCellMar>
             <w:top w:w="0" w:type="dxa"/>
+            <w:left w:w="10" w:type="dxa"/>
             <w:bottom w:w="0" w:type="dxa"/>
+            <w:right w:w="10" w:type="dxa"/>
           </w:tblCellMar>
         </w:tblPrEx>
         <w:tc>
@@ -6874,9 +6640,19 @@
       </w:tr>
       <w:tr>
         <w:tblPrEx>
+          <w:tblBorders>
+            <w:top w:val="single" w:color="auto" w:sz="4" w:space="0"/>
+            <w:left w:val="single" w:color="auto" w:sz="4" w:space="0"/>
+            <w:bottom w:val="single" w:color="auto" w:sz="4" w:space="0"/>
+            <w:right w:val="single" w:color="auto" w:sz="4" w:space="0"/>
+            <w:insideH w:val="single" w:color="auto" w:sz="4" w:space="0"/>
+            <w:insideV w:val="single" w:color="auto" w:sz="4" w:space="0"/>
+          </w:tblBorders>
           <w:tblCellMar>
             <w:top w:w="0" w:type="dxa"/>
+            <w:left w:w="10" w:type="dxa"/>
             <w:bottom w:w="0" w:type="dxa"/>
+            <w:right w:w="10" w:type="dxa"/>
           </w:tblCellMar>
         </w:tblPrEx>
         <w:tc>
@@ -6937,16 +6713,7 @@
                 <w:sz w:val="18"/>
                 <w:szCs w:val="18"/>
               </w:rPr>
-              <w:t xml:space="preserve">Configure environment-level secret: RENDER_DEPLOY_HOOK_URL (Team Lead's Render service) inside </w:t>
-            </w:r>
-            <w:r>
-              <w:rPr>
-                <w:rFonts w:ascii="Arial" w:hAnsi="Arial" w:eastAsia="Arial" w:cs="Arial"/>
-                <w:color w:val="000000"/>
-                <w:sz w:val="18"/>
-                <w:szCs w:val="18"/>
-              </w:rPr>
-              <w:t>“development”</w:t>
+              <w:t>Configure environment-level secret: RENDER_DEPLOY_HOOK_URL (Team Lead's Render service) inside “development”</w:t>
             </w:r>
           </w:p>
         </w:tc>
@@ -6983,9 +6750,19 @@
       </w:tr>
       <w:tr>
         <w:tblPrEx>
+          <w:tblBorders>
+            <w:top w:val="single" w:color="auto" w:sz="4" w:space="0"/>
+            <w:left w:val="single" w:color="auto" w:sz="4" w:space="0"/>
+            <w:bottom w:val="single" w:color="auto" w:sz="4" w:space="0"/>
+            <w:right w:val="single" w:color="auto" w:sz="4" w:space="0"/>
+            <w:insideH w:val="single" w:color="auto" w:sz="4" w:space="0"/>
+            <w:insideV w:val="single" w:color="auto" w:sz="4" w:space="0"/>
+          </w:tblBorders>
           <w:tblCellMar>
             <w:top w:w="0" w:type="dxa"/>
+            <w:left w:w="10" w:type="dxa"/>
             <w:bottom w:w="0" w:type="dxa"/>
+            <w:right w:w="10" w:type="dxa"/>
           </w:tblCellMar>
         </w:tblPrEx>
         <w:tc>
@@ -7075,9 +6852,19 @@
       </w:tr>
       <w:tr>
         <w:tblPrEx>
+          <w:tblBorders>
+            <w:top w:val="single" w:color="auto" w:sz="4" w:space="0"/>
+            <w:left w:val="single" w:color="auto" w:sz="4" w:space="0"/>
+            <w:bottom w:val="single" w:color="auto" w:sz="4" w:space="0"/>
+            <w:right w:val="single" w:color="auto" w:sz="4" w:space="0"/>
+            <w:insideH w:val="single" w:color="auto" w:sz="4" w:space="0"/>
+            <w:insideV w:val="single" w:color="auto" w:sz="4" w:space="0"/>
+          </w:tblBorders>
           <w:tblCellMar>
             <w:top w:w="0" w:type="dxa"/>
+            <w:left w:w="10" w:type="dxa"/>
             <w:bottom w:w="0" w:type="dxa"/>
+            <w:right w:w="10" w:type="dxa"/>
           </w:tblCellMar>
         </w:tblPrEx>
         <w:tc>
@@ -7175,9 +6962,19 @@
       </w:tr>
       <w:tr>
         <w:tblPrEx>
+          <w:tblBorders>
+            <w:top w:val="single" w:color="auto" w:sz="4" w:space="0"/>
+            <w:left w:val="single" w:color="auto" w:sz="4" w:space="0"/>
+            <w:bottom w:val="single" w:color="auto" w:sz="4" w:space="0"/>
+            <w:right w:val="single" w:color="auto" w:sz="4" w:space="0"/>
+            <w:insideH w:val="single" w:color="auto" w:sz="4" w:space="0"/>
+            <w:insideV w:val="single" w:color="auto" w:sz="4" w:space="0"/>
+          </w:tblBorders>
           <w:tblCellMar>
             <w:top w:w="0" w:type="dxa"/>
+            <w:left w:w="10" w:type="dxa"/>
             <w:bottom w:w="0" w:type="dxa"/>
+            <w:right w:w="10" w:type="dxa"/>
           </w:tblCellMar>
         </w:tblPrEx>
         <w:tc>
@@ -7275,9 +7072,19 @@
       </w:tr>
       <w:tr>
         <w:tblPrEx>
+          <w:tblBorders>
+            <w:top w:val="single" w:color="auto" w:sz="4" w:space="0"/>
+            <w:left w:val="single" w:color="auto" w:sz="4" w:space="0"/>
+            <w:bottom w:val="single" w:color="auto" w:sz="4" w:space="0"/>
+            <w:right w:val="single" w:color="auto" w:sz="4" w:space="0"/>
+            <w:insideH w:val="single" w:color="auto" w:sz="4" w:space="0"/>
+            <w:insideV w:val="single" w:color="auto" w:sz="4" w:space="0"/>
+          </w:tblBorders>
           <w:tblCellMar>
             <w:top w:w="0" w:type="dxa"/>
+            <w:left w:w="10" w:type="dxa"/>
             <w:bottom w:w="0" w:type="dxa"/>
+            <w:right w:w="10" w:type="dxa"/>
           </w:tblCellMar>
         </w:tblPrEx>
         <w:tc>
@@ -7338,25 +7145,7 @@
                 <w:sz w:val="18"/>
                 <w:szCs w:val="18"/>
               </w:rPr>
-              <w:t xml:space="preserve">Each member opens a PR targeting </w:t>
-            </w:r>
-            <w:r>
-              <w:rPr>
-                <w:rFonts w:ascii="Arial" w:hAnsi="Arial" w:eastAsia="Arial" w:cs="Arial"/>
-                <w:color w:val="000000"/>
-                <w:sz w:val="18"/>
-                <w:szCs w:val="18"/>
-              </w:rPr>
-              <w:t>“develop”</w:t>
-            </w:r>
-            <w:r>
-              <w:rPr>
-                <w:rFonts w:ascii="Arial" w:hAnsi="Arial" w:eastAsia="Arial" w:cs="Arial"/>
-                <w:color w:val="000000"/>
-                <w:sz w:val="18"/>
-                <w:szCs w:val="18"/>
-              </w:rPr>
-              <w:t>; PR description is meaningful and CI passes before merge</w:t>
+              <w:t>Each member opens a PR targeting “develop”; PR description is meaningful and CI passes before merge</w:t>
             </w:r>
           </w:p>
         </w:tc>
@@ -7393,9 +7182,19 @@
       </w:tr>
       <w:tr>
         <w:tblPrEx>
+          <w:tblBorders>
+            <w:top w:val="single" w:color="auto" w:sz="4" w:space="0"/>
+            <w:left w:val="single" w:color="auto" w:sz="4" w:space="0"/>
+            <w:bottom w:val="single" w:color="auto" w:sz="4" w:space="0"/>
+            <w:right w:val="single" w:color="auto" w:sz="4" w:space="0"/>
+            <w:insideH w:val="single" w:color="auto" w:sz="4" w:space="0"/>
+            <w:insideV w:val="single" w:color="auto" w:sz="4" w:space="0"/>
+          </w:tblBorders>
           <w:tblCellMar>
             <w:top w:w="0" w:type="dxa"/>
+            <w:left w:w="10" w:type="dxa"/>
             <w:bottom w:w="0" w:type="dxa"/>
+            <w:right w:w="10" w:type="dxa"/>
           </w:tblCellMar>
         </w:tblPrEx>
         <w:tc>
@@ -7485,9 +7284,19 @@
       </w:tr>
       <w:tr>
         <w:tblPrEx>
+          <w:tblBorders>
+            <w:top w:val="single" w:color="auto" w:sz="4" w:space="0"/>
+            <w:left w:val="single" w:color="auto" w:sz="4" w:space="0"/>
+            <w:bottom w:val="single" w:color="auto" w:sz="4" w:space="0"/>
+            <w:right w:val="single" w:color="auto" w:sz="4" w:space="0"/>
+            <w:insideH w:val="single" w:color="auto" w:sz="4" w:space="0"/>
+            <w:insideV w:val="single" w:color="auto" w:sz="4" w:space="0"/>
+          </w:tblBorders>
           <w:tblCellMar>
             <w:top w:w="0" w:type="dxa"/>
+            <w:left w:w="10" w:type="dxa"/>
             <w:bottom w:w="0" w:type="dxa"/>
+            <w:right w:w="10" w:type="dxa"/>
           </w:tblCellMar>
         </w:tblPrEx>
         <w:tc>
@@ -7548,16 +7357,7 @@
                 <w:sz w:val="18"/>
                 <w:szCs w:val="18"/>
               </w:rPr>
-              <w:t xml:space="preserve">CI workflow file created at .github/workflows/ci.yml with correct pull_request trigger targeting </w:t>
-            </w:r>
-            <w:r>
-              <w:rPr>
-                <w:rFonts w:ascii="Arial" w:hAnsi="Arial" w:eastAsia="Arial" w:cs="Arial"/>
-                <w:color w:val="000000"/>
-                <w:sz w:val="18"/>
-                <w:szCs w:val="18"/>
-              </w:rPr>
-              <w:t>“develop”</w:t>
+              <w:t>CI workflow file created at .github/workflows/ci.yml with correct pull_request trigger targeting “develop”</w:t>
             </w:r>
           </w:p>
         </w:tc>
@@ -7594,9 +7394,19 @@
       </w:tr>
       <w:tr>
         <w:tblPrEx>
+          <w:tblBorders>
+            <w:top w:val="single" w:color="auto" w:sz="4" w:space="0"/>
+            <w:left w:val="single" w:color="auto" w:sz="4" w:space="0"/>
+            <w:bottom w:val="single" w:color="auto" w:sz="4" w:space="0"/>
+            <w:right w:val="single" w:color="auto" w:sz="4" w:space="0"/>
+            <w:insideH w:val="single" w:color="auto" w:sz="4" w:space="0"/>
+            <w:insideV w:val="single" w:color="auto" w:sz="4" w:space="0"/>
+          </w:tblBorders>
           <w:tblCellMar>
             <w:top w:w="0" w:type="dxa"/>
+            <w:left w:w="10" w:type="dxa"/>
             <w:bottom w:w="0" w:type="dxa"/>
+            <w:right w:w="10" w:type="dxa"/>
           </w:tblCellMar>
         </w:tblPrEx>
         <w:tc>
@@ -7694,9 +7504,19 @@
       </w:tr>
       <w:tr>
         <w:tblPrEx>
+          <w:tblBorders>
+            <w:top w:val="single" w:color="auto" w:sz="4" w:space="0"/>
+            <w:left w:val="single" w:color="auto" w:sz="4" w:space="0"/>
+            <w:bottom w:val="single" w:color="auto" w:sz="4" w:space="0"/>
+            <w:right w:val="single" w:color="auto" w:sz="4" w:space="0"/>
+            <w:insideH w:val="single" w:color="auto" w:sz="4" w:space="0"/>
+            <w:insideV w:val="single" w:color="auto" w:sz="4" w:space="0"/>
+          </w:tblBorders>
           <w:tblCellMar>
             <w:top w:w="0" w:type="dxa"/>
+            <w:left w:w="10" w:type="dxa"/>
             <w:bottom w:w="0" w:type="dxa"/>
+            <w:right w:w="10" w:type="dxa"/>
           </w:tblCellMar>
         </w:tblPrEx>
         <w:tc>
@@ -7794,9 +7614,19 @@
       </w:tr>
       <w:tr>
         <w:tblPrEx>
+          <w:tblBorders>
+            <w:top w:val="single" w:color="auto" w:sz="4" w:space="0"/>
+            <w:left w:val="single" w:color="auto" w:sz="4" w:space="0"/>
+            <w:bottom w:val="single" w:color="auto" w:sz="4" w:space="0"/>
+            <w:right w:val="single" w:color="auto" w:sz="4" w:space="0"/>
+            <w:insideH w:val="single" w:color="auto" w:sz="4" w:space="0"/>
+            <w:insideV w:val="single" w:color="auto" w:sz="4" w:space="0"/>
+          </w:tblBorders>
           <w:tblCellMar>
             <w:top w:w="0" w:type="dxa"/>
+            <w:left w:w="10" w:type="dxa"/>
             <w:bottom w:w="0" w:type="dxa"/>
+            <w:right w:w="10" w:type="dxa"/>
           </w:tblCellMar>
         </w:tblPrEx>
         <w:tc>
@@ -7894,9 +7724,19 @@
       </w:tr>
       <w:tr>
         <w:tblPrEx>
+          <w:tblBorders>
+            <w:top w:val="single" w:color="auto" w:sz="4" w:space="0"/>
+            <w:left w:val="single" w:color="auto" w:sz="4" w:space="0"/>
+            <w:bottom w:val="single" w:color="auto" w:sz="4" w:space="0"/>
+            <w:right w:val="single" w:color="auto" w:sz="4" w:space="0"/>
+            <w:insideH w:val="single" w:color="auto" w:sz="4" w:space="0"/>
+            <w:insideV w:val="single" w:color="auto" w:sz="4" w:space="0"/>
+          </w:tblBorders>
           <w:tblCellMar>
             <w:top w:w="0" w:type="dxa"/>
+            <w:left w:w="10" w:type="dxa"/>
             <w:bottom w:w="0" w:type="dxa"/>
+            <w:right w:w="10" w:type="dxa"/>
           </w:tblCellMar>
         </w:tblPrEx>
         <w:tc>
@@ -7986,9 +7826,19 @@
       </w:tr>
       <w:tr>
         <w:tblPrEx>
+          <w:tblBorders>
+            <w:top w:val="single" w:color="auto" w:sz="4" w:space="0"/>
+            <w:left w:val="single" w:color="auto" w:sz="4" w:space="0"/>
+            <w:bottom w:val="single" w:color="auto" w:sz="4" w:space="0"/>
+            <w:right w:val="single" w:color="auto" w:sz="4" w:space="0"/>
+            <w:insideH w:val="single" w:color="auto" w:sz="4" w:space="0"/>
+            <w:insideV w:val="single" w:color="auto" w:sz="4" w:space="0"/>
+          </w:tblBorders>
           <w:tblCellMar>
             <w:top w:w="0" w:type="dxa"/>
+            <w:left w:w="10" w:type="dxa"/>
             <w:bottom w:w="0" w:type="dxa"/>
+            <w:right w:w="10" w:type="dxa"/>
           </w:tblCellMar>
         </w:tblPrEx>
         <w:tc>
@@ -8049,16 +7899,7 @@
                 <w:sz w:val="18"/>
                 <w:szCs w:val="18"/>
               </w:rPr>
-              <w:t xml:space="preserve">CD workflow file created at .github/workflows/cd.yml with correct push trigger on </w:t>
-            </w:r>
-            <w:r>
-              <w:rPr>
-                <w:rFonts w:ascii="Arial" w:hAnsi="Arial" w:eastAsia="Arial" w:cs="Arial"/>
-                <w:color w:val="000000"/>
-                <w:sz w:val="18"/>
-                <w:szCs w:val="18"/>
-              </w:rPr>
-              <w:t>“develop”</w:t>
+              <w:t>CD workflow file created at .github/workflows/cd.yml with correct push trigger on “develop”</w:t>
             </w:r>
           </w:p>
         </w:tc>
@@ -8095,9 +7936,19 @@
       </w:tr>
       <w:tr>
         <w:tblPrEx>
+          <w:tblBorders>
+            <w:top w:val="single" w:color="auto" w:sz="4" w:space="0"/>
+            <w:left w:val="single" w:color="auto" w:sz="4" w:space="0"/>
+            <w:bottom w:val="single" w:color="auto" w:sz="4" w:space="0"/>
+            <w:right w:val="single" w:color="auto" w:sz="4" w:space="0"/>
+            <w:insideH w:val="single" w:color="auto" w:sz="4" w:space="0"/>
+            <w:insideV w:val="single" w:color="auto" w:sz="4" w:space="0"/>
+          </w:tblBorders>
           <w:tblCellMar>
             <w:top w:w="0" w:type="dxa"/>
+            <w:left w:w="10" w:type="dxa"/>
             <w:bottom w:w="0" w:type="dxa"/>
+            <w:right w:w="10" w:type="dxa"/>
           </w:tblCellMar>
         </w:tblPrEx>
         <w:tc>
@@ -8195,9 +8046,19 @@
       </w:tr>
       <w:tr>
         <w:tblPrEx>
+          <w:tblBorders>
+            <w:top w:val="single" w:color="auto" w:sz="4" w:space="0"/>
+            <w:left w:val="single" w:color="auto" w:sz="4" w:space="0"/>
+            <w:bottom w:val="single" w:color="auto" w:sz="4" w:space="0"/>
+            <w:right w:val="single" w:color="auto" w:sz="4" w:space="0"/>
+            <w:insideH w:val="single" w:color="auto" w:sz="4" w:space="0"/>
+            <w:insideV w:val="single" w:color="auto" w:sz="4" w:space="0"/>
+          </w:tblBorders>
           <w:tblCellMar>
             <w:top w:w="0" w:type="dxa"/>
+            <w:left w:w="10" w:type="dxa"/>
             <w:bottom w:w="0" w:type="dxa"/>
+            <w:right w:w="10" w:type="dxa"/>
           </w:tblCellMar>
         </w:tblPrEx>
         <w:tc>
@@ -8295,9 +8156,19 @@
       </w:tr>
       <w:tr>
         <w:tblPrEx>
+          <w:tblBorders>
+            <w:top w:val="single" w:color="auto" w:sz="4" w:space="0"/>
+            <w:left w:val="single" w:color="auto" w:sz="4" w:space="0"/>
+            <w:bottom w:val="single" w:color="auto" w:sz="4" w:space="0"/>
+            <w:right w:val="single" w:color="auto" w:sz="4" w:space="0"/>
+            <w:insideH w:val="single" w:color="auto" w:sz="4" w:space="0"/>
+            <w:insideV w:val="single" w:color="auto" w:sz="4" w:space="0"/>
+          </w:tblBorders>
           <w:tblCellMar>
             <w:top w:w="0" w:type="dxa"/>
+            <w:left w:w="10" w:type="dxa"/>
             <w:bottom w:w="0" w:type="dxa"/>
+            <w:right w:w="10" w:type="dxa"/>
           </w:tblCellMar>
         </w:tblPrEx>
         <w:tc>
@@ -8387,9 +8258,19 @@
       </w:tr>
       <w:tr>
         <w:tblPrEx>
+          <w:tblBorders>
+            <w:top w:val="single" w:color="auto" w:sz="4" w:space="0"/>
+            <w:left w:val="single" w:color="auto" w:sz="4" w:space="0"/>
+            <w:bottom w:val="single" w:color="auto" w:sz="4" w:space="0"/>
+            <w:right w:val="single" w:color="auto" w:sz="4" w:space="0"/>
+            <w:insideH w:val="single" w:color="auto" w:sz="4" w:space="0"/>
+            <w:insideV w:val="single" w:color="auto" w:sz="4" w:space="0"/>
+          </w:tblBorders>
           <w:tblCellMar>
             <w:top w:w="0" w:type="dxa"/>
+            <w:left w:w="10" w:type="dxa"/>
             <w:bottom w:w="0" w:type="dxa"/>
+            <w:right w:w="10" w:type="dxa"/>
           </w:tblCellMar>
         </w:tblPrEx>
         <w:tc>
@@ -8487,9 +8368,19 @@
       </w:tr>
       <w:tr>
         <w:tblPrEx>
+          <w:tblBorders>
+            <w:top w:val="single" w:color="auto" w:sz="4" w:space="0"/>
+            <w:left w:val="single" w:color="auto" w:sz="4" w:space="0"/>
+            <w:bottom w:val="single" w:color="auto" w:sz="4" w:space="0"/>
+            <w:right w:val="single" w:color="auto" w:sz="4" w:space="0"/>
+            <w:insideH w:val="single" w:color="auto" w:sz="4" w:space="0"/>
+            <w:insideV w:val="single" w:color="auto" w:sz="4" w:space="0"/>
+          </w:tblBorders>
           <w:tblCellMar>
             <w:top w:w="0" w:type="dxa"/>
+            <w:left w:w="10" w:type="dxa"/>
             <w:bottom w:w="0" w:type="dxa"/>
+            <w:right w:w="10" w:type="dxa"/>
           </w:tblCellMar>
         </w:tblPrEx>
         <w:tc>
@@ -8587,9 +8478,19 @@
       </w:tr>
       <w:tr>
         <w:tblPrEx>
+          <w:tblBorders>
+            <w:top w:val="single" w:color="auto" w:sz="4" w:space="0"/>
+            <w:left w:val="single" w:color="auto" w:sz="4" w:space="0"/>
+            <w:bottom w:val="single" w:color="auto" w:sz="4" w:space="0"/>
+            <w:right w:val="single" w:color="auto" w:sz="4" w:space="0"/>
+            <w:insideH w:val="single" w:color="auto" w:sz="4" w:space="0"/>
+            <w:insideV w:val="single" w:color="auto" w:sz="4" w:space="0"/>
+          </w:tblBorders>
           <w:tblCellMar>
             <w:top w:w="0" w:type="dxa"/>
+            <w:left w:w="10" w:type="dxa"/>
             <w:bottom w:w="0" w:type="dxa"/>
+            <w:right w:w="10" w:type="dxa"/>
           </w:tblCellMar>
         </w:tblPrEx>
         <w:tc>
@@ -8713,10 +8614,10 @@
     </w:p>
     <w:p>
       <w:pPr>
-        <w:pStyle w:val="ListParagraph"/>
+        <w:pStyle w:val="19"/>
         <w:numPr>
           <w:ilvl w:val="0"/>
-          <w:numId w:val="2"/>
+          <w:numId w:val="1"/>
         </w:numPr>
         <w:spacing w:before="40" w:after="40"/>
       </w:pPr>
@@ -8730,10 +8631,10 @@
     </w:p>
     <w:p>
       <w:pPr>
-        <w:pStyle w:val="ListParagraph"/>
+        <w:pStyle w:val="19"/>
         <w:numPr>
           <w:ilvl w:val="0"/>
-          <w:numId w:val="2"/>
+          <w:numId w:val="1"/>
         </w:numPr>
         <w:spacing w:before="40" w:after="40"/>
       </w:pPr>
@@ -8747,10 +8648,10 @@
     </w:p>
     <w:p>
       <w:pPr>
-        <w:pStyle w:val="ListParagraph"/>
+        <w:pStyle w:val="19"/>
         <w:numPr>
           <w:ilvl w:val="0"/>
-          <w:numId w:val="2"/>
+          <w:numId w:val="1"/>
         </w:numPr>
         <w:spacing w:before="40" w:after="40"/>
       </w:pPr>
@@ -8764,10 +8665,10 @@
     </w:p>
     <w:p>
       <w:pPr>
-        <w:pStyle w:val="ListParagraph"/>
+        <w:pStyle w:val="19"/>
         <w:numPr>
           <w:ilvl w:val="0"/>
-          <w:numId w:val="2"/>
+          <w:numId w:val="1"/>
         </w:numPr>
         <w:spacing w:before="40" w:after="40"/>
       </w:pPr>
@@ -8776,29 +8677,15 @@
           <w:rFonts w:ascii="Arial" w:hAnsi="Arial" w:eastAsia="Arial" w:cs="Arial"/>
           <w:color w:val="000000"/>
         </w:rPr>
-        <w:t xml:space="preserve">Screenshot 1: GitHub </w:t>
-      </w:r>
-      <w:r>
-        <w:rPr>
-          <w:rFonts w:ascii="Arial" w:hAnsi="Arial" w:eastAsia="Arial" w:cs="Arial"/>
-          <w:color w:val="000000"/>
-        </w:rPr>
-        <w:t>“development”</w:t>
-      </w:r>
-      <w:r>
-        <w:rPr>
-          <w:rFonts w:ascii="Arial" w:hAnsi="Arial" w:eastAsia="Arial" w:cs="Arial"/>
-          <w:color w:val="000000"/>
-        </w:rPr>
-        <w:t xml:space="preserve"> Environment showing all three secrets configured.</w:t>
-      </w:r>
-    </w:p>
-    <w:p>
-      <w:pPr>
-        <w:pStyle w:val="ListParagraph"/>
+        <w:t>Screenshot 1: GitHub “development” Environment showing all three secrets configured.</w:t>
+      </w:r>
+    </w:p>
+    <w:p>
+      <w:pPr>
+        <w:pStyle w:val="19"/>
         <w:numPr>
           <w:ilvl w:val="0"/>
-          <w:numId w:val="2"/>
+          <w:numId w:val="1"/>
         </w:numPr>
         <w:spacing w:before="40" w:after="40"/>
       </w:pPr>
@@ -8807,29 +8694,15 @@
           <w:rFonts w:ascii="Arial" w:hAnsi="Arial" w:eastAsia="Arial" w:cs="Arial"/>
           <w:color w:val="000000"/>
         </w:rPr>
-        <w:t xml:space="preserve">Screenshot 2: Each member's CI workflow run triggered by their individual PR </w:t>
-      </w:r>
-      <w:r>
-        <w:rPr>
-          <w:rFonts w:ascii="Arial" w:hAnsi="Arial" w:eastAsia="Arial" w:cs="Arial"/>
-          <w:color w:val="000000"/>
-        </w:rPr>
-        <w:t>,</w:t>
-      </w:r>
-      <w:r>
-        <w:rPr>
-          <w:rFonts w:ascii="Arial" w:hAnsi="Arial" w:eastAsia="Arial" w:cs="Arial"/>
-          <w:color w:val="000000"/>
-        </w:rPr>
-        <w:t xml:space="preserve"> all steps green (one screenshot per member, or a combined view).</w:t>
-      </w:r>
-    </w:p>
-    <w:p>
-      <w:pPr>
-        <w:pStyle w:val="ListParagraph"/>
+        <w:t>Screenshot 2: Each member's CI workflow run triggered by their individual PR , all steps green (one screenshot per member, or a combined view).</w:t>
+      </w:r>
+    </w:p>
+    <w:p>
+      <w:pPr>
+        <w:pStyle w:val="19"/>
         <w:numPr>
           <w:ilvl w:val="0"/>
-          <w:numId w:val="2"/>
+          <w:numId w:val="1"/>
         </w:numPr>
         <w:spacing w:before="40" w:after="40"/>
       </w:pPr>
@@ -8843,10 +8716,10 @@
     </w:p>
     <w:p>
       <w:pPr>
-        <w:pStyle w:val="ListParagraph"/>
+        <w:pStyle w:val="19"/>
         <w:numPr>
           <w:ilvl w:val="0"/>
-          <w:numId w:val="2"/>
+          <w:numId w:val="1"/>
         </w:numPr>
         <w:spacing w:before="40" w:after="40"/>
       </w:pPr>
@@ -8855,43 +8728,15 @@
           <w:rFonts w:ascii="Arial" w:hAnsi="Arial" w:eastAsia="Arial" w:cs="Arial"/>
           <w:color w:val="000000"/>
         </w:rPr>
-        <w:t xml:space="preserve">Screenshot 4: CD workflow run triggered by a push to </w:t>
-      </w:r>
-      <w:r>
-        <w:rPr>
-          <w:rFonts w:ascii="Arial" w:hAnsi="Arial" w:eastAsia="Arial" w:cs="Arial"/>
-          <w:color w:val="000000"/>
-        </w:rPr>
-        <w:t>“develop”</w:t>
-      </w:r>
-      <w:r>
-        <w:rPr>
-          <w:rFonts w:ascii="Arial" w:hAnsi="Arial" w:eastAsia="Arial" w:cs="Arial"/>
-          <w:color w:val="000000"/>
-        </w:rPr>
-        <w:t xml:space="preserve"> </w:t>
-      </w:r>
-      <w:r>
-        <w:rPr>
-          <w:rFonts w:ascii="Arial" w:hAnsi="Arial" w:eastAsia="Arial" w:cs="Arial"/>
-          <w:color w:val="000000"/>
-        </w:rPr>
-        <w:t>,</w:t>
-      </w:r>
-      <w:r>
-        <w:rPr>
-          <w:rFonts w:ascii="Arial" w:hAnsi="Arial" w:eastAsia="Arial" w:cs="Arial"/>
-          <w:color w:val="000000"/>
-        </w:rPr>
-        <w:t xml:space="preserve"> deploy step completed.</w:t>
-      </w:r>
-    </w:p>
-    <w:p>
-      <w:pPr>
-        <w:pStyle w:val="ListParagraph"/>
+        <w:t>Screenshot 4: CD workflow run triggered by a push to “develop” , deploy step completed.</w:t>
+      </w:r>
+    </w:p>
+    <w:p>
+      <w:pPr>
+        <w:pStyle w:val="19"/>
         <w:numPr>
           <w:ilvl w:val="0"/>
-          <w:numId w:val="2"/>
+          <w:numId w:val="1"/>
         </w:numPr>
         <w:spacing w:before="40" w:after="40"/>
       </w:pPr>
@@ -8905,10 +8750,10 @@
     </w:p>
     <w:p>
       <w:pPr>
-        <w:pStyle w:val="ListParagraph"/>
+        <w:pStyle w:val="19"/>
         <w:numPr>
           <w:ilvl w:val="0"/>
-          <w:numId w:val="2"/>
+          <w:numId w:val="1"/>
         </w:numPr>
         <w:spacing w:before="40" w:after="40"/>
       </w:pPr>
@@ -8922,10 +8767,10 @@
     </w:p>
     <w:p>
       <w:pPr>
-        <w:pStyle w:val="ListParagraph"/>
+        <w:pStyle w:val="19"/>
         <w:numPr>
           <w:ilvl w:val="0"/>
-          <w:numId w:val="2"/>
+          <w:numId w:val="1"/>
         </w:numPr>
         <w:spacing w:before="40" w:after="40"/>
       </w:pPr>
@@ -8976,7 +8821,9 @@
     </w:p>
     <w:tbl>
       <w:tblPr>
+        <w:tblStyle w:val="9"/>
         <w:tblW w:w="9360" w:type="dxa"/>
+        <w:tblInd w:w="0" w:type="dxa"/>
         <w:tblBorders>
           <w:top w:val="single" w:color="auto" w:sz="4" w:space="0"/>
           <w:left w:val="single" w:color="auto" w:sz="4" w:space="0"/>
@@ -8985,11 +8832,13 @@
           <w:insideH w:val="single" w:color="auto" w:sz="4" w:space="0"/>
           <w:insideV w:val="single" w:color="auto" w:sz="4" w:space="0"/>
         </w:tblBorders>
+        <w:tblLayout w:type="autofit"/>
         <w:tblCellMar>
+          <w:top w:w="0" w:type="dxa"/>
           <w:left w:w="10" w:type="dxa"/>
+          <w:bottom w:w="0" w:type="dxa"/>
           <w:right w:w="10" w:type="dxa"/>
         </w:tblCellMar>
-        <w:tblLook w:val="0000" w:firstRow="0" w:lastRow="0" w:firstColumn="0" w:lastColumn="0" w:noHBand="0" w:noVBand="0"/>
       </w:tblPr>
       <w:tblGrid>
         <w:gridCol w:w="3200"/>
@@ -8997,9 +8846,19 @@
       </w:tblGrid>
       <w:tr>
         <w:tblPrEx>
+          <w:tblBorders>
+            <w:top w:val="single" w:color="auto" w:sz="4" w:space="0"/>
+            <w:left w:val="single" w:color="auto" w:sz="4" w:space="0"/>
+            <w:bottom w:val="single" w:color="auto" w:sz="4" w:space="0"/>
+            <w:right w:val="single" w:color="auto" w:sz="4" w:space="0"/>
+            <w:insideH w:val="single" w:color="auto" w:sz="4" w:space="0"/>
+            <w:insideV w:val="single" w:color="auto" w:sz="4" w:space="0"/>
+          </w:tblBorders>
           <w:tblCellMar>
             <w:top w:w="0" w:type="dxa"/>
+            <w:left w:w="10" w:type="dxa"/>
             <w:bottom w:w="0" w:type="dxa"/>
+            <w:right w:w="10" w:type="dxa"/>
           </w:tblCellMar>
         </w:tblPrEx>
         <w:tc>
@@ -9069,9 +8928,19 @@
       </w:tr>
       <w:tr>
         <w:tblPrEx>
+          <w:tblBorders>
+            <w:top w:val="single" w:color="auto" w:sz="4" w:space="0"/>
+            <w:left w:val="single" w:color="auto" w:sz="4" w:space="0"/>
+            <w:bottom w:val="single" w:color="auto" w:sz="4" w:space="0"/>
+            <w:right w:val="single" w:color="auto" w:sz="4" w:space="0"/>
+            <w:insideH w:val="single" w:color="auto" w:sz="4" w:space="0"/>
+            <w:insideV w:val="single" w:color="auto" w:sz="4" w:space="0"/>
+          </w:tblBorders>
           <w:tblCellMar>
             <w:top w:w="0" w:type="dxa"/>
+            <w:left w:w="10" w:type="dxa"/>
             <w:bottom w:w="0" w:type="dxa"/>
+            <w:right w:w="10" w:type="dxa"/>
           </w:tblCellMar>
         </w:tblPrEx>
         <w:tc>
@@ -9102,29 +8971,7 @@
                 <w:sz w:val="18"/>
                 <w:szCs w:val="18"/>
               </w:rPr>
-              <w:t xml:space="preserve">GitHub </w:t>
-            </w:r>
-            <w:r>
-              <w:rPr>
-                <w:rFonts w:ascii="Arial" w:hAnsi="Arial" w:eastAsia="Arial" w:cs="Arial"/>
-                <w:b/>
-                <w:bCs/>
-                <w:color w:val="000000"/>
-                <w:sz w:val="18"/>
-                <w:szCs w:val="18"/>
-              </w:rPr>
-              <w:t>“development”</w:t>
-            </w:r>
-            <w:r>
-              <w:rPr>
-                <w:rFonts w:ascii="Arial" w:hAnsi="Arial" w:eastAsia="Arial" w:cs="Arial"/>
-                <w:b/>
-                <w:bCs/>
-                <w:color w:val="000000"/>
-                <w:sz w:val="18"/>
-                <w:szCs w:val="18"/>
-              </w:rPr>
-              <w:t xml:space="preserve"> Environment &amp; All Secrets</w:t>
+              <w:t>GitHub “development” Environment &amp; All Secrets</w:t>
             </w:r>
           </w:p>
         </w:tc>
@@ -9151,9 +8998,19 @@
       </w:tr>
       <w:tr>
         <w:tblPrEx>
+          <w:tblBorders>
+            <w:top w:val="single" w:color="auto" w:sz="4" w:space="0"/>
+            <w:left w:val="single" w:color="auto" w:sz="4" w:space="0"/>
+            <w:bottom w:val="single" w:color="auto" w:sz="4" w:space="0"/>
+            <w:right w:val="single" w:color="auto" w:sz="4" w:space="0"/>
+            <w:insideH w:val="single" w:color="auto" w:sz="4" w:space="0"/>
+            <w:insideV w:val="single" w:color="auto" w:sz="4" w:space="0"/>
+          </w:tblBorders>
           <w:tblCellMar>
             <w:top w:w="0" w:type="dxa"/>
+            <w:left w:w="10" w:type="dxa"/>
             <w:bottom w:w="0" w:type="dxa"/>
+            <w:right w:w="10" w:type="dxa"/>
           </w:tblCellMar>
         </w:tblPrEx>
         <w:tc>
@@ -9211,9 +9068,19 @@
       </w:tr>
       <w:tr>
         <w:tblPrEx>
+          <w:tblBorders>
+            <w:top w:val="single" w:color="auto" w:sz="4" w:space="0"/>
+            <w:left w:val="single" w:color="auto" w:sz="4" w:space="0"/>
+            <w:bottom w:val="single" w:color="auto" w:sz="4" w:space="0"/>
+            <w:right w:val="single" w:color="auto" w:sz="4" w:space="0"/>
+            <w:insideH w:val="single" w:color="auto" w:sz="4" w:space="0"/>
+            <w:insideV w:val="single" w:color="auto" w:sz="4" w:space="0"/>
+          </w:tblBorders>
           <w:tblCellMar>
             <w:top w:w="0" w:type="dxa"/>
+            <w:left w:w="10" w:type="dxa"/>
             <w:bottom w:w="0" w:type="dxa"/>
+            <w:right w:w="10" w:type="dxa"/>
           </w:tblCellMar>
         </w:tblPrEx>
         <w:tc>
@@ -9271,9 +9138,19 @@
       </w:tr>
       <w:tr>
         <w:tblPrEx>
+          <w:tblBorders>
+            <w:top w:val="single" w:color="auto" w:sz="4" w:space="0"/>
+            <w:left w:val="single" w:color="auto" w:sz="4" w:space="0"/>
+            <w:bottom w:val="single" w:color="auto" w:sz="4" w:space="0"/>
+            <w:right w:val="single" w:color="auto" w:sz="4" w:space="0"/>
+            <w:insideH w:val="single" w:color="auto" w:sz="4" w:space="0"/>
+            <w:insideV w:val="single" w:color="auto" w:sz="4" w:space="0"/>
+          </w:tblBorders>
           <w:tblCellMar>
             <w:top w:w="0" w:type="dxa"/>
+            <w:left w:w="10" w:type="dxa"/>
             <w:bottom w:w="0" w:type="dxa"/>
+            <w:right w:w="10" w:type="dxa"/>
           </w:tblCellMar>
         </w:tblPrEx>
         <w:tc>
@@ -9304,18 +9181,7 @@
                 <w:sz w:val="18"/>
                 <w:szCs w:val="18"/>
               </w:rPr>
-              <w:t xml:space="preserve">CD Workflow Run – Triggered by Push to </w:t>
-            </w:r>
-            <w:r>
-              <w:rPr>
-                <w:rFonts w:ascii="Arial" w:hAnsi="Arial" w:eastAsia="Arial" w:cs="Arial"/>
-                <w:b/>
-                <w:bCs/>
-                <w:color w:val="000000"/>
-                <w:sz w:val="18"/>
-                <w:szCs w:val="18"/>
-              </w:rPr>
-              <w:t>“develop”</w:t>
+              <w:t>CD Workflow Run – Triggered by Push to “develop”</w:t>
             </w:r>
           </w:p>
         </w:tc>
@@ -9342,9 +9208,19 @@
       </w:tr>
       <w:tr>
         <w:tblPrEx>
+          <w:tblBorders>
+            <w:top w:val="single" w:color="auto" w:sz="4" w:space="0"/>
+            <w:left w:val="single" w:color="auto" w:sz="4" w:space="0"/>
+            <w:bottom w:val="single" w:color="auto" w:sz="4" w:space="0"/>
+            <w:right w:val="single" w:color="auto" w:sz="4" w:space="0"/>
+            <w:insideH w:val="single" w:color="auto" w:sz="4" w:space="0"/>
+            <w:insideV w:val="single" w:color="auto" w:sz="4" w:space="0"/>
+          </w:tblBorders>
           <w:tblCellMar>
             <w:top w:w="0" w:type="dxa"/>
+            <w:left w:w="10" w:type="dxa"/>
             <w:bottom w:w="0" w:type="dxa"/>
+            <w:right w:w="10" w:type="dxa"/>
           </w:tblCellMar>
         </w:tblPrEx>
         <w:tc>
@@ -9402,9 +9278,19 @@
       </w:tr>
       <w:tr>
         <w:tblPrEx>
+          <w:tblBorders>
+            <w:top w:val="single" w:color="auto" w:sz="4" w:space="0"/>
+            <w:left w:val="single" w:color="auto" w:sz="4" w:space="0"/>
+            <w:bottom w:val="single" w:color="auto" w:sz="4" w:space="0"/>
+            <w:right w:val="single" w:color="auto" w:sz="4" w:space="0"/>
+            <w:insideH w:val="single" w:color="auto" w:sz="4" w:space="0"/>
+            <w:insideV w:val="single" w:color="auto" w:sz="4" w:space="0"/>
+          </w:tblBorders>
           <w:tblCellMar>
             <w:top w:w="0" w:type="dxa"/>
+            <w:left w:w="10" w:type="dxa"/>
             <w:bottom w:w="0" w:type="dxa"/>
+            <w:right w:w="10" w:type="dxa"/>
           </w:tblCellMar>
         </w:tblPrEx>
         <w:tc>
@@ -9520,7 +9406,9 @@
     </w:p>
     <w:tbl>
       <w:tblPr>
+        <w:tblStyle w:val="9"/>
         <w:tblW w:w="9360" w:type="dxa"/>
+        <w:tblInd w:w="0" w:type="dxa"/>
         <w:tblBorders>
           <w:top w:val="single" w:color="auto" w:sz="4" w:space="0"/>
           <w:left w:val="single" w:color="auto" w:sz="4" w:space="0"/>
@@ -9529,20 +9417,32 @@
           <w:insideH w:val="single" w:color="auto" w:sz="4" w:space="0"/>
           <w:insideV w:val="single" w:color="auto" w:sz="4" w:space="0"/>
         </w:tblBorders>
+        <w:tblLayout w:type="autofit"/>
         <w:tblCellMar>
+          <w:top w:w="0" w:type="dxa"/>
           <w:left w:w="10" w:type="dxa"/>
+          <w:bottom w:w="0" w:type="dxa"/>
           <w:right w:w="10" w:type="dxa"/>
         </w:tblCellMar>
-        <w:tblLook w:val="0000" w:firstRow="0" w:lastRow="0" w:firstColumn="0" w:lastColumn="0" w:noHBand="0" w:noVBand="0"/>
       </w:tblPr>
       <w:tblGrid>
         <w:gridCol w:w="9360"/>
       </w:tblGrid>
       <w:tr>
         <w:tblPrEx>
+          <w:tblBorders>
+            <w:top w:val="single" w:color="auto" w:sz="4" w:space="0"/>
+            <w:left w:val="single" w:color="auto" w:sz="4" w:space="0"/>
+            <w:bottom w:val="single" w:color="auto" w:sz="4" w:space="0"/>
+            <w:right w:val="single" w:color="auto" w:sz="4" w:space="0"/>
+            <w:insideH w:val="single" w:color="auto" w:sz="4" w:space="0"/>
+            <w:insideV w:val="single" w:color="auto" w:sz="4" w:space="0"/>
+          </w:tblBorders>
           <w:tblCellMar>
             <w:top w:w="0" w:type="dxa"/>
+            <w:left w:w="10" w:type="dxa"/>
             <w:bottom w:w="0" w:type="dxa"/>
+            <w:right w:w="10" w:type="dxa"/>
           </w:tblCellMar>
         </w:tblPrEx>
         <w:tc>
@@ -9568,9 +9468,19 @@
       </w:tr>
       <w:tr>
         <w:tblPrEx>
+          <w:tblBorders>
+            <w:top w:val="single" w:color="auto" w:sz="4" w:space="0"/>
+            <w:left w:val="single" w:color="auto" w:sz="4" w:space="0"/>
+            <w:bottom w:val="single" w:color="auto" w:sz="4" w:space="0"/>
+            <w:right w:val="single" w:color="auto" w:sz="4" w:space="0"/>
+            <w:insideH w:val="single" w:color="auto" w:sz="4" w:space="0"/>
+            <w:insideV w:val="single" w:color="auto" w:sz="4" w:space="0"/>
+          </w:tblBorders>
           <w:tblCellMar>
             <w:top w:w="0" w:type="dxa"/>
+            <w:left w:w="10" w:type="dxa"/>
             <w:bottom w:w="0" w:type="dxa"/>
+            <w:right w:w="10" w:type="dxa"/>
           </w:tblCellMar>
         </w:tblPrEx>
         <w:tc>
@@ -9596,9 +9506,19 @@
       </w:tr>
       <w:tr>
         <w:tblPrEx>
+          <w:tblBorders>
+            <w:top w:val="single" w:color="auto" w:sz="4" w:space="0"/>
+            <w:left w:val="single" w:color="auto" w:sz="4" w:space="0"/>
+            <w:bottom w:val="single" w:color="auto" w:sz="4" w:space="0"/>
+            <w:right w:val="single" w:color="auto" w:sz="4" w:space="0"/>
+            <w:insideH w:val="single" w:color="auto" w:sz="4" w:space="0"/>
+            <w:insideV w:val="single" w:color="auto" w:sz="4" w:space="0"/>
+          </w:tblBorders>
           <w:tblCellMar>
             <w:top w:w="0" w:type="dxa"/>
+            <w:left w:w="10" w:type="dxa"/>
             <w:bottom w:w="0" w:type="dxa"/>
+            <w:right w:w="10" w:type="dxa"/>
           </w:tblCellMar>
         </w:tblPrEx>
         <w:tc>
@@ -9645,7 +9565,9 @@
     </w:p>
     <w:tbl>
       <w:tblPr>
+        <w:tblStyle w:val="9"/>
         <w:tblW w:w="9360" w:type="dxa"/>
+        <w:tblInd w:w="0" w:type="dxa"/>
         <w:tblBorders>
           <w:top w:val="single" w:color="auto" w:sz="4" w:space="0"/>
           <w:left w:val="single" w:color="auto" w:sz="4" w:space="0"/>
@@ -9654,20 +9576,32 @@
           <w:insideH w:val="single" w:color="auto" w:sz="4" w:space="0"/>
           <w:insideV w:val="single" w:color="auto" w:sz="4" w:space="0"/>
         </w:tblBorders>
+        <w:tblLayout w:type="autofit"/>
         <w:tblCellMar>
+          <w:top w:w="0" w:type="dxa"/>
           <w:left w:w="10" w:type="dxa"/>
+          <w:bottom w:w="0" w:type="dxa"/>
           <w:right w:w="10" w:type="dxa"/>
         </w:tblCellMar>
-        <w:tblLook w:val="0000" w:firstRow="0" w:lastRow="0" w:firstColumn="0" w:lastColumn="0" w:noHBand="0" w:noVBand="0"/>
       </w:tblPr>
       <w:tblGrid>
         <w:gridCol w:w="9360"/>
       </w:tblGrid>
       <w:tr>
         <w:tblPrEx>
+          <w:tblBorders>
+            <w:top w:val="single" w:color="auto" w:sz="4" w:space="0"/>
+            <w:left w:val="single" w:color="auto" w:sz="4" w:space="0"/>
+            <w:bottom w:val="single" w:color="auto" w:sz="4" w:space="0"/>
+            <w:right w:val="single" w:color="auto" w:sz="4" w:space="0"/>
+            <w:insideH w:val="single" w:color="auto" w:sz="4" w:space="0"/>
+            <w:insideV w:val="single" w:color="auto" w:sz="4" w:space="0"/>
+          </w:tblBorders>
           <w:tblCellMar>
             <w:top w:w="0" w:type="dxa"/>
+            <w:left w:w="10" w:type="dxa"/>
             <w:bottom w:w="0" w:type="dxa"/>
+            <w:right w:w="10" w:type="dxa"/>
           </w:tblCellMar>
         </w:tblPrEx>
         <w:tc>
@@ -9693,9 +9627,19 @@
       </w:tr>
       <w:tr>
         <w:tblPrEx>
+          <w:tblBorders>
+            <w:top w:val="single" w:color="auto" w:sz="4" w:space="0"/>
+            <w:left w:val="single" w:color="auto" w:sz="4" w:space="0"/>
+            <w:bottom w:val="single" w:color="auto" w:sz="4" w:space="0"/>
+            <w:right w:val="single" w:color="auto" w:sz="4" w:space="0"/>
+            <w:insideH w:val="single" w:color="auto" w:sz="4" w:space="0"/>
+            <w:insideV w:val="single" w:color="auto" w:sz="4" w:space="0"/>
+          </w:tblBorders>
           <w:tblCellMar>
             <w:top w:w="0" w:type="dxa"/>
+            <w:left w:w="10" w:type="dxa"/>
             <w:bottom w:w="0" w:type="dxa"/>
+            <w:right w:w="10" w:type="dxa"/>
           </w:tblCellMar>
         </w:tblPrEx>
         <w:tc>
@@ -9721,9 +9665,19 @@
       </w:tr>
       <w:tr>
         <w:tblPrEx>
+          <w:tblBorders>
+            <w:top w:val="single" w:color="auto" w:sz="4" w:space="0"/>
+            <w:left w:val="single" w:color="auto" w:sz="4" w:space="0"/>
+            <w:bottom w:val="single" w:color="auto" w:sz="4" w:space="0"/>
+            <w:right w:val="single" w:color="auto" w:sz="4" w:space="0"/>
+            <w:insideH w:val="single" w:color="auto" w:sz="4" w:space="0"/>
+            <w:insideV w:val="single" w:color="auto" w:sz="4" w:space="0"/>
+          </w:tblBorders>
           <w:tblCellMar>
             <w:top w:w="0" w:type="dxa"/>
+            <w:left w:w="10" w:type="dxa"/>
             <w:bottom w:w="0" w:type="dxa"/>
+            <w:right w:w="10" w:type="dxa"/>
           </w:tblCellMar>
         </w:tblPrEx>
         <w:tc>
@@ -9770,7 +9724,9 @@
     </w:p>
     <w:tbl>
       <w:tblPr>
+        <w:tblStyle w:val="9"/>
         <w:tblW w:w="9360" w:type="dxa"/>
+        <w:tblInd w:w="0" w:type="dxa"/>
         <w:tblBorders>
           <w:top w:val="single" w:color="auto" w:sz="4" w:space="0"/>
           <w:left w:val="single" w:color="auto" w:sz="4" w:space="0"/>
@@ -9779,20 +9735,32 @@
           <w:insideH w:val="single" w:color="auto" w:sz="4" w:space="0"/>
           <w:insideV w:val="single" w:color="auto" w:sz="4" w:space="0"/>
         </w:tblBorders>
+        <w:tblLayout w:type="autofit"/>
         <w:tblCellMar>
+          <w:top w:w="0" w:type="dxa"/>
           <w:left w:w="10" w:type="dxa"/>
+          <w:bottom w:w="0" w:type="dxa"/>
           <w:right w:w="10" w:type="dxa"/>
         </w:tblCellMar>
-        <w:tblLook w:val="0000" w:firstRow="0" w:lastRow="0" w:firstColumn="0" w:lastColumn="0" w:noHBand="0" w:noVBand="0"/>
       </w:tblPr>
       <w:tblGrid>
         <w:gridCol w:w="9360"/>
       </w:tblGrid>
       <w:tr>
         <w:tblPrEx>
+          <w:tblBorders>
+            <w:top w:val="single" w:color="auto" w:sz="4" w:space="0"/>
+            <w:left w:val="single" w:color="auto" w:sz="4" w:space="0"/>
+            <w:bottom w:val="single" w:color="auto" w:sz="4" w:space="0"/>
+            <w:right w:val="single" w:color="auto" w:sz="4" w:space="0"/>
+            <w:insideH w:val="single" w:color="auto" w:sz="4" w:space="0"/>
+            <w:insideV w:val="single" w:color="auto" w:sz="4" w:space="0"/>
+          </w:tblBorders>
           <w:tblCellMar>
             <w:top w:w="0" w:type="dxa"/>
+            <w:left w:w="10" w:type="dxa"/>
             <w:bottom w:w="0" w:type="dxa"/>
+            <w:right w:w="10" w:type="dxa"/>
           </w:tblCellMar>
         </w:tblPrEx>
         <w:tc>
@@ -9818,9 +9786,19 @@
       </w:tr>
       <w:tr>
         <w:tblPrEx>
+          <w:tblBorders>
+            <w:top w:val="single" w:color="auto" w:sz="4" w:space="0"/>
+            <w:left w:val="single" w:color="auto" w:sz="4" w:space="0"/>
+            <w:bottom w:val="single" w:color="auto" w:sz="4" w:space="0"/>
+            <w:right w:val="single" w:color="auto" w:sz="4" w:space="0"/>
+            <w:insideH w:val="single" w:color="auto" w:sz="4" w:space="0"/>
+            <w:insideV w:val="single" w:color="auto" w:sz="4" w:space="0"/>
+          </w:tblBorders>
           <w:tblCellMar>
             <w:top w:w="0" w:type="dxa"/>
+            <w:left w:w="10" w:type="dxa"/>
             <w:bottom w:w="0" w:type="dxa"/>
+            <w:right w:w="10" w:type="dxa"/>
           </w:tblCellMar>
         </w:tblPrEx>
         <w:tc>
@@ -9846,9 +9824,19 @@
       </w:tr>
       <w:tr>
         <w:tblPrEx>
+          <w:tblBorders>
+            <w:top w:val="single" w:color="auto" w:sz="4" w:space="0"/>
+            <w:left w:val="single" w:color="auto" w:sz="4" w:space="0"/>
+            <w:bottom w:val="single" w:color="auto" w:sz="4" w:space="0"/>
+            <w:right w:val="single" w:color="auto" w:sz="4" w:space="0"/>
+            <w:insideH w:val="single" w:color="auto" w:sz="4" w:space="0"/>
+            <w:insideV w:val="single" w:color="auto" w:sz="4" w:space="0"/>
+          </w:tblBorders>
           <w:tblCellMar>
             <w:top w:w="0" w:type="dxa"/>
+            <w:left w:w="10" w:type="dxa"/>
             <w:bottom w:w="0" w:type="dxa"/>
+            <w:right w:w="10" w:type="dxa"/>
           </w:tblCellMar>
         </w:tblPrEx>
         <w:tc>
@@ -9895,7 +9883,9 @@
     </w:p>
     <w:tbl>
       <w:tblPr>
+        <w:tblStyle w:val="9"/>
         <w:tblW w:w="9360" w:type="dxa"/>
+        <w:tblInd w:w="0" w:type="dxa"/>
         <w:tblBorders>
           <w:top w:val="single" w:color="auto" w:sz="4" w:space="0"/>
           <w:left w:val="single" w:color="auto" w:sz="4" w:space="0"/>
@@ -9904,21 +9894,27 @@
           <w:insideH w:val="single" w:color="auto" w:sz="4" w:space="0"/>
           <w:insideV w:val="single" w:color="auto" w:sz="4" w:space="0"/>
         </w:tblBorders>
+        <w:tblLayout w:type="autofit"/>
         <w:tblCellMar>
+          <w:top w:w="0" w:type="dxa"/>
           <w:left w:w="10" w:type="dxa"/>
+          <w:bottom w:w="0" w:type="dxa"/>
           <w:right w:w="10" w:type="dxa"/>
         </w:tblCellMar>
-        <w:tblLook w:val="0000" w:firstRow="0" w:lastRow="0" w:firstColumn="0" w:lastColumn="0" w:noHBand="0" w:noVBand="0"/>
       </w:tblPr>
       <w:tblGrid>
         <w:gridCol w:w="9360"/>
       </w:tblGrid>
       <w:tr>
         <w:tblPrEx>
-          <w:tblCellMar>
-            <w:top w:w="0" w:type="dxa"/>
-            <w:bottom w:w="0" w:type="dxa"/>
-          </w:tblCellMar>
+          <w:tblBorders>
+            <w:top w:val="single" w:color="auto" w:sz="4" w:space="0"/>
+            <w:left w:val="single" w:color="auto" w:sz="4" w:space="0"/>
+            <w:bottom w:val="single" w:color="auto" w:sz="4" w:space="0"/>
+            <w:right w:val="single" w:color="auto" w:sz="4" w:space="0"/>
+            <w:insideH w:val="single" w:color="auto" w:sz="4" w:space="0"/>
+            <w:insideV w:val="single" w:color="auto" w:sz="4" w:space="0"/>
+          </w:tblBorders>
         </w:tblPrEx>
         <w:tc>
           <w:tcPr>
@@ -9943,9 +9939,19 @@
       </w:tr>
       <w:tr>
         <w:tblPrEx>
+          <w:tblBorders>
+            <w:top w:val="single" w:color="auto" w:sz="4" w:space="0"/>
+            <w:left w:val="single" w:color="auto" w:sz="4" w:space="0"/>
+            <w:bottom w:val="single" w:color="auto" w:sz="4" w:space="0"/>
+            <w:right w:val="single" w:color="auto" w:sz="4" w:space="0"/>
+            <w:insideH w:val="single" w:color="auto" w:sz="4" w:space="0"/>
+            <w:insideV w:val="single" w:color="auto" w:sz="4" w:space="0"/>
+          </w:tblBorders>
           <w:tblCellMar>
             <w:top w:w="0" w:type="dxa"/>
+            <w:left w:w="10" w:type="dxa"/>
             <w:bottom w:w="0" w:type="dxa"/>
+            <w:right w:w="10" w:type="dxa"/>
           </w:tblCellMar>
         </w:tblPrEx>
         <w:tc>
@@ -9971,9 +9977,19 @@
       </w:tr>
       <w:tr>
         <w:tblPrEx>
+          <w:tblBorders>
+            <w:top w:val="single" w:color="auto" w:sz="4" w:space="0"/>
+            <w:left w:val="single" w:color="auto" w:sz="4" w:space="0"/>
+            <w:bottom w:val="single" w:color="auto" w:sz="4" w:space="0"/>
+            <w:right w:val="single" w:color="auto" w:sz="4" w:space="0"/>
+            <w:insideH w:val="single" w:color="auto" w:sz="4" w:space="0"/>
+            <w:insideV w:val="single" w:color="auto" w:sz="4" w:space="0"/>
+          </w:tblBorders>
           <w:tblCellMar>
             <w:top w:w="0" w:type="dxa"/>
+            <w:left w:w="10" w:type="dxa"/>
             <w:bottom w:w="0" w:type="dxa"/>
+            <w:right w:w="10" w:type="dxa"/>
           </w:tblCellMar>
         </w:tblPrEx>
         <w:tc>
@@ -10020,7 +10036,9 @@
     </w:p>
     <w:tbl>
       <w:tblPr>
+        <w:tblStyle w:val="9"/>
         <w:tblW w:w="9360" w:type="dxa"/>
+        <w:tblInd w:w="0" w:type="dxa"/>
         <w:tblBorders>
           <w:top w:val="single" w:color="auto" w:sz="4" w:space="0"/>
           <w:left w:val="single" w:color="auto" w:sz="4" w:space="0"/>
@@ -10029,21 +10047,27 @@
           <w:insideH w:val="single" w:color="auto" w:sz="4" w:space="0"/>
           <w:insideV w:val="single" w:color="auto" w:sz="4" w:space="0"/>
         </w:tblBorders>
+        <w:tblLayout w:type="autofit"/>
         <w:tblCellMar>
+          <w:top w:w="0" w:type="dxa"/>
           <w:left w:w="10" w:type="dxa"/>
+          <w:bottom w:w="0" w:type="dxa"/>
           <w:right w:w="10" w:type="dxa"/>
         </w:tblCellMar>
-        <w:tblLook w:val="0000" w:firstRow="0" w:lastRow="0" w:firstColumn="0" w:lastColumn="0" w:noHBand="0" w:noVBand="0"/>
       </w:tblPr>
       <w:tblGrid>
         <w:gridCol w:w="9360"/>
       </w:tblGrid>
       <w:tr>
         <w:tblPrEx>
-          <w:tblCellMar>
-            <w:top w:w="0" w:type="dxa"/>
-            <w:bottom w:w="0" w:type="dxa"/>
-          </w:tblCellMar>
+          <w:tblBorders>
+            <w:top w:val="single" w:color="auto" w:sz="4" w:space="0"/>
+            <w:left w:val="single" w:color="auto" w:sz="4" w:space="0"/>
+            <w:bottom w:val="single" w:color="auto" w:sz="4" w:space="0"/>
+            <w:right w:val="single" w:color="auto" w:sz="4" w:space="0"/>
+            <w:insideH w:val="single" w:color="auto" w:sz="4" w:space="0"/>
+            <w:insideV w:val="single" w:color="auto" w:sz="4" w:space="0"/>
+          </w:tblBorders>
         </w:tblPrEx>
         <w:tc>
           <w:tcPr>
@@ -10068,9 +10092,19 @@
       </w:tr>
       <w:tr>
         <w:tblPrEx>
+          <w:tblBorders>
+            <w:top w:val="single" w:color="auto" w:sz="4" w:space="0"/>
+            <w:left w:val="single" w:color="auto" w:sz="4" w:space="0"/>
+            <w:bottom w:val="single" w:color="auto" w:sz="4" w:space="0"/>
+            <w:right w:val="single" w:color="auto" w:sz="4" w:space="0"/>
+            <w:insideH w:val="single" w:color="auto" w:sz="4" w:space="0"/>
+            <w:insideV w:val="single" w:color="auto" w:sz="4" w:space="0"/>
+          </w:tblBorders>
           <w:tblCellMar>
             <w:top w:w="0" w:type="dxa"/>
+            <w:left w:w="10" w:type="dxa"/>
             <w:bottom w:w="0" w:type="dxa"/>
+            <w:right w:w="10" w:type="dxa"/>
           </w:tblCellMar>
         </w:tblPrEx>
         <w:tc>
@@ -10096,9 +10130,19 @@
       </w:tr>
       <w:tr>
         <w:tblPrEx>
+          <w:tblBorders>
+            <w:top w:val="single" w:color="auto" w:sz="4" w:space="0"/>
+            <w:left w:val="single" w:color="auto" w:sz="4" w:space="0"/>
+            <w:bottom w:val="single" w:color="auto" w:sz="4" w:space="0"/>
+            <w:right w:val="single" w:color="auto" w:sz="4" w:space="0"/>
+            <w:insideH w:val="single" w:color="auto" w:sz="4" w:space="0"/>
+            <w:insideV w:val="single" w:color="auto" w:sz="4" w:space="0"/>
+          </w:tblBorders>
           <w:tblCellMar>
             <w:top w:w="0" w:type="dxa"/>
+            <w:left w:w="10" w:type="dxa"/>
             <w:bottom w:w="0" w:type="dxa"/>
+            <w:right w:w="10" w:type="dxa"/>
           </w:tblCellMar>
         </w:tblPrEx>
         <w:tc>
@@ -10129,52 +10173,23 @@
       </w:pPr>
     </w:p>
     <w:sectPr>
-      <w:headerReference w:type="even" r:id="rId7"/>
-      <w:headerReference w:type="default" r:id="rId8"/>
-      <w:footerReference w:type="even" r:id="rId9"/>
-      <w:footerReference w:type="default" r:id="rId10"/>
-      <w:headerReference w:type="first" r:id="rId11"/>
-      <w:footerReference w:type="first" r:id="rId12"/>
-      <w:pgSz w:w="12240" w:h="15840" w:orient="portrait"/>
+      <w:headerReference r:id="rId5" w:type="first"/>
+      <w:footerReference r:id="rId8" w:type="first"/>
+      <w:headerReference r:id="rId3" w:type="default"/>
+      <w:footerReference r:id="rId6" w:type="default"/>
+      <w:headerReference r:id="rId4" w:type="even"/>
+      <w:footerReference r:id="rId7" w:type="even"/>
+      <w:pgSz w:w="12240" w:h="15840"/>
       <w:pgMar w:top="1080" w:right="1080" w:bottom="1080" w:left="1080" w:header="708" w:footer="708" w:gutter="0"/>
-      <w:cols w:space="720"/>
-      <w:docGrid w:linePitch="360"/>
+      <w:cols w:space="720" w:num="1"/>
+      <w:docGrid w:linePitch="360" w:charSpace="0"/>
     </w:sectPr>
   </w:body>
 </w:document>
 </file>
 
-<file path=word/endnotes.xml><?xml version="1.0" encoding="utf-8"?>
-<w:endnotes xmlns:wpc="http://schemas.microsoft.com/office/word/2010/wordprocessingCanvas" xmlns:cx="http://schemas.microsoft.com/office/drawing/2014/chartex" xmlns:cx1="http://schemas.microsoft.com/office/drawing/2015/9/8/chartex" xmlns:cx2="http://schemas.microsoft.com/office/drawing/2015/10/21/chartex" xmlns:cx3="http://schemas.microsoft.com/office/drawing/2016/5/9/chartex" xmlns:cx4="http://schemas.microsoft.com/office/drawing/2016/5/10/chartex" xmlns:cx5="http://schemas.microsoft.com/office/drawing/2016/5/11/chartex" xmlns:cx6="http://schemas.microsoft.com/office/drawing/2016/5/12/chartex" xmlns:cx7="http://schemas.microsoft.com/office/drawing/2016/5/13/chartex" xmlns:cx8="http://schemas.microsoft.com/office/drawing/2016/5/14/chartex" xmlns:mc="http://schemas.openxmlformats.org/markup-compatibility/2006" xmlns:aink="http://schemas.microsoft.com/office/drawing/2016/ink" xmlns:am3d="http://schemas.microsoft.com/office/drawing/2017/model3d" xmlns:o="urn:schemas-microsoft-com:office:office" xmlns:oel="http://schemas.microsoft.com/office/2019/extlst" xmlns:r="http://schemas.openxmlformats.org/officeDocument/2006/relationships" xmlns:m="http://schemas.openxmlformats.org/officeDocument/2006/math" xmlns:v="urn:schemas-microsoft-com:vml" xmlns:wp14="http://schemas.microsoft.com/office/word/2010/wordprocessingDrawing" xmlns:wp="http://schemas.openxmlformats.org/drawingml/2006/wordprocessingDrawing" xmlns:w10="urn:schemas-microsoft-com:office:word" xmlns:w="http://schemas.openxmlformats.org/wordprocessingml/2006/main" xmlns:w14="http://schemas.microsoft.com/office/word/2010/wordml" xmlns:w15="http://schemas.microsoft.com/office/word/2012/wordml" xmlns:w16cex="http://schemas.microsoft.com/office/word/2018/wordml/cex" xmlns:w16cid="http://schemas.microsoft.com/office/word/2016/wordml/cid" xmlns:w16="http://schemas.microsoft.com/office/word/2018/wordml" xmlns:w16du="http://schemas.microsoft.com/office/word/2023/wordml/word16du" xmlns:w16sdtdh="http://schemas.microsoft.com/office/word/2020/wordml/sdtdatahash" xmlns:w16sdtfl="http://schemas.microsoft.com/office/word/2024/wordml/sdtformatlock" xmlns:w16se="http://schemas.microsoft.com/office/word/2015/wordml/symex" xmlns:wpg="http://schemas.microsoft.com/office/word/2010/wordprocessingGroup" xmlns:wpi="http://schemas.microsoft.com/office/word/2010/wordprocessingInk" xmlns:wne="http://schemas.microsoft.com/office/word/2006/wordml" xmlns:wps="http://schemas.microsoft.com/office/word/2010/wordprocessingShape" mc:Ignorable="w14 w15 w16se w16cid w16 w16cex w16sdtdh w16sdtfl w16du wp14">
-  <w:endnote w:type="separator" w:id="-1">
-    <w:p>
-      <w:r>
-        <w:separator/>
-      </w:r>
-    </w:p>
-  </w:endnote>
-  <w:endnote w:type="continuationSeparator" w:id="0">
-    <w:p>
-      <w:r>
-        <w:continuationSeparator/>
-      </w:r>
-    </w:p>
-  </w:endnote>
-</w:endnotes>
-</file>
-
 <file path=word/footer1.xml><?xml version="1.0" encoding="utf-8"?>
-<w:ftr xmlns:wpc="http://schemas.microsoft.com/office/word/2010/wordprocessingCanvas" xmlns:cx="http://schemas.microsoft.com/office/drawing/2014/chartex" xmlns:cx1="http://schemas.microsoft.com/office/drawing/2015/9/8/chartex" xmlns:cx2="http://schemas.microsoft.com/office/drawing/2015/10/21/chartex" xmlns:cx3="http://schemas.microsoft.com/office/drawing/2016/5/9/chartex" xmlns:cx4="http://schemas.microsoft.com/office/drawing/2016/5/10/chartex" xmlns:cx5="http://schemas.microsoft.com/office/drawing/2016/5/11/chartex" xmlns:cx6="http://schemas.microsoft.com/office/drawing/2016/5/12/chartex" xmlns:cx7="http://schemas.microsoft.com/office/drawing/2016/5/13/chartex" xmlns:cx8="http://schemas.microsoft.com/office/drawing/2016/5/14/chartex" xmlns:mc="http://schemas.openxmlformats.org/markup-compatibility/2006" xmlns:aink="http://schemas.microsoft.com/office/drawing/2016/ink" xmlns:am3d="http://schemas.microsoft.com/office/drawing/2017/model3d" xmlns:o="urn:schemas-microsoft-com:office:office" xmlns:oel="http://schemas.microsoft.com/office/2019/extlst" xmlns:r="http://schemas.openxmlformats.org/officeDocument/2006/relationships" xmlns:m="http://schemas.openxmlformats.org/officeDocument/2006/math" xmlns:v="urn:schemas-microsoft-com:vml" xmlns:wp14="http://schemas.microsoft.com/office/word/2010/wordprocessingDrawing" xmlns:wp="http://schemas.openxmlformats.org/drawingml/2006/wordprocessingDrawing" xmlns:w10="urn:schemas-microsoft-com:office:word" xmlns:w="http://schemas.openxmlformats.org/wordprocessingml/2006/main" xmlns:w14="http://schemas.microsoft.com/office/word/2010/wordml" xmlns:w15="http://schemas.microsoft.com/office/word/2012/wordml" xmlns:w16cex="http://schemas.microsoft.com/office/word/2018/wordml/cex" xmlns:w16cid="http://schemas.microsoft.com/office/word/2016/wordml/cid" xmlns:w16="http://schemas.microsoft.com/office/word/2018/wordml" xmlns:w16du="http://schemas.microsoft.com/office/word/2023/wordml/word16du" xmlns:w16sdtdh="http://schemas.microsoft.com/office/word/2020/wordml/sdtdatahash" xmlns:w16sdtfl="http://schemas.microsoft.com/office/word/2024/wordml/sdtformatlock" xmlns:w16se="http://schemas.microsoft.com/office/word/2015/wordml/symex" xmlns:wpg="http://schemas.microsoft.com/office/word/2010/wordprocessingGroup" xmlns:wpi="http://schemas.microsoft.com/office/word/2010/wordprocessingInk" xmlns:wne="http://schemas.microsoft.com/office/word/2006/wordml" xmlns:wps="http://schemas.microsoft.com/office/word/2010/wordprocessingShape" mc:Ignorable="w14 w15 w16se w16cid w16 w16cex w16sdtdh w16sdtfl w16du wp14">
-  <w:p>
-    <w:pPr>
-      <w:pStyle w:val="Footer"/>
-    </w:pPr>
-  </w:p>
-</w:ftr>
-</file>
-
-<file path=word/footer2.xml><?xml version="1.0" encoding="utf-8"?>
-<w:ftr xmlns:wpc="http://schemas.microsoft.com/office/word/2010/wordprocessingCanvas" xmlns:cx="http://schemas.microsoft.com/office/drawing/2014/chartex" xmlns:cx1="http://schemas.microsoft.com/office/drawing/2015/9/8/chartex" xmlns:cx2="http://schemas.microsoft.com/office/drawing/2015/10/21/chartex" xmlns:cx3="http://schemas.microsoft.com/office/drawing/2016/5/9/chartex" xmlns:cx4="http://schemas.microsoft.com/office/drawing/2016/5/10/chartex" xmlns:cx5="http://schemas.microsoft.com/office/drawing/2016/5/11/chartex" xmlns:cx6="http://schemas.microsoft.com/office/drawing/2016/5/12/chartex" xmlns:cx7="http://schemas.microsoft.com/office/drawing/2016/5/13/chartex" xmlns:cx8="http://schemas.microsoft.com/office/drawing/2016/5/14/chartex" xmlns:mc="http://schemas.openxmlformats.org/markup-compatibility/2006" xmlns:aink="http://schemas.microsoft.com/office/drawing/2016/ink" xmlns:am3d="http://schemas.microsoft.com/office/drawing/2017/model3d" xmlns:o="urn:schemas-microsoft-com:office:office" xmlns:oel="http://schemas.microsoft.com/office/2019/extlst" xmlns:r="http://schemas.openxmlformats.org/officeDocument/2006/relationships" xmlns:m="http://schemas.openxmlformats.org/officeDocument/2006/math" xmlns:v="urn:schemas-microsoft-com:vml" xmlns:wp14="http://schemas.microsoft.com/office/word/2010/wordprocessingDrawing" xmlns:wp="http://schemas.openxmlformats.org/drawingml/2006/wordprocessingDrawing" xmlns:w10="urn:schemas-microsoft-com:office:word" xmlns:w="http://schemas.openxmlformats.org/wordprocessingml/2006/main" xmlns:w14="http://schemas.microsoft.com/office/word/2010/wordml" xmlns:w15="http://schemas.microsoft.com/office/word/2012/wordml" xmlns:w16cex="http://schemas.microsoft.com/office/word/2018/wordml/cex" xmlns:w16cid="http://schemas.microsoft.com/office/word/2016/wordml/cid" xmlns:w16="http://schemas.microsoft.com/office/word/2018/wordml" xmlns:w16du="http://schemas.microsoft.com/office/word/2023/wordml/word16du" xmlns:w16sdtdh="http://schemas.microsoft.com/office/word/2020/wordml/sdtdatahash" xmlns:w16sdtfl="http://schemas.microsoft.com/office/word/2024/wordml/sdtformatlock" xmlns:w16se="http://schemas.microsoft.com/office/word/2015/wordml/symex" xmlns:wpg="http://schemas.microsoft.com/office/word/2010/wordprocessingGroup" xmlns:wpi="http://schemas.microsoft.com/office/word/2010/wordprocessingInk" xmlns:wne="http://schemas.microsoft.com/office/word/2006/wordml" xmlns:wps="http://schemas.microsoft.com/office/word/2010/wordprocessingShape" mc:Ignorable="w14 w15 w16se w16cid w16 w16cex w16sdtdh w16sdtfl w16du wp14">
+<w:ftr xmlns:wpc="http://schemas.microsoft.com/office/word/2010/wordprocessingCanvas" xmlns:mc="http://schemas.openxmlformats.org/markup-compatibility/2006" xmlns:o="urn:schemas-microsoft-com:office:office" xmlns:r="http://schemas.openxmlformats.org/officeDocument/2006/relationships" xmlns:m="http://schemas.openxmlformats.org/officeDocument/2006/math" xmlns:v="urn:schemas-microsoft-com:vml" xmlns:wp14="http://schemas.microsoft.com/office/word/2010/wordprocessingDrawing" xmlns:wp="http://schemas.openxmlformats.org/drawingml/2006/wordprocessingDrawing" xmlns:w10="urn:schemas-microsoft-com:office:word" xmlns:w="http://schemas.openxmlformats.org/wordprocessingml/2006/main" xmlns:w14="http://schemas.microsoft.com/office/word/2010/wordml" xmlns:w15="http://schemas.microsoft.com/office/word/2012/wordml" xmlns:wpg="http://schemas.microsoft.com/office/word/2010/wordprocessingGroup" xmlns:wpi="http://schemas.microsoft.com/office/word/2010/wordprocessingInk" xmlns:wne="http://schemas.microsoft.com/office/word/2006/wordml" xmlns:wps="http://schemas.microsoft.com/office/word/2010/wordprocessingShape" xmlns:wpsCustomData="http://www.wps.cn/officeDocument/2013/wpsCustomData" mc:Ignorable="w14 w15 wp14">
   <w:p>
     <w:pPr>
       <w:pBdr>
@@ -10229,7 +10244,7 @@
         <w:sz w:val="16"/>
         <w:szCs w:val="16"/>
       </w:rPr>
-      <w:instrText>PAGE</w:instrText>
+      <w:instrText xml:space="preserve">PAGE</w:instrText>
     </w:r>
     <w:r>
       <w:rPr>
@@ -10243,7 +10258,6 @@
     <w:r>
       <w:rPr>
         <w:rFonts w:ascii="Arial" w:hAnsi="Arial" w:eastAsia="Arial" w:cs="Arial"/>
-        <w:noProof/>
         <w:color w:val="555555"/>
         <w:sz w:val="16"/>
         <w:szCs w:val="16"/>
@@ -10263,47 +10277,28 @@
 </w:ftr>
 </file>
 
-<file path=word/footer3.xml><?xml version="1.0" encoding="utf-8"?>
-<w:ftr xmlns:wpc="http://schemas.microsoft.com/office/word/2010/wordprocessingCanvas" xmlns:cx="http://schemas.microsoft.com/office/drawing/2014/chartex" xmlns:cx1="http://schemas.microsoft.com/office/drawing/2015/9/8/chartex" xmlns:cx2="http://schemas.microsoft.com/office/drawing/2015/10/21/chartex" xmlns:cx3="http://schemas.microsoft.com/office/drawing/2016/5/9/chartex" xmlns:cx4="http://schemas.microsoft.com/office/drawing/2016/5/10/chartex" xmlns:cx5="http://schemas.microsoft.com/office/drawing/2016/5/11/chartex" xmlns:cx6="http://schemas.microsoft.com/office/drawing/2016/5/12/chartex" xmlns:cx7="http://schemas.microsoft.com/office/drawing/2016/5/13/chartex" xmlns:cx8="http://schemas.microsoft.com/office/drawing/2016/5/14/chartex" xmlns:mc="http://schemas.openxmlformats.org/markup-compatibility/2006" xmlns:aink="http://schemas.microsoft.com/office/drawing/2016/ink" xmlns:am3d="http://schemas.microsoft.com/office/drawing/2017/model3d" xmlns:o="urn:schemas-microsoft-com:office:office" xmlns:oel="http://schemas.microsoft.com/office/2019/extlst" xmlns:r="http://schemas.openxmlformats.org/officeDocument/2006/relationships" xmlns:m="http://schemas.openxmlformats.org/officeDocument/2006/math" xmlns:v="urn:schemas-microsoft-com:vml" xmlns:wp14="http://schemas.microsoft.com/office/word/2010/wordprocessingDrawing" xmlns:wp="http://schemas.openxmlformats.org/drawingml/2006/wordprocessingDrawing" xmlns:w10="urn:schemas-microsoft-com:office:word" xmlns:w="http://schemas.openxmlformats.org/wordprocessingml/2006/main" xmlns:w14="http://schemas.microsoft.com/office/word/2010/wordml" xmlns:w15="http://schemas.microsoft.com/office/word/2012/wordml" xmlns:w16cex="http://schemas.microsoft.com/office/word/2018/wordml/cex" xmlns:w16cid="http://schemas.microsoft.com/office/word/2016/wordml/cid" xmlns:w16="http://schemas.microsoft.com/office/word/2018/wordml" xmlns:w16du="http://schemas.microsoft.com/office/word/2023/wordml/word16du" xmlns:w16sdtdh="http://schemas.microsoft.com/office/word/2020/wordml/sdtdatahash" xmlns:w16sdtfl="http://schemas.microsoft.com/office/word/2024/wordml/sdtformatlock" xmlns:w16se="http://schemas.microsoft.com/office/word/2015/wordml/symex" xmlns:wpg="http://schemas.microsoft.com/office/word/2010/wordprocessingGroup" xmlns:wpi="http://schemas.microsoft.com/office/word/2010/wordprocessingInk" xmlns:wne="http://schemas.microsoft.com/office/word/2006/wordml" xmlns:wps="http://schemas.microsoft.com/office/word/2010/wordprocessingShape" mc:Ignorable="w14 w15 w16se w16cid w16 w16cex w16sdtdh w16sdtfl w16du wp14">
+<file path=word/footer2.xml><?xml version="1.0" encoding="utf-8"?>
+<w:ftr xmlns:wpc="http://schemas.microsoft.com/office/word/2010/wordprocessingCanvas" xmlns:mc="http://schemas.openxmlformats.org/markup-compatibility/2006" xmlns:o="urn:schemas-microsoft-com:office:office" xmlns:r="http://schemas.openxmlformats.org/officeDocument/2006/relationships" xmlns:m="http://schemas.openxmlformats.org/officeDocument/2006/math" xmlns:v="urn:schemas-microsoft-com:vml" xmlns:wp14="http://schemas.microsoft.com/office/word/2010/wordprocessingDrawing" xmlns:wp="http://schemas.openxmlformats.org/drawingml/2006/wordprocessingDrawing" xmlns:w10="urn:schemas-microsoft-com:office:word" xmlns:w="http://schemas.openxmlformats.org/wordprocessingml/2006/main" xmlns:w14="http://schemas.microsoft.com/office/word/2010/wordml" xmlns:w15="http://schemas.microsoft.com/office/word/2012/wordml" xmlns:wpg="http://schemas.microsoft.com/office/word/2010/wordprocessingGroup" xmlns:wpi="http://schemas.microsoft.com/office/word/2010/wordprocessingInk" xmlns:wne="http://schemas.microsoft.com/office/word/2006/wordml" xmlns:wps="http://schemas.microsoft.com/office/word/2010/wordprocessingShape" xmlns:wpsCustomData="http://www.wps.cn/officeDocument/2013/wpsCustomData" mc:Ignorable="w14 w15 wp14">
   <w:p>
     <w:pPr>
-      <w:pStyle w:val="Footer"/>
+      <w:pStyle w:val="12"/>
     </w:pPr>
   </w:p>
 </w:ftr>
 </file>
 
-<file path=word/footnotes.xml><?xml version="1.0" encoding="utf-8"?>
-<w:footnotes xmlns:wpc="http://schemas.microsoft.com/office/word/2010/wordprocessingCanvas" xmlns:cx="http://schemas.microsoft.com/office/drawing/2014/chartex" xmlns:cx1="http://schemas.microsoft.com/office/drawing/2015/9/8/chartex" xmlns:cx2="http://schemas.microsoft.com/office/drawing/2015/10/21/chartex" xmlns:cx3="http://schemas.microsoft.com/office/drawing/2016/5/9/chartex" xmlns:cx4="http://schemas.microsoft.com/office/drawing/2016/5/10/chartex" xmlns:cx5="http://schemas.microsoft.com/office/drawing/2016/5/11/chartex" xmlns:cx6="http://schemas.microsoft.com/office/drawing/2016/5/12/chartex" xmlns:cx7="http://schemas.microsoft.com/office/drawing/2016/5/13/chartex" xmlns:cx8="http://schemas.microsoft.com/office/drawing/2016/5/14/chartex" xmlns:mc="http://schemas.openxmlformats.org/markup-compatibility/2006" xmlns:aink="http://schemas.microsoft.com/office/drawing/2016/ink" xmlns:am3d="http://schemas.microsoft.com/office/drawing/2017/model3d" xmlns:o="urn:schemas-microsoft-com:office:office" xmlns:oel="http://schemas.microsoft.com/office/2019/extlst" xmlns:r="http://schemas.openxmlformats.org/officeDocument/2006/relationships" xmlns:m="http://schemas.openxmlformats.org/officeDocument/2006/math" xmlns:v="urn:schemas-microsoft-com:vml" xmlns:wp14="http://schemas.microsoft.com/office/word/2010/wordprocessingDrawing" xmlns:wp="http://schemas.openxmlformats.org/drawingml/2006/wordprocessingDrawing" xmlns:w10="urn:schemas-microsoft-com:office:word" xmlns:w="http://schemas.openxmlformats.org/wordprocessingml/2006/main" xmlns:w14="http://schemas.microsoft.com/office/word/2010/wordml" xmlns:w15="http://schemas.microsoft.com/office/word/2012/wordml" xmlns:w16cex="http://schemas.microsoft.com/office/word/2018/wordml/cex" xmlns:w16cid="http://schemas.microsoft.com/office/word/2016/wordml/cid" xmlns:w16="http://schemas.microsoft.com/office/word/2018/wordml" xmlns:w16du="http://schemas.microsoft.com/office/word/2023/wordml/word16du" xmlns:w16sdtdh="http://schemas.microsoft.com/office/word/2020/wordml/sdtdatahash" xmlns:w16sdtfl="http://schemas.microsoft.com/office/word/2024/wordml/sdtformatlock" xmlns:w16se="http://schemas.microsoft.com/office/word/2015/wordml/symex" xmlns:wpg="http://schemas.microsoft.com/office/word/2010/wordprocessingGroup" xmlns:wpi="http://schemas.microsoft.com/office/word/2010/wordprocessingInk" xmlns:wne="http://schemas.microsoft.com/office/word/2006/wordml" xmlns:wps="http://schemas.microsoft.com/office/word/2010/wordprocessingShape" mc:Ignorable="w14 w15 w16se w16cid w16 w16cex w16sdtdh w16sdtfl w16du wp14">
-  <w:footnote w:type="separator" w:id="-1">
-    <w:p>
-      <w:r>
-        <w:separator/>
-      </w:r>
-    </w:p>
-  </w:footnote>
-  <w:footnote w:type="continuationSeparator" w:id="0">
-    <w:p>
-      <w:r>
-        <w:continuationSeparator/>
-      </w:r>
-    </w:p>
-  </w:footnote>
-</w:footnotes>
+<file path=word/footer3.xml><?xml version="1.0" encoding="utf-8"?>
+<w:ftr xmlns:wpc="http://schemas.microsoft.com/office/word/2010/wordprocessingCanvas" xmlns:mc="http://schemas.openxmlformats.org/markup-compatibility/2006" xmlns:o="urn:schemas-microsoft-com:office:office" xmlns:r="http://schemas.openxmlformats.org/officeDocument/2006/relationships" xmlns:m="http://schemas.openxmlformats.org/officeDocument/2006/math" xmlns:v="urn:schemas-microsoft-com:vml" xmlns:wp14="http://schemas.microsoft.com/office/word/2010/wordprocessingDrawing" xmlns:wp="http://schemas.openxmlformats.org/drawingml/2006/wordprocessingDrawing" xmlns:w10="urn:schemas-microsoft-com:office:word" xmlns:w="http://schemas.openxmlformats.org/wordprocessingml/2006/main" xmlns:w14="http://schemas.microsoft.com/office/word/2010/wordml" xmlns:w15="http://schemas.microsoft.com/office/word/2012/wordml" xmlns:wpg="http://schemas.microsoft.com/office/word/2010/wordprocessingGroup" xmlns:wpi="http://schemas.microsoft.com/office/word/2010/wordprocessingInk" xmlns:wne="http://schemas.microsoft.com/office/word/2006/wordml" xmlns:wps="http://schemas.microsoft.com/office/word/2010/wordprocessingShape" xmlns:wpsCustomData="http://www.wps.cn/officeDocument/2013/wpsCustomData" mc:Ignorable="w14 w15 wp14">
+  <w:p>
+    <w:pPr>
+      <w:pStyle w:val="12"/>
+    </w:pPr>
+  </w:p>
+</w:ftr>
 </file>
 
 <file path=word/header1.xml><?xml version="1.0" encoding="utf-8"?>
-<w:hdr xmlns:wpc="http://schemas.microsoft.com/office/word/2010/wordprocessingCanvas" xmlns:cx="http://schemas.microsoft.com/office/drawing/2014/chartex" xmlns:cx1="http://schemas.microsoft.com/office/drawing/2015/9/8/chartex" xmlns:cx2="http://schemas.microsoft.com/office/drawing/2015/10/21/chartex" xmlns:cx3="http://schemas.microsoft.com/office/drawing/2016/5/9/chartex" xmlns:cx4="http://schemas.microsoft.com/office/drawing/2016/5/10/chartex" xmlns:cx5="http://schemas.microsoft.com/office/drawing/2016/5/11/chartex" xmlns:cx6="http://schemas.microsoft.com/office/drawing/2016/5/12/chartex" xmlns:cx7="http://schemas.microsoft.com/office/drawing/2016/5/13/chartex" xmlns:cx8="http://schemas.microsoft.com/office/drawing/2016/5/14/chartex" xmlns:mc="http://schemas.openxmlformats.org/markup-compatibility/2006" xmlns:aink="http://schemas.microsoft.com/office/drawing/2016/ink" xmlns:am3d="http://schemas.microsoft.com/office/drawing/2017/model3d" xmlns:o="urn:schemas-microsoft-com:office:office" xmlns:oel="http://schemas.microsoft.com/office/2019/extlst" xmlns:r="http://schemas.openxmlformats.org/officeDocument/2006/relationships" xmlns:m="http://schemas.openxmlformats.org/officeDocument/2006/math" xmlns:v="urn:schemas-microsoft-com:vml" xmlns:wp14="http://schemas.microsoft.com/office/word/2010/wordprocessingDrawing" xmlns:wp="http://schemas.openxmlformats.org/drawingml/2006/wordprocessingDrawing" xmlns:w10="urn:schemas-microsoft-com:office:word" xmlns:w="http://schemas.openxmlformats.org/wordprocessingml/2006/main" xmlns:w14="http://schemas.microsoft.com/office/word/2010/wordml" xmlns:w15="http://schemas.microsoft.com/office/word/2012/wordml" xmlns:w16cex="http://schemas.microsoft.com/office/word/2018/wordml/cex" xmlns:w16cid="http://schemas.microsoft.com/office/word/2016/wordml/cid" xmlns:w16="http://schemas.microsoft.com/office/word/2018/wordml" xmlns:w16du="http://schemas.microsoft.com/office/word/2023/wordml/word16du" xmlns:w16sdtdh="http://schemas.microsoft.com/office/word/2020/wordml/sdtdatahash" xmlns:w16sdtfl="http://schemas.microsoft.com/office/word/2024/wordml/sdtformatlock" xmlns:w16se="http://schemas.microsoft.com/office/word/2015/wordml/symex" xmlns:wpg="http://schemas.microsoft.com/office/word/2010/wordprocessingGroup" xmlns:wpi="http://schemas.microsoft.com/office/word/2010/wordprocessingInk" xmlns:wne="http://schemas.microsoft.com/office/word/2006/wordml" xmlns:wps="http://schemas.microsoft.com/office/word/2010/wordprocessingShape" mc:Ignorable="w14 w15 w16se w16cid w16 w16cex w16sdtdh w16sdtfl w16du wp14">
-  <w:p>
-    <w:pPr>
-      <w:pStyle w:val="Header"/>
-    </w:pPr>
-  </w:p>
-</w:hdr>
-</file>
-
-<file path=word/header2.xml><?xml version="1.0" encoding="utf-8"?>
-<w:hdr xmlns:wpc="http://schemas.microsoft.com/office/word/2010/wordprocessingCanvas" xmlns:cx="http://schemas.microsoft.com/office/drawing/2014/chartex" xmlns:cx1="http://schemas.microsoft.com/office/drawing/2015/9/8/chartex" xmlns:cx2="http://schemas.microsoft.com/office/drawing/2015/10/21/chartex" xmlns:cx3="http://schemas.microsoft.com/office/drawing/2016/5/9/chartex" xmlns:cx4="http://schemas.microsoft.com/office/drawing/2016/5/10/chartex" xmlns:cx5="http://schemas.microsoft.com/office/drawing/2016/5/11/chartex" xmlns:cx6="http://schemas.microsoft.com/office/drawing/2016/5/12/chartex" xmlns:cx7="http://schemas.microsoft.com/office/drawing/2016/5/13/chartex" xmlns:cx8="http://schemas.microsoft.com/office/drawing/2016/5/14/chartex" xmlns:mc="http://schemas.openxmlformats.org/markup-compatibility/2006" xmlns:aink="http://schemas.microsoft.com/office/drawing/2016/ink" xmlns:am3d="http://schemas.microsoft.com/office/drawing/2017/model3d" xmlns:o="urn:schemas-microsoft-com:office:office" xmlns:oel="http://schemas.microsoft.com/office/2019/extlst" xmlns:r="http://schemas.openxmlformats.org/officeDocument/2006/relationships" xmlns:m="http://schemas.openxmlformats.org/officeDocument/2006/math" xmlns:v="urn:schemas-microsoft-com:vml" xmlns:wp14="http://schemas.microsoft.com/office/word/2010/wordprocessingDrawing" xmlns:wp="http://schemas.openxmlformats.org/drawingml/2006/wordprocessingDrawing" xmlns:w10="urn:schemas-microsoft-com:office:word" xmlns:w="http://schemas.openxmlformats.org/wordprocessingml/2006/main" xmlns:w14="http://schemas.microsoft.com/office/word/2010/wordml" xmlns:w15="http://schemas.microsoft.com/office/word/2012/wordml" xmlns:w16cex="http://schemas.microsoft.com/office/word/2018/wordml/cex" xmlns:w16cid="http://schemas.microsoft.com/office/word/2016/wordml/cid" xmlns:w16="http://schemas.microsoft.com/office/word/2018/wordml" xmlns:w16du="http://schemas.microsoft.com/office/word/2023/wordml/word16du" xmlns:w16sdtdh="http://schemas.microsoft.com/office/word/2020/wordml/sdtdatahash" xmlns:w16sdtfl="http://schemas.microsoft.com/office/word/2024/wordml/sdtformatlock" xmlns:w16se="http://schemas.microsoft.com/office/word/2015/wordml/symex" xmlns:wpg="http://schemas.microsoft.com/office/word/2010/wordprocessingGroup" xmlns:wpi="http://schemas.microsoft.com/office/word/2010/wordprocessingInk" xmlns:wne="http://schemas.microsoft.com/office/word/2006/wordml" xmlns:wps="http://schemas.microsoft.com/office/word/2010/wordprocessingShape" mc:Ignorable="w14 w15 w16se w16cid w16 w16cex w16sdtdh w16sdtfl w16du wp14">
+<w:hdr xmlns:wpc="http://schemas.microsoft.com/office/word/2010/wordprocessingCanvas" xmlns:mc="http://schemas.openxmlformats.org/markup-compatibility/2006" xmlns:o="urn:schemas-microsoft-com:office:office" xmlns:r="http://schemas.openxmlformats.org/officeDocument/2006/relationships" xmlns:m="http://schemas.openxmlformats.org/officeDocument/2006/math" xmlns:v="urn:schemas-microsoft-com:vml" xmlns:wp14="http://schemas.microsoft.com/office/word/2010/wordprocessingDrawing" xmlns:wp="http://schemas.openxmlformats.org/drawingml/2006/wordprocessingDrawing" xmlns:w10="urn:schemas-microsoft-com:office:word" xmlns:w="http://schemas.openxmlformats.org/wordprocessingml/2006/main" xmlns:w14="http://schemas.microsoft.com/office/word/2010/wordml" xmlns:w15="http://schemas.microsoft.com/office/word/2012/wordml" xmlns:wpg="http://schemas.microsoft.com/office/word/2010/wordprocessingGroup" xmlns:wpi="http://schemas.microsoft.com/office/word/2010/wordprocessingInk" xmlns:wne="http://schemas.microsoft.com/office/word/2006/wordml" xmlns:wps="http://schemas.microsoft.com/office/word/2010/wordprocessingShape" xmlns:wpsCustomData="http://www.wps.cn/officeDocument/2013/wpsCustomData" mc:Ignorable="w14 w15 wp14">
   <w:p>
     <w:pPr>
       <w:pBdr>
@@ -10345,23 +10340,33 @@
 </w:hdr>
 </file>
 
-<file path=word/header3.xml><?xml version="1.0" encoding="utf-8"?>
-<w:hdr xmlns:wpc="http://schemas.microsoft.com/office/word/2010/wordprocessingCanvas" xmlns:cx="http://schemas.microsoft.com/office/drawing/2014/chartex" xmlns:cx1="http://schemas.microsoft.com/office/drawing/2015/9/8/chartex" xmlns:cx2="http://schemas.microsoft.com/office/drawing/2015/10/21/chartex" xmlns:cx3="http://schemas.microsoft.com/office/drawing/2016/5/9/chartex" xmlns:cx4="http://schemas.microsoft.com/office/drawing/2016/5/10/chartex" xmlns:cx5="http://schemas.microsoft.com/office/drawing/2016/5/11/chartex" xmlns:cx6="http://schemas.microsoft.com/office/drawing/2016/5/12/chartex" xmlns:cx7="http://schemas.microsoft.com/office/drawing/2016/5/13/chartex" xmlns:cx8="http://schemas.microsoft.com/office/drawing/2016/5/14/chartex" xmlns:mc="http://schemas.openxmlformats.org/markup-compatibility/2006" xmlns:aink="http://schemas.microsoft.com/office/drawing/2016/ink" xmlns:am3d="http://schemas.microsoft.com/office/drawing/2017/model3d" xmlns:o="urn:schemas-microsoft-com:office:office" xmlns:oel="http://schemas.microsoft.com/office/2019/extlst" xmlns:r="http://schemas.openxmlformats.org/officeDocument/2006/relationships" xmlns:m="http://schemas.openxmlformats.org/officeDocument/2006/math" xmlns:v="urn:schemas-microsoft-com:vml" xmlns:wp14="http://schemas.microsoft.com/office/word/2010/wordprocessingDrawing" xmlns:wp="http://schemas.openxmlformats.org/drawingml/2006/wordprocessingDrawing" xmlns:w10="urn:schemas-microsoft-com:office:word" xmlns:w="http://schemas.openxmlformats.org/wordprocessingml/2006/main" xmlns:w14="http://schemas.microsoft.com/office/word/2010/wordml" xmlns:w15="http://schemas.microsoft.com/office/word/2012/wordml" xmlns:w16cex="http://schemas.microsoft.com/office/word/2018/wordml/cex" xmlns:w16cid="http://schemas.microsoft.com/office/word/2016/wordml/cid" xmlns:w16="http://schemas.microsoft.com/office/word/2018/wordml" xmlns:w16du="http://schemas.microsoft.com/office/word/2023/wordml/word16du" xmlns:w16sdtdh="http://schemas.microsoft.com/office/word/2020/wordml/sdtdatahash" xmlns:w16sdtfl="http://schemas.microsoft.com/office/word/2024/wordml/sdtformatlock" xmlns:w16se="http://schemas.microsoft.com/office/word/2015/wordml/symex" xmlns:wpg="http://schemas.microsoft.com/office/word/2010/wordprocessingGroup" xmlns:wpi="http://schemas.microsoft.com/office/word/2010/wordprocessingInk" xmlns:wne="http://schemas.microsoft.com/office/word/2006/wordml" xmlns:wps="http://schemas.microsoft.com/office/word/2010/wordprocessingShape" mc:Ignorable="w14 w15 w16se w16cid w16 w16cex w16sdtdh w16sdtfl w16du wp14">
+<file path=word/header2.xml><?xml version="1.0" encoding="utf-8"?>
+<w:hdr xmlns:wpc="http://schemas.microsoft.com/office/word/2010/wordprocessingCanvas" xmlns:mc="http://schemas.openxmlformats.org/markup-compatibility/2006" xmlns:o="urn:schemas-microsoft-com:office:office" xmlns:r="http://schemas.openxmlformats.org/officeDocument/2006/relationships" xmlns:m="http://schemas.openxmlformats.org/officeDocument/2006/math" xmlns:v="urn:schemas-microsoft-com:vml" xmlns:wp14="http://schemas.microsoft.com/office/word/2010/wordprocessingDrawing" xmlns:wp="http://schemas.openxmlformats.org/drawingml/2006/wordprocessingDrawing" xmlns:w10="urn:schemas-microsoft-com:office:word" xmlns:w="http://schemas.openxmlformats.org/wordprocessingml/2006/main" xmlns:w14="http://schemas.microsoft.com/office/word/2010/wordml" xmlns:w15="http://schemas.microsoft.com/office/word/2012/wordml" xmlns:wpg="http://schemas.microsoft.com/office/word/2010/wordprocessingGroup" xmlns:wpi="http://schemas.microsoft.com/office/word/2010/wordprocessingInk" xmlns:wne="http://schemas.microsoft.com/office/word/2006/wordml" xmlns:wps="http://schemas.microsoft.com/office/word/2010/wordprocessingShape" xmlns:wpsCustomData="http://www.wps.cn/officeDocument/2013/wpsCustomData" mc:Ignorable="w14 w15 wp14">
   <w:p>
     <w:pPr>
-      <w:pStyle w:val="Header"/>
+      <w:pStyle w:val="15"/>
+    </w:pPr>
+  </w:p>
+</w:hdr>
+</file>
+
+<file path=word/header3.xml><?xml version="1.0" encoding="utf-8"?>
+<w:hdr xmlns:wpc="http://schemas.microsoft.com/office/word/2010/wordprocessingCanvas" xmlns:mc="http://schemas.openxmlformats.org/markup-compatibility/2006" xmlns:o="urn:schemas-microsoft-com:office:office" xmlns:r="http://schemas.openxmlformats.org/officeDocument/2006/relationships" xmlns:m="http://schemas.openxmlformats.org/officeDocument/2006/math" xmlns:v="urn:schemas-microsoft-com:vml" xmlns:wp14="http://schemas.microsoft.com/office/word/2010/wordprocessingDrawing" xmlns:wp="http://schemas.openxmlformats.org/drawingml/2006/wordprocessingDrawing" xmlns:w10="urn:schemas-microsoft-com:office:word" xmlns:w="http://schemas.openxmlformats.org/wordprocessingml/2006/main" xmlns:w14="http://schemas.microsoft.com/office/word/2010/wordml" xmlns:w15="http://schemas.microsoft.com/office/word/2012/wordml" xmlns:wpg="http://schemas.microsoft.com/office/word/2010/wordprocessingGroup" xmlns:wpi="http://schemas.microsoft.com/office/word/2010/wordprocessingInk" xmlns:wne="http://schemas.microsoft.com/office/word/2006/wordml" xmlns:wps="http://schemas.microsoft.com/office/word/2010/wordprocessingShape" xmlns:wpsCustomData="http://www.wps.cn/officeDocument/2013/wpsCustomData" mc:Ignorable="w14 w15 wp14">
+  <w:p>
+    <w:pPr>
+      <w:pStyle w:val="15"/>
     </w:pPr>
   </w:p>
 </w:hdr>
 </file>
 
 <file path=word/numbering.xml><?xml version="1.0" encoding="utf-8"?>
-<w:numbering xmlns:wpc="http://schemas.microsoft.com/office/word/2010/wordprocessingCanvas" xmlns:cx="http://schemas.microsoft.com/office/drawing/2014/chartex" xmlns:cx1="http://schemas.microsoft.com/office/drawing/2015/9/8/chartex" xmlns:cx2="http://schemas.microsoft.com/office/drawing/2015/10/21/chartex" xmlns:cx3="http://schemas.microsoft.com/office/drawing/2016/5/9/chartex" xmlns:cx4="http://schemas.microsoft.com/office/drawing/2016/5/10/chartex" xmlns:cx5="http://schemas.microsoft.com/office/drawing/2016/5/11/chartex" xmlns:cx6="http://schemas.microsoft.com/office/drawing/2016/5/12/chartex" xmlns:cx7="http://schemas.microsoft.com/office/drawing/2016/5/13/chartex" xmlns:cx8="http://schemas.microsoft.com/office/drawing/2016/5/14/chartex" xmlns:mc="http://schemas.openxmlformats.org/markup-compatibility/2006" xmlns:aink="http://schemas.microsoft.com/office/drawing/2016/ink" xmlns:am3d="http://schemas.microsoft.com/office/drawing/2017/model3d" xmlns:o="urn:schemas-microsoft-com:office:office" xmlns:oel="http://schemas.microsoft.com/office/2019/extlst" xmlns:r="http://schemas.openxmlformats.org/officeDocument/2006/relationships" xmlns:m="http://schemas.openxmlformats.org/officeDocument/2006/math" xmlns:v="urn:schemas-microsoft-com:vml" xmlns:wp14="http://schemas.microsoft.com/office/word/2010/wordprocessingDrawing" xmlns:wp="http://schemas.openxmlformats.org/drawingml/2006/wordprocessingDrawing" xmlns:w10="urn:schemas-microsoft-com:office:word" xmlns:w="http://schemas.openxmlformats.org/wordprocessingml/2006/main" xmlns:w14="http://schemas.microsoft.com/office/word/2010/wordml" xmlns:w15="http://schemas.microsoft.com/office/word/2012/wordml" xmlns:w16cex="http://schemas.microsoft.com/office/word/2018/wordml/cex" xmlns:w16cid="http://schemas.microsoft.com/office/word/2016/wordml/cid" xmlns:w16="http://schemas.microsoft.com/office/word/2018/wordml" xmlns:w16du="http://schemas.microsoft.com/office/word/2023/wordml/word16du" xmlns:w16sdtdh="http://schemas.microsoft.com/office/word/2020/wordml/sdtdatahash" xmlns:w16sdtfl="http://schemas.microsoft.com/office/word/2024/wordml/sdtformatlock" xmlns:w16se="http://schemas.microsoft.com/office/word/2015/wordml/symex" xmlns:wpg="http://schemas.microsoft.com/office/word/2010/wordprocessingGroup" xmlns:wpi="http://schemas.microsoft.com/office/word/2010/wordprocessingInk" xmlns:wne="http://schemas.microsoft.com/office/word/2006/wordml" xmlns:wps="http://schemas.microsoft.com/office/word/2010/wordprocessingShape" mc:Ignorable="w14 w15 w16se w16cid w16 w16cex w16sdtdh w16sdtfl w16du wp14">
-  <w:abstractNum w:abstractNumId="0" w15:restartNumberingAfterBreak="0">
+<w:numbering xmlns:wpc="http://schemas.microsoft.com/office/word/2010/wordprocessingCanvas" xmlns:mc="http://schemas.openxmlformats.org/markup-compatibility/2006" xmlns:o="urn:schemas-microsoft-com:office:office" xmlns:r="http://schemas.openxmlformats.org/officeDocument/2006/relationships" xmlns:m="http://schemas.openxmlformats.org/officeDocument/2006/math" xmlns:v="urn:schemas-microsoft-com:vml" xmlns:wp14="http://schemas.microsoft.com/office/word/2010/wordprocessingDrawing" xmlns:wp="http://schemas.openxmlformats.org/drawingml/2006/wordprocessingDrawing" xmlns:w10="urn:schemas-microsoft-com:office:word" xmlns:w="http://schemas.openxmlformats.org/wordprocessingml/2006/main" xmlns:w14="http://schemas.microsoft.com/office/word/2010/wordml" xmlns:wpg="http://schemas.microsoft.com/office/word/2010/wordprocessingGroup" xmlns:wpi="http://schemas.microsoft.com/office/word/2010/wordprocessingInk" xmlns:wne="http://schemas.microsoft.com/office/word/2006/wordml" xmlns:wps="http://schemas.microsoft.com/office/word/2010/wordprocessingShape" xmlns:wpsCustomData="http://www.wps.cn/officeDocument/2013/wpsCustomData" mc:Ignorable="w14 wp14">
+  <w:abstractNum w:abstractNumId="0">
     <w:nsid w:val="19B85A84"/>
-    <w:multiLevelType w:val="hybridMultilevel"/>
-    <w:tmpl w:val="76E01206"/>
-    <w:lvl w:ilvl="0" w:tplc="E7B829D8">
+    <w:multiLevelType w:val="multilevel"/>
+    <w:tmpl w:val="19B85A84"/>
+    <w:lvl w:ilvl="0" w:tentative="0">
       <w:start w:val="1"/>
       <w:numFmt w:val="bullet"/>
       <w:lvlText w:val="•"/>
@@ -10370,7 +10375,7 @@
         <w:ind w:left="540" w:hanging="260"/>
       </w:pPr>
     </w:lvl>
-    <w:lvl w:ilvl="1" w:tplc="A1C205F2">
+    <w:lvl w:ilvl="1" w:tentative="0">
       <w:start w:val="1"/>
       <w:numFmt w:val="bullet"/>
       <w:lvlText w:val="◦"/>
@@ -10379,47 +10384,54 @@
         <w:ind w:left="900" w:hanging="260"/>
       </w:pPr>
     </w:lvl>
-    <w:lvl w:ilvl="2" w:tplc="7C7E55B2">
+    <w:lvl w:ilvl="2" w:tentative="0">
+      <w:start w:val="0"/>
       <w:numFmt w:val="decimal"/>
       <w:lvlText w:val=""/>
       <w:lvlJc w:val="left"/>
     </w:lvl>
-    <w:lvl w:ilvl="3" w:tplc="EB2CA19E">
+    <w:lvl w:ilvl="3" w:tentative="0">
+      <w:start w:val="0"/>
       <w:numFmt w:val="decimal"/>
       <w:lvlText w:val=""/>
       <w:lvlJc w:val="left"/>
     </w:lvl>
-    <w:lvl w:ilvl="4" w:tplc="BC405ACA">
+    <w:lvl w:ilvl="4" w:tentative="0">
+      <w:start w:val="0"/>
       <w:numFmt w:val="decimal"/>
       <w:lvlText w:val=""/>
       <w:lvlJc w:val="left"/>
     </w:lvl>
-    <w:lvl w:ilvl="5" w:tplc="6AFEFB92">
+    <w:lvl w:ilvl="5" w:tentative="0">
+      <w:start w:val="0"/>
       <w:numFmt w:val="decimal"/>
       <w:lvlText w:val=""/>
       <w:lvlJc w:val="left"/>
     </w:lvl>
-    <w:lvl w:ilvl="6" w:tplc="A232EBD4">
+    <w:lvl w:ilvl="6" w:tentative="0">
+      <w:start w:val="0"/>
       <w:numFmt w:val="decimal"/>
       <w:lvlText w:val=""/>
       <w:lvlJc w:val="left"/>
     </w:lvl>
-    <w:lvl w:ilvl="7" w:tplc="C21A08E8">
+    <w:lvl w:ilvl="7" w:tentative="0">
+      <w:start w:val="0"/>
       <w:numFmt w:val="decimal"/>
       <w:lvlText w:val=""/>
       <w:lvlJc w:val="left"/>
     </w:lvl>
-    <w:lvl w:ilvl="8" w:tplc="00B2003C">
+    <w:lvl w:ilvl="8" w:tentative="0">
+      <w:start w:val="0"/>
       <w:numFmt w:val="decimal"/>
       <w:lvlText w:val=""/>
       <w:lvlJc w:val="left"/>
     </w:lvl>
   </w:abstractNum>
-  <w:abstractNum w:abstractNumId="1" w15:restartNumberingAfterBreak="0">
+  <w:abstractNum w:abstractNumId="1">
     <w:nsid w:val="37E3394C"/>
-    <w:multiLevelType w:val="hybridMultilevel"/>
-    <w:tmpl w:val="AC96A64E"/>
-    <w:lvl w:ilvl="0" w:tplc="6A2A631C">
+    <w:multiLevelType w:val="multilevel"/>
+    <w:tmpl w:val="37E3394C"/>
+    <w:lvl w:ilvl="0" w:tentative="0">
       <w:start w:val="1"/>
       <w:numFmt w:val="decimal"/>
       <w:lvlText w:val="%1."/>
@@ -10428,138 +10440,60 @@
         <w:ind w:left="540" w:hanging="260"/>
       </w:pPr>
     </w:lvl>
-    <w:lvl w:ilvl="1" w:tplc="AEFC7464">
+    <w:lvl w:ilvl="1" w:tentative="0">
+      <w:start w:val="0"/>
       <w:numFmt w:val="decimal"/>
       <w:lvlText w:val=""/>
       <w:lvlJc w:val="left"/>
     </w:lvl>
-    <w:lvl w:ilvl="2" w:tplc="8EE8D812">
+    <w:lvl w:ilvl="2" w:tentative="0">
+      <w:start w:val="0"/>
       <w:numFmt w:val="decimal"/>
       <w:lvlText w:val=""/>
       <w:lvlJc w:val="left"/>
     </w:lvl>
-    <w:lvl w:ilvl="3" w:tplc="D602BCAE">
+    <w:lvl w:ilvl="3" w:tentative="0">
+      <w:start w:val="0"/>
       <w:numFmt w:val="decimal"/>
       <w:lvlText w:val=""/>
       <w:lvlJc w:val="left"/>
     </w:lvl>
-    <w:lvl w:ilvl="4" w:tplc="17AEC8E0">
+    <w:lvl w:ilvl="4" w:tentative="0">
+      <w:start w:val="0"/>
       <w:numFmt w:val="decimal"/>
       <w:lvlText w:val=""/>
       <w:lvlJc w:val="left"/>
     </w:lvl>
-    <w:lvl w:ilvl="5" w:tplc="EAB6E284">
+    <w:lvl w:ilvl="5" w:tentative="0">
+      <w:start w:val="0"/>
       <w:numFmt w:val="decimal"/>
       <w:lvlText w:val=""/>
       <w:lvlJc w:val="left"/>
     </w:lvl>
-    <w:lvl w:ilvl="6" w:tplc="9ECC84CE">
+    <w:lvl w:ilvl="6" w:tentative="0">
+      <w:start w:val="0"/>
       <w:numFmt w:val="decimal"/>
       <w:lvlText w:val=""/>
       <w:lvlJc w:val="left"/>
     </w:lvl>
-    <w:lvl w:ilvl="7" w:tplc="762CE394">
+    <w:lvl w:ilvl="7" w:tentative="0">
+      <w:start w:val="0"/>
       <w:numFmt w:val="decimal"/>
       <w:lvlText w:val=""/>
       <w:lvlJc w:val="left"/>
     </w:lvl>
-    <w:lvl w:ilvl="8" w:tplc="575E4C50">
+    <w:lvl w:ilvl="8" w:tentative="0">
+      <w:start w:val="0"/>
       <w:numFmt w:val="decimal"/>
       <w:lvlText w:val=""/>
       <w:lvlJc w:val="left"/>
     </w:lvl>
   </w:abstractNum>
-  <w:abstractNum w:abstractNumId="2" w15:restartNumberingAfterBreak="0">
-    <w:nsid w:val="397E6820"/>
-    <w:multiLevelType w:val="hybridMultilevel"/>
-    <w:tmpl w:val="B448A530"/>
-    <w:lvl w:ilvl="0" w:tplc="9BD6FE8C">
-      <w:start w:val="1"/>
-      <w:numFmt w:val="bullet"/>
-      <w:lvlText w:val="●"/>
-      <w:lvlJc w:val="left"/>
-      <w:pPr>
-        <w:ind w:left="720" w:hanging="360"/>
-      </w:pPr>
-    </w:lvl>
-    <w:lvl w:ilvl="1" w:tplc="D194C10E">
-      <w:start w:val="1"/>
-      <w:numFmt w:val="bullet"/>
-      <w:lvlText w:val="○"/>
-      <w:lvlJc w:val="left"/>
-      <w:pPr>
-        <w:ind w:left="1440" w:hanging="360"/>
-      </w:pPr>
-    </w:lvl>
-    <w:lvl w:ilvl="2" w:tplc="EA5666B2">
-      <w:start w:val="1"/>
-      <w:numFmt w:val="bullet"/>
-      <w:lvlText w:val="■"/>
-      <w:lvlJc w:val="left"/>
-      <w:pPr>
-        <w:ind w:left="2160" w:hanging="360"/>
-      </w:pPr>
-    </w:lvl>
-    <w:lvl w:ilvl="3" w:tplc="5BE28174">
-      <w:start w:val="1"/>
-      <w:numFmt w:val="bullet"/>
-      <w:lvlText w:val="●"/>
-      <w:lvlJc w:val="left"/>
-      <w:pPr>
-        <w:ind w:left="2880" w:hanging="360"/>
-      </w:pPr>
-    </w:lvl>
-    <w:lvl w:ilvl="4" w:tplc="CB38D7BA">
-      <w:start w:val="1"/>
-      <w:numFmt w:val="bullet"/>
-      <w:lvlText w:val="○"/>
-      <w:lvlJc w:val="left"/>
-      <w:pPr>
-        <w:ind w:left="3600" w:hanging="360"/>
-      </w:pPr>
-    </w:lvl>
-    <w:lvl w:ilvl="5" w:tplc="B298E6C0">
-      <w:start w:val="1"/>
-      <w:numFmt w:val="bullet"/>
-      <w:lvlText w:val="■"/>
-      <w:lvlJc w:val="left"/>
-      <w:pPr>
-        <w:ind w:left="4320" w:hanging="360"/>
-      </w:pPr>
-    </w:lvl>
-    <w:lvl w:ilvl="6" w:tplc="E0DA91D2">
-      <w:start w:val="1"/>
-      <w:numFmt w:val="bullet"/>
-      <w:lvlText w:val="●"/>
-      <w:lvlJc w:val="left"/>
-      <w:pPr>
-        <w:ind w:left="5040" w:hanging="360"/>
-      </w:pPr>
-    </w:lvl>
-    <w:lvl w:ilvl="7" w:tplc="CDE20FEA">
-      <w:start w:val="1"/>
-      <w:numFmt w:val="bullet"/>
-      <w:lvlText w:val="●"/>
-      <w:lvlJc w:val="left"/>
-      <w:pPr>
-        <w:ind w:left="5760" w:hanging="360"/>
-      </w:pPr>
-    </w:lvl>
-    <w:lvl w:ilvl="8" w:tplc="CA4C5B4C">
-      <w:start w:val="1"/>
-      <w:numFmt w:val="bullet"/>
-      <w:lvlText w:val="●"/>
-      <w:lvlJc w:val="left"/>
-      <w:pPr>
-        <w:ind w:left="6480" w:hanging="360"/>
-      </w:pPr>
-    </w:lvl>
-  </w:abstractNum>
-  <w:abstractNum w:abstractNumId="3" w15:restartNumberingAfterBreak="0">
+  <w:abstractNum w:abstractNumId="2">
     <w:nsid w:val="61610D15"/>
-    <w:multiLevelType w:val="hybridMultilevel"/>
-    <w:tmpl w:val="AC96A64E"/>
-    <w:lvl w:ilvl="0" w:tplc="FFFFFFFF">
+    <w:multiLevelType w:val="multilevel"/>
+    <w:tmpl w:val="61610D15"/>
+    <w:lvl w:ilvl="0" w:tentative="0">
       <w:start w:val="1"/>
       <w:numFmt w:val="decimal"/>
       <w:lvlText w:val="%1."/>
@@ -10568,52 +10502,60 @@
         <w:ind w:left="540" w:hanging="260"/>
       </w:pPr>
     </w:lvl>
-    <w:lvl w:ilvl="1" w:tplc="FFFFFFFF">
+    <w:lvl w:ilvl="1" w:tentative="0">
+      <w:start w:val="0"/>
       <w:numFmt w:val="decimal"/>
       <w:lvlText w:val=""/>
       <w:lvlJc w:val="left"/>
     </w:lvl>
-    <w:lvl w:ilvl="2" w:tplc="FFFFFFFF">
+    <w:lvl w:ilvl="2" w:tentative="0">
+      <w:start w:val="0"/>
       <w:numFmt w:val="decimal"/>
       <w:lvlText w:val=""/>
       <w:lvlJc w:val="left"/>
     </w:lvl>
-    <w:lvl w:ilvl="3" w:tplc="FFFFFFFF">
+    <w:lvl w:ilvl="3" w:tentative="0">
+      <w:start w:val="0"/>
       <w:numFmt w:val="decimal"/>
       <w:lvlText w:val=""/>
       <w:lvlJc w:val="left"/>
     </w:lvl>
-    <w:lvl w:ilvl="4" w:tplc="FFFFFFFF">
+    <w:lvl w:ilvl="4" w:tentative="0">
+      <w:start w:val="0"/>
       <w:numFmt w:val="decimal"/>
       <w:lvlText w:val=""/>
       <w:lvlJc w:val="left"/>
     </w:lvl>
-    <w:lvl w:ilvl="5" w:tplc="FFFFFFFF">
+    <w:lvl w:ilvl="5" w:tentative="0">
+      <w:start w:val="0"/>
       <w:numFmt w:val="decimal"/>
       <w:lvlText w:val=""/>
       <w:lvlJc w:val="left"/>
     </w:lvl>
-    <w:lvl w:ilvl="6" w:tplc="FFFFFFFF">
+    <w:lvl w:ilvl="6" w:tentative="0">
+      <w:start w:val="0"/>
       <w:numFmt w:val="decimal"/>
       <w:lvlText w:val=""/>
       <w:lvlJc w:val="left"/>
     </w:lvl>
-    <w:lvl w:ilvl="7" w:tplc="FFFFFFFF">
+    <w:lvl w:ilvl="7" w:tentative="0">
+      <w:start w:val="0"/>
       <w:numFmt w:val="decimal"/>
       <w:lvlText w:val=""/>
       <w:lvlJc w:val="left"/>
     </w:lvl>
-    <w:lvl w:ilvl="8" w:tplc="FFFFFFFF">
+    <w:lvl w:ilvl="8" w:tentative="0">
+      <w:start w:val="0"/>
       <w:numFmt w:val="decimal"/>
       <w:lvlText w:val=""/>
       <w:lvlJc w:val="left"/>
     </w:lvl>
   </w:abstractNum>
-  <w:abstractNum w:abstractNumId="4" w15:restartNumberingAfterBreak="0">
+  <w:abstractNum w:abstractNumId="3">
     <w:nsid w:val="7D2830FA"/>
-    <w:multiLevelType w:val="hybridMultilevel"/>
-    <w:tmpl w:val="F0FC7856"/>
-    <w:lvl w:ilvl="0" w:tplc="0409000F">
+    <w:multiLevelType w:val="multilevel"/>
+    <w:tmpl w:val="7D2830FA"/>
+    <w:lvl w:ilvl="0" w:tentative="0">
       <w:start w:val="1"/>
       <w:numFmt w:val="decimal"/>
       <w:lvlText w:val="%1."/>
@@ -10622,7 +10564,7 @@
         <w:ind w:left="540" w:hanging="260"/>
       </w:pPr>
     </w:lvl>
-    <w:lvl w:ilvl="1" w:tplc="FFFFFFFF">
+    <w:lvl w:ilvl="1" w:tentative="0">
       <w:start w:val="1"/>
       <w:numFmt w:val="bullet"/>
       <w:lvlText w:val="◦"/>
@@ -10631,565 +10573,448 @@
         <w:ind w:left="900" w:hanging="260"/>
       </w:pPr>
     </w:lvl>
-    <w:lvl w:ilvl="2" w:tplc="FFFFFFFF">
+    <w:lvl w:ilvl="2" w:tentative="0">
+      <w:start w:val="0"/>
       <w:numFmt w:val="decimal"/>
       <w:lvlText w:val=""/>
       <w:lvlJc w:val="left"/>
     </w:lvl>
-    <w:lvl w:ilvl="3" w:tplc="FFFFFFFF">
+    <w:lvl w:ilvl="3" w:tentative="0">
+      <w:start w:val="0"/>
       <w:numFmt w:val="decimal"/>
       <w:lvlText w:val=""/>
       <w:lvlJc w:val="left"/>
     </w:lvl>
-    <w:lvl w:ilvl="4" w:tplc="FFFFFFFF">
+    <w:lvl w:ilvl="4" w:tentative="0">
+      <w:start w:val="0"/>
       <w:numFmt w:val="decimal"/>
       <w:lvlText w:val=""/>
       <w:lvlJc w:val="left"/>
     </w:lvl>
-    <w:lvl w:ilvl="5" w:tplc="FFFFFFFF">
+    <w:lvl w:ilvl="5" w:tentative="0">
+      <w:start w:val="0"/>
       <w:numFmt w:val="decimal"/>
       <w:lvlText w:val=""/>
       <w:lvlJc w:val="left"/>
     </w:lvl>
-    <w:lvl w:ilvl="6" w:tplc="FFFFFFFF">
+    <w:lvl w:ilvl="6" w:tentative="0">
+      <w:start w:val="0"/>
       <w:numFmt w:val="decimal"/>
       <w:lvlText w:val=""/>
       <w:lvlJc w:val="left"/>
     </w:lvl>
-    <w:lvl w:ilvl="7" w:tplc="FFFFFFFF">
+    <w:lvl w:ilvl="7" w:tentative="0">
+      <w:start w:val="0"/>
       <w:numFmt w:val="decimal"/>
       <w:lvlText w:val=""/>
       <w:lvlJc w:val="left"/>
     </w:lvl>
-    <w:lvl w:ilvl="8" w:tplc="FFFFFFFF">
+    <w:lvl w:ilvl="8" w:tentative="0">
+      <w:start w:val="0"/>
       <w:numFmt w:val="decimal"/>
       <w:lvlText w:val=""/>
       <w:lvlJc w:val="left"/>
     </w:lvl>
   </w:abstractNum>
-  <w:num w:numId="1" w16cid:durableId="1548451513">
-    <w:abstractNumId w:val="2"/>
-    <w:lvlOverride w:ilvl="0">
-      <w:startOverride w:val="1"/>
-    </w:lvlOverride>
-  </w:num>
-  <w:num w:numId="2" w16cid:durableId="406927219">
+  <w:num w:numId="1">
     <w:abstractNumId w:val="0"/>
     <w:lvlOverride w:ilvl="0">
       <w:startOverride w:val="1"/>
     </w:lvlOverride>
   </w:num>
-  <w:num w:numId="3" w16cid:durableId="1209684877">
+  <w:num w:numId="2">
+    <w:abstractNumId w:val="3"/>
+  </w:num>
+  <w:num w:numId="3">
     <w:abstractNumId w:val="1"/>
     <w:lvlOverride w:ilvl="0">
       <w:startOverride w:val="1"/>
     </w:lvlOverride>
   </w:num>
-  <w:num w:numId="4" w16cid:durableId="188567385">
-    <w:abstractNumId w:val="0"/>
-  </w:num>
-  <w:num w:numId="5" w16cid:durableId="751972918">
-    <w:abstractNumId w:val="4"/>
-  </w:num>
-  <w:num w:numId="6" w16cid:durableId="1298678207">
-    <w:abstractNumId w:val="1"/>
-  </w:num>
-  <w:num w:numId="7" w16cid:durableId="143203211">
-    <w:abstractNumId w:val="3"/>
+  <w:num w:numId="4">
+    <w:abstractNumId w:val="2"/>
   </w:num>
 </w:numbering>
 </file>
 
 <file path=word/styles.xml><?xml version="1.0" encoding="utf-8"?>
-<w:styles xmlns:wp14="http://schemas.microsoft.com/office/word/2010/wordprocessingDrawing" xmlns:mc="http://schemas.openxmlformats.org/markup-compatibility/2006" xmlns:r="http://schemas.openxmlformats.org/officeDocument/2006/relationships" xmlns:w="http://schemas.openxmlformats.org/wordprocessingml/2006/main" xmlns:w14="http://schemas.microsoft.com/office/word/2010/wordml" xmlns:w15="http://schemas.microsoft.com/office/word/2012/wordml" xmlns:w16cex="http://schemas.microsoft.com/office/word/2018/wordml/cex" xmlns:w16cid="http://schemas.microsoft.com/office/word/2016/wordml/cid" xmlns:w16="http://schemas.microsoft.com/office/word/2018/wordml" xmlns:w16du="http://schemas.microsoft.com/office/word/2023/wordml/word16du" xmlns:w16sdtdh="http://schemas.microsoft.com/office/word/2020/wordml/sdtdatahash" xmlns:w16sdtfl="http://schemas.microsoft.com/office/word/2024/wordml/sdtformatlock" xmlns:w16se="http://schemas.microsoft.com/office/word/2015/wordml/symex" mc:Ignorable="w14 w15 w16se w16cid w16 w16cex w16sdtdh w16sdtfl w16du wp14">
+<w:styles xmlns:mc="http://schemas.openxmlformats.org/markup-compatibility/2006" xmlns:o="urn:schemas-microsoft-com:office:office" xmlns:r="http://schemas.openxmlformats.org/officeDocument/2006/relationships" xmlns:m="http://schemas.openxmlformats.org/officeDocument/2006/math" xmlns:v="urn:schemas-microsoft-com:vml" xmlns:w="http://schemas.openxmlformats.org/wordprocessingml/2006/main" xmlns:w14="http://schemas.microsoft.com/office/word/2010/wordml" xmlns:w10="urn:schemas-microsoft-com:office:word" xmlns:sl="http://schemas.openxmlformats.org/schemaLibrary/2006/main" xmlns:wpsCustomData="http://www.wps.cn/officeDocument/2013/wpsCustomData" mc:Ignorable="w14">
   <w:docDefaults>
     <w:rPrDefault>
       <w:rPr>
-        <w:rFonts w:ascii="Times New Roman" w:hAnsi="Times New Roman" w:eastAsia="Times New Roman" w:cs="Times New Roman"/>
-        <w:lang w:val="en-US" w:eastAsia="en-US" w:bidi="ar-SA"/>
+        <w:rFonts w:ascii="Times New Roman" w:hAnsi="Times New Roman" w:eastAsia="SimSun" w:cs="Times New Roman"/>
       </w:rPr>
     </w:rPrDefault>
     <w:pPrDefault/>
   </w:docDefaults>
-  <w:latentStyles w:defLockedState="0" w:defUIPriority="99" w:defSemiHidden="0" w:defUnhideWhenUsed="0" w:defQFormat="0" w:count="376">
-    <w:lsdException w:name="Normal" w:uiPriority="0" w:qFormat="1"/>
-    <w:lsdException w:name="heading 1" w:uiPriority="9" w:qFormat="1"/>
-    <w:lsdException w:name="heading 2" w:uiPriority="9" w:semiHidden="1" w:unhideWhenUsed="1" w:qFormat="1"/>
-    <w:lsdException w:name="heading 3" w:uiPriority="9" w:semiHidden="1" w:unhideWhenUsed="1" w:qFormat="1"/>
-    <w:lsdException w:name="heading 4" w:uiPriority="9" w:semiHidden="1" w:unhideWhenUsed="1" w:qFormat="1"/>
-    <w:lsdException w:name="heading 5" w:uiPriority="9" w:semiHidden="1" w:unhideWhenUsed="1" w:qFormat="1"/>
-    <w:lsdException w:name="heading 6" w:uiPriority="9" w:semiHidden="1" w:unhideWhenUsed="1" w:qFormat="1"/>
-    <w:lsdException w:name="heading 7" w:uiPriority="9" w:semiHidden="1" w:unhideWhenUsed="1" w:qFormat="1"/>
-    <w:lsdException w:name="heading 8" w:uiPriority="9" w:semiHidden="1" w:unhideWhenUsed="1" w:qFormat="1"/>
-    <w:lsdException w:name="heading 9" w:uiPriority="9" w:semiHidden="1" w:unhideWhenUsed="1" w:qFormat="1"/>
-    <w:lsdException w:name="index 1" w:semiHidden="1" w:unhideWhenUsed="1"/>
-    <w:lsdException w:name="index 2" w:semiHidden="1" w:unhideWhenUsed="1"/>
-    <w:lsdException w:name="index 3" w:semiHidden="1" w:unhideWhenUsed="1"/>
-    <w:lsdException w:name="index 4" w:semiHidden="1" w:unhideWhenUsed="1"/>
-    <w:lsdException w:name="index 5" w:semiHidden="1" w:unhideWhenUsed="1"/>
-    <w:lsdException w:name="index 6" w:semiHidden="1" w:unhideWhenUsed="1"/>
-    <w:lsdException w:name="index 7" w:semiHidden="1" w:unhideWhenUsed="1"/>
-    <w:lsdException w:name="index 8" w:semiHidden="1" w:unhideWhenUsed="1"/>
-    <w:lsdException w:name="index 9" w:semiHidden="1" w:unhideWhenUsed="1"/>
-    <w:lsdException w:name="toc 1" w:uiPriority="39" w:semiHidden="1" w:unhideWhenUsed="1"/>
-    <w:lsdException w:name="toc 2" w:uiPriority="39" w:semiHidden="1" w:unhideWhenUsed="1"/>
-    <w:lsdException w:name="toc 3" w:uiPriority="39" w:semiHidden="1" w:unhideWhenUsed="1"/>
-    <w:lsdException w:name="toc 4" w:uiPriority="39" w:semiHidden="1" w:unhideWhenUsed="1"/>
-    <w:lsdException w:name="toc 5" w:uiPriority="39" w:semiHidden="1" w:unhideWhenUsed="1"/>
-    <w:lsdException w:name="toc 6" w:uiPriority="39" w:semiHidden="1" w:unhideWhenUsed="1"/>
-    <w:lsdException w:name="toc 7" w:uiPriority="39" w:semiHidden="1" w:unhideWhenUsed="1"/>
-    <w:lsdException w:name="toc 8" w:uiPriority="39" w:semiHidden="1" w:unhideWhenUsed="1"/>
-    <w:lsdException w:name="toc 9" w:uiPriority="39" w:semiHidden="1" w:unhideWhenUsed="1"/>
-    <w:lsdException w:name="Normal Indent" w:semiHidden="1" w:unhideWhenUsed="1"/>
-    <w:lsdException w:name="footnote text" w:semiHidden="1" w:unhideWhenUsed="1"/>
-    <w:lsdException w:name="annotation text" w:semiHidden="1" w:unhideWhenUsed="1"/>
-    <w:lsdException w:name="header" w:semiHidden="1" w:unhideWhenUsed="1"/>
-    <w:lsdException w:name="footer" w:semiHidden="1" w:unhideWhenUsed="1"/>
-    <w:lsdException w:name="index heading" w:semiHidden="1" w:unhideWhenUsed="1"/>
-    <w:lsdException w:name="caption" w:uiPriority="35" w:semiHidden="1" w:unhideWhenUsed="1" w:qFormat="1"/>
-    <w:lsdException w:name="table of figures" w:semiHidden="1" w:unhideWhenUsed="1"/>
-    <w:lsdException w:name="envelope address" w:semiHidden="1" w:unhideWhenUsed="1"/>
-    <w:lsdException w:name="envelope return" w:semiHidden="1" w:unhideWhenUsed="1"/>
-    <w:lsdException w:name="footnote reference" w:semiHidden="1" w:unhideWhenUsed="1"/>
-    <w:lsdException w:name="annotation reference" w:semiHidden="1" w:unhideWhenUsed="1"/>
-    <w:lsdException w:name="line number" w:semiHidden="1" w:unhideWhenUsed="1"/>
-    <w:lsdException w:name="page number" w:semiHidden="1" w:unhideWhenUsed="1"/>
-    <w:lsdException w:name="endnote reference" w:semiHidden="1" w:unhideWhenUsed="1"/>
-    <w:lsdException w:name="endnote text" w:semiHidden="1" w:unhideWhenUsed="1"/>
-    <w:lsdException w:name="table of authorities" w:semiHidden="1" w:unhideWhenUsed="1"/>
-    <w:lsdException w:name="macro" w:semiHidden="1" w:unhideWhenUsed="1"/>
-    <w:lsdException w:name="toa heading" w:semiHidden="1" w:unhideWhenUsed="1"/>
-    <w:lsdException w:name="List" w:semiHidden="1" w:unhideWhenUsed="1"/>
-    <w:lsdException w:name="List Bullet" w:semiHidden="1" w:unhideWhenUsed="1"/>
-    <w:lsdException w:name="List Number" w:semiHidden="1" w:unhideWhenUsed="1"/>
-    <w:lsdException w:name="List 2" w:semiHidden="1" w:unhideWhenUsed="1"/>
-    <w:lsdException w:name="List 3" w:semiHidden="1" w:unhideWhenUsed="1"/>
-    <w:lsdException w:name="List 4" w:semiHidden="1" w:unhideWhenUsed="1"/>
-    <w:lsdException w:name="List 5" w:semiHidden="1" w:unhideWhenUsed="1"/>
-    <w:lsdException w:name="List Bullet 2" w:semiHidden="1" w:unhideWhenUsed="1"/>
-    <w:lsdException w:name="List Bullet 3" w:semiHidden="1" w:unhideWhenUsed="1"/>
-    <w:lsdException w:name="List Bullet 4" w:semiHidden="1" w:unhideWhenUsed="1"/>
-    <w:lsdException w:name="List Bullet 5" w:semiHidden="1" w:unhideWhenUsed="1"/>
-    <w:lsdException w:name="List Number 2" w:semiHidden="1" w:unhideWhenUsed="1"/>
-    <w:lsdException w:name="List Number 3" w:semiHidden="1" w:unhideWhenUsed="1"/>
-    <w:lsdException w:name="List Number 4" w:semiHidden="1" w:unhideWhenUsed="1"/>
-    <w:lsdException w:name="List Number 5" w:semiHidden="1" w:unhideWhenUsed="1"/>
-    <w:lsdException w:name="Title" w:uiPriority="10" w:qFormat="1"/>
-    <w:lsdException w:name="Closing" w:semiHidden="1" w:unhideWhenUsed="1"/>
-    <w:lsdException w:name="Signature" w:semiHidden="1" w:unhideWhenUsed="1"/>
-    <w:lsdException w:name="Default Paragraph Font" w:uiPriority="1" w:semiHidden="1" w:unhideWhenUsed="1"/>
-    <w:lsdException w:name="Body Text" w:semiHidden="1" w:unhideWhenUsed="1"/>
-    <w:lsdException w:name="Body Text Indent" w:semiHidden="1" w:unhideWhenUsed="1"/>
-    <w:lsdException w:name="List Continue" w:semiHidden="1" w:unhideWhenUsed="1"/>
-    <w:lsdException w:name="List Continue 2" w:semiHidden="1" w:unhideWhenUsed="1"/>
-    <w:lsdException w:name="List Continue 3" w:semiHidden="1" w:unhideWhenUsed="1"/>
-    <w:lsdException w:name="List Continue 4" w:semiHidden="1" w:unhideWhenUsed="1"/>
-    <w:lsdException w:name="List Continue 5" w:semiHidden="1" w:unhideWhenUsed="1"/>
-    <w:lsdException w:name="Message Header" w:semiHidden="1" w:unhideWhenUsed="1"/>
-    <w:lsdException w:name="Subtitle" w:uiPriority="11" w:qFormat="1"/>
-    <w:lsdException w:name="Salutation" w:semiHidden="1" w:unhideWhenUsed="1"/>
-    <w:lsdException w:name="Date" w:semiHidden="1" w:unhideWhenUsed="1"/>
-    <w:lsdException w:name="Body Text First Indent" w:semiHidden="1" w:unhideWhenUsed="1"/>
-    <w:lsdException w:name="Body Text First Indent 2" w:semiHidden="1" w:unhideWhenUsed="1"/>
-    <w:lsdException w:name="Note Heading" w:semiHidden="1" w:unhideWhenUsed="1"/>
-    <w:lsdException w:name="Body Text 2" w:semiHidden="1" w:unhideWhenUsed="1"/>
-    <w:lsdException w:name="Body Text 3" w:semiHidden="1" w:unhideWhenUsed="1"/>
-    <w:lsdException w:name="Body Text Indent 2" w:semiHidden="1" w:unhideWhenUsed="1"/>
-    <w:lsdException w:name="Body Text Indent 3" w:semiHidden="1" w:unhideWhenUsed="1"/>
-    <w:lsdException w:name="Block Text" w:semiHidden="1" w:unhideWhenUsed="1"/>
-    <w:lsdException w:name="Hyperlink" w:semiHidden="1" w:unhideWhenUsed="1"/>
-    <w:lsdException w:name="FollowedHyperlink" w:semiHidden="1" w:unhideWhenUsed="1"/>
-    <w:lsdException w:name="Strong" w:uiPriority="22" w:qFormat="1"/>
-    <w:lsdException w:name="Emphasis" w:uiPriority="20" w:qFormat="1"/>
-    <w:lsdException w:name="Document Map" w:semiHidden="1" w:unhideWhenUsed="1"/>
-    <w:lsdException w:name="Plain Text" w:semiHidden="1" w:unhideWhenUsed="1"/>
-    <w:lsdException w:name="E-mail Signature" w:semiHidden="1" w:unhideWhenUsed="1"/>
-    <w:lsdException w:name="HTML Top of Form" w:semiHidden="1" w:unhideWhenUsed="1"/>
-    <w:lsdException w:name="HTML Bottom of Form" w:semiHidden="1" w:unhideWhenUsed="1"/>
-    <w:lsdException w:name="Normal (Web)" w:semiHidden="1" w:unhideWhenUsed="1"/>
-    <w:lsdException w:name="HTML Acronym" w:semiHidden="1" w:unhideWhenUsed="1"/>
-    <w:lsdException w:name="HTML Address" w:semiHidden="1" w:unhideWhenUsed="1"/>
-    <w:lsdException w:name="HTML Cite" w:semiHidden="1" w:unhideWhenUsed="1"/>
-    <w:lsdException w:name="HTML Code" w:semiHidden="1" w:unhideWhenUsed="1"/>
-    <w:lsdException w:name="HTML Definition" w:semiHidden="1" w:unhideWhenUsed="1"/>
-    <w:lsdException w:name="HTML Keyboard" w:semiHidden="1" w:unhideWhenUsed="1"/>
-    <w:lsdException w:name="HTML Preformatted" w:semiHidden="1" w:unhideWhenUsed="1"/>
-    <w:lsdException w:name="HTML Sample" w:semiHidden="1" w:unhideWhenUsed="1"/>
-    <w:lsdException w:name="HTML Typewriter" w:semiHidden="1" w:unhideWhenUsed="1"/>
-    <w:lsdException w:name="HTML Variable" w:semiHidden="1" w:unhideWhenUsed="1"/>
-    <w:lsdException w:name="Normal Table" w:semiHidden="1" w:unhideWhenUsed="1"/>
-    <w:lsdException w:name="annotation subject" w:semiHidden="1" w:unhideWhenUsed="1"/>
-    <w:lsdException w:name="No List" w:semiHidden="1" w:unhideWhenUsed="1"/>
-    <w:lsdException w:name="Outline List 1" w:semiHidden="1" w:unhideWhenUsed="1"/>
-    <w:lsdException w:name="Outline List 2" w:semiHidden="1" w:unhideWhenUsed="1"/>
-    <w:lsdException w:name="Outline List 3" w:semiHidden="1" w:unhideWhenUsed="1"/>
-    <w:lsdException w:name="Table Simple 1" w:semiHidden="1" w:unhideWhenUsed="1"/>
-    <w:lsdException w:name="Table Simple 2" w:semiHidden="1" w:unhideWhenUsed="1"/>
-    <w:lsdException w:name="Table Simple 3" w:semiHidden="1" w:unhideWhenUsed="1"/>
-    <w:lsdException w:name="Table Classic 1" w:semiHidden="1" w:unhideWhenUsed="1"/>
-    <w:lsdException w:name="Table Classic 2" w:semiHidden="1" w:unhideWhenUsed="1"/>
-    <w:lsdException w:name="Table Classic 3" w:semiHidden="1" w:unhideWhenUsed="1"/>
-    <w:lsdException w:name="Table Classic 4" w:semiHidden="1" w:unhideWhenUsed="1"/>
-    <w:lsdException w:name="Table Colorful 1" w:semiHidden="1" w:unhideWhenUsed="1"/>
-    <w:lsdException w:name="Table Colorful 2" w:semiHidden="1" w:unhideWhenUsed="1"/>
-    <w:lsdException w:name="Table Colorful 3" w:semiHidden="1" w:unhideWhenUsed="1"/>
-    <w:lsdException w:name="Table Columns 1" w:semiHidden="1" w:unhideWhenUsed="1"/>
-    <w:lsdException w:name="Table Columns 2" w:semiHidden="1" w:unhideWhenUsed="1"/>
-    <w:lsdException w:name="Table Columns 3" w:semiHidden="1" w:unhideWhenUsed="1"/>
-    <w:lsdException w:name="Table Columns 4" w:semiHidden="1" w:unhideWhenUsed="1"/>
-    <w:lsdException w:name="Table Columns 5" w:semiHidden="1" w:unhideWhenUsed="1"/>
-    <w:lsdException w:name="Table Grid 1" w:semiHidden="1" w:unhideWhenUsed="1"/>
-    <w:lsdException w:name="Table Grid 2" w:semiHidden="1" w:unhideWhenUsed="1"/>
-    <w:lsdException w:name="Table Grid 3" w:semiHidden="1" w:unhideWhenUsed="1"/>
-    <w:lsdException w:name="Table Grid 4" w:semiHidden="1" w:unhideWhenUsed="1"/>
-    <w:lsdException w:name="Table Grid 5" w:semiHidden="1" w:unhideWhenUsed="1"/>
-    <w:lsdException w:name="Table Grid 6" w:semiHidden="1" w:unhideWhenUsed="1"/>
-    <w:lsdException w:name="Table Grid 7" w:semiHidden="1" w:unhideWhenUsed="1"/>
-    <w:lsdException w:name="Table Grid 8" w:semiHidden="1" w:unhideWhenUsed="1"/>
-    <w:lsdException w:name="Table List 1" w:semiHidden="1" w:unhideWhenUsed="1"/>
-    <w:lsdException w:name="Table List 2" w:semiHidden="1" w:unhideWhenUsed="1"/>
-    <w:lsdException w:name="Table List 3" w:semiHidden="1" w:unhideWhenUsed="1"/>
-    <w:lsdException w:name="Table List 4" w:semiHidden="1" w:unhideWhenUsed="1"/>
-    <w:lsdException w:name="Table List 5" w:semiHidden="1" w:unhideWhenUsed="1"/>
-    <w:lsdException w:name="Table List 6" w:semiHidden="1" w:unhideWhenUsed="1"/>
-    <w:lsdException w:name="Table List 7" w:semiHidden="1" w:unhideWhenUsed="1"/>
-    <w:lsdException w:name="Table List 8" w:semiHidden="1" w:unhideWhenUsed="1"/>
-    <w:lsdException w:name="Table 3D effects 1" w:semiHidden="1" w:unhideWhenUsed="1"/>
-    <w:lsdException w:name="Table 3D effects 2" w:semiHidden="1" w:unhideWhenUsed="1"/>
-    <w:lsdException w:name="Table 3D effects 3" w:semiHidden="1" w:unhideWhenUsed="1"/>
-    <w:lsdException w:name="Table Contemporary" w:semiHidden="1" w:unhideWhenUsed="1"/>
-    <w:lsdException w:name="Table Elegant" w:semiHidden="1" w:unhideWhenUsed="1"/>
-    <w:lsdException w:name="Table Professional" w:semiHidden="1" w:unhideWhenUsed="1"/>
-    <w:lsdException w:name="Table Subtle 1" w:semiHidden="1" w:unhideWhenUsed="1"/>
-    <w:lsdException w:name="Table Subtle 2" w:semiHidden="1" w:unhideWhenUsed="1"/>
-    <w:lsdException w:name="Table Web 1" w:semiHidden="1" w:unhideWhenUsed="1"/>
-    <w:lsdException w:name="Table Web 2" w:semiHidden="1" w:unhideWhenUsed="1"/>
-    <w:lsdException w:name="Table Web 3" w:semiHidden="1" w:unhideWhenUsed="1"/>
-    <w:lsdException w:name="Balloon Text" w:semiHidden="1" w:unhideWhenUsed="1"/>
-    <w:lsdException w:name="Table Grid" w:uiPriority="39"/>
-    <w:lsdException w:name="Table Theme" w:semiHidden="1" w:unhideWhenUsed="1"/>
-    <w:lsdException w:name="Placeholder Text" w:semiHidden="1"/>
-    <w:lsdException w:name="No Spacing" w:uiPriority="1" w:qFormat="1"/>
-    <w:lsdException w:name="Light Shading" w:uiPriority="60"/>
-    <w:lsdException w:name="Light List" w:uiPriority="61"/>
-    <w:lsdException w:name="Light Grid" w:uiPriority="62"/>
-    <w:lsdException w:name="Medium Shading 1" w:uiPriority="63"/>
-    <w:lsdException w:name="Medium Shading 2" w:uiPriority="64"/>
-    <w:lsdException w:name="Medium List 1" w:uiPriority="65"/>
-    <w:lsdException w:name="Medium List 2" w:uiPriority="66"/>
-    <w:lsdException w:name="Medium Grid 1" w:uiPriority="67"/>
-    <w:lsdException w:name="Medium Grid 2" w:uiPriority="68"/>
-    <w:lsdException w:name="Medium Grid 3" w:uiPriority="69"/>
-    <w:lsdException w:name="Dark List" w:uiPriority="70"/>
-    <w:lsdException w:name="Colorful Shading" w:uiPriority="71"/>
-    <w:lsdException w:name="Colorful List" w:uiPriority="72"/>
-    <w:lsdException w:name="Colorful Grid" w:uiPriority="73"/>
-    <w:lsdException w:name="Light Shading Accent 1" w:uiPriority="60"/>
-    <w:lsdException w:name="Light List Accent 1" w:uiPriority="61"/>
-    <w:lsdException w:name="Light Grid Accent 1" w:uiPriority="62"/>
-    <w:lsdException w:name="Medium Shading 1 Accent 1" w:uiPriority="63"/>
-    <w:lsdException w:name="Medium Shading 2 Accent 1" w:uiPriority="64"/>
-    <w:lsdException w:name="Medium List 1 Accent 1" w:uiPriority="65"/>
-    <w:lsdException w:name="Revision" w:semiHidden="1"/>
-    <w:lsdException w:name="List Paragraph" w:uiPriority="34" w:qFormat="1"/>
-    <w:lsdException w:name="Quote" w:uiPriority="29" w:qFormat="1"/>
-    <w:lsdException w:name="Intense Quote" w:uiPriority="30" w:qFormat="1"/>
-    <w:lsdException w:name="Medium List 2 Accent 1" w:uiPriority="66"/>
-    <w:lsdException w:name="Medium Grid 1 Accent 1" w:uiPriority="67"/>
-    <w:lsdException w:name="Medium Grid 2 Accent 1" w:uiPriority="68"/>
-    <w:lsdException w:name="Medium Grid 3 Accent 1" w:uiPriority="69"/>
-    <w:lsdException w:name="Dark List Accent 1" w:uiPriority="70"/>
-    <w:lsdException w:name="Colorful Shading Accent 1" w:uiPriority="71"/>
-    <w:lsdException w:name="Colorful List Accent 1" w:uiPriority="72"/>
-    <w:lsdException w:name="Colorful Grid Accent 1" w:uiPriority="73"/>
-    <w:lsdException w:name="Light Shading Accent 2" w:uiPriority="60"/>
-    <w:lsdException w:name="Light List Accent 2" w:uiPriority="61"/>
-    <w:lsdException w:name="Light Grid Accent 2" w:uiPriority="62"/>
-    <w:lsdException w:name="Medium Shading 1 Accent 2" w:uiPriority="63"/>
-    <w:lsdException w:name="Medium Shading 2 Accent 2" w:uiPriority="64"/>
-    <w:lsdException w:name="Medium List 1 Accent 2" w:uiPriority="65"/>
-    <w:lsdException w:name="Medium List 2 Accent 2" w:uiPriority="66"/>
-    <w:lsdException w:name="Medium Grid 1 Accent 2" w:uiPriority="67"/>
-    <w:lsdException w:name="Medium Grid 2 Accent 2" w:uiPriority="68"/>
-    <w:lsdException w:name="Medium Grid 3 Accent 2" w:uiPriority="69"/>
-    <w:lsdException w:name="Dark List Accent 2" w:uiPriority="70"/>
-    <w:lsdException w:name="Colorful Shading Accent 2" w:uiPriority="71"/>
-    <w:lsdException w:name="Colorful List Accent 2" w:uiPriority="72"/>
-    <w:lsdException w:name="Colorful Grid Accent 2" w:uiPriority="73"/>
-    <w:lsdException w:name="Light Shading Accent 3" w:uiPriority="60"/>
-    <w:lsdException w:name="Light List Accent 3" w:uiPriority="61"/>
-    <w:lsdException w:name="Light Grid Accent 3" w:uiPriority="62"/>
-    <w:lsdException w:name="Medium Shading 1 Accent 3" w:uiPriority="63"/>
-    <w:lsdException w:name="Medium Shading 2 Accent 3" w:uiPriority="64"/>
-    <w:lsdException w:name="Medium List 1 Accent 3" w:uiPriority="65"/>
-    <w:lsdException w:name="Medium List 2 Accent 3" w:uiPriority="66"/>
-    <w:lsdException w:name="Medium Grid 1 Accent 3" w:uiPriority="67"/>
-    <w:lsdException w:name="Medium Grid 2 Accent 3" w:uiPriority="68"/>
-    <w:lsdException w:name="Medium Grid 3 Accent 3" w:uiPriority="69"/>
-    <w:lsdException w:name="Dark List Accent 3" w:uiPriority="70"/>
-    <w:lsdException w:name="Colorful Shading Accent 3" w:uiPriority="71"/>
-    <w:lsdException w:name="Colorful List Accent 3" w:uiPriority="72"/>
-    <w:lsdException w:name="Colorful Grid Accent 3" w:uiPriority="73"/>
-    <w:lsdException w:name="Light Shading Accent 4" w:uiPriority="60"/>
-    <w:lsdException w:name="Light List Accent 4" w:uiPriority="61"/>
-    <w:lsdException w:name="Light Grid Accent 4" w:uiPriority="62"/>
-    <w:lsdException w:name="Medium Shading 1 Accent 4" w:uiPriority="63"/>
-    <w:lsdException w:name="Medium Shading 2 Accent 4" w:uiPriority="64"/>
-    <w:lsdException w:name="Medium List 1 Accent 4" w:uiPriority="65"/>
-    <w:lsdException w:name="Medium List 2 Accent 4" w:uiPriority="66"/>
-    <w:lsdException w:name="Medium Grid 1 Accent 4" w:uiPriority="67"/>
-    <w:lsdException w:name="Medium Grid 2 Accent 4" w:uiPriority="68"/>
-    <w:lsdException w:name="Medium Grid 3 Accent 4" w:uiPriority="69"/>
-    <w:lsdException w:name="Dark List Accent 4" w:uiPriority="70"/>
-    <w:lsdException w:name="Colorful Shading Accent 4" w:uiPriority="71"/>
-    <w:lsdException w:name="Colorful List Accent 4" w:uiPriority="72"/>
-    <w:lsdException w:name="Colorful Grid Accent 4" w:uiPriority="73"/>
-    <w:lsdException w:name="Light Shading Accent 5" w:uiPriority="60"/>
-    <w:lsdException w:name="Light List Accent 5" w:uiPriority="61"/>
-    <w:lsdException w:name="Light Grid Accent 5" w:uiPriority="62"/>
-    <w:lsdException w:name="Medium Shading 1 Accent 5" w:uiPriority="63"/>
-    <w:lsdException w:name="Medium Shading 2 Accent 5" w:uiPriority="64"/>
-    <w:lsdException w:name="Medium List 1 Accent 5" w:uiPriority="65"/>
-    <w:lsdException w:name="Medium List 2 Accent 5" w:uiPriority="66"/>
-    <w:lsdException w:name="Medium Grid 1 Accent 5" w:uiPriority="67"/>
-    <w:lsdException w:name="Medium Grid 2 Accent 5" w:uiPriority="68"/>
-    <w:lsdException w:name="Medium Grid 3 Accent 5" w:uiPriority="69"/>
-    <w:lsdException w:name="Dark List Accent 5" w:uiPriority="70"/>
-    <w:lsdException w:name="Colorful Shading Accent 5" w:uiPriority="71"/>
-    <w:lsdException w:name="Colorful List Accent 5" w:uiPriority="72"/>
-    <w:lsdException w:name="Colorful Grid Accent 5" w:uiPriority="73"/>
-    <w:lsdException w:name="Light Shading Accent 6" w:uiPriority="60"/>
-    <w:lsdException w:name="Light List Accent 6" w:uiPriority="61"/>
-    <w:lsdException w:name="Light Grid Accent 6" w:uiPriority="62"/>
-    <w:lsdException w:name="Medium Shading 1 Accent 6" w:uiPriority="63"/>
-    <w:lsdException w:name="Medium Shading 2 Accent 6" w:uiPriority="64"/>
-    <w:lsdException w:name="Medium List 1 Accent 6" w:uiPriority="65"/>
-    <w:lsdException w:name="Medium List 2 Accent 6" w:uiPriority="66"/>
-    <w:lsdException w:name="Medium Grid 1 Accent 6" w:uiPriority="67"/>
-    <w:lsdException w:name="Medium Grid 2 Accent 6" w:uiPriority="68"/>
-    <w:lsdException w:name="Medium Grid 3 Accent 6" w:uiPriority="69"/>
-    <w:lsdException w:name="Dark List Accent 6" w:uiPriority="70"/>
-    <w:lsdException w:name="Colorful Shading Accent 6" w:uiPriority="71"/>
-    <w:lsdException w:name="Colorful List Accent 6" w:uiPriority="72"/>
-    <w:lsdException w:name="Colorful Grid Accent 6" w:uiPriority="73"/>
-    <w:lsdException w:name="Subtle Emphasis" w:uiPriority="19" w:qFormat="1"/>
-    <w:lsdException w:name="Intense Emphasis" w:uiPriority="21" w:qFormat="1"/>
-    <w:lsdException w:name="Subtle Reference" w:uiPriority="31" w:qFormat="1"/>
-    <w:lsdException w:name="Intense Reference" w:uiPriority="32" w:qFormat="1"/>
-    <w:lsdException w:name="Book Title" w:uiPriority="33" w:qFormat="1"/>
-    <w:lsdException w:name="Bibliography" w:uiPriority="37" w:semiHidden="1" w:unhideWhenUsed="1"/>
-    <w:lsdException w:name="TOC Heading" w:uiPriority="39" w:semiHidden="1" w:unhideWhenUsed="1" w:qFormat="1"/>
-    <w:lsdException w:name="Plain Table 1" w:uiPriority="41"/>
-    <w:lsdException w:name="Plain Table 2" w:uiPriority="42"/>
-    <w:lsdException w:name="Plain Table 3" w:uiPriority="43"/>
-    <w:lsdException w:name="Plain Table 4" w:uiPriority="44"/>
-    <w:lsdException w:name="Plain Table 5" w:uiPriority="45"/>
-    <w:lsdException w:name="Grid Table Light" w:uiPriority="40"/>
-    <w:lsdException w:name="Grid Table 1 Light" w:uiPriority="46"/>
-    <w:lsdException w:name="Grid Table 2" w:uiPriority="47"/>
-    <w:lsdException w:name="Grid Table 3" w:uiPriority="48"/>
-    <w:lsdException w:name="Grid Table 4" w:uiPriority="49"/>
-    <w:lsdException w:name="Grid Table 5 Dark" w:uiPriority="50"/>
-    <w:lsdException w:name="Grid Table 6 Colorful" w:uiPriority="51"/>
-    <w:lsdException w:name="Grid Table 7 Colorful" w:uiPriority="52"/>
-    <w:lsdException w:name="Grid Table 1 Light Accent 1" w:uiPriority="46"/>
-    <w:lsdException w:name="Grid Table 2 Accent 1" w:uiPriority="47"/>
-    <w:lsdException w:name="Grid Table 3 Accent 1" w:uiPriority="48"/>
-    <w:lsdException w:name="Grid Table 4 Accent 1" w:uiPriority="49"/>
-    <w:lsdException w:name="Grid Table 5 Dark Accent 1" w:uiPriority="50"/>
-    <w:lsdException w:name="Grid Table 6 Colorful Accent 1" w:uiPriority="51"/>
-    <w:lsdException w:name="Grid Table 7 Colorful Accent 1" w:uiPriority="52"/>
-    <w:lsdException w:name="Grid Table 1 Light Accent 2" w:uiPriority="46"/>
-    <w:lsdException w:name="Grid Table 2 Accent 2" w:uiPriority="47"/>
-    <w:lsdException w:name="Grid Table 3 Accent 2" w:uiPriority="48"/>
-    <w:lsdException w:name="Grid Table 4 Accent 2" w:uiPriority="49"/>
-    <w:lsdException w:name="Grid Table 5 Dark Accent 2" w:uiPriority="50"/>
-    <w:lsdException w:name="Grid Table 6 Colorful Accent 2" w:uiPriority="51"/>
-    <w:lsdException w:name="Grid Table 7 Colorful Accent 2" w:uiPriority="52"/>
-    <w:lsdException w:name="Grid Table 1 Light Accent 3" w:uiPriority="46"/>
-    <w:lsdException w:name="Grid Table 2 Accent 3" w:uiPriority="47"/>
-    <w:lsdException w:name="Grid Table 3 Accent 3" w:uiPriority="48"/>
-    <w:lsdException w:name="Grid Table 4 Accent 3" w:uiPriority="49"/>
-    <w:lsdException w:name="Grid Table 5 Dark Accent 3" w:uiPriority="50"/>
-    <w:lsdException w:name="Grid Table 6 Colorful Accent 3" w:uiPriority="51"/>
-    <w:lsdException w:name="Grid Table 7 Colorful Accent 3" w:uiPriority="52"/>
-    <w:lsdException w:name="Grid Table 1 Light Accent 4" w:uiPriority="46"/>
-    <w:lsdException w:name="Grid Table 2 Accent 4" w:uiPriority="47"/>
-    <w:lsdException w:name="Grid Table 3 Accent 4" w:uiPriority="48"/>
-    <w:lsdException w:name="Grid Table 4 Accent 4" w:uiPriority="49"/>
-    <w:lsdException w:name="Grid Table 5 Dark Accent 4" w:uiPriority="50"/>
-    <w:lsdException w:name="Grid Table 6 Colorful Accent 4" w:uiPriority="51"/>
-    <w:lsdException w:name="Grid Table 7 Colorful Accent 4" w:uiPriority="52"/>
-    <w:lsdException w:name="Grid Table 1 Light Accent 5" w:uiPriority="46"/>
-    <w:lsdException w:name="Grid Table 2 Accent 5" w:uiPriority="47"/>
-    <w:lsdException w:name="Grid Table 3 Accent 5" w:uiPriority="48"/>
-    <w:lsdException w:name="Grid Table 4 Accent 5" w:uiPriority="49"/>
-    <w:lsdException w:name="Grid Table 5 Dark Accent 5" w:uiPriority="50"/>
-    <w:lsdException w:name="Grid Table 6 Colorful Accent 5" w:uiPriority="51"/>
-    <w:lsdException w:name="Grid Table 7 Colorful Accent 5" w:uiPriority="52"/>
-    <w:lsdException w:name="Grid Table 1 Light Accent 6" w:uiPriority="46"/>
-    <w:lsdException w:name="Grid Table 2 Accent 6" w:uiPriority="47"/>
-    <w:lsdException w:name="Grid Table 3 Accent 6" w:uiPriority="48"/>
-    <w:lsdException w:name="Grid Table 4 Accent 6" w:uiPriority="49"/>
-    <w:lsdException w:name="Grid Table 5 Dark Accent 6" w:uiPriority="50"/>
-    <w:lsdException w:name="Grid Table 6 Colorful Accent 6" w:uiPriority="51"/>
-    <w:lsdException w:name="Grid Table 7 Colorful Accent 6" w:uiPriority="52"/>
-    <w:lsdException w:name="List Table 1 Light" w:uiPriority="46"/>
-    <w:lsdException w:name="List Table 2" w:uiPriority="47"/>
-    <w:lsdException w:name="List Table 3" w:uiPriority="48"/>
-    <w:lsdException w:name="List Table 4" w:uiPriority="49"/>
-    <w:lsdException w:name="List Table 5 Dark" w:uiPriority="50"/>
-    <w:lsdException w:name="List Table 6 Colorful" w:uiPriority="51"/>
-    <w:lsdException w:name="List Table 7 Colorful" w:uiPriority="52"/>
-    <w:lsdException w:name="List Table 1 Light Accent 1" w:uiPriority="46"/>
-    <w:lsdException w:name="List Table 2 Accent 1" w:uiPriority="47"/>
-    <w:lsdException w:name="List Table 3 Accent 1" w:uiPriority="48"/>
-    <w:lsdException w:name="List Table 4 Accent 1" w:uiPriority="49"/>
-    <w:lsdException w:name="List Table 5 Dark Accent 1" w:uiPriority="50"/>
-    <w:lsdException w:name="List Table 6 Colorful Accent 1" w:uiPriority="51"/>
-    <w:lsdException w:name="List Table 7 Colorful Accent 1" w:uiPriority="52"/>
-    <w:lsdException w:name="List Table 1 Light Accent 2" w:uiPriority="46"/>
-    <w:lsdException w:name="List Table 2 Accent 2" w:uiPriority="47"/>
-    <w:lsdException w:name="List Table 3 Accent 2" w:uiPriority="48"/>
-    <w:lsdException w:name="List Table 4 Accent 2" w:uiPriority="49"/>
-    <w:lsdException w:name="List Table 5 Dark Accent 2" w:uiPriority="50"/>
-    <w:lsdException w:name="List Table 6 Colorful Accent 2" w:uiPriority="51"/>
-    <w:lsdException w:name="List Table 7 Colorful Accent 2" w:uiPriority="52"/>
-    <w:lsdException w:name="List Table 1 Light Accent 3" w:uiPriority="46"/>
-    <w:lsdException w:name="List Table 2 Accent 3" w:uiPriority="47"/>
-    <w:lsdException w:name="List Table 3 Accent 3" w:uiPriority="48"/>
-    <w:lsdException w:name="List Table 4 Accent 3" w:uiPriority="49"/>
-    <w:lsdException w:name="List Table 5 Dark Accent 3" w:uiPriority="50"/>
-    <w:lsdException w:name="List Table 6 Colorful Accent 3" w:uiPriority="51"/>
-    <w:lsdException w:name="List Table 7 Colorful Accent 3" w:uiPriority="52"/>
-    <w:lsdException w:name="List Table 1 Light Accent 4" w:uiPriority="46"/>
-    <w:lsdException w:name="List Table 2 Accent 4" w:uiPriority="47"/>
-    <w:lsdException w:name="List Table 3 Accent 4" w:uiPriority="48"/>
-    <w:lsdException w:name="List Table 4 Accent 4" w:uiPriority="49"/>
-    <w:lsdException w:name="List Table 5 Dark Accent 4" w:uiPriority="50"/>
-    <w:lsdException w:name="List Table 6 Colorful Accent 4" w:uiPriority="51"/>
-    <w:lsdException w:name="List Table 7 Colorful Accent 4" w:uiPriority="52"/>
-    <w:lsdException w:name="List Table 1 Light Accent 5" w:uiPriority="46"/>
-    <w:lsdException w:name="List Table 2 Accent 5" w:uiPriority="47"/>
-    <w:lsdException w:name="List Table 3 Accent 5" w:uiPriority="48"/>
-    <w:lsdException w:name="List Table 4 Accent 5" w:uiPriority="49"/>
-    <w:lsdException w:name="List Table 5 Dark Accent 5" w:uiPriority="50"/>
-    <w:lsdException w:name="List Table 6 Colorful Accent 5" w:uiPriority="51"/>
-    <w:lsdException w:name="List Table 7 Colorful Accent 5" w:uiPriority="52"/>
-    <w:lsdException w:name="List Table 1 Light Accent 6" w:uiPriority="46"/>
-    <w:lsdException w:name="List Table 2 Accent 6" w:uiPriority="47"/>
-    <w:lsdException w:name="List Table 3 Accent 6" w:uiPriority="48"/>
-    <w:lsdException w:name="List Table 4 Accent 6" w:uiPriority="49"/>
-    <w:lsdException w:name="List Table 5 Dark Accent 6" w:uiPriority="50"/>
-    <w:lsdException w:name="List Table 6 Colorful Accent 6" w:uiPriority="51"/>
-    <w:lsdException w:name="List Table 7 Colorful Accent 6" w:uiPriority="52"/>
-    <w:lsdException w:name="Mention" w:semiHidden="1" w:unhideWhenUsed="1"/>
-    <w:lsdException w:name="Smart Hyperlink" w:semiHidden="1" w:unhideWhenUsed="1"/>
-    <w:lsdException w:name="Hashtag" w:semiHidden="1" w:unhideWhenUsed="1"/>
-    <w:lsdException w:name="Unresolved Mention" w:semiHidden="1" w:unhideWhenUsed="1"/>
-    <w:lsdException w:name="Smart Link" w:semiHidden="1" w:unhideWhenUsed="1"/>
+  <w:latentStyles w:count="260" w:defQFormat="0" w:defUnhideWhenUsed="1" w:defSemiHidden="1" w:defUIPriority="99" w:defLockedState="0">
+    <w:lsdException w:qFormat="1" w:unhideWhenUsed="0" w:uiPriority="0" w:semiHidden="0" w:name="Normal"/>
+    <w:lsdException w:qFormat="1" w:unhideWhenUsed="0" w:uiPriority="9" w:semiHidden="0" w:name="heading 1"/>
+    <w:lsdException w:qFormat="1" w:uiPriority="9" w:name="heading 2"/>
+    <w:lsdException w:qFormat="1" w:uiPriority="9" w:name="heading 3"/>
+    <w:lsdException w:qFormat="1" w:uiPriority="9" w:name="heading 4"/>
+    <w:lsdException w:qFormat="1" w:uiPriority="9" w:name="heading 5"/>
+    <w:lsdException w:qFormat="1" w:uiPriority="9" w:name="heading 6"/>
+    <w:lsdException w:qFormat="1" w:uiPriority="9" w:name="heading 7"/>
+    <w:lsdException w:qFormat="1" w:uiPriority="9" w:name="heading 8"/>
+    <w:lsdException w:qFormat="1" w:uiPriority="9" w:name="heading 9"/>
+    <w:lsdException w:uiPriority="99" w:name="index 1"/>
+    <w:lsdException w:uiPriority="99" w:name="index 2"/>
+    <w:lsdException w:uiPriority="99" w:name="index 3"/>
+    <w:lsdException w:uiPriority="99" w:name="index 4"/>
+    <w:lsdException w:uiPriority="99" w:name="index 5"/>
+    <w:lsdException w:uiPriority="99" w:name="index 6"/>
+    <w:lsdException w:uiPriority="99" w:name="index 7"/>
+    <w:lsdException w:uiPriority="99" w:name="index 8"/>
+    <w:lsdException w:uiPriority="99" w:name="index 9"/>
+    <w:lsdException w:uiPriority="39" w:name="toc 1"/>
+    <w:lsdException w:uiPriority="39" w:name="toc 2"/>
+    <w:lsdException w:uiPriority="39" w:name="toc 3"/>
+    <w:lsdException w:uiPriority="39" w:name="toc 4"/>
+    <w:lsdException w:uiPriority="39" w:name="toc 5"/>
+    <w:lsdException w:uiPriority="39" w:name="toc 6"/>
+    <w:lsdException w:uiPriority="39" w:name="toc 7"/>
+    <w:lsdException w:uiPriority="39" w:name="toc 8"/>
+    <w:lsdException w:uiPriority="39" w:name="toc 9"/>
+    <w:lsdException w:uiPriority="99" w:name="Normal Indent"/>
+    <w:lsdException w:uiPriority="99" w:name="footnote text"/>
+    <w:lsdException w:uiPriority="99" w:name="annotation text"/>
+    <w:lsdException w:uiPriority="99" w:semiHidden="0" w:name="header"/>
+    <w:lsdException w:uiPriority="99" w:semiHidden="0" w:name="footer"/>
+    <w:lsdException w:uiPriority="99" w:name="index heading"/>
+    <w:lsdException w:qFormat="1" w:uiPriority="35" w:name="caption"/>
+    <w:lsdException w:uiPriority="99" w:name="table of figures"/>
+    <w:lsdException w:uiPriority="99" w:name="envelope address"/>
+    <w:lsdException w:uiPriority="99" w:name="envelope return"/>
+    <w:lsdException w:uiPriority="99" w:name="footnote reference"/>
+    <w:lsdException w:uiPriority="99" w:name="annotation reference"/>
+    <w:lsdException w:uiPriority="99" w:name="line number"/>
+    <w:lsdException w:uiPriority="99" w:name="page number"/>
+    <w:lsdException w:uiPriority="99" w:name="endnote reference"/>
+    <w:lsdException w:uiPriority="99" w:name="endnote text"/>
+    <w:lsdException w:uiPriority="99" w:name="table of authorities"/>
+    <w:lsdException w:uiPriority="99" w:name="macro"/>
+    <w:lsdException w:uiPriority="99" w:name="toa heading"/>
+    <w:lsdException w:uiPriority="99" w:name="List"/>
+    <w:lsdException w:uiPriority="99" w:name="List Bullet"/>
+    <w:lsdException w:uiPriority="99" w:name="List Number"/>
+    <w:lsdException w:uiPriority="99" w:name="List 2"/>
+    <w:lsdException w:uiPriority="99" w:name="List 3"/>
+    <w:lsdException w:uiPriority="99" w:name="List 4"/>
+    <w:lsdException w:uiPriority="99" w:name="List 5"/>
+    <w:lsdException w:uiPriority="99" w:name="List Bullet 2"/>
+    <w:lsdException w:uiPriority="99" w:name="List Bullet 3"/>
+    <w:lsdException w:uiPriority="99" w:name="List Bullet 4"/>
+    <w:lsdException w:uiPriority="99" w:name="List Bullet 5"/>
+    <w:lsdException w:uiPriority="99" w:name="List Number 2"/>
+    <w:lsdException w:uiPriority="99" w:name="List Number 3"/>
+    <w:lsdException w:uiPriority="99" w:name="List Number 4"/>
+    <w:lsdException w:uiPriority="99" w:name="List Number 5"/>
+    <w:lsdException w:qFormat="1" w:unhideWhenUsed="0" w:uiPriority="10" w:semiHidden="0" w:name="Title"/>
+    <w:lsdException w:uiPriority="99" w:name="Closing"/>
+    <w:lsdException w:uiPriority="99" w:name="Signature"/>
+    <w:lsdException w:uiPriority="1" w:name="Default Paragraph Font"/>
+    <w:lsdException w:uiPriority="99" w:name="Body Text"/>
+    <w:lsdException w:uiPriority="99" w:name="Body Text Indent"/>
+    <w:lsdException w:uiPriority="99" w:name="List Continue"/>
+    <w:lsdException w:uiPriority="99" w:name="List Continue 2"/>
+    <w:lsdException w:uiPriority="99" w:name="List Continue 3"/>
+    <w:lsdException w:uiPriority="99" w:name="List Continue 4"/>
+    <w:lsdException w:uiPriority="99" w:name="List Continue 5"/>
+    <w:lsdException w:uiPriority="99" w:name="Message Header"/>
+    <w:lsdException w:qFormat="1" w:unhideWhenUsed="0" w:uiPriority="11" w:semiHidden="0" w:name="Subtitle"/>
+    <w:lsdException w:uiPriority="99" w:name="Salutation"/>
+    <w:lsdException w:uiPriority="99" w:name="Date"/>
+    <w:lsdException w:uiPriority="99" w:name="Body Text First Indent"/>
+    <w:lsdException w:uiPriority="99" w:name="Body Text First Indent 2"/>
+    <w:lsdException w:uiPriority="99" w:name="Note Heading"/>
+    <w:lsdException w:uiPriority="99" w:name="Body Text 2"/>
+    <w:lsdException w:uiPriority="99" w:name="Body Text 3"/>
+    <w:lsdException w:uiPriority="99" w:name="Body Text Indent 2"/>
+    <w:lsdException w:uiPriority="99" w:name="Body Text Indent 3"/>
+    <w:lsdException w:uiPriority="99" w:name="Block Text"/>
+    <w:lsdException w:uiPriority="99" w:semiHidden="0" w:name="Hyperlink"/>
+    <w:lsdException w:uiPriority="99" w:name="FollowedHyperlink"/>
+    <w:lsdException w:qFormat="1" w:unhideWhenUsed="0" w:uiPriority="22" w:semiHidden="0" w:name="Strong"/>
+    <w:lsdException w:qFormat="1" w:unhideWhenUsed="0" w:uiPriority="20" w:semiHidden="0" w:name="Emphasis"/>
+    <w:lsdException w:uiPriority="99" w:name="Document Map"/>
+    <w:lsdException w:uiPriority="99" w:name="Plain Text"/>
+    <w:lsdException w:uiPriority="99" w:name="E-mail Signature"/>
+    <w:lsdException w:uiPriority="99" w:name="Normal (Web)"/>
+    <w:lsdException w:uiPriority="99" w:name="HTML Acronym"/>
+    <w:lsdException w:uiPriority="99" w:name="HTML Address"/>
+    <w:lsdException w:uiPriority="99" w:name="HTML Cite"/>
+    <w:lsdException w:uiPriority="99" w:name="HTML Code"/>
+    <w:lsdException w:uiPriority="99" w:name="HTML Definition"/>
+    <w:lsdException w:uiPriority="99" w:name="HTML Keyboard"/>
+    <w:lsdException w:uiPriority="99" w:name="HTML Preformatted"/>
+    <w:lsdException w:uiPriority="99" w:name="HTML Sample"/>
+    <w:lsdException w:uiPriority="99" w:name="HTML Typewriter"/>
+    <w:lsdException w:uiPriority="99" w:name="HTML Variable"/>
+    <w:lsdException w:uiPriority="99" w:name="Normal Table"/>
+    <w:lsdException w:uiPriority="99" w:name="annotation subject"/>
+    <w:lsdException w:uiPriority="99" w:name="Table Simple 1"/>
+    <w:lsdException w:uiPriority="99" w:name="Table Simple 2"/>
+    <w:lsdException w:uiPriority="99" w:name="Table Simple 3"/>
+    <w:lsdException w:uiPriority="99" w:name="Table Classic 1"/>
+    <w:lsdException w:uiPriority="99" w:name="Table Classic 2"/>
+    <w:lsdException w:uiPriority="99" w:name="Table Classic 3"/>
+    <w:lsdException w:uiPriority="99" w:name="Table Classic 4"/>
+    <w:lsdException w:uiPriority="99" w:name="Table Colorful 1"/>
+    <w:lsdException w:uiPriority="99" w:name="Table Colorful 2"/>
+    <w:lsdException w:uiPriority="99" w:name="Table Colorful 3"/>
+    <w:lsdException w:uiPriority="99" w:name="Table Columns 1"/>
+    <w:lsdException w:uiPriority="99" w:name="Table Columns 2"/>
+    <w:lsdException w:uiPriority="99" w:name="Table Columns 3"/>
+    <w:lsdException w:uiPriority="99" w:name="Table Columns 4"/>
+    <w:lsdException w:uiPriority="99" w:name="Table Columns 5"/>
+    <w:lsdException w:uiPriority="99" w:name="Table Grid 1"/>
+    <w:lsdException w:uiPriority="99" w:name="Table Grid 2"/>
+    <w:lsdException w:uiPriority="99" w:name="Table Grid 3"/>
+    <w:lsdException w:uiPriority="99" w:name="Table Grid 4"/>
+    <w:lsdException w:uiPriority="99" w:name="Table Grid 5"/>
+    <w:lsdException w:uiPriority="99" w:name="Table Grid 6"/>
+    <w:lsdException w:uiPriority="99" w:name="Table Grid 7"/>
+    <w:lsdException w:uiPriority="99" w:name="Table Grid 8"/>
+    <w:lsdException w:uiPriority="99" w:name="Table List 1"/>
+    <w:lsdException w:uiPriority="99" w:name="Table List 2"/>
+    <w:lsdException w:uiPriority="99" w:name="Table List 3"/>
+    <w:lsdException w:uiPriority="99" w:name="Table List 4"/>
+    <w:lsdException w:uiPriority="99" w:name="Table List 5"/>
+    <w:lsdException w:uiPriority="99" w:name="Table List 6"/>
+    <w:lsdException w:uiPriority="99" w:name="Table List 7"/>
+    <w:lsdException w:uiPriority="99" w:name="Table List 8"/>
+    <w:lsdException w:uiPriority="99" w:name="Table 3D effects 1"/>
+    <w:lsdException w:uiPriority="99" w:name="Table 3D effects 2"/>
+    <w:lsdException w:uiPriority="99" w:name="Table 3D effects 3"/>
+    <w:lsdException w:uiPriority="99" w:name="Table Contemporary"/>
+    <w:lsdException w:uiPriority="99" w:name="Table Elegant"/>
+    <w:lsdException w:uiPriority="99" w:name="Table Professional"/>
+    <w:lsdException w:uiPriority="99" w:name="Table Subtle 1"/>
+    <w:lsdException w:uiPriority="99" w:name="Table Subtle 2"/>
+    <w:lsdException w:uiPriority="99" w:name="Table Web 1"/>
+    <w:lsdException w:uiPriority="99" w:name="Table Web 2"/>
+    <w:lsdException w:uiPriority="99" w:name="Table Web 3"/>
+    <w:lsdException w:uiPriority="99" w:name="Balloon Text"/>
+    <w:lsdException w:unhideWhenUsed="0" w:uiPriority="39" w:semiHidden="0" w:name="Table Grid"/>
+    <w:lsdException w:uiPriority="99" w:name="Table Theme"/>
+    <w:lsdException w:unhideWhenUsed="0" w:uiPriority="60" w:semiHidden="0" w:name="Light Shading"/>
+    <w:lsdException w:unhideWhenUsed="0" w:uiPriority="61" w:semiHidden="0" w:name="Light List"/>
+    <w:lsdException w:unhideWhenUsed="0" w:uiPriority="62" w:semiHidden="0" w:name="Light Grid"/>
+    <w:lsdException w:unhideWhenUsed="0" w:uiPriority="63" w:semiHidden="0" w:name="Medium Shading 1"/>
+    <w:lsdException w:unhideWhenUsed="0" w:uiPriority="64" w:semiHidden="0" w:name="Medium Shading 2"/>
+    <w:lsdException w:unhideWhenUsed="0" w:uiPriority="65" w:semiHidden="0" w:name="Medium List 1"/>
+    <w:lsdException w:unhideWhenUsed="0" w:uiPriority="66" w:semiHidden="0" w:name="Medium List 2"/>
+    <w:lsdException w:unhideWhenUsed="0" w:uiPriority="67" w:semiHidden="0" w:name="Medium Grid 1"/>
+    <w:lsdException w:unhideWhenUsed="0" w:uiPriority="68" w:semiHidden="0" w:name="Medium Grid 2"/>
+    <w:lsdException w:unhideWhenUsed="0" w:uiPriority="69" w:semiHidden="0" w:name="Medium Grid 3"/>
+    <w:lsdException w:unhideWhenUsed="0" w:uiPriority="70" w:semiHidden="0" w:name="Dark List"/>
+    <w:lsdException w:unhideWhenUsed="0" w:uiPriority="71" w:semiHidden="0" w:name="Colorful Shading"/>
+    <w:lsdException w:unhideWhenUsed="0" w:uiPriority="72" w:semiHidden="0" w:name="Colorful List"/>
+    <w:lsdException w:unhideWhenUsed="0" w:uiPriority="73" w:semiHidden="0" w:name="Colorful Grid"/>
+    <w:lsdException w:unhideWhenUsed="0" w:uiPriority="60" w:semiHidden="0" w:name="Light Shading Accent 1"/>
+    <w:lsdException w:unhideWhenUsed="0" w:uiPriority="61" w:semiHidden="0" w:name="Light List Accent 1"/>
+    <w:lsdException w:unhideWhenUsed="0" w:uiPriority="62" w:semiHidden="0" w:name="Light Grid Accent 1"/>
+    <w:lsdException w:unhideWhenUsed="0" w:uiPriority="63" w:semiHidden="0" w:name="Medium Shading 1 Accent 1"/>
+    <w:lsdException w:unhideWhenUsed="0" w:uiPriority="64" w:semiHidden="0" w:name="Medium Shading 2 Accent 1"/>
+    <w:lsdException w:unhideWhenUsed="0" w:uiPriority="65" w:semiHidden="0" w:name="Medium List 1 Accent 1"/>
+    <w:lsdException w:qFormat="1" w:unhideWhenUsed="0" w:uiPriority="0" w:semiHidden="0" w:name="List Paragraph"/>
+    <w:lsdException w:unhideWhenUsed="0" w:uiPriority="66" w:semiHidden="0" w:name="Medium List 2 Accent 1"/>
+    <w:lsdException w:unhideWhenUsed="0" w:uiPriority="67" w:semiHidden="0" w:name="Medium Grid 1 Accent 1"/>
+    <w:lsdException w:unhideWhenUsed="0" w:uiPriority="68" w:semiHidden="0" w:name="Medium Grid 2 Accent 1"/>
+    <w:lsdException w:unhideWhenUsed="0" w:uiPriority="69" w:semiHidden="0" w:name="Medium Grid 3 Accent 1"/>
+    <w:lsdException w:unhideWhenUsed="0" w:uiPriority="70" w:semiHidden="0" w:name="Dark List Accent 1"/>
+    <w:lsdException w:unhideWhenUsed="0" w:uiPriority="71" w:semiHidden="0" w:name="Colorful Shading Accent 1"/>
+    <w:lsdException w:unhideWhenUsed="0" w:uiPriority="72" w:semiHidden="0" w:name="Colorful List Accent 1"/>
+    <w:lsdException w:unhideWhenUsed="0" w:uiPriority="73" w:semiHidden="0" w:name="Colorful Grid Accent 1"/>
+    <w:lsdException w:unhideWhenUsed="0" w:uiPriority="60" w:semiHidden="0" w:name="Light Shading Accent 2"/>
+    <w:lsdException w:unhideWhenUsed="0" w:uiPriority="61" w:semiHidden="0" w:name="Light List Accent 2"/>
+    <w:lsdException w:unhideWhenUsed="0" w:uiPriority="62" w:semiHidden="0" w:name="Light Grid Accent 2"/>
+    <w:lsdException w:unhideWhenUsed="0" w:uiPriority="63" w:semiHidden="0" w:name="Medium Shading 1 Accent 2"/>
+    <w:lsdException w:unhideWhenUsed="0" w:uiPriority="64" w:semiHidden="0" w:name="Medium Shading 2 Accent 2"/>
+    <w:lsdException w:unhideWhenUsed="0" w:uiPriority="65" w:semiHidden="0" w:name="Medium List 1 Accent 2"/>
+    <w:lsdException w:unhideWhenUsed="0" w:uiPriority="66" w:semiHidden="0" w:name="Medium List 2 Accent 2"/>
+    <w:lsdException w:unhideWhenUsed="0" w:uiPriority="67" w:semiHidden="0" w:name="Medium Grid 1 Accent 2"/>
+    <w:lsdException w:unhideWhenUsed="0" w:uiPriority="68" w:semiHidden="0" w:name="Medium Grid 2 Accent 2"/>
+    <w:lsdException w:unhideWhenUsed="0" w:uiPriority="69" w:semiHidden="0" w:name="Medium Grid 3 Accent 2"/>
+    <w:lsdException w:unhideWhenUsed="0" w:uiPriority="70" w:semiHidden="0" w:name="Dark List Accent 2"/>
+    <w:lsdException w:unhideWhenUsed="0" w:uiPriority="71" w:semiHidden="0" w:name="Colorful Shading Accent 2"/>
+    <w:lsdException w:unhideWhenUsed="0" w:uiPriority="72" w:semiHidden="0" w:name="Colorful List Accent 2"/>
+    <w:lsdException w:unhideWhenUsed="0" w:uiPriority="73" w:semiHidden="0" w:name="Colorful Grid Accent 2"/>
+    <w:lsdException w:unhideWhenUsed="0" w:uiPriority="60" w:semiHidden="0" w:name="Light Shading Accent 3"/>
+    <w:lsdException w:unhideWhenUsed="0" w:uiPriority="61" w:semiHidden="0" w:name="Light List Accent 3"/>
+    <w:lsdException w:unhideWhenUsed="0" w:uiPriority="62" w:semiHidden="0" w:name="Light Grid Accent 3"/>
+    <w:lsdException w:unhideWhenUsed="0" w:uiPriority="63" w:semiHidden="0" w:name="Medium Shading 1 Accent 3"/>
+    <w:lsdException w:unhideWhenUsed="0" w:uiPriority="64" w:semiHidden="0" w:name="Medium Shading 2 Accent 3"/>
+    <w:lsdException w:unhideWhenUsed="0" w:uiPriority="65" w:semiHidden="0" w:name="Medium List 1 Accent 3"/>
+    <w:lsdException w:unhideWhenUsed="0" w:uiPriority="66" w:semiHidden="0" w:name="Medium List 2 Accent 3"/>
+    <w:lsdException w:unhideWhenUsed="0" w:uiPriority="67" w:semiHidden="0" w:name="Medium Grid 1 Accent 3"/>
+    <w:lsdException w:unhideWhenUsed="0" w:uiPriority="68" w:semiHidden="0" w:name="Medium Grid 2 Accent 3"/>
+    <w:lsdException w:unhideWhenUsed="0" w:uiPriority="69" w:semiHidden="0" w:name="Medium Grid 3 Accent 3"/>
+    <w:lsdException w:unhideWhenUsed="0" w:uiPriority="70" w:semiHidden="0" w:name="Dark List Accent 3"/>
+    <w:lsdException w:unhideWhenUsed="0" w:uiPriority="71" w:semiHidden="0" w:name="Colorful Shading Accent 3"/>
+    <w:lsdException w:unhideWhenUsed="0" w:uiPriority="72" w:semiHidden="0" w:name="Colorful List Accent 3"/>
+    <w:lsdException w:unhideWhenUsed="0" w:uiPriority="73" w:semiHidden="0" w:name="Colorful Grid Accent 3"/>
+    <w:lsdException w:unhideWhenUsed="0" w:uiPriority="60" w:semiHidden="0" w:name="Light Shading Accent 4"/>
+    <w:lsdException w:unhideWhenUsed="0" w:uiPriority="61" w:semiHidden="0" w:name="Light List Accent 4"/>
+    <w:lsdException w:unhideWhenUsed="0" w:uiPriority="62" w:semiHidden="0" w:name="Light Grid Accent 4"/>
+    <w:lsdException w:unhideWhenUsed="0" w:uiPriority="63" w:semiHidden="0" w:name="Medium Shading 1 Accent 4"/>
+    <w:lsdException w:unhideWhenUsed="0" w:uiPriority="64" w:semiHidden="0" w:name="Medium Shading 2 Accent 4"/>
+    <w:lsdException w:unhideWhenUsed="0" w:uiPriority="65" w:semiHidden="0" w:name="Medium List 1 Accent 4"/>
+    <w:lsdException w:unhideWhenUsed="0" w:uiPriority="66" w:semiHidden="0" w:name="Medium List 2 Accent 4"/>
+    <w:lsdException w:unhideWhenUsed="0" w:uiPriority="67" w:semiHidden="0" w:name="Medium Grid 1 Accent 4"/>
+    <w:lsdException w:unhideWhenUsed="0" w:uiPriority="68" w:semiHidden="0" w:name="Medium Grid 2 Accent 4"/>
+    <w:lsdException w:unhideWhenUsed="0" w:uiPriority="69" w:semiHidden="0" w:name="Medium Grid 3 Accent 4"/>
+    <w:lsdException w:unhideWhenUsed="0" w:uiPriority="70" w:semiHidden="0" w:name="Dark List Accent 4"/>
+    <w:lsdException w:unhideWhenUsed="0" w:uiPriority="71" w:semiHidden="0" w:name="Colorful Shading Accent 4"/>
+    <w:lsdException w:unhideWhenUsed="0" w:uiPriority="72" w:semiHidden="0" w:name="Colorful List Accent 4"/>
+    <w:lsdException w:unhideWhenUsed="0" w:uiPriority="73" w:semiHidden="0" w:name="Colorful Grid Accent 4"/>
+    <w:lsdException w:unhideWhenUsed="0" w:uiPriority="60" w:semiHidden="0" w:name="Light Shading Accent 5"/>
+    <w:lsdException w:unhideWhenUsed="0" w:uiPriority="61" w:semiHidden="0" w:name="Light List Accent 5"/>
+    <w:lsdException w:unhideWhenUsed="0" w:uiPriority="62" w:semiHidden="0" w:name="Light Grid Accent 5"/>
+    <w:lsdException w:unhideWhenUsed="0" w:uiPriority="63" w:semiHidden="0" w:name="Medium Shading 1 Accent 5"/>
+    <w:lsdException w:unhideWhenUsed="0" w:uiPriority="64" w:semiHidden="0" w:name="Medium Shading 2 Accent 5"/>
+    <w:lsdException w:unhideWhenUsed="0" w:uiPriority="65" w:semiHidden="0" w:name="Medium List 1 Accent 5"/>
+    <w:lsdException w:unhideWhenUsed="0" w:uiPriority="66" w:semiHidden="0" w:name="Medium List 2 Accent 5"/>
+    <w:lsdException w:unhideWhenUsed="0" w:uiPriority="67" w:semiHidden="0" w:name="Medium Grid 1 Accent 5"/>
+    <w:lsdException w:unhideWhenUsed="0" w:uiPriority="68" w:semiHidden="0" w:name="Medium Grid 2 Accent 5"/>
+    <w:lsdException w:unhideWhenUsed="0" w:uiPriority="69" w:semiHidden="0" w:name="Medium Grid 3 Accent 5"/>
+    <w:lsdException w:unhideWhenUsed="0" w:uiPriority="70" w:semiHidden="0" w:name="Dark List Accent 5"/>
+    <w:lsdException w:unhideWhenUsed="0" w:uiPriority="71" w:semiHidden="0" w:name="Colorful Shading Accent 5"/>
+    <w:lsdException w:unhideWhenUsed="0" w:uiPriority="72" w:semiHidden="0" w:name="Colorful List Accent 5"/>
+    <w:lsdException w:unhideWhenUsed="0" w:uiPriority="73" w:semiHidden="0" w:name="Colorful Grid Accent 5"/>
+    <w:lsdException w:unhideWhenUsed="0" w:uiPriority="60" w:semiHidden="0" w:name="Light Shading Accent 6"/>
+    <w:lsdException w:unhideWhenUsed="0" w:uiPriority="61" w:semiHidden="0" w:name="Light List Accent 6"/>
+    <w:lsdException w:unhideWhenUsed="0" w:uiPriority="62" w:semiHidden="0" w:name="Light Grid Accent 6"/>
+    <w:lsdException w:unhideWhenUsed="0" w:uiPriority="63" w:semiHidden="0" w:name="Medium Shading 1 Accent 6"/>
+    <w:lsdException w:unhideWhenUsed="0" w:uiPriority="64" w:semiHidden="0" w:name="Medium Shading 2 Accent 6"/>
+    <w:lsdException w:unhideWhenUsed="0" w:uiPriority="65" w:semiHidden="0" w:name="Medium List 1 Accent 6"/>
+    <w:lsdException w:unhideWhenUsed="0" w:uiPriority="66" w:semiHidden="0" w:name="Medium List 2 Accent 6"/>
+    <w:lsdException w:unhideWhenUsed="0" w:uiPriority="67" w:semiHidden="0" w:name="Medium Grid 1 Accent 6"/>
+    <w:lsdException w:unhideWhenUsed="0" w:uiPriority="68" w:semiHidden="0" w:name="Medium Grid 2 Accent 6"/>
+    <w:lsdException w:unhideWhenUsed="0" w:uiPriority="69" w:semiHidden="0" w:name="Medium Grid 3 Accent 6"/>
+    <w:lsdException w:unhideWhenUsed="0" w:uiPriority="70" w:semiHidden="0" w:name="Dark List Accent 6"/>
+    <w:lsdException w:unhideWhenUsed="0" w:uiPriority="71" w:semiHidden="0" w:name="Colorful Shading Accent 6"/>
+    <w:lsdException w:unhideWhenUsed="0" w:uiPriority="72" w:semiHidden="0" w:name="Colorful List Accent 6"/>
+    <w:lsdException w:unhideWhenUsed="0" w:uiPriority="73" w:semiHidden="0" w:name="Colorful Grid Accent 6"/>
   </w:latentStyles>
-  <w:style w:type="paragraph" w:styleId="Normal" w:default="1">
+  <w:style w:type="paragraph" w:default="1" w:styleId="1">
     <w:name w:val="Normal"/>
     <w:qFormat/>
+    <w:uiPriority w:val="0"/>
+    <w:rPr>
+      <w:rFonts w:ascii="Times New Roman" w:hAnsi="Times New Roman" w:eastAsia="Times New Roman" w:cs="Times New Roman"/>
+      <w:lang w:val="en-US" w:eastAsia="en-US" w:bidi="ar-SA"/>
+    </w:rPr>
   </w:style>
-  <w:style w:type="paragraph" w:styleId="Heading1">
+  <w:style w:type="paragraph" w:styleId="2">
     <w:name w:val="heading 1"/>
+    <w:qFormat/>
     <w:uiPriority w:val="9"/>
-    <w:qFormat/>
     <w:pPr>
       <w:outlineLvl w:val="0"/>
     </w:pPr>
     <w:rPr>
+      <w:rFonts w:ascii="Times New Roman" w:hAnsi="Times New Roman" w:eastAsia="Times New Roman" w:cs="Times New Roman"/>
       <w:color w:val="2E74B5"/>
       <w:sz w:val="32"/>
       <w:szCs w:val="32"/>
+      <w:lang w:val="en-US" w:eastAsia="en-US" w:bidi="ar-SA"/>
     </w:rPr>
   </w:style>
-  <w:style w:type="paragraph" w:styleId="Heading2">
+  <w:style w:type="paragraph" w:styleId="3">
     <w:name w:val="heading 2"/>
-    <w:uiPriority w:val="9"/>
     <w:semiHidden/>
     <w:unhideWhenUsed/>
     <w:qFormat/>
+    <w:uiPriority w:val="9"/>
     <w:pPr>
       <w:outlineLvl w:val="1"/>
     </w:pPr>
     <w:rPr>
+      <w:rFonts w:ascii="Times New Roman" w:hAnsi="Times New Roman" w:eastAsia="Times New Roman" w:cs="Times New Roman"/>
       <w:color w:val="2E74B5"/>
       <w:sz w:val="26"/>
       <w:szCs w:val="26"/>
+      <w:lang w:val="en-US" w:eastAsia="en-US" w:bidi="ar-SA"/>
     </w:rPr>
   </w:style>
-  <w:style w:type="paragraph" w:styleId="Heading3">
+  <w:style w:type="paragraph" w:styleId="4">
     <w:name w:val="heading 3"/>
-    <w:uiPriority w:val="9"/>
     <w:semiHidden/>
     <w:unhideWhenUsed/>
     <w:qFormat/>
+    <w:uiPriority w:val="9"/>
     <w:pPr>
       <w:outlineLvl w:val="2"/>
     </w:pPr>
     <w:rPr>
+      <w:rFonts w:ascii="Times New Roman" w:hAnsi="Times New Roman" w:eastAsia="Times New Roman" w:cs="Times New Roman"/>
       <w:color w:val="1F4D78"/>
       <w:sz w:val="24"/>
       <w:szCs w:val="24"/>
+      <w:lang w:val="en-US" w:eastAsia="en-US" w:bidi="ar-SA"/>
     </w:rPr>
   </w:style>
-  <w:style w:type="paragraph" w:styleId="Heading4">
+  <w:style w:type="paragraph" w:styleId="5">
     <w:name w:val="heading 4"/>
-    <w:uiPriority w:val="9"/>
     <w:semiHidden/>
     <w:unhideWhenUsed/>
     <w:qFormat/>
+    <w:uiPriority w:val="9"/>
     <w:pPr>
       <w:outlineLvl w:val="3"/>
     </w:pPr>
     <w:rPr>
+      <w:rFonts w:ascii="Times New Roman" w:hAnsi="Times New Roman" w:eastAsia="Times New Roman" w:cs="Times New Roman"/>
       <w:i/>
       <w:iCs/>
       <w:color w:val="2E74B5"/>
+      <w:lang w:val="en-US" w:eastAsia="en-US" w:bidi="ar-SA"/>
     </w:rPr>
   </w:style>
-  <w:style w:type="paragraph" w:styleId="Heading5">
+  <w:style w:type="paragraph" w:styleId="6">
     <w:name w:val="heading 5"/>
-    <w:uiPriority w:val="9"/>
     <w:semiHidden/>
     <w:unhideWhenUsed/>
     <w:qFormat/>
+    <w:uiPriority w:val="9"/>
     <w:pPr>
       <w:outlineLvl w:val="4"/>
     </w:pPr>
     <w:rPr>
+      <w:rFonts w:ascii="Times New Roman" w:hAnsi="Times New Roman" w:eastAsia="Times New Roman" w:cs="Times New Roman"/>
       <w:color w:val="2E74B5"/>
+      <w:lang w:val="en-US" w:eastAsia="en-US" w:bidi="ar-SA"/>
     </w:rPr>
   </w:style>
-  <w:style w:type="paragraph" w:styleId="Heading6">
+  <w:style w:type="paragraph" w:styleId="7">
     <w:name w:val="heading 6"/>
-    <w:uiPriority w:val="9"/>
     <w:semiHidden/>
     <w:unhideWhenUsed/>
     <w:qFormat/>
+    <w:uiPriority w:val="9"/>
     <w:pPr>
       <w:outlineLvl w:val="5"/>
     </w:pPr>
     <w:rPr>
+      <w:rFonts w:ascii="Times New Roman" w:hAnsi="Times New Roman" w:eastAsia="Times New Roman" w:cs="Times New Roman"/>
       <w:color w:val="1F4D78"/>
+      <w:lang w:val="en-US" w:eastAsia="en-US" w:bidi="ar-SA"/>
     </w:rPr>
   </w:style>
-  <w:style w:type="character" w:styleId="DefaultParagraphFont" w:default="1">
+  <w:style w:type="character" w:default="1" w:styleId="8">
     <w:name w:val="Default Paragraph Font"/>
-    <w:uiPriority w:val="1"/>
     <w:semiHidden/>
     <w:unhideWhenUsed/>
+    <w:uiPriority w:val="1"/>
   </w:style>
-  <w:style w:type="table" w:styleId="TableNormal" w:default="1">
+  <w:style w:type="table" w:default="1" w:styleId="9">
     <w:name w:val="Normal Table"/>
-    <w:uiPriority w:val="99"/>
     <w:semiHidden/>
     <w:unhideWhenUsed/>
+    <w:uiPriority w:val="99"/>
     <w:tblPr>
-      <w:tblInd w:w="0" w:type="dxa"/>
       <w:tblCellMar>
         <w:top w:w="0" w:type="dxa"/>
         <w:left w:w="108" w:type="dxa"/>
@@ -11198,103 +11023,32 @@
       </w:tblCellMar>
     </w:tblPr>
   </w:style>
-  <w:style w:type="numbering" w:styleId="NoList" w:default="1">
-    <w:name w:val="No List"/>
-    <w:uiPriority w:val="99"/>
+  <w:style w:type="character" w:styleId="10">
+    <w:name w:val="endnote reference"/>
     <w:semiHidden/>
     <w:unhideWhenUsed/>
-  </w:style>
-  <w:style w:type="paragraph" w:styleId="Title">
-    <w:name w:val="Title"/>
-    <w:uiPriority w:val="10"/>
-    <w:qFormat/>
-    <w:rPr>
-      <w:sz w:val="56"/>
-      <w:szCs w:val="56"/>
-    </w:rPr>
-  </w:style>
-  <w:style w:type="paragraph" w:styleId="Strong1" w:customStyle="1">
-    <w:name w:val="Strong1"/>
-    <w:qFormat/>
-    <w:rPr>
-      <w:b/>
-      <w:bCs/>
-    </w:rPr>
-  </w:style>
-  <w:style w:type="paragraph" w:styleId="ListParagraph">
-    <w:name w:val="List Paragraph"/>
-    <w:qFormat/>
-  </w:style>
-  <w:style w:type="character" w:styleId="Hyperlink">
-    <w:name w:val="Hyperlink"/>
     <w:uiPriority w:val="99"/>
-    <w:unhideWhenUsed/>
-    <w:rPr>
-      <w:color w:val="0563C1"/>
-      <w:u w:val="single"/>
-    </w:rPr>
-  </w:style>
-  <w:style w:type="character" w:styleId="FootnoteReference">
-    <w:name w:val="footnote reference"/>
-    <w:uiPriority w:val="99"/>
-    <w:semiHidden/>
-    <w:unhideWhenUsed/>
     <w:rPr>
       <w:vertAlign w:val="superscript"/>
     </w:rPr>
   </w:style>
-  <w:style w:type="paragraph" w:styleId="FootnoteText">
-    <w:name w:val="footnote text"/>
-    <w:link w:val="FootnoteTextChar"/>
-    <w:uiPriority w:val="99"/>
+  <w:style w:type="paragraph" w:styleId="11">
+    <w:name w:val="endnote text"/>
+    <w:link w:val="21"/>
     <w:semiHidden/>
     <w:unhideWhenUsed/>
-  </w:style>
-  <w:style w:type="character" w:styleId="FootnoteTextChar" w:customStyle="1">
-    <w:name w:val="Footnote Text Char"/>
-    <w:link w:val="FootnoteText"/>
     <w:uiPriority w:val="99"/>
-    <w:semiHidden/>
-    <w:unhideWhenUsed/>
     <w:rPr>
-      <w:sz w:val="20"/>
-      <w:szCs w:val="20"/>
+      <w:rFonts w:ascii="Times New Roman" w:hAnsi="Times New Roman" w:eastAsia="Times New Roman" w:cs="Times New Roman"/>
+      <w:lang w:val="en-US" w:eastAsia="en-US" w:bidi="ar-SA"/>
     </w:rPr>
   </w:style>
-  <w:style w:type="character" w:styleId="EndnoteReference">
-    <w:name w:val="endnote reference"/>
+  <w:style w:type="paragraph" w:styleId="12">
+    <w:name w:val="footer"/>
+    <w:basedOn w:val="1"/>
+    <w:link w:val="23"/>
+    <w:unhideWhenUsed/>
     <w:uiPriority w:val="99"/>
-    <w:semiHidden/>
-    <w:unhideWhenUsed/>
-    <w:rPr>
-      <w:vertAlign w:val="superscript"/>
-    </w:rPr>
-  </w:style>
-  <w:style w:type="paragraph" w:styleId="EndnoteText">
-    <w:name w:val="endnote text"/>
-    <w:link w:val="EndnoteTextChar"/>
-    <w:uiPriority w:val="99"/>
-    <w:semiHidden/>
-    <w:unhideWhenUsed/>
-  </w:style>
-  <w:style w:type="character" w:styleId="EndnoteTextChar" w:customStyle="1">
-    <w:name w:val="Endnote Text Char"/>
-    <w:link w:val="EndnoteText"/>
-    <w:uiPriority w:val="99"/>
-    <w:semiHidden/>
-    <w:unhideWhenUsed/>
-    <w:rPr>
-      <w:sz w:val="20"/>
-      <w:szCs w:val="20"/>
-    </w:rPr>
-  </w:style>
-  <w:style w:type="paragraph" w:styleId="Header">
-    <w:name w:val="header"/>
-    <w:basedOn w:val="Normal"/>
-    <w:link w:val="HeaderChar"/>
-    <w:uiPriority w:val="99"/>
-    <w:unhideWhenUsed/>
-    <w:rsid w:val="008E7902"/>
     <w:pPr>
       <w:tabs>
         <w:tab w:val="center" w:pos="4680"/>
@@ -11302,20 +11056,32 @@
       </w:tabs>
     </w:pPr>
   </w:style>
-  <w:style w:type="character" w:styleId="HeaderChar" w:customStyle="1">
-    <w:name w:val="Header Char"/>
-    <w:basedOn w:val="DefaultParagraphFont"/>
-    <w:link w:val="Header"/>
+  <w:style w:type="character" w:styleId="13">
+    <w:name w:val="footnote reference"/>
+    <w:semiHidden/>
+    <w:unhideWhenUsed/>
     <w:uiPriority w:val="99"/>
-    <w:rsid w:val="008E7902"/>
+    <w:rPr>
+      <w:vertAlign w:val="superscript"/>
+    </w:rPr>
   </w:style>
-  <w:style w:type="paragraph" w:styleId="Footer">
-    <w:name w:val="footer"/>
-    <w:basedOn w:val="Normal"/>
-    <w:link w:val="FooterChar"/>
+  <w:style w:type="paragraph" w:styleId="14">
+    <w:name w:val="footnote text"/>
+    <w:link w:val="20"/>
+    <w:semiHidden/>
+    <w:unhideWhenUsed/>
     <w:uiPriority w:val="99"/>
+    <w:rPr>
+      <w:rFonts w:ascii="Times New Roman" w:hAnsi="Times New Roman" w:eastAsia="Times New Roman" w:cs="Times New Roman"/>
+      <w:lang w:val="en-US" w:eastAsia="en-US" w:bidi="ar-SA"/>
+    </w:rPr>
+  </w:style>
+  <w:style w:type="paragraph" w:styleId="15">
+    <w:name w:val="header"/>
+    <w:basedOn w:val="1"/>
+    <w:link w:val="22"/>
     <w:unhideWhenUsed/>
-    <w:rsid w:val="008E7902"/>
+    <w:uiPriority w:val="99"/>
     <w:pPr>
       <w:tabs>
         <w:tab w:val="center" w:pos="4680"/>
@@ -11323,18 +11089,85 @@
       </w:tabs>
     </w:pPr>
   </w:style>
-  <w:style w:type="character" w:styleId="FooterChar" w:customStyle="1">
+  <w:style w:type="character" w:styleId="16">
+    <w:name w:val="Hyperlink"/>
+    <w:unhideWhenUsed/>
+    <w:uiPriority w:val="99"/>
+    <w:rPr>
+      <w:color w:val="0563C1"/>
+      <w:u w:val="single"/>
+    </w:rPr>
+  </w:style>
+  <w:style w:type="paragraph" w:styleId="17">
+    <w:name w:val="Title"/>
+    <w:qFormat/>
+    <w:uiPriority w:val="10"/>
+    <w:rPr>
+      <w:rFonts w:ascii="Times New Roman" w:hAnsi="Times New Roman" w:eastAsia="Times New Roman" w:cs="Times New Roman"/>
+      <w:sz w:val="56"/>
+      <w:szCs w:val="56"/>
+      <w:lang w:val="en-US" w:eastAsia="en-US" w:bidi="ar-SA"/>
+    </w:rPr>
+  </w:style>
+  <w:style w:type="paragraph" w:customStyle="1" w:styleId="18">
+    <w:name w:val="Strong1"/>
+    <w:qFormat/>
+    <w:uiPriority w:val="0"/>
+    <w:rPr>
+      <w:rFonts w:ascii="Times New Roman" w:hAnsi="Times New Roman" w:eastAsia="Times New Roman" w:cs="Times New Roman"/>
+      <w:b/>
+      <w:bCs/>
+      <w:lang w:val="en-US" w:eastAsia="en-US" w:bidi="ar-SA"/>
+    </w:rPr>
+  </w:style>
+  <w:style w:type="paragraph" w:styleId="19">
+    <w:name w:val="List Paragraph"/>
+    <w:qFormat/>
+    <w:uiPriority w:val="0"/>
+    <w:rPr>
+      <w:rFonts w:ascii="Times New Roman" w:hAnsi="Times New Roman" w:eastAsia="Times New Roman" w:cs="Times New Roman"/>
+      <w:lang w:val="en-US" w:eastAsia="en-US" w:bidi="ar-SA"/>
+    </w:rPr>
+  </w:style>
+  <w:style w:type="character" w:customStyle="1" w:styleId="20">
+    <w:name w:val="Footnote Text Char"/>
+    <w:link w:val="14"/>
+    <w:semiHidden/>
+    <w:unhideWhenUsed/>
+    <w:uiPriority w:val="99"/>
+    <w:rPr>
+      <w:sz w:val="20"/>
+      <w:szCs w:val="20"/>
+    </w:rPr>
+  </w:style>
+  <w:style w:type="character" w:customStyle="1" w:styleId="21">
+    <w:name w:val="Endnote Text Char"/>
+    <w:link w:val="11"/>
+    <w:semiHidden/>
+    <w:unhideWhenUsed/>
+    <w:uiPriority w:val="99"/>
+    <w:rPr>
+      <w:sz w:val="20"/>
+      <w:szCs w:val="20"/>
+    </w:rPr>
+  </w:style>
+  <w:style w:type="character" w:customStyle="1" w:styleId="22">
+    <w:name w:val="Header Char"/>
+    <w:basedOn w:val="8"/>
+    <w:link w:val="15"/>
+    <w:uiPriority w:val="99"/>
+  </w:style>
+  <w:style w:type="character" w:customStyle="1" w:styleId="23">
     <w:name w:val="Footer Char"/>
-    <w:basedOn w:val="DefaultParagraphFont"/>
-    <w:link w:val="Footer"/>
+    <w:basedOn w:val="8"/>
+    <w:link w:val="12"/>
     <w:uiPriority w:val="99"/>
-    <w:rsid w:val="008E7902"/>
   </w:style>
 </w:styles>
 </file>
 
 <file path=word/theme/theme1.xml><?xml version="1.0" encoding="utf-8"?>
-<a:theme xmlns:a="http://schemas.openxmlformats.org/drawingml/2006/main" xmlns:thm15="http://schemas.microsoft.com/office/thememl/2012/main" name="Office Theme">
+<a:theme xmlns:a="http://schemas.openxmlformats.org/drawingml/2006/main" name="Office Theme">
   <a:themeElements>
     <a:clrScheme name="Office">
       <a:dk1>
@@ -11376,7 +11209,7 @@
     </a:clrScheme>
     <a:fontScheme name="Office">
       <a:majorFont>
-        <a:latin typeface="Calibri Light" panose="020F0302020204030204"/>
+        <a:latin typeface="Calibri Light"/>
         <a:ea typeface=""/>
         <a:cs typeface=""/>
         <a:font script="Jpan" typeface="游ゴシック Light"/>
@@ -11409,26 +11242,9 @@
         <a:font script="Viet" typeface="Times New Roman"/>
         <a:font script="Uigh" typeface="Microsoft Uighur"/>
         <a:font script="Geor" typeface="Sylfaen"/>
-        <a:font script="Armn" typeface="Arial"/>
-        <a:font script="Bugi" typeface="Leelawadee UI"/>
-        <a:font script="Bopo" typeface="Microsoft JhengHei"/>
-        <a:font script="Java" typeface="Javanese Text"/>
-        <a:font script="Lisu" typeface="Segoe UI"/>
-        <a:font script="Mymr" typeface="Myanmar Text"/>
-        <a:font script="Nkoo" typeface="Ebrima"/>
-        <a:font script="Olck" typeface="Nirmala UI"/>
-        <a:font script="Osma" typeface="Ebrima"/>
-        <a:font script="Phag" typeface="Phagspa"/>
-        <a:font script="Syrn" typeface="Estrangelo Edessa"/>
-        <a:font script="Syrj" typeface="Estrangelo Edessa"/>
-        <a:font script="Syre" typeface="Estrangelo Edessa"/>
-        <a:font script="Sora" typeface="Nirmala UI"/>
-        <a:font script="Tale" typeface="Microsoft Tai Le"/>
-        <a:font script="Talu" typeface="Microsoft New Tai Lue"/>
-        <a:font script="Tfng" typeface="Ebrima"/>
       </a:majorFont>
       <a:minorFont>
-        <a:latin typeface="Calibri" panose="020F0502020204030204"/>
+        <a:latin typeface="Calibri"/>
         <a:ea typeface=""/>
         <a:cs typeface=""/>
         <a:font script="Jpan" typeface="游明朝"/>
@@ -11461,23 +11277,6 @@
         <a:font script="Viet" typeface="Arial"/>
         <a:font script="Uigh" typeface="Microsoft Uighur"/>
         <a:font script="Geor" typeface="Sylfaen"/>
-        <a:font script="Armn" typeface="Arial"/>
-        <a:font script="Bugi" typeface="Leelawadee UI"/>
-        <a:font script="Bopo" typeface="Microsoft JhengHei"/>
-        <a:font script="Java" typeface="Javanese Text"/>
-        <a:font script="Lisu" typeface="Segoe UI"/>
-        <a:font script="Mymr" typeface="Myanmar Text"/>
-        <a:font script="Nkoo" typeface="Ebrima"/>
-        <a:font script="Olck" typeface="Nirmala UI"/>
-        <a:font script="Osma" typeface="Ebrima"/>
-        <a:font script="Phag" typeface="Phagspa"/>
-        <a:font script="Syrn" typeface="Estrangelo Edessa"/>
-        <a:font script="Syrj" typeface="Estrangelo Edessa"/>
-        <a:font script="Syre" typeface="Estrangelo Edessa"/>
-        <a:font script="Sora" typeface="Nirmala UI"/>
-        <a:font script="Tale" typeface="Microsoft Tai Le"/>
-        <a:font script="Talu" typeface="Microsoft New Tai Lue"/>
-        <a:font script="Tfng" typeface="Ebrima"/>
       </a:minorFont>
     </a:fontScheme>
     <a:fmtScheme name="Office">
@@ -11619,11 +11418,5 @@
     </a:fmtScheme>
   </a:themeElements>
   <a:objectDefaults/>
-  <a:extraClrSchemeLst/>
-  <a:extLst>
-    <a:ext uri="{05A4C25C-085E-4340-85A3-A5531E510DB2}">
-      <thm15:themeFamily xmlns:thm15="http://schemas.microsoft.com/office/thememl/2012/main" name="Office Theme" id="{62F939B6-93AF-4DB8-9C6B-D6C7DFDC589F}" vid="{4A3C46E8-61CC-4603-A589-7422A47A8E4A}"/>
-    </a:ext>
-  </a:extLst>
 </a:theme>
 </file>
--- a/DF_Assignment_04_Spring_2026.docx
+++ b/DF_Assignment_04_Spring_2026.docx
@@ -9,7 +9,7 @@
       </w:pPr>
       <w:r>
         <w:rPr>
-          <w:rFonts w:ascii="Arial" w:hAnsi="Arial" w:eastAsia="Arial" w:cs="Arial"/>
+          <w:rFonts w:ascii="Arial" w:eastAsia="Arial" w:hAnsi="Arial" w:cs="Arial"/>
           <w:b/>
           <w:bCs/>
           <w:color w:val="1F3864"/>
@@ -26,7 +26,7 @@
       </w:pPr>
       <w:r>
         <w:rPr>
-          <w:rFonts w:ascii="Arial" w:hAnsi="Arial" w:eastAsia="Arial" w:cs="Arial"/>
+          <w:rFonts w:ascii="Arial" w:eastAsia="Arial" w:hAnsi="Arial" w:cs="Arial"/>
           <w:b/>
           <w:bCs/>
           <w:color w:val="2E75B6"/>
@@ -39,14 +39,14 @@
     <w:p>
       <w:pPr>
         <w:pBdr>
-          <w:bottom w:val="single" w:color="1F3864" w:sz="10" w:space="6"/>
+          <w:bottom w:val="single" w:sz="10" w:space="6" w:color="1F3864"/>
         </w:pBdr>
         <w:spacing w:after="60"/>
         <w:jc w:val="center"/>
       </w:pPr>
       <w:r>
         <w:rPr>
-          <w:rFonts w:ascii="Arial" w:hAnsi="Arial" w:eastAsia="Arial" w:cs="Arial"/>
+          <w:rFonts w:ascii="Arial" w:eastAsia="Arial" w:hAnsi="Arial" w:cs="Arial"/>
           <w:color w:val="555555"/>
         </w:rPr>
         <w:t>Total Marks: 100   |   Weeks Covered: 10 – 14   |   CLO: CLO2</w:t>
@@ -60,13 +60,13 @@
     <w:p>
       <w:pPr>
         <w:pBdr>
-          <w:bottom w:val="single" w:color="2E75B6" w:sz="6" w:space="4"/>
+          <w:bottom w:val="single" w:sz="6" w:space="4" w:color="2E75B6"/>
         </w:pBdr>
         <w:spacing w:before="260" w:after="120"/>
       </w:pPr>
       <w:r>
         <w:rPr>
-          <w:rFonts w:ascii="Arial" w:hAnsi="Arial" w:eastAsia="Arial" w:cs="Arial"/>
+          <w:rFonts w:ascii="Arial" w:eastAsia="Arial" w:hAnsi="Arial" w:cs="Arial"/>
           <w:b/>
           <w:bCs/>
           <w:color w:val="1F3864"/>
@@ -87,7 +87,7 @@
       </w:pPr>
       <w:r>
         <w:rPr>
-          <w:rFonts w:ascii="Arial" w:hAnsi="Arial" w:eastAsia="Arial" w:cs="Arial"/>
+          <w:rFonts w:ascii="Arial" w:eastAsia="Arial" w:hAnsi="Arial" w:cs="Arial"/>
           <w:color w:val="000000"/>
           <w:sz w:val="24"/>
           <w:szCs w:val="24"/>
@@ -111,7 +111,7 @@
       </w:pPr>
       <w:r>
         <w:rPr>
-          <w:rFonts w:ascii="Arial" w:hAnsi="Arial" w:eastAsia="Arial" w:cs="Arial"/>
+          <w:rFonts w:ascii="Arial" w:eastAsia="Arial" w:hAnsi="Arial" w:cs="Arial"/>
           <w:b/>
           <w:bCs/>
           <w:color w:val="000000"/>
@@ -136,7 +136,7 @@
       </w:pPr>
       <w:r>
         <w:rPr>
-          <w:rFonts w:ascii="Arial" w:hAnsi="Arial" w:eastAsia="Arial" w:cs="Arial"/>
+          <w:rFonts w:ascii="Arial" w:eastAsia="Arial" w:hAnsi="Arial" w:cs="Arial"/>
           <w:color w:val="000000"/>
           <w:sz w:val="24"/>
           <w:szCs w:val="24"/>
@@ -159,7 +159,7 @@
       </w:pPr>
       <w:r>
         <w:rPr>
-          <w:rFonts w:ascii="Arial" w:hAnsi="Arial" w:eastAsia="Arial" w:cs="Arial"/>
+          <w:rFonts w:ascii="Arial" w:eastAsia="Arial" w:hAnsi="Arial" w:cs="Arial"/>
           <w:color w:val="000000"/>
           <w:sz w:val="24"/>
           <w:szCs w:val="24"/>
@@ -182,7 +182,7 @@
       </w:pPr>
       <w:r>
         <w:rPr>
-          <w:rFonts w:ascii="Arial" w:hAnsi="Arial" w:eastAsia="Arial" w:cs="Arial"/>
+          <w:rFonts w:ascii="Arial" w:eastAsia="Arial" w:hAnsi="Arial" w:cs="Arial"/>
           <w:color w:val="000000"/>
           <w:sz w:val="24"/>
           <w:szCs w:val="24"/>
@@ -205,7 +205,7 @@
       </w:pPr>
       <w:r>
         <w:rPr>
-          <w:rFonts w:ascii="Arial" w:hAnsi="Arial" w:eastAsia="Arial" w:cs="Arial"/>
+          <w:rFonts w:ascii="Arial" w:eastAsia="Arial" w:hAnsi="Arial" w:cs="Arial"/>
           <w:color w:val="000000"/>
           <w:sz w:val="24"/>
           <w:szCs w:val="24"/>
@@ -214,7 +214,7 @@
       </w:r>
       <w:r>
         <w:rPr>
-          <w:rFonts w:ascii="Arial" w:hAnsi="Arial" w:eastAsia="Arial" w:cs="Arial"/>
+          <w:rFonts w:ascii="Arial" w:eastAsia="Arial" w:hAnsi="Arial" w:cs="Arial"/>
           <w:color w:val="000000"/>
           <w:sz w:val="24"/>
           <w:szCs w:val="24"/>
@@ -223,7 +223,7 @@
       </w:r>
       <w:r>
         <w:rPr>
-          <w:rFonts w:ascii="Arial" w:hAnsi="Arial" w:eastAsia="Arial" w:cs="Arial"/>
+          <w:rFonts w:ascii="Arial" w:eastAsia="Arial" w:hAnsi="Arial" w:cs="Arial"/>
           <w:color w:val="000000"/>
           <w:sz w:val="24"/>
           <w:szCs w:val="24"/>
@@ -246,7 +246,7 @@
       </w:pPr>
       <w:r>
         <w:rPr>
-          <w:rFonts w:ascii="Arial" w:hAnsi="Arial" w:eastAsia="Arial" w:cs="Arial"/>
+          <w:rFonts w:ascii="Arial" w:eastAsia="Arial" w:hAnsi="Arial" w:cs="Arial"/>
           <w:color w:val="000000"/>
           <w:sz w:val="24"/>
           <w:szCs w:val="24"/>
@@ -255,7 +255,7 @@
       </w:r>
       <w:r>
         <w:rPr>
-          <w:rFonts w:ascii="Arial" w:hAnsi="Arial" w:eastAsia="Arial" w:cs="Arial"/>
+          <w:rFonts w:ascii="Arial" w:eastAsia="Arial" w:hAnsi="Arial" w:cs="Arial"/>
           <w:color w:val="000000"/>
           <w:sz w:val="24"/>
           <w:szCs w:val="24"/>
@@ -264,7 +264,7 @@
       </w:r>
       <w:r>
         <w:rPr>
-          <w:rFonts w:ascii="Arial" w:hAnsi="Arial" w:eastAsia="Arial" w:cs="Arial"/>
+          <w:rFonts w:ascii="Arial" w:eastAsia="Arial" w:hAnsi="Arial" w:cs="Arial"/>
           <w:color w:val="000000"/>
           <w:sz w:val="24"/>
           <w:szCs w:val="24"/>
@@ -287,7 +287,7 @@
       </w:pPr>
       <w:r>
         <w:rPr>
-          <w:rFonts w:ascii="Arial" w:hAnsi="Arial" w:eastAsia="Arial" w:cs="Arial"/>
+          <w:rFonts w:ascii="Arial" w:eastAsia="Arial" w:hAnsi="Arial" w:cs="Arial"/>
           <w:color w:val="000000"/>
           <w:sz w:val="24"/>
           <w:szCs w:val="24"/>
@@ -303,13 +303,13 @@
     <w:p>
       <w:pPr>
         <w:pBdr>
-          <w:bottom w:val="single" w:color="2E75B6" w:sz="6" w:space="4"/>
+          <w:bottom w:val="single" w:sz="6" w:space="4" w:color="2E75B6"/>
         </w:pBdr>
         <w:spacing w:before="260" w:after="120"/>
       </w:pPr>
       <w:r>
         <w:rPr>
-          <w:rFonts w:ascii="Arial" w:hAnsi="Arial" w:eastAsia="Arial" w:cs="Arial"/>
+          <w:rFonts w:ascii="Arial" w:eastAsia="Arial" w:hAnsi="Arial" w:cs="Arial"/>
           <w:b/>
           <w:bCs/>
           <w:color w:val="1F3864"/>
@@ -334,7 +334,7 @@
       </w:pPr>
       <w:r>
         <w:rPr>
-          <w:rFonts w:ascii="Arial" w:hAnsi="Arial" w:eastAsia="Arial" w:cs="Arial"/>
+          <w:rFonts w:ascii="Arial" w:eastAsia="Arial" w:hAnsi="Arial" w:cs="Arial"/>
           <w:color w:val="000000"/>
           <w:sz w:val="24"/>
           <w:szCs w:val="24"/>
@@ -343,7 +343,7 @@
       </w:r>
       <w:r>
         <w:rPr>
-          <w:rFonts w:ascii="Arial" w:hAnsi="Arial" w:eastAsia="Arial" w:cs="Arial"/>
+          <w:rFonts w:ascii="Arial" w:eastAsia="Arial" w:hAnsi="Arial" w:cs="Arial"/>
           <w:color w:val="000000"/>
           <w:sz w:val="24"/>
           <w:szCs w:val="24"/>
@@ -366,7 +366,7 @@
       </w:pPr>
       <w:r>
         <w:rPr>
-          <w:rFonts w:ascii="Arial" w:hAnsi="Arial" w:eastAsia="Arial" w:cs="Arial"/>
+          <w:rFonts w:ascii="Arial" w:eastAsia="Arial" w:hAnsi="Arial" w:cs="Arial"/>
           <w:color w:val="000000"/>
           <w:sz w:val="24"/>
           <w:szCs w:val="24"/>
@@ -389,7 +389,7 @@
       </w:pPr>
       <w:r>
         <w:rPr>
-          <w:rFonts w:ascii="Arial" w:hAnsi="Arial" w:eastAsia="Arial" w:cs="Arial"/>
+          <w:rFonts w:ascii="Arial" w:eastAsia="Arial" w:hAnsi="Arial" w:cs="Arial"/>
           <w:color w:val="000000"/>
           <w:sz w:val="24"/>
           <w:szCs w:val="24"/>
@@ -412,7 +412,7 @@
       </w:pPr>
       <w:r>
         <w:rPr>
-          <w:rFonts w:ascii="Arial" w:hAnsi="Arial" w:eastAsia="Arial" w:cs="Arial"/>
+          <w:rFonts w:ascii="Arial" w:eastAsia="Arial" w:hAnsi="Arial" w:cs="Arial"/>
           <w:color w:val="000000"/>
           <w:sz w:val="24"/>
           <w:szCs w:val="24"/>
@@ -435,7 +435,7 @@
       </w:pPr>
       <w:r>
         <w:rPr>
-          <w:rFonts w:ascii="Arial" w:hAnsi="Arial" w:eastAsia="Arial" w:cs="Arial"/>
+          <w:rFonts w:ascii="Arial" w:eastAsia="Arial" w:hAnsi="Arial" w:cs="Arial"/>
           <w:color w:val="000000"/>
           <w:sz w:val="24"/>
           <w:szCs w:val="24"/>
@@ -458,7 +458,7 @@
       </w:pPr>
       <w:r>
         <w:rPr>
-          <w:rFonts w:ascii="Arial" w:hAnsi="Arial" w:eastAsia="Arial" w:cs="Arial"/>
+          <w:rFonts w:ascii="Arial" w:eastAsia="Arial" w:hAnsi="Arial" w:cs="Arial"/>
           <w:color w:val="000000"/>
           <w:sz w:val="24"/>
           <w:szCs w:val="24"/>
@@ -481,7 +481,7 @@
       </w:pPr>
       <w:r>
         <w:rPr>
-          <w:rFonts w:ascii="Arial" w:hAnsi="Arial" w:eastAsia="Arial" w:cs="Arial"/>
+          <w:rFonts w:ascii="Arial" w:eastAsia="Arial" w:hAnsi="Arial" w:cs="Arial"/>
           <w:color w:val="000000"/>
           <w:sz w:val="24"/>
           <w:szCs w:val="24"/>
@@ -504,7 +504,7 @@
       </w:pPr>
       <w:r>
         <w:rPr>
-          <w:rFonts w:ascii="Arial" w:hAnsi="Arial" w:eastAsia="Arial" w:cs="Arial"/>
+          <w:rFonts w:ascii="Arial" w:eastAsia="Arial" w:hAnsi="Arial" w:cs="Arial"/>
           <w:color w:val="000000"/>
           <w:sz w:val="24"/>
           <w:szCs w:val="24"/>
@@ -527,7 +527,7 @@
       </w:pPr>
       <w:r>
         <w:rPr>
-          <w:rFonts w:ascii="Arial" w:hAnsi="Arial" w:eastAsia="Arial" w:cs="Arial"/>
+          <w:rFonts w:ascii="Arial" w:eastAsia="Arial" w:hAnsi="Arial" w:cs="Arial"/>
           <w:color w:val="000000"/>
           <w:sz w:val="24"/>
           <w:szCs w:val="24"/>
@@ -536,7 +536,7 @@
       </w:r>
       <w:r>
         <w:rPr>
-          <w:rFonts w:ascii="Arial" w:hAnsi="Arial" w:eastAsia="Arial" w:cs="Arial"/>
+          <w:rFonts w:ascii="Arial" w:eastAsia="Arial" w:hAnsi="Arial" w:cs="Arial"/>
           <w:color w:val="000000"/>
           <w:sz w:val="24"/>
           <w:szCs w:val="24"/>
@@ -545,7 +545,7 @@
       </w:r>
       <w:r>
         <w:rPr>
-          <w:rFonts w:ascii="Arial" w:hAnsi="Arial" w:eastAsia="Arial" w:cs="Arial"/>
+          <w:rFonts w:ascii="Arial" w:eastAsia="Arial" w:hAnsi="Arial" w:cs="Arial"/>
           <w:color w:val="000000"/>
           <w:sz w:val="24"/>
           <w:szCs w:val="24"/>
@@ -561,19 +561,20 @@
     <w:p>
       <w:pPr>
         <w:pBdr>
-          <w:bottom w:val="single" w:color="2E75B6" w:sz="6" w:space="4"/>
+          <w:bottom w:val="single" w:sz="6" w:space="4" w:color="2E75B6"/>
         </w:pBdr>
         <w:spacing w:before="260" w:after="120"/>
       </w:pPr>
       <w:r>
         <w:rPr>
-          <w:rFonts w:ascii="Arial" w:hAnsi="Arial" w:eastAsia="Arial" w:cs="Arial"/>
+          <w:rFonts w:ascii="Arial" w:eastAsia="Arial" w:hAnsi="Arial" w:cs="Arial"/>
           <w:b/>
           <w:bCs/>
           <w:color w:val="1F3864"/>
           <w:sz w:val="28"/>
           <w:szCs w:val="28"/>
         </w:rPr>
+        <w:lastRenderedPageBreak/>
         <w:t>GROUP DETAILS</w:t>
       </w:r>
     </w:p>
@@ -584,7 +585,7 @@
       </w:pPr>
       <w:r>
         <w:rPr>
-          <w:rFonts w:ascii="Arial" w:hAnsi="Arial" w:eastAsia="Arial" w:cs="Arial"/>
+          <w:rFonts w:ascii="Arial" w:eastAsia="Arial" w:hAnsi="Arial" w:cs="Arial"/>
           <w:b/>
           <w:bCs/>
           <w:color w:val="444444"/>
@@ -595,7 +596,7 @@
       </w:r>
       <w:r>
         <w:rPr>
-          <w:rFonts w:ascii="Arial" w:hAnsi="Arial" w:eastAsia="Arial" w:cs="Arial"/>
+          <w:rFonts w:ascii="Arial" w:eastAsia="Arial" w:hAnsi="Arial" w:cs="Arial"/>
           <w:b/>
           <w:bCs/>
           <w:color w:val="444444"/>
@@ -606,7 +607,7 @@
       </w:r>
       <w:r>
         <w:rPr>
-          <w:rFonts w:ascii="Arial" w:hAnsi="Arial" w:eastAsia="Arial" w:cs="Arial"/>
+          <w:rFonts w:ascii="Arial" w:eastAsia="Arial" w:hAnsi="Arial" w:cs="Arial"/>
           <w:b/>
           <w:bCs/>
           <w:color w:val="444444"/>
@@ -620,12 +621,12 @@
       <w:tblPr>
         <w:tblW w:w="9360" w:type="dxa"/>
         <w:tblBorders>
-          <w:top w:val="single" w:color="auto" w:sz="4" w:space="0"/>
-          <w:left w:val="single" w:color="auto" w:sz="4" w:space="0"/>
-          <w:bottom w:val="single" w:color="auto" w:sz="4" w:space="0"/>
-          <w:right w:val="single" w:color="auto" w:sz="4" w:space="0"/>
-          <w:insideH w:val="single" w:color="auto" w:sz="4" w:space="0"/>
-          <w:insideV w:val="single" w:color="auto" w:sz="4" w:space="0"/>
+          <w:top w:val="single" w:sz="4" w:space="0" w:color="auto"/>
+          <w:left w:val="single" w:sz="4" w:space="0" w:color="auto"/>
+          <w:bottom w:val="single" w:sz="4" w:space="0" w:color="auto"/>
+          <w:right w:val="single" w:sz="4" w:space="0" w:color="auto"/>
+          <w:insideH w:val="single" w:sz="4" w:space="0" w:color="auto"/>
+          <w:insideV w:val="single" w:sz="4" w:space="0" w:color="auto"/>
         </w:tblBorders>
         <w:tblCellMar>
           <w:left w:w="10" w:type="dxa"/>
@@ -635,20 +636,14 @@
       </w:tblPr>
       <w:tblGrid>
         <w:gridCol w:w="471"/>
-        <w:gridCol w:w="1424"/>
-        <w:gridCol w:w="1349"/>
+        <w:gridCol w:w="1423"/>
+        <w:gridCol w:w="1348"/>
         <w:gridCol w:w="1561"/>
-        <w:gridCol w:w="1306"/>
-        <w:gridCol w:w="1596"/>
-        <w:gridCol w:w="1653"/>
+        <w:gridCol w:w="1292"/>
+        <w:gridCol w:w="1630"/>
+        <w:gridCol w:w="1635"/>
       </w:tblGrid>
       <w:tr>
-        <w:tblPrEx>
-          <w:tblCellMar>
-            <w:top w:w="0" w:type="dxa"/>
-            <w:bottom w:w="0" w:type="dxa"/>
-          </w:tblCellMar>
-        </w:tblPrEx>
         <w:trPr>
           <w:tblHeader/>
         </w:trPr>
@@ -656,10 +651,10 @@
           <w:tcPr>
             <w:tcW w:w="440" w:type="dxa"/>
             <w:tcBorders>
-              <w:top w:val="single" w:color="ADB9CA" w:sz="6" w:space="0"/>
-              <w:left w:val="single" w:color="ADB9CA" w:sz="6" w:space="0"/>
-              <w:bottom w:val="single" w:color="ADB9CA" w:sz="6" w:space="0"/>
-              <w:right w:val="single" w:color="ADB9CA" w:sz="6" w:space="0"/>
+              <w:top w:val="single" w:sz="6" w:space="0" w:color="ADB9CA"/>
+              <w:left w:val="single" w:sz="6" w:space="0" w:color="ADB9CA"/>
+              <w:bottom w:val="single" w:sz="6" w:space="0" w:color="ADB9CA"/>
+              <w:right w:val="single" w:sz="6" w:space="0" w:color="ADB9CA"/>
             </w:tcBorders>
             <w:shd w:val="clear" w:color="auto" w:fill="1F3864" w:themeFill="accent1" w:themeFillShade="80"/>
             <w:tcMar>
@@ -673,7 +668,7 @@
           <w:p>
             <w:r>
               <w:rPr>
-                <w:rFonts w:ascii="Arial" w:hAnsi="Arial" w:eastAsia="Arial" w:cs="Arial"/>
+                <w:rFonts w:ascii="Arial" w:eastAsia="Arial" w:hAnsi="Arial" w:cs="Arial"/>
                 <w:b/>
                 <w:bCs/>
                 <w:color w:val="FFFFFF"/>
@@ -688,10 +683,10 @@
           <w:tcPr>
             <w:tcW w:w="1500" w:type="dxa"/>
             <w:tcBorders>
-              <w:top w:val="single" w:color="ADB9CA" w:sz="6" w:space="0"/>
-              <w:left w:val="single" w:color="ADB9CA" w:sz="6" w:space="0"/>
-              <w:bottom w:val="single" w:color="ADB9CA" w:sz="6" w:space="0"/>
-              <w:right w:val="single" w:color="ADB9CA" w:sz="6" w:space="0"/>
+              <w:top w:val="single" w:sz="6" w:space="0" w:color="ADB9CA"/>
+              <w:left w:val="single" w:sz="6" w:space="0" w:color="ADB9CA"/>
+              <w:bottom w:val="single" w:sz="6" w:space="0" w:color="ADB9CA"/>
+              <w:right w:val="single" w:sz="6" w:space="0" w:color="ADB9CA"/>
             </w:tcBorders>
             <w:shd w:val="clear" w:color="auto" w:fill="1F3864" w:themeFill="accent1" w:themeFillShade="80"/>
             <w:tcMar>
@@ -705,7 +700,7 @@
           <w:p>
             <w:r>
               <w:rPr>
-                <w:rFonts w:ascii="Arial" w:hAnsi="Arial" w:eastAsia="Arial" w:cs="Arial"/>
+                <w:rFonts w:ascii="Arial" w:eastAsia="Arial" w:hAnsi="Arial" w:cs="Arial"/>
                 <w:b/>
                 <w:bCs/>
                 <w:color w:val="FFFFFF"/>
@@ -720,10 +715,10 @@
           <w:tcPr>
             <w:tcW w:w="1380" w:type="dxa"/>
             <w:tcBorders>
-              <w:top w:val="single" w:color="ADB9CA" w:sz="6" w:space="0"/>
-              <w:left w:val="single" w:color="ADB9CA" w:sz="6" w:space="0"/>
-              <w:bottom w:val="single" w:color="ADB9CA" w:sz="6" w:space="0"/>
-              <w:right w:val="single" w:color="ADB9CA" w:sz="6" w:space="0"/>
+              <w:top w:val="single" w:sz="6" w:space="0" w:color="ADB9CA"/>
+              <w:left w:val="single" w:sz="6" w:space="0" w:color="ADB9CA"/>
+              <w:bottom w:val="single" w:sz="6" w:space="0" w:color="ADB9CA"/>
+              <w:right w:val="single" w:sz="6" w:space="0" w:color="ADB9CA"/>
             </w:tcBorders>
             <w:shd w:val="clear" w:color="auto" w:fill="1F3864" w:themeFill="accent1" w:themeFillShade="80"/>
             <w:tcMar>
@@ -737,7 +732,7 @@
           <w:p>
             <w:r>
               <w:rPr>
-                <w:rFonts w:ascii="Arial" w:hAnsi="Arial" w:eastAsia="Arial" w:cs="Arial"/>
+                <w:rFonts w:ascii="Arial" w:eastAsia="Arial" w:hAnsi="Arial" w:cs="Arial"/>
                 <w:b/>
                 <w:bCs/>
                 <w:color w:val="FFFFFF"/>
@@ -752,10 +747,10 @@
           <w:tcPr>
             <w:tcW w:w="1300" w:type="dxa"/>
             <w:tcBorders>
-              <w:top w:val="single" w:color="ADB9CA" w:sz="6" w:space="0"/>
-              <w:left w:val="single" w:color="ADB9CA" w:sz="6" w:space="0"/>
-              <w:bottom w:val="single" w:color="ADB9CA" w:sz="6" w:space="0"/>
-              <w:right w:val="single" w:color="ADB9CA" w:sz="6" w:space="0"/>
+              <w:top w:val="single" w:sz="6" w:space="0" w:color="ADB9CA"/>
+              <w:left w:val="single" w:sz="6" w:space="0" w:color="ADB9CA"/>
+              <w:bottom w:val="single" w:sz="6" w:space="0" w:color="ADB9CA"/>
+              <w:right w:val="single" w:sz="6" w:space="0" w:color="ADB9CA"/>
             </w:tcBorders>
             <w:shd w:val="clear" w:color="auto" w:fill="1F3864" w:themeFill="accent1" w:themeFillShade="80"/>
             <w:tcMar>
@@ -769,7 +764,7 @@
           <w:p>
             <w:r>
               <w:rPr>
-                <w:rFonts w:ascii="Arial" w:hAnsi="Arial" w:eastAsia="Arial" w:cs="Arial"/>
+                <w:rFonts w:ascii="Arial" w:eastAsia="Arial" w:hAnsi="Arial" w:cs="Arial"/>
                 <w:b/>
                 <w:bCs/>
                 <w:color w:val="FFFFFF"/>
@@ -784,10 +779,10 @@
           <w:tcPr>
             <w:tcW w:w="1340" w:type="dxa"/>
             <w:tcBorders>
-              <w:top w:val="single" w:color="ADB9CA" w:sz="6" w:space="0"/>
-              <w:left w:val="single" w:color="ADB9CA" w:sz="6" w:space="0"/>
-              <w:bottom w:val="single" w:color="ADB9CA" w:sz="6" w:space="0"/>
-              <w:right w:val="single" w:color="ADB9CA" w:sz="6" w:space="0"/>
+              <w:top w:val="single" w:sz="6" w:space="0" w:color="ADB9CA"/>
+              <w:left w:val="single" w:sz="6" w:space="0" w:color="ADB9CA"/>
+              <w:bottom w:val="single" w:sz="6" w:space="0" w:color="ADB9CA"/>
+              <w:right w:val="single" w:sz="6" w:space="0" w:color="ADB9CA"/>
             </w:tcBorders>
             <w:shd w:val="clear" w:color="auto" w:fill="1F3864" w:themeFill="accent1" w:themeFillShade="80"/>
             <w:tcMar>
@@ -801,7 +796,7 @@
           <w:p>
             <w:r>
               <w:rPr>
-                <w:rFonts w:ascii="Arial" w:hAnsi="Arial" w:eastAsia="Arial" w:cs="Arial"/>
+                <w:rFonts w:ascii="Arial" w:eastAsia="Arial" w:hAnsi="Arial" w:cs="Arial"/>
                 <w:b/>
                 <w:bCs/>
                 <w:color w:val="FFFFFF"/>
@@ -816,10 +811,10 @@
           <w:tcPr>
             <w:tcW w:w="1700" w:type="dxa"/>
             <w:tcBorders>
-              <w:top w:val="single" w:color="ADB9CA" w:sz="6" w:space="0"/>
-              <w:left w:val="single" w:color="ADB9CA" w:sz="6" w:space="0"/>
-              <w:bottom w:val="single" w:color="ADB9CA" w:sz="6" w:space="0"/>
-              <w:right w:val="single" w:color="ADB9CA" w:sz="6" w:space="0"/>
+              <w:top w:val="single" w:sz="6" w:space="0" w:color="ADB9CA"/>
+              <w:left w:val="single" w:sz="6" w:space="0" w:color="ADB9CA"/>
+              <w:bottom w:val="single" w:sz="6" w:space="0" w:color="ADB9CA"/>
+              <w:right w:val="single" w:sz="6" w:space="0" w:color="ADB9CA"/>
             </w:tcBorders>
             <w:shd w:val="clear" w:color="auto" w:fill="1F3864" w:themeFill="accent1" w:themeFillShade="80"/>
             <w:tcMar>
@@ -833,7 +828,7 @@
           <w:p>
             <w:r>
               <w:rPr>
-                <w:rFonts w:ascii="Arial" w:hAnsi="Arial" w:eastAsia="Arial" w:cs="Arial"/>
+                <w:rFonts w:ascii="Arial" w:eastAsia="Arial" w:hAnsi="Arial" w:cs="Arial"/>
                 <w:b/>
                 <w:bCs/>
                 <w:color w:val="FFFFFF"/>
@@ -848,10 +843,10 @@
           <w:tcPr>
             <w:tcW w:w="1700" w:type="dxa"/>
             <w:tcBorders>
-              <w:top w:val="single" w:color="ADB9CA" w:sz="6" w:space="0"/>
-              <w:left w:val="single" w:color="ADB9CA" w:sz="6" w:space="0"/>
-              <w:bottom w:val="single" w:color="ADB9CA" w:sz="6" w:space="0"/>
-              <w:right w:val="single" w:color="ADB9CA" w:sz="6" w:space="0"/>
+              <w:top w:val="single" w:sz="6" w:space="0" w:color="ADB9CA"/>
+              <w:left w:val="single" w:sz="6" w:space="0" w:color="ADB9CA"/>
+              <w:bottom w:val="single" w:sz="6" w:space="0" w:color="ADB9CA"/>
+              <w:right w:val="single" w:sz="6" w:space="0" w:color="ADB9CA"/>
             </w:tcBorders>
             <w:shd w:val="clear" w:color="auto" w:fill="1F3864" w:themeFill="accent1" w:themeFillShade="80"/>
             <w:tcMar>
@@ -865,7 +860,7 @@
           <w:p>
             <w:r>
               <w:rPr>
-                <w:rFonts w:ascii="Arial" w:hAnsi="Arial" w:eastAsia="Arial" w:cs="Arial"/>
+                <w:rFonts w:ascii="Arial" w:eastAsia="Arial" w:hAnsi="Arial" w:cs="Arial"/>
                 <w:b/>
                 <w:bCs/>
                 <w:color w:val="FFFFFF"/>
@@ -878,20 +873,14 @@
         </w:tc>
       </w:tr>
       <w:tr>
-        <w:tblPrEx>
-          <w:tblCellMar>
-            <w:top w:w="0" w:type="dxa"/>
-            <w:bottom w:w="0" w:type="dxa"/>
-          </w:tblCellMar>
-        </w:tblPrEx>
         <w:tc>
           <w:tcPr>
             <w:tcW w:w="440" w:type="dxa"/>
             <w:tcBorders>
-              <w:top w:val="single" w:color="ADB9CA" w:sz="6" w:space="0"/>
-              <w:left w:val="single" w:color="ADB9CA" w:sz="6" w:space="0"/>
-              <w:bottom w:val="single" w:color="ADB9CA" w:sz="6" w:space="0"/>
-              <w:right w:val="single" w:color="ADB9CA" w:sz="6" w:space="0"/>
+              <w:top w:val="single" w:sz="6" w:space="0" w:color="ADB9CA"/>
+              <w:left w:val="single" w:sz="6" w:space="0" w:color="ADB9CA"/>
+              <w:bottom w:val="single" w:sz="6" w:space="0" w:color="ADB9CA"/>
+              <w:right w:val="single" w:sz="6" w:space="0" w:color="ADB9CA"/>
             </w:tcBorders>
             <w:shd w:val="clear" w:color="auto" w:fill="FFFFFF" w:themeFill="background1"/>
             <w:tcMar>
@@ -905,7 +894,7 @@
           <w:p>
             <w:r>
               <w:rPr>
-                <w:rFonts w:ascii="Arial" w:hAnsi="Arial" w:eastAsia="Arial" w:cs="Arial"/>
+                <w:rFonts w:ascii="Arial" w:eastAsia="Arial" w:hAnsi="Arial" w:cs="Arial"/>
                 <w:color w:val="000000"/>
                 <w:sz w:val="18"/>
                 <w:szCs w:val="18"/>
@@ -918,10 +907,10 @@
           <w:tcPr>
             <w:tcW w:w="1500" w:type="dxa"/>
             <w:tcBorders>
-              <w:top w:val="single" w:color="ADB9CA" w:sz="6" w:space="0"/>
-              <w:left w:val="single" w:color="ADB9CA" w:sz="6" w:space="0"/>
-              <w:bottom w:val="single" w:color="ADB9CA" w:sz="6" w:space="0"/>
-              <w:right w:val="single" w:color="ADB9CA" w:sz="6" w:space="0"/>
+              <w:top w:val="single" w:sz="6" w:space="0" w:color="ADB9CA"/>
+              <w:left w:val="single" w:sz="6" w:space="0" w:color="ADB9CA"/>
+              <w:bottom w:val="single" w:sz="6" w:space="0" w:color="ADB9CA"/>
+              <w:right w:val="single" w:sz="6" w:space="0" w:color="ADB9CA"/>
             </w:tcBorders>
             <w:shd w:val="clear" w:color="auto" w:fill="FFFFFF" w:themeFill="background1"/>
             <w:tcMar>
@@ -934,7 +923,6 @@
           </w:tcPr>
           <w:p>
             <w:r>
-              <w:rPr/>
               <w:t>Abdulaziz Tahir</w:t>
             </w:r>
           </w:p>
@@ -943,10 +931,10 @@
           <w:tcPr>
             <w:tcW w:w="1380" w:type="dxa"/>
             <w:tcBorders>
-              <w:top w:val="single" w:color="ADB9CA" w:sz="6" w:space="0"/>
-              <w:left w:val="single" w:color="ADB9CA" w:sz="6" w:space="0"/>
-              <w:bottom w:val="single" w:color="ADB9CA" w:sz="6" w:space="0"/>
-              <w:right w:val="single" w:color="ADB9CA" w:sz="6" w:space="0"/>
+              <w:top w:val="single" w:sz="6" w:space="0" w:color="ADB9CA"/>
+              <w:left w:val="single" w:sz="6" w:space="0" w:color="ADB9CA"/>
+              <w:bottom w:val="single" w:sz="6" w:space="0" w:color="ADB9CA"/>
+              <w:right w:val="single" w:sz="6" w:space="0" w:color="ADB9CA"/>
             </w:tcBorders>
             <w:shd w:val="clear" w:color="auto" w:fill="FFFFFF" w:themeFill="background1"/>
             <w:tcMar>
@@ -960,53 +948,32 @@
           <w:p>
             <w:pPr>
               <w:shd w:val="clear" w:color="auto" w:fill="010409"/>
-              <w:ind w:left="0" w:right="0"/>
-              <w:rPr>
-                <w:rFonts w:ascii="Segoe UI" w:hAnsi="Segoe UI" w:eastAsia="Segoe UI" w:cs="Segoe UI"/>
-                <w:b w:val="1"/>
-                <w:bCs w:val="1"/>
-                <w:i w:val="0"/>
-                <w:iCs w:val="0"/>
-                <w:caps w:val="0"/>
-                <w:smallCaps w:val="0"/>
-                <w:noProof w:val="0"/>
+              <w:rPr>
+                <w:rFonts w:ascii="Segoe UI" w:eastAsia="Segoe UI" w:hAnsi="Segoe UI" w:cs="Segoe UI"/>
+                <w:b/>
+                <w:bCs/>
                 <w:color w:val="F0F6FC"/>
                 <w:sz w:val="21"/>
                 <w:szCs w:val="21"/>
-                <w:lang w:val="en-US"/>
               </w:rPr>
             </w:pPr>
             <w:r>
               <w:rPr>
-                <w:rFonts w:ascii="Segoe UI" w:hAnsi="Segoe UI" w:eastAsia="Segoe UI" w:cs="Segoe UI"/>
-                <w:b w:val="1"/>
-                <w:bCs w:val="1"/>
-                <w:i w:val="0"/>
-                <w:iCs w:val="0"/>
-                <w:caps w:val="0"/>
-                <w:smallCaps w:val="0"/>
-                <w:noProof w:val="0"/>
+                <w:rFonts w:ascii="Segoe UI" w:eastAsia="Segoe UI" w:hAnsi="Segoe UI" w:cs="Segoe UI"/>
+                <w:b/>
+                <w:bCs/>
                 <w:color w:val="F0F6FC"/>
-                <w:sz w:val="20"/>
-                <w:szCs w:val="20"/>
-                <w:lang w:val="en-US"/>
               </w:rPr>
               <w:t>Aziz6587</w:t>
             </w:r>
             <w:r>
               <w:rPr>
-                <w:rFonts w:ascii="Segoe UI" w:hAnsi="Segoe UI" w:eastAsia="Segoe UI" w:cs="Segoe UI"/>
-                <w:b w:val="1"/>
-                <w:bCs w:val="1"/>
-                <w:i w:val="0"/>
-                <w:iCs w:val="0"/>
-                <w:caps w:val="0"/>
-                <w:smallCaps w:val="0"/>
-                <w:noProof w:val="0"/>
+                <w:rFonts w:ascii="Segoe UI" w:eastAsia="Segoe UI" w:hAnsi="Segoe UI" w:cs="Segoe UI"/>
+                <w:b/>
+                <w:bCs/>
                 <w:color w:val="F0F6FC"/>
                 <w:sz w:val="21"/>
                 <w:szCs w:val="21"/>
-                <w:lang w:val="en-US"/>
               </w:rPr>
               <w:t>-cell</w:t>
             </w:r>
@@ -1016,10 +983,10 @@
           <w:tcPr>
             <w:tcW w:w="1300" w:type="dxa"/>
             <w:tcBorders>
-              <w:top w:val="single" w:color="ADB9CA" w:sz="6" w:space="0"/>
-              <w:left w:val="single" w:color="ADB9CA" w:sz="6" w:space="0"/>
-              <w:bottom w:val="single" w:color="ADB9CA" w:sz="6" w:space="0"/>
-              <w:right w:val="single" w:color="ADB9CA" w:sz="6" w:space="0"/>
+              <w:top w:val="single" w:sz="6" w:space="0" w:color="ADB9CA"/>
+              <w:left w:val="single" w:sz="6" w:space="0" w:color="ADB9CA"/>
+              <w:bottom w:val="single" w:sz="6" w:space="0" w:color="ADB9CA"/>
+              <w:right w:val="single" w:sz="6" w:space="0" w:color="ADB9CA"/>
             </w:tcBorders>
             <w:shd w:val="clear" w:color="auto" w:fill="FFFFFF" w:themeFill="background1"/>
             <w:tcMar>
@@ -1032,7 +999,6 @@
           </w:tcPr>
           <w:p>
             <w:r>
-              <w:rPr/>
               <w:t>Lead</w:t>
             </w:r>
           </w:p>
@@ -1041,10 +1007,10 @@
           <w:tcPr>
             <w:tcW w:w="1340" w:type="dxa"/>
             <w:tcBorders>
-              <w:top w:val="single" w:color="ADB9CA" w:sz="6" w:space="0"/>
-              <w:left w:val="single" w:color="ADB9CA" w:sz="6" w:space="0"/>
-              <w:bottom w:val="single" w:color="ADB9CA" w:sz="6" w:space="0"/>
-              <w:right w:val="single" w:color="ADB9CA" w:sz="6" w:space="0"/>
+              <w:top w:val="single" w:sz="6" w:space="0" w:color="ADB9CA"/>
+              <w:left w:val="single" w:sz="6" w:space="0" w:color="ADB9CA"/>
+              <w:bottom w:val="single" w:sz="6" w:space="0" w:color="ADB9CA"/>
+              <w:right w:val="single" w:sz="6" w:space="0" w:color="ADB9CA"/>
             </w:tcBorders>
             <w:shd w:val="clear" w:color="auto" w:fill="FFFFFF" w:themeFill="background1"/>
             <w:tcMar>
@@ -1057,7 +1023,6 @@
           </w:tcPr>
           <w:p>
             <w:r>
-              <w:rPr/>
               <w:t>Index</w:t>
             </w:r>
           </w:p>
@@ -1066,10 +1031,10 @@
           <w:tcPr>
             <w:tcW w:w="1700" w:type="dxa"/>
             <w:tcBorders>
-              <w:top w:val="single" w:color="ADB9CA" w:sz="6" w:space="0"/>
-              <w:left w:val="single" w:color="ADB9CA" w:sz="6" w:space="0"/>
-              <w:bottom w:val="single" w:color="ADB9CA" w:sz="6" w:space="0"/>
-              <w:right w:val="single" w:color="ADB9CA" w:sz="6" w:space="0"/>
+              <w:top w:val="single" w:sz="6" w:space="0" w:color="ADB9CA"/>
+              <w:left w:val="single" w:sz="6" w:space="0" w:color="ADB9CA"/>
+              <w:bottom w:val="single" w:sz="6" w:space="0" w:color="ADB9CA"/>
+              <w:right w:val="single" w:sz="6" w:space="0" w:color="ADB9CA"/>
             </w:tcBorders>
             <w:shd w:val="clear" w:color="auto" w:fill="FFFFFF" w:themeFill="background1"/>
             <w:tcMar>
@@ -1082,7 +1047,6 @@
           </w:tcPr>
           <w:p>
             <w:r>
-              <w:rPr/>
               <w:t>feature/index</w:t>
             </w:r>
           </w:p>
@@ -1091,10 +1055,10 @@
           <w:tcPr>
             <w:tcW w:w="1700" w:type="dxa"/>
             <w:tcBorders>
-              <w:top w:val="single" w:color="ADB9CA" w:sz="6" w:space="0"/>
-              <w:left w:val="single" w:color="ADB9CA" w:sz="6" w:space="0"/>
-              <w:bottom w:val="single" w:color="ADB9CA" w:sz="6" w:space="0"/>
-              <w:right w:val="single" w:color="ADB9CA" w:sz="6" w:space="0"/>
+              <w:top w:val="single" w:sz="6" w:space="0" w:color="ADB9CA"/>
+              <w:left w:val="single" w:sz="6" w:space="0" w:color="ADB9CA"/>
+              <w:bottom w:val="single" w:sz="6" w:space="0" w:color="ADB9CA"/>
+              <w:right w:val="single" w:sz="6" w:space="0" w:color="ADB9CA"/>
             </w:tcBorders>
             <w:shd w:val="clear" w:color="auto" w:fill="FFFFFF" w:themeFill="background1"/>
             <w:tcMar>
@@ -1107,27 +1071,20 @@
           </w:tcPr>
           <w:p>
             <w:r>
-              <w:rPr/>
               <w:t>NO</w:t>
             </w:r>
           </w:p>
         </w:tc>
       </w:tr>
       <w:tr>
-        <w:tblPrEx>
-          <w:tblCellMar>
-            <w:top w:w="0" w:type="dxa"/>
-            <w:bottom w:w="0" w:type="dxa"/>
-          </w:tblCellMar>
-        </w:tblPrEx>
         <w:tc>
           <w:tcPr>
             <w:tcW w:w="440" w:type="dxa"/>
             <w:tcBorders>
-              <w:top w:val="single" w:color="ADB9CA" w:sz="6" w:space="0"/>
-              <w:left w:val="single" w:color="ADB9CA" w:sz="6" w:space="0"/>
-              <w:bottom w:val="single" w:color="ADB9CA" w:sz="6" w:space="0"/>
-              <w:right w:val="single" w:color="ADB9CA" w:sz="6" w:space="0"/>
+              <w:top w:val="single" w:sz="6" w:space="0" w:color="ADB9CA"/>
+              <w:left w:val="single" w:sz="6" w:space="0" w:color="ADB9CA"/>
+              <w:bottom w:val="single" w:sz="6" w:space="0" w:color="ADB9CA"/>
+              <w:right w:val="single" w:sz="6" w:space="0" w:color="ADB9CA"/>
             </w:tcBorders>
             <w:shd w:val="clear" w:color="auto" w:fill="FFFFFF" w:themeFill="background1"/>
             <w:tcMar>
@@ -1141,7 +1098,7 @@
           <w:p>
             <w:r>
               <w:rPr>
-                <w:rFonts w:ascii="Arial" w:hAnsi="Arial" w:eastAsia="Arial" w:cs="Arial"/>
+                <w:rFonts w:ascii="Arial" w:eastAsia="Arial" w:hAnsi="Arial" w:cs="Arial"/>
                 <w:color w:val="000000"/>
                 <w:sz w:val="18"/>
                 <w:szCs w:val="18"/>
@@ -1154,10 +1111,10 @@
           <w:tcPr>
             <w:tcW w:w="1500" w:type="dxa"/>
             <w:tcBorders>
-              <w:top w:val="single" w:color="ADB9CA" w:sz="6" w:space="0"/>
-              <w:left w:val="single" w:color="ADB9CA" w:sz="6" w:space="0"/>
-              <w:bottom w:val="single" w:color="ADB9CA" w:sz="6" w:space="0"/>
-              <w:right w:val="single" w:color="ADB9CA" w:sz="6" w:space="0"/>
+              <w:top w:val="single" w:sz="6" w:space="0" w:color="ADB9CA"/>
+              <w:left w:val="single" w:sz="6" w:space="0" w:color="ADB9CA"/>
+              <w:bottom w:val="single" w:sz="6" w:space="0" w:color="ADB9CA"/>
+              <w:right w:val="single" w:sz="6" w:space="0" w:color="ADB9CA"/>
             </w:tcBorders>
             <w:shd w:val="clear" w:color="auto" w:fill="FFFFFF" w:themeFill="background1"/>
             <w:tcMar>
@@ -1168,16 +1125,20 @@
             </w:tcMar>
             <w:vAlign w:val="center"/>
           </w:tcPr>
-          <w:p/>
+          <w:p>
+            <w:r>
+              <w:t>Arslan Ali</w:t>
+            </w:r>
+          </w:p>
         </w:tc>
         <w:tc>
           <w:tcPr>
             <w:tcW w:w="1380" w:type="dxa"/>
             <w:tcBorders>
-              <w:top w:val="single" w:color="ADB9CA" w:sz="6" w:space="0"/>
-              <w:left w:val="single" w:color="ADB9CA" w:sz="6" w:space="0"/>
-              <w:bottom w:val="single" w:color="ADB9CA" w:sz="6" w:space="0"/>
-              <w:right w:val="single" w:color="ADB9CA" w:sz="6" w:space="0"/>
+              <w:top w:val="single" w:sz="6" w:space="0" w:color="ADB9CA"/>
+              <w:left w:val="single" w:sz="6" w:space="0" w:color="ADB9CA"/>
+              <w:bottom w:val="single" w:sz="6" w:space="0" w:color="ADB9CA"/>
+              <w:right w:val="single" w:sz="6" w:space="0" w:color="ADB9CA"/>
             </w:tcBorders>
             <w:shd w:val="clear" w:color="auto" w:fill="FFFFFF" w:themeFill="background1"/>
             <w:tcMar>
@@ -1188,16 +1149,23 @@
             </w:tcMar>
             <w:vAlign w:val="center"/>
           </w:tcPr>
-          <w:p/>
+          <w:p>
+            <w:r>
+              <w:t>a</w:t>
+            </w:r>
+            <w:r>
+              <w:t>li0arslan8</w:t>
+            </w:r>
+          </w:p>
         </w:tc>
         <w:tc>
           <w:tcPr>
             <w:tcW w:w="1300" w:type="dxa"/>
             <w:tcBorders>
-              <w:top w:val="single" w:color="ADB9CA" w:sz="6" w:space="0"/>
-              <w:left w:val="single" w:color="ADB9CA" w:sz="6" w:space="0"/>
-              <w:bottom w:val="single" w:color="ADB9CA" w:sz="6" w:space="0"/>
-              <w:right w:val="single" w:color="ADB9CA" w:sz="6" w:space="0"/>
+              <w:top w:val="single" w:sz="6" w:space="0" w:color="ADB9CA"/>
+              <w:left w:val="single" w:sz="6" w:space="0" w:color="ADB9CA"/>
+              <w:bottom w:val="single" w:sz="6" w:space="0" w:color="ADB9CA"/>
+              <w:right w:val="single" w:sz="6" w:space="0" w:color="ADB9CA"/>
             </w:tcBorders>
             <w:shd w:val="clear" w:color="auto" w:fill="FFFFFF" w:themeFill="background1"/>
             <w:tcMar>
@@ -1208,16 +1176,20 @@
             </w:tcMar>
             <w:vAlign w:val="center"/>
           </w:tcPr>
-          <w:p/>
+          <w:p>
+            <w:r>
+              <w:t>member</w:t>
+            </w:r>
+          </w:p>
         </w:tc>
         <w:tc>
           <w:tcPr>
             <w:tcW w:w="1340" w:type="dxa"/>
             <w:tcBorders>
-              <w:top w:val="single" w:color="ADB9CA" w:sz="6" w:space="0"/>
-              <w:left w:val="single" w:color="ADB9CA" w:sz="6" w:space="0"/>
-              <w:bottom w:val="single" w:color="ADB9CA" w:sz="6" w:space="0"/>
-              <w:right w:val="single" w:color="ADB9CA" w:sz="6" w:space="0"/>
+              <w:top w:val="single" w:sz="6" w:space="0" w:color="ADB9CA"/>
+              <w:left w:val="single" w:sz="6" w:space="0" w:color="ADB9CA"/>
+              <w:bottom w:val="single" w:sz="6" w:space="0" w:color="ADB9CA"/>
+              <w:right w:val="single" w:sz="6" w:space="0" w:color="ADB9CA"/>
             </w:tcBorders>
             <w:shd w:val="clear" w:color="auto" w:fill="FFFFFF" w:themeFill="background1"/>
             <w:tcMar>
@@ -1228,16 +1200,20 @@
             </w:tcMar>
             <w:vAlign w:val="center"/>
           </w:tcPr>
-          <w:p/>
+          <w:p>
+            <w:r>
+              <w:t>Add-list</w:t>
+            </w:r>
+          </w:p>
         </w:tc>
         <w:tc>
           <w:tcPr>
             <w:tcW w:w="1700" w:type="dxa"/>
             <w:tcBorders>
-              <w:top w:val="single" w:color="ADB9CA" w:sz="6" w:space="0"/>
-              <w:left w:val="single" w:color="ADB9CA" w:sz="6" w:space="0"/>
-              <w:bottom w:val="single" w:color="ADB9CA" w:sz="6" w:space="0"/>
-              <w:right w:val="single" w:color="ADB9CA" w:sz="6" w:space="0"/>
+              <w:top w:val="single" w:sz="6" w:space="0" w:color="ADB9CA"/>
+              <w:left w:val="single" w:sz="6" w:space="0" w:color="ADB9CA"/>
+              <w:bottom w:val="single" w:sz="6" w:space="0" w:color="ADB9CA"/>
+              <w:right w:val="single" w:sz="6" w:space="0" w:color="ADB9CA"/>
             </w:tcBorders>
             <w:shd w:val="clear" w:color="auto" w:fill="FFFFFF" w:themeFill="background1"/>
             <w:tcMar>
@@ -1248,16 +1224,20 @@
             </w:tcMar>
             <w:vAlign w:val="center"/>
           </w:tcPr>
-          <w:p/>
+          <w:p>
+            <w:r>
+              <w:t>Feature/add-list</w:t>
+            </w:r>
+          </w:p>
         </w:tc>
         <w:tc>
           <w:tcPr>
             <w:tcW w:w="1700" w:type="dxa"/>
             <w:tcBorders>
-              <w:top w:val="single" w:color="ADB9CA" w:sz="6" w:space="0"/>
-              <w:left w:val="single" w:color="ADB9CA" w:sz="6" w:space="0"/>
-              <w:bottom w:val="single" w:color="ADB9CA" w:sz="6" w:space="0"/>
-              <w:right w:val="single" w:color="ADB9CA" w:sz="6" w:space="0"/>
+              <w:top w:val="single" w:sz="6" w:space="0" w:color="ADB9CA"/>
+              <w:left w:val="single" w:sz="6" w:space="0" w:color="ADB9CA"/>
+              <w:bottom w:val="single" w:sz="6" w:space="0" w:color="ADB9CA"/>
+              <w:right w:val="single" w:sz="6" w:space="0" w:color="ADB9CA"/>
             </w:tcBorders>
             <w:shd w:val="clear" w:color="auto" w:fill="FFFFFF" w:themeFill="background1"/>
             <w:tcMar>
@@ -1268,24 +1248,22 @@
             </w:tcMar>
             <w:vAlign w:val="center"/>
           </w:tcPr>
-          <w:p/>
+          <w:p>
+            <w:r>
+              <w:t>no</w:t>
+            </w:r>
+          </w:p>
         </w:tc>
       </w:tr>
       <w:tr>
-        <w:tblPrEx>
-          <w:tblCellMar>
-            <w:top w:w="0" w:type="dxa"/>
-            <w:bottom w:w="0" w:type="dxa"/>
-          </w:tblCellMar>
-        </w:tblPrEx>
         <w:tc>
           <w:tcPr>
             <w:tcW w:w="440" w:type="dxa"/>
             <w:tcBorders>
-              <w:top w:val="single" w:color="ADB9CA" w:sz="6" w:space="0"/>
-              <w:left w:val="single" w:color="ADB9CA" w:sz="6" w:space="0"/>
-              <w:bottom w:val="single" w:color="ADB9CA" w:sz="6" w:space="0"/>
-              <w:right w:val="single" w:color="ADB9CA" w:sz="6" w:space="0"/>
+              <w:top w:val="single" w:sz="6" w:space="0" w:color="ADB9CA"/>
+              <w:left w:val="single" w:sz="6" w:space="0" w:color="ADB9CA"/>
+              <w:bottom w:val="single" w:sz="6" w:space="0" w:color="ADB9CA"/>
+              <w:right w:val="single" w:sz="6" w:space="0" w:color="ADB9CA"/>
             </w:tcBorders>
             <w:shd w:val="clear" w:color="auto" w:fill="FFFFFF" w:themeFill="background1"/>
             <w:tcMar>
@@ -1299,7 +1277,7 @@
           <w:p>
             <w:r>
               <w:rPr>
-                <w:rFonts w:ascii="Arial" w:hAnsi="Arial" w:eastAsia="Arial" w:cs="Arial"/>
+                <w:rFonts w:ascii="Arial" w:eastAsia="Arial" w:hAnsi="Arial" w:cs="Arial"/>
                 <w:color w:val="000000"/>
                 <w:sz w:val="18"/>
                 <w:szCs w:val="18"/>
@@ -1312,10 +1290,10 @@
           <w:tcPr>
             <w:tcW w:w="1500" w:type="dxa"/>
             <w:tcBorders>
-              <w:top w:val="single" w:color="ADB9CA" w:sz="6" w:space="0"/>
-              <w:left w:val="single" w:color="ADB9CA" w:sz="6" w:space="0"/>
-              <w:bottom w:val="single" w:color="ADB9CA" w:sz="6" w:space="0"/>
-              <w:right w:val="single" w:color="ADB9CA" w:sz="6" w:space="0"/>
+              <w:top w:val="single" w:sz="6" w:space="0" w:color="ADB9CA"/>
+              <w:left w:val="single" w:sz="6" w:space="0" w:color="ADB9CA"/>
+              <w:bottom w:val="single" w:sz="6" w:space="0" w:color="ADB9CA"/>
+              <w:right w:val="single" w:sz="6" w:space="0" w:color="ADB9CA"/>
             </w:tcBorders>
             <w:shd w:val="clear" w:color="auto" w:fill="FFFFFF" w:themeFill="background1"/>
             <w:tcMar>
@@ -1332,10 +1310,10 @@
           <w:tcPr>
             <w:tcW w:w="1380" w:type="dxa"/>
             <w:tcBorders>
-              <w:top w:val="single" w:color="ADB9CA" w:sz="6" w:space="0"/>
-              <w:left w:val="single" w:color="ADB9CA" w:sz="6" w:space="0"/>
-              <w:bottom w:val="single" w:color="ADB9CA" w:sz="6" w:space="0"/>
-              <w:right w:val="single" w:color="ADB9CA" w:sz="6" w:space="0"/>
+              <w:top w:val="single" w:sz="6" w:space="0" w:color="ADB9CA"/>
+              <w:left w:val="single" w:sz="6" w:space="0" w:color="ADB9CA"/>
+              <w:bottom w:val="single" w:sz="6" w:space="0" w:color="ADB9CA"/>
+              <w:right w:val="single" w:sz="6" w:space="0" w:color="ADB9CA"/>
             </w:tcBorders>
             <w:shd w:val="clear" w:color="auto" w:fill="FFFFFF" w:themeFill="background1"/>
             <w:tcMar>
@@ -1352,10 +1330,10 @@
           <w:tcPr>
             <w:tcW w:w="1300" w:type="dxa"/>
             <w:tcBorders>
-              <w:top w:val="single" w:color="ADB9CA" w:sz="6" w:space="0"/>
-              <w:left w:val="single" w:color="ADB9CA" w:sz="6" w:space="0"/>
-              <w:bottom w:val="single" w:color="ADB9CA" w:sz="6" w:space="0"/>
-              <w:right w:val="single" w:color="ADB9CA" w:sz="6" w:space="0"/>
+              <w:top w:val="single" w:sz="6" w:space="0" w:color="ADB9CA"/>
+              <w:left w:val="single" w:sz="6" w:space="0" w:color="ADB9CA"/>
+              <w:bottom w:val="single" w:sz="6" w:space="0" w:color="ADB9CA"/>
+              <w:right w:val="single" w:sz="6" w:space="0" w:color="ADB9CA"/>
             </w:tcBorders>
             <w:shd w:val="clear" w:color="auto" w:fill="FFFFFF" w:themeFill="background1"/>
             <w:tcMar>
@@ -1372,10 +1350,10 @@
           <w:tcPr>
             <w:tcW w:w="1340" w:type="dxa"/>
             <w:tcBorders>
-              <w:top w:val="single" w:color="ADB9CA" w:sz="6" w:space="0"/>
-              <w:left w:val="single" w:color="ADB9CA" w:sz="6" w:space="0"/>
-              <w:bottom w:val="single" w:color="ADB9CA" w:sz="6" w:space="0"/>
-              <w:right w:val="single" w:color="ADB9CA" w:sz="6" w:space="0"/>
+              <w:top w:val="single" w:sz="6" w:space="0" w:color="ADB9CA"/>
+              <w:left w:val="single" w:sz="6" w:space="0" w:color="ADB9CA"/>
+              <w:bottom w:val="single" w:sz="6" w:space="0" w:color="ADB9CA"/>
+              <w:right w:val="single" w:sz="6" w:space="0" w:color="ADB9CA"/>
             </w:tcBorders>
             <w:shd w:val="clear" w:color="auto" w:fill="FFFFFF" w:themeFill="background1"/>
             <w:tcMar>
@@ -1392,10 +1370,10 @@
           <w:tcPr>
             <w:tcW w:w="1700" w:type="dxa"/>
             <w:tcBorders>
-              <w:top w:val="single" w:color="ADB9CA" w:sz="6" w:space="0"/>
-              <w:left w:val="single" w:color="ADB9CA" w:sz="6" w:space="0"/>
-              <w:bottom w:val="single" w:color="ADB9CA" w:sz="6" w:space="0"/>
-              <w:right w:val="single" w:color="ADB9CA" w:sz="6" w:space="0"/>
+              <w:top w:val="single" w:sz="6" w:space="0" w:color="ADB9CA"/>
+              <w:left w:val="single" w:sz="6" w:space="0" w:color="ADB9CA"/>
+              <w:bottom w:val="single" w:sz="6" w:space="0" w:color="ADB9CA"/>
+              <w:right w:val="single" w:sz="6" w:space="0" w:color="ADB9CA"/>
             </w:tcBorders>
             <w:shd w:val="clear" w:color="auto" w:fill="FFFFFF" w:themeFill="background1"/>
             <w:tcMar>
@@ -1412,10 +1390,10 @@
           <w:tcPr>
             <w:tcW w:w="1700" w:type="dxa"/>
             <w:tcBorders>
-              <w:top w:val="single" w:color="ADB9CA" w:sz="6" w:space="0"/>
-              <w:left w:val="single" w:color="ADB9CA" w:sz="6" w:space="0"/>
-              <w:bottom w:val="single" w:color="ADB9CA" w:sz="6" w:space="0"/>
-              <w:right w:val="single" w:color="ADB9CA" w:sz="6" w:space="0"/>
+              <w:top w:val="single" w:sz="6" w:space="0" w:color="ADB9CA"/>
+              <w:left w:val="single" w:sz="6" w:space="0" w:color="ADB9CA"/>
+              <w:bottom w:val="single" w:sz="6" w:space="0" w:color="ADB9CA"/>
+              <w:right w:val="single" w:sz="6" w:space="0" w:color="ADB9CA"/>
             </w:tcBorders>
             <w:shd w:val="clear" w:color="auto" w:fill="FFFFFF" w:themeFill="background1"/>
             <w:tcMar>
@@ -1430,20 +1408,14 @@
         </w:tc>
       </w:tr>
       <w:tr>
-        <w:tblPrEx>
-          <w:tblCellMar>
-            <w:top w:w="0" w:type="dxa"/>
-            <w:bottom w:w="0" w:type="dxa"/>
-          </w:tblCellMar>
-        </w:tblPrEx>
         <w:tc>
           <w:tcPr>
             <w:tcW w:w="440" w:type="dxa"/>
             <w:tcBorders>
-              <w:top w:val="single" w:color="ADB9CA" w:sz="6" w:space="0"/>
-              <w:left w:val="single" w:color="ADB9CA" w:sz="6" w:space="0"/>
-              <w:bottom w:val="single" w:color="ADB9CA" w:sz="6" w:space="0"/>
-              <w:right w:val="single" w:color="ADB9CA" w:sz="6" w:space="0"/>
+              <w:top w:val="single" w:sz="6" w:space="0" w:color="ADB9CA"/>
+              <w:left w:val="single" w:sz="6" w:space="0" w:color="ADB9CA"/>
+              <w:bottom w:val="single" w:sz="6" w:space="0" w:color="ADB9CA"/>
+              <w:right w:val="single" w:sz="6" w:space="0" w:color="ADB9CA"/>
             </w:tcBorders>
             <w:shd w:val="clear" w:color="auto" w:fill="FFFFFF" w:themeFill="background1"/>
             <w:tcMar>
@@ -1457,7 +1429,7 @@
           <w:p>
             <w:r>
               <w:rPr>
-                <w:rFonts w:ascii="Arial" w:hAnsi="Arial" w:eastAsia="Arial" w:cs="Arial"/>
+                <w:rFonts w:ascii="Arial" w:eastAsia="Arial" w:hAnsi="Arial" w:cs="Arial"/>
                 <w:color w:val="000000"/>
                 <w:sz w:val="18"/>
                 <w:szCs w:val="18"/>
@@ -1470,10 +1442,10 @@
           <w:tcPr>
             <w:tcW w:w="1500" w:type="dxa"/>
             <w:tcBorders>
-              <w:top w:val="single" w:color="ADB9CA" w:sz="6" w:space="0"/>
-              <w:left w:val="single" w:color="ADB9CA" w:sz="6" w:space="0"/>
-              <w:bottom w:val="single" w:color="ADB9CA" w:sz="6" w:space="0"/>
-              <w:right w:val="single" w:color="ADB9CA" w:sz="6" w:space="0"/>
+              <w:top w:val="single" w:sz="6" w:space="0" w:color="ADB9CA"/>
+              <w:left w:val="single" w:sz="6" w:space="0" w:color="ADB9CA"/>
+              <w:bottom w:val="single" w:sz="6" w:space="0" w:color="ADB9CA"/>
+              <w:right w:val="single" w:sz="6" w:space="0" w:color="ADB9CA"/>
             </w:tcBorders>
             <w:shd w:val="clear" w:color="auto" w:fill="FFFFFF" w:themeFill="background1"/>
             <w:tcMar>
@@ -1490,10 +1462,10 @@
           <w:tcPr>
             <w:tcW w:w="1380" w:type="dxa"/>
             <w:tcBorders>
-              <w:top w:val="single" w:color="ADB9CA" w:sz="6" w:space="0"/>
-              <w:left w:val="single" w:color="ADB9CA" w:sz="6" w:space="0"/>
-              <w:bottom w:val="single" w:color="ADB9CA" w:sz="6" w:space="0"/>
-              <w:right w:val="single" w:color="ADB9CA" w:sz="6" w:space="0"/>
+              <w:top w:val="single" w:sz="6" w:space="0" w:color="ADB9CA"/>
+              <w:left w:val="single" w:sz="6" w:space="0" w:color="ADB9CA"/>
+              <w:bottom w:val="single" w:sz="6" w:space="0" w:color="ADB9CA"/>
+              <w:right w:val="single" w:sz="6" w:space="0" w:color="ADB9CA"/>
             </w:tcBorders>
             <w:shd w:val="clear" w:color="auto" w:fill="FFFFFF" w:themeFill="background1"/>
             <w:tcMar>
@@ -1510,10 +1482,10 @@
           <w:tcPr>
             <w:tcW w:w="1300" w:type="dxa"/>
             <w:tcBorders>
-              <w:top w:val="single" w:color="ADB9CA" w:sz="6" w:space="0"/>
-              <w:left w:val="single" w:color="ADB9CA" w:sz="6" w:space="0"/>
-              <w:bottom w:val="single" w:color="ADB9CA" w:sz="6" w:space="0"/>
-              <w:right w:val="single" w:color="ADB9CA" w:sz="6" w:space="0"/>
+              <w:top w:val="single" w:sz="6" w:space="0" w:color="ADB9CA"/>
+              <w:left w:val="single" w:sz="6" w:space="0" w:color="ADB9CA"/>
+              <w:bottom w:val="single" w:sz="6" w:space="0" w:color="ADB9CA"/>
+              <w:right w:val="single" w:sz="6" w:space="0" w:color="ADB9CA"/>
             </w:tcBorders>
             <w:shd w:val="clear" w:color="auto" w:fill="FFFFFF" w:themeFill="background1"/>
             <w:tcMar>
@@ -1530,10 +1502,10 @@
           <w:tcPr>
             <w:tcW w:w="1340" w:type="dxa"/>
             <w:tcBorders>
-              <w:top w:val="single" w:color="ADB9CA" w:sz="6" w:space="0"/>
-              <w:left w:val="single" w:color="ADB9CA" w:sz="6" w:space="0"/>
-              <w:bottom w:val="single" w:color="ADB9CA" w:sz="6" w:space="0"/>
-              <w:right w:val="single" w:color="ADB9CA" w:sz="6" w:space="0"/>
+              <w:top w:val="single" w:sz="6" w:space="0" w:color="ADB9CA"/>
+              <w:left w:val="single" w:sz="6" w:space="0" w:color="ADB9CA"/>
+              <w:bottom w:val="single" w:sz="6" w:space="0" w:color="ADB9CA"/>
+              <w:right w:val="single" w:sz="6" w:space="0" w:color="ADB9CA"/>
             </w:tcBorders>
             <w:shd w:val="clear" w:color="auto" w:fill="FFFFFF" w:themeFill="background1"/>
             <w:tcMar>
@@ -1550,10 +1522,10 @@
           <w:tcPr>
             <w:tcW w:w="1700" w:type="dxa"/>
             <w:tcBorders>
-              <w:top w:val="single" w:color="ADB9CA" w:sz="6" w:space="0"/>
-              <w:left w:val="single" w:color="ADB9CA" w:sz="6" w:space="0"/>
-              <w:bottom w:val="single" w:color="ADB9CA" w:sz="6" w:space="0"/>
-              <w:right w:val="single" w:color="ADB9CA" w:sz="6" w:space="0"/>
+              <w:top w:val="single" w:sz="6" w:space="0" w:color="ADB9CA"/>
+              <w:left w:val="single" w:sz="6" w:space="0" w:color="ADB9CA"/>
+              <w:bottom w:val="single" w:sz="6" w:space="0" w:color="ADB9CA"/>
+              <w:right w:val="single" w:sz="6" w:space="0" w:color="ADB9CA"/>
             </w:tcBorders>
             <w:shd w:val="clear" w:color="auto" w:fill="FFFFFF" w:themeFill="background1"/>
             <w:tcMar>
@@ -1570,10 +1542,10 @@
           <w:tcPr>
             <w:tcW w:w="1700" w:type="dxa"/>
             <w:tcBorders>
-              <w:top w:val="single" w:color="ADB9CA" w:sz="6" w:space="0"/>
-              <w:left w:val="single" w:color="ADB9CA" w:sz="6" w:space="0"/>
-              <w:bottom w:val="single" w:color="ADB9CA" w:sz="6" w:space="0"/>
-              <w:right w:val="single" w:color="ADB9CA" w:sz="6" w:space="0"/>
+              <w:top w:val="single" w:sz="6" w:space="0" w:color="ADB9CA"/>
+              <w:left w:val="single" w:sz="6" w:space="0" w:color="ADB9CA"/>
+              <w:bottom w:val="single" w:sz="6" w:space="0" w:color="ADB9CA"/>
+              <w:right w:val="single" w:sz="6" w:space="0" w:color="ADB9CA"/>
             </w:tcBorders>
             <w:shd w:val="clear" w:color="auto" w:fill="FFFFFF" w:themeFill="background1"/>
             <w:tcMar>
@@ -1588,20 +1560,14 @@
         </w:tc>
       </w:tr>
       <w:tr>
-        <w:tblPrEx>
-          <w:tblCellMar>
-            <w:top w:w="0" w:type="dxa"/>
-            <w:bottom w:w="0" w:type="dxa"/>
-          </w:tblCellMar>
-        </w:tblPrEx>
         <w:tc>
           <w:tcPr>
             <w:tcW w:w="440" w:type="dxa"/>
             <w:tcBorders>
-              <w:top w:val="single" w:color="ADB9CA" w:sz="6" w:space="0"/>
-              <w:left w:val="single" w:color="ADB9CA" w:sz="6" w:space="0"/>
-              <w:bottom w:val="single" w:color="ADB9CA" w:sz="6" w:space="0"/>
-              <w:right w:val="single" w:color="ADB9CA" w:sz="6" w:space="0"/>
+              <w:top w:val="single" w:sz="6" w:space="0" w:color="ADB9CA"/>
+              <w:left w:val="single" w:sz="6" w:space="0" w:color="ADB9CA"/>
+              <w:bottom w:val="single" w:sz="6" w:space="0" w:color="ADB9CA"/>
+              <w:right w:val="single" w:sz="6" w:space="0" w:color="ADB9CA"/>
             </w:tcBorders>
             <w:shd w:val="clear" w:color="auto" w:fill="FFFFFF" w:themeFill="background1"/>
             <w:tcMar>
@@ -1615,7 +1581,7 @@
           <w:p>
             <w:r>
               <w:rPr>
-                <w:rFonts w:ascii="Arial" w:hAnsi="Arial" w:eastAsia="Arial" w:cs="Arial"/>
+                <w:rFonts w:ascii="Arial" w:eastAsia="Arial" w:hAnsi="Arial" w:cs="Arial"/>
                 <w:color w:val="000000"/>
                 <w:sz w:val="18"/>
                 <w:szCs w:val="18"/>
@@ -1628,10 +1594,10 @@
           <w:tcPr>
             <w:tcW w:w="1500" w:type="dxa"/>
             <w:tcBorders>
-              <w:top w:val="single" w:color="ADB9CA" w:sz="6" w:space="0"/>
-              <w:left w:val="single" w:color="ADB9CA" w:sz="6" w:space="0"/>
-              <w:bottom w:val="single" w:color="ADB9CA" w:sz="6" w:space="0"/>
-              <w:right w:val="single" w:color="ADB9CA" w:sz="6" w:space="0"/>
+              <w:top w:val="single" w:sz="6" w:space="0" w:color="ADB9CA"/>
+              <w:left w:val="single" w:sz="6" w:space="0" w:color="ADB9CA"/>
+              <w:bottom w:val="single" w:sz="6" w:space="0" w:color="ADB9CA"/>
+              <w:right w:val="single" w:sz="6" w:space="0" w:color="ADB9CA"/>
             </w:tcBorders>
             <w:shd w:val="clear" w:color="auto" w:fill="FFFFFF" w:themeFill="background1"/>
             <w:tcMar>
@@ -1648,10 +1614,10 @@
           <w:tcPr>
             <w:tcW w:w="1380" w:type="dxa"/>
             <w:tcBorders>
-              <w:top w:val="single" w:color="ADB9CA" w:sz="6" w:space="0"/>
-              <w:left w:val="single" w:color="ADB9CA" w:sz="6" w:space="0"/>
-              <w:bottom w:val="single" w:color="ADB9CA" w:sz="6" w:space="0"/>
-              <w:right w:val="single" w:color="ADB9CA" w:sz="6" w:space="0"/>
+              <w:top w:val="single" w:sz="6" w:space="0" w:color="ADB9CA"/>
+              <w:left w:val="single" w:sz="6" w:space="0" w:color="ADB9CA"/>
+              <w:bottom w:val="single" w:sz="6" w:space="0" w:color="ADB9CA"/>
+              <w:right w:val="single" w:sz="6" w:space="0" w:color="ADB9CA"/>
             </w:tcBorders>
             <w:shd w:val="clear" w:color="auto" w:fill="FFFFFF" w:themeFill="background1"/>
             <w:tcMar>
@@ -1668,10 +1634,10 @@
           <w:tcPr>
             <w:tcW w:w="1300" w:type="dxa"/>
             <w:tcBorders>
-              <w:top w:val="single" w:color="ADB9CA" w:sz="6" w:space="0"/>
-              <w:left w:val="single" w:color="ADB9CA" w:sz="6" w:space="0"/>
-              <w:bottom w:val="single" w:color="ADB9CA" w:sz="6" w:space="0"/>
-              <w:right w:val="single" w:color="ADB9CA" w:sz="6" w:space="0"/>
+              <w:top w:val="single" w:sz="6" w:space="0" w:color="ADB9CA"/>
+              <w:left w:val="single" w:sz="6" w:space="0" w:color="ADB9CA"/>
+              <w:bottom w:val="single" w:sz="6" w:space="0" w:color="ADB9CA"/>
+              <w:right w:val="single" w:sz="6" w:space="0" w:color="ADB9CA"/>
             </w:tcBorders>
             <w:shd w:val="clear" w:color="auto" w:fill="FFFFFF" w:themeFill="background1"/>
             <w:tcMar>
@@ -1688,10 +1654,10 @@
           <w:tcPr>
             <w:tcW w:w="1340" w:type="dxa"/>
             <w:tcBorders>
-              <w:top w:val="single" w:color="ADB9CA" w:sz="6" w:space="0"/>
-              <w:left w:val="single" w:color="ADB9CA" w:sz="6" w:space="0"/>
-              <w:bottom w:val="single" w:color="ADB9CA" w:sz="6" w:space="0"/>
-              <w:right w:val="single" w:color="ADB9CA" w:sz="6" w:space="0"/>
+              <w:top w:val="single" w:sz="6" w:space="0" w:color="ADB9CA"/>
+              <w:left w:val="single" w:sz="6" w:space="0" w:color="ADB9CA"/>
+              <w:bottom w:val="single" w:sz="6" w:space="0" w:color="ADB9CA"/>
+              <w:right w:val="single" w:sz="6" w:space="0" w:color="ADB9CA"/>
             </w:tcBorders>
             <w:shd w:val="clear" w:color="auto" w:fill="FFFFFF" w:themeFill="background1"/>
             <w:tcMar>
@@ -1708,10 +1674,10 @@
           <w:tcPr>
             <w:tcW w:w="1700" w:type="dxa"/>
             <w:tcBorders>
-              <w:top w:val="single" w:color="ADB9CA" w:sz="6" w:space="0"/>
-              <w:left w:val="single" w:color="ADB9CA" w:sz="6" w:space="0"/>
-              <w:bottom w:val="single" w:color="ADB9CA" w:sz="6" w:space="0"/>
-              <w:right w:val="single" w:color="ADB9CA" w:sz="6" w:space="0"/>
+              <w:top w:val="single" w:sz="6" w:space="0" w:color="ADB9CA"/>
+              <w:left w:val="single" w:sz="6" w:space="0" w:color="ADB9CA"/>
+              <w:bottom w:val="single" w:sz="6" w:space="0" w:color="ADB9CA"/>
+              <w:right w:val="single" w:sz="6" w:space="0" w:color="ADB9CA"/>
             </w:tcBorders>
             <w:shd w:val="clear" w:color="auto" w:fill="FFFFFF" w:themeFill="background1"/>
             <w:tcMar>
@@ -1728,10 +1694,10 @@
           <w:tcPr>
             <w:tcW w:w="1700" w:type="dxa"/>
             <w:tcBorders>
-              <w:top w:val="single" w:color="ADB9CA" w:sz="6" w:space="0"/>
-              <w:left w:val="single" w:color="ADB9CA" w:sz="6" w:space="0"/>
-              <w:bottom w:val="single" w:color="ADB9CA" w:sz="6" w:space="0"/>
-              <w:right w:val="single" w:color="ADB9CA" w:sz="6" w:space="0"/>
+              <w:top w:val="single" w:sz="6" w:space="0" w:color="ADB9CA"/>
+              <w:left w:val="single" w:sz="6" w:space="0" w:color="ADB9CA"/>
+              <w:bottom w:val="single" w:sz="6" w:space="0" w:color="ADB9CA"/>
+              <w:right w:val="single" w:sz="6" w:space="0" w:color="ADB9CA"/>
             </w:tcBorders>
             <w:shd w:val="clear" w:color="auto" w:fill="FFFFFF" w:themeFill="background1"/>
             <w:tcMar>
@@ -1758,7 +1724,7 @@
       </w:pPr>
       <w:r>
         <w:rPr>
-          <w:rFonts w:ascii="Arial" w:hAnsi="Arial" w:eastAsia="Arial" w:cs="Arial"/>
+          <w:rFonts w:ascii="Arial" w:eastAsia="Arial" w:hAnsi="Arial" w:cs="Arial"/>
           <w:b/>
           <w:bCs/>
           <w:color w:val="000000"/>
@@ -1773,23 +1739,23 @@
       </w:pPr>
       <w:r>
         <w:rPr>
-          <w:rFonts w:ascii="Arial" w:hAnsi="Arial" w:eastAsia="Arial" w:cs="Arial"/>
+          <w:rFonts w:ascii="Arial" w:eastAsia="Arial" w:hAnsi="Arial" w:cs="Arial"/>
           <w:color w:val="555555"/>
         </w:rPr>
         <w:t>[</w:t>
       </w:r>
-      <w:hyperlink r:id="Reb725047a45b4482">
+      <w:hyperlink r:id="rId7">
         <w:r>
           <w:rPr>
             <w:rStyle w:val="Hyperlink"/>
-            <w:rFonts w:ascii="Arial" w:hAnsi="Arial" w:eastAsia="Arial" w:cs="Arial"/>
+            <w:rFonts w:ascii="Arial" w:eastAsia="Arial" w:hAnsi="Arial" w:cs="Arial"/>
           </w:rPr>
           <w:t>Paste Your GitHub Repository URL Here</w:t>
         </w:r>
       </w:hyperlink>
       <w:r>
         <w:rPr>
-          <w:rFonts w:ascii="Arial" w:hAnsi="Arial" w:eastAsia="Arial" w:cs="Arial"/>
+          <w:rFonts w:ascii="Arial" w:eastAsia="Arial" w:hAnsi="Arial" w:cs="Arial"/>
           <w:color w:val="555555"/>
         </w:rPr>
         <w:t>]</w:t>
@@ -1802,7 +1768,7 @@
       </w:pPr>
       <w:r>
         <w:rPr>
-          <w:rFonts w:ascii="Arial" w:hAnsi="Arial" w:eastAsia="Arial" w:cs="Arial"/>
+          <w:rFonts w:ascii="Arial" w:eastAsia="Arial" w:hAnsi="Arial" w:cs="Arial"/>
           <w:b/>
           <w:bCs/>
           <w:color w:val="000000"/>
@@ -1817,23 +1783,23 @@
       </w:pPr>
       <w:r>
         <w:rPr>
-          <w:rFonts w:ascii="Arial" w:hAnsi="Arial" w:eastAsia="Arial" w:cs="Arial"/>
+          <w:rFonts w:ascii="Arial" w:eastAsia="Arial" w:hAnsi="Arial" w:cs="Arial"/>
           <w:color w:val="555555"/>
         </w:rPr>
         <w:t>[</w:t>
       </w:r>
-      <w:hyperlink r:id="R69a4c859efc64693">
+      <w:hyperlink r:id="rId8">
         <w:r>
           <w:rPr>
             <w:rStyle w:val="Hyperlink"/>
-            <w:rFonts w:ascii="Arial" w:hAnsi="Arial" w:eastAsia="Arial" w:cs="Arial"/>
+            <w:rFonts w:ascii="Arial" w:eastAsia="Arial" w:hAnsi="Arial" w:cs="Arial"/>
           </w:rPr>
           <w:t>https://taskflow-e7fb.onrender.com</w:t>
         </w:r>
       </w:hyperlink>
       <w:r>
         <w:rPr>
-          <w:rFonts w:ascii="Arial" w:hAnsi="Arial" w:eastAsia="Arial" w:cs="Arial"/>
+          <w:rFonts w:ascii="Arial" w:eastAsia="Arial" w:hAnsi="Arial" w:cs="Arial"/>
           <w:color w:val="555555"/>
         </w:rPr>
         <w:t>]</w:t>
@@ -1847,13 +1813,13 @@
     <w:p>
       <w:pPr>
         <w:pBdr>
-          <w:bottom w:val="single" w:color="2E75B6" w:sz="6" w:space="4"/>
+          <w:bottom w:val="single" w:sz="6" w:space="4" w:color="2E75B6"/>
         </w:pBdr>
         <w:spacing w:before="260" w:after="120"/>
       </w:pPr>
       <w:r>
         <w:rPr>
-          <w:rFonts w:ascii="Arial" w:hAnsi="Arial" w:eastAsia="Arial" w:cs="Arial"/>
+          <w:rFonts w:ascii="Arial" w:eastAsia="Arial" w:hAnsi="Arial" w:cs="Arial"/>
           <w:b/>
           <w:bCs/>
           <w:color w:val="1F3864"/>
@@ -1870,7 +1836,7 @@
       </w:pPr>
       <w:r>
         <w:rPr>
-          <w:rFonts w:ascii="Arial" w:hAnsi="Arial" w:eastAsia="Arial" w:cs="Arial"/>
+          <w:rFonts w:ascii="Arial" w:eastAsia="Arial" w:hAnsi="Arial" w:cs="Arial"/>
           <w:color w:val="000000"/>
         </w:rPr>
         <w:t>Your team is the development crew for TaskFlow, a lightweight task-management web application consisting of five HTML pages. The Team Lead sets up the repository, Dockerfile, shared stylesheet, and the CI/CD pipelines. Each team member is then individually responsible for building one specific page of the application, following the full Git, GitHub, and Docker flow independently.</w:t>
@@ -1888,7 +1854,7 @@
       </w:pPr>
       <w:r>
         <w:rPr>
-          <w:rFonts w:ascii="Arial" w:hAnsi="Arial" w:eastAsia="Arial" w:cs="Arial"/>
+          <w:rFonts w:ascii="Arial" w:eastAsia="Arial" w:hAnsi="Arial" w:cs="Arial"/>
           <w:color w:val="000000"/>
         </w:rPr>
         <w:t>The 5 pages of the TaskFlow application and their assignment are defined in Table 3 below. The Team Lead takes Page 1 (Home / Dashboard) in addition to their setup responsibilities.</w:t>
@@ -1906,7 +1872,7 @@
       </w:pPr>
       <w:r>
         <w:rPr>
-          <w:rFonts w:ascii="Arial" w:hAnsi="Arial" w:eastAsia="Arial" w:cs="Arial"/>
+          <w:rFonts w:ascii="Arial" w:eastAsia="Arial" w:hAnsi="Arial" w:cs="Arial"/>
           <w:b/>
           <w:bCs/>
           <w:color w:val="444444"/>
@@ -1920,12 +1886,12 @@
       <w:tblPr>
         <w:tblW w:w="9360" w:type="dxa"/>
         <w:tblBorders>
-          <w:top w:val="single" w:color="auto" w:sz="4" w:space="0"/>
-          <w:left w:val="single" w:color="auto" w:sz="4" w:space="0"/>
-          <w:bottom w:val="single" w:color="auto" w:sz="4" w:space="0"/>
-          <w:right w:val="single" w:color="auto" w:sz="4" w:space="0"/>
-          <w:insideH w:val="single" w:color="auto" w:sz="4" w:space="0"/>
-          <w:insideV w:val="single" w:color="auto" w:sz="4" w:space="0"/>
+          <w:top w:val="single" w:sz="4" w:space="0" w:color="auto"/>
+          <w:left w:val="single" w:sz="4" w:space="0" w:color="auto"/>
+          <w:bottom w:val="single" w:sz="4" w:space="0" w:color="auto"/>
+          <w:right w:val="single" w:sz="4" w:space="0" w:color="auto"/>
+          <w:insideH w:val="single" w:sz="4" w:space="0" w:color="auto"/>
+          <w:insideV w:val="single" w:sz="4" w:space="0" w:color="auto"/>
         </w:tblBorders>
         <w:tblCellMar>
           <w:left w:w="10" w:type="dxa"/>
@@ -1940,12 +1906,6 @@
         <w:gridCol w:w="4860"/>
       </w:tblGrid>
       <w:tr>
-        <w:tblPrEx>
-          <w:tblCellMar>
-            <w:top w:w="0" w:type="dxa"/>
-            <w:bottom w:w="0" w:type="dxa"/>
-          </w:tblCellMar>
-        </w:tblPrEx>
         <w:trPr>
           <w:tblHeader/>
         </w:trPr>
@@ -1953,10 +1913,10 @@
           <w:tcPr>
             <w:tcW w:w="500" w:type="dxa"/>
             <w:tcBorders>
-              <w:top w:val="single" w:color="ADB9CA" w:sz="6" w:space="0"/>
-              <w:left w:val="single" w:color="ADB9CA" w:sz="6" w:space="0"/>
-              <w:bottom w:val="single" w:color="ADB9CA" w:sz="6" w:space="0"/>
-              <w:right w:val="single" w:color="ADB9CA" w:sz="6" w:space="0"/>
+              <w:top w:val="single" w:sz="6" w:space="0" w:color="ADB9CA"/>
+              <w:left w:val="single" w:sz="6" w:space="0" w:color="ADB9CA"/>
+              <w:bottom w:val="single" w:sz="6" w:space="0" w:color="ADB9CA"/>
+              <w:right w:val="single" w:sz="6" w:space="0" w:color="ADB9CA"/>
             </w:tcBorders>
             <w:shd w:val="clear" w:color="auto" w:fill="1F3864"/>
             <w:tcMar>
@@ -1970,7 +1930,7 @@
           <w:p>
             <w:r>
               <w:rPr>
-                <w:rFonts w:ascii="Arial" w:hAnsi="Arial" w:eastAsia="Arial" w:cs="Arial"/>
+                <w:rFonts w:ascii="Arial" w:eastAsia="Arial" w:hAnsi="Arial" w:cs="Arial"/>
                 <w:b/>
                 <w:bCs/>
                 <w:color w:val="FFFFFF"/>
@@ -1985,10 +1945,10 @@
           <w:tcPr>
             <w:tcW w:w="1800" w:type="dxa"/>
             <w:tcBorders>
-              <w:top w:val="single" w:color="ADB9CA" w:sz="6" w:space="0"/>
-              <w:left w:val="single" w:color="ADB9CA" w:sz="6" w:space="0"/>
-              <w:bottom w:val="single" w:color="ADB9CA" w:sz="6" w:space="0"/>
-              <w:right w:val="single" w:color="ADB9CA" w:sz="6" w:space="0"/>
+              <w:top w:val="single" w:sz="6" w:space="0" w:color="ADB9CA"/>
+              <w:left w:val="single" w:sz="6" w:space="0" w:color="ADB9CA"/>
+              <w:bottom w:val="single" w:sz="6" w:space="0" w:color="ADB9CA"/>
+              <w:right w:val="single" w:sz="6" w:space="0" w:color="ADB9CA"/>
             </w:tcBorders>
             <w:shd w:val="clear" w:color="auto" w:fill="1F3864"/>
             <w:tcMar>
@@ -2002,7 +1962,7 @@
           <w:p>
             <w:r>
               <w:rPr>
-                <w:rFonts w:ascii="Arial" w:hAnsi="Arial" w:eastAsia="Arial" w:cs="Arial"/>
+                <w:rFonts w:ascii="Arial" w:eastAsia="Arial" w:hAnsi="Arial" w:cs="Arial"/>
                 <w:b/>
                 <w:bCs/>
                 <w:color w:val="FFFFFF"/>
@@ -2017,10 +1977,10 @@
           <w:tcPr>
             <w:tcW w:w="2200" w:type="dxa"/>
             <w:tcBorders>
-              <w:top w:val="single" w:color="ADB9CA" w:sz="6" w:space="0"/>
-              <w:left w:val="single" w:color="ADB9CA" w:sz="6" w:space="0"/>
-              <w:bottom w:val="single" w:color="ADB9CA" w:sz="6" w:space="0"/>
-              <w:right w:val="single" w:color="ADB9CA" w:sz="6" w:space="0"/>
+              <w:top w:val="single" w:sz="6" w:space="0" w:color="ADB9CA"/>
+              <w:left w:val="single" w:sz="6" w:space="0" w:color="ADB9CA"/>
+              <w:bottom w:val="single" w:sz="6" w:space="0" w:color="ADB9CA"/>
+              <w:right w:val="single" w:sz="6" w:space="0" w:color="ADB9CA"/>
             </w:tcBorders>
             <w:shd w:val="clear" w:color="auto" w:fill="1F3864"/>
             <w:tcMar>
@@ -2034,7 +1994,7 @@
           <w:p>
             <w:r>
               <w:rPr>
-                <w:rFonts w:ascii="Arial" w:hAnsi="Arial" w:eastAsia="Arial" w:cs="Arial"/>
+                <w:rFonts w:ascii="Arial" w:eastAsia="Arial" w:hAnsi="Arial" w:cs="Arial"/>
                 <w:b/>
                 <w:bCs/>
                 <w:color w:val="FFFFFF"/>
@@ -2049,10 +2009,10 @@
           <w:tcPr>
             <w:tcW w:w="4860" w:type="dxa"/>
             <w:tcBorders>
-              <w:top w:val="single" w:color="ADB9CA" w:sz="6" w:space="0"/>
-              <w:left w:val="single" w:color="ADB9CA" w:sz="6" w:space="0"/>
-              <w:bottom w:val="single" w:color="ADB9CA" w:sz="6" w:space="0"/>
-              <w:right w:val="single" w:color="ADB9CA" w:sz="6" w:space="0"/>
+              <w:top w:val="single" w:sz="6" w:space="0" w:color="ADB9CA"/>
+              <w:left w:val="single" w:sz="6" w:space="0" w:color="ADB9CA"/>
+              <w:bottom w:val="single" w:sz="6" w:space="0" w:color="ADB9CA"/>
+              <w:right w:val="single" w:sz="6" w:space="0" w:color="ADB9CA"/>
             </w:tcBorders>
             <w:shd w:val="clear" w:color="auto" w:fill="1F3864"/>
             <w:tcMar>
@@ -2066,7 +2026,7 @@
           <w:p>
             <w:r>
               <w:rPr>
-                <w:rFonts w:ascii="Arial" w:hAnsi="Arial" w:eastAsia="Arial" w:cs="Arial"/>
+                <w:rFonts w:ascii="Arial" w:eastAsia="Arial" w:hAnsi="Arial" w:cs="Arial"/>
                 <w:b/>
                 <w:bCs/>
                 <w:color w:val="FFFFFF"/>
@@ -2079,20 +2039,14 @@
         </w:tc>
       </w:tr>
       <w:tr>
-        <w:tblPrEx>
-          <w:tblCellMar>
-            <w:top w:w="0" w:type="dxa"/>
-            <w:bottom w:w="0" w:type="dxa"/>
-          </w:tblCellMar>
-        </w:tblPrEx>
         <w:tc>
           <w:tcPr>
             <w:tcW w:w="500" w:type="dxa"/>
             <w:tcBorders>
-              <w:top w:val="single" w:color="ADB9CA" w:sz="6" w:space="0"/>
-              <w:left w:val="single" w:color="ADB9CA" w:sz="6" w:space="0"/>
-              <w:bottom w:val="single" w:color="ADB9CA" w:sz="6" w:space="0"/>
-              <w:right w:val="single" w:color="ADB9CA" w:sz="6" w:space="0"/>
+              <w:top w:val="single" w:sz="6" w:space="0" w:color="ADB9CA"/>
+              <w:left w:val="single" w:sz="6" w:space="0" w:color="ADB9CA"/>
+              <w:bottom w:val="single" w:sz="6" w:space="0" w:color="ADB9CA"/>
+              <w:right w:val="single" w:sz="6" w:space="0" w:color="ADB9CA"/>
             </w:tcBorders>
             <w:shd w:val="clear" w:color="auto" w:fill="E8F0FB"/>
             <w:tcMar>
@@ -2106,7 +2060,7 @@
           <w:p>
             <w:r>
               <w:rPr>
-                <w:rFonts w:ascii="Arial" w:hAnsi="Arial" w:eastAsia="Arial" w:cs="Arial"/>
+                <w:rFonts w:ascii="Arial" w:eastAsia="Arial" w:hAnsi="Arial" w:cs="Arial"/>
                 <w:b/>
                 <w:bCs/>
                 <w:color w:val="000000"/>
@@ -2121,10 +2075,10 @@
           <w:tcPr>
             <w:tcW w:w="1800" w:type="dxa"/>
             <w:tcBorders>
-              <w:top w:val="single" w:color="ADB9CA" w:sz="6" w:space="0"/>
-              <w:left w:val="single" w:color="ADB9CA" w:sz="6" w:space="0"/>
-              <w:bottom w:val="single" w:color="ADB9CA" w:sz="6" w:space="0"/>
-              <w:right w:val="single" w:color="ADB9CA" w:sz="6" w:space="0"/>
+              <w:top w:val="single" w:sz="6" w:space="0" w:color="ADB9CA"/>
+              <w:left w:val="single" w:sz="6" w:space="0" w:color="ADB9CA"/>
+              <w:bottom w:val="single" w:sz="6" w:space="0" w:color="ADB9CA"/>
+              <w:right w:val="single" w:sz="6" w:space="0" w:color="ADB9CA"/>
             </w:tcBorders>
             <w:shd w:val="clear" w:color="auto" w:fill="E8F0FB"/>
             <w:tcMar>
@@ -2138,7 +2092,7 @@
           <w:p>
             <w:r>
               <w:rPr>
-                <w:rFonts w:ascii="Arial" w:hAnsi="Arial" w:eastAsia="Arial" w:cs="Arial"/>
+                <w:rFonts w:ascii="Arial" w:eastAsia="Arial" w:hAnsi="Arial" w:cs="Arial"/>
                 <w:b/>
                 <w:bCs/>
                 <w:color w:val="000000"/>
@@ -2153,10 +2107,10 @@
           <w:tcPr>
             <w:tcW w:w="2200" w:type="dxa"/>
             <w:tcBorders>
-              <w:top w:val="single" w:color="ADB9CA" w:sz="6" w:space="0"/>
-              <w:left w:val="single" w:color="ADB9CA" w:sz="6" w:space="0"/>
-              <w:bottom w:val="single" w:color="ADB9CA" w:sz="6" w:space="0"/>
-              <w:right w:val="single" w:color="ADB9CA" w:sz="6" w:space="0"/>
+              <w:top w:val="single" w:sz="6" w:space="0" w:color="ADB9CA"/>
+              <w:left w:val="single" w:sz="6" w:space="0" w:color="ADB9CA"/>
+              <w:bottom w:val="single" w:sz="6" w:space="0" w:color="ADB9CA"/>
+              <w:right w:val="single" w:sz="6" w:space="0" w:color="ADB9CA"/>
             </w:tcBorders>
             <w:shd w:val="clear" w:color="auto" w:fill="E8F0FB"/>
             <w:tcMar>
@@ -2170,7 +2124,7 @@
           <w:p>
             <w:r>
               <w:rPr>
-                <w:rFonts w:ascii="Arial" w:hAnsi="Arial" w:eastAsia="Arial" w:cs="Arial"/>
+                <w:rFonts w:ascii="Arial" w:eastAsia="Arial" w:hAnsi="Arial" w:cs="Arial"/>
                 <w:color w:val="000000"/>
                 <w:sz w:val="18"/>
                 <w:szCs w:val="18"/>
@@ -2183,10 +2137,10 @@
           <w:tcPr>
             <w:tcW w:w="4860" w:type="dxa"/>
             <w:tcBorders>
-              <w:top w:val="single" w:color="ADB9CA" w:sz="6" w:space="0"/>
-              <w:left w:val="single" w:color="ADB9CA" w:sz="6" w:space="0"/>
-              <w:bottom w:val="single" w:color="ADB9CA" w:sz="6" w:space="0"/>
-              <w:right w:val="single" w:color="ADB9CA" w:sz="6" w:space="0"/>
+              <w:top w:val="single" w:sz="6" w:space="0" w:color="ADB9CA"/>
+              <w:left w:val="single" w:sz="6" w:space="0" w:color="ADB9CA"/>
+              <w:bottom w:val="single" w:sz="6" w:space="0" w:color="ADB9CA"/>
+              <w:right w:val="single" w:sz="6" w:space="0" w:color="ADB9CA"/>
             </w:tcBorders>
             <w:shd w:val="clear" w:color="auto" w:fill="E8F0FB"/>
             <w:tcMar>
@@ -2200,7 +2154,7 @@
           <w:p>
             <w:r>
               <w:rPr>
-                <w:rFonts w:ascii="Arial" w:hAnsi="Arial" w:eastAsia="Arial" w:cs="Arial"/>
+                <w:rFonts w:ascii="Arial" w:eastAsia="Arial" w:hAnsi="Arial" w:cs="Arial"/>
                 <w:color w:val="000000"/>
                 <w:sz w:val="18"/>
                 <w:szCs w:val="18"/>
@@ -2211,20 +2165,14 @@
         </w:tc>
       </w:tr>
       <w:tr>
-        <w:tblPrEx>
-          <w:tblCellMar>
-            <w:top w:w="0" w:type="dxa"/>
-            <w:bottom w:w="0" w:type="dxa"/>
-          </w:tblCellMar>
-        </w:tblPrEx>
         <w:tc>
           <w:tcPr>
             <w:tcW w:w="500" w:type="dxa"/>
             <w:tcBorders>
-              <w:top w:val="single" w:color="ADB9CA" w:sz="6" w:space="0"/>
-              <w:left w:val="single" w:color="ADB9CA" w:sz="6" w:space="0"/>
-              <w:bottom w:val="single" w:color="ADB9CA" w:sz="6" w:space="0"/>
-              <w:right w:val="single" w:color="ADB9CA" w:sz="6" w:space="0"/>
+              <w:top w:val="single" w:sz="6" w:space="0" w:color="ADB9CA"/>
+              <w:left w:val="single" w:sz="6" w:space="0" w:color="ADB9CA"/>
+              <w:bottom w:val="single" w:sz="6" w:space="0" w:color="ADB9CA"/>
+              <w:right w:val="single" w:sz="6" w:space="0" w:color="ADB9CA"/>
             </w:tcBorders>
             <w:shd w:val="clear" w:color="auto" w:fill="FFFFFF"/>
             <w:tcMar>
@@ -2238,7 +2186,7 @@
           <w:p>
             <w:r>
               <w:rPr>
-                <w:rFonts w:ascii="Arial" w:hAnsi="Arial" w:eastAsia="Arial" w:cs="Arial"/>
+                <w:rFonts w:ascii="Arial" w:eastAsia="Arial" w:hAnsi="Arial" w:cs="Arial"/>
                 <w:b/>
                 <w:bCs/>
                 <w:color w:val="000000"/>
@@ -2253,10 +2201,10 @@
           <w:tcPr>
             <w:tcW w:w="1800" w:type="dxa"/>
             <w:tcBorders>
-              <w:top w:val="single" w:color="ADB9CA" w:sz="6" w:space="0"/>
-              <w:left w:val="single" w:color="ADB9CA" w:sz="6" w:space="0"/>
-              <w:bottom w:val="single" w:color="ADB9CA" w:sz="6" w:space="0"/>
-              <w:right w:val="single" w:color="ADB9CA" w:sz="6" w:space="0"/>
+              <w:top w:val="single" w:sz="6" w:space="0" w:color="ADB9CA"/>
+              <w:left w:val="single" w:sz="6" w:space="0" w:color="ADB9CA"/>
+              <w:bottom w:val="single" w:sz="6" w:space="0" w:color="ADB9CA"/>
+              <w:right w:val="single" w:sz="6" w:space="0" w:color="ADB9CA"/>
             </w:tcBorders>
             <w:shd w:val="clear" w:color="auto" w:fill="FFFFFF"/>
             <w:tcMar>
@@ -2270,7 +2218,7 @@
           <w:p>
             <w:r>
               <w:rPr>
-                <w:rFonts w:ascii="Arial" w:hAnsi="Arial" w:eastAsia="Arial" w:cs="Arial"/>
+                <w:rFonts w:ascii="Arial" w:eastAsia="Arial" w:hAnsi="Arial" w:cs="Arial"/>
                 <w:b/>
                 <w:bCs/>
                 <w:color w:val="000000"/>
@@ -2285,10 +2233,10 @@
           <w:tcPr>
             <w:tcW w:w="2200" w:type="dxa"/>
             <w:tcBorders>
-              <w:top w:val="single" w:color="ADB9CA" w:sz="6" w:space="0"/>
-              <w:left w:val="single" w:color="ADB9CA" w:sz="6" w:space="0"/>
-              <w:bottom w:val="single" w:color="ADB9CA" w:sz="6" w:space="0"/>
-              <w:right w:val="single" w:color="ADB9CA" w:sz="6" w:space="0"/>
+              <w:top w:val="single" w:sz="6" w:space="0" w:color="ADB9CA"/>
+              <w:left w:val="single" w:sz="6" w:space="0" w:color="ADB9CA"/>
+              <w:bottom w:val="single" w:sz="6" w:space="0" w:color="ADB9CA"/>
+              <w:right w:val="single" w:sz="6" w:space="0" w:color="ADB9CA"/>
             </w:tcBorders>
             <w:shd w:val="clear" w:color="auto" w:fill="FFFFFF"/>
             <w:tcMar>
@@ -2302,7 +2250,7 @@
           <w:p>
             <w:r>
               <w:rPr>
-                <w:rFonts w:ascii="Arial" w:hAnsi="Arial" w:eastAsia="Arial" w:cs="Arial"/>
+                <w:rFonts w:ascii="Arial" w:eastAsia="Arial" w:hAnsi="Arial" w:cs="Arial"/>
                 <w:color w:val="000000"/>
                 <w:sz w:val="18"/>
                 <w:szCs w:val="18"/>
@@ -2315,10 +2263,10 @@
           <w:tcPr>
             <w:tcW w:w="4860" w:type="dxa"/>
             <w:tcBorders>
-              <w:top w:val="single" w:color="ADB9CA" w:sz="6" w:space="0"/>
-              <w:left w:val="single" w:color="ADB9CA" w:sz="6" w:space="0"/>
-              <w:bottom w:val="single" w:color="ADB9CA" w:sz="6" w:space="0"/>
-              <w:right w:val="single" w:color="ADB9CA" w:sz="6" w:space="0"/>
+              <w:top w:val="single" w:sz="6" w:space="0" w:color="ADB9CA"/>
+              <w:left w:val="single" w:sz="6" w:space="0" w:color="ADB9CA"/>
+              <w:bottom w:val="single" w:sz="6" w:space="0" w:color="ADB9CA"/>
+              <w:right w:val="single" w:sz="6" w:space="0" w:color="ADB9CA"/>
             </w:tcBorders>
             <w:shd w:val="clear" w:color="auto" w:fill="FFFFFF"/>
             <w:tcMar>
@@ -2332,7 +2280,7 @@
           <w:p>
             <w:r>
               <w:rPr>
-                <w:rFonts w:ascii="Arial" w:hAnsi="Arial" w:eastAsia="Arial" w:cs="Arial"/>
+                <w:rFonts w:ascii="Arial" w:eastAsia="Arial" w:hAnsi="Arial" w:cs="Arial"/>
                 <w:color w:val="000000"/>
                 <w:sz w:val="18"/>
                 <w:szCs w:val="18"/>
@@ -2341,7 +2289,7 @@
             </w:r>
             <w:r>
               <w:rPr>
-                <w:rFonts w:ascii="Arial" w:hAnsi="Arial" w:eastAsia="Arial" w:cs="Arial"/>
+                <w:rFonts w:ascii="Arial" w:eastAsia="Arial" w:hAnsi="Arial" w:cs="Arial"/>
                 <w:color w:val="000000"/>
                 <w:sz w:val="18"/>
                 <w:szCs w:val="18"/>
@@ -2350,7 +2298,7 @@
             </w:r>
             <w:r>
               <w:rPr>
-                <w:rFonts w:ascii="Arial" w:hAnsi="Arial" w:eastAsia="Arial" w:cs="Arial"/>
+                <w:rFonts w:ascii="Arial" w:eastAsia="Arial" w:hAnsi="Arial" w:cs="Arial"/>
                 <w:color w:val="000000"/>
                 <w:sz w:val="18"/>
                 <w:szCs w:val="18"/>
@@ -2361,20 +2309,14 @@
         </w:tc>
       </w:tr>
       <w:tr>
-        <w:tblPrEx>
-          <w:tblCellMar>
-            <w:top w:w="0" w:type="dxa"/>
-            <w:bottom w:w="0" w:type="dxa"/>
-          </w:tblCellMar>
-        </w:tblPrEx>
         <w:tc>
           <w:tcPr>
             <w:tcW w:w="500" w:type="dxa"/>
             <w:tcBorders>
-              <w:top w:val="single" w:color="ADB9CA" w:sz="6" w:space="0"/>
-              <w:left w:val="single" w:color="ADB9CA" w:sz="6" w:space="0"/>
-              <w:bottom w:val="single" w:color="ADB9CA" w:sz="6" w:space="0"/>
-              <w:right w:val="single" w:color="ADB9CA" w:sz="6" w:space="0"/>
+              <w:top w:val="single" w:sz="6" w:space="0" w:color="ADB9CA"/>
+              <w:left w:val="single" w:sz="6" w:space="0" w:color="ADB9CA"/>
+              <w:bottom w:val="single" w:sz="6" w:space="0" w:color="ADB9CA"/>
+              <w:right w:val="single" w:sz="6" w:space="0" w:color="ADB9CA"/>
             </w:tcBorders>
             <w:shd w:val="clear" w:color="auto" w:fill="E8F0FB"/>
             <w:tcMar>
@@ -2388,7 +2330,7 @@
           <w:p>
             <w:r>
               <w:rPr>
-                <w:rFonts w:ascii="Arial" w:hAnsi="Arial" w:eastAsia="Arial" w:cs="Arial"/>
+                <w:rFonts w:ascii="Arial" w:eastAsia="Arial" w:hAnsi="Arial" w:cs="Arial"/>
                 <w:b/>
                 <w:bCs/>
                 <w:color w:val="000000"/>
@@ -2403,10 +2345,10 @@
           <w:tcPr>
             <w:tcW w:w="1800" w:type="dxa"/>
             <w:tcBorders>
-              <w:top w:val="single" w:color="ADB9CA" w:sz="6" w:space="0"/>
-              <w:left w:val="single" w:color="ADB9CA" w:sz="6" w:space="0"/>
-              <w:bottom w:val="single" w:color="ADB9CA" w:sz="6" w:space="0"/>
-              <w:right w:val="single" w:color="ADB9CA" w:sz="6" w:space="0"/>
+              <w:top w:val="single" w:sz="6" w:space="0" w:color="ADB9CA"/>
+              <w:left w:val="single" w:sz="6" w:space="0" w:color="ADB9CA"/>
+              <w:bottom w:val="single" w:sz="6" w:space="0" w:color="ADB9CA"/>
+              <w:right w:val="single" w:sz="6" w:space="0" w:color="ADB9CA"/>
             </w:tcBorders>
             <w:shd w:val="clear" w:color="auto" w:fill="E8F0FB"/>
             <w:tcMar>
@@ -2420,7 +2362,7 @@
           <w:p>
             <w:r>
               <w:rPr>
-                <w:rFonts w:ascii="Arial" w:hAnsi="Arial" w:eastAsia="Arial" w:cs="Arial"/>
+                <w:rFonts w:ascii="Arial" w:eastAsia="Arial" w:hAnsi="Arial" w:cs="Arial"/>
                 <w:b/>
                 <w:bCs/>
                 <w:color w:val="000000"/>
@@ -2435,10 +2377,10 @@
           <w:tcPr>
             <w:tcW w:w="2200" w:type="dxa"/>
             <w:tcBorders>
-              <w:top w:val="single" w:color="ADB9CA" w:sz="6" w:space="0"/>
-              <w:left w:val="single" w:color="ADB9CA" w:sz="6" w:space="0"/>
-              <w:bottom w:val="single" w:color="ADB9CA" w:sz="6" w:space="0"/>
-              <w:right w:val="single" w:color="ADB9CA" w:sz="6" w:space="0"/>
+              <w:top w:val="single" w:sz="6" w:space="0" w:color="ADB9CA"/>
+              <w:left w:val="single" w:sz="6" w:space="0" w:color="ADB9CA"/>
+              <w:bottom w:val="single" w:sz="6" w:space="0" w:color="ADB9CA"/>
+              <w:right w:val="single" w:sz="6" w:space="0" w:color="ADB9CA"/>
             </w:tcBorders>
             <w:shd w:val="clear" w:color="auto" w:fill="E8F0FB"/>
             <w:tcMar>
@@ -2452,7 +2394,7 @@
           <w:p>
             <w:r>
               <w:rPr>
-                <w:rFonts w:ascii="Arial" w:hAnsi="Arial" w:eastAsia="Arial" w:cs="Arial"/>
+                <w:rFonts w:ascii="Arial" w:eastAsia="Arial" w:hAnsi="Arial" w:cs="Arial"/>
                 <w:color w:val="000000"/>
                 <w:sz w:val="18"/>
                 <w:szCs w:val="18"/>
@@ -2465,10 +2407,10 @@
           <w:tcPr>
             <w:tcW w:w="4860" w:type="dxa"/>
             <w:tcBorders>
-              <w:top w:val="single" w:color="ADB9CA" w:sz="6" w:space="0"/>
-              <w:left w:val="single" w:color="ADB9CA" w:sz="6" w:space="0"/>
-              <w:bottom w:val="single" w:color="ADB9CA" w:sz="6" w:space="0"/>
-              <w:right w:val="single" w:color="ADB9CA" w:sz="6" w:space="0"/>
+              <w:top w:val="single" w:sz="6" w:space="0" w:color="ADB9CA"/>
+              <w:left w:val="single" w:sz="6" w:space="0" w:color="ADB9CA"/>
+              <w:bottom w:val="single" w:sz="6" w:space="0" w:color="ADB9CA"/>
+              <w:right w:val="single" w:sz="6" w:space="0" w:color="ADB9CA"/>
             </w:tcBorders>
             <w:shd w:val="clear" w:color="auto" w:fill="E8F0FB"/>
             <w:tcMar>
@@ -2482,7 +2424,7 @@
           <w:p>
             <w:r>
               <w:rPr>
-                <w:rFonts w:ascii="Arial" w:hAnsi="Arial" w:eastAsia="Arial" w:cs="Arial"/>
+                <w:rFonts w:ascii="Arial" w:eastAsia="Arial" w:hAnsi="Arial" w:cs="Arial"/>
                 <w:color w:val="000000"/>
                 <w:sz w:val="18"/>
                 <w:szCs w:val="18"/>
@@ -2493,20 +2435,14 @@
         </w:tc>
       </w:tr>
       <w:tr>
-        <w:tblPrEx>
-          <w:tblCellMar>
-            <w:top w:w="0" w:type="dxa"/>
-            <w:bottom w:w="0" w:type="dxa"/>
-          </w:tblCellMar>
-        </w:tblPrEx>
         <w:tc>
           <w:tcPr>
             <w:tcW w:w="500" w:type="dxa"/>
             <w:tcBorders>
-              <w:top w:val="single" w:color="ADB9CA" w:sz="6" w:space="0"/>
-              <w:left w:val="single" w:color="ADB9CA" w:sz="6" w:space="0"/>
-              <w:bottom w:val="single" w:color="ADB9CA" w:sz="6" w:space="0"/>
-              <w:right w:val="single" w:color="ADB9CA" w:sz="6" w:space="0"/>
+              <w:top w:val="single" w:sz="6" w:space="0" w:color="ADB9CA"/>
+              <w:left w:val="single" w:sz="6" w:space="0" w:color="ADB9CA"/>
+              <w:bottom w:val="single" w:sz="6" w:space="0" w:color="ADB9CA"/>
+              <w:right w:val="single" w:sz="6" w:space="0" w:color="ADB9CA"/>
             </w:tcBorders>
             <w:shd w:val="clear" w:color="auto" w:fill="FFFFFF"/>
             <w:tcMar>
@@ -2520,7 +2456,7 @@
           <w:p>
             <w:r>
               <w:rPr>
-                <w:rFonts w:ascii="Arial" w:hAnsi="Arial" w:eastAsia="Arial" w:cs="Arial"/>
+                <w:rFonts w:ascii="Arial" w:eastAsia="Arial" w:hAnsi="Arial" w:cs="Arial"/>
                 <w:b/>
                 <w:bCs/>
                 <w:color w:val="000000"/>
@@ -2535,10 +2471,10 @@
           <w:tcPr>
             <w:tcW w:w="1800" w:type="dxa"/>
             <w:tcBorders>
-              <w:top w:val="single" w:color="ADB9CA" w:sz="6" w:space="0"/>
-              <w:left w:val="single" w:color="ADB9CA" w:sz="6" w:space="0"/>
-              <w:bottom w:val="single" w:color="ADB9CA" w:sz="6" w:space="0"/>
-              <w:right w:val="single" w:color="ADB9CA" w:sz="6" w:space="0"/>
+              <w:top w:val="single" w:sz="6" w:space="0" w:color="ADB9CA"/>
+              <w:left w:val="single" w:sz="6" w:space="0" w:color="ADB9CA"/>
+              <w:bottom w:val="single" w:sz="6" w:space="0" w:color="ADB9CA"/>
+              <w:right w:val="single" w:sz="6" w:space="0" w:color="ADB9CA"/>
             </w:tcBorders>
             <w:shd w:val="clear" w:color="auto" w:fill="FFFFFF"/>
             <w:tcMar>
@@ -2552,7 +2488,7 @@
           <w:p>
             <w:r>
               <w:rPr>
-                <w:rFonts w:ascii="Arial" w:hAnsi="Arial" w:eastAsia="Arial" w:cs="Arial"/>
+                <w:rFonts w:ascii="Arial" w:eastAsia="Arial" w:hAnsi="Arial" w:cs="Arial"/>
                 <w:b/>
                 <w:bCs/>
                 <w:color w:val="000000"/>
@@ -2567,10 +2503,10 @@
           <w:tcPr>
             <w:tcW w:w="2200" w:type="dxa"/>
             <w:tcBorders>
-              <w:top w:val="single" w:color="ADB9CA" w:sz="6" w:space="0"/>
-              <w:left w:val="single" w:color="ADB9CA" w:sz="6" w:space="0"/>
-              <w:bottom w:val="single" w:color="ADB9CA" w:sz="6" w:space="0"/>
-              <w:right w:val="single" w:color="ADB9CA" w:sz="6" w:space="0"/>
+              <w:top w:val="single" w:sz="6" w:space="0" w:color="ADB9CA"/>
+              <w:left w:val="single" w:sz="6" w:space="0" w:color="ADB9CA"/>
+              <w:bottom w:val="single" w:sz="6" w:space="0" w:color="ADB9CA"/>
+              <w:right w:val="single" w:sz="6" w:space="0" w:color="ADB9CA"/>
             </w:tcBorders>
             <w:shd w:val="clear" w:color="auto" w:fill="FFFFFF"/>
             <w:tcMar>
@@ -2584,7 +2520,7 @@
           <w:p>
             <w:r>
               <w:rPr>
-                <w:rFonts w:ascii="Arial" w:hAnsi="Arial" w:eastAsia="Arial" w:cs="Arial"/>
+                <w:rFonts w:ascii="Arial" w:eastAsia="Arial" w:hAnsi="Arial" w:cs="Arial"/>
                 <w:color w:val="000000"/>
                 <w:sz w:val="18"/>
                 <w:szCs w:val="18"/>
@@ -2597,10 +2533,10 @@
           <w:tcPr>
             <w:tcW w:w="4860" w:type="dxa"/>
             <w:tcBorders>
-              <w:top w:val="single" w:color="ADB9CA" w:sz="6" w:space="0"/>
-              <w:left w:val="single" w:color="ADB9CA" w:sz="6" w:space="0"/>
-              <w:bottom w:val="single" w:color="ADB9CA" w:sz="6" w:space="0"/>
-              <w:right w:val="single" w:color="ADB9CA" w:sz="6" w:space="0"/>
+              <w:top w:val="single" w:sz="6" w:space="0" w:color="ADB9CA"/>
+              <w:left w:val="single" w:sz="6" w:space="0" w:color="ADB9CA"/>
+              <w:bottom w:val="single" w:sz="6" w:space="0" w:color="ADB9CA"/>
+              <w:right w:val="single" w:sz="6" w:space="0" w:color="ADB9CA"/>
             </w:tcBorders>
             <w:shd w:val="clear" w:color="auto" w:fill="FFFFFF"/>
             <w:tcMar>
@@ -2614,7 +2550,7 @@
           <w:p>
             <w:r>
               <w:rPr>
-                <w:rFonts w:ascii="Arial" w:hAnsi="Arial" w:eastAsia="Arial" w:cs="Arial"/>
+                <w:rFonts w:ascii="Arial" w:eastAsia="Arial" w:hAnsi="Arial" w:cs="Arial"/>
                 <w:color w:val="000000"/>
                 <w:sz w:val="18"/>
                 <w:szCs w:val="18"/>
@@ -2625,20 +2561,14 @@
         </w:tc>
       </w:tr>
       <w:tr>
-        <w:tblPrEx>
-          <w:tblCellMar>
-            <w:top w:w="0" w:type="dxa"/>
-            <w:bottom w:w="0" w:type="dxa"/>
-          </w:tblCellMar>
-        </w:tblPrEx>
         <w:tc>
           <w:tcPr>
             <w:tcW w:w="500" w:type="dxa"/>
             <w:tcBorders>
-              <w:top w:val="single" w:color="ADB9CA" w:sz="6" w:space="0"/>
-              <w:left w:val="single" w:color="ADB9CA" w:sz="6" w:space="0"/>
-              <w:bottom w:val="single" w:color="ADB9CA" w:sz="6" w:space="0"/>
-              <w:right w:val="single" w:color="ADB9CA" w:sz="6" w:space="0"/>
+              <w:top w:val="single" w:sz="6" w:space="0" w:color="ADB9CA"/>
+              <w:left w:val="single" w:sz="6" w:space="0" w:color="ADB9CA"/>
+              <w:bottom w:val="single" w:sz="6" w:space="0" w:color="ADB9CA"/>
+              <w:right w:val="single" w:sz="6" w:space="0" w:color="ADB9CA"/>
             </w:tcBorders>
             <w:shd w:val="clear" w:color="auto" w:fill="E8F0FB"/>
             <w:tcMar>
@@ -2652,7 +2582,7 @@
           <w:p>
             <w:r>
               <w:rPr>
-                <w:rFonts w:ascii="Arial" w:hAnsi="Arial" w:eastAsia="Arial" w:cs="Arial"/>
+                <w:rFonts w:ascii="Arial" w:eastAsia="Arial" w:hAnsi="Arial" w:cs="Arial"/>
                 <w:b/>
                 <w:bCs/>
                 <w:color w:val="000000"/>
@@ -2667,10 +2597,10 @@
           <w:tcPr>
             <w:tcW w:w="1800" w:type="dxa"/>
             <w:tcBorders>
-              <w:top w:val="single" w:color="ADB9CA" w:sz="6" w:space="0"/>
-              <w:left w:val="single" w:color="ADB9CA" w:sz="6" w:space="0"/>
-              <w:bottom w:val="single" w:color="ADB9CA" w:sz="6" w:space="0"/>
-              <w:right w:val="single" w:color="ADB9CA" w:sz="6" w:space="0"/>
+              <w:top w:val="single" w:sz="6" w:space="0" w:color="ADB9CA"/>
+              <w:left w:val="single" w:sz="6" w:space="0" w:color="ADB9CA"/>
+              <w:bottom w:val="single" w:sz="6" w:space="0" w:color="ADB9CA"/>
+              <w:right w:val="single" w:sz="6" w:space="0" w:color="ADB9CA"/>
             </w:tcBorders>
             <w:shd w:val="clear" w:color="auto" w:fill="E8F0FB"/>
             <w:tcMar>
@@ -2684,7 +2614,7 @@
           <w:p>
             <w:r>
               <w:rPr>
-                <w:rFonts w:ascii="Arial" w:hAnsi="Arial" w:eastAsia="Arial" w:cs="Arial"/>
+                <w:rFonts w:ascii="Arial" w:eastAsia="Arial" w:hAnsi="Arial" w:cs="Arial"/>
                 <w:b/>
                 <w:bCs/>
                 <w:color w:val="000000"/>
@@ -2699,10 +2629,10 @@
           <w:tcPr>
             <w:tcW w:w="2200" w:type="dxa"/>
             <w:tcBorders>
-              <w:top w:val="single" w:color="ADB9CA" w:sz="6" w:space="0"/>
-              <w:left w:val="single" w:color="ADB9CA" w:sz="6" w:space="0"/>
-              <w:bottom w:val="single" w:color="ADB9CA" w:sz="6" w:space="0"/>
-              <w:right w:val="single" w:color="ADB9CA" w:sz="6" w:space="0"/>
+              <w:top w:val="single" w:sz="6" w:space="0" w:color="ADB9CA"/>
+              <w:left w:val="single" w:sz="6" w:space="0" w:color="ADB9CA"/>
+              <w:bottom w:val="single" w:sz="6" w:space="0" w:color="ADB9CA"/>
+              <w:right w:val="single" w:sz="6" w:space="0" w:color="ADB9CA"/>
             </w:tcBorders>
             <w:shd w:val="clear" w:color="auto" w:fill="E8F0FB"/>
             <w:tcMar>
@@ -2716,7 +2646,7 @@
           <w:p>
             <w:r>
               <w:rPr>
-                <w:rFonts w:ascii="Arial" w:hAnsi="Arial" w:eastAsia="Arial" w:cs="Arial"/>
+                <w:rFonts w:ascii="Arial" w:eastAsia="Arial" w:hAnsi="Arial" w:cs="Arial"/>
                 <w:color w:val="000000"/>
                 <w:sz w:val="18"/>
                 <w:szCs w:val="18"/>
@@ -2729,10 +2659,10 @@
           <w:tcPr>
             <w:tcW w:w="4860" w:type="dxa"/>
             <w:tcBorders>
-              <w:top w:val="single" w:color="ADB9CA" w:sz="6" w:space="0"/>
-              <w:left w:val="single" w:color="ADB9CA" w:sz="6" w:space="0"/>
-              <w:bottom w:val="single" w:color="ADB9CA" w:sz="6" w:space="0"/>
-              <w:right w:val="single" w:color="ADB9CA" w:sz="6" w:space="0"/>
+              <w:top w:val="single" w:sz="6" w:space="0" w:color="ADB9CA"/>
+              <w:left w:val="single" w:sz="6" w:space="0" w:color="ADB9CA"/>
+              <w:bottom w:val="single" w:sz="6" w:space="0" w:color="ADB9CA"/>
+              <w:right w:val="single" w:sz="6" w:space="0" w:color="ADB9CA"/>
             </w:tcBorders>
             <w:shd w:val="clear" w:color="auto" w:fill="E8F0FB"/>
             <w:tcMar>
@@ -2746,7 +2676,7 @@
           <w:p>
             <w:r>
               <w:rPr>
-                <w:rFonts w:ascii="Arial" w:hAnsi="Arial" w:eastAsia="Arial" w:cs="Arial"/>
+                <w:rFonts w:ascii="Arial" w:eastAsia="Arial" w:hAnsi="Arial" w:cs="Arial"/>
                 <w:color w:val="000000"/>
                 <w:sz w:val="18"/>
                 <w:szCs w:val="18"/>
@@ -2769,7 +2699,7 @@
       </w:pPr>
       <w:r>
         <w:rPr>
-          <w:rFonts w:ascii="Arial" w:hAnsi="Arial" w:eastAsia="Arial" w:cs="Arial"/>
+          <w:rFonts w:ascii="Arial" w:eastAsia="Arial" w:hAnsi="Arial" w:cs="Arial"/>
           <w:b/>
           <w:bCs/>
           <w:color w:val="000000"/>
@@ -2788,21 +2718,21 @@
       </w:pPr>
       <w:r>
         <w:rPr>
-          <w:rFonts w:ascii="Arial" w:hAnsi="Arial" w:eastAsia="Arial" w:cs="Arial"/>
+          <w:rFonts w:ascii="Arial" w:eastAsia="Arial" w:hAnsi="Arial" w:cs="Arial"/>
           <w:color w:val="000000"/>
         </w:rPr>
         <w:t xml:space="preserve">Create a personal feature branch from </w:t>
       </w:r>
       <w:r>
         <w:rPr>
-          <w:rFonts w:ascii="Arial" w:hAnsi="Arial" w:eastAsia="Arial" w:cs="Arial"/>
+          <w:rFonts w:ascii="Arial" w:eastAsia="Arial" w:hAnsi="Arial" w:cs="Arial"/>
           <w:color w:val="000000"/>
         </w:rPr>
         <w:t>“develop”</w:t>
       </w:r>
       <w:r>
         <w:rPr>
-          <w:rFonts w:ascii="Arial" w:hAnsi="Arial" w:eastAsia="Arial" w:cs="Arial"/>
+          <w:rFonts w:ascii="Arial" w:eastAsia="Arial" w:hAnsi="Arial" w:cs="Arial"/>
           <w:color w:val="000000"/>
         </w:rPr>
         <w:t xml:space="preserve"> using the naming convention: feature/&lt;member-github-username&gt;/&lt;page-name&gt;  (e.g., feature/ali-hassan/add-task).</w:t>
@@ -2819,7 +2749,7 @@
       </w:pPr>
       <w:r>
         <w:rPr>
-          <w:rFonts w:ascii="Arial" w:hAnsi="Arial" w:eastAsia="Arial" w:cs="Arial"/>
+          <w:rFonts w:ascii="Arial" w:eastAsia="Arial" w:hAnsi="Arial" w:cs="Arial"/>
           <w:color w:val="000000"/>
         </w:rPr>
         <w:t>Build the assigned HTML page with appropriate content and link it to the shared style.css.</w:t>
@@ -2836,7 +2766,7 @@
       </w:pPr>
       <w:r>
         <w:rPr>
-          <w:rFonts w:ascii="Arial" w:hAnsi="Arial" w:eastAsia="Arial" w:cs="Arial"/>
+          <w:rFonts w:ascii="Arial" w:eastAsia="Arial" w:hAnsi="Arial" w:cs="Arial"/>
           <w:color w:val="000000"/>
         </w:rPr>
         <w:t>Commit the page file and push the feature branch to GitHub.</w:t>
@@ -2853,21 +2783,21 @@
       </w:pPr>
       <w:r>
         <w:rPr>
-          <w:rFonts w:ascii="Arial" w:hAnsi="Arial" w:eastAsia="Arial" w:cs="Arial"/>
+          <w:rFonts w:ascii="Arial" w:eastAsia="Arial" w:hAnsi="Arial" w:cs="Arial"/>
           <w:color w:val="000000"/>
         </w:rPr>
         <w:t xml:space="preserve">Open a Pull Request (PR) targeting the </w:t>
       </w:r>
       <w:r>
         <w:rPr>
-          <w:rFonts w:ascii="Arial" w:hAnsi="Arial" w:eastAsia="Arial" w:cs="Arial"/>
+          <w:rFonts w:ascii="Arial" w:eastAsia="Arial" w:hAnsi="Arial" w:cs="Arial"/>
           <w:color w:val="000000"/>
         </w:rPr>
         <w:t>“develop”</w:t>
       </w:r>
       <w:r>
         <w:rPr>
-          <w:rFonts w:ascii="Arial" w:hAnsi="Arial" w:eastAsia="Arial" w:cs="Arial"/>
+          <w:rFonts w:ascii="Arial" w:eastAsia="Arial" w:hAnsi="Arial" w:cs="Arial"/>
           <w:color w:val="000000"/>
         </w:rPr>
         <w:t xml:space="preserve"> branch. This triggers the CI workflow automatically.</w:t>
@@ -2884,21 +2814,21 @@
       </w:pPr>
       <w:r>
         <w:rPr>
-          <w:rFonts w:ascii="Arial" w:hAnsi="Arial" w:eastAsia="Arial" w:cs="Arial"/>
+          <w:rFonts w:ascii="Arial" w:eastAsia="Arial" w:hAnsi="Arial" w:cs="Arial"/>
           <w:color w:val="000000"/>
         </w:rPr>
         <w:t xml:space="preserve">Once CI passes and the PR is reviewed and approved, the Team Lead merges the PR. The merge generates a push event on </w:t>
       </w:r>
       <w:r>
         <w:rPr>
-          <w:rFonts w:ascii="Arial" w:hAnsi="Arial" w:eastAsia="Arial" w:cs="Arial"/>
+          <w:rFonts w:ascii="Arial" w:eastAsia="Arial" w:hAnsi="Arial" w:cs="Arial"/>
           <w:color w:val="000000"/>
         </w:rPr>
         <w:t>“develop”</w:t>
       </w:r>
       <w:r>
         <w:rPr>
-          <w:rFonts w:ascii="Arial" w:hAnsi="Arial" w:eastAsia="Arial" w:cs="Arial"/>
+          <w:rFonts w:ascii="Arial" w:eastAsia="Arial" w:hAnsi="Arial" w:cs="Arial"/>
           <w:color w:val="000000"/>
         </w:rPr>
         <w:t>, which triggers the CD workflow and deploys the updated application to Render.</w:t>
@@ -2916,21 +2846,21 @@
       </w:pPr>
       <w:r>
         <w:rPr>
-          <w:rFonts w:ascii="Arial" w:hAnsi="Arial" w:eastAsia="Arial" w:cs="Arial"/>
+          <w:rFonts w:ascii="Arial" w:eastAsia="Arial" w:hAnsi="Arial" w:cs="Arial"/>
           <w:color w:val="2E75B6"/>
         </w:rPr>
         <w:t xml:space="preserve">Complete automated flow:  Feature Branch → PR opened → CI builds &amp; pushes Docker image → PR merged → push on </w:t>
       </w:r>
       <w:r>
         <w:rPr>
-          <w:rFonts w:ascii="Arial" w:hAnsi="Arial" w:eastAsia="Arial" w:cs="Arial"/>
+          <w:rFonts w:ascii="Arial" w:eastAsia="Arial" w:hAnsi="Arial" w:cs="Arial"/>
           <w:color w:val="2E75B6"/>
         </w:rPr>
         <w:t>“develop”</w:t>
       </w:r>
       <w:r>
         <w:rPr>
-          <w:rFonts w:ascii="Arial" w:hAnsi="Arial" w:eastAsia="Arial" w:cs="Arial"/>
+          <w:rFonts w:ascii="Arial" w:eastAsia="Arial" w:hAnsi="Arial" w:cs="Arial"/>
           <w:color w:val="2E75B6"/>
         </w:rPr>
         <w:t xml:space="preserve"> → CD deploys to Render → Live TaskFlow updated with the new page.</w:t>
@@ -2944,13 +2874,13 @@
     <w:p>
       <w:pPr>
         <w:pBdr>
-          <w:bottom w:val="single" w:color="2E75B6" w:sz="6" w:space="4"/>
+          <w:bottom w:val="single" w:sz="6" w:space="4" w:color="2E75B6"/>
         </w:pBdr>
         <w:spacing w:before="260" w:after="120"/>
       </w:pPr>
       <w:r>
         <w:rPr>
-          <w:rFonts w:ascii="Arial" w:hAnsi="Arial" w:eastAsia="Arial" w:cs="Arial"/>
+          <w:rFonts w:ascii="Arial" w:eastAsia="Arial" w:hAnsi="Arial" w:cs="Arial"/>
           <w:b/>
           <w:bCs/>
           <w:color w:val="1F3864"/>
@@ -2967,7 +2897,7 @@
       </w:pPr>
       <w:r>
         <w:rPr>
-          <w:rFonts w:ascii="Arial" w:hAnsi="Arial" w:eastAsia="Arial" w:cs="Arial"/>
+          <w:rFonts w:ascii="Arial" w:eastAsia="Arial" w:hAnsi="Arial" w:cs="Arial"/>
           <w:color w:val="000000"/>
         </w:rPr>
         <w:t>The Team Lead must complete the following setup steps before the team starts working:</w:t>
@@ -2984,7 +2914,7 @@
       </w:pPr>
       <w:r>
         <w:rPr>
-          <w:rFonts w:ascii="Arial" w:hAnsi="Arial" w:eastAsia="Arial" w:cs="Arial"/>
+          <w:rFonts w:ascii="Arial" w:eastAsia="Arial" w:hAnsi="Arial" w:cs="Arial"/>
           <w:color w:val="000000"/>
         </w:rPr>
         <w:t>Create a new public GitHub repository named taskflow-cicd (or a name agreed by the team). Do NOT clone or fork any existing repository.</w:t>
@@ -3001,21 +2931,21 @@
       </w:pPr>
       <w:r>
         <w:rPr>
-          <w:rFonts w:ascii="Arial" w:hAnsi="Arial" w:eastAsia="Arial" w:cs="Arial"/>
+          <w:rFonts w:ascii="Arial" w:eastAsia="Arial" w:hAnsi="Arial" w:cs="Arial"/>
           <w:color w:val="000000"/>
         </w:rPr>
         <w:t xml:space="preserve">Create a </w:t>
       </w:r>
       <w:r>
         <w:rPr>
-          <w:rFonts w:ascii="Arial" w:hAnsi="Arial" w:eastAsia="Arial" w:cs="Arial"/>
+          <w:rFonts w:ascii="Arial" w:eastAsia="Arial" w:hAnsi="Arial" w:cs="Arial"/>
           <w:color w:val="000000"/>
         </w:rPr>
         <w:t>“develop”</w:t>
       </w:r>
       <w:r>
         <w:rPr>
-          <w:rFonts w:ascii="Arial" w:hAnsi="Arial" w:eastAsia="Arial" w:cs="Arial"/>
+          <w:rFonts w:ascii="Arial" w:eastAsia="Arial" w:hAnsi="Arial" w:cs="Arial"/>
           <w:color w:val="000000"/>
         </w:rPr>
         <w:t xml:space="preserve"> branch from 'main' and set it as the default working branch.</w:t>
@@ -3032,21 +2962,21 @@
       </w:pPr>
       <w:r>
         <w:rPr>
-          <w:rFonts w:ascii="Arial" w:hAnsi="Arial" w:eastAsia="Arial" w:cs="Arial"/>
+          <w:rFonts w:ascii="Arial" w:eastAsia="Arial" w:hAnsi="Arial" w:cs="Arial"/>
           <w:color w:val="000000"/>
         </w:rPr>
         <w:t xml:space="preserve">Apply Branch Protection Rules on </w:t>
       </w:r>
       <w:r>
         <w:rPr>
-          <w:rFonts w:ascii="Arial" w:hAnsi="Arial" w:eastAsia="Arial" w:cs="Arial"/>
+          <w:rFonts w:ascii="Arial" w:eastAsia="Arial" w:hAnsi="Arial" w:cs="Arial"/>
           <w:color w:val="000000"/>
         </w:rPr>
         <w:t>“develop”</w:t>
       </w:r>
       <w:r>
         <w:rPr>
-          <w:rFonts w:ascii="Arial" w:hAnsi="Arial" w:eastAsia="Arial" w:cs="Arial"/>
+          <w:rFonts w:ascii="Arial" w:eastAsia="Arial" w:hAnsi="Arial" w:cs="Arial"/>
           <w:color w:val="000000"/>
         </w:rPr>
         <w:t>: require at least one PR review and require the CI status check to pass before merging.</w:t>
@@ -3063,7 +2993,7 @@
       </w:pPr>
       <w:r>
         <w:rPr>
-          <w:rFonts w:ascii="Arial" w:hAnsi="Arial" w:eastAsia="Arial" w:cs="Arial"/>
+          <w:rFonts w:ascii="Arial" w:eastAsia="Arial" w:hAnsi="Arial" w:cs="Arial"/>
           <w:color w:val="000000"/>
         </w:rPr>
         <w:t>Team Lead: Sign up on Render (render.com), create a new Web Service connected to the Docker Hub image repository, and copy the deploy hook URL from the Render service settings. This URL will be stored as the RENDER_DEPLOY_HOOK_URL secret.</w:t>
@@ -3080,7 +3010,7 @@
       </w:pPr>
       <w:r>
         <w:rPr>
-          <w:rFonts w:ascii="Arial" w:hAnsi="Arial" w:eastAsia="Arial" w:cs="Arial"/>
+          <w:rFonts w:ascii="Arial" w:eastAsia="Arial" w:hAnsi="Arial" w:cs="Arial"/>
           <w:color w:val="000000"/>
         </w:rPr>
         <w:t>Commit the Assignment 04 question paper (this .docx file) to the root of the repository. Each team member must then update Table 1 with their own details in the file and commit to their feature branch.</w:t>
@@ -3098,7 +3028,7 @@
       </w:pPr>
       <w:r>
         <w:rPr>
-          <w:rFonts w:ascii="Arial" w:hAnsi="Arial" w:eastAsia="Arial" w:cs="Arial"/>
+          <w:rFonts w:ascii="Arial" w:eastAsia="Arial" w:hAnsi="Arial" w:cs="Arial"/>
           <w:b/>
           <w:bCs/>
           <w:color w:val="000000"/>
@@ -3113,7 +3043,7 @@
       </w:pPr>
       <w:r>
         <w:rPr>
-          <w:rFonts w:ascii="Arial" w:hAnsi="Arial" w:eastAsia="Arial" w:cs="Arial"/>
+          <w:rFonts w:ascii="Arial" w:eastAsia="Arial" w:hAnsi="Arial" w:cs="Arial"/>
           <w:b/>
           <w:bCs/>
           <w:color w:val="444444"/>
@@ -3127,12 +3057,12 @@
       <w:tblPr>
         <w:tblW w:w="9360" w:type="dxa"/>
         <w:tblBorders>
-          <w:top w:val="single" w:color="auto" w:sz="4" w:space="0"/>
-          <w:left w:val="single" w:color="auto" w:sz="4" w:space="0"/>
-          <w:bottom w:val="single" w:color="auto" w:sz="4" w:space="0"/>
-          <w:right w:val="single" w:color="auto" w:sz="4" w:space="0"/>
-          <w:insideH w:val="single" w:color="auto" w:sz="4" w:space="0"/>
-          <w:insideV w:val="single" w:color="auto" w:sz="4" w:space="0"/>
+          <w:top w:val="single" w:sz="4" w:space="0" w:color="auto"/>
+          <w:left w:val="single" w:sz="4" w:space="0" w:color="auto"/>
+          <w:bottom w:val="single" w:sz="4" w:space="0" w:color="auto"/>
+          <w:right w:val="single" w:sz="4" w:space="0" w:color="auto"/>
+          <w:insideH w:val="single" w:sz="4" w:space="0" w:color="auto"/>
+          <w:insideV w:val="single" w:sz="4" w:space="0" w:color="auto"/>
         </w:tblBorders>
         <w:tblCellMar>
           <w:left w:w="10" w:type="dxa"/>
@@ -3145,12 +3075,6 @@
         <w:gridCol w:w="6160"/>
       </w:tblGrid>
       <w:tr>
-        <w:tblPrEx>
-          <w:tblCellMar>
-            <w:top w:w="0" w:type="dxa"/>
-            <w:bottom w:w="0" w:type="dxa"/>
-          </w:tblCellMar>
-        </w:tblPrEx>
         <w:trPr>
           <w:tblHeader/>
         </w:trPr>
@@ -3158,10 +3082,10 @@
           <w:tcPr>
             <w:tcW w:w="3200" w:type="dxa"/>
             <w:tcBorders>
-              <w:top w:val="single" w:color="ADB9CA" w:sz="6" w:space="0"/>
-              <w:left w:val="single" w:color="ADB9CA" w:sz="6" w:space="0"/>
-              <w:bottom w:val="single" w:color="ADB9CA" w:sz="6" w:space="0"/>
-              <w:right w:val="single" w:color="ADB9CA" w:sz="6" w:space="0"/>
+              <w:top w:val="single" w:sz="6" w:space="0" w:color="ADB9CA"/>
+              <w:left w:val="single" w:sz="6" w:space="0" w:color="ADB9CA"/>
+              <w:bottom w:val="single" w:sz="6" w:space="0" w:color="ADB9CA"/>
+              <w:right w:val="single" w:sz="6" w:space="0" w:color="ADB9CA"/>
             </w:tcBorders>
             <w:shd w:val="clear" w:color="auto" w:fill="1F3864"/>
             <w:tcMar>
@@ -3175,7 +3099,7 @@
           <w:p>
             <w:r>
               <w:rPr>
-                <w:rFonts w:ascii="Arial" w:hAnsi="Arial" w:eastAsia="Arial" w:cs="Arial"/>
+                <w:rFonts w:ascii="Arial" w:eastAsia="Arial" w:hAnsi="Arial" w:cs="Arial"/>
                 <w:b/>
                 <w:bCs/>
                 <w:color w:val="FFFFFF"/>
@@ -3190,10 +3114,10 @@
           <w:tcPr>
             <w:tcW w:w="6160" w:type="dxa"/>
             <w:tcBorders>
-              <w:top w:val="single" w:color="ADB9CA" w:sz="6" w:space="0"/>
-              <w:left w:val="single" w:color="ADB9CA" w:sz="6" w:space="0"/>
-              <w:bottom w:val="single" w:color="ADB9CA" w:sz="6" w:space="0"/>
-              <w:right w:val="single" w:color="ADB9CA" w:sz="6" w:space="0"/>
+              <w:top w:val="single" w:sz="6" w:space="0" w:color="ADB9CA"/>
+              <w:left w:val="single" w:sz="6" w:space="0" w:color="ADB9CA"/>
+              <w:bottom w:val="single" w:sz="6" w:space="0" w:color="ADB9CA"/>
+              <w:right w:val="single" w:sz="6" w:space="0" w:color="ADB9CA"/>
             </w:tcBorders>
             <w:shd w:val="clear" w:color="auto" w:fill="1F3864"/>
             <w:tcMar>
@@ -3207,7 +3131,7 @@
           <w:p>
             <w:r>
               <w:rPr>
-                <w:rFonts w:ascii="Arial" w:hAnsi="Arial" w:eastAsia="Arial" w:cs="Arial"/>
+                <w:rFonts w:ascii="Arial" w:eastAsia="Arial" w:hAnsi="Arial" w:cs="Arial"/>
                 <w:b/>
                 <w:bCs/>
                 <w:color w:val="FFFFFF"/>
@@ -3220,20 +3144,14 @@
         </w:tc>
       </w:tr>
       <w:tr>
-        <w:tblPrEx>
-          <w:tblCellMar>
-            <w:top w:w="0" w:type="dxa"/>
-            <w:bottom w:w="0" w:type="dxa"/>
-          </w:tblCellMar>
-        </w:tblPrEx>
         <w:tc>
           <w:tcPr>
             <w:tcW w:w="3200" w:type="dxa"/>
             <w:tcBorders>
-              <w:top w:val="single" w:color="ADB9CA" w:sz="6" w:space="0"/>
-              <w:left w:val="single" w:color="ADB9CA" w:sz="6" w:space="0"/>
-              <w:bottom w:val="single" w:color="ADB9CA" w:sz="6" w:space="0"/>
-              <w:right w:val="single" w:color="ADB9CA" w:sz="6" w:space="0"/>
+              <w:top w:val="single" w:sz="6" w:space="0" w:color="ADB9CA"/>
+              <w:left w:val="single" w:sz="6" w:space="0" w:color="ADB9CA"/>
+              <w:bottom w:val="single" w:sz="6" w:space="0" w:color="ADB9CA"/>
+              <w:right w:val="single" w:sz="6" w:space="0" w:color="ADB9CA"/>
             </w:tcBorders>
             <w:shd w:val="clear" w:color="auto" w:fill="E8F0FB"/>
             <w:tcMar>
@@ -3247,7 +3165,7 @@
           <w:p>
             <w:r>
               <w:rPr>
-                <w:rFonts w:ascii="Arial" w:hAnsi="Arial" w:eastAsia="Arial" w:cs="Arial"/>
+                <w:rFonts w:ascii="Arial" w:eastAsia="Arial" w:hAnsi="Arial" w:cs="Arial"/>
                 <w:b/>
                 <w:bCs/>
                 <w:color w:val="000000"/>
@@ -3262,10 +3180,10 @@
           <w:tcPr>
             <w:tcW w:w="6160" w:type="dxa"/>
             <w:tcBorders>
-              <w:top w:val="single" w:color="ADB9CA" w:sz="6" w:space="0"/>
-              <w:left w:val="single" w:color="ADB9CA" w:sz="6" w:space="0"/>
-              <w:bottom w:val="single" w:color="ADB9CA" w:sz="6" w:space="0"/>
-              <w:right w:val="single" w:color="ADB9CA" w:sz="6" w:space="0"/>
+              <w:top w:val="single" w:sz="6" w:space="0" w:color="ADB9CA"/>
+              <w:left w:val="single" w:sz="6" w:space="0" w:color="ADB9CA"/>
+              <w:bottom w:val="single" w:sz="6" w:space="0" w:color="ADB9CA"/>
+              <w:right w:val="single" w:sz="6" w:space="0" w:color="ADB9CA"/>
             </w:tcBorders>
             <w:shd w:val="clear" w:color="auto" w:fill="E8F0FB"/>
             <w:tcMar>
@@ -3279,7 +3197,7 @@
           <w:p>
             <w:r>
               <w:rPr>
-                <w:rFonts w:ascii="Arial" w:hAnsi="Arial" w:eastAsia="Arial" w:cs="Arial"/>
+                <w:rFonts w:ascii="Arial" w:eastAsia="Arial" w:hAnsi="Arial" w:cs="Arial"/>
                 <w:color w:val="000000"/>
                 <w:sz w:val="18"/>
                 <w:szCs w:val="18"/>
@@ -3288,7 +3206,7 @@
             </w:r>
             <w:r>
               <w:rPr>
-                <w:rFonts w:ascii="Arial" w:hAnsi="Arial" w:eastAsia="Arial" w:cs="Arial"/>
+                <w:rFonts w:ascii="Arial" w:eastAsia="Arial" w:hAnsi="Arial" w:cs="Arial"/>
                 <w:color w:val="000000"/>
                 <w:sz w:val="18"/>
                 <w:szCs w:val="18"/>
@@ -3297,7 +3215,7 @@
             </w:r>
             <w:r>
               <w:rPr>
-                <w:rFonts w:ascii="Arial" w:hAnsi="Arial" w:eastAsia="Arial" w:cs="Arial"/>
+                <w:rFonts w:ascii="Arial" w:eastAsia="Arial" w:hAnsi="Arial" w:cs="Arial"/>
                 <w:color w:val="000000"/>
                 <w:sz w:val="18"/>
                 <w:szCs w:val="18"/>
@@ -3308,20 +3226,14 @@
         </w:tc>
       </w:tr>
       <w:tr>
-        <w:tblPrEx>
-          <w:tblCellMar>
-            <w:top w:w="0" w:type="dxa"/>
-            <w:bottom w:w="0" w:type="dxa"/>
-          </w:tblCellMar>
-        </w:tblPrEx>
         <w:tc>
           <w:tcPr>
             <w:tcW w:w="3200" w:type="dxa"/>
             <w:tcBorders>
-              <w:top w:val="single" w:color="ADB9CA" w:sz="6" w:space="0"/>
-              <w:left w:val="single" w:color="ADB9CA" w:sz="6" w:space="0"/>
-              <w:bottom w:val="single" w:color="ADB9CA" w:sz="6" w:space="0"/>
-              <w:right w:val="single" w:color="ADB9CA" w:sz="6" w:space="0"/>
+              <w:top w:val="single" w:sz="6" w:space="0" w:color="ADB9CA"/>
+              <w:left w:val="single" w:sz="6" w:space="0" w:color="ADB9CA"/>
+              <w:bottom w:val="single" w:sz="6" w:space="0" w:color="ADB9CA"/>
+              <w:right w:val="single" w:sz="6" w:space="0" w:color="ADB9CA"/>
             </w:tcBorders>
             <w:shd w:val="clear" w:color="auto" w:fill="FFFFFF"/>
             <w:tcMar>
@@ -3335,7 +3247,7 @@
           <w:p>
             <w:r>
               <w:rPr>
-                <w:rFonts w:ascii="Arial" w:hAnsi="Arial" w:eastAsia="Arial" w:cs="Arial"/>
+                <w:rFonts w:ascii="Arial" w:eastAsia="Arial" w:hAnsi="Arial" w:cs="Arial"/>
                 <w:b/>
                 <w:bCs/>
                 <w:color w:val="000000"/>
@@ -3350,10 +3262,10 @@
           <w:tcPr>
             <w:tcW w:w="6160" w:type="dxa"/>
             <w:tcBorders>
-              <w:top w:val="single" w:color="ADB9CA" w:sz="6" w:space="0"/>
-              <w:left w:val="single" w:color="ADB9CA" w:sz="6" w:space="0"/>
-              <w:bottom w:val="single" w:color="ADB9CA" w:sz="6" w:space="0"/>
-              <w:right w:val="single" w:color="ADB9CA" w:sz="6" w:space="0"/>
+              <w:top w:val="single" w:sz="6" w:space="0" w:color="ADB9CA"/>
+              <w:left w:val="single" w:sz="6" w:space="0" w:color="ADB9CA"/>
+              <w:bottom w:val="single" w:sz="6" w:space="0" w:color="ADB9CA"/>
+              <w:right w:val="single" w:sz="6" w:space="0" w:color="ADB9CA"/>
             </w:tcBorders>
             <w:shd w:val="clear" w:color="auto" w:fill="FFFFFF"/>
             <w:tcMar>
@@ -3367,7 +3279,7 @@
           <w:p>
             <w:r>
               <w:rPr>
-                <w:rFonts w:ascii="Arial" w:hAnsi="Arial" w:eastAsia="Arial" w:cs="Arial"/>
+                <w:rFonts w:ascii="Arial" w:eastAsia="Arial" w:hAnsi="Arial" w:cs="Arial"/>
                 <w:color w:val="000000"/>
                 <w:sz w:val="18"/>
                 <w:szCs w:val="18"/>
@@ -3376,7 +3288,7 @@
             </w:r>
             <w:r>
               <w:rPr>
-                <w:rFonts w:ascii="Arial" w:hAnsi="Arial" w:eastAsia="Arial" w:cs="Arial"/>
+                <w:rFonts w:ascii="Arial" w:eastAsia="Arial" w:hAnsi="Arial" w:cs="Arial"/>
                 <w:color w:val="000000"/>
                 <w:sz w:val="18"/>
                 <w:szCs w:val="18"/>
@@ -3385,7 +3297,7 @@
             </w:r>
             <w:r>
               <w:rPr>
-                <w:rFonts w:ascii="Arial" w:hAnsi="Arial" w:eastAsia="Arial" w:cs="Arial"/>
+                <w:rFonts w:ascii="Arial" w:eastAsia="Arial" w:hAnsi="Arial" w:cs="Arial"/>
                 <w:color w:val="000000"/>
                 <w:sz w:val="18"/>
                 <w:szCs w:val="18"/>
@@ -3396,20 +3308,14 @@
         </w:tc>
       </w:tr>
       <w:tr>
-        <w:tblPrEx>
-          <w:tblCellMar>
-            <w:top w:w="0" w:type="dxa"/>
-            <w:bottom w:w="0" w:type="dxa"/>
-          </w:tblCellMar>
-        </w:tblPrEx>
         <w:tc>
           <w:tcPr>
             <w:tcW w:w="3200" w:type="dxa"/>
             <w:tcBorders>
-              <w:top w:val="single" w:color="ADB9CA" w:sz="6" w:space="0"/>
-              <w:left w:val="single" w:color="ADB9CA" w:sz="6" w:space="0"/>
-              <w:bottom w:val="single" w:color="ADB9CA" w:sz="6" w:space="0"/>
-              <w:right w:val="single" w:color="ADB9CA" w:sz="6" w:space="0"/>
+              <w:top w:val="single" w:sz="6" w:space="0" w:color="ADB9CA"/>
+              <w:left w:val="single" w:sz="6" w:space="0" w:color="ADB9CA"/>
+              <w:bottom w:val="single" w:sz="6" w:space="0" w:color="ADB9CA"/>
+              <w:right w:val="single" w:sz="6" w:space="0" w:color="ADB9CA"/>
             </w:tcBorders>
             <w:shd w:val="clear" w:color="auto" w:fill="E8F0FB"/>
             <w:tcMar>
@@ -3423,7 +3329,7 @@
           <w:p>
             <w:r>
               <w:rPr>
-                <w:rFonts w:ascii="Arial" w:hAnsi="Arial" w:eastAsia="Arial" w:cs="Arial"/>
+                <w:rFonts w:ascii="Arial" w:eastAsia="Arial" w:hAnsi="Arial" w:cs="Arial"/>
                 <w:b/>
                 <w:bCs/>
                 <w:color w:val="000000"/>
@@ -3438,10 +3344,10 @@
           <w:tcPr>
             <w:tcW w:w="6160" w:type="dxa"/>
             <w:tcBorders>
-              <w:top w:val="single" w:color="ADB9CA" w:sz="6" w:space="0"/>
-              <w:left w:val="single" w:color="ADB9CA" w:sz="6" w:space="0"/>
-              <w:bottom w:val="single" w:color="ADB9CA" w:sz="6" w:space="0"/>
-              <w:right w:val="single" w:color="ADB9CA" w:sz="6" w:space="0"/>
+              <w:top w:val="single" w:sz="6" w:space="0" w:color="ADB9CA"/>
+              <w:left w:val="single" w:sz="6" w:space="0" w:color="ADB9CA"/>
+              <w:bottom w:val="single" w:sz="6" w:space="0" w:color="ADB9CA"/>
+              <w:right w:val="single" w:sz="6" w:space="0" w:color="ADB9CA"/>
             </w:tcBorders>
             <w:shd w:val="clear" w:color="auto" w:fill="E8F0FB"/>
             <w:tcMar>
@@ -3455,7 +3361,7 @@
           <w:p>
             <w:r>
               <w:rPr>
-                <w:rFonts w:ascii="Arial" w:hAnsi="Arial" w:eastAsia="Arial" w:cs="Arial"/>
+                <w:rFonts w:ascii="Arial" w:eastAsia="Arial" w:hAnsi="Arial" w:cs="Arial"/>
                 <w:color w:val="000000"/>
                 <w:sz w:val="18"/>
                 <w:szCs w:val="18"/>
@@ -3464,7 +3370,7 @@
             </w:r>
             <w:r>
               <w:rPr>
-                <w:rFonts w:ascii="Arial" w:hAnsi="Arial" w:eastAsia="Arial" w:cs="Arial"/>
+                <w:rFonts w:ascii="Arial" w:eastAsia="Arial" w:hAnsi="Arial" w:cs="Arial"/>
                 <w:color w:val="000000"/>
                 <w:sz w:val="18"/>
                 <w:szCs w:val="18"/>
@@ -3473,7 +3379,7 @@
             </w:r>
             <w:r>
               <w:rPr>
-                <w:rFonts w:ascii="Arial" w:hAnsi="Arial" w:eastAsia="Arial" w:cs="Arial"/>
+                <w:rFonts w:ascii="Arial" w:eastAsia="Arial" w:hAnsi="Arial" w:cs="Arial"/>
                 <w:color w:val="000000"/>
                 <w:sz w:val="18"/>
                 <w:szCs w:val="18"/>
@@ -3484,20 +3390,14 @@
         </w:tc>
       </w:tr>
       <w:tr>
-        <w:tblPrEx>
-          <w:tblCellMar>
-            <w:top w:w="0" w:type="dxa"/>
-            <w:bottom w:w="0" w:type="dxa"/>
-          </w:tblCellMar>
-        </w:tblPrEx>
         <w:tc>
           <w:tcPr>
             <w:tcW w:w="3200" w:type="dxa"/>
             <w:tcBorders>
-              <w:top w:val="single" w:color="ADB9CA" w:sz="6" w:space="0"/>
-              <w:left w:val="single" w:color="ADB9CA" w:sz="6" w:space="0"/>
-              <w:bottom w:val="single" w:color="ADB9CA" w:sz="6" w:space="0"/>
-              <w:right w:val="single" w:color="ADB9CA" w:sz="6" w:space="0"/>
+              <w:top w:val="single" w:sz="6" w:space="0" w:color="ADB9CA"/>
+              <w:left w:val="single" w:sz="6" w:space="0" w:color="ADB9CA"/>
+              <w:bottom w:val="single" w:sz="6" w:space="0" w:color="ADB9CA"/>
+              <w:right w:val="single" w:sz="6" w:space="0" w:color="ADB9CA"/>
             </w:tcBorders>
             <w:shd w:val="clear" w:color="auto" w:fill="FFFFFF"/>
             <w:tcMar>
@@ -3511,7 +3411,7 @@
           <w:p>
             <w:r>
               <w:rPr>
-                <w:rFonts w:ascii="Arial" w:hAnsi="Arial" w:eastAsia="Arial" w:cs="Arial"/>
+                <w:rFonts w:ascii="Arial" w:eastAsia="Arial" w:hAnsi="Arial" w:cs="Arial"/>
                 <w:b/>
                 <w:bCs/>
                 <w:color w:val="000000"/>
@@ -3526,10 +3426,10 @@
           <w:tcPr>
             <w:tcW w:w="6160" w:type="dxa"/>
             <w:tcBorders>
-              <w:top w:val="single" w:color="ADB9CA" w:sz="6" w:space="0"/>
-              <w:left w:val="single" w:color="ADB9CA" w:sz="6" w:space="0"/>
-              <w:bottom w:val="single" w:color="ADB9CA" w:sz="6" w:space="0"/>
-              <w:right w:val="single" w:color="ADB9CA" w:sz="6" w:space="0"/>
+              <w:top w:val="single" w:sz="6" w:space="0" w:color="ADB9CA"/>
+              <w:left w:val="single" w:sz="6" w:space="0" w:color="ADB9CA"/>
+              <w:bottom w:val="single" w:sz="6" w:space="0" w:color="ADB9CA"/>
+              <w:right w:val="single" w:sz="6" w:space="0" w:color="ADB9CA"/>
             </w:tcBorders>
             <w:shd w:val="clear" w:color="auto" w:fill="FFFFFF"/>
             <w:tcMar>
@@ -3543,7 +3443,7 @@
           <w:p>
             <w:r>
               <w:rPr>
-                <w:rFonts w:ascii="Arial" w:hAnsi="Arial" w:eastAsia="Arial" w:cs="Arial"/>
+                <w:rFonts w:ascii="Arial" w:eastAsia="Arial" w:hAnsi="Arial" w:cs="Arial"/>
                 <w:color w:val="000000"/>
                 <w:sz w:val="18"/>
                 <w:szCs w:val="18"/>
@@ -3552,7 +3452,7 @@
             </w:r>
             <w:r>
               <w:rPr>
-                <w:rFonts w:ascii="Arial" w:hAnsi="Arial" w:eastAsia="Arial" w:cs="Arial"/>
+                <w:rFonts w:ascii="Arial" w:eastAsia="Arial" w:hAnsi="Arial" w:cs="Arial"/>
                 <w:color w:val="000000"/>
                 <w:sz w:val="18"/>
                 <w:szCs w:val="18"/>
@@ -3561,7 +3461,7 @@
             </w:r>
             <w:r>
               <w:rPr>
-                <w:rFonts w:ascii="Arial" w:hAnsi="Arial" w:eastAsia="Arial" w:cs="Arial"/>
+                <w:rFonts w:ascii="Arial" w:eastAsia="Arial" w:hAnsi="Arial" w:cs="Arial"/>
                 <w:color w:val="000000"/>
                 <w:sz w:val="18"/>
                 <w:szCs w:val="18"/>
@@ -3572,20 +3472,14 @@
         </w:tc>
       </w:tr>
       <w:tr>
-        <w:tblPrEx>
-          <w:tblCellMar>
-            <w:top w:w="0" w:type="dxa"/>
-            <w:bottom w:w="0" w:type="dxa"/>
-          </w:tblCellMar>
-        </w:tblPrEx>
         <w:tc>
           <w:tcPr>
             <w:tcW w:w="3200" w:type="dxa"/>
             <w:tcBorders>
-              <w:top w:val="single" w:color="ADB9CA" w:sz="6" w:space="0"/>
-              <w:left w:val="single" w:color="ADB9CA" w:sz="6" w:space="0"/>
-              <w:bottom w:val="single" w:color="ADB9CA" w:sz="6" w:space="0"/>
-              <w:right w:val="single" w:color="ADB9CA" w:sz="6" w:space="0"/>
+              <w:top w:val="single" w:sz="6" w:space="0" w:color="ADB9CA"/>
+              <w:left w:val="single" w:sz="6" w:space="0" w:color="ADB9CA"/>
+              <w:bottom w:val="single" w:sz="6" w:space="0" w:color="ADB9CA"/>
+              <w:right w:val="single" w:sz="6" w:space="0" w:color="ADB9CA"/>
             </w:tcBorders>
             <w:shd w:val="clear" w:color="auto" w:fill="E8F0FB"/>
             <w:tcMar>
@@ -3599,7 +3493,7 @@
           <w:p>
             <w:r>
               <w:rPr>
-                <w:rFonts w:ascii="Arial" w:hAnsi="Arial" w:eastAsia="Arial" w:cs="Arial"/>
+                <w:rFonts w:ascii="Arial" w:eastAsia="Arial" w:hAnsi="Arial" w:cs="Arial"/>
                 <w:b/>
                 <w:bCs/>
                 <w:color w:val="000000"/>
@@ -3614,10 +3508,10 @@
           <w:tcPr>
             <w:tcW w:w="6160" w:type="dxa"/>
             <w:tcBorders>
-              <w:top w:val="single" w:color="ADB9CA" w:sz="6" w:space="0"/>
-              <w:left w:val="single" w:color="ADB9CA" w:sz="6" w:space="0"/>
-              <w:bottom w:val="single" w:color="ADB9CA" w:sz="6" w:space="0"/>
-              <w:right w:val="single" w:color="ADB9CA" w:sz="6" w:space="0"/>
+              <w:top w:val="single" w:sz="6" w:space="0" w:color="ADB9CA"/>
+              <w:left w:val="single" w:sz="6" w:space="0" w:color="ADB9CA"/>
+              <w:bottom w:val="single" w:sz="6" w:space="0" w:color="ADB9CA"/>
+              <w:right w:val="single" w:sz="6" w:space="0" w:color="ADB9CA"/>
             </w:tcBorders>
             <w:shd w:val="clear" w:color="auto" w:fill="E8F0FB"/>
             <w:tcMar>
@@ -3631,7 +3525,7 @@
           <w:p>
             <w:r>
               <w:rPr>
-                <w:rFonts w:ascii="Arial" w:hAnsi="Arial" w:eastAsia="Arial" w:cs="Arial"/>
+                <w:rFonts w:ascii="Arial" w:eastAsia="Arial" w:hAnsi="Arial" w:cs="Arial"/>
                 <w:color w:val="000000"/>
                 <w:sz w:val="18"/>
                 <w:szCs w:val="18"/>
@@ -3640,7 +3534,7 @@
             </w:r>
             <w:r>
               <w:rPr>
-                <w:rFonts w:ascii="Arial" w:hAnsi="Arial" w:eastAsia="Arial" w:cs="Arial"/>
+                <w:rFonts w:ascii="Arial" w:eastAsia="Arial" w:hAnsi="Arial" w:cs="Arial"/>
                 <w:color w:val="000000"/>
                 <w:sz w:val="18"/>
                 <w:szCs w:val="18"/>
@@ -3649,7 +3543,7 @@
             </w:r>
             <w:r>
               <w:rPr>
-                <w:rFonts w:ascii="Arial" w:hAnsi="Arial" w:eastAsia="Arial" w:cs="Arial"/>
+                <w:rFonts w:ascii="Arial" w:eastAsia="Arial" w:hAnsi="Arial" w:cs="Arial"/>
                 <w:color w:val="000000"/>
                 <w:sz w:val="18"/>
                 <w:szCs w:val="18"/>
@@ -3660,20 +3554,14 @@
         </w:tc>
       </w:tr>
       <w:tr>
-        <w:tblPrEx>
-          <w:tblCellMar>
-            <w:top w:w="0" w:type="dxa"/>
-            <w:bottom w:w="0" w:type="dxa"/>
-          </w:tblCellMar>
-        </w:tblPrEx>
         <w:tc>
           <w:tcPr>
             <w:tcW w:w="3200" w:type="dxa"/>
             <w:tcBorders>
-              <w:top w:val="single" w:color="ADB9CA" w:sz="6" w:space="0"/>
-              <w:left w:val="single" w:color="ADB9CA" w:sz="6" w:space="0"/>
-              <w:bottom w:val="single" w:color="ADB9CA" w:sz="6" w:space="0"/>
-              <w:right w:val="single" w:color="ADB9CA" w:sz="6" w:space="0"/>
+              <w:top w:val="single" w:sz="6" w:space="0" w:color="ADB9CA"/>
+              <w:left w:val="single" w:sz="6" w:space="0" w:color="ADB9CA"/>
+              <w:bottom w:val="single" w:sz="6" w:space="0" w:color="ADB9CA"/>
+              <w:right w:val="single" w:sz="6" w:space="0" w:color="ADB9CA"/>
             </w:tcBorders>
             <w:shd w:val="clear" w:color="auto" w:fill="FFFFFF"/>
             <w:tcMar>
@@ -3687,7 +3575,7 @@
           <w:p>
             <w:r>
               <w:rPr>
-                <w:rFonts w:ascii="Arial" w:hAnsi="Arial" w:eastAsia="Arial" w:cs="Arial"/>
+                <w:rFonts w:ascii="Arial" w:eastAsia="Arial" w:hAnsi="Arial" w:cs="Arial"/>
                 <w:b/>
                 <w:bCs/>
                 <w:color w:val="000000"/>
@@ -3702,10 +3590,10 @@
           <w:tcPr>
             <w:tcW w:w="6160" w:type="dxa"/>
             <w:tcBorders>
-              <w:top w:val="single" w:color="ADB9CA" w:sz="6" w:space="0"/>
-              <w:left w:val="single" w:color="ADB9CA" w:sz="6" w:space="0"/>
-              <w:bottom w:val="single" w:color="ADB9CA" w:sz="6" w:space="0"/>
-              <w:right w:val="single" w:color="ADB9CA" w:sz="6" w:space="0"/>
+              <w:top w:val="single" w:sz="6" w:space="0" w:color="ADB9CA"/>
+              <w:left w:val="single" w:sz="6" w:space="0" w:color="ADB9CA"/>
+              <w:bottom w:val="single" w:sz="6" w:space="0" w:color="ADB9CA"/>
+              <w:right w:val="single" w:sz="6" w:space="0" w:color="ADB9CA"/>
             </w:tcBorders>
             <w:shd w:val="clear" w:color="auto" w:fill="FFFFFF"/>
             <w:tcMar>
@@ -3719,7 +3607,7 @@
           <w:p>
             <w:r>
               <w:rPr>
-                <w:rFonts w:ascii="Arial" w:hAnsi="Arial" w:eastAsia="Arial" w:cs="Arial"/>
+                <w:rFonts w:ascii="Arial" w:eastAsia="Arial" w:hAnsi="Arial" w:cs="Arial"/>
                 <w:color w:val="000000"/>
                 <w:sz w:val="18"/>
                 <w:szCs w:val="18"/>
@@ -3728,7 +3616,7 @@
             </w:r>
             <w:r>
               <w:rPr>
-                <w:rFonts w:ascii="Arial" w:hAnsi="Arial" w:eastAsia="Arial" w:cs="Arial"/>
+                <w:rFonts w:ascii="Arial" w:eastAsia="Arial" w:hAnsi="Arial" w:cs="Arial"/>
                 <w:color w:val="000000"/>
                 <w:sz w:val="18"/>
                 <w:szCs w:val="18"/>
@@ -3737,7 +3625,7 @@
             </w:r>
             <w:r>
               <w:rPr>
-                <w:rFonts w:ascii="Arial" w:hAnsi="Arial" w:eastAsia="Arial" w:cs="Arial"/>
+                <w:rFonts w:ascii="Arial" w:eastAsia="Arial" w:hAnsi="Arial" w:cs="Arial"/>
                 <w:color w:val="000000"/>
                 <w:sz w:val="18"/>
                 <w:szCs w:val="18"/>
@@ -3748,20 +3636,14 @@
         </w:tc>
       </w:tr>
       <w:tr>
-        <w:tblPrEx>
-          <w:tblCellMar>
-            <w:top w:w="0" w:type="dxa"/>
-            <w:bottom w:w="0" w:type="dxa"/>
-          </w:tblCellMar>
-        </w:tblPrEx>
         <w:tc>
           <w:tcPr>
             <w:tcW w:w="3200" w:type="dxa"/>
             <w:tcBorders>
-              <w:top w:val="single" w:color="ADB9CA" w:sz="6" w:space="0"/>
-              <w:left w:val="single" w:color="ADB9CA" w:sz="6" w:space="0"/>
-              <w:bottom w:val="single" w:color="ADB9CA" w:sz="6" w:space="0"/>
-              <w:right w:val="single" w:color="ADB9CA" w:sz="6" w:space="0"/>
+              <w:top w:val="single" w:sz="6" w:space="0" w:color="ADB9CA"/>
+              <w:left w:val="single" w:sz="6" w:space="0" w:color="ADB9CA"/>
+              <w:bottom w:val="single" w:sz="6" w:space="0" w:color="ADB9CA"/>
+              <w:right w:val="single" w:sz="6" w:space="0" w:color="ADB9CA"/>
             </w:tcBorders>
             <w:shd w:val="clear" w:color="auto" w:fill="E8F0FB"/>
             <w:tcMar>
@@ -3775,7 +3657,7 @@
           <w:p>
             <w:r>
               <w:rPr>
-                <w:rFonts w:ascii="Arial" w:hAnsi="Arial" w:eastAsia="Arial" w:cs="Arial"/>
+                <w:rFonts w:ascii="Arial" w:eastAsia="Arial" w:hAnsi="Arial" w:cs="Arial"/>
                 <w:b/>
                 <w:bCs/>
                 <w:color w:val="000000"/>
@@ -3790,10 +3672,10 @@
           <w:tcPr>
             <w:tcW w:w="6160" w:type="dxa"/>
             <w:tcBorders>
-              <w:top w:val="single" w:color="ADB9CA" w:sz="6" w:space="0"/>
-              <w:left w:val="single" w:color="ADB9CA" w:sz="6" w:space="0"/>
-              <w:bottom w:val="single" w:color="ADB9CA" w:sz="6" w:space="0"/>
-              <w:right w:val="single" w:color="ADB9CA" w:sz="6" w:space="0"/>
+              <w:top w:val="single" w:sz="6" w:space="0" w:color="ADB9CA"/>
+              <w:left w:val="single" w:sz="6" w:space="0" w:color="ADB9CA"/>
+              <w:bottom w:val="single" w:sz="6" w:space="0" w:color="ADB9CA"/>
+              <w:right w:val="single" w:sz="6" w:space="0" w:color="ADB9CA"/>
             </w:tcBorders>
             <w:shd w:val="clear" w:color="auto" w:fill="E8F0FB"/>
             <w:tcMar>
@@ -3807,7 +3689,7 @@
           <w:p>
             <w:r>
               <w:rPr>
-                <w:rFonts w:ascii="Arial" w:hAnsi="Arial" w:eastAsia="Arial" w:cs="Arial"/>
+                <w:rFonts w:ascii="Arial" w:eastAsia="Arial" w:hAnsi="Arial" w:cs="Arial"/>
                 <w:color w:val="000000"/>
                 <w:sz w:val="18"/>
                 <w:szCs w:val="18"/>
@@ -3818,20 +3700,14 @@
         </w:tc>
       </w:tr>
       <w:tr>
-        <w:tblPrEx>
-          <w:tblCellMar>
-            <w:top w:w="0" w:type="dxa"/>
-            <w:bottom w:w="0" w:type="dxa"/>
-          </w:tblCellMar>
-        </w:tblPrEx>
         <w:tc>
           <w:tcPr>
             <w:tcW w:w="3200" w:type="dxa"/>
             <w:tcBorders>
-              <w:top w:val="single" w:color="ADB9CA" w:sz="6" w:space="0"/>
-              <w:left w:val="single" w:color="ADB9CA" w:sz="6" w:space="0"/>
-              <w:bottom w:val="single" w:color="ADB9CA" w:sz="6" w:space="0"/>
-              <w:right w:val="single" w:color="ADB9CA" w:sz="6" w:space="0"/>
+              <w:top w:val="single" w:sz="6" w:space="0" w:color="ADB9CA"/>
+              <w:left w:val="single" w:sz="6" w:space="0" w:color="ADB9CA"/>
+              <w:bottom w:val="single" w:sz="6" w:space="0" w:color="ADB9CA"/>
+              <w:right w:val="single" w:sz="6" w:space="0" w:color="ADB9CA"/>
             </w:tcBorders>
             <w:shd w:val="clear" w:color="auto" w:fill="FFFFFF"/>
             <w:tcMar>
@@ -3845,7 +3721,7 @@
           <w:p>
             <w:r>
               <w:rPr>
-                <w:rFonts w:ascii="Arial" w:hAnsi="Arial" w:eastAsia="Arial" w:cs="Arial"/>
+                <w:rFonts w:ascii="Arial" w:eastAsia="Arial" w:hAnsi="Arial" w:cs="Arial"/>
                 <w:b/>
                 <w:bCs/>
                 <w:color w:val="000000"/>
@@ -3860,10 +3736,10 @@
           <w:tcPr>
             <w:tcW w:w="6160" w:type="dxa"/>
             <w:tcBorders>
-              <w:top w:val="single" w:color="ADB9CA" w:sz="6" w:space="0"/>
-              <w:left w:val="single" w:color="ADB9CA" w:sz="6" w:space="0"/>
-              <w:bottom w:val="single" w:color="ADB9CA" w:sz="6" w:space="0"/>
-              <w:right w:val="single" w:color="ADB9CA" w:sz="6" w:space="0"/>
+              <w:top w:val="single" w:sz="6" w:space="0" w:color="ADB9CA"/>
+              <w:left w:val="single" w:sz="6" w:space="0" w:color="ADB9CA"/>
+              <w:bottom w:val="single" w:sz="6" w:space="0" w:color="ADB9CA"/>
+              <w:right w:val="single" w:sz="6" w:space="0" w:color="ADB9CA"/>
             </w:tcBorders>
             <w:shd w:val="clear" w:color="auto" w:fill="FFFFFF"/>
             <w:tcMar>
@@ -3877,7 +3753,7 @@
           <w:p>
             <w:r>
               <w:rPr>
-                <w:rFonts w:ascii="Arial" w:hAnsi="Arial" w:eastAsia="Arial" w:cs="Arial"/>
+                <w:rFonts w:ascii="Arial" w:eastAsia="Arial" w:hAnsi="Arial" w:cs="Arial"/>
                 <w:color w:val="000000"/>
                 <w:sz w:val="18"/>
                 <w:szCs w:val="18"/>
@@ -3886,7 +3762,7 @@
             </w:r>
             <w:r>
               <w:rPr>
-                <w:rFonts w:ascii="Arial" w:hAnsi="Arial" w:eastAsia="Arial" w:cs="Arial"/>
+                <w:rFonts w:ascii="Arial" w:eastAsia="Arial" w:hAnsi="Arial" w:cs="Arial"/>
                 <w:color w:val="000000"/>
                 <w:sz w:val="18"/>
                 <w:szCs w:val="18"/>
@@ -3897,20 +3773,14 @@
         </w:tc>
       </w:tr>
       <w:tr>
-        <w:tblPrEx>
-          <w:tblCellMar>
-            <w:top w:w="0" w:type="dxa"/>
-            <w:bottom w:w="0" w:type="dxa"/>
-          </w:tblCellMar>
-        </w:tblPrEx>
         <w:tc>
           <w:tcPr>
             <w:tcW w:w="3200" w:type="dxa"/>
             <w:tcBorders>
-              <w:top w:val="single" w:color="ADB9CA" w:sz="6" w:space="0"/>
-              <w:left w:val="single" w:color="ADB9CA" w:sz="6" w:space="0"/>
-              <w:bottom w:val="single" w:color="ADB9CA" w:sz="6" w:space="0"/>
-              <w:right w:val="single" w:color="ADB9CA" w:sz="6" w:space="0"/>
+              <w:top w:val="single" w:sz="6" w:space="0" w:color="ADB9CA"/>
+              <w:left w:val="single" w:sz="6" w:space="0" w:color="ADB9CA"/>
+              <w:bottom w:val="single" w:sz="6" w:space="0" w:color="ADB9CA"/>
+              <w:right w:val="single" w:sz="6" w:space="0" w:color="ADB9CA"/>
             </w:tcBorders>
             <w:shd w:val="clear" w:color="auto" w:fill="E8F0FB"/>
             <w:tcMar>
@@ -3924,7 +3794,7 @@
           <w:p>
             <w:r>
               <w:rPr>
-                <w:rFonts w:ascii="Arial" w:hAnsi="Arial" w:eastAsia="Arial" w:cs="Arial"/>
+                <w:rFonts w:ascii="Arial" w:eastAsia="Arial" w:hAnsi="Arial" w:cs="Arial"/>
                 <w:b/>
                 <w:bCs/>
                 <w:color w:val="000000"/>
@@ -3939,10 +3809,10 @@
           <w:tcPr>
             <w:tcW w:w="6160" w:type="dxa"/>
             <w:tcBorders>
-              <w:top w:val="single" w:color="ADB9CA" w:sz="6" w:space="0"/>
-              <w:left w:val="single" w:color="ADB9CA" w:sz="6" w:space="0"/>
-              <w:bottom w:val="single" w:color="ADB9CA" w:sz="6" w:space="0"/>
-              <w:right w:val="single" w:color="ADB9CA" w:sz="6" w:space="0"/>
+              <w:top w:val="single" w:sz="6" w:space="0" w:color="ADB9CA"/>
+              <w:left w:val="single" w:sz="6" w:space="0" w:color="ADB9CA"/>
+              <w:bottom w:val="single" w:sz="6" w:space="0" w:color="ADB9CA"/>
+              <w:right w:val="single" w:sz="6" w:space="0" w:color="ADB9CA"/>
             </w:tcBorders>
             <w:shd w:val="clear" w:color="auto" w:fill="E8F0FB"/>
             <w:tcMar>
@@ -3956,7 +3826,7 @@
           <w:p>
             <w:r>
               <w:rPr>
-                <w:rFonts w:ascii="Arial" w:hAnsi="Arial" w:eastAsia="Arial" w:cs="Arial"/>
+                <w:rFonts w:ascii="Arial" w:eastAsia="Arial" w:hAnsi="Arial" w:cs="Arial"/>
                 <w:color w:val="000000"/>
                 <w:sz w:val="18"/>
                 <w:szCs w:val="18"/>
@@ -3965,7 +3835,7 @@
             </w:r>
             <w:r>
               <w:rPr>
-                <w:rFonts w:ascii="Arial" w:hAnsi="Arial" w:eastAsia="Arial" w:cs="Arial"/>
+                <w:rFonts w:ascii="Arial" w:eastAsia="Arial" w:hAnsi="Arial" w:cs="Arial"/>
                 <w:color w:val="000000"/>
                 <w:sz w:val="18"/>
                 <w:szCs w:val="18"/>
@@ -3976,20 +3846,14 @@
         </w:tc>
       </w:tr>
       <w:tr>
-        <w:tblPrEx>
-          <w:tblCellMar>
-            <w:top w:w="0" w:type="dxa"/>
-            <w:bottom w:w="0" w:type="dxa"/>
-          </w:tblCellMar>
-        </w:tblPrEx>
         <w:tc>
           <w:tcPr>
             <w:tcW w:w="3200" w:type="dxa"/>
             <w:tcBorders>
-              <w:top w:val="single" w:color="ADB9CA" w:sz="6" w:space="0"/>
-              <w:left w:val="single" w:color="ADB9CA" w:sz="6" w:space="0"/>
-              <w:bottom w:val="single" w:color="ADB9CA" w:sz="6" w:space="0"/>
-              <w:right w:val="single" w:color="ADB9CA" w:sz="6" w:space="0"/>
+              <w:top w:val="single" w:sz="6" w:space="0" w:color="ADB9CA"/>
+              <w:left w:val="single" w:sz="6" w:space="0" w:color="ADB9CA"/>
+              <w:bottom w:val="single" w:sz="6" w:space="0" w:color="ADB9CA"/>
+              <w:right w:val="single" w:sz="6" w:space="0" w:color="ADB9CA"/>
             </w:tcBorders>
             <w:shd w:val="clear" w:color="auto" w:fill="FFFFFF"/>
             <w:tcMar>
@@ -4003,7 +3867,7 @@
           <w:p>
             <w:r>
               <w:rPr>
-                <w:rFonts w:ascii="Arial" w:hAnsi="Arial" w:eastAsia="Arial" w:cs="Arial"/>
+                <w:rFonts w:ascii="Arial" w:eastAsia="Arial" w:hAnsi="Arial" w:cs="Arial"/>
                 <w:b/>
                 <w:bCs/>
                 <w:color w:val="000000"/>
@@ -4018,10 +3882,10 @@
           <w:tcPr>
             <w:tcW w:w="6160" w:type="dxa"/>
             <w:tcBorders>
-              <w:top w:val="single" w:color="ADB9CA" w:sz="6" w:space="0"/>
-              <w:left w:val="single" w:color="ADB9CA" w:sz="6" w:space="0"/>
-              <w:bottom w:val="single" w:color="ADB9CA" w:sz="6" w:space="0"/>
-              <w:right w:val="single" w:color="ADB9CA" w:sz="6" w:space="0"/>
+              <w:top w:val="single" w:sz="6" w:space="0" w:color="ADB9CA"/>
+              <w:left w:val="single" w:sz="6" w:space="0" w:color="ADB9CA"/>
+              <w:bottom w:val="single" w:sz="6" w:space="0" w:color="ADB9CA"/>
+              <w:right w:val="single" w:sz="6" w:space="0" w:color="ADB9CA"/>
             </w:tcBorders>
             <w:shd w:val="clear" w:color="auto" w:fill="FFFFFF"/>
             <w:tcMar>
@@ -4035,7 +3899,7 @@
           <w:p>
             <w:r>
               <w:rPr>
-                <w:rFonts w:ascii="Arial" w:hAnsi="Arial" w:eastAsia="Arial" w:cs="Arial"/>
+                <w:rFonts w:ascii="Arial" w:eastAsia="Arial" w:hAnsi="Arial" w:cs="Arial"/>
                 <w:color w:val="000000"/>
                 <w:sz w:val="18"/>
                 <w:szCs w:val="18"/>
@@ -4054,13 +3918,13 @@
     <w:p>
       <w:pPr>
         <w:pBdr>
-          <w:bottom w:val="single" w:color="2E75B6" w:sz="6" w:space="4"/>
+          <w:bottom w:val="single" w:sz="6" w:space="4" w:color="2E75B6"/>
         </w:pBdr>
         <w:spacing w:before="260" w:after="120"/>
       </w:pPr>
       <w:r>
         <w:rPr>
-          <w:rFonts w:ascii="Arial" w:hAnsi="Arial" w:eastAsia="Arial" w:cs="Arial"/>
+          <w:rFonts w:ascii="Arial" w:eastAsia="Arial" w:hAnsi="Arial" w:cs="Arial"/>
           <w:b/>
           <w:bCs/>
           <w:color w:val="1F3864"/>
@@ -4077,35 +3941,36 @@
       </w:pPr>
       <w:r>
         <w:rPr>
-          <w:rFonts w:ascii="Arial" w:hAnsi="Arial" w:eastAsia="Arial" w:cs="Arial"/>
-          <w:color w:val="000000"/>
-        </w:rPr>
+          <w:rFonts w:ascii="Arial" w:eastAsia="Arial" w:hAnsi="Arial" w:cs="Arial"/>
+          <w:color w:val="000000"/>
+        </w:rPr>
+        <w:lastRenderedPageBreak/>
         <w:t xml:space="preserve">The Team Lead (TL) is responsible for creating all secrets listed below. The TL is the repository admin and the credentials in use </w:t>
       </w:r>
       <w:r>
         <w:rPr>
-          <w:rFonts w:ascii="Arial" w:hAnsi="Arial" w:eastAsia="Arial" w:cs="Arial"/>
+          <w:rFonts w:ascii="Arial" w:eastAsia="Arial" w:hAnsi="Arial" w:cs="Arial"/>
           <w:color w:val="000000"/>
         </w:rPr>
         <w:t>,</w:t>
       </w:r>
       <w:r>
         <w:rPr>
-          <w:rFonts w:ascii="Arial" w:hAnsi="Arial" w:eastAsia="Arial" w:cs="Arial"/>
+          <w:rFonts w:ascii="Arial" w:eastAsia="Arial" w:hAnsi="Arial" w:cs="Arial"/>
           <w:color w:val="000000"/>
         </w:rPr>
         <w:t xml:space="preserve"> Docker Hub and Render </w:t>
       </w:r>
       <w:r>
         <w:rPr>
-          <w:rFonts w:ascii="Arial" w:hAnsi="Arial" w:eastAsia="Arial" w:cs="Arial"/>
+          <w:rFonts w:ascii="Arial" w:eastAsia="Arial" w:hAnsi="Arial" w:cs="Arial"/>
           <w:color w:val="000000"/>
         </w:rPr>
         <w:t>,</w:t>
       </w:r>
       <w:r>
         <w:rPr>
-          <w:rFonts w:ascii="Arial" w:hAnsi="Arial" w:eastAsia="Arial" w:cs="Arial"/>
+          <w:rFonts w:ascii="Arial" w:eastAsia="Arial" w:hAnsi="Arial" w:cs="Arial"/>
           <w:color w:val="000000"/>
         </w:rPr>
         <w:t xml:space="preserve"> belong to the TL's accounts. No other team member should create or modify these secrets.</w:t>
@@ -4123,7 +3988,7 @@
       </w:pPr>
       <w:r>
         <w:rPr>
-          <w:rFonts w:ascii="Arial" w:hAnsi="Arial" w:eastAsia="Arial" w:cs="Arial"/>
+          <w:rFonts w:ascii="Arial" w:eastAsia="Arial" w:hAnsi="Arial" w:cs="Arial"/>
           <w:b/>
           <w:bCs/>
           <w:color w:val="000000"/>
@@ -4142,7 +4007,7 @@
       </w:pPr>
       <w:r>
         <w:rPr>
-          <w:rFonts w:ascii="Arial" w:hAnsi="Arial" w:eastAsia="Arial" w:cs="Arial"/>
+          <w:rFonts w:ascii="Arial" w:eastAsia="Arial" w:hAnsi="Arial" w:cs="Arial"/>
           <w:sz w:val="19"/>
           <w:szCs w:val="19"/>
         </w:rPr>
@@ -4160,7 +4025,7 @@
       </w:pPr>
       <w:r>
         <w:rPr>
-          <w:rFonts w:ascii="Arial" w:hAnsi="Arial" w:eastAsia="Arial" w:cs="Arial"/>
+          <w:rFonts w:ascii="Arial" w:eastAsia="Arial" w:hAnsi="Arial" w:cs="Arial"/>
           <w:sz w:val="19"/>
           <w:szCs w:val="19"/>
         </w:rPr>
@@ -4179,7 +4044,7 @@
       </w:pPr>
       <w:r>
         <w:rPr>
-          <w:rFonts w:ascii="Arial" w:hAnsi="Arial" w:eastAsia="Arial" w:cs="Arial"/>
+          <w:rFonts w:ascii="Arial" w:eastAsia="Arial" w:hAnsi="Arial" w:cs="Arial"/>
           <w:b/>
           <w:bCs/>
           <w:color w:val="000000"/>
@@ -4194,7 +4059,7 @@
       </w:pPr>
       <w:r>
         <w:rPr>
-          <w:rFonts w:ascii="Arial" w:hAnsi="Arial" w:eastAsia="Arial" w:cs="Arial"/>
+          <w:rFonts w:ascii="Arial" w:eastAsia="Arial" w:hAnsi="Arial" w:cs="Arial"/>
           <w:b/>
           <w:bCs/>
           <w:color w:val="444444"/>
@@ -4208,12 +4073,12 @@
       <w:tblPr>
         <w:tblW w:w="9360" w:type="dxa"/>
         <w:tblBorders>
-          <w:top w:val="single" w:color="auto" w:sz="4" w:space="0"/>
-          <w:left w:val="single" w:color="auto" w:sz="4" w:space="0"/>
-          <w:bottom w:val="single" w:color="auto" w:sz="4" w:space="0"/>
-          <w:right w:val="single" w:color="auto" w:sz="4" w:space="0"/>
-          <w:insideH w:val="single" w:color="auto" w:sz="4" w:space="0"/>
-          <w:insideV w:val="single" w:color="auto" w:sz="4" w:space="0"/>
+          <w:top w:val="single" w:sz="4" w:space="0" w:color="auto"/>
+          <w:left w:val="single" w:sz="4" w:space="0" w:color="auto"/>
+          <w:bottom w:val="single" w:sz="4" w:space="0" w:color="auto"/>
+          <w:right w:val="single" w:sz="4" w:space="0" w:color="auto"/>
+          <w:insideH w:val="single" w:sz="4" w:space="0" w:color="auto"/>
+          <w:insideV w:val="single" w:sz="4" w:space="0" w:color="auto"/>
         </w:tblBorders>
         <w:tblCellMar>
           <w:left w:w="10" w:type="dxa"/>
@@ -4227,12 +4092,6 @@
         <w:gridCol w:w="4420"/>
       </w:tblGrid>
       <w:tr>
-        <w:tblPrEx>
-          <w:tblCellMar>
-            <w:top w:w="0" w:type="dxa"/>
-            <w:bottom w:w="0" w:type="dxa"/>
-          </w:tblCellMar>
-        </w:tblPrEx>
         <w:trPr>
           <w:tblHeader/>
         </w:trPr>
@@ -4240,10 +4099,10 @@
           <w:tcPr>
             <w:tcW w:w="2000" w:type="dxa"/>
             <w:tcBorders>
-              <w:top w:val="single" w:color="ADB9CA" w:sz="6" w:space="0"/>
-              <w:left w:val="single" w:color="ADB9CA" w:sz="6" w:space="0"/>
-              <w:bottom w:val="single" w:color="ADB9CA" w:sz="6" w:space="0"/>
-              <w:right w:val="single" w:color="ADB9CA" w:sz="6" w:space="0"/>
+              <w:top w:val="single" w:sz="6" w:space="0" w:color="ADB9CA"/>
+              <w:left w:val="single" w:sz="6" w:space="0" w:color="ADB9CA"/>
+              <w:bottom w:val="single" w:sz="6" w:space="0" w:color="ADB9CA"/>
+              <w:right w:val="single" w:sz="6" w:space="0" w:color="ADB9CA"/>
             </w:tcBorders>
             <w:shd w:val="clear" w:color="auto" w:fill="1F3864"/>
             <w:tcMar>
@@ -4257,7 +4116,7 @@
           <w:p>
             <w:r>
               <w:rPr>
-                <w:rFonts w:ascii="Arial" w:hAnsi="Arial" w:eastAsia="Arial" w:cs="Arial"/>
+                <w:rFonts w:ascii="Arial" w:eastAsia="Arial" w:hAnsi="Arial" w:cs="Arial"/>
                 <w:b/>
                 <w:bCs/>
                 <w:color w:val="FFFFFF"/>
@@ -4272,10 +4131,10 @@
           <w:tcPr>
             <w:tcW w:w="2800" w:type="dxa"/>
             <w:tcBorders>
-              <w:top w:val="single" w:color="ADB9CA" w:sz="6" w:space="0"/>
-              <w:left w:val="single" w:color="ADB9CA" w:sz="6" w:space="0"/>
-              <w:bottom w:val="single" w:color="ADB9CA" w:sz="6" w:space="0"/>
-              <w:right w:val="single" w:color="ADB9CA" w:sz="6" w:space="0"/>
+              <w:top w:val="single" w:sz="6" w:space="0" w:color="ADB9CA"/>
+              <w:left w:val="single" w:sz="6" w:space="0" w:color="ADB9CA"/>
+              <w:bottom w:val="single" w:sz="6" w:space="0" w:color="ADB9CA"/>
+              <w:right w:val="single" w:sz="6" w:space="0" w:color="ADB9CA"/>
             </w:tcBorders>
             <w:shd w:val="clear" w:color="auto" w:fill="1F3864"/>
             <w:tcMar>
@@ -4289,7 +4148,7 @@
           <w:p>
             <w:r>
               <w:rPr>
-                <w:rFonts w:ascii="Arial" w:hAnsi="Arial" w:eastAsia="Arial" w:cs="Arial"/>
+                <w:rFonts w:ascii="Arial" w:eastAsia="Arial" w:hAnsi="Arial" w:cs="Arial"/>
                 <w:b/>
                 <w:bCs/>
                 <w:color w:val="FFFFFF"/>
@@ -4304,10 +4163,10 @@
           <w:tcPr>
             <w:tcW w:w="4560" w:type="dxa"/>
             <w:tcBorders>
-              <w:top w:val="single" w:color="ADB9CA" w:sz="6" w:space="0"/>
-              <w:left w:val="single" w:color="ADB9CA" w:sz="6" w:space="0"/>
-              <w:bottom w:val="single" w:color="ADB9CA" w:sz="6" w:space="0"/>
-              <w:right w:val="single" w:color="ADB9CA" w:sz="6" w:space="0"/>
+              <w:top w:val="single" w:sz="6" w:space="0" w:color="ADB9CA"/>
+              <w:left w:val="single" w:sz="6" w:space="0" w:color="ADB9CA"/>
+              <w:bottom w:val="single" w:sz="6" w:space="0" w:color="ADB9CA"/>
+              <w:right w:val="single" w:sz="6" w:space="0" w:color="ADB9CA"/>
             </w:tcBorders>
             <w:shd w:val="clear" w:color="auto" w:fill="1F3864"/>
             <w:tcMar>
@@ -4321,7 +4180,7 @@
           <w:p>
             <w:r>
               <w:rPr>
-                <w:rFonts w:ascii="Arial" w:hAnsi="Arial" w:eastAsia="Arial" w:cs="Arial"/>
+                <w:rFonts w:ascii="Arial" w:eastAsia="Arial" w:hAnsi="Arial" w:cs="Arial"/>
                 <w:b/>
                 <w:bCs/>
                 <w:color w:val="FFFFFF"/>
@@ -4334,12 +4193,6 @@
         </w:tc>
       </w:tr>
       <w:tr>
-        <w:tblPrEx>
-          <w:tblCellMar>
-            <w:top w:w="0" w:type="dxa"/>
-            <w:bottom w:w="0" w:type="dxa"/>
-          </w:tblCellMar>
-        </w:tblPrEx>
         <w:trPr>
           <w:trHeight w:val="427"/>
         </w:trPr>
@@ -4347,10 +4200,10 @@
           <w:tcPr>
             <w:tcW w:w="2000" w:type="dxa"/>
             <w:tcBorders>
-              <w:top w:val="single" w:color="ADB9CA" w:sz="6" w:space="0"/>
-              <w:left w:val="single" w:color="ADB9CA" w:sz="6" w:space="0"/>
-              <w:bottom w:val="single" w:color="ADB9CA" w:sz="6" w:space="0"/>
-              <w:right w:val="single" w:color="ADB9CA" w:sz="6" w:space="0"/>
+              <w:top w:val="single" w:sz="6" w:space="0" w:color="ADB9CA"/>
+              <w:left w:val="single" w:sz="6" w:space="0" w:color="ADB9CA"/>
+              <w:bottom w:val="single" w:sz="6" w:space="0" w:color="ADB9CA"/>
+              <w:right w:val="single" w:sz="6" w:space="0" w:color="ADB9CA"/>
             </w:tcBorders>
             <w:shd w:val="clear" w:color="auto" w:fill="E8F0FB"/>
             <w:tcMar>
@@ -4364,7 +4217,7 @@
           <w:p>
             <w:r>
               <w:rPr>
-                <w:rFonts w:ascii="Arial" w:hAnsi="Arial" w:eastAsia="Arial" w:cs="Arial"/>
+                <w:rFonts w:ascii="Arial" w:eastAsia="Arial" w:hAnsi="Arial" w:cs="Arial"/>
                 <w:b/>
                 <w:bCs/>
                 <w:color w:val="000000"/>
@@ -4379,10 +4232,10 @@
           <w:tcPr>
             <w:tcW w:w="2800" w:type="dxa"/>
             <w:tcBorders>
-              <w:top w:val="single" w:color="ADB9CA" w:sz="6" w:space="0"/>
-              <w:left w:val="single" w:color="ADB9CA" w:sz="6" w:space="0"/>
-              <w:bottom w:val="single" w:color="ADB9CA" w:sz="6" w:space="0"/>
-              <w:right w:val="single" w:color="ADB9CA" w:sz="6" w:space="0"/>
+              <w:top w:val="single" w:sz="6" w:space="0" w:color="ADB9CA"/>
+              <w:left w:val="single" w:sz="6" w:space="0" w:color="ADB9CA"/>
+              <w:bottom w:val="single" w:sz="6" w:space="0" w:color="ADB9CA"/>
+              <w:right w:val="single" w:sz="6" w:space="0" w:color="ADB9CA"/>
             </w:tcBorders>
             <w:shd w:val="clear" w:color="auto" w:fill="E8F0FB"/>
             <w:tcMar>
@@ -4402,7 +4255,7 @@
             </w:pPr>
             <w:r>
               <w:rPr>
-                <w:rFonts w:ascii="Arial" w:hAnsi="Arial" w:eastAsia="Arial" w:cs="Arial"/>
+                <w:rFonts w:ascii="Arial" w:eastAsia="Arial" w:hAnsi="Arial" w:cs="Arial"/>
                 <w:color w:val="000000"/>
                 <w:sz w:val="18"/>
                 <w:szCs w:val="18"/>
@@ -4415,10 +4268,10 @@
           <w:tcPr>
             <w:tcW w:w="4560" w:type="dxa"/>
             <w:tcBorders>
-              <w:top w:val="single" w:color="ADB9CA" w:sz="6" w:space="0"/>
-              <w:left w:val="single" w:color="ADB9CA" w:sz="6" w:space="0"/>
-              <w:bottom w:val="single" w:color="ADB9CA" w:sz="6" w:space="0"/>
-              <w:right w:val="single" w:color="ADB9CA" w:sz="6" w:space="0"/>
+              <w:top w:val="single" w:sz="6" w:space="0" w:color="ADB9CA"/>
+              <w:left w:val="single" w:sz="6" w:space="0" w:color="ADB9CA"/>
+              <w:bottom w:val="single" w:sz="6" w:space="0" w:color="ADB9CA"/>
+              <w:right w:val="single" w:sz="6" w:space="0" w:color="ADB9CA"/>
             </w:tcBorders>
             <w:shd w:val="clear" w:color="auto" w:fill="E8F0FB"/>
             <w:tcMar>
@@ -4432,7 +4285,7 @@
           <w:p>
             <w:r>
               <w:rPr>
-                <w:rFonts w:ascii="Arial" w:hAnsi="Arial" w:eastAsia="Arial" w:cs="Arial"/>
+                <w:rFonts w:ascii="Arial" w:eastAsia="Arial" w:hAnsi="Arial" w:cs="Arial"/>
                 <w:color w:val="000000"/>
                 <w:sz w:val="18"/>
                 <w:szCs w:val="18"/>
@@ -4443,20 +4296,14 @@
         </w:tc>
       </w:tr>
       <w:tr>
-        <w:tblPrEx>
-          <w:tblCellMar>
-            <w:top w:w="0" w:type="dxa"/>
-            <w:bottom w:w="0" w:type="dxa"/>
-          </w:tblCellMar>
-        </w:tblPrEx>
         <w:tc>
           <w:tcPr>
             <w:tcW w:w="2000" w:type="dxa"/>
             <w:tcBorders>
-              <w:top w:val="single" w:color="ADB9CA" w:sz="6" w:space="0"/>
-              <w:left w:val="single" w:color="ADB9CA" w:sz="6" w:space="0"/>
-              <w:bottom w:val="single" w:color="ADB9CA" w:sz="6" w:space="0"/>
-              <w:right w:val="single" w:color="ADB9CA" w:sz="6" w:space="0"/>
+              <w:top w:val="single" w:sz="6" w:space="0" w:color="ADB9CA"/>
+              <w:left w:val="single" w:sz="6" w:space="0" w:color="ADB9CA"/>
+              <w:bottom w:val="single" w:sz="6" w:space="0" w:color="ADB9CA"/>
+              <w:right w:val="single" w:sz="6" w:space="0" w:color="ADB9CA"/>
             </w:tcBorders>
             <w:shd w:val="clear" w:color="auto" w:fill="FFFFFF"/>
             <w:tcMar>
@@ -4470,7 +4317,7 @@
           <w:p>
             <w:r>
               <w:rPr>
-                <w:rFonts w:ascii="Arial" w:hAnsi="Arial" w:eastAsia="Arial" w:cs="Arial"/>
+                <w:rFonts w:ascii="Arial" w:eastAsia="Arial" w:hAnsi="Arial" w:cs="Arial"/>
                 <w:b/>
                 <w:bCs/>
                 <w:color w:val="000000"/>
@@ -4485,10 +4332,10 @@
           <w:tcPr>
             <w:tcW w:w="2800" w:type="dxa"/>
             <w:tcBorders>
-              <w:top w:val="single" w:color="ADB9CA" w:sz="6" w:space="0"/>
-              <w:left w:val="single" w:color="ADB9CA" w:sz="6" w:space="0"/>
-              <w:bottom w:val="single" w:color="ADB9CA" w:sz="6" w:space="0"/>
-              <w:right w:val="single" w:color="ADB9CA" w:sz="6" w:space="0"/>
+              <w:top w:val="single" w:sz="6" w:space="0" w:color="ADB9CA"/>
+              <w:left w:val="single" w:sz="6" w:space="0" w:color="ADB9CA"/>
+              <w:bottom w:val="single" w:sz="6" w:space="0" w:color="ADB9CA"/>
+              <w:right w:val="single" w:sz="6" w:space="0" w:color="ADB9CA"/>
             </w:tcBorders>
             <w:shd w:val="clear" w:color="auto" w:fill="FFFFFF"/>
             <w:tcMar>
@@ -4502,7 +4349,7 @@
           <w:p>
             <w:r>
               <w:rPr>
-                <w:rFonts w:ascii="Arial" w:hAnsi="Arial" w:eastAsia="Arial" w:cs="Arial"/>
+                <w:rFonts w:ascii="Arial" w:eastAsia="Arial" w:hAnsi="Arial" w:cs="Arial"/>
                 <w:color w:val="000000"/>
                 <w:sz w:val="18"/>
                 <w:szCs w:val="18"/>
@@ -4515,10 +4362,10 @@
           <w:tcPr>
             <w:tcW w:w="4560" w:type="dxa"/>
             <w:tcBorders>
-              <w:top w:val="single" w:color="ADB9CA" w:sz="6" w:space="0"/>
-              <w:left w:val="single" w:color="ADB9CA" w:sz="6" w:space="0"/>
-              <w:bottom w:val="single" w:color="ADB9CA" w:sz="6" w:space="0"/>
-              <w:right w:val="single" w:color="ADB9CA" w:sz="6" w:space="0"/>
+              <w:top w:val="single" w:sz="6" w:space="0" w:color="ADB9CA"/>
+              <w:left w:val="single" w:sz="6" w:space="0" w:color="ADB9CA"/>
+              <w:bottom w:val="single" w:sz="6" w:space="0" w:color="ADB9CA"/>
+              <w:right w:val="single" w:sz="6" w:space="0" w:color="ADB9CA"/>
             </w:tcBorders>
             <w:shd w:val="clear" w:color="auto" w:fill="FFFFFF"/>
             <w:tcMar>
@@ -4532,7 +4379,7 @@
           <w:p>
             <w:r>
               <w:rPr>
-                <w:rFonts w:ascii="Arial" w:hAnsi="Arial" w:eastAsia="Arial" w:cs="Arial"/>
+                <w:rFonts w:ascii="Arial" w:eastAsia="Arial" w:hAnsi="Arial" w:cs="Arial"/>
                 <w:color w:val="000000"/>
                 <w:sz w:val="18"/>
                 <w:szCs w:val="18"/>
@@ -4541,7 +4388,7 @@
             </w:r>
             <w:r>
               <w:rPr>
-                <w:rFonts w:ascii="Arial" w:hAnsi="Arial" w:eastAsia="Arial" w:cs="Arial"/>
+                <w:rFonts w:ascii="Arial" w:eastAsia="Arial" w:hAnsi="Arial" w:cs="Arial"/>
                 <w:color w:val="000000"/>
                 <w:sz w:val="18"/>
                 <w:szCs w:val="18"/>
@@ -4550,7 +4397,7 @@
             </w:r>
             <w:r>
               <w:rPr>
-                <w:rFonts w:ascii="Arial" w:hAnsi="Arial" w:eastAsia="Arial" w:cs="Arial"/>
+                <w:rFonts w:ascii="Arial" w:eastAsia="Arial" w:hAnsi="Arial" w:cs="Arial"/>
                 <w:color w:val="000000"/>
                 <w:sz w:val="18"/>
                 <w:szCs w:val="18"/>
@@ -4561,20 +4408,14 @@
         </w:tc>
       </w:tr>
       <w:tr>
-        <w:tblPrEx>
-          <w:tblCellMar>
-            <w:top w:w="0" w:type="dxa"/>
-            <w:bottom w:w="0" w:type="dxa"/>
-          </w:tblCellMar>
-        </w:tblPrEx>
         <w:tc>
           <w:tcPr>
             <w:tcW w:w="2000" w:type="dxa"/>
             <w:tcBorders>
-              <w:top w:val="single" w:color="ADB9CA" w:sz="6" w:space="0"/>
-              <w:left w:val="single" w:color="ADB9CA" w:sz="6" w:space="0"/>
-              <w:bottom w:val="single" w:color="ADB9CA" w:sz="6" w:space="0"/>
-              <w:right w:val="single" w:color="ADB9CA" w:sz="6" w:space="0"/>
+              <w:top w:val="single" w:sz="6" w:space="0" w:color="ADB9CA"/>
+              <w:left w:val="single" w:sz="6" w:space="0" w:color="ADB9CA"/>
+              <w:bottom w:val="single" w:sz="6" w:space="0" w:color="ADB9CA"/>
+              <w:right w:val="single" w:sz="6" w:space="0" w:color="ADB9CA"/>
             </w:tcBorders>
             <w:shd w:val="clear" w:color="auto" w:fill="E8F0FB"/>
             <w:tcMar>
@@ -4588,7 +4429,7 @@
           <w:p>
             <w:r>
               <w:rPr>
-                <w:rFonts w:ascii="Arial" w:hAnsi="Arial" w:eastAsia="Arial" w:cs="Arial"/>
+                <w:rFonts w:ascii="Arial" w:eastAsia="Arial" w:hAnsi="Arial" w:cs="Arial"/>
                 <w:b/>
                 <w:bCs/>
                 <w:color w:val="000000"/>
@@ -4603,10 +4444,10 @@
           <w:tcPr>
             <w:tcW w:w="2800" w:type="dxa"/>
             <w:tcBorders>
-              <w:top w:val="single" w:color="ADB9CA" w:sz="6" w:space="0"/>
-              <w:left w:val="single" w:color="ADB9CA" w:sz="6" w:space="0"/>
-              <w:bottom w:val="single" w:color="ADB9CA" w:sz="6" w:space="0"/>
-              <w:right w:val="single" w:color="ADB9CA" w:sz="6" w:space="0"/>
+              <w:top w:val="single" w:sz="6" w:space="0" w:color="ADB9CA"/>
+              <w:left w:val="single" w:sz="6" w:space="0" w:color="ADB9CA"/>
+              <w:bottom w:val="single" w:sz="6" w:space="0" w:color="ADB9CA"/>
+              <w:right w:val="single" w:sz="6" w:space="0" w:color="ADB9CA"/>
             </w:tcBorders>
             <w:shd w:val="clear" w:color="auto" w:fill="E8F0FB"/>
             <w:tcMar>
@@ -4620,7 +4461,7 @@
           <w:p>
             <w:r>
               <w:rPr>
-                <w:rFonts w:ascii="Arial" w:hAnsi="Arial" w:eastAsia="Arial" w:cs="Arial"/>
+                <w:rFonts w:ascii="Arial" w:eastAsia="Arial" w:hAnsi="Arial" w:cs="Arial"/>
                 <w:color w:val="000000"/>
                 <w:sz w:val="18"/>
                 <w:szCs w:val="18"/>
@@ -4633,10 +4474,10 @@
           <w:tcPr>
             <w:tcW w:w="4560" w:type="dxa"/>
             <w:tcBorders>
-              <w:top w:val="single" w:color="ADB9CA" w:sz="6" w:space="0"/>
-              <w:left w:val="single" w:color="ADB9CA" w:sz="6" w:space="0"/>
-              <w:bottom w:val="single" w:color="ADB9CA" w:sz="6" w:space="0"/>
-              <w:right w:val="single" w:color="ADB9CA" w:sz="6" w:space="0"/>
+              <w:top w:val="single" w:sz="6" w:space="0" w:color="ADB9CA"/>
+              <w:left w:val="single" w:sz="6" w:space="0" w:color="ADB9CA"/>
+              <w:bottom w:val="single" w:sz="6" w:space="0" w:color="ADB9CA"/>
+              <w:right w:val="single" w:sz="6" w:space="0" w:color="ADB9CA"/>
             </w:tcBorders>
             <w:shd w:val="clear" w:color="auto" w:fill="E8F0FB"/>
             <w:tcMar>
@@ -4650,7 +4491,7 @@
           <w:p>
             <w:r>
               <w:rPr>
-                <w:rFonts w:ascii="Arial" w:hAnsi="Arial" w:eastAsia="Arial" w:cs="Arial"/>
+                <w:rFonts w:ascii="Arial" w:eastAsia="Arial" w:hAnsi="Arial" w:cs="Arial"/>
                 <w:color w:val="000000"/>
                 <w:sz w:val="18"/>
                 <w:szCs w:val="18"/>
@@ -4673,7 +4514,7 @@
       </w:pPr>
       <w:r>
         <w:rPr>
-          <w:rFonts w:ascii="Arial" w:hAnsi="Arial" w:eastAsia="Arial" w:cs="Arial"/>
+          <w:rFonts w:ascii="Arial" w:eastAsia="Arial" w:hAnsi="Arial" w:cs="Arial"/>
           <w:color w:val="555555"/>
           <w:sz w:val="18"/>
           <w:szCs w:val="18"/>
@@ -4682,7 +4523,7 @@
       </w:r>
       <w:r>
         <w:rPr>
-          <w:rFonts w:ascii="Arial" w:hAnsi="Arial" w:eastAsia="Arial" w:cs="Arial"/>
+          <w:rFonts w:ascii="Arial" w:eastAsia="Arial" w:hAnsi="Arial" w:cs="Arial"/>
           <w:color w:val="555555"/>
           <w:sz w:val="18"/>
           <w:szCs w:val="18"/>
@@ -4691,7 +4532,7 @@
       </w:r>
       <w:r>
         <w:rPr>
-          <w:rFonts w:ascii="Arial" w:hAnsi="Arial" w:eastAsia="Arial" w:cs="Arial"/>
+          <w:rFonts w:ascii="Arial" w:eastAsia="Arial" w:hAnsi="Arial" w:cs="Arial"/>
           <w:color w:val="555555"/>
           <w:sz w:val="18"/>
           <w:szCs w:val="18"/>
@@ -4707,13 +4548,13 @@
     <w:p>
       <w:pPr>
         <w:pBdr>
-          <w:bottom w:val="single" w:color="2E75B6" w:sz="6" w:space="4"/>
+          <w:bottom w:val="single" w:sz="6" w:space="4" w:color="2E75B6"/>
         </w:pBdr>
         <w:spacing w:before="260" w:after="120"/>
       </w:pPr>
       <w:r>
         <w:rPr>
-          <w:rFonts w:ascii="Arial" w:hAnsi="Arial" w:eastAsia="Arial" w:cs="Arial"/>
+          <w:rFonts w:ascii="Arial" w:eastAsia="Arial" w:hAnsi="Arial" w:cs="Arial"/>
           <w:b/>
           <w:bCs/>
           <w:color w:val="1F3864"/>
@@ -4730,7 +4571,7 @@
       </w:pPr>
       <w:r>
         <w:rPr>
-          <w:rFonts w:ascii="Arial" w:hAnsi="Arial" w:eastAsia="Arial" w:cs="Arial"/>
+          <w:rFonts w:ascii="Arial" w:eastAsia="Arial" w:hAnsi="Arial" w:cs="Arial"/>
           <w:b/>
           <w:bCs/>
           <w:color w:val="000000"/>
@@ -4739,7 +4580,7 @@
       </w:r>
       <w:r>
         <w:rPr>
-          <w:rFonts w:ascii="Arial" w:hAnsi="Arial" w:eastAsia="Arial" w:cs="Arial"/>
+          <w:rFonts w:ascii="Arial" w:eastAsia="Arial" w:hAnsi="Arial" w:cs="Arial"/>
           <w:b/>
           <w:bCs/>
           <w:color w:val="000000"/>
@@ -4748,7 +4589,7 @@
       </w:r>
       <w:r>
         <w:rPr>
-          <w:rFonts w:ascii="Arial" w:hAnsi="Arial" w:eastAsia="Arial" w:cs="Arial"/>
+          <w:rFonts w:ascii="Arial" w:eastAsia="Arial" w:hAnsi="Arial" w:cs="Arial"/>
           <w:b/>
           <w:bCs/>
           <w:color w:val="000000"/>
@@ -4768,7 +4609,7 @@
       </w:pPr>
       <w:r>
         <w:rPr>
-          <w:rFonts w:ascii="Arial" w:hAnsi="Arial" w:eastAsia="Arial" w:cs="Arial"/>
+          <w:rFonts w:ascii="Arial" w:eastAsia="Arial" w:hAnsi="Arial" w:cs="Arial"/>
           <w:color w:val="000000"/>
         </w:rPr>
         <w:t>The CI workflow must include the following steps in order:</w:t>
@@ -4785,7 +4626,7 @@
       </w:pPr>
       <w:r>
         <w:rPr>
-          <w:rFonts w:ascii="Arial" w:hAnsi="Arial" w:eastAsia="Arial" w:cs="Arial"/>
+          <w:rFonts w:ascii="Arial" w:eastAsia="Arial" w:hAnsi="Arial" w:cs="Arial"/>
           <w:color w:val="000000"/>
         </w:rPr>
         <w:t>Step 1 – Checkout: Check out the repository code using actions/checkout.</w:t>
@@ -4802,7 +4643,7 @@
       </w:pPr>
       <w:r>
         <w:rPr>
-          <w:rFonts w:ascii="Arial" w:hAnsi="Arial" w:eastAsia="Arial" w:cs="Arial"/>
+          <w:rFonts w:ascii="Arial" w:eastAsia="Arial" w:hAnsi="Arial" w:cs="Arial"/>
           <w:color w:val="000000"/>
         </w:rPr>
         <w:t>Step 2 – Docker Login: Authenticate with Docker Hub using the DOCKERHUB_USERNAME and DOCKERHUB_TOKEN repository secrets.</w:t>
@@ -4819,7 +4660,7 @@
       </w:pPr>
       <w:r>
         <w:rPr>
-          <w:rFonts w:ascii="Arial" w:hAnsi="Arial" w:eastAsia="Arial" w:cs="Arial"/>
+          <w:rFonts w:ascii="Arial" w:eastAsia="Arial" w:hAnsi="Arial" w:cs="Arial"/>
           <w:color w:val="000000"/>
         </w:rPr>
         <w:t>Step 3 – Build Image: Build the Docker image from the Dockerfile in the project root.</w:t>
@@ -4836,21 +4677,21 @@
       </w:pPr>
       <w:r>
         <w:rPr>
-          <w:rFonts w:ascii="Arial" w:hAnsi="Arial" w:eastAsia="Arial" w:cs="Arial"/>
+          <w:rFonts w:ascii="Arial" w:eastAsia="Arial" w:hAnsi="Arial" w:cs="Arial"/>
           <w:color w:val="000000"/>
         </w:rPr>
         <w:t xml:space="preserve">Step 4 – Tag Image: Tag the image using a meaningful strategy </w:t>
       </w:r>
       <w:r>
         <w:rPr>
-          <w:rFonts w:ascii="Arial" w:hAnsi="Arial" w:eastAsia="Arial" w:cs="Arial"/>
+          <w:rFonts w:ascii="Arial" w:eastAsia="Arial" w:hAnsi="Arial" w:cs="Arial"/>
           <w:color w:val="000000"/>
         </w:rPr>
         <w:t>,</w:t>
       </w:r>
       <w:r>
         <w:rPr>
-          <w:rFonts w:ascii="Arial" w:hAnsi="Arial" w:eastAsia="Arial" w:cs="Arial"/>
+          <w:rFonts w:ascii="Arial" w:eastAsia="Arial" w:hAnsi="Arial" w:cs="Arial"/>
           <w:color w:val="000000"/>
         </w:rPr>
         <w:t xml:space="preserve"> at minimum the 'latest' tag; optionally also tag with the short commit SHA (github.sha).</w:t>
@@ -4867,7 +4708,7 @@
       </w:pPr>
       <w:r>
         <w:rPr>
-          <w:rFonts w:ascii="Arial" w:hAnsi="Arial" w:eastAsia="Arial" w:cs="Arial"/>
+          <w:rFonts w:ascii="Arial" w:eastAsia="Arial" w:hAnsi="Arial" w:cs="Arial"/>
           <w:color w:val="000000"/>
         </w:rPr>
         <w:t>Step 5 – Push Image: Push the tagged image to Docker Hub.</w:t>
@@ -4885,7 +4726,7 @@
       </w:pPr>
       <w:r>
         <w:rPr>
-          <w:rFonts w:ascii="Arial" w:hAnsi="Arial" w:eastAsia="Arial" w:cs="Arial"/>
+          <w:rFonts w:ascii="Arial" w:eastAsia="Arial" w:hAnsi="Arial" w:cs="Arial"/>
           <w:color w:val="000000"/>
         </w:rPr>
         <w:t>Additional requirements:</w:t>
@@ -4902,7 +4743,7 @@
       </w:pPr>
       <w:r>
         <w:rPr>
-          <w:rFonts w:ascii="Arial" w:hAnsi="Arial" w:eastAsia="Arial" w:cs="Arial"/>
+          <w:rFonts w:ascii="Arial" w:eastAsia="Arial" w:hAnsi="Arial" w:cs="Arial"/>
           <w:color w:val="000000"/>
         </w:rPr>
         <w:t>The workflow must fail the entire run if any step fails, preventing a broken image from being available for deployment.</w:t>
@@ -4919,21 +4760,21 @@
       </w:pPr>
       <w:r>
         <w:rPr>
-          <w:rFonts w:ascii="Arial" w:hAnsi="Arial" w:eastAsia="Arial" w:cs="Arial"/>
+          <w:rFonts w:ascii="Arial" w:eastAsia="Arial" w:hAnsi="Arial" w:cs="Arial"/>
           <w:color w:val="000000"/>
         </w:rPr>
         <w:t xml:space="preserve">The CI status check must appear as a required check in the Branch Protection Rules on </w:t>
       </w:r>
       <w:r>
         <w:rPr>
-          <w:rFonts w:ascii="Arial" w:hAnsi="Arial" w:eastAsia="Arial" w:cs="Arial"/>
+          <w:rFonts w:ascii="Arial" w:eastAsia="Arial" w:hAnsi="Arial" w:cs="Arial"/>
           <w:color w:val="000000"/>
         </w:rPr>
         <w:t>“develop”</w:t>
       </w:r>
       <w:r>
         <w:rPr>
-          <w:rFonts w:ascii="Arial" w:hAnsi="Arial" w:eastAsia="Arial" w:cs="Arial"/>
+          <w:rFonts w:ascii="Arial" w:eastAsia="Arial" w:hAnsi="Arial" w:cs="Arial"/>
           <w:color w:val="000000"/>
         </w:rPr>
         <w:t>.</w:t>
@@ -4947,13 +4788,13 @@
     <w:p>
       <w:pPr>
         <w:pBdr>
-          <w:bottom w:val="single" w:color="2E75B6" w:sz="6" w:space="4"/>
+          <w:bottom w:val="single" w:sz="6" w:space="4" w:color="2E75B6"/>
         </w:pBdr>
         <w:spacing w:before="260" w:after="120"/>
       </w:pPr>
       <w:r>
         <w:rPr>
-          <w:rFonts w:ascii="Arial" w:hAnsi="Arial" w:eastAsia="Arial" w:cs="Arial"/>
+          <w:rFonts w:ascii="Arial" w:eastAsia="Arial" w:hAnsi="Arial" w:cs="Arial"/>
           <w:b/>
           <w:bCs/>
           <w:color w:val="1F3864"/>
@@ -4970,7 +4811,7 @@
       </w:pPr>
       <w:r>
         <w:rPr>
-          <w:rFonts w:ascii="Arial" w:hAnsi="Arial" w:eastAsia="Arial" w:cs="Arial"/>
+          <w:rFonts w:ascii="Arial" w:eastAsia="Arial" w:hAnsi="Arial" w:cs="Arial"/>
           <w:b/>
           <w:bCs/>
           <w:color w:val="000000"/>
@@ -4979,7 +4820,7 @@
       </w:r>
       <w:r>
         <w:rPr>
-          <w:rFonts w:ascii="Arial" w:hAnsi="Arial" w:eastAsia="Arial" w:cs="Arial"/>
+          <w:rFonts w:ascii="Arial" w:eastAsia="Arial" w:hAnsi="Arial" w:cs="Arial"/>
           <w:b/>
           <w:bCs/>
           <w:color w:val="000000"/>
@@ -4988,7 +4829,7 @@
       </w:r>
       <w:r>
         <w:rPr>
-          <w:rFonts w:ascii="Arial" w:hAnsi="Arial" w:eastAsia="Arial" w:cs="Arial"/>
+          <w:rFonts w:ascii="Arial" w:eastAsia="Arial" w:hAnsi="Arial" w:cs="Arial"/>
           <w:b/>
           <w:bCs/>
           <w:color w:val="000000"/>
@@ -4997,7 +4838,7 @@
       </w:r>
       <w:r>
         <w:rPr>
-          <w:rFonts w:ascii="Arial" w:hAnsi="Arial" w:eastAsia="Arial" w:cs="Arial"/>
+          <w:rFonts w:ascii="Arial" w:eastAsia="Arial" w:hAnsi="Arial" w:cs="Arial"/>
           <w:b/>
           <w:bCs/>
           <w:color w:val="000000"/>
@@ -5006,7 +4847,7 @@
       </w:r>
       <w:r>
         <w:rPr>
-          <w:rFonts w:ascii="Arial" w:hAnsi="Arial" w:eastAsia="Arial" w:cs="Arial"/>
+          <w:rFonts w:ascii="Arial" w:eastAsia="Arial" w:hAnsi="Arial" w:cs="Arial"/>
           <w:b/>
           <w:bCs/>
           <w:color w:val="000000"/>
@@ -5026,7 +4867,7 @@
       </w:pPr>
       <w:r>
         <w:rPr>
-          <w:rFonts w:ascii="Arial" w:hAnsi="Arial" w:eastAsia="Arial" w:cs="Arial"/>
+          <w:rFonts w:ascii="Arial" w:eastAsia="Arial" w:hAnsi="Arial" w:cs="Arial"/>
           <w:color w:val="000000"/>
         </w:rPr>
         <w:t>The CD workflow must include the following steps in order:</w:t>
@@ -5043,7 +4884,7 @@
       </w:pPr>
       <w:r>
         <w:rPr>
-          <w:rFonts w:ascii="Arial" w:hAnsi="Arial" w:eastAsia="Arial" w:cs="Arial"/>
+          <w:rFonts w:ascii="Arial" w:eastAsia="Arial" w:hAnsi="Arial" w:cs="Arial"/>
           <w:color w:val="000000"/>
         </w:rPr>
         <w:t>Step 1 – Checkout: Check out the repository code using actions/checkout.</w:t>
@@ -5060,7 +4901,7 @@
       </w:pPr>
       <w:r>
         <w:rPr>
-          <w:rFonts w:ascii="Arial" w:hAnsi="Arial" w:eastAsia="Arial" w:cs="Arial"/>
+          <w:rFonts w:ascii="Arial" w:eastAsia="Arial" w:hAnsi="Arial" w:cs="Arial"/>
           <w:color w:val="000000"/>
         </w:rPr>
         <w:t>Step 2 – Declare Environment: The job must specify environment: development so that the RENDER_DEPLOY_HOOK_URL environment-level secret is made available to the job.</w:t>
@@ -5077,7 +4918,7 @@
       </w:pPr>
       <w:r>
         <w:rPr>
-          <w:rFonts w:ascii="Arial" w:hAnsi="Arial" w:eastAsia="Arial" w:cs="Arial"/>
+          <w:rFonts w:ascii="Arial" w:eastAsia="Arial" w:hAnsi="Arial" w:cs="Arial"/>
           <w:color w:val="000000"/>
         </w:rPr>
         <w:t>Step 3 – Deploy: Send an HTTP POST request to the Render deploy hook URL using curl:</w:t>
@@ -5094,7 +4935,7 @@
       </w:pPr>
       <w:r>
         <w:rPr>
-          <w:rFonts w:ascii="Arial" w:hAnsi="Arial" w:eastAsia="Arial" w:cs="Arial"/>
+          <w:rFonts w:ascii="Arial" w:eastAsia="Arial" w:hAnsi="Arial" w:cs="Arial"/>
           <w:sz w:val="19"/>
           <w:szCs w:val="19"/>
         </w:rPr>
@@ -5112,7 +4953,7 @@
       </w:pPr>
       <w:r>
         <w:rPr>
-          <w:rFonts w:ascii="Arial" w:hAnsi="Arial" w:eastAsia="Arial" w:cs="Arial"/>
+          <w:rFonts w:ascii="Arial" w:eastAsia="Arial" w:hAnsi="Arial" w:cs="Arial"/>
           <w:color w:val="000000"/>
         </w:rPr>
         <w:t>Step 4 – Confirm: Output a timestamped deployment confirmation message as the final step.</w:t>
@@ -5130,7 +4971,7 @@
       </w:pPr>
       <w:r>
         <w:rPr>
-          <w:rFonts w:ascii="Arial" w:hAnsi="Arial" w:eastAsia="Arial" w:cs="Arial"/>
+          <w:rFonts w:ascii="Arial" w:eastAsia="Arial" w:hAnsi="Arial" w:cs="Arial"/>
           <w:color w:val="000000"/>
         </w:rPr>
         <w:t>Additional requirements:</w:t>
@@ -5147,7 +4988,7 @@
       </w:pPr>
       <w:r>
         <w:rPr>
-          <w:rFonts w:ascii="Arial" w:hAnsi="Arial" w:eastAsia="Arial" w:cs="Arial"/>
+          <w:rFonts w:ascii="Arial" w:eastAsia="Arial" w:hAnsi="Arial" w:cs="Arial"/>
           <w:color w:val="000000"/>
         </w:rPr>
         <w:t>The CD workflow file must declare runs-on: ubuntu-latest.</w:t>
@@ -5164,21 +5005,21 @@
       </w:pPr>
       <w:r>
         <w:rPr>
-          <w:rFonts w:ascii="Arial" w:hAnsi="Arial" w:eastAsia="Arial" w:cs="Arial"/>
+          <w:rFonts w:ascii="Arial" w:eastAsia="Arial" w:hAnsi="Arial" w:cs="Arial"/>
           <w:color w:val="000000"/>
         </w:rPr>
         <w:t xml:space="preserve">The job must NOT contain any Docker build or push steps </w:t>
       </w:r>
       <w:r>
         <w:rPr>
-          <w:rFonts w:ascii="Arial" w:hAnsi="Arial" w:eastAsia="Arial" w:cs="Arial"/>
+          <w:rFonts w:ascii="Arial" w:eastAsia="Arial" w:hAnsi="Arial" w:cs="Arial"/>
           <w:color w:val="000000"/>
         </w:rPr>
         <w:t>,</w:t>
       </w:r>
       <w:r>
         <w:rPr>
-          <w:rFonts w:ascii="Arial" w:hAnsi="Arial" w:eastAsia="Arial" w:cs="Arial"/>
+          <w:rFonts w:ascii="Arial" w:eastAsia="Arial" w:hAnsi="Arial" w:cs="Arial"/>
           <w:color w:val="000000"/>
         </w:rPr>
         <w:t xml:space="preserve"> that responsibility belongs exclusively to the CI workflow.</w:t>
@@ -5192,13 +5033,13 @@
     <w:p>
       <w:pPr>
         <w:pBdr>
-          <w:bottom w:val="single" w:color="2E75B6" w:sz="6" w:space="4"/>
+          <w:bottom w:val="single" w:sz="6" w:space="4" w:color="2E75B6"/>
         </w:pBdr>
         <w:spacing w:before="260" w:after="120"/>
       </w:pPr>
       <w:r>
         <w:rPr>
-          <w:rFonts w:ascii="Arial" w:hAnsi="Arial" w:eastAsia="Arial" w:cs="Arial"/>
+          <w:rFonts w:ascii="Arial" w:eastAsia="Arial" w:hAnsi="Arial" w:cs="Arial"/>
           <w:b/>
           <w:bCs/>
           <w:color w:val="1F3864"/>
@@ -5215,7 +5056,7 @@
       </w:pPr>
       <w:r>
         <w:rPr>
-          <w:rFonts w:ascii="Arial" w:hAnsi="Arial" w:eastAsia="Arial" w:cs="Arial"/>
+          <w:rFonts w:ascii="Arial" w:eastAsia="Arial" w:hAnsi="Arial" w:cs="Arial"/>
           <w:b/>
           <w:bCs/>
           <w:color w:val="444444"/>
@@ -5229,12 +5070,12 @@
       <w:tblPr>
         <w:tblW w:w="9360" w:type="dxa"/>
         <w:tblBorders>
-          <w:top w:val="single" w:color="auto" w:sz="4" w:space="0"/>
-          <w:left w:val="single" w:color="auto" w:sz="4" w:space="0"/>
-          <w:bottom w:val="single" w:color="auto" w:sz="4" w:space="0"/>
-          <w:right w:val="single" w:color="auto" w:sz="4" w:space="0"/>
-          <w:insideH w:val="single" w:color="auto" w:sz="4" w:space="0"/>
-          <w:insideV w:val="single" w:color="auto" w:sz="4" w:space="0"/>
+          <w:top w:val="single" w:sz="4" w:space="0" w:color="auto"/>
+          <w:left w:val="single" w:sz="4" w:space="0" w:color="auto"/>
+          <w:bottom w:val="single" w:sz="4" w:space="0" w:color="auto"/>
+          <w:right w:val="single" w:sz="4" w:space="0" w:color="auto"/>
+          <w:insideH w:val="single" w:sz="4" w:space="0" w:color="auto"/>
+          <w:insideV w:val="single" w:sz="4" w:space="0" w:color="auto"/>
         </w:tblBorders>
         <w:tblCellMar>
           <w:left w:w="10" w:type="dxa"/>
@@ -5248,12 +5089,6 @@
         <w:gridCol w:w="4380"/>
       </w:tblGrid>
       <w:tr>
-        <w:tblPrEx>
-          <w:tblCellMar>
-            <w:top w:w="0" w:type="dxa"/>
-            <w:bottom w:w="0" w:type="dxa"/>
-          </w:tblCellMar>
-        </w:tblPrEx>
         <w:trPr>
           <w:tblHeader/>
         </w:trPr>
@@ -5261,10 +5096,10 @@
           <w:tcPr>
             <w:tcW w:w="1600" w:type="dxa"/>
             <w:tcBorders>
-              <w:top w:val="single" w:color="ADB9CA" w:sz="6" w:space="0"/>
-              <w:left w:val="single" w:color="ADB9CA" w:sz="6" w:space="0"/>
-              <w:bottom w:val="single" w:color="ADB9CA" w:sz="6" w:space="0"/>
-              <w:right w:val="single" w:color="ADB9CA" w:sz="6" w:space="0"/>
+              <w:top w:val="single" w:sz="6" w:space="0" w:color="ADB9CA"/>
+              <w:left w:val="single" w:sz="6" w:space="0" w:color="ADB9CA"/>
+              <w:bottom w:val="single" w:sz="6" w:space="0" w:color="ADB9CA"/>
+              <w:right w:val="single" w:sz="6" w:space="0" w:color="ADB9CA"/>
             </w:tcBorders>
             <w:shd w:val="clear" w:color="auto" w:fill="1F3864"/>
             <w:tcMar>
@@ -5278,7 +5113,7 @@
           <w:p>
             <w:r>
               <w:rPr>
-                <w:rFonts w:ascii="Arial" w:hAnsi="Arial" w:eastAsia="Arial" w:cs="Arial"/>
+                <w:rFonts w:ascii="Arial" w:eastAsia="Arial" w:hAnsi="Arial" w:cs="Arial"/>
                 <w:b/>
                 <w:bCs/>
                 <w:color w:val="FFFFFF"/>
@@ -5293,10 +5128,10 @@
           <w:tcPr>
             <w:tcW w:w="3380" w:type="dxa"/>
             <w:tcBorders>
-              <w:top w:val="single" w:color="ADB9CA" w:sz="6" w:space="0"/>
-              <w:left w:val="single" w:color="ADB9CA" w:sz="6" w:space="0"/>
-              <w:bottom w:val="single" w:color="ADB9CA" w:sz="6" w:space="0"/>
-              <w:right w:val="single" w:color="ADB9CA" w:sz="6" w:space="0"/>
+              <w:top w:val="single" w:sz="6" w:space="0" w:color="ADB9CA"/>
+              <w:left w:val="single" w:sz="6" w:space="0" w:color="ADB9CA"/>
+              <w:bottom w:val="single" w:sz="6" w:space="0" w:color="ADB9CA"/>
+              <w:right w:val="single" w:sz="6" w:space="0" w:color="ADB9CA"/>
             </w:tcBorders>
             <w:shd w:val="clear" w:color="auto" w:fill="1F3864"/>
             <w:tcMar>
@@ -5310,7 +5145,7 @@
           <w:p>
             <w:r>
               <w:rPr>
-                <w:rFonts w:ascii="Arial" w:hAnsi="Arial" w:eastAsia="Arial" w:cs="Arial"/>
+                <w:rFonts w:ascii="Arial" w:eastAsia="Arial" w:hAnsi="Arial" w:cs="Arial"/>
                 <w:b/>
                 <w:bCs/>
                 <w:color w:val="FFFFFF"/>
@@ -5325,10 +5160,10 @@
           <w:tcPr>
             <w:tcW w:w="4380" w:type="dxa"/>
             <w:tcBorders>
-              <w:top w:val="single" w:color="ADB9CA" w:sz="6" w:space="0"/>
-              <w:left w:val="single" w:color="ADB9CA" w:sz="6" w:space="0"/>
-              <w:bottom w:val="single" w:color="ADB9CA" w:sz="6" w:space="0"/>
-              <w:right w:val="single" w:color="ADB9CA" w:sz="6" w:space="0"/>
+              <w:top w:val="single" w:sz="6" w:space="0" w:color="ADB9CA"/>
+              <w:left w:val="single" w:sz="6" w:space="0" w:color="ADB9CA"/>
+              <w:bottom w:val="single" w:sz="6" w:space="0" w:color="ADB9CA"/>
+              <w:right w:val="single" w:sz="6" w:space="0" w:color="ADB9CA"/>
             </w:tcBorders>
             <w:shd w:val="clear" w:color="auto" w:fill="1F3864"/>
             <w:tcMar>
@@ -5342,7 +5177,7 @@
           <w:p>
             <w:r>
               <w:rPr>
-                <w:rFonts w:ascii="Arial" w:hAnsi="Arial" w:eastAsia="Arial" w:cs="Arial"/>
+                <w:rFonts w:ascii="Arial" w:eastAsia="Arial" w:hAnsi="Arial" w:cs="Arial"/>
                 <w:b/>
                 <w:bCs/>
                 <w:color w:val="FFFFFF"/>
@@ -5355,20 +5190,14 @@
         </w:tc>
       </w:tr>
       <w:tr>
-        <w:tblPrEx>
-          <w:tblCellMar>
-            <w:top w:w="0" w:type="dxa"/>
-            <w:bottom w:w="0" w:type="dxa"/>
-          </w:tblCellMar>
-        </w:tblPrEx>
         <w:tc>
           <w:tcPr>
             <w:tcW w:w="1600" w:type="dxa"/>
             <w:tcBorders>
-              <w:top w:val="single" w:color="ADB9CA" w:sz="6" w:space="0"/>
-              <w:left w:val="single" w:color="ADB9CA" w:sz="6" w:space="0"/>
-              <w:bottom w:val="single" w:color="ADB9CA" w:sz="6" w:space="0"/>
-              <w:right w:val="single" w:color="ADB9CA" w:sz="6" w:space="0"/>
+              <w:top w:val="single" w:sz="6" w:space="0" w:color="ADB9CA"/>
+              <w:left w:val="single" w:sz="6" w:space="0" w:color="ADB9CA"/>
+              <w:bottom w:val="single" w:sz="6" w:space="0" w:color="ADB9CA"/>
+              <w:right w:val="single" w:sz="6" w:space="0" w:color="ADB9CA"/>
             </w:tcBorders>
             <w:shd w:val="clear" w:color="auto" w:fill="E8F0FB"/>
             <w:tcMar>
@@ -5382,7 +5211,7 @@
           <w:p>
             <w:r>
               <w:rPr>
-                <w:rFonts w:ascii="Arial" w:hAnsi="Arial" w:eastAsia="Arial" w:cs="Arial"/>
+                <w:rFonts w:ascii="Arial" w:eastAsia="Arial" w:hAnsi="Arial" w:cs="Arial"/>
                 <w:b/>
                 <w:bCs/>
                 <w:color w:val="000000"/>
@@ -5397,10 +5226,10 @@
           <w:tcPr>
             <w:tcW w:w="3380" w:type="dxa"/>
             <w:tcBorders>
-              <w:top w:val="single" w:color="ADB9CA" w:sz="6" w:space="0"/>
-              <w:left w:val="single" w:color="ADB9CA" w:sz="6" w:space="0"/>
-              <w:bottom w:val="single" w:color="ADB9CA" w:sz="6" w:space="0"/>
-              <w:right w:val="single" w:color="ADB9CA" w:sz="6" w:space="0"/>
+              <w:top w:val="single" w:sz="6" w:space="0" w:color="ADB9CA"/>
+              <w:left w:val="single" w:sz="6" w:space="0" w:color="ADB9CA"/>
+              <w:bottom w:val="single" w:sz="6" w:space="0" w:color="ADB9CA"/>
+              <w:right w:val="single" w:sz="6" w:space="0" w:color="ADB9CA"/>
             </w:tcBorders>
             <w:shd w:val="clear" w:color="auto" w:fill="E8F0FB"/>
             <w:tcMar>
@@ -5414,7 +5243,7 @@
           <w:p>
             <w:r>
               <w:rPr>
-                <w:rFonts w:ascii="Arial" w:hAnsi="Arial" w:eastAsia="Arial" w:cs="Arial"/>
+                <w:rFonts w:ascii="Arial" w:eastAsia="Arial" w:hAnsi="Arial" w:cs="Arial"/>
                 <w:color w:val="000000"/>
                 <w:sz w:val="18"/>
                 <w:szCs w:val="18"/>
@@ -5423,7 +5252,7 @@
             </w:r>
             <w:r>
               <w:rPr>
-                <w:rFonts w:ascii="Arial" w:hAnsi="Arial" w:eastAsia="Arial" w:cs="Arial"/>
+                <w:rFonts w:ascii="Arial" w:eastAsia="Arial" w:hAnsi="Arial" w:cs="Arial"/>
                 <w:color w:val="000000"/>
                 <w:sz w:val="18"/>
                 <w:szCs w:val="18"/>
@@ -5432,7 +5261,7 @@
             </w:r>
             <w:r>
               <w:rPr>
-                <w:rFonts w:ascii="Arial" w:hAnsi="Arial" w:eastAsia="Arial" w:cs="Arial"/>
+                <w:rFonts w:ascii="Arial" w:eastAsia="Arial" w:hAnsi="Arial" w:cs="Arial"/>
                 <w:color w:val="000000"/>
                 <w:sz w:val="18"/>
                 <w:szCs w:val="18"/>
@@ -5445,10 +5274,10 @@
           <w:tcPr>
             <w:tcW w:w="4380" w:type="dxa"/>
             <w:tcBorders>
-              <w:top w:val="single" w:color="ADB9CA" w:sz="6" w:space="0"/>
-              <w:left w:val="single" w:color="ADB9CA" w:sz="6" w:space="0"/>
-              <w:bottom w:val="single" w:color="ADB9CA" w:sz="6" w:space="0"/>
-              <w:right w:val="single" w:color="ADB9CA" w:sz="6" w:space="0"/>
+              <w:top w:val="single" w:sz="6" w:space="0" w:color="ADB9CA"/>
+              <w:left w:val="single" w:sz="6" w:space="0" w:color="ADB9CA"/>
+              <w:bottom w:val="single" w:sz="6" w:space="0" w:color="ADB9CA"/>
+              <w:right w:val="single" w:sz="6" w:space="0" w:color="ADB9CA"/>
             </w:tcBorders>
             <w:shd w:val="clear" w:color="auto" w:fill="E8F0FB"/>
             <w:tcMar>
@@ -5462,7 +5291,7 @@
           <w:p>
             <w:r>
               <w:rPr>
-                <w:rFonts w:ascii="Arial" w:hAnsi="Arial" w:eastAsia="Arial" w:cs="Arial"/>
+                <w:rFonts w:ascii="Arial" w:eastAsia="Arial" w:hAnsi="Arial" w:cs="Arial"/>
                 <w:color w:val="000000"/>
                 <w:sz w:val="18"/>
                 <w:szCs w:val="18"/>
@@ -5473,20 +5302,14 @@
         </w:tc>
       </w:tr>
       <w:tr>
-        <w:tblPrEx>
-          <w:tblCellMar>
-            <w:top w:w="0" w:type="dxa"/>
-            <w:bottom w:w="0" w:type="dxa"/>
-          </w:tblCellMar>
-        </w:tblPrEx>
         <w:tc>
           <w:tcPr>
             <w:tcW w:w="1600" w:type="dxa"/>
             <w:tcBorders>
-              <w:top w:val="single" w:color="ADB9CA" w:sz="6" w:space="0"/>
-              <w:left w:val="single" w:color="ADB9CA" w:sz="6" w:space="0"/>
-              <w:bottom w:val="single" w:color="ADB9CA" w:sz="6" w:space="0"/>
-              <w:right w:val="single" w:color="ADB9CA" w:sz="6" w:space="0"/>
+              <w:top w:val="single" w:sz="6" w:space="0" w:color="ADB9CA"/>
+              <w:left w:val="single" w:sz="6" w:space="0" w:color="ADB9CA"/>
+              <w:bottom w:val="single" w:sz="6" w:space="0" w:color="ADB9CA"/>
+              <w:right w:val="single" w:sz="6" w:space="0" w:color="ADB9CA"/>
             </w:tcBorders>
             <w:shd w:val="clear" w:color="auto" w:fill="FFFFFF"/>
             <w:tcMar>
@@ -5500,7 +5323,7 @@
           <w:p>
             <w:r>
               <w:rPr>
-                <w:rFonts w:ascii="Arial" w:hAnsi="Arial" w:eastAsia="Arial" w:cs="Arial"/>
+                <w:rFonts w:ascii="Arial" w:eastAsia="Arial" w:hAnsi="Arial" w:cs="Arial"/>
                 <w:b/>
                 <w:bCs/>
                 <w:color w:val="000000"/>
@@ -5515,10 +5338,10 @@
           <w:tcPr>
             <w:tcW w:w="3380" w:type="dxa"/>
             <w:tcBorders>
-              <w:top w:val="single" w:color="ADB9CA" w:sz="6" w:space="0"/>
-              <w:left w:val="single" w:color="ADB9CA" w:sz="6" w:space="0"/>
-              <w:bottom w:val="single" w:color="ADB9CA" w:sz="6" w:space="0"/>
-              <w:right w:val="single" w:color="ADB9CA" w:sz="6" w:space="0"/>
+              <w:top w:val="single" w:sz="6" w:space="0" w:color="ADB9CA"/>
+              <w:left w:val="single" w:sz="6" w:space="0" w:color="ADB9CA"/>
+              <w:bottom w:val="single" w:sz="6" w:space="0" w:color="ADB9CA"/>
+              <w:right w:val="single" w:sz="6" w:space="0" w:color="ADB9CA"/>
             </w:tcBorders>
             <w:shd w:val="clear" w:color="auto" w:fill="FFFFFF"/>
             <w:tcMar>
@@ -5532,7 +5355,7 @@
           <w:p>
             <w:r>
               <w:rPr>
-                <w:rFonts w:ascii="Arial" w:hAnsi="Arial" w:eastAsia="Arial" w:cs="Arial"/>
+                <w:rFonts w:ascii="Arial" w:eastAsia="Arial" w:hAnsi="Arial" w:cs="Arial"/>
                 <w:color w:val="000000"/>
                 <w:sz w:val="18"/>
                 <w:szCs w:val="18"/>
@@ -5541,7 +5364,7 @@
             </w:r>
             <w:r>
               <w:rPr>
-                <w:rFonts w:ascii="Arial" w:hAnsi="Arial" w:eastAsia="Arial" w:cs="Arial"/>
+                <w:rFonts w:ascii="Arial" w:eastAsia="Arial" w:hAnsi="Arial" w:cs="Arial"/>
                 <w:color w:val="000000"/>
                 <w:sz w:val="18"/>
                 <w:szCs w:val="18"/>
@@ -5550,7 +5373,7 @@
             </w:r>
             <w:r>
               <w:rPr>
-                <w:rFonts w:ascii="Arial" w:hAnsi="Arial" w:eastAsia="Arial" w:cs="Arial"/>
+                <w:rFonts w:ascii="Arial" w:eastAsia="Arial" w:hAnsi="Arial" w:cs="Arial"/>
                 <w:color w:val="000000"/>
                 <w:sz w:val="18"/>
                 <w:szCs w:val="18"/>
@@ -5563,10 +5386,10 @@
           <w:tcPr>
             <w:tcW w:w="4380" w:type="dxa"/>
             <w:tcBorders>
-              <w:top w:val="single" w:color="ADB9CA" w:sz="6" w:space="0"/>
-              <w:left w:val="single" w:color="ADB9CA" w:sz="6" w:space="0"/>
-              <w:bottom w:val="single" w:color="ADB9CA" w:sz="6" w:space="0"/>
-              <w:right w:val="single" w:color="ADB9CA" w:sz="6" w:space="0"/>
+              <w:top w:val="single" w:sz="6" w:space="0" w:color="ADB9CA"/>
+              <w:left w:val="single" w:sz="6" w:space="0" w:color="ADB9CA"/>
+              <w:bottom w:val="single" w:sz="6" w:space="0" w:color="ADB9CA"/>
+              <w:right w:val="single" w:sz="6" w:space="0" w:color="ADB9CA"/>
             </w:tcBorders>
             <w:shd w:val="clear" w:color="auto" w:fill="FFFFFF"/>
             <w:tcMar>
@@ -5580,7 +5403,7 @@
           <w:p>
             <w:r>
               <w:rPr>
-                <w:rFonts w:ascii="Arial" w:hAnsi="Arial" w:eastAsia="Arial" w:cs="Arial"/>
+                <w:rFonts w:ascii="Arial" w:eastAsia="Arial" w:hAnsi="Arial" w:cs="Arial"/>
                 <w:color w:val="000000"/>
                 <w:sz w:val="18"/>
                 <w:szCs w:val="18"/>
@@ -5589,7 +5412,7 @@
             </w:r>
             <w:r>
               <w:rPr>
-                <w:rFonts w:ascii="Arial" w:hAnsi="Arial" w:eastAsia="Arial" w:cs="Arial"/>
+                <w:rFonts w:ascii="Arial" w:eastAsia="Arial" w:hAnsi="Arial" w:cs="Arial"/>
                 <w:color w:val="000000"/>
                 <w:sz w:val="18"/>
                 <w:szCs w:val="18"/>
@@ -5598,7 +5421,7 @@
             </w:r>
             <w:r>
               <w:rPr>
-                <w:rFonts w:ascii="Arial" w:hAnsi="Arial" w:eastAsia="Arial" w:cs="Arial"/>
+                <w:rFonts w:ascii="Arial" w:eastAsia="Arial" w:hAnsi="Arial" w:cs="Arial"/>
                 <w:color w:val="000000"/>
                 <w:sz w:val="18"/>
                 <w:szCs w:val="18"/>
@@ -5617,13 +5440,13 @@
     <w:p>
       <w:pPr>
         <w:pBdr>
-          <w:bottom w:val="single" w:color="2E75B6" w:sz="6" w:space="4"/>
+          <w:bottom w:val="single" w:sz="6" w:space="4" w:color="2E75B6"/>
         </w:pBdr>
         <w:spacing w:before="260" w:after="120"/>
       </w:pPr>
       <w:r>
         <w:rPr>
-          <w:rFonts w:ascii="Arial" w:hAnsi="Arial" w:eastAsia="Arial" w:cs="Arial"/>
+          <w:rFonts w:ascii="Arial" w:eastAsia="Arial" w:hAnsi="Arial" w:cs="Arial"/>
           <w:b/>
           <w:bCs/>
           <w:color w:val="1F3864"/>
@@ -5644,7 +5467,7 @@
       </w:pPr>
       <w:r>
         <w:rPr>
-          <w:rFonts w:ascii="Arial" w:hAnsi="Arial" w:eastAsia="Arial" w:cs="Arial"/>
+          <w:rFonts w:ascii="Arial" w:eastAsia="Arial" w:hAnsi="Arial" w:cs="Arial"/>
           <w:color w:val="000000"/>
         </w:rPr>
         <w:t>Create a new GitHub repository from scratch (taskflow-cicd or team-agreed name). Do NOT reuse any previous repository.</w:t>
@@ -5661,35 +5484,35 @@
       </w:pPr>
       <w:r>
         <w:rPr>
-          <w:rFonts w:ascii="Arial" w:hAnsi="Arial" w:eastAsia="Arial" w:cs="Arial"/>
+          <w:rFonts w:ascii="Arial" w:eastAsia="Arial" w:hAnsi="Arial" w:cs="Arial"/>
           <w:color w:val="000000"/>
         </w:rPr>
         <w:t xml:space="preserve">Team Lead: Set up the initial repository structure </w:t>
       </w:r>
       <w:r>
         <w:rPr>
-          <w:rFonts w:ascii="Arial" w:hAnsi="Arial" w:eastAsia="Arial" w:cs="Arial"/>
+          <w:rFonts w:ascii="Arial" w:eastAsia="Arial" w:hAnsi="Arial" w:cs="Arial"/>
           <w:color w:val="000000"/>
         </w:rPr>
         <w:t>,</w:t>
       </w:r>
       <w:r>
         <w:rPr>
-          <w:rFonts w:ascii="Arial" w:hAnsi="Arial" w:eastAsia="Arial" w:cs="Arial"/>
+          <w:rFonts w:ascii="Arial" w:eastAsia="Arial" w:hAnsi="Arial" w:cs="Arial"/>
           <w:color w:val="000000"/>
         </w:rPr>
         <w:t xml:space="preserve"> create </w:t>
       </w:r>
       <w:r>
         <w:rPr>
-          <w:rFonts w:ascii="Arial" w:hAnsi="Arial" w:eastAsia="Arial" w:cs="Arial"/>
+          <w:rFonts w:ascii="Arial" w:eastAsia="Arial" w:hAnsi="Arial" w:cs="Arial"/>
           <w:color w:val="000000"/>
         </w:rPr>
         <w:t>“develop”</w:t>
       </w:r>
       <w:r>
         <w:rPr>
-          <w:rFonts w:ascii="Arial" w:hAnsi="Arial" w:eastAsia="Arial" w:cs="Arial"/>
+          <w:rFonts w:ascii="Arial" w:eastAsia="Arial" w:hAnsi="Arial" w:cs="Arial"/>
           <w:color w:val="000000"/>
         </w:rPr>
         <w:t xml:space="preserve"> branch, commit the shared style.css, Dockerfile, and a skeleton index.html (Home / Dashboard page).</w:t>
@@ -5706,35 +5529,35 @@
       </w:pPr>
       <w:r>
         <w:rPr>
-          <w:rFonts w:ascii="Arial" w:hAnsi="Arial" w:eastAsia="Arial" w:cs="Arial"/>
+          <w:rFonts w:ascii="Arial" w:eastAsia="Arial" w:hAnsi="Arial" w:cs="Arial"/>
           <w:color w:val="000000"/>
         </w:rPr>
         <w:t xml:space="preserve">Commit the Assignment 04 question paper (.docx) to the root of the repository. Every team member must fill in their details </w:t>
       </w:r>
       <w:r>
         <w:rPr>
-          <w:rFonts w:ascii="Arial" w:hAnsi="Arial" w:eastAsia="Arial" w:cs="Arial"/>
+          <w:rFonts w:ascii="Arial" w:eastAsia="Arial" w:hAnsi="Arial" w:cs="Arial"/>
           <w:color w:val="000000"/>
         </w:rPr>
         <w:t>,</w:t>
       </w:r>
       <w:r>
         <w:rPr>
-          <w:rFonts w:ascii="Arial" w:hAnsi="Arial" w:eastAsia="Arial" w:cs="Arial"/>
+          <w:rFonts w:ascii="Arial" w:eastAsia="Arial" w:hAnsi="Arial" w:cs="Arial"/>
           <w:color w:val="000000"/>
         </w:rPr>
         <w:t xml:space="preserve"> including their Assigned Page </w:t>
       </w:r>
       <w:r>
         <w:rPr>
-          <w:rFonts w:ascii="Arial" w:hAnsi="Arial" w:eastAsia="Arial" w:cs="Arial"/>
+          <w:rFonts w:ascii="Arial" w:eastAsia="Arial" w:hAnsi="Arial" w:cs="Arial"/>
           <w:color w:val="000000"/>
         </w:rPr>
         <w:t>,</w:t>
       </w:r>
       <w:r>
         <w:rPr>
-          <w:rFonts w:ascii="Arial" w:hAnsi="Arial" w:eastAsia="Arial" w:cs="Arial"/>
+          <w:rFonts w:ascii="Arial" w:eastAsia="Arial" w:hAnsi="Arial" w:cs="Arial"/>
           <w:color w:val="000000"/>
         </w:rPr>
         <w:t xml:space="preserve"> in their row in Table 1 in the versioned document.</w:t>
@@ -5751,49 +5574,49 @@
       </w:pPr>
       <w:r>
         <w:rPr>
-          <w:rFonts w:ascii="Arial" w:hAnsi="Arial" w:eastAsia="Arial" w:cs="Arial"/>
+          <w:rFonts w:ascii="Arial" w:eastAsia="Arial" w:hAnsi="Arial" w:cs="Arial"/>
           <w:color w:val="000000"/>
         </w:rPr>
         <w:t xml:space="preserve">Team Lead: Create a GitHub Environment named </w:t>
       </w:r>
       <w:r>
         <w:rPr>
-          <w:rFonts w:ascii="Arial" w:hAnsi="Arial" w:eastAsia="Arial" w:cs="Arial"/>
+          <w:rFonts w:ascii="Arial" w:eastAsia="Arial" w:hAnsi="Arial" w:cs="Arial"/>
           <w:color w:val="000000"/>
         </w:rPr>
         <w:t>“development”</w:t>
       </w:r>
       <w:r>
         <w:rPr>
-          <w:rFonts w:ascii="Arial" w:hAnsi="Arial" w:eastAsia="Arial" w:cs="Arial"/>
+          <w:rFonts w:ascii="Arial" w:eastAsia="Arial" w:hAnsi="Arial" w:cs="Arial"/>
           <w:color w:val="000000"/>
         </w:rPr>
         <w:t xml:space="preserve"> and configure all three secrets </w:t>
       </w:r>
       <w:r>
         <w:rPr>
-          <w:rFonts w:ascii="Arial" w:hAnsi="Arial" w:eastAsia="Arial" w:cs="Arial"/>
+          <w:rFonts w:ascii="Arial" w:eastAsia="Arial" w:hAnsi="Arial" w:cs="Arial"/>
           <w:color w:val="000000"/>
         </w:rPr>
         <w:t>,</w:t>
       </w:r>
       <w:r>
         <w:rPr>
-          <w:rFonts w:ascii="Arial" w:hAnsi="Arial" w:eastAsia="Arial" w:cs="Arial"/>
+          <w:rFonts w:ascii="Arial" w:eastAsia="Arial" w:hAnsi="Arial" w:cs="Arial"/>
           <w:color w:val="000000"/>
         </w:rPr>
         <w:t xml:space="preserve"> DOCKERHUB_USERNAME and DOCKERHUB_TOKEN (TL's own Docker Hub credentials) as repository-level secrets, and RENDER_DEPLOY_HOOK_URL (from TL's Render service) as an environment-level secret inside </w:t>
       </w:r>
       <w:r>
         <w:rPr>
-          <w:rFonts w:ascii="Arial" w:hAnsi="Arial" w:eastAsia="Arial" w:cs="Arial"/>
+          <w:rFonts w:ascii="Arial" w:eastAsia="Arial" w:hAnsi="Arial" w:cs="Arial"/>
           <w:color w:val="000000"/>
         </w:rPr>
         <w:t>“development”</w:t>
       </w:r>
       <w:r>
         <w:rPr>
-          <w:rFonts w:ascii="Arial" w:hAnsi="Arial" w:eastAsia="Arial" w:cs="Arial"/>
+          <w:rFonts w:ascii="Arial" w:eastAsia="Arial" w:hAnsi="Arial" w:cs="Arial"/>
           <w:color w:val="000000"/>
         </w:rPr>
         <w:t>.</w:t>
@@ -5810,21 +5633,21 @@
       </w:pPr>
       <w:r>
         <w:rPr>
-          <w:rFonts w:ascii="Arial" w:hAnsi="Arial" w:eastAsia="Arial" w:cs="Arial"/>
+          <w:rFonts w:ascii="Arial" w:eastAsia="Arial" w:hAnsi="Arial" w:cs="Arial"/>
           <w:color w:val="000000"/>
         </w:rPr>
         <w:t xml:space="preserve">Team Lead: Apply Branch Protection Rules on the </w:t>
       </w:r>
       <w:r>
         <w:rPr>
-          <w:rFonts w:ascii="Arial" w:hAnsi="Arial" w:eastAsia="Arial" w:cs="Arial"/>
+          <w:rFonts w:ascii="Arial" w:eastAsia="Arial" w:hAnsi="Arial" w:cs="Arial"/>
           <w:color w:val="000000"/>
         </w:rPr>
         <w:t>“develop”</w:t>
       </w:r>
       <w:r>
         <w:rPr>
-          <w:rFonts w:ascii="Arial" w:hAnsi="Arial" w:eastAsia="Arial" w:cs="Arial"/>
+          <w:rFonts w:ascii="Arial" w:eastAsia="Arial" w:hAnsi="Arial" w:cs="Arial"/>
           <w:color w:val="000000"/>
         </w:rPr>
         <w:t xml:space="preserve"> branch requiring CI to pass before merging.</w:t>
@@ -5841,35 +5664,35 @@
       </w:pPr>
       <w:r>
         <w:rPr>
-          <w:rFonts w:ascii="Arial" w:hAnsi="Arial" w:eastAsia="Arial" w:cs="Arial"/>
+          <w:rFonts w:ascii="Arial" w:eastAsia="Arial" w:hAnsi="Arial" w:cs="Arial"/>
           <w:color w:val="000000"/>
         </w:rPr>
         <w:t xml:space="preserve">Create the CI workflow at .github/workflows/ci.yml </w:t>
       </w:r>
       <w:r>
         <w:rPr>
-          <w:rFonts w:ascii="Arial" w:hAnsi="Arial" w:eastAsia="Arial" w:cs="Arial"/>
+          <w:rFonts w:ascii="Arial" w:eastAsia="Arial" w:hAnsi="Arial" w:cs="Arial"/>
           <w:color w:val="000000"/>
         </w:rPr>
         <w:t>,</w:t>
       </w:r>
       <w:r>
         <w:rPr>
-          <w:rFonts w:ascii="Arial" w:hAnsi="Arial" w:eastAsia="Arial" w:cs="Arial"/>
+          <w:rFonts w:ascii="Arial" w:eastAsia="Arial" w:hAnsi="Arial" w:cs="Arial"/>
           <w:color w:val="000000"/>
         </w:rPr>
         <w:t xml:space="preserve"> triggered on pull_request targeting </w:t>
       </w:r>
       <w:r>
         <w:rPr>
-          <w:rFonts w:ascii="Arial" w:hAnsi="Arial" w:eastAsia="Arial" w:cs="Arial"/>
+          <w:rFonts w:ascii="Arial" w:eastAsia="Arial" w:hAnsi="Arial" w:cs="Arial"/>
           <w:color w:val="000000"/>
         </w:rPr>
         <w:t>“develop”</w:t>
       </w:r>
       <w:r>
         <w:rPr>
-          <w:rFonts w:ascii="Arial" w:hAnsi="Arial" w:eastAsia="Arial" w:cs="Arial"/>
+          <w:rFonts w:ascii="Arial" w:eastAsia="Arial" w:hAnsi="Arial" w:cs="Arial"/>
           <w:color w:val="000000"/>
         </w:rPr>
         <w:t>.</w:t>
@@ -5886,35 +5709,35 @@
       </w:pPr>
       <w:r>
         <w:rPr>
-          <w:rFonts w:ascii="Arial" w:hAnsi="Arial" w:eastAsia="Arial" w:cs="Arial"/>
+          <w:rFonts w:ascii="Arial" w:eastAsia="Arial" w:hAnsi="Arial" w:cs="Arial"/>
           <w:color w:val="000000"/>
         </w:rPr>
         <w:t xml:space="preserve">Create the CD workflow at .github/workflows/cd.yml </w:t>
       </w:r>
       <w:r>
         <w:rPr>
-          <w:rFonts w:ascii="Arial" w:hAnsi="Arial" w:eastAsia="Arial" w:cs="Arial"/>
+          <w:rFonts w:ascii="Arial" w:eastAsia="Arial" w:hAnsi="Arial" w:cs="Arial"/>
           <w:color w:val="000000"/>
         </w:rPr>
         <w:t>,</w:t>
       </w:r>
       <w:r>
         <w:rPr>
-          <w:rFonts w:ascii="Arial" w:hAnsi="Arial" w:eastAsia="Arial" w:cs="Arial"/>
+          <w:rFonts w:ascii="Arial" w:eastAsia="Arial" w:hAnsi="Arial" w:cs="Arial"/>
           <w:color w:val="000000"/>
         </w:rPr>
         <w:t xml:space="preserve"> triggered on push to </w:t>
       </w:r>
       <w:r>
         <w:rPr>
-          <w:rFonts w:ascii="Arial" w:hAnsi="Arial" w:eastAsia="Arial" w:cs="Arial"/>
+          <w:rFonts w:ascii="Arial" w:eastAsia="Arial" w:hAnsi="Arial" w:cs="Arial"/>
           <w:color w:val="000000"/>
         </w:rPr>
         <w:t>“develop”</w:t>
       </w:r>
       <w:r>
         <w:rPr>
-          <w:rFonts w:ascii="Arial" w:hAnsi="Arial" w:eastAsia="Arial" w:cs="Arial"/>
+          <w:rFonts w:ascii="Arial" w:eastAsia="Arial" w:hAnsi="Arial" w:cs="Arial"/>
           <w:color w:val="000000"/>
         </w:rPr>
         <w:t>.</w:t>
@@ -5931,7 +5754,7 @@
       </w:pPr>
       <w:r>
         <w:rPr>
-          <w:rFonts w:ascii="Arial" w:hAnsi="Arial" w:eastAsia="Arial" w:cs="Arial"/>
+          <w:rFonts w:ascii="Arial" w:eastAsia="Arial" w:hAnsi="Arial" w:cs="Arial"/>
           <w:color w:val="000000"/>
         </w:rPr>
         <w:t>Each team member must independently complete the following full DevOps flow for their assigned page (refer to Table 3):</w:t>
@@ -5948,7 +5771,7 @@
       </w:pPr>
       <w:r>
         <w:rPr>
-          <w:rFonts w:ascii="Arial" w:hAnsi="Arial" w:eastAsia="Arial" w:cs="Arial"/>
+          <w:rFonts w:ascii="Arial" w:eastAsia="Arial" w:hAnsi="Arial" w:cs="Arial"/>
           <w:sz w:val="19"/>
           <w:szCs w:val="19"/>
         </w:rPr>
@@ -5966,7 +5789,7 @@
       </w:pPr>
       <w:r>
         <w:rPr>
-          <w:rFonts w:ascii="Arial" w:hAnsi="Arial" w:eastAsia="Arial" w:cs="Arial"/>
+          <w:rFonts w:ascii="Arial" w:eastAsia="Arial" w:hAnsi="Arial" w:cs="Arial"/>
           <w:sz w:val="19"/>
           <w:szCs w:val="19"/>
         </w:rPr>
@@ -5984,7 +5807,7 @@
       </w:pPr>
       <w:r>
         <w:rPr>
-          <w:rFonts w:ascii="Arial" w:hAnsi="Arial" w:eastAsia="Arial" w:cs="Arial"/>
+          <w:rFonts w:ascii="Arial" w:eastAsia="Arial" w:hAnsi="Arial" w:cs="Arial"/>
           <w:sz w:val="19"/>
           <w:szCs w:val="19"/>
         </w:rPr>
@@ -6002,7 +5825,7 @@
       </w:pPr>
       <w:r>
         <w:rPr>
-          <w:rFonts w:ascii="Arial" w:hAnsi="Arial" w:eastAsia="Arial" w:cs="Arial"/>
+          <w:rFonts w:ascii="Arial" w:eastAsia="Arial" w:hAnsi="Arial" w:cs="Arial"/>
           <w:sz w:val="19"/>
           <w:szCs w:val="19"/>
         </w:rPr>
@@ -6010,7 +5833,7 @@
       </w:r>
       <w:r>
         <w:rPr>
-          <w:rFonts w:ascii="Arial" w:hAnsi="Arial" w:eastAsia="Arial" w:cs="Arial"/>
+          <w:rFonts w:ascii="Arial" w:eastAsia="Arial" w:hAnsi="Arial" w:cs="Arial"/>
           <w:sz w:val="19"/>
           <w:szCs w:val="19"/>
         </w:rPr>
@@ -6018,7 +5841,7 @@
       </w:r>
       <w:r>
         <w:rPr>
-          <w:rFonts w:ascii="Arial" w:hAnsi="Arial" w:eastAsia="Arial" w:cs="Arial"/>
+          <w:rFonts w:ascii="Arial" w:eastAsia="Arial" w:hAnsi="Arial" w:cs="Arial"/>
           <w:sz w:val="19"/>
           <w:szCs w:val="19"/>
         </w:rPr>
@@ -6026,7 +5849,7 @@
       </w:r>
       <w:r>
         <w:rPr>
-          <w:rFonts w:ascii="Arial" w:hAnsi="Arial" w:eastAsia="Arial" w:cs="Arial"/>
+          <w:rFonts w:ascii="Arial" w:eastAsia="Arial" w:hAnsi="Arial" w:cs="Arial"/>
           <w:sz w:val="19"/>
           <w:szCs w:val="19"/>
         </w:rPr>
@@ -6034,7 +5857,7 @@
       </w:r>
       <w:r>
         <w:rPr>
-          <w:rFonts w:ascii="Arial" w:hAnsi="Arial" w:eastAsia="Arial" w:cs="Arial"/>
+          <w:rFonts w:ascii="Arial" w:eastAsia="Arial" w:hAnsi="Arial" w:cs="Arial"/>
           <w:sz w:val="19"/>
           <w:szCs w:val="19"/>
         </w:rPr>
@@ -6052,7 +5875,7 @@
       </w:pPr>
       <w:r>
         <w:rPr>
-          <w:rFonts w:ascii="Arial" w:hAnsi="Arial" w:eastAsia="Arial" w:cs="Arial"/>
+          <w:rFonts w:ascii="Arial" w:eastAsia="Arial" w:hAnsi="Arial" w:cs="Arial"/>
           <w:sz w:val="19"/>
           <w:szCs w:val="19"/>
         </w:rPr>
@@ -6060,7 +5883,7 @@
       </w:r>
       <w:r>
         <w:rPr>
-          <w:rFonts w:ascii="Arial" w:hAnsi="Arial" w:eastAsia="Arial" w:cs="Arial"/>
+          <w:rFonts w:ascii="Arial" w:eastAsia="Arial" w:hAnsi="Arial" w:cs="Arial"/>
           <w:sz w:val="19"/>
           <w:szCs w:val="19"/>
         </w:rPr>
@@ -6068,7 +5891,7 @@
       </w:r>
       <w:r>
         <w:rPr>
-          <w:rFonts w:ascii="Arial" w:hAnsi="Arial" w:eastAsia="Arial" w:cs="Arial"/>
+          <w:rFonts w:ascii="Arial" w:eastAsia="Arial" w:hAnsi="Arial" w:cs="Arial"/>
           <w:sz w:val="19"/>
           <w:szCs w:val="19"/>
         </w:rPr>
@@ -6086,7 +5909,7 @@
       </w:pPr>
       <w:r>
         <w:rPr>
-          <w:rFonts w:ascii="Arial" w:hAnsi="Arial" w:eastAsia="Arial" w:cs="Arial"/>
+          <w:rFonts w:ascii="Arial" w:eastAsia="Arial" w:hAnsi="Arial" w:cs="Arial"/>
           <w:color w:val="000000"/>
         </w:rPr>
         <w:t>After all 5 PRs are merged, verify the live TaskFlow application on Render contains all five pages and navigation between them works correctly.</w:t>
@@ -6103,7 +5926,7 @@
       </w:pPr>
       <w:r>
         <w:rPr>
-          <w:rFonts w:ascii="Arial" w:hAnsi="Arial" w:eastAsia="Arial" w:cs="Arial"/>
+          <w:rFonts w:ascii="Arial" w:eastAsia="Arial" w:hAnsi="Arial" w:cs="Arial"/>
           <w:color w:val="000000"/>
         </w:rPr>
         <w:t>Capture all mandatory screenshots (see Submission Requirements).</w:t>
@@ -6117,13 +5940,13 @@
     <w:p>
       <w:pPr>
         <w:pBdr>
-          <w:bottom w:val="single" w:color="2E75B6" w:sz="6" w:space="4"/>
+          <w:bottom w:val="single" w:sz="6" w:space="4" w:color="2E75B6"/>
         </w:pBdr>
         <w:spacing w:before="260" w:after="120"/>
       </w:pPr>
       <w:r>
         <w:rPr>
-          <w:rFonts w:ascii="Arial" w:hAnsi="Arial" w:eastAsia="Arial" w:cs="Arial"/>
+          <w:rFonts w:ascii="Arial" w:eastAsia="Arial" w:hAnsi="Arial" w:cs="Arial"/>
           <w:b/>
           <w:bCs/>
           <w:color w:val="1F3864"/>
@@ -6140,7 +5963,7 @@
       </w:pPr>
       <w:r>
         <w:rPr>
-          <w:rFonts w:ascii="Arial" w:hAnsi="Arial" w:eastAsia="Arial" w:cs="Arial"/>
+          <w:rFonts w:ascii="Arial" w:eastAsia="Arial" w:hAnsi="Arial" w:cs="Arial"/>
           <w:b/>
           <w:bCs/>
           <w:color w:val="444444"/>
@@ -6154,12 +5977,12 @@
       <w:tblPr>
         <w:tblW w:w="9360" w:type="dxa"/>
         <w:tblBorders>
-          <w:top w:val="single" w:color="auto" w:sz="4" w:space="0"/>
-          <w:left w:val="single" w:color="auto" w:sz="4" w:space="0"/>
-          <w:bottom w:val="single" w:color="auto" w:sz="4" w:space="0"/>
-          <w:right w:val="single" w:color="auto" w:sz="4" w:space="0"/>
-          <w:insideH w:val="single" w:color="auto" w:sz="4" w:space="0"/>
-          <w:insideV w:val="single" w:color="auto" w:sz="4" w:space="0"/>
+          <w:top w:val="single" w:sz="4" w:space="0" w:color="auto"/>
+          <w:left w:val="single" w:sz="4" w:space="0" w:color="auto"/>
+          <w:bottom w:val="single" w:sz="4" w:space="0" w:color="auto"/>
+          <w:right w:val="single" w:sz="4" w:space="0" w:color="auto"/>
+          <w:insideH w:val="single" w:sz="4" w:space="0" w:color="auto"/>
+          <w:insideV w:val="single" w:sz="4" w:space="0" w:color="auto"/>
         </w:tblBorders>
         <w:tblCellMar>
           <w:left w:w="10" w:type="dxa"/>
@@ -6173,12 +5996,6 @@
         <w:gridCol w:w="2150"/>
       </w:tblGrid>
       <w:tr>
-        <w:tblPrEx>
-          <w:tblCellMar>
-            <w:top w:w="0" w:type="dxa"/>
-            <w:bottom w:w="0" w:type="dxa"/>
-          </w:tblCellMar>
-        </w:tblPrEx>
         <w:trPr>
           <w:tblHeader/>
         </w:trPr>
@@ -6186,10 +6003,10 @@
           <w:tcPr>
             <w:tcW w:w="700" w:type="dxa"/>
             <w:tcBorders>
-              <w:top w:val="single" w:color="ADB9CA" w:sz="6" w:space="0"/>
-              <w:left w:val="single" w:color="ADB9CA" w:sz="6" w:space="0"/>
-              <w:bottom w:val="single" w:color="ADB9CA" w:sz="6" w:space="0"/>
-              <w:right w:val="single" w:color="ADB9CA" w:sz="6" w:space="0"/>
+              <w:top w:val="single" w:sz="6" w:space="0" w:color="ADB9CA"/>
+              <w:left w:val="single" w:sz="6" w:space="0" w:color="ADB9CA"/>
+              <w:bottom w:val="single" w:sz="6" w:space="0" w:color="ADB9CA"/>
+              <w:right w:val="single" w:sz="6" w:space="0" w:color="ADB9CA"/>
             </w:tcBorders>
             <w:shd w:val="clear" w:color="auto" w:fill="1F3864"/>
             <w:tcMar>
@@ -6203,7 +6020,7 @@
           <w:p>
             <w:r>
               <w:rPr>
-                <w:rFonts w:ascii="Arial" w:hAnsi="Arial" w:eastAsia="Arial" w:cs="Arial"/>
+                <w:rFonts w:ascii="Arial" w:eastAsia="Arial" w:hAnsi="Arial" w:cs="Arial"/>
                 <w:b/>
                 <w:bCs/>
                 <w:color w:val="FFFFFF"/>
@@ -6218,10 +6035,10 @@
           <w:tcPr>
             <w:tcW w:w="6510" w:type="dxa"/>
             <w:tcBorders>
-              <w:top w:val="single" w:color="ADB9CA" w:sz="6" w:space="0"/>
-              <w:left w:val="single" w:color="ADB9CA" w:sz="6" w:space="0"/>
-              <w:bottom w:val="single" w:color="ADB9CA" w:sz="6" w:space="0"/>
-              <w:right w:val="single" w:color="ADB9CA" w:sz="6" w:space="0"/>
+              <w:top w:val="single" w:sz="6" w:space="0" w:color="ADB9CA"/>
+              <w:left w:val="single" w:sz="6" w:space="0" w:color="ADB9CA"/>
+              <w:bottom w:val="single" w:sz="6" w:space="0" w:color="ADB9CA"/>
+              <w:right w:val="single" w:sz="6" w:space="0" w:color="ADB9CA"/>
             </w:tcBorders>
             <w:shd w:val="clear" w:color="auto" w:fill="1F3864"/>
             <w:tcMar>
@@ -6235,7 +6052,7 @@
           <w:p>
             <w:r>
               <w:rPr>
-                <w:rFonts w:ascii="Arial" w:hAnsi="Arial" w:eastAsia="Arial" w:cs="Arial"/>
+                <w:rFonts w:ascii="Arial" w:eastAsia="Arial" w:hAnsi="Arial" w:cs="Arial"/>
                 <w:b/>
                 <w:bCs/>
                 <w:color w:val="FFFFFF"/>
@@ -6250,10 +6067,10 @@
           <w:tcPr>
             <w:tcW w:w="2150" w:type="dxa"/>
             <w:tcBorders>
-              <w:top w:val="single" w:color="ADB9CA" w:sz="6" w:space="0"/>
-              <w:left w:val="single" w:color="ADB9CA" w:sz="6" w:space="0"/>
-              <w:bottom w:val="single" w:color="ADB9CA" w:sz="6" w:space="0"/>
-              <w:right w:val="single" w:color="ADB9CA" w:sz="6" w:space="0"/>
+              <w:top w:val="single" w:sz="6" w:space="0" w:color="ADB9CA"/>
+              <w:left w:val="single" w:sz="6" w:space="0" w:color="ADB9CA"/>
+              <w:bottom w:val="single" w:sz="6" w:space="0" w:color="ADB9CA"/>
+              <w:right w:val="single" w:sz="6" w:space="0" w:color="ADB9CA"/>
             </w:tcBorders>
             <w:shd w:val="clear" w:color="auto" w:fill="1F3864"/>
             <w:tcMar>
@@ -6267,7 +6084,7 @@
           <w:p>
             <w:r>
               <w:rPr>
-                <w:rFonts w:ascii="Arial" w:hAnsi="Arial" w:eastAsia="Arial" w:cs="Arial"/>
+                <w:rFonts w:ascii="Arial" w:eastAsia="Arial" w:hAnsi="Arial" w:cs="Arial"/>
                 <w:b/>
                 <w:bCs/>
                 <w:color w:val="FFFFFF"/>
@@ -6280,20 +6097,14 @@
         </w:tc>
       </w:tr>
       <w:tr>
-        <w:tblPrEx>
-          <w:tblCellMar>
-            <w:top w:w="0" w:type="dxa"/>
-            <w:bottom w:w="0" w:type="dxa"/>
-          </w:tblCellMar>
-        </w:tblPrEx>
         <w:tc>
           <w:tcPr>
             <w:tcW w:w="700" w:type="dxa"/>
             <w:tcBorders>
-              <w:top w:val="single" w:color="ADB9CA" w:sz="6" w:space="0"/>
-              <w:left w:val="single" w:color="ADB9CA" w:sz="6" w:space="0"/>
-              <w:bottom w:val="single" w:color="ADB9CA" w:sz="6" w:space="0"/>
-              <w:right w:val="single" w:color="ADB9CA" w:sz="6" w:space="0"/>
+              <w:top w:val="single" w:sz="6" w:space="0" w:color="ADB9CA"/>
+              <w:left w:val="single" w:sz="6" w:space="0" w:color="ADB9CA"/>
+              <w:bottom w:val="single" w:sz="6" w:space="0" w:color="ADB9CA"/>
+              <w:right w:val="single" w:sz="6" w:space="0" w:color="ADB9CA"/>
             </w:tcBorders>
             <w:shd w:val="clear" w:color="auto" w:fill="2E75B6"/>
             <w:tcMar>
@@ -6310,10 +6121,10 @@
           <w:tcPr>
             <w:tcW w:w="6510" w:type="dxa"/>
             <w:tcBorders>
-              <w:top w:val="single" w:color="ADB9CA" w:sz="6" w:space="0"/>
-              <w:left w:val="single" w:color="ADB9CA" w:sz="6" w:space="0"/>
-              <w:bottom w:val="single" w:color="ADB9CA" w:sz="6" w:space="0"/>
-              <w:right w:val="single" w:color="ADB9CA" w:sz="6" w:space="0"/>
+              <w:top w:val="single" w:sz="6" w:space="0" w:color="ADB9CA"/>
+              <w:left w:val="single" w:sz="6" w:space="0" w:color="ADB9CA"/>
+              <w:bottom w:val="single" w:sz="6" w:space="0" w:color="ADB9CA"/>
+              <w:right w:val="single" w:sz="6" w:space="0" w:color="ADB9CA"/>
             </w:tcBorders>
             <w:shd w:val="clear" w:color="auto" w:fill="2E75B6"/>
             <w:tcMar>
@@ -6327,7 +6138,7 @@
           <w:p>
             <w:r>
               <w:rPr>
-                <w:rFonts w:ascii="Arial" w:hAnsi="Arial" w:eastAsia="Arial" w:cs="Arial"/>
+                <w:rFonts w:ascii="Arial" w:eastAsia="Arial" w:hAnsi="Arial" w:cs="Arial"/>
                 <w:b/>
                 <w:bCs/>
                 <w:color w:val="FFFFFF"/>
@@ -6342,10 +6153,10 @@
           <w:tcPr>
             <w:tcW w:w="2150" w:type="dxa"/>
             <w:tcBorders>
-              <w:top w:val="single" w:color="ADB9CA" w:sz="6" w:space="0"/>
-              <w:left w:val="single" w:color="ADB9CA" w:sz="6" w:space="0"/>
-              <w:bottom w:val="single" w:color="ADB9CA" w:sz="6" w:space="0"/>
-              <w:right w:val="single" w:color="ADB9CA" w:sz="6" w:space="0"/>
+              <w:top w:val="single" w:sz="6" w:space="0" w:color="ADB9CA"/>
+              <w:left w:val="single" w:sz="6" w:space="0" w:color="ADB9CA"/>
+              <w:bottom w:val="single" w:sz="6" w:space="0" w:color="ADB9CA"/>
+              <w:right w:val="single" w:sz="6" w:space="0" w:color="ADB9CA"/>
             </w:tcBorders>
             <w:shd w:val="clear" w:color="auto" w:fill="2E75B6"/>
             <w:tcMar>
@@ -6359,7 +6170,7 @@
           <w:p>
             <w:r>
               <w:rPr>
-                <w:rFonts w:ascii="Arial" w:hAnsi="Arial" w:eastAsia="Arial" w:cs="Arial"/>
+                <w:rFonts w:ascii="Arial" w:eastAsia="Arial" w:hAnsi="Arial" w:cs="Arial"/>
                 <w:b/>
                 <w:bCs/>
                 <w:color w:val="FFFFFF"/>
@@ -6372,20 +6183,14 @@
         </w:tc>
       </w:tr>
       <w:tr>
-        <w:tblPrEx>
-          <w:tblCellMar>
-            <w:top w:w="0" w:type="dxa"/>
-            <w:bottom w:w="0" w:type="dxa"/>
-          </w:tblCellMar>
-        </w:tblPrEx>
         <w:tc>
           <w:tcPr>
             <w:tcW w:w="700" w:type="dxa"/>
             <w:tcBorders>
-              <w:top w:val="single" w:color="ADB9CA" w:sz="6" w:space="0"/>
-              <w:left w:val="single" w:color="ADB9CA" w:sz="6" w:space="0"/>
-              <w:bottom w:val="single" w:color="ADB9CA" w:sz="6" w:space="0"/>
-              <w:right w:val="single" w:color="ADB9CA" w:sz="6" w:space="0"/>
+              <w:top w:val="single" w:sz="6" w:space="0" w:color="ADB9CA"/>
+              <w:left w:val="single" w:sz="6" w:space="0" w:color="ADB9CA"/>
+              <w:bottom w:val="single" w:sz="6" w:space="0" w:color="ADB9CA"/>
+              <w:right w:val="single" w:sz="6" w:space="0" w:color="ADB9CA"/>
             </w:tcBorders>
             <w:shd w:val="clear" w:color="auto" w:fill="E8F0FB"/>
             <w:tcMar>
@@ -6399,7 +6204,7 @@
           <w:p>
             <w:r>
               <w:rPr>
-                <w:rFonts w:ascii="Arial" w:hAnsi="Arial" w:eastAsia="Arial" w:cs="Arial"/>
+                <w:rFonts w:ascii="Arial" w:eastAsia="Arial" w:hAnsi="Arial" w:cs="Arial"/>
                 <w:b/>
                 <w:bCs/>
                 <w:color w:val="000000"/>
@@ -6414,10 +6219,10 @@
           <w:tcPr>
             <w:tcW w:w="6510" w:type="dxa"/>
             <w:tcBorders>
-              <w:top w:val="single" w:color="ADB9CA" w:sz="6" w:space="0"/>
-              <w:left w:val="single" w:color="ADB9CA" w:sz="6" w:space="0"/>
-              <w:bottom w:val="single" w:color="ADB9CA" w:sz="6" w:space="0"/>
-              <w:right w:val="single" w:color="ADB9CA" w:sz="6" w:space="0"/>
+              <w:top w:val="single" w:sz="6" w:space="0" w:color="ADB9CA"/>
+              <w:left w:val="single" w:sz="6" w:space="0" w:color="ADB9CA"/>
+              <w:bottom w:val="single" w:sz="6" w:space="0" w:color="ADB9CA"/>
+              <w:right w:val="single" w:sz="6" w:space="0" w:color="ADB9CA"/>
             </w:tcBorders>
             <w:shd w:val="clear" w:color="auto" w:fill="E8F0FB"/>
             <w:tcMar>
@@ -6431,7 +6236,7 @@
           <w:p>
             <w:r>
               <w:rPr>
-                <w:rFonts w:ascii="Arial" w:hAnsi="Arial" w:eastAsia="Arial" w:cs="Arial"/>
+                <w:rFonts w:ascii="Arial" w:eastAsia="Arial" w:hAnsi="Arial" w:cs="Arial"/>
                 <w:color w:val="000000"/>
                 <w:sz w:val="18"/>
                 <w:szCs w:val="18"/>
@@ -6444,10 +6249,10 @@
           <w:tcPr>
             <w:tcW w:w="2150" w:type="dxa"/>
             <w:tcBorders>
-              <w:top w:val="single" w:color="ADB9CA" w:sz="6" w:space="0"/>
-              <w:left w:val="single" w:color="ADB9CA" w:sz="6" w:space="0"/>
-              <w:bottom w:val="single" w:color="ADB9CA" w:sz="6" w:space="0"/>
-              <w:right w:val="single" w:color="ADB9CA" w:sz="6" w:space="0"/>
+              <w:top w:val="single" w:sz="6" w:space="0" w:color="ADB9CA"/>
+              <w:left w:val="single" w:sz="6" w:space="0" w:color="ADB9CA"/>
+              <w:bottom w:val="single" w:sz="6" w:space="0" w:color="ADB9CA"/>
+              <w:right w:val="single" w:sz="6" w:space="0" w:color="ADB9CA"/>
             </w:tcBorders>
             <w:shd w:val="clear" w:color="auto" w:fill="E8F0FB"/>
             <w:tcMar>
@@ -6461,7 +6266,7 @@
           <w:p>
             <w:r>
               <w:rPr>
-                <w:rFonts w:ascii="Arial" w:hAnsi="Arial" w:eastAsia="Arial" w:cs="Arial"/>
+                <w:rFonts w:ascii="Arial" w:eastAsia="Arial" w:hAnsi="Arial" w:cs="Arial"/>
                 <w:color w:val="000000"/>
                 <w:sz w:val="18"/>
                 <w:szCs w:val="18"/>
@@ -6472,20 +6277,14 @@
         </w:tc>
       </w:tr>
       <w:tr>
-        <w:tblPrEx>
-          <w:tblCellMar>
-            <w:top w:w="0" w:type="dxa"/>
-            <w:bottom w:w="0" w:type="dxa"/>
-          </w:tblCellMar>
-        </w:tblPrEx>
         <w:tc>
           <w:tcPr>
             <w:tcW w:w="700" w:type="dxa"/>
             <w:tcBorders>
-              <w:top w:val="single" w:color="ADB9CA" w:sz="6" w:space="0"/>
-              <w:left w:val="single" w:color="ADB9CA" w:sz="6" w:space="0"/>
-              <w:bottom w:val="single" w:color="ADB9CA" w:sz="6" w:space="0"/>
-              <w:right w:val="single" w:color="ADB9CA" w:sz="6" w:space="0"/>
+              <w:top w:val="single" w:sz="6" w:space="0" w:color="ADB9CA"/>
+              <w:left w:val="single" w:sz="6" w:space="0" w:color="ADB9CA"/>
+              <w:bottom w:val="single" w:sz="6" w:space="0" w:color="ADB9CA"/>
+              <w:right w:val="single" w:sz="6" w:space="0" w:color="ADB9CA"/>
             </w:tcBorders>
             <w:shd w:val="clear" w:color="auto" w:fill="FFFFFF"/>
             <w:tcMar>
@@ -6499,7 +6298,7 @@
           <w:p>
             <w:r>
               <w:rPr>
-                <w:rFonts w:ascii="Arial" w:hAnsi="Arial" w:eastAsia="Arial" w:cs="Arial"/>
+                <w:rFonts w:ascii="Arial" w:eastAsia="Arial" w:hAnsi="Arial" w:cs="Arial"/>
                 <w:b/>
                 <w:bCs/>
                 <w:color w:val="000000"/>
@@ -6514,10 +6313,10 @@
           <w:tcPr>
             <w:tcW w:w="6510" w:type="dxa"/>
             <w:tcBorders>
-              <w:top w:val="single" w:color="ADB9CA" w:sz="6" w:space="0"/>
-              <w:left w:val="single" w:color="ADB9CA" w:sz="6" w:space="0"/>
-              <w:bottom w:val="single" w:color="ADB9CA" w:sz="6" w:space="0"/>
-              <w:right w:val="single" w:color="ADB9CA" w:sz="6" w:space="0"/>
+              <w:top w:val="single" w:sz="6" w:space="0" w:color="ADB9CA"/>
+              <w:left w:val="single" w:sz="6" w:space="0" w:color="ADB9CA"/>
+              <w:bottom w:val="single" w:sz="6" w:space="0" w:color="ADB9CA"/>
+              <w:right w:val="single" w:sz="6" w:space="0" w:color="ADB9CA"/>
             </w:tcBorders>
             <w:shd w:val="clear" w:color="auto" w:fill="FFFFFF"/>
             <w:tcMar>
@@ -6531,7 +6330,7 @@
           <w:p>
             <w:r>
               <w:rPr>
-                <w:rFonts w:ascii="Arial" w:hAnsi="Arial" w:eastAsia="Arial" w:cs="Arial"/>
+                <w:rFonts w:ascii="Arial" w:eastAsia="Arial" w:hAnsi="Arial" w:cs="Arial"/>
                 <w:color w:val="000000"/>
                 <w:sz w:val="18"/>
                 <w:szCs w:val="18"/>
@@ -6544,10 +6343,10 @@
           <w:tcPr>
             <w:tcW w:w="2150" w:type="dxa"/>
             <w:tcBorders>
-              <w:top w:val="single" w:color="ADB9CA" w:sz="6" w:space="0"/>
-              <w:left w:val="single" w:color="ADB9CA" w:sz="6" w:space="0"/>
-              <w:bottom w:val="single" w:color="ADB9CA" w:sz="6" w:space="0"/>
-              <w:right w:val="single" w:color="ADB9CA" w:sz="6" w:space="0"/>
+              <w:top w:val="single" w:sz="6" w:space="0" w:color="ADB9CA"/>
+              <w:left w:val="single" w:sz="6" w:space="0" w:color="ADB9CA"/>
+              <w:bottom w:val="single" w:sz="6" w:space="0" w:color="ADB9CA"/>
+              <w:right w:val="single" w:sz="6" w:space="0" w:color="ADB9CA"/>
             </w:tcBorders>
             <w:shd w:val="clear" w:color="auto" w:fill="FFFFFF"/>
             <w:tcMar>
@@ -6561,7 +6360,7 @@
           <w:p>
             <w:r>
               <w:rPr>
-                <w:rFonts w:ascii="Arial" w:hAnsi="Arial" w:eastAsia="Arial" w:cs="Arial"/>
+                <w:rFonts w:ascii="Arial" w:eastAsia="Arial" w:hAnsi="Arial" w:cs="Arial"/>
                 <w:color w:val="000000"/>
                 <w:sz w:val="18"/>
                 <w:szCs w:val="18"/>
@@ -6572,20 +6371,14 @@
         </w:tc>
       </w:tr>
       <w:tr>
-        <w:tblPrEx>
-          <w:tblCellMar>
-            <w:top w:w="0" w:type="dxa"/>
-            <w:bottom w:w="0" w:type="dxa"/>
-          </w:tblCellMar>
-        </w:tblPrEx>
         <w:tc>
           <w:tcPr>
             <w:tcW w:w="700" w:type="dxa"/>
             <w:tcBorders>
-              <w:top w:val="single" w:color="ADB9CA" w:sz="6" w:space="0"/>
-              <w:left w:val="single" w:color="ADB9CA" w:sz="6" w:space="0"/>
-              <w:bottom w:val="single" w:color="ADB9CA" w:sz="6" w:space="0"/>
-              <w:right w:val="single" w:color="ADB9CA" w:sz="6" w:space="0"/>
+              <w:top w:val="single" w:sz="6" w:space="0" w:color="ADB9CA"/>
+              <w:left w:val="single" w:sz="6" w:space="0" w:color="ADB9CA"/>
+              <w:bottom w:val="single" w:sz="6" w:space="0" w:color="ADB9CA"/>
+              <w:right w:val="single" w:sz="6" w:space="0" w:color="ADB9CA"/>
             </w:tcBorders>
             <w:shd w:val="clear" w:color="auto" w:fill="2E75B6"/>
             <w:tcMar>
@@ -6602,10 +6395,10 @@
           <w:tcPr>
             <w:tcW w:w="6510" w:type="dxa"/>
             <w:tcBorders>
-              <w:top w:val="single" w:color="ADB9CA" w:sz="6" w:space="0"/>
-              <w:left w:val="single" w:color="ADB9CA" w:sz="6" w:space="0"/>
-              <w:bottom w:val="single" w:color="ADB9CA" w:sz="6" w:space="0"/>
-              <w:right w:val="single" w:color="ADB9CA" w:sz="6" w:space="0"/>
+              <w:top w:val="single" w:sz="6" w:space="0" w:color="ADB9CA"/>
+              <w:left w:val="single" w:sz="6" w:space="0" w:color="ADB9CA"/>
+              <w:bottom w:val="single" w:sz="6" w:space="0" w:color="ADB9CA"/>
+              <w:right w:val="single" w:sz="6" w:space="0" w:color="ADB9CA"/>
             </w:tcBorders>
             <w:shd w:val="clear" w:color="auto" w:fill="2E75B6"/>
             <w:tcMar>
@@ -6619,7 +6412,7 @@
           <w:p>
             <w:r>
               <w:rPr>
-                <w:rFonts w:ascii="Arial" w:hAnsi="Arial" w:eastAsia="Arial" w:cs="Arial"/>
+                <w:rFonts w:ascii="Arial" w:eastAsia="Arial" w:hAnsi="Arial" w:cs="Arial"/>
                 <w:b/>
                 <w:bCs/>
                 <w:color w:val="FFFFFF"/>
@@ -6634,10 +6427,10 @@
           <w:tcPr>
             <w:tcW w:w="2150" w:type="dxa"/>
             <w:tcBorders>
-              <w:top w:val="single" w:color="ADB9CA" w:sz="6" w:space="0"/>
-              <w:left w:val="single" w:color="ADB9CA" w:sz="6" w:space="0"/>
-              <w:bottom w:val="single" w:color="ADB9CA" w:sz="6" w:space="0"/>
-              <w:right w:val="single" w:color="ADB9CA" w:sz="6" w:space="0"/>
+              <w:top w:val="single" w:sz="6" w:space="0" w:color="ADB9CA"/>
+              <w:left w:val="single" w:sz="6" w:space="0" w:color="ADB9CA"/>
+              <w:bottom w:val="single" w:sz="6" w:space="0" w:color="ADB9CA"/>
+              <w:right w:val="single" w:sz="6" w:space="0" w:color="ADB9CA"/>
             </w:tcBorders>
             <w:shd w:val="clear" w:color="auto" w:fill="2E75B6"/>
             <w:tcMar>
@@ -6651,7 +6444,7 @@
           <w:p>
             <w:r>
               <w:rPr>
-                <w:rFonts w:ascii="Arial" w:hAnsi="Arial" w:eastAsia="Arial" w:cs="Arial"/>
+                <w:rFonts w:ascii="Arial" w:eastAsia="Arial" w:hAnsi="Arial" w:cs="Arial"/>
                 <w:b/>
                 <w:bCs/>
                 <w:color w:val="FFFFFF"/>
@@ -6664,20 +6457,14 @@
         </w:tc>
       </w:tr>
       <w:tr>
-        <w:tblPrEx>
-          <w:tblCellMar>
-            <w:top w:w="0" w:type="dxa"/>
-            <w:bottom w:w="0" w:type="dxa"/>
-          </w:tblCellMar>
-        </w:tblPrEx>
         <w:tc>
           <w:tcPr>
             <w:tcW w:w="700" w:type="dxa"/>
             <w:tcBorders>
-              <w:top w:val="single" w:color="ADB9CA" w:sz="6" w:space="0"/>
-              <w:left w:val="single" w:color="ADB9CA" w:sz="6" w:space="0"/>
-              <w:bottom w:val="single" w:color="ADB9CA" w:sz="6" w:space="0"/>
-              <w:right w:val="single" w:color="ADB9CA" w:sz="6" w:space="0"/>
+              <w:top w:val="single" w:sz="6" w:space="0" w:color="ADB9CA"/>
+              <w:left w:val="single" w:sz="6" w:space="0" w:color="ADB9CA"/>
+              <w:bottom w:val="single" w:sz="6" w:space="0" w:color="ADB9CA"/>
+              <w:right w:val="single" w:sz="6" w:space="0" w:color="ADB9CA"/>
             </w:tcBorders>
             <w:shd w:val="clear" w:color="auto" w:fill="E8F0FB"/>
             <w:tcMar>
@@ -6691,7 +6478,7 @@
           <w:p>
             <w:r>
               <w:rPr>
-                <w:rFonts w:ascii="Arial" w:hAnsi="Arial" w:eastAsia="Arial" w:cs="Arial"/>
+                <w:rFonts w:ascii="Arial" w:eastAsia="Arial" w:hAnsi="Arial" w:cs="Arial"/>
                 <w:b/>
                 <w:bCs/>
                 <w:color w:val="000000"/>
@@ -6706,10 +6493,10 @@
           <w:tcPr>
             <w:tcW w:w="6510" w:type="dxa"/>
             <w:tcBorders>
-              <w:top w:val="single" w:color="ADB9CA" w:sz="6" w:space="0"/>
-              <w:left w:val="single" w:color="ADB9CA" w:sz="6" w:space="0"/>
-              <w:bottom w:val="single" w:color="ADB9CA" w:sz="6" w:space="0"/>
-              <w:right w:val="single" w:color="ADB9CA" w:sz="6" w:space="0"/>
+              <w:top w:val="single" w:sz="6" w:space="0" w:color="ADB9CA"/>
+              <w:left w:val="single" w:sz="6" w:space="0" w:color="ADB9CA"/>
+              <w:bottom w:val="single" w:sz="6" w:space="0" w:color="ADB9CA"/>
+              <w:right w:val="single" w:sz="6" w:space="0" w:color="ADB9CA"/>
             </w:tcBorders>
             <w:shd w:val="clear" w:color="auto" w:fill="E8F0FB"/>
             <w:tcMar>
@@ -6723,7 +6510,7 @@
           <w:p>
             <w:r>
               <w:rPr>
-                <w:rFonts w:ascii="Arial" w:hAnsi="Arial" w:eastAsia="Arial" w:cs="Arial"/>
+                <w:rFonts w:ascii="Arial" w:eastAsia="Arial" w:hAnsi="Arial" w:cs="Arial"/>
                 <w:color w:val="000000"/>
                 <w:sz w:val="18"/>
                 <w:szCs w:val="18"/>
@@ -6732,7 +6519,7 @@
             </w:r>
             <w:r>
               <w:rPr>
-                <w:rFonts w:ascii="Arial" w:hAnsi="Arial" w:eastAsia="Arial" w:cs="Arial"/>
+                <w:rFonts w:ascii="Arial" w:eastAsia="Arial" w:hAnsi="Arial" w:cs="Arial"/>
                 <w:color w:val="000000"/>
                 <w:sz w:val="18"/>
                 <w:szCs w:val="18"/>
@@ -6745,10 +6532,10 @@
           <w:tcPr>
             <w:tcW w:w="2150" w:type="dxa"/>
             <w:tcBorders>
-              <w:top w:val="single" w:color="ADB9CA" w:sz="6" w:space="0"/>
-              <w:left w:val="single" w:color="ADB9CA" w:sz="6" w:space="0"/>
-              <w:bottom w:val="single" w:color="ADB9CA" w:sz="6" w:space="0"/>
-              <w:right w:val="single" w:color="ADB9CA" w:sz="6" w:space="0"/>
+              <w:top w:val="single" w:sz="6" w:space="0" w:color="ADB9CA"/>
+              <w:left w:val="single" w:sz="6" w:space="0" w:color="ADB9CA"/>
+              <w:bottom w:val="single" w:sz="6" w:space="0" w:color="ADB9CA"/>
+              <w:right w:val="single" w:sz="6" w:space="0" w:color="ADB9CA"/>
             </w:tcBorders>
             <w:shd w:val="clear" w:color="auto" w:fill="E8F0FB"/>
             <w:tcMar>
@@ -6762,7 +6549,7 @@
           <w:p>
             <w:r>
               <w:rPr>
-                <w:rFonts w:ascii="Arial" w:hAnsi="Arial" w:eastAsia="Arial" w:cs="Arial"/>
+                <w:rFonts w:ascii="Arial" w:eastAsia="Arial" w:hAnsi="Arial" w:cs="Arial"/>
                 <w:color w:val="000000"/>
                 <w:sz w:val="18"/>
                 <w:szCs w:val="18"/>
@@ -6773,20 +6560,14 @@
         </w:tc>
       </w:tr>
       <w:tr>
-        <w:tblPrEx>
-          <w:tblCellMar>
-            <w:top w:w="0" w:type="dxa"/>
-            <w:bottom w:w="0" w:type="dxa"/>
-          </w:tblCellMar>
-        </w:tblPrEx>
         <w:tc>
           <w:tcPr>
             <w:tcW w:w="700" w:type="dxa"/>
             <w:tcBorders>
-              <w:top w:val="single" w:color="ADB9CA" w:sz="6" w:space="0"/>
-              <w:left w:val="single" w:color="ADB9CA" w:sz="6" w:space="0"/>
-              <w:bottom w:val="single" w:color="ADB9CA" w:sz="6" w:space="0"/>
-              <w:right w:val="single" w:color="ADB9CA" w:sz="6" w:space="0"/>
+              <w:top w:val="single" w:sz="6" w:space="0" w:color="ADB9CA"/>
+              <w:left w:val="single" w:sz="6" w:space="0" w:color="ADB9CA"/>
+              <w:bottom w:val="single" w:sz="6" w:space="0" w:color="ADB9CA"/>
+              <w:right w:val="single" w:sz="6" w:space="0" w:color="ADB9CA"/>
             </w:tcBorders>
             <w:shd w:val="clear" w:color="auto" w:fill="FFFFFF"/>
             <w:tcMar>
@@ -6800,7 +6581,7 @@
           <w:p>
             <w:r>
               <w:rPr>
-                <w:rFonts w:ascii="Arial" w:hAnsi="Arial" w:eastAsia="Arial" w:cs="Arial"/>
+                <w:rFonts w:ascii="Arial" w:eastAsia="Arial" w:hAnsi="Arial" w:cs="Arial"/>
                 <w:b/>
                 <w:bCs/>
                 <w:color w:val="000000"/>
@@ -6815,10 +6596,10 @@
           <w:tcPr>
             <w:tcW w:w="6510" w:type="dxa"/>
             <w:tcBorders>
-              <w:top w:val="single" w:color="ADB9CA" w:sz="6" w:space="0"/>
-              <w:left w:val="single" w:color="ADB9CA" w:sz="6" w:space="0"/>
-              <w:bottom w:val="single" w:color="ADB9CA" w:sz="6" w:space="0"/>
-              <w:right w:val="single" w:color="ADB9CA" w:sz="6" w:space="0"/>
+              <w:top w:val="single" w:sz="6" w:space="0" w:color="ADB9CA"/>
+              <w:left w:val="single" w:sz="6" w:space="0" w:color="ADB9CA"/>
+              <w:bottom w:val="single" w:sz="6" w:space="0" w:color="ADB9CA"/>
+              <w:right w:val="single" w:sz="6" w:space="0" w:color="ADB9CA"/>
             </w:tcBorders>
             <w:shd w:val="clear" w:color="auto" w:fill="FFFFFF"/>
             <w:tcMar>
@@ -6832,7 +6613,7 @@
           <w:p>
             <w:r>
               <w:rPr>
-                <w:rFonts w:ascii="Arial" w:hAnsi="Arial" w:eastAsia="Arial" w:cs="Arial"/>
+                <w:rFonts w:ascii="Arial" w:eastAsia="Arial" w:hAnsi="Arial" w:cs="Arial"/>
                 <w:color w:val="000000"/>
                 <w:sz w:val="18"/>
                 <w:szCs w:val="18"/>
@@ -6845,10 +6626,10 @@
           <w:tcPr>
             <w:tcW w:w="2150" w:type="dxa"/>
             <w:tcBorders>
-              <w:top w:val="single" w:color="ADB9CA" w:sz="6" w:space="0"/>
-              <w:left w:val="single" w:color="ADB9CA" w:sz="6" w:space="0"/>
-              <w:bottom w:val="single" w:color="ADB9CA" w:sz="6" w:space="0"/>
-              <w:right w:val="single" w:color="ADB9CA" w:sz="6" w:space="0"/>
+              <w:top w:val="single" w:sz="6" w:space="0" w:color="ADB9CA"/>
+              <w:left w:val="single" w:sz="6" w:space="0" w:color="ADB9CA"/>
+              <w:bottom w:val="single" w:sz="6" w:space="0" w:color="ADB9CA"/>
+              <w:right w:val="single" w:sz="6" w:space="0" w:color="ADB9CA"/>
             </w:tcBorders>
             <w:shd w:val="clear" w:color="auto" w:fill="FFFFFF"/>
             <w:tcMar>
@@ -6862,7 +6643,7 @@
           <w:p>
             <w:r>
               <w:rPr>
-                <w:rFonts w:ascii="Arial" w:hAnsi="Arial" w:eastAsia="Arial" w:cs="Arial"/>
+                <w:rFonts w:ascii="Arial" w:eastAsia="Arial" w:hAnsi="Arial" w:cs="Arial"/>
                 <w:color w:val="000000"/>
                 <w:sz w:val="18"/>
                 <w:szCs w:val="18"/>
@@ -6873,20 +6654,14 @@
         </w:tc>
       </w:tr>
       <w:tr>
-        <w:tblPrEx>
-          <w:tblCellMar>
-            <w:top w:w="0" w:type="dxa"/>
-            <w:bottom w:w="0" w:type="dxa"/>
-          </w:tblCellMar>
-        </w:tblPrEx>
         <w:tc>
           <w:tcPr>
             <w:tcW w:w="700" w:type="dxa"/>
             <w:tcBorders>
-              <w:top w:val="single" w:color="ADB9CA" w:sz="6" w:space="0"/>
-              <w:left w:val="single" w:color="ADB9CA" w:sz="6" w:space="0"/>
-              <w:bottom w:val="single" w:color="ADB9CA" w:sz="6" w:space="0"/>
-              <w:right w:val="single" w:color="ADB9CA" w:sz="6" w:space="0"/>
+              <w:top w:val="single" w:sz="6" w:space="0" w:color="ADB9CA"/>
+              <w:left w:val="single" w:sz="6" w:space="0" w:color="ADB9CA"/>
+              <w:bottom w:val="single" w:sz="6" w:space="0" w:color="ADB9CA"/>
+              <w:right w:val="single" w:sz="6" w:space="0" w:color="ADB9CA"/>
             </w:tcBorders>
             <w:shd w:val="clear" w:color="auto" w:fill="E8F0FB"/>
             <w:tcMar>
@@ -6900,7 +6675,7 @@
           <w:p>
             <w:r>
               <w:rPr>
-                <w:rFonts w:ascii="Arial" w:hAnsi="Arial" w:eastAsia="Arial" w:cs="Arial"/>
+                <w:rFonts w:ascii="Arial" w:eastAsia="Arial" w:hAnsi="Arial" w:cs="Arial"/>
                 <w:b/>
                 <w:bCs/>
                 <w:color w:val="000000"/>
@@ -6915,10 +6690,10 @@
           <w:tcPr>
             <w:tcW w:w="6510" w:type="dxa"/>
             <w:tcBorders>
-              <w:top w:val="single" w:color="ADB9CA" w:sz="6" w:space="0"/>
-              <w:left w:val="single" w:color="ADB9CA" w:sz="6" w:space="0"/>
-              <w:bottom w:val="single" w:color="ADB9CA" w:sz="6" w:space="0"/>
-              <w:right w:val="single" w:color="ADB9CA" w:sz="6" w:space="0"/>
+              <w:top w:val="single" w:sz="6" w:space="0" w:color="ADB9CA"/>
+              <w:left w:val="single" w:sz="6" w:space="0" w:color="ADB9CA"/>
+              <w:bottom w:val="single" w:sz="6" w:space="0" w:color="ADB9CA"/>
+              <w:right w:val="single" w:sz="6" w:space="0" w:color="ADB9CA"/>
             </w:tcBorders>
             <w:shd w:val="clear" w:color="auto" w:fill="E8F0FB"/>
             <w:tcMar>
@@ -6932,7 +6707,7 @@
           <w:p>
             <w:r>
               <w:rPr>
-                <w:rFonts w:ascii="Arial" w:hAnsi="Arial" w:eastAsia="Arial" w:cs="Arial"/>
+                <w:rFonts w:ascii="Arial" w:eastAsia="Arial" w:hAnsi="Arial" w:cs="Arial"/>
                 <w:color w:val="000000"/>
                 <w:sz w:val="18"/>
                 <w:szCs w:val="18"/>
@@ -6941,7 +6716,7 @@
             </w:r>
             <w:r>
               <w:rPr>
-                <w:rFonts w:ascii="Arial" w:hAnsi="Arial" w:eastAsia="Arial" w:cs="Arial"/>
+                <w:rFonts w:ascii="Arial" w:eastAsia="Arial" w:hAnsi="Arial" w:cs="Arial"/>
                 <w:color w:val="000000"/>
                 <w:sz w:val="18"/>
                 <w:szCs w:val="18"/>
@@ -6954,10 +6729,10 @@
           <w:tcPr>
             <w:tcW w:w="2150" w:type="dxa"/>
             <w:tcBorders>
-              <w:top w:val="single" w:color="ADB9CA" w:sz="6" w:space="0"/>
-              <w:left w:val="single" w:color="ADB9CA" w:sz="6" w:space="0"/>
-              <w:bottom w:val="single" w:color="ADB9CA" w:sz="6" w:space="0"/>
-              <w:right w:val="single" w:color="ADB9CA" w:sz="6" w:space="0"/>
+              <w:top w:val="single" w:sz="6" w:space="0" w:color="ADB9CA"/>
+              <w:left w:val="single" w:sz="6" w:space="0" w:color="ADB9CA"/>
+              <w:bottom w:val="single" w:sz="6" w:space="0" w:color="ADB9CA"/>
+              <w:right w:val="single" w:sz="6" w:space="0" w:color="ADB9CA"/>
             </w:tcBorders>
             <w:shd w:val="clear" w:color="auto" w:fill="E8F0FB"/>
             <w:tcMar>
@@ -6971,7 +6746,7 @@
           <w:p>
             <w:r>
               <w:rPr>
-                <w:rFonts w:ascii="Arial" w:hAnsi="Arial" w:eastAsia="Arial" w:cs="Arial"/>
+                <w:rFonts w:ascii="Arial" w:eastAsia="Arial" w:hAnsi="Arial" w:cs="Arial"/>
                 <w:color w:val="000000"/>
                 <w:sz w:val="18"/>
                 <w:szCs w:val="18"/>
@@ -6982,20 +6757,14 @@
         </w:tc>
       </w:tr>
       <w:tr>
-        <w:tblPrEx>
-          <w:tblCellMar>
-            <w:top w:w="0" w:type="dxa"/>
-            <w:bottom w:w="0" w:type="dxa"/>
-          </w:tblCellMar>
-        </w:tblPrEx>
         <w:tc>
           <w:tcPr>
             <w:tcW w:w="700" w:type="dxa"/>
             <w:tcBorders>
-              <w:top w:val="single" w:color="ADB9CA" w:sz="6" w:space="0"/>
-              <w:left w:val="single" w:color="ADB9CA" w:sz="6" w:space="0"/>
-              <w:bottom w:val="single" w:color="ADB9CA" w:sz="6" w:space="0"/>
-              <w:right w:val="single" w:color="ADB9CA" w:sz="6" w:space="0"/>
+              <w:top w:val="single" w:sz="6" w:space="0" w:color="ADB9CA"/>
+              <w:left w:val="single" w:sz="6" w:space="0" w:color="ADB9CA"/>
+              <w:bottom w:val="single" w:sz="6" w:space="0" w:color="ADB9CA"/>
+              <w:right w:val="single" w:sz="6" w:space="0" w:color="ADB9CA"/>
             </w:tcBorders>
             <w:shd w:val="clear" w:color="auto" w:fill="2E75B6"/>
             <w:tcMar>
@@ -7012,10 +6781,10 @@
           <w:tcPr>
             <w:tcW w:w="6510" w:type="dxa"/>
             <w:tcBorders>
-              <w:top w:val="single" w:color="ADB9CA" w:sz="6" w:space="0"/>
-              <w:left w:val="single" w:color="ADB9CA" w:sz="6" w:space="0"/>
-              <w:bottom w:val="single" w:color="ADB9CA" w:sz="6" w:space="0"/>
-              <w:right w:val="single" w:color="ADB9CA" w:sz="6" w:space="0"/>
+              <w:top w:val="single" w:sz="6" w:space="0" w:color="ADB9CA"/>
+              <w:left w:val="single" w:sz="6" w:space="0" w:color="ADB9CA"/>
+              <w:bottom w:val="single" w:sz="6" w:space="0" w:color="ADB9CA"/>
+              <w:right w:val="single" w:sz="6" w:space="0" w:color="ADB9CA"/>
             </w:tcBorders>
             <w:shd w:val="clear" w:color="auto" w:fill="2E75B6"/>
             <w:tcMar>
@@ -7029,7 +6798,7 @@
           <w:p>
             <w:r>
               <w:rPr>
-                <w:rFonts w:ascii="Arial" w:hAnsi="Arial" w:eastAsia="Arial" w:cs="Arial"/>
+                <w:rFonts w:ascii="Arial" w:eastAsia="Arial" w:hAnsi="Arial" w:cs="Arial"/>
                 <w:b/>
                 <w:bCs/>
                 <w:color w:val="FFFFFF"/>
@@ -7044,10 +6813,10 @@
           <w:tcPr>
             <w:tcW w:w="2150" w:type="dxa"/>
             <w:tcBorders>
-              <w:top w:val="single" w:color="ADB9CA" w:sz="6" w:space="0"/>
-              <w:left w:val="single" w:color="ADB9CA" w:sz="6" w:space="0"/>
-              <w:bottom w:val="single" w:color="ADB9CA" w:sz="6" w:space="0"/>
-              <w:right w:val="single" w:color="ADB9CA" w:sz="6" w:space="0"/>
+              <w:top w:val="single" w:sz="6" w:space="0" w:color="ADB9CA"/>
+              <w:left w:val="single" w:sz="6" w:space="0" w:color="ADB9CA"/>
+              <w:bottom w:val="single" w:sz="6" w:space="0" w:color="ADB9CA"/>
+              <w:right w:val="single" w:sz="6" w:space="0" w:color="ADB9CA"/>
             </w:tcBorders>
             <w:shd w:val="clear" w:color="auto" w:fill="2E75B6"/>
             <w:tcMar>
@@ -7061,7 +6830,7 @@
           <w:p>
             <w:r>
               <w:rPr>
-                <w:rFonts w:ascii="Arial" w:hAnsi="Arial" w:eastAsia="Arial" w:cs="Arial"/>
+                <w:rFonts w:ascii="Arial" w:eastAsia="Arial" w:hAnsi="Arial" w:cs="Arial"/>
                 <w:b/>
                 <w:bCs/>
                 <w:color w:val="FFFFFF"/>
@@ -7074,20 +6843,14 @@
         </w:tc>
       </w:tr>
       <w:tr>
-        <w:tblPrEx>
-          <w:tblCellMar>
-            <w:top w:w="0" w:type="dxa"/>
-            <w:bottom w:w="0" w:type="dxa"/>
-          </w:tblCellMar>
-        </w:tblPrEx>
         <w:tc>
           <w:tcPr>
             <w:tcW w:w="700" w:type="dxa"/>
             <w:tcBorders>
-              <w:top w:val="single" w:color="ADB9CA" w:sz="6" w:space="0"/>
-              <w:left w:val="single" w:color="ADB9CA" w:sz="6" w:space="0"/>
-              <w:bottom w:val="single" w:color="ADB9CA" w:sz="6" w:space="0"/>
-              <w:right w:val="single" w:color="ADB9CA" w:sz="6" w:space="0"/>
+              <w:top w:val="single" w:sz="6" w:space="0" w:color="ADB9CA"/>
+              <w:left w:val="single" w:sz="6" w:space="0" w:color="ADB9CA"/>
+              <w:bottom w:val="single" w:sz="6" w:space="0" w:color="ADB9CA"/>
+              <w:right w:val="single" w:sz="6" w:space="0" w:color="ADB9CA"/>
             </w:tcBorders>
             <w:shd w:val="clear" w:color="auto" w:fill="E8F0FB"/>
             <w:tcMar>
@@ -7101,7 +6864,7 @@
           <w:p>
             <w:r>
               <w:rPr>
-                <w:rFonts w:ascii="Arial" w:hAnsi="Arial" w:eastAsia="Arial" w:cs="Arial"/>
+                <w:rFonts w:ascii="Arial" w:eastAsia="Arial" w:hAnsi="Arial" w:cs="Arial"/>
                 <w:b/>
                 <w:bCs/>
                 <w:color w:val="000000"/>
@@ -7116,10 +6879,10 @@
           <w:tcPr>
             <w:tcW w:w="6510" w:type="dxa"/>
             <w:tcBorders>
-              <w:top w:val="single" w:color="ADB9CA" w:sz="6" w:space="0"/>
-              <w:left w:val="single" w:color="ADB9CA" w:sz="6" w:space="0"/>
-              <w:bottom w:val="single" w:color="ADB9CA" w:sz="6" w:space="0"/>
-              <w:right w:val="single" w:color="ADB9CA" w:sz="6" w:space="0"/>
+              <w:top w:val="single" w:sz="6" w:space="0" w:color="ADB9CA"/>
+              <w:left w:val="single" w:sz="6" w:space="0" w:color="ADB9CA"/>
+              <w:bottom w:val="single" w:sz="6" w:space="0" w:color="ADB9CA"/>
+              <w:right w:val="single" w:sz="6" w:space="0" w:color="ADB9CA"/>
             </w:tcBorders>
             <w:shd w:val="clear" w:color="auto" w:fill="E8F0FB"/>
             <w:tcMar>
@@ -7133,7 +6896,7 @@
           <w:p>
             <w:r>
               <w:rPr>
-                <w:rFonts w:ascii="Arial" w:hAnsi="Arial" w:eastAsia="Arial" w:cs="Arial"/>
+                <w:rFonts w:ascii="Arial" w:eastAsia="Arial" w:hAnsi="Arial" w:cs="Arial"/>
                 <w:color w:val="000000"/>
                 <w:sz w:val="18"/>
                 <w:szCs w:val="18"/>
@@ -7146,10 +6909,10 @@
           <w:tcPr>
             <w:tcW w:w="2150" w:type="dxa"/>
             <w:tcBorders>
-              <w:top w:val="single" w:color="ADB9CA" w:sz="6" w:space="0"/>
-              <w:left w:val="single" w:color="ADB9CA" w:sz="6" w:space="0"/>
-              <w:bottom w:val="single" w:color="ADB9CA" w:sz="6" w:space="0"/>
-              <w:right w:val="single" w:color="ADB9CA" w:sz="6" w:space="0"/>
+              <w:top w:val="single" w:sz="6" w:space="0" w:color="ADB9CA"/>
+              <w:left w:val="single" w:sz="6" w:space="0" w:color="ADB9CA"/>
+              <w:bottom w:val="single" w:sz="6" w:space="0" w:color="ADB9CA"/>
+              <w:right w:val="single" w:sz="6" w:space="0" w:color="ADB9CA"/>
             </w:tcBorders>
             <w:shd w:val="clear" w:color="auto" w:fill="E8F0FB"/>
             <w:tcMar>
@@ -7163,7 +6926,7 @@
           <w:p>
             <w:r>
               <w:rPr>
-                <w:rFonts w:ascii="Arial" w:hAnsi="Arial" w:eastAsia="Arial" w:cs="Arial"/>
+                <w:rFonts w:ascii="Arial" w:eastAsia="Arial" w:hAnsi="Arial" w:cs="Arial"/>
                 <w:color w:val="000000"/>
                 <w:sz w:val="18"/>
                 <w:szCs w:val="18"/>
@@ -7174,20 +6937,14 @@
         </w:tc>
       </w:tr>
       <w:tr>
-        <w:tblPrEx>
-          <w:tblCellMar>
-            <w:top w:w="0" w:type="dxa"/>
-            <w:bottom w:w="0" w:type="dxa"/>
-          </w:tblCellMar>
-        </w:tblPrEx>
         <w:tc>
           <w:tcPr>
             <w:tcW w:w="700" w:type="dxa"/>
             <w:tcBorders>
-              <w:top w:val="single" w:color="ADB9CA" w:sz="6" w:space="0"/>
-              <w:left w:val="single" w:color="ADB9CA" w:sz="6" w:space="0"/>
-              <w:bottom w:val="single" w:color="ADB9CA" w:sz="6" w:space="0"/>
-              <w:right w:val="single" w:color="ADB9CA" w:sz="6" w:space="0"/>
+              <w:top w:val="single" w:sz="6" w:space="0" w:color="ADB9CA"/>
+              <w:left w:val="single" w:sz="6" w:space="0" w:color="ADB9CA"/>
+              <w:bottom w:val="single" w:sz="6" w:space="0" w:color="ADB9CA"/>
+              <w:right w:val="single" w:sz="6" w:space="0" w:color="ADB9CA"/>
             </w:tcBorders>
             <w:shd w:val="clear" w:color="auto" w:fill="FFFFFF"/>
             <w:tcMar>
@@ -7201,7 +6958,7 @@
           <w:p>
             <w:r>
               <w:rPr>
-                <w:rFonts w:ascii="Arial" w:hAnsi="Arial" w:eastAsia="Arial" w:cs="Arial"/>
+                <w:rFonts w:ascii="Arial" w:eastAsia="Arial" w:hAnsi="Arial" w:cs="Arial"/>
                 <w:b/>
                 <w:bCs/>
                 <w:color w:val="000000"/>
@@ -7216,10 +6973,10 @@
           <w:tcPr>
             <w:tcW w:w="6510" w:type="dxa"/>
             <w:tcBorders>
-              <w:top w:val="single" w:color="ADB9CA" w:sz="6" w:space="0"/>
-              <w:left w:val="single" w:color="ADB9CA" w:sz="6" w:space="0"/>
-              <w:bottom w:val="single" w:color="ADB9CA" w:sz="6" w:space="0"/>
-              <w:right w:val="single" w:color="ADB9CA" w:sz="6" w:space="0"/>
+              <w:top w:val="single" w:sz="6" w:space="0" w:color="ADB9CA"/>
+              <w:left w:val="single" w:sz="6" w:space="0" w:color="ADB9CA"/>
+              <w:bottom w:val="single" w:sz="6" w:space="0" w:color="ADB9CA"/>
+              <w:right w:val="single" w:sz="6" w:space="0" w:color="ADB9CA"/>
             </w:tcBorders>
             <w:shd w:val="clear" w:color="auto" w:fill="FFFFFF"/>
             <w:tcMar>
@@ -7233,7 +6990,7 @@
           <w:p>
             <w:r>
               <w:rPr>
-                <w:rFonts w:ascii="Arial" w:hAnsi="Arial" w:eastAsia="Arial" w:cs="Arial"/>
+                <w:rFonts w:ascii="Arial" w:eastAsia="Arial" w:hAnsi="Arial" w:cs="Arial"/>
                 <w:color w:val="000000"/>
                 <w:sz w:val="18"/>
                 <w:szCs w:val="18"/>
@@ -7246,10 +7003,10 @@
           <w:tcPr>
             <w:tcW w:w="2150" w:type="dxa"/>
             <w:tcBorders>
-              <w:top w:val="single" w:color="ADB9CA" w:sz="6" w:space="0"/>
-              <w:left w:val="single" w:color="ADB9CA" w:sz="6" w:space="0"/>
-              <w:bottom w:val="single" w:color="ADB9CA" w:sz="6" w:space="0"/>
-              <w:right w:val="single" w:color="ADB9CA" w:sz="6" w:space="0"/>
+              <w:top w:val="single" w:sz="6" w:space="0" w:color="ADB9CA"/>
+              <w:left w:val="single" w:sz="6" w:space="0" w:color="ADB9CA"/>
+              <w:bottom w:val="single" w:sz="6" w:space="0" w:color="ADB9CA"/>
+              <w:right w:val="single" w:sz="6" w:space="0" w:color="ADB9CA"/>
             </w:tcBorders>
             <w:shd w:val="clear" w:color="auto" w:fill="FFFFFF"/>
             <w:tcMar>
@@ -7263,7 +7020,7 @@
           <w:p>
             <w:r>
               <w:rPr>
-                <w:rFonts w:ascii="Arial" w:hAnsi="Arial" w:eastAsia="Arial" w:cs="Arial"/>
+                <w:rFonts w:ascii="Arial" w:eastAsia="Arial" w:hAnsi="Arial" w:cs="Arial"/>
                 <w:color w:val="000000"/>
                 <w:sz w:val="18"/>
                 <w:szCs w:val="18"/>
@@ -7274,20 +7031,14 @@
         </w:tc>
       </w:tr>
       <w:tr>
-        <w:tblPrEx>
-          <w:tblCellMar>
-            <w:top w:w="0" w:type="dxa"/>
-            <w:bottom w:w="0" w:type="dxa"/>
-          </w:tblCellMar>
-        </w:tblPrEx>
         <w:tc>
           <w:tcPr>
             <w:tcW w:w="700" w:type="dxa"/>
             <w:tcBorders>
-              <w:top w:val="single" w:color="ADB9CA" w:sz="6" w:space="0"/>
-              <w:left w:val="single" w:color="ADB9CA" w:sz="6" w:space="0"/>
-              <w:bottom w:val="single" w:color="ADB9CA" w:sz="6" w:space="0"/>
-              <w:right w:val="single" w:color="ADB9CA" w:sz="6" w:space="0"/>
+              <w:top w:val="single" w:sz="6" w:space="0" w:color="ADB9CA"/>
+              <w:left w:val="single" w:sz="6" w:space="0" w:color="ADB9CA"/>
+              <w:bottom w:val="single" w:sz="6" w:space="0" w:color="ADB9CA"/>
+              <w:right w:val="single" w:sz="6" w:space="0" w:color="ADB9CA"/>
             </w:tcBorders>
             <w:shd w:val="clear" w:color="auto" w:fill="E8F0FB"/>
             <w:tcMar>
@@ -7301,7 +7052,7 @@
           <w:p>
             <w:r>
               <w:rPr>
-                <w:rFonts w:ascii="Arial" w:hAnsi="Arial" w:eastAsia="Arial" w:cs="Arial"/>
+                <w:rFonts w:ascii="Arial" w:eastAsia="Arial" w:hAnsi="Arial" w:cs="Arial"/>
                 <w:b/>
                 <w:bCs/>
                 <w:color w:val="000000"/>
@@ -7316,10 +7067,10 @@
           <w:tcPr>
             <w:tcW w:w="6510" w:type="dxa"/>
             <w:tcBorders>
-              <w:top w:val="single" w:color="ADB9CA" w:sz="6" w:space="0"/>
-              <w:left w:val="single" w:color="ADB9CA" w:sz="6" w:space="0"/>
-              <w:bottom w:val="single" w:color="ADB9CA" w:sz="6" w:space="0"/>
-              <w:right w:val="single" w:color="ADB9CA" w:sz="6" w:space="0"/>
+              <w:top w:val="single" w:sz="6" w:space="0" w:color="ADB9CA"/>
+              <w:left w:val="single" w:sz="6" w:space="0" w:color="ADB9CA"/>
+              <w:bottom w:val="single" w:sz="6" w:space="0" w:color="ADB9CA"/>
+              <w:right w:val="single" w:sz="6" w:space="0" w:color="ADB9CA"/>
             </w:tcBorders>
             <w:shd w:val="clear" w:color="auto" w:fill="E8F0FB"/>
             <w:tcMar>
@@ -7333,7 +7084,7 @@
           <w:p>
             <w:r>
               <w:rPr>
-                <w:rFonts w:ascii="Arial" w:hAnsi="Arial" w:eastAsia="Arial" w:cs="Arial"/>
+                <w:rFonts w:ascii="Arial" w:eastAsia="Arial" w:hAnsi="Arial" w:cs="Arial"/>
                 <w:color w:val="000000"/>
                 <w:sz w:val="18"/>
                 <w:szCs w:val="18"/>
@@ -7342,7 +7093,7 @@
             </w:r>
             <w:r>
               <w:rPr>
-                <w:rFonts w:ascii="Arial" w:hAnsi="Arial" w:eastAsia="Arial" w:cs="Arial"/>
+                <w:rFonts w:ascii="Arial" w:eastAsia="Arial" w:hAnsi="Arial" w:cs="Arial"/>
                 <w:color w:val="000000"/>
                 <w:sz w:val="18"/>
                 <w:szCs w:val="18"/>
@@ -7351,7 +7102,7 @@
             </w:r>
             <w:r>
               <w:rPr>
-                <w:rFonts w:ascii="Arial" w:hAnsi="Arial" w:eastAsia="Arial" w:cs="Arial"/>
+                <w:rFonts w:ascii="Arial" w:eastAsia="Arial" w:hAnsi="Arial" w:cs="Arial"/>
                 <w:color w:val="000000"/>
                 <w:sz w:val="18"/>
                 <w:szCs w:val="18"/>
@@ -7364,10 +7115,10 @@
           <w:tcPr>
             <w:tcW w:w="2150" w:type="dxa"/>
             <w:tcBorders>
-              <w:top w:val="single" w:color="ADB9CA" w:sz="6" w:space="0"/>
-              <w:left w:val="single" w:color="ADB9CA" w:sz="6" w:space="0"/>
-              <w:bottom w:val="single" w:color="ADB9CA" w:sz="6" w:space="0"/>
-              <w:right w:val="single" w:color="ADB9CA" w:sz="6" w:space="0"/>
+              <w:top w:val="single" w:sz="6" w:space="0" w:color="ADB9CA"/>
+              <w:left w:val="single" w:sz="6" w:space="0" w:color="ADB9CA"/>
+              <w:bottom w:val="single" w:sz="6" w:space="0" w:color="ADB9CA"/>
+              <w:right w:val="single" w:sz="6" w:space="0" w:color="ADB9CA"/>
             </w:tcBorders>
             <w:shd w:val="clear" w:color="auto" w:fill="E8F0FB"/>
             <w:tcMar>
@@ -7381,7 +7132,7 @@
           <w:p>
             <w:r>
               <w:rPr>
-                <w:rFonts w:ascii="Arial" w:hAnsi="Arial" w:eastAsia="Arial" w:cs="Arial"/>
+                <w:rFonts w:ascii="Arial" w:eastAsia="Arial" w:hAnsi="Arial" w:cs="Arial"/>
                 <w:color w:val="000000"/>
                 <w:sz w:val="18"/>
                 <w:szCs w:val="18"/>
@@ -7392,20 +7143,14 @@
         </w:tc>
       </w:tr>
       <w:tr>
-        <w:tblPrEx>
-          <w:tblCellMar>
-            <w:top w:w="0" w:type="dxa"/>
-            <w:bottom w:w="0" w:type="dxa"/>
-          </w:tblCellMar>
-        </w:tblPrEx>
         <w:tc>
           <w:tcPr>
             <w:tcW w:w="700" w:type="dxa"/>
             <w:tcBorders>
-              <w:top w:val="single" w:color="ADB9CA" w:sz="6" w:space="0"/>
-              <w:left w:val="single" w:color="ADB9CA" w:sz="6" w:space="0"/>
-              <w:bottom w:val="single" w:color="ADB9CA" w:sz="6" w:space="0"/>
-              <w:right w:val="single" w:color="ADB9CA" w:sz="6" w:space="0"/>
+              <w:top w:val="single" w:sz="6" w:space="0" w:color="ADB9CA"/>
+              <w:left w:val="single" w:sz="6" w:space="0" w:color="ADB9CA"/>
+              <w:bottom w:val="single" w:sz="6" w:space="0" w:color="ADB9CA"/>
+              <w:right w:val="single" w:sz="6" w:space="0" w:color="ADB9CA"/>
             </w:tcBorders>
             <w:shd w:val="clear" w:color="auto" w:fill="2E75B6"/>
             <w:tcMar>
@@ -7422,10 +7167,10 @@
           <w:tcPr>
             <w:tcW w:w="6510" w:type="dxa"/>
             <w:tcBorders>
-              <w:top w:val="single" w:color="ADB9CA" w:sz="6" w:space="0"/>
-              <w:left w:val="single" w:color="ADB9CA" w:sz="6" w:space="0"/>
-              <w:bottom w:val="single" w:color="ADB9CA" w:sz="6" w:space="0"/>
-              <w:right w:val="single" w:color="ADB9CA" w:sz="6" w:space="0"/>
+              <w:top w:val="single" w:sz="6" w:space="0" w:color="ADB9CA"/>
+              <w:left w:val="single" w:sz="6" w:space="0" w:color="ADB9CA"/>
+              <w:bottom w:val="single" w:sz="6" w:space="0" w:color="ADB9CA"/>
+              <w:right w:val="single" w:sz="6" w:space="0" w:color="ADB9CA"/>
             </w:tcBorders>
             <w:shd w:val="clear" w:color="auto" w:fill="2E75B6"/>
             <w:tcMar>
@@ -7439,7 +7184,7 @@
           <w:p>
             <w:r>
               <w:rPr>
-                <w:rFonts w:ascii="Arial" w:hAnsi="Arial" w:eastAsia="Arial" w:cs="Arial"/>
+                <w:rFonts w:ascii="Arial" w:eastAsia="Arial" w:hAnsi="Arial" w:cs="Arial"/>
                 <w:b/>
                 <w:bCs/>
                 <w:color w:val="FFFFFF"/>
@@ -7454,10 +7199,10 @@
           <w:tcPr>
             <w:tcW w:w="2150" w:type="dxa"/>
             <w:tcBorders>
-              <w:top w:val="single" w:color="ADB9CA" w:sz="6" w:space="0"/>
-              <w:left w:val="single" w:color="ADB9CA" w:sz="6" w:space="0"/>
-              <w:bottom w:val="single" w:color="ADB9CA" w:sz="6" w:space="0"/>
-              <w:right w:val="single" w:color="ADB9CA" w:sz="6" w:space="0"/>
+              <w:top w:val="single" w:sz="6" w:space="0" w:color="ADB9CA"/>
+              <w:left w:val="single" w:sz="6" w:space="0" w:color="ADB9CA"/>
+              <w:bottom w:val="single" w:sz="6" w:space="0" w:color="ADB9CA"/>
+              <w:right w:val="single" w:sz="6" w:space="0" w:color="ADB9CA"/>
             </w:tcBorders>
             <w:shd w:val="clear" w:color="auto" w:fill="2E75B6"/>
             <w:tcMar>
@@ -7471,7 +7216,7 @@
           <w:p>
             <w:r>
               <w:rPr>
-                <w:rFonts w:ascii="Arial" w:hAnsi="Arial" w:eastAsia="Arial" w:cs="Arial"/>
+                <w:rFonts w:ascii="Arial" w:eastAsia="Arial" w:hAnsi="Arial" w:cs="Arial"/>
                 <w:b/>
                 <w:bCs/>
                 <w:color w:val="FFFFFF"/>
@@ -7484,20 +7229,14 @@
         </w:tc>
       </w:tr>
       <w:tr>
-        <w:tblPrEx>
-          <w:tblCellMar>
-            <w:top w:w="0" w:type="dxa"/>
-            <w:bottom w:w="0" w:type="dxa"/>
-          </w:tblCellMar>
-        </w:tblPrEx>
         <w:tc>
           <w:tcPr>
             <w:tcW w:w="700" w:type="dxa"/>
             <w:tcBorders>
-              <w:top w:val="single" w:color="ADB9CA" w:sz="6" w:space="0"/>
-              <w:left w:val="single" w:color="ADB9CA" w:sz="6" w:space="0"/>
-              <w:bottom w:val="single" w:color="ADB9CA" w:sz="6" w:space="0"/>
-              <w:right w:val="single" w:color="ADB9CA" w:sz="6" w:space="0"/>
+              <w:top w:val="single" w:sz="6" w:space="0" w:color="ADB9CA"/>
+              <w:left w:val="single" w:sz="6" w:space="0" w:color="ADB9CA"/>
+              <w:bottom w:val="single" w:sz="6" w:space="0" w:color="ADB9CA"/>
+              <w:right w:val="single" w:sz="6" w:space="0" w:color="ADB9CA"/>
             </w:tcBorders>
             <w:shd w:val="clear" w:color="auto" w:fill="E8F0FB"/>
             <w:tcMar>
@@ -7511,7 +7250,7 @@
           <w:p>
             <w:r>
               <w:rPr>
-                <w:rFonts w:ascii="Arial" w:hAnsi="Arial" w:eastAsia="Arial" w:cs="Arial"/>
+                <w:rFonts w:ascii="Arial" w:eastAsia="Arial" w:hAnsi="Arial" w:cs="Arial"/>
                 <w:b/>
                 <w:bCs/>
                 <w:color w:val="000000"/>
@@ -7526,10 +7265,10 @@
           <w:tcPr>
             <w:tcW w:w="6510" w:type="dxa"/>
             <w:tcBorders>
-              <w:top w:val="single" w:color="ADB9CA" w:sz="6" w:space="0"/>
-              <w:left w:val="single" w:color="ADB9CA" w:sz="6" w:space="0"/>
-              <w:bottom w:val="single" w:color="ADB9CA" w:sz="6" w:space="0"/>
-              <w:right w:val="single" w:color="ADB9CA" w:sz="6" w:space="0"/>
+              <w:top w:val="single" w:sz="6" w:space="0" w:color="ADB9CA"/>
+              <w:left w:val="single" w:sz="6" w:space="0" w:color="ADB9CA"/>
+              <w:bottom w:val="single" w:sz="6" w:space="0" w:color="ADB9CA"/>
+              <w:right w:val="single" w:sz="6" w:space="0" w:color="ADB9CA"/>
             </w:tcBorders>
             <w:shd w:val="clear" w:color="auto" w:fill="E8F0FB"/>
             <w:tcMar>
@@ -7543,7 +7282,7 @@
           <w:p>
             <w:r>
               <w:rPr>
-                <w:rFonts w:ascii="Arial" w:hAnsi="Arial" w:eastAsia="Arial" w:cs="Arial"/>
+                <w:rFonts w:ascii="Arial" w:eastAsia="Arial" w:hAnsi="Arial" w:cs="Arial"/>
                 <w:color w:val="000000"/>
                 <w:sz w:val="18"/>
                 <w:szCs w:val="18"/>
@@ -7552,7 +7291,7 @@
             </w:r>
             <w:r>
               <w:rPr>
-                <w:rFonts w:ascii="Arial" w:hAnsi="Arial" w:eastAsia="Arial" w:cs="Arial"/>
+                <w:rFonts w:ascii="Arial" w:eastAsia="Arial" w:hAnsi="Arial" w:cs="Arial"/>
                 <w:color w:val="000000"/>
                 <w:sz w:val="18"/>
                 <w:szCs w:val="18"/>
@@ -7565,10 +7304,10 @@
           <w:tcPr>
             <w:tcW w:w="2150" w:type="dxa"/>
             <w:tcBorders>
-              <w:top w:val="single" w:color="ADB9CA" w:sz="6" w:space="0"/>
-              <w:left w:val="single" w:color="ADB9CA" w:sz="6" w:space="0"/>
-              <w:bottom w:val="single" w:color="ADB9CA" w:sz="6" w:space="0"/>
-              <w:right w:val="single" w:color="ADB9CA" w:sz="6" w:space="0"/>
+              <w:top w:val="single" w:sz="6" w:space="0" w:color="ADB9CA"/>
+              <w:left w:val="single" w:sz="6" w:space="0" w:color="ADB9CA"/>
+              <w:bottom w:val="single" w:sz="6" w:space="0" w:color="ADB9CA"/>
+              <w:right w:val="single" w:sz="6" w:space="0" w:color="ADB9CA"/>
             </w:tcBorders>
             <w:shd w:val="clear" w:color="auto" w:fill="E8F0FB"/>
             <w:tcMar>
@@ -7582,7 +7321,7 @@
           <w:p>
             <w:r>
               <w:rPr>
-                <w:rFonts w:ascii="Arial" w:hAnsi="Arial" w:eastAsia="Arial" w:cs="Arial"/>
+                <w:rFonts w:ascii="Arial" w:eastAsia="Arial" w:hAnsi="Arial" w:cs="Arial"/>
                 <w:color w:val="000000"/>
                 <w:sz w:val="18"/>
                 <w:szCs w:val="18"/>
@@ -7593,20 +7332,14 @@
         </w:tc>
       </w:tr>
       <w:tr>
-        <w:tblPrEx>
-          <w:tblCellMar>
-            <w:top w:w="0" w:type="dxa"/>
-            <w:bottom w:w="0" w:type="dxa"/>
-          </w:tblCellMar>
-        </w:tblPrEx>
         <w:tc>
           <w:tcPr>
             <w:tcW w:w="700" w:type="dxa"/>
             <w:tcBorders>
-              <w:top w:val="single" w:color="ADB9CA" w:sz="6" w:space="0"/>
-              <w:left w:val="single" w:color="ADB9CA" w:sz="6" w:space="0"/>
-              <w:bottom w:val="single" w:color="ADB9CA" w:sz="6" w:space="0"/>
-              <w:right w:val="single" w:color="ADB9CA" w:sz="6" w:space="0"/>
+              <w:top w:val="single" w:sz="6" w:space="0" w:color="ADB9CA"/>
+              <w:left w:val="single" w:sz="6" w:space="0" w:color="ADB9CA"/>
+              <w:bottom w:val="single" w:sz="6" w:space="0" w:color="ADB9CA"/>
+              <w:right w:val="single" w:sz="6" w:space="0" w:color="ADB9CA"/>
             </w:tcBorders>
             <w:shd w:val="clear" w:color="auto" w:fill="FFFFFF"/>
             <w:tcMar>
@@ -7620,7 +7353,7 @@
           <w:p>
             <w:r>
               <w:rPr>
-                <w:rFonts w:ascii="Arial" w:hAnsi="Arial" w:eastAsia="Arial" w:cs="Arial"/>
+                <w:rFonts w:ascii="Arial" w:eastAsia="Arial" w:hAnsi="Arial" w:cs="Arial"/>
                 <w:b/>
                 <w:bCs/>
                 <w:color w:val="000000"/>
@@ -7635,10 +7368,10 @@
           <w:tcPr>
             <w:tcW w:w="6510" w:type="dxa"/>
             <w:tcBorders>
-              <w:top w:val="single" w:color="ADB9CA" w:sz="6" w:space="0"/>
-              <w:left w:val="single" w:color="ADB9CA" w:sz="6" w:space="0"/>
-              <w:bottom w:val="single" w:color="ADB9CA" w:sz="6" w:space="0"/>
-              <w:right w:val="single" w:color="ADB9CA" w:sz="6" w:space="0"/>
+              <w:top w:val="single" w:sz="6" w:space="0" w:color="ADB9CA"/>
+              <w:left w:val="single" w:sz="6" w:space="0" w:color="ADB9CA"/>
+              <w:bottom w:val="single" w:sz="6" w:space="0" w:color="ADB9CA"/>
+              <w:right w:val="single" w:sz="6" w:space="0" w:color="ADB9CA"/>
             </w:tcBorders>
             <w:shd w:val="clear" w:color="auto" w:fill="FFFFFF"/>
             <w:tcMar>
@@ -7652,7 +7385,7 @@
           <w:p>
             <w:r>
               <w:rPr>
-                <w:rFonts w:ascii="Arial" w:hAnsi="Arial" w:eastAsia="Arial" w:cs="Arial"/>
+                <w:rFonts w:ascii="Arial" w:eastAsia="Arial" w:hAnsi="Arial" w:cs="Arial"/>
                 <w:color w:val="000000"/>
                 <w:sz w:val="18"/>
                 <w:szCs w:val="18"/>
@@ -7665,10 +7398,10 @@
           <w:tcPr>
             <w:tcW w:w="2150" w:type="dxa"/>
             <w:tcBorders>
-              <w:top w:val="single" w:color="ADB9CA" w:sz="6" w:space="0"/>
-              <w:left w:val="single" w:color="ADB9CA" w:sz="6" w:space="0"/>
-              <w:bottom w:val="single" w:color="ADB9CA" w:sz="6" w:space="0"/>
-              <w:right w:val="single" w:color="ADB9CA" w:sz="6" w:space="0"/>
+              <w:top w:val="single" w:sz="6" w:space="0" w:color="ADB9CA"/>
+              <w:left w:val="single" w:sz="6" w:space="0" w:color="ADB9CA"/>
+              <w:bottom w:val="single" w:sz="6" w:space="0" w:color="ADB9CA"/>
+              <w:right w:val="single" w:sz="6" w:space="0" w:color="ADB9CA"/>
             </w:tcBorders>
             <w:shd w:val="clear" w:color="auto" w:fill="FFFFFF"/>
             <w:tcMar>
@@ -7682,7 +7415,7 @@
           <w:p>
             <w:r>
               <w:rPr>
-                <w:rFonts w:ascii="Arial" w:hAnsi="Arial" w:eastAsia="Arial" w:cs="Arial"/>
+                <w:rFonts w:ascii="Arial" w:eastAsia="Arial" w:hAnsi="Arial" w:cs="Arial"/>
                 <w:color w:val="000000"/>
                 <w:sz w:val="18"/>
                 <w:szCs w:val="18"/>
@@ -7693,20 +7426,14 @@
         </w:tc>
       </w:tr>
       <w:tr>
-        <w:tblPrEx>
-          <w:tblCellMar>
-            <w:top w:w="0" w:type="dxa"/>
-            <w:bottom w:w="0" w:type="dxa"/>
-          </w:tblCellMar>
-        </w:tblPrEx>
         <w:tc>
           <w:tcPr>
             <w:tcW w:w="700" w:type="dxa"/>
             <w:tcBorders>
-              <w:top w:val="single" w:color="ADB9CA" w:sz="6" w:space="0"/>
-              <w:left w:val="single" w:color="ADB9CA" w:sz="6" w:space="0"/>
-              <w:bottom w:val="single" w:color="ADB9CA" w:sz="6" w:space="0"/>
-              <w:right w:val="single" w:color="ADB9CA" w:sz="6" w:space="0"/>
+              <w:top w:val="single" w:sz="6" w:space="0" w:color="ADB9CA"/>
+              <w:left w:val="single" w:sz="6" w:space="0" w:color="ADB9CA"/>
+              <w:bottom w:val="single" w:sz="6" w:space="0" w:color="ADB9CA"/>
+              <w:right w:val="single" w:sz="6" w:space="0" w:color="ADB9CA"/>
             </w:tcBorders>
             <w:shd w:val="clear" w:color="auto" w:fill="E8F0FB"/>
             <w:tcMar>
@@ -7720,7 +7447,7 @@
           <w:p>
             <w:r>
               <w:rPr>
-                <w:rFonts w:ascii="Arial" w:hAnsi="Arial" w:eastAsia="Arial" w:cs="Arial"/>
+                <w:rFonts w:ascii="Arial" w:eastAsia="Arial" w:hAnsi="Arial" w:cs="Arial"/>
                 <w:b/>
                 <w:bCs/>
                 <w:color w:val="000000"/>
@@ -7735,10 +7462,10 @@
           <w:tcPr>
             <w:tcW w:w="6510" w:type="dxa"/>
             <w:tcBorders>
-              <w:top w:val="single" w:color="ADB9CA" w:sz="6" w:space="0"/>
-              <w:left w:val="single" w:color="ADB9CA" w:sz="6" w:space="0"/>
-              <w:bottom w:val="single" w:color="ADB9CA" w:sz="6" w:space="0"/>
-              <w:right w:val="single" w:color="ADB9CA" w:sz="6" w:space="0"/>
+              <w:top w:val="single" w:sz="6" w:space="0" w:color="ADB9CA"/>
+              <w:left w:val="single" w:sz="6" w:space="0" w:color="ADB9CA"/>
+              <w:bottom w:val="single" w:sz="6" w:space="0" w:color="ADB9CA"/>
+              <w:right w:val="single" w:sz="6" w:space="0" w:color="ADB9CA"/>
             </w:tcBorders>
             <w:shd w:val="clear" w:color="auto" w:fill="E8F0FB"/>
             <w:tcMar>
@@ -7752,7 +7479,7 @@
           <w:p>
             <w:r>
               <w:rPr>
-                <w:rFonts w:ascii="Arial" w:hAnsi="Arial" w:eastAsia="Arial" w:cs="Arial"/>
+                <w:rFonts w:ascii="Arial" w:eastAsia="Arial" w:hAnsi="Arial" w:cs="Arial"/>
                 <w:color w:val="000000"/>
                 <w:sz w:val="18"/>
                 <w:szCs w:val="18"/>
@@ -7765,10 +7492,10 @@
           <w:tcPr>
             <w:tcW w:w="2150" w:type="dxa"/>
             <w:tcBorders>
-              <w:top w:val="single" w:color="ADB9CA" w:sz="6" w:space="0"/>
-              <w:left w:val="single" w:color="ADB9CA" w:sz="6" w:space="0"/>
-              <w:bottom w:val="single" w:color="ADB9CA" w:sz="6" w:space="0"/>
-              <w:right w:val="single" w:color="ADB9CA" w:sz="6" w:space="0"/>
+              <w:top w:val="single" w:sz="6" w:space="0" w:color="ADB9CA"/>
+              <w:left w:val="single" w:sz="6" w:space="0" w:color="ADB9CA"/>
+              <w:bottom w:val="single" w:sz="6" w:space="0" w:color="ADB9CA"/>
+              <w:right w:val="single" w:sz="6" w:space="0" w:color="ADB9CA"/>
             </w:tcBorders>
             <w:shd w:val="clear" w:color="auto" w:fill="E8F0FB"/>
             <w:tcMar>
@@ -7782,7 +7509,7 @@
           <w:p>
             <w:r>
               <w:rPr>
-                <w:rFonts w:ascii="Arial" w:hAnsi="Arial" w:eastAsia="Arial" w:cs="Arial"/>
+                <w:rFonts w:ascii="Arial" w:eastAsia="Arial" w:hAnsi="Arial" w:cs="Arial"/>
                 <w:color w:val="000000"/>
                 <w:sz w:val="18"/>
                 <w:szCs w:val="18"/>
@@ -7793,20 +7520,14 @@
         </w:tc>
       </w:tr>
       <w:tr>
-        <w:tblPrEx>
-          <w:tblCellMar>
-            <w:top w:w="0" w:type="dxa"/>
-            <w:bottom w:w="0" w:type="dxa"/>
-          </w:tblCellMar>
-        </w:tblPrEx>
         <w:tc>
           <w:tcPr>
             <w:tcW w:w="700" w:type="dxa"/>
             <w:tcBorders>
-              <w:top w:val="single" w:color="ADB9CA" w:sz="6" w:space="0"/>
-              <w:left w:val="single" w:color="ADB9CA" w:sz="6" w:space="0"/>
-              <w:bottom w:val="single" w:color="ADB9CA" w:sz="6" w:space="0"/>
-              <w:right w:val="single" w:color="ADB9CA" w:sz="6" w:space="0"/>
+              <w:top w:val="single" w:sz="6" w:space="0" w:color="ADB9CA"/>
+              <w:left w:val="single" w:sz="6" w:space="0" w:color="ADB9CA"/>
+              <w:bottom w:val="single" w:sz="6" w:space="0" w:color="ADB9CA"/>
+              <w:right w:val="single" w:sz="6" w:space="0" w:color="ADB9CA"/>
             </w:tcBorders>
             <w:shd w:val="clear" w:color="auto" w:fill="FFFFFF"/>
             <w:tcMar>
@@ -7820,7 +7541,7 @@
           <w:p>
             <w:r>
               <w:rPr>
-                <w:rFonts w:ascii="Arial" w:hAnsi="Arial" w:eastAsia="Arial" w:cs="Arial"/>
+                <w:rFonts w:ascii="Arial" w:eastAsia="Arial" w:hAnsi="Arial" w:cs="Arial"/>
                 <w:b/>
                 <w:bCs/>
                 <w:color w:val="000000"/>
@@ -7835,10 +7556,10 @@
           <w:tcPr>
             <w:tcW w:w="6510" w:type="dxa"/>
             <w:tcBorders>
-              <w:top w:val="single" w:color="ADB9CA" w:sz="6" w:space="0"/>
-              <w:left w:val="single" w:color="ADB9CA" w:sz="6" w:space="0"/>
-              <w:bottom w:val="single" w:color="ADB9CA" w:sz="6" w:space="0"/>
-              <w:right w:val="single" w:color="ADB9CA" w:sz="6" w:space="0"/>
+              <w:top w:val="single" w:sz="6" w:space="0" w:color="ADB9CA"/>
+              <w:left w:val="single" w:sz="6" w:space="0" w:color="ADB9CA"/>
+              <w:bottom w:val="single" w:sz="6" w:space="0" w:color="ADB9CA"/>
+              <w:right w:val="single" w:sz="6" w:space="0" w:color="ADB9CA"/>
             </w:tcBorders>
             <w:shd w:val="clear" w:color="auto" w:fill="FFFFFF"/>
             <w:tcMar>
@@ -7852,7 +7573,7 @@
           <w:p>
             <w:r>
               <w:rPr>
-                <w:rFonts w:ascii="Arial" w:hAnsi="Arial" w:eastAsia="Arial" w:cs="Arial"/>
+                <w:rFonts w:ascii="Arial" w:eastAsia="Arial" w:hAnsi="Arial" w:cs="Arial"/>
                 <w:color w:val="000000"/>
                 <w:sz w:val="18"/>
                 <w:szCs w:val="18"/>
@@ -7865,10 +7586,10 @@
           <w:tcPr>
             <w:tcW w:w="2150" w:type="dxa"/>
             <w:tcBorders>
-              <w:top w:val="single" w:color="ADB9CA" w:sz="6" w:space="0"/>
-              <w:left w:val="single" w:color="ADB9CA" w:sz="6" w:space="0"/>
-              <w:bottom w:val="single" w:color="ADB9CA" w:sz="6" w:space="0"/>
-              <w:right w:val="single" w:color="ADB9CA" w:sz="6" w:space="0"/>
+              <w:top w:val="single" w:sz="6" w:space="0" w:color="ADB9CA"/>
+              <w:left w:val="single" w:sz="6" w:space="0" w:color="ADB9CA"/>
+              <w:bottom w:val="single" w:sz="6" w:space="0" w:color="ADB9CA"/>
+              <w:right w:val="single" w:sz="6" w:space="0" w:color="ADB9CA"/>
             </w:tcBorders>
             <w:shd w:val="clear" w:color="auto" w:fill="FFFFFF"/>
             <w:tcMar>
@@ -7882,7 +7603,7 @@
           <w:p>
             <w:r>
               <w:rPr>
-                <w:rFonts w:ascii="Arial" w:hAnsi="Arial" w:eastAsia="Arial" w:cs="Arial"/>
+                <w:rFonts w:ascii="Arial" w:eastAsia="Arial" w:hAnsi="Arial" w:cs="Arial"/>
                 <w:color w:val="000000"/>
                 <w:sz w:val="18"/>
                 <w:szCs w:val="18"/>
@@ -7893,20 +7614,14 @@
         </w:tc>
       </w:tr>
       <w:tr>
-        <w:tblPrEx>
-          <w:tblCellMar>
-            <w:top w:w="0" w:type="dxa"/>
-            <w:bottom w:w="0" w:type="dxa"/>
-          </w:tblCellMar>
-        </w:tblPrEx>
         <w:tc>
           <w:tcPr>
             <w:tcW w:w="700" w:type="dxa"/>
             <w:tcBorders>
-              <w:top w:val="single" w:color="ADB9CA" w:sz="6" w:space="0"/>
-              <w:left w:val="single" w:color="ADB9CA" w:sz="6" w:space="0"/>
-              <w:bottom w:val="single" w:color="ADB9CA" w:sz="6" w:space="0"/>
-              <w:right w:val="single" w:color="ADB9CA" w:sz="6" w:space="0"/>
+              <w:top w:val="single" w:sz="6" w:space="0" w:color="ADB9CA"/>
+              <w:left w:val="single" w:sz="6" w:space="0" w:color="ADB9CA"/>
+              <w:bottom w:val="single" w:sz="6" w:space="0" w:color="ADB9CA"/>
+              <w:right w:val="single" w:sz="6" w:space="0" w:color="ADB9CA"/>
             </w:tcBorders>
             <w:shd w:val="clear" w:color="auto" w:fill="2E75B6"/>
             <w:tcMar>
@@ -7923,10 +7638,10 @@
           <w:tcPr>
             <w:tcW w:w="6510" w:type="dxa"/>
             <w:tcBorders>
-              <w:top w:val="single" w:color="ADB9CA" w:sz="6" w:space="0"/>
-              <w:left w:val="single" w:color="ADB9CA" w:sz="6" w:space="0"/>
-              <w:bottom w:val="single" w:color="ADB9CA" w:sz="6" w:space="0"/>
-              <w:right w:val="single" w:color="ADB9CA" w:sz="6" w:space="0"/>
+              <w:top w:val="single" w:sz="6" w:space="0" w:color="ADB9CA"/>
+              <w:left w:val="single" w:sz="6" w:space="0" w:color="ADB9CA"/>
+              <w:bottom w:val="single" w:sz="6" w:space="0" w:color="ADB9CA"/>
+              <w:right w:val="single" w:sz="6" w:space="0" w:color="ADB9CA"/>
             </w:tcBorders>
             <w:shd w:val="clear" w:color="auto" w:fill="2E75B6"/>
             <w:tcMar>
@@ -7940,7 +7655,7 @@
           <w:p>
             <w:r>
               <w:rPr>
-                <w:rFonts w:ascii="Arial" w:hAnsi="Arial" w:eastAsia="Arial" w:cs="Arial"/>
+                <w:rFonts w:ascii="Arial" w:eastAsia="Arial" w:hAnsi="Arial" w:cs="Arial"/>
                 <w:b/>
                 <w:bCs/>
                 <w:color w:val="FFFFFF"/>
@@ -7955,10 +7670,10 @@
           <w:tcPr>
             <w:tcW w:w="2150" w:type="dxa"/>
             <w:tcBorders>
-              <w:top w:val="single" w:color="ADB9CA" w:sz="6" w:space="0"/>
-              <w:left w:val="single" w:color="ADB9CA" w:sz="6" w:space="0"/>
-              <w:bottom w:val="single" w:color="ADB9CA" w:sz="6" w:space="0"/>
-              <w:right w:val="single" w:color="ADB9CA" w:sz="6" w:space="0"/>
+              <w:top w:val="single" w:sz="6" w:space="0" w:color="ADB9CA"/>
+              <w:left w:val="single" w:sz="6" w:space="0" w:color="ADB9CA"/>
+              <w:bottom w:val="single" w:sz="6" w:space="0" w:color="ADB9CA"/>
+              <w:right w:val="single" w:sz="6" w:space="0" w:color="ADB9CA"/>
             </w:tcBorders>
             <w:shd w:val="clear" w:color="auto" w:fill="2E75B6"/>
             <w:tcMar>
@@ -7972,7 +7687,7 @@
           <w:p>
             <w:r>
               <w:rPr>
-                <w:rFonts w:ascii="Arial" w:hAnsi="Arial" w:eastAsia="Arial" w:cs="Arial"/>
+                <w:rFonts w:ascii="Arial" w:eastAsia="Arial" w:hAnsi="Arial" w:cs="Arial"/>
                 <w:b/>
                 <w:bCs/>
                 <w:color w:val="FFFFFF"/>
@@ -7985,20 +7700,14 @@
         </w:tc>
       </w:tr>
       <w:tr>
-        <w:tblPrEx>
-          <w:tblCellMar>
-            <w:top w:w="0" w:type="dxa"/>
-            <w:bottom w:w="0" w:type="dxa"/>
-          </w:tblCellMar>
-        </w:tblPrEx>
         <w:tc>
           <w:tcPr>
             <w:tcW w:w="700" w:type="dxa"/>
             <w:tcBorders>
-              <w:top w:val="single" w:color="ADB9CA" w:sz="6" w:space="0"/>
-              <w:left w:val="single" w:color="ADB9CA" w:sz="6" w:space="0"/>
-              <w:bottom w:val="single" w:color="ADB9CA" w:sz="6" w:space="0"/>
-              <w:right w:val="single" w:color="ADB9CA" w:sz="6" w:space="0"/>
+              <w:top w:val="single" w:sz="6" w:space="0" w:color="ADB9CA"/>
+              <w:left w:val="single" w:sz="6" w:space="0" w:color="ADB9CA"/>
+              <w:bottom w:val="single" w:sz="6" w:space="0" w:color="ADB9CA"/>
+              <w:right w:val="single" w:sz="6" w:space="0" w:color="ADB9CA"/>
             </w:tcBorders>
             <w:shd w:val="clear" w:color="auto" w:fill="E8F0FB"/>
             <w:tcMar>
@@ -8012,7 +7721,7 @@
           <w:p>
             <w:r>
               <w:rPr>
-                <w:rFonts w:ascii="Arial" w:hAnsi="Arial" w:eastAsia="Arial" w:cs="Arial"/>
+                <w:rFonts w:ascii="Arial" w:eastAsia="Arial" w:hAnsi="Arial" w:cs="Arial"/>
                 <w:b/>
                 <w:bCs/>
                 <w:color w:val="000000"/>
@@ -8027,10 +7736,10 @@
           <w:tcPr>
             <w:tcW w:w="6510" w:type="dxa"/>
             <w:tcBorders>
-              <w:top w:val="single" w:color="ADB9CA" w:sz="6" w:space="0"/>
-              <w:left w:val="single" w:color="ADB9CA" w:sz="6" w:space="0"/>
-              <w:bottom w:val="single" w:color="ADB9CA" w:sz="6" w:space="0"/>
-              <w:right w:val="single" w:color="ADB9CA" w:sz="6" w:space="0"/>
+              <w:top w:val="single" w:sz="6" w:space="0" w:color="ADB9CA"/>
+              <w:left w:val="single" w:sz="6" w:space="0" w:color="ADB9CA"/>
+              <w:bottom w:val="single" w:sz="6" w:space="0" w:color="ADB9CA"/>
+              <w:right w:val="single" w:sz="6" w:space="0" w:color="ADB9CA"/>
             </w:tcBorders>
             <w:shd w:val="clear" w:color="auto" w:fill="E8F0FB"/>
             <w:tcMar>
@@ -8044,7 +7753,7 @@
           <w:p>
             <w:r>
               <w:rPr>
-                <w:rFonts w:ascii="Arial" w:hAnsi="Arial" w:eastAsia="Arial" w:cs="Arial"/>
+                <w:rFonts w:ascii="Arial" w:eastAsia="Arial" w:hAnsi="Arial" w:cs="Arial"/>
                 <w:color w:val="000000"/>
                 <w:sz w:val="18"/>
                 <w:szCs w:val="18"/>
@@ -8053,7 +7762,7 @@
             </w:r>
             <w:r>
               <w:rPr>
-                <w:rFonts w:ascii="Arial" w:hAnsi="Arial" w:eastAsia="Arial" w:cs="Arial"/>
+                <w:rFonts w:ascii="Arial" w:eastAsia="Arial" w:hAnsi="Arial" w:cs="Arial"/>
                 <w:color w:val="000000"/>
                 <w:sz w:val="18"/>
                 <w:szCs w:val="18"/>
@@ -8066,10 +7775,10 @@
           <w:tcPr>
             <w:tcW w:w="2150" w:type="dxa"/>
             <w:tcBorders>
-              <w:top w:val="single" w:color="ADB9CA" w:sz="6" w:space="0"/>
-              <w:left w:val="single" w:color="ADB9CA" w:sz="6" w:space="0"/>
-              <w:bottom w:val="single" w:color="ADB9CA" w:sz="6" w:space="0"/>
-              <w:right w:val="single" w:color="ADB9CA" w:sz="6" w:space="0"/>
+              <w:top w:val="single" w:sz="6" w:space="0" w:color="ADB9CA"/>
+              <w:left w:val="single" w:sz="6" w:space="0" w:color="ADB9CA"/>
+              <w:bottom w:val="single" w:sz="6" w:space="0" w:color="ADB9CA"/>
+              <w:right w:val="single" w:sz="6" w:space="0" w:color="ADB9CA"/>
             </w:tcBorders>
             <w:shd w:val="clear" w:color="auto" w:fill="E8F0FB"/>
             <w:tcMar>
@@ -8083,7 +7792,7 @@
           <w:p>
             <w:r>
               <w:rPr>
-                <w:rFonts w:ascii="Arial" w:hAnsi="Arial" w:eastAsia="Arial" w:cs="Arial"/>
+                <w:rFonts w:ascii="Arial" w:eastAsia="Arial" w:hAnsi="Arial" w:cs="Arial"/>
                 <w:color w:val="000000"/>
                 <w:sz w:val="18"/>
                 <w:szCs w:val="18"/>
@@ -8094,20 +7803,14 @@
         </w:tc>
       </w:tr>
       <w:tr>
-        <w:tblPrEx>
-          <w:tblCellMar>
-            <w:top w:w="0" w:type="dxa"/>
-            <w:bottom w:w="0" w:type="dxa"/>
-          </w:tblCellMar>
-        </w:tblPrEx>
         <w:tc>
           <w:tcPr>
             <w:tcW w:w="700" w:type="dxa"/>
             <w:tcBorders>
-              <w:top w:val="single" w:color="ADB9CA" w:sz="6" w:space="0"/>
-              <w:left w:val="single" w:color="ADB9CA" w:sz="6" w:space="0"/>
-              <w:bottom w:val="single" w:color="ADB9CA" w:sz="6" w:space="0"/>
-              <w:right w:val="single" w:color="ADB9CA" w:sz="6" w:space="0"/>
+              <w:top w:val="single" w:sz="6" w:space="0" w:color="ADB9CA"/>
+              <w:left w:val="single" w:sz="6" w:space="0" w:color="ADB9CA"/>
+              <w:bottom w:val="single" w:sz="6" w:space="0" w:color="ADB9CA"/>
+              <w:right w:val="single" w:sz="6" w:space="0" w:color="ADB9CA"/>
             </w:tcBorders>
             <w:shd w:val="clear" w:color="auto" w:fill="FFFFFF"/>
             <w:tcMar>
@@ -8121,7 +7824,7 @@
           <w:p>
             <w:r>
               <w:rPr>
-                <w:rFonts w:ascii="Arial" w:hAnsi="Arial" w:eastAsia="Arial" w:cs="Arial"/>
+                <w:rFonts w:ascii="Arial" w:eastAsia="Arial" w:hAnsi="Arial" w:cs="Arial"/>
                 <w:b/>
                 <w:bCs/>
                 <w:color w:val="000000"/>
@@ -8136,10 +7839,10 @@
           <w:tcPr>
             <w:tcW w:w="6510" w:type="dxa"/>
             <w:tcBorders>
-              <w:top w:val="single" w:color="ADB9CA" w:sz="6" w:space="0"/>
-              <w:left w:val="single" w:color="ADB9CA" w:sz="6" w:space="0"/>
-              <w:bottom w:val="single" w:color="ADB9CA" w:sz="6" w:space="0"/>
-              <w:right w:val="single" w:color="ADB9CA" w:sz="6" w:space="0"/>
+              <w:top w:val="single" w:sz="6" w:space="0" w:color="ADB9CA"/>
+              <w:left w:val="single" w:sz="6" w:space="0" w:color="ADB9CA"/>
+              <w:bottom w:val="single" w:sz="6" w:space="0" w:color="ADB9CA"/>
+              <w:right w:val="single" w:sz="6" w:space="0" w:color="ADB9CA"/>
             </w:tcBorders>
             <w:shd w:val="clear" w:color="auto" w:fill="FFFFFF"/>
             <w:tcMar>
@@ -8153,7 +7856,7 @@
           <w:p>
             <w:r>
               <w:rPr>
-                <w:rFonts w:ascii="Arial" w:hAnsi="Arial" w:eastAsia="Arial" w:cs="Arial"/>
+                <w:rFonts w:ascii="Arial" w:eastAsia="Arial" w:hAnsi="Arial" w:cs="Arial"/>
                 <w:color w:val="000000"/>
                 <w:sz w:val="18"/>
                 <w:szCs w:val="18"/>
@@ -8166,10 +7869,10 @@
           <w:tcPr>
             <w:tcW w:w="2150" w:type="dxa"/>
             <w:tcBorders>
-              <w:top w:val="single" w:color="ADB9CA" w:sz="6" w:space="0"/>
-              <w:left w:val="single" w:color="ADB9CA" w:sz="6" w:space="0"/>
-              <w:bottom w:val="single" w:color="ADB9CA" w:sz="6" w:space="0"/>
-              <w:right w:val="single" w:color="ADB9CA" w:sz="6" w:space="0"/>
+              <w:top w:val="single" w:sz="6" w:space="0" w:color="ADB9CA"/>
+              <w:left w:val="single" w:sz="6" w:space="0" w:color="ADB9CA"/>
+              <w:bottom w:val="single" w:sz="6" w:space="0" w:color="ADB9CA"/>
+              <w:right w:val="single" w:sz="6" w:space="0" w:color="ADB9CA"/>
             </w:tcBorders>
             <w:shd w:val="clear" w:color="auto" w:fill="FFFFFF"/>
             <w:tcMar>
@@ -8183,7 +7886,7 @@
           <w:p>
             <w:r>
               <w:rPr>
-                <w:rFonts w:ascii="Arial" w:hAnsi="Arial" w:eastAsia="Arial" w:cs="Arial"/>
+                <w:rFonts w:ascii="Arial" w:eastAsia="Arial" w:hAnsi="Arial" w:cs="Arial"/>
                 <w:color w:val="000000"/>
                 <w:sz w:val="18"/>
                 <w:szCs w:val="18"/>
@@ -8194,20 +7897,14 @@
         </w:tc>
       </w:tr>
       <w:tr>
-        <w:tblPrEx>
-          <w:tblCellMar>
-            <w:top w:w="0" w:type="dxa"/>
-            <w:bottom w:w="0" w:type="dxa"/>
-          </w:tblCellMar>
-        </w:tblPrEx>
         <w:tc>
           <w:tcPr>
             <w:tcW w:w="700" w:type="dxa"/>
             <w:tcBorders>
-              <w:top w:val="single" w:color="ADB9CA" w:sz="6" w:space="0"/>
-              <w:left w:val="single" w:color="ADB9CA" w:sz="6" w:space="0"/>
-              <w:bottom w:val="single" w:color="ADB9CA" w:sz="6" w:space="0"/>
-              <w:right w:val="single" w:color="ADB9CA" w:sz="6" w:space="0"/>
+              <w:top w:val="single" w:sz="6" w:space="0" w:color="ADB9CA"/>
+              <w:left w:val="single" w:sz="6" w:space="0" w:color="ADB9CA"/>
+              <w:bottom w:val="single" w:sz="6" w:space="0" w:color="ADB9CA"/>
+              <w:right w:val="single" w:sz="6" w:space="0" w:color="ADB9CA"/>
             </w:tcBorders>
             <w:shd w:val="clear" w:color="auto" w:fill="E8F0FB"/>
             <w:tcMar>
@@ -8221,7 +7918,7 @@
           <w:p>
             <w:r>
               <w:rPr>
-                <w:rFonts w:ascii="Arial" w:hAnsi="Arial" w:eastAsia="Arial" w:cs="Arial"/>
+                <w:rFonts w:ascii="Arial" w:eastAsia="Arial" w:hAnsi="Arial" w:cs="Arial"/>
                 <w:b/>
                 <w:bCs/>
                 <w:color w:val="000000"/>
@@ -8236,10 +7933,10 @@
           <w:tcPr>
             <w:tcW w:w="6510" w:type="dxa"/>
             <w:tcBorders>
-              <w:top w:val="single" w:color="ADB9CA" w:sz="6" w:space="0"/>
-              <w:left w:val="single" w:color="ADB9CA" w:sz="6" w:space="0"/>
-              <w:bottom w:val="single" w:color="ADB9CA" w:sz="6" w:space="0"/>
-              <w:right w:val="single" w:color="ADB9CA" w:sz="6" w:space="0"/>
+              <w:top w:val="single" w:sz="6" w:space="0" w:color="ADB9CA"/>
+              <w:left w:val="single" w:sz="6" w:space="0" w:color="ADB9CA"/>
+              <w:bottom w:val="single" w:sz="6" w:space="0" w:color="ADB9CA"/>
+              <w:right w:val="single" w:sz="6" w:space="0" w:color="ADB9CA"/>
             </w:tcBorders>
             <w:shd w:val="clear" w:color="auto" w:fill="E8F0FB"/>
             <w:tcMar>
@@ -8253,7 +7950,7 @@
           <w:p>
             <w:r>
               <w:rPr>
-                <w:rFonts w:ascii="Arial" w:hAnsi="Arial" w:eastAsia="Arial" w:cs="Arial"/>
+                <w:rFonts w:ascii="Arial" w:eastAsia="Arial" w:hAnsi="Arial" w:cs="Arial"/>
                 <w:color w:val="000000"/>
                 <w:sz w:val="18"/>
                 <w:szCs w:val="18"/>
@@ -8266,10 +7963,10 @@
           <w:tcPr>
             <w:tcW w:w="2150" w:type="dxa"/>
             <w:tcBorders>
-              <w:top w:val="single" w:color="ADB9CA" w:sz="6" w:space="0"/>
-              <w:left w:val="single" w:color="ADB9CA" w:sz="6" w:space="0"/>
-              <w:bottom w:val="single" w:color="ADB9CA" w:sz="6" w:space="0"/>
-              <w:right w:val="single" w:color="ADB9CA" w:sz="6" w:space="0"/>
+              <w:top w:val="single" w:sz="6" w:space="0" w:color="ADB9CA"/>
+              <w:left w:val="single" w:sz="6" w:space="0" w:color="ADB9CA"/>
+              <w:bottom w:val="single" w:sz="6" w:space="0" w:color="ADB9CA"/>
+              <w:right w:val="single" w:sz="6" w:space="0" w:color="ADB9CA"/>
             </w:tcBorders>
             <w:shd w:val="clear" w:color="auto" w:fill="E8F0FB"/>
             <w:tcMar>
@@ -8283,7 +7980,7 @@
           <w:p>
             <w:r>
               <w:rPr>
-                <w:rFonts w:ascii="Arial" w:hAnsi="Arial" w:eastAsia="Arial" w:cs="Arial"/>
+                <w:rFonts w:ascii="Arial" w:eastAsia="Arial" w:hAnsi="Arial" w:cs="Arial"/>
                 <w:color w:val="000000"/>
                 <w:sz w:val="18"/>
                 <w:szCs w:val="18"/>
@@ -8294,20 +7991,14 @@
         </w:tc>
       </w:tr>
       <w:tr>
-        <w:tblPrEx>
-          <w:tblCellMar>
-            <w:top w:w="0" w:type="dxa"/>
-            <w:bottom w:w="0" w:type="dxa"/>
-          </w:tblCellMar>
-        </w:tblPrEx>
         <w:tc>
           <w:tcPr>
             <w:tcW w:w="700" w:type="dxa"/>
             <w:tcBorders>
-              <w:top w:val="single" w:color="ADB9CA" w:sz="6" w:space="0"/>
-              <w:left w:val="single" w:color="ADB9CA" w:sz="6" w:space="0"/>
-              <w:bottom w:val="single" w:color="ADB9CA" w:sz="6" w:space="0"/>
-              <w:right w:val="single" w:color="ADB9CA" w:sz="6" w:space="0"/>
+              <w:top w:val="single" w:sz="6" w:space="0" w:color="ADB9CA"/>
+              <w:left w:val="single" w:sz="6" w:space="0" w:color="ADB9CA"/>
+              <w:bottom w:val="single" w:sz="6" w:space="0" w:color="ADB9CA"/>
+              <w:right w:val="single" w:sz="6" w:space="0" w:color="ADB9CA"/>
             </w:tcBorders>
             <w:shd w:val="clear" w:color="auto" w:fill="2E75B6"/>
             <w:tcMar>
@@ -8324,10 +8015,10 @@
           <w:tcPr>
             <w:tcW w:w="6510" w:type="dxa"/>
             <w:tcBorders>
-              <w:top w:val="single" w:color="ADB9CA" w:sz="6" w:space="0"/>
-              <w:left w:val="single" w:color="ADB9CA" w:sz="6" w:space="0"/>
-              <w:bottom w:val="single" w:color="ADB9CA" w:sz="6" w:space="0"/>
-              <w:right w:val="single" w:color="ADB9CA" w:sz="6" w:space="0"/>
+              <w:top w:val="single" w:sz="6" w:space="0" w:color="ADB9CA"/>
+              <w:left w:val="single" w:sz="6" w:space="0" w:color="ADB9CA"/>
+              <w:bottom w:val="single" w:sz="6" w:space="0" w:color="ADB9CA"/>
+              <w:right w:val="single" w:sz="6" w:space="0" w:color="ADB9CA"/>
             </w:tcBorders>
             <w:shd w:val="clear" w:color="auto" w:fill="2E75B6"/>
             <w:tcMar>
@@ -8341,7 +8032,7 @@
           <w:p>
             <w:r>
               <w:rPr>
-                <w:rFonts w:ascii="Arial" w:hAnsi="Arial" w:eastAsia="Arial" w:cs="Arial"/>
+                <w:rFonts w:ascii="Arial" w:eastAsia="Arial" w:hAnsi="Arial" w:cs="Arial"/>
                 <w:b/>
                 <w:bCs/>
                 <w:color w:val="FFFFFF"/>
@@ -8356,10 +8047,10 @@
           <w:tcPr>
             <w:tcW w:w="2150" w:type="dxa"/>
             <w:tcBorders>
-              <w:top w:val="single" w:color="ADB9CA" w:sz="6" w:space="0"/>
-              <w:left w:val="single" w:color="ADB9CA" w:sz="6" w:space="0"/>
-              <w:bottom w:val="single" w:color="ADB9CA" w:sz="6" w:space="0"/>
-              <w:right w:val="single" w:color="ADB9CA" w:sz="6" w:space="0"/>
+              <w:top w:val="single" w:sz="6" w:space="0" w:color="ADB9CA"/>
+              <w:left w:val="single" w:sz="6" w:space="0" w:color="ADB9CA"/>
+              <w:bottom w:val="single" w:sz="6" w:space="0" w:color="ADB9CA"/>
+              <w:right w:val="single" w:sz="6" w:space="0" w:color="ADB9CA"/>
             </w:tcBorders>
             <w:shd w:val="clear" w:color="auto" w:fill="2E75B6"/>
             <w:tcMar>
@@ -8373,7 +8064,7 @@
           <w:p>
             <w:r>
               <w:rPr>
-                <w:rFonts w:ascii="Arial" w:hAnsi="Arial" w:eastAsia="Arial" w:cs="Arial"/>
+                <w:rFonts w:ascii="Arial" w:eastAsia="Arial" w:hAnsi="Arial" w:cs="Arial"/>
                 <w:b/>
                 <w:bCs/>
                 <w:color w:val="FFFFFF"/>
@@ -8386,20 +8077,14 @@
         </w:tc>
       </w:tr>
       <w:tr>
-        <w:tblPrEx>
-          <w:tblCellMar>
-            <w:top w:w="0" w:type="dxa"/>
-            <w:bottom w:w="0" w:type="dxa"/>
-          </w:tblCellMar>
-        </w:tblPrEx>
         <w:tc>
           <w:tcPr>
             <w:tcW w:w="700" w:type="dxa"/>
             <w:tcBorders>
-              <w:top w:val="single" w:color="ADB9CA" w:sz="6" w:space="0"/>
-              <w:left w:val="single" w:color="ADB9CA" w:sz="6" w:space="0"/>
-              <w:bottom w:val="single" w:color="ADB9CA" w:sz="6" w:space="0"/>
-              <w:right w:val="single" w:color="ADB9CA" w:sz="6" w:space="0"/>
+              <w:top w:val="single" w:sz="6" w:space="0" w:color="ADB9CA"/>
+              <w:left w:val="single" w:sz="6" w:space="0" w:color="ADB9CA"/>
+              <w:bottom w:val="single" w:sz="6" w:space="0" w:color="ADB9CA"/>
+              <w:right w:val="single" w:sz="6" w:space="0" w:color="ADB9CA"/>
             </w:tcBorders>
             <w:shd w:val="clear" w:color="auto" w:fill="E8F0FB"/>
             <w:tcMar>
@@ -8413,7 +8098,7 @@
           <w:p>
             <w:r>
               <w:rPr>
-                <w:rFonts w:ascii="Arial" w:hAnsi="Arial" w:eastAsia="Arial" w:cs="Arial"/>
+                <w:rFonts w:ascii="Arial" w:eastAsia="Arial" w:hAnsi="Arial" w:cs="Arial"/>
                 <w:b/>
                 <w:bCs/>
                 <w:color w:val="000000"/>
@@ -8428,10 +8113,10 @@
           <w:tcPr>
             <w:tcW w:w="6510" w:type="dxa"/>
             <w:tcBorders>
-              <w:top w:val="single" w:color="ADB9CA" w:sz="6" w:space="0"/>
-              <w:left w:val="single" w:color="ADB9CA" w:sz="6" w:space="0"/>
-              <w:bottom w:val="single" w:color="ADB9CA" w:sz="6" w:space="0"/>
-              <w:right w:val="single" w:color="ADB9CA" w:sz="6" w:space="0"/>
+              <w:top w:val="single" w:sz="6" w:space="0" w:color="ADB9CA"/>
+              <w:left w:val="single" w:sz="6" w:space="0" w:color="ADB9CA"/>
+              <w:bottom w:val="single" w:sz="6" w:space="0" w:color="ADB9CA"/>
+              <w:right w:val="single" w:sz="6" w:space="0" w:color="ADB9CA"/>
             </w:tcBorders>
             <w:shd w:val="clear" w:color="auto" w:fill="E8F0FB"/>
             <w:tcMar>
@@ -8445,7 +8130,7 @@
           <w:p>
             <w:r>
               <w:rPr>
-                <w:rFonts w:ascii="Arial" w:hAnsi="Arial" w:eastAsia="Arial" w:cs="Arial"/>
+                <w:rFonts w:ascii="Arial" w:eastAsia="Arial" w:hAnsi="Arial" w:cs="Arial"/>
                 <w:color w:val="000000"/>
                 <w:sz w:val="18"/>
                 <w:szCs w:val="18"/>
@@ -8458,10 +8143,10 @@
           <w:tcPr>
             <w:tcW w:w="2150" w:type="dxa"/>
             <w:tcBorders>
-              <w:top w:val="single" w:color="ADB9CA" w:sz="6" w:space="0"/>
-              <w:left w:val="single" w:color="ADB9CA" w:sz="6" w:space="0"/>
-              <w:bottom w:val="single" w:color="ADB9CA" w:sz="6" w:space="0"/>
-              <w:right w:val="single" w:color="ADB9CA" w:sz="6" w:space="0"/>
+              <w:top w:val="single" w:sz="6" w:space="0" w:color="ADB9CA"/>
+              <w:left w:val="single" w:sz="6" w:space="0" w:color="ADB9CA"/>
+              <w:bottom w:val="single" w:sz="6" w:space="0" w:color="ADB9CA"/>
+              <w:right w:val="single" w:sz="6" w:space="0" w:color="ADB9CA"/>
             </w:tcBorders>
             <w:shd w:val="clear" w:color="auto" w:fill="E8F0FB"/>
             <w:tcMar>
@@ -8475,7 +8160,7 @@
           <w:p>
             <w:r>
               <w:rPr>
-                <w:rFonts w:ascii="Arial" w:hAnsi="Arial" w:eastAsia="Arial" w:cs="Arial"/>
+                <w:rFonts w:ascii="Arial" w:eastAsia="Arial" w:hAnsi="Arial" w:cs="Arial"/>
                 <w:color w:val="000000"/>
                 <w:sz w:val="18"/>
                 <w:szCs w:val="18"/>
@@ -8486,20 +8171,14 @@
         </w:tc>
       </w:tr>
       <w:tr>
-        <w:tblPrEx>
-          <w:tblCellMar>
-            <w:top w:w="0" w:type="dxa"/>
-            <w:bottom w:w="0" w:type="dxa"/>
-          </w:tblCellMar>
-        </w:tblPrEx>
         <w:tc>
           <w:tcPr>
             <w:tcW w:w="700" w:type="dxa"/>
             <w:tcBorders>
-              <w:top w:val="single" w:color="ADB9CA" w:sz="6" w:space="0"/>
-              <w:left w:val="single" w:color="ADB9CA" w:sz="6" w:space="0"/>
-              <w:bottom w:val="single" w:color="ADB9CA" w:sz="6" w:space="0"/>
-              <w:right w:val="single" w:color="ADB9CA" w:sz="6" w:space="0"/>
+              <w:top w:val="single" w:sz="6" w:space="0" w:color="ADB9CA"/>
+              <w:left w:val="single" w:sz="6" w:space="0" w:color="ADB9CA"/>
+              <w:bottom w:val="single" w:sz="6" w:space="0" w:color="ADB9CA"/>
+              <w:right w:val="single" w:sz="6" w:space="0" w:color="ADB9CA"/>
             </w:tcBorders>
             <w:shd w:val="clear" w:color="auto" w:fill="FFFFFF"/>
             <w:tcMar>
@@ -8513,7 +8192,7 @@
           <w:p>
             <w:r>
               <w:rPr>
-                <w:rFonts w:ascii="Arial" w:hAnsi="Arial" w:eastAsia="Arial" w:cs="Arial"/>
+                <w:rFonts w:ascii="Arial" w:eastAsia="Arial" w:hAnsi="Arial" w:cs="Arial"/>
                 <w:b/>
                 <w:bCs/>
                 <w:color w:val="000000"/>
@@ -8528,10 +8207,10 @@
           <w:tcPr>
             <w:tcW w:w="6510" w:type="dxa"/>
             <w:tcBorders>
-              <w:top w:val="single" w:color="ADB9CA" w:sz="6" w:space="0"/>
-              <w:left w:val="single" w:color="ADB9CA" w:sz="6" w:space="0"/>
-              <w:bottom w:val="single" w:color="ADB9CA" w:sz="6" w:space="0"/>
-              <w:right w:val="single" w:color="ADB9CA" w:sz="6" w:space="0"/>
+              <w:top w:val="single" w:sz="6" w:space="0" w:color="ADB9CA"/>
+              <w:left w:val="single" w:sz="6" w:space="0" w:color="ADB9CA"/>
+              <w:bottom w:val="single" w:sz="6" w:space="0" w:color="ADB9CA"/>
+              <w:right w:val="single" w:sz="6" w:space="0" w:color="ADB9CA"/>
             </w:tcBorders>
             <w:shd w:val="clear" w:color="auto" w:fill="FFFFFF"/>
             <w:tcMar>
@@ -8545,7 +8224,7 @@
           <w:p>
             <w:r>
               <w:rPr>
-                <w:rFonts w:ascii="Arial" w:hAnsi="Arial" w:eastAsia="Arial" w:cs="Arial"/>
+                <w:rFonts w:ascii="Arial" w:eastAsia="Arial" w:hAnsi="Arial" w:cs="Arial"/>
                 <w:color w:val="000000"/>
                 <w:sz w:val="18"/>
                 <w:szCs w:val="18"/>
@@ -8558,10 +8237,10 @@
           <w:tcPr>
             <w:tcW w:w="2150" w:type="dxa"/>
             <w:tcBorders>
-              <w:top w:val="single" w:color="ADB9CA" w:sz="6" w:space="0"/>
-              <w:left w:val="single" w:color="ADB9CA" w:sz="6" w:space="0"/>
-              <w:bottom w:val="single" w:color="ADB9CA" w:sz="6" w:space="0"/>
-              <w:right w:val="single" w:color="ADB9CA" w:sz="6" w:space="0"/>
+              <w:top w:val="single" w:sz="6" w:space="0" w:color="ADB9CA"/>
+              <w:left w:val="single" w:sz="6" w:space="0" w:color="ADB9CA"/>
+              <w:bottom w:val="single" w:sz="6" w:space="0" w:color="ADB9CA"/>
+              <w:right w:val="single" w:sz="6" w:space="0" w:color="ADB9CA"/>
             </w:tcBorders>
             <w:shd w:val="clear" w:color="auto" w:fill="FFFFFF"/>
             <w:tcMar>
@@ -8575,7 +8254,7 @@
           <w:p>
             <w:r>
               <w:rPr>
-                <w:rFonts w:ascii="Arial" w:hAnsi="Arial" w:eastAsia="Arial" w:cs="Arial"/>
+                <w:rFonts w:ascii="Arial" w:eastAsia="Arial" w:hAnsi="Arial" w:cs="Arial"/>
                 <w:color w:val="000000"/>
                 <w:sz w:val="18"/>
                 <w:szCs w:val="18"/>
@@ -8586,20 +8265,14 @@
         </w:tc>
       </w:tr>
       <w:tr>
-        <w:tblPrEx>
-          <w:tblCellMar>
-            <w:top w:w="0" w:type="dxa"/>
-            <w:bottom w:w="0" w:type="dxa"/>
-          </w:tblCellMar>
-        </w:tblPrEx>
         <w:tc>
           <w:tcPr>
             <w:tcW w:w="700" w:type="dxa"/>
             <w:tcBorders>
-              <w:top w:val="single" w:color="ADB9CA" w:sz="6" w:space="0"/>
-              <w:left w:val="single" w:color="ADB9CA" w:sz="6" w:space="0"/>
-              <w:bottom w:val="single" w:color="ADB9CA" w:sz="6" w:space="0"/>
-              <w:right w:val="single" w:color="ADB9CA" w:sz="6" w:space="0"/>
+              <w:top w:val="single" w:sz="6" w:space="0" w:color="ADB9CA"/>
+              <w:left w:val="single" w:sz="6" w:space="0" w:color="ADB9CA"/>
+              <w:bottom w:val="single" w:sz="6" w:space="0" w:color="ADB9CA"/>
+              <w:right w:val="single" w:sz="6" w:space="0" w:color="ADB9CA"/>
             </w:tcBorders>
             <w:shd w:val="clear" w:color="auto" w:fill="D6E4F0"/>
             <w:tcMar>
@@ -8616,10 +8289,10 @@
           <w:tcPr>
             <w:tcW w:w="6510" w:type="dxa"/>
             <w:tcBorders>
-              <w:top w:val="single" w:color="ADB9CA" w:sz="6" w:space="0"/>
-              <w:left w:val="single" w:color="ADB9CA" w:sz="6" w:space="0"/>
-              <w:bottom w:val="single" w:color="ADB9CA" w:sz="6" w:space="0"/>
-              <w:right w:val="single" w:color="ADB9CA" w:sz="6" w:space="0"/>
+              <w:top w:val="single" w:sz="6" w:space="0" w:color="ADB9CA"/>
+              <w:left w:val="single" w:sz="6" w:space="0" w:color="ADB9CA"/>
+              <w:bottom w:val="single" w:sz="6" w:space="0" w:color="ADB9CA"/>
+              <w:right w:val="single" w:sz="6" w:space="0" w:color="ADB9CA"/>
             </w:tcBorders>
             <w:shd w:val="clear" w:color="auto" w:fill="D6E4F0"/>
             <w:tcMar>
@@ -8633,7 +8306,7 @@
           <w:p>
             <w:r>
               <w:rPr>
-                <w:rFonts w:ascii="Arial" w:hAnsi="Arial" w:eastAsia="Arial" w:cs="Arial"/>
+                <w:rFonts w:ascii="Arial" w:eastAsia="Arial" w:hAnsi="Arial" w:cs="Arial"/>
                 <w:b/>
                 <w:bCs/>
                 <w:color w:val="000000"/>
@@ -8646,10 +8319,10 @@
           <w:tcPr>
             <w:tcW w:w="2150" w:type="dxa"/>
             <w:tcBorders>
-              <w:top w:val="single" w:color="ADB9CA" w:sz="6" w:space="0"/>
-              <w:left w:val="single" w:color="ADB9CA" w:sz="6" w:space="0"/>
-              <w:bottom w:val="single" w:color="ADB9CA" w:sz="6" w:space="0"/>
-              <w:right w:val="single" w:color="ADB9CA" w:sz="6" w:space="0"/>
+              <w:top w:val="single" w:sz="6" w:space="0" w:color="ADB9CA"/>
+              <w:left w:val="single" w:sz="6" w:space="0" w:color="ADB9CA"/>
+              <w:bottom w:val="single" w:sz="6" w:space="0" w:color="ADB9CA"/>
+              <w:right w:val="single" w:sz="6" w:space="0" w:color="ADB9CA"/>
             </w:tcBorders>
             <w:shd w:val="clear" w:color="auto" w:fill="D6E4F0"/>
             <w:tcMar>
@@ -8663,7 +8336,7 @@
           <w:p>
             <w:r>
               <w:rPr>
-                <w:rFonts w:ascii="Arial" w:hAnsi="Arial" w:eastAsia="Arial" w:cs="Arial"/>
+                <w:rFonts w:ascii="Arial" w:eastAsia="Arial" w:hAnsi="Arial" w:cs="Arial"/>
                 <w:b/>
                 <w:bCs/>
                 <w:color w:val="000000"/>
@@ -8682,13 +8355,13 @@
     <w:p>
       <w:pPr>
         <w:pBdr>
-          <w:bottom w:val="single" w:color="2E75B6" w:sz="6" w:space="4"/>
+          <w:bottom w:val="single" w:sz="6" w:space="4" w:color="2E75B6"/>
         </w:pBdr>
         <w:spacing w:before="260" w:after="120"/>
       </w:pPr>
       <w:r>
         <w:rPr>
-          <w:rFonts w:ascii="Arial" w:hAnsi="Arial" w:eastAsia="Arial" w:cs="Arial"/>
+          <w:rFonts w:ascii="Arial" w:eastAsia="Arial" w:hAnsi="Arial" w:cs="Arial"/>
           <w:b/>
           <w:bCs/>
           <w:color w:val="1F3864"/>
@@ -8705,7 +8378,7 @@
       </w:pPr>
       <w:r>
         <w:rPr>
-          <w:rFonts w:ascii="Arial" w:hAnsi="Arial" w:eastAsia="Arial" w:cs="Arial"/>
+          <w:rFonts w:ascii="Arial" w:eastAsia="Arial" w:hAnsi="Arial" w:cs="Arial"/>
           <w:color w:val="000000"/>
         </w:rPr>
         <w:t>The Team Lead must submit the following on LMS:</w:t>
@@ -8722,7 +8395,7 @@
       </w:pPr>
       <w:r>
         <w:rPr>
-          <w:rFonts w:ascii="Arial" w:hAnsi="Arial" w:eastAsia="Arial" w:cs="Arial"/>
+          <w:rFonts w:ascii="Arial" w:eastAsia="Arial" w:hAnsi="Arial" w:cs="Arial"/>
           <w:color w:val="000000"/>
         </w:rPr>
         <w:t>Completed Assignment 04 document with all group details filled in (including each member's Assigned Page).</w:t>
@@ -8739,7 +8412,7 @@
       </w:pPr>
       <w:r>
         <w:rPr>
-          <w:rFonts w:ascii="Arial" w:hAnsi="Arial" w:eastAsia="Arial" w:cs="Arial"/>
+          <w:rFonts w:ascii="Arial" w:eastAsia="Arial" w:hAnsi="Arial" w:cs="Arial"/>
           <w:color w:val="000000"/>
         </w:rPr>
         <w:t>GitHub repository URL (must be public or shared with the instructor).</w:t>
@@ -8756,7 +8429,7 @@
       </w:pPr>
       <w:r>
         <w:rPr>
-          <w:rFonts w:ascii="Arial" w:hAnsi="Arial" w:eastAsia="Arial" w:cs="Arial"/>
+          <w:rFonts w:ascii="Arial" w:eastAsia="Arial" w:hAnsi="Arial" w:cs="Arial"/>
           <w:color w:val="000000"/>
         </w:rPr>
         <w:t>Render live application URL.</w:t>
@@ -8773,21 +8446,21 @@
       </w:pPr>
       <w:r>
         <w:rPr>
-          <w:rFonts w:ascii="Arial" w:hAnsi="Arial" w:eastAsia="Arial" w:cs="Arial"/>
+          <w:rFonts w:ascii="Arial" w:eastAsia="Arial" w:hAnsi="Arial" w:cs="Arial"/>
           <w:color w:val="000000"/>
         </w:rPr>
         <w:t xml:space="preserve">Screenshot 1: GitHub </w:t>
       </w:r>
       <w:r>
         <w:rPr>
-          <w:rFonts w:ascii="Arial" w:hAnsi="Arial" w:eastAsia="Arial" w:cs="Arial"/>
+          <w:rFonts w:ascii="Arial" w:eastAsia="Arial" w:hAnsi="Arial" w:cs="Arial"/>
           <w:color w:val="000000"/>
         </w:rPr>
         <w:t>“development”</w:t>
       </w:r>
       <w:r>
         <w:rPr>
-          <w:rFonts w:ascii="Arial" w:hAnsi="Arial" w:eastAsia="Arial" w:cs="Arial"/>
+          <w:rFonts w:ascii="Arial" w:eastAsia="Arial" w:hAnsi="Arial" w:cs="Arial"/>
           <w:color w:val="000000"/>
         </w:rPr>
         <w:t xml:space="preserve"> Environment showing all three secrets configured.</w:t>
@@ -8804,21 +8477,21 @@
       </w:pPr>
       <w:r>
         <w:rPr>
-          <w:rFonts w:ascii="Arial" w:hAnsi="Arial" w:eastAsia="Arial" w:cs="Arial"/>
+          <w:rFonts w:ascii="Arial" w:eastAsia="Arial" w:hAnsi="Arial" w:cs="Arial"/>
           <w:color w:val="000000"/>
         </w:rPr>
         <w:t xml:space="preserve">Screenshot 2: Each member's CI workflow run triggered by their individual PR </w:t>
       </w:r>
       <w:r>
         <w:rPr>
-          <w:rFonts w:ascii="Arial" w:hAnsi="Arial" w:eastAsia="Arial" w:cs="Arial"/>
+          <w:rFonts w:ascii="Arial" w:eastAsia="Arial" w:hAnsi="Arial" w:cs="Arial"/>
           <w:color w:val="000000"/>
         </w:rPr>
         <w:t>,</w:t>
       </w:r>
       <w:r>
         <w:rPr>
-          <w:rFonts w:ascii="Arial" w:hAnsi="Arial" w:eastAsia="Arial" w:cs="Arial"/>
+          <w:rFonts w:ascii="Arial" w:eastAsia="Arial" w:hAnsi="Arial" w:cs="Arial"/>
           <w:color w:val="000000"/>
         </w:rPr>
         <w:t xml:space="preserve"> all steps green (one screenshot per member, or a combined view).</w:t>
@@ -8835,7 +8508,7 @@
       </w:pPr>
       <w:r>
         <w:rPr>
-          <w:rFonts w:ascii="Arial" w:hAnsi="Arial" w:eastAsia="Arial" w:cs="Arial"/>
+          <w:rFonts w:ascii="Arial" w:eastAsia="Arial" w:hAnsi="Arial" w:cs="Arial"/>
           <w:color w:val="000000"/>
         </w:rPr>
         <w:t>Screenshot 3: Docker Hub repository page showing the pushed image with correct tags.</w:t>
@@ -8852,35 +8525,35 @@
       </w:pPr>
       <w:r>
         <w:rPr>
-          <w:rFonts w:ascii="Arial" w:hAnsi="Arial" w:eastAsia="Arial" w:cs="Arial"/>
+          <w:rFonts w:ascii="Arial" w:eastAsia="Arial" w:hAnsi="Arial" w:cs="Arial"/>
           <w:color w:val="000000"/>
         </w:rPr>
         <w:t xml:space="preserve">Screenshot 4: CD workflow run triggered by a push to </w:t>
       </w:r>
       <w:r>
         <w:rPr>
-          <w:rFonts w:ascii="Arial" w:hAnsi="Arial" w:eastAsia="Arial" w:cs="Arial"/>
+          <w:rFonts w:ascii="Arial" w:eastAsia="Arial" w:hAnsi="Arial" w:cs="Arial"/>
           <w:color w:val="000000"/>
         </w:rPr>
         <w:t>“develop”</w:t>
       </w:r>
       <w:r>
         <w:rPr>
-          <w:rFonts w:ascii="Arial" w:hAnsi="Arial" w:eastAsia="Arial" w:cs="Arial"/>
+          <w:rFonts w:ascii="Arial" w:eastAsia="Arial" w:hAnsi="Arial" w:cs="Arial"/>
           <w:color w:val="000000"/>
         </w:rPr>
         <w:t xml:space="preserve"> </w:t>
       </w:r>
       <w:r>
         <w:rPr>
-          <w:rFonts w:ascii="Arial" w:hAnsi="Arial" w:eastAsia="Arial" w:cs="Arial"/>
+          <w:rFonts w:ascii="Arial" w:eastAsia="Arial" w:hAnsi="Arial" w:cs="Arial"/>
           <w:color w:val="000000"/>
         </w:rPr>
         <w:t>,</w:t>
       </w:r>
       <w:r>
         <w:rPr>
-          <w:rFonts w:ascii="Arial" w:hAnsi="Arial" w:eastAsia="Arial" w:cs="Arial"/>
+          <w:rFonts w:ascii="Arial" w:eastAsia="Arial" w:hAnsi="Arial" w:cs="Arial"/>
           <w:color w:val="000000"/>
         </w:rPr>
         <w:t xml:space="preserve"> deploy step completed.</w:t>
@@ -8897,7 +8570,7 @@
       </w:pPr>
       <w:r>
         <w:rPr>
-          <w:rFonts w:ascii="Arial" w:hAnsi="Arial" w:eastAsia="Arial" w:cs="Arial"/>
+          <w:rFonts w:ascii="Arial" w:eastAsia="Arial" w:hAnsi="Arial" w:cs="Arial"/>
           <w:color w:val="000000"/>
         </w:rPr>
         <w:t>Screenshot 5: Live TaskFlow application on Render showing all five pages are accessible.</w:t>
@@ -8914,7 +8587,7 @@
       </w:pPr>
       <w:r>
         <w:rPr>
-          <w:rFonts w:ascii="Arial" w:hAnsi="Arial" w:eastAsia="Arial" w:cs="Arial"/>
+          <w:rFonts w:ascii="Arial" w:eastAsia="Arial" w:hAnsi="Arial" w:cs="Arial"/>
           <w:color w:val="000000"/>
         </w:rPr>
         <w:t>Screenshot 6: The Assignment 04 .docx file visible in the GitHub repository file listing.</w:t>
@@ -8931,7 +8604,7 @@
       </w:pPr>
       <w:r>
         <w:rPr>
-          <w:rFonts w:ascii="Arial" w:hAnsi="Arial" w:eastAsia="Arial" w:cs="Arial"/>
+          <w:rFonts w:ascii="Arial" w:eastAsia="Arial" w:hAnsi="Arial" w:cs="Arial"/>
           <w:color w:val="000000"/>
         </w:rPr>
         <w:t>Individual reflection: Each team member must write 4–5 lines on what they learnt and any challenges they faced.</w:t>
@@ -8945,13 +8618,13 @@
     <w:p>
       <w:pPr>
         <w:pBdr>
-          <w:bottom w:val="single" w:color="2E75B6" w:sz="6" w:space="4"/>
+          <w:bottom w:val="single" w:sz="6" w:space="4" w:color="2E75B6"/>
         </w:pBdr>
         <w:spacing w:before="260" w:after="120"/>
       </w:pPr>
       <w:r>
         <w:rPr>
-          <w:rFonts w:ascii="Arial" w:hAnsi="Arial" w:eastAsia="Arial" w:cs="Arial"/>
+          <w:rFonts w:ascii="Arial" w:eastAsia="Arial" w:hAnsi="Arial" w:cs="Arial"/>
           <w:b/>
           <w:bCs/>
           <w:color w:val="1F3864"/>
@@ -8968,7 +8641,7 @@
       </w:pPr>
       <w:r>
         <w:rPr>
-          <w:rFonts w:ascii="Arial" w:hAnsi="Arial" w:eastAsia="Arial" w:cs="Arial"/>
+          <w:rFonts w:ascii="Arial" w:eastAsia="Arial" w:hAnsi="Arial" w:cs="Arial"/>
           <w:color w:val="000000"/>
         </w:rPr>
         <w:t>Paste your verification screenshots in the table below. Label each one clearly.</w:t>
@@ -8978,12 +8651,12 @@
       <w:tblPr>
         <w:tblW w:w="9360" w:type="dxa"/>
         <w:tblBorders>
-          <w:top w:val="single" w:color="auto" w:sz="4" w:space="0"/>
-          <w:left w:val="single" w:color="auto" w:sz="4" w:space="0"/>
-          <w:bottom w:val="single" w:color="auto" w:sz="4" w:space="0"/>
-          <w:right w:val="single" w:color="auto" w:sz="4" w:space="0"/>
-          <w:insideH w:val="single" w:color="auto" w:sz="4" w:space="0"/>
-          <w:insideV w:val="single" w:color="auto" w:sz="4" w:space="0"/>
+          <w:top w:val="single" w:sz="4" w:space="0" w:color="auto"/>
+          <w:left w:val="single" w:sz="4" w:space="0" w:color="auto"/>
+          <w:bottom w:val="single" w:sz="4" w:space="0" w:color="auto"/>
+          <w:right w:val="single" w:sz="4" w:space="0" w:color="auto"/>
+          <w:insideH w:val="single" w:sz="4" w:space="0" w:color="auto"/>
+          <w:insideV w:val="single" w:sz="4" w:space="0" w:color="auto"/>
         </w:tblBorders>
         <w:tblCellMar>
           <w:left w:w="10" w:type="dxa"/>
@@ -8996,20 +8669,14 @@
         <w:gridCol w:w="6160"/>
       </w:tblGrid>
       <w:tr>
-        <w:tblPrEx>
-          <w:tblCellMar>
-            <w:top w:w="0" w:type="dxa"/>
-            <w:bottom w:w="0" w:type="dxa"/>
-          </w:tblCellMar>
-        </w:tblPrEx>
         <w:tc>
           <w:tcPr>
             <w:tcW w:w="3200" w:type="dxa"/>
             <w:tcBorders>
-              <w:top w:val="single" w:color="ADB9CA" w:sz="6" w:space="0"/>
-              <w:left w:val="single" w:color="ADB9CA" w:sz="6" w:space="0"/>
-              <w:bottom w:val="single" w:color="ADB9CA" w:sz="6" w:space="0"/>
-              <w:right w:val="single" w:color="ADB9CA" w:sz="6" w:space="0"/>
+              <w:top w:val="single" w:sz="6" w:space="0" w:color="ADB9CA"/>
+              <w:left w:val="single" w:sz="6" w:space="0" w:color="ADB9CA"/>
+              <w:bottom w:val="single" w:sz="6" w:space="0" w:color="ADB9CA"/>
+              <w:right w:val="single" w:sz="6" w:space="0" w:color="ADB9CA"/>
             </w:tcBorders>
             <w:shd w:val="clear" w:color="auto" w:fill="1F3864"/>
             <w:tcMar>
@@ -9023,7 +8690,7 @@
           <w:p>
             <w:r>
               <w:rPr>
-                <w:rFonts w:ascii="Arial" w:hAnsi="Arial" w:eastAsia="Arial" w:cs="Arial"/>
+                <w:rFonts w:ascii="Arial" w:eastAsia="Arial" w:hAnsi="Arial" w:cs="Arial"/>
                 <w:b/>
                 <w:bCs/>
                 <w:color w:val="FFFFFF"/>
@@ -9038,10 +8705,10 @@
           <w:tcPr>
             <w:tcW w:w="6160" w:type="dxa"/>
             <w:tcBorders>
-              <w:top w:val="single" w:color="ADB9CA" w:sz="6" w:space="0"/>
-              <w:left w:val="single" w:color="ADB9CA" w:sz="6" w:space="0"/>
-              <w:bottom w:val="single" w:color="ADB9CA" w:sz="6" w:space="0"/>
-              <w:right w:val="single" w:color="ADB9CA" w:sz="6" w:space="0"/>
+              <w:top w:val="single" w:sz="6" w:space="0" w:color="ADB9CA"/>
+              <w:left w:val="single" w:sz="6" w:space="0" w:color="ADB9CA"/>
+              <w:bottom w:val="single" w:sz="6" w:space="0" w:color="ADB9CA"/>
+              <w:right w:val="single" w:sz="6" w:space="0" w:color="ADB9CA"/>
             </w:tcBorders>
             <w:shd w:val="clear" w:color="auto" w:fill="1F3864"/>
             <w:tcMar>
@@ -9055,7 +8722,7 @@
           <w:p>
             <w:r>
               <w:rPr>
-                <w:rFonts w:ascii="Arial" w:hAnsi="Arial" w:eastAsia="Arial" w:cs="Arial"/>
+                <w:rFonts w:ascii="Arial" w:eastAsia="Arial" w:hAnsi="Arial" w:cs="Arial"/>
                 <w:b/>
                 <w:bCs/>
                 <w:color w:val="FFFFFF"/>
@@ -9068,20 +8735,14 @@
         </w:tc>
       </w:tr>
       <w:tr>
-        <w:tblPrEx>
-          <w:tblCellMar>
-            <w:top w:w="0" w:type="dxa"/>
-            <w:bottom w:w="0" w:type="dxa"/>
-          </w:tblCellMar>
-        </w:tblPrEx>
         <w:tc>
           <w:tcPr>
             <w:tcW w:w="3200" w:type="dxa"/>
             <w:tcBorders>
-              <w:top w:val="single" w:color="ADB9CA" w:sz="6" w:space="0"/>
-              <w:left w:val="single" w:color="ADB9CA" w:sz="6" w:space="0"/>
-              <w:bottom w:val="single" w:color="ADB9CA" w:sz="6" w:space="0"/>
-              <w:right w:val="single" w:color="ADB9CA" w:sz="6" w:space="0"/>
+              <w:top w:val="single" w:sz="6" w:space="0" w:color="ADB9CA"/>
+              <w:left w:val="single" w:sz="6" w:space="0" w:color="ADB9CA"/>
+              <w:bottom w:val="single" w:sz="6" w:space="0" w:color="ADB9CA"/>
+              <w:right w:val="single" w:sz="6" w:space="0" w:color="ADB9CA"/>
             </w:tcBorders>
             <w:shd w:val="clear" w:color="auto" w:fill="E8F0FB"/>
             <w:tcMar>
@@ -9095,7 +8756,7 @@
           <w:p>
             <w:r>
               <w:rPr>
-                <w:rFonts w:ascii="Arial" w:hAnsi="Arial" w:eastAsia="Arial" w:cs="Arial"/>
+                <w:rFonts w:ascii="Arial" w:eastAsia="Arial" w:hAnsi="Arial" w:cs="Arial"/>
                 <w:b/>
                 <w:bCs/>
                 <w:color w:val="000000"/>
@@ -9106,7 +8767,7 @@
             </w:r>
             <w:r>
               <w:rPr>
-                <w:rFonts w:ascii="Arial" w:hAnsi="Arial" w:eastAsia="Arial" w:cs="Arial"/>
+                <w:rFonts w:ascii="Arial" w:eastAsia="Arial" w:hAnsi="Arial" w:cs="Arial"/>
                 <w:b/>
                 <w:bCs/>
                 <w:color w:val="000000"/>
@@ -9117,7 +8778,7 @@
             </w:r>
             <w:r>
               <w:rPr>
-                <w:rFonts w:ascii="Arial" w:hAnsi="Arial" w:eastAsia="Arial" w:cs="Arial"/>
+                <w:rFonts w:ascii="Arial" w:eastAsia="Arial" w:hAnsi="Arial" w:cs="Arial"/>
                 <w:b/>
                 <w:bCs/>
                 <w:color w:val="000000"/>
@@ -9132,10 +8793,10 @@
           <w:tcPr>
             <w:tcW w:w="6160" w:type="dxa"/>
             <w:tcBorders>
-              <w:top w:val="single" w:color="ADB9CA" w:sz="6" w:space="0"/>
-              <w:left w:val="single" w:color="ADB9CA" w:sz="6" w:space="0"/>
-              <w:bottom w:val="single" w:color="ADB9CA" w:sz="6" w:space="0"/>
-              <w:right w:val="single" w:color="ADB9CA" w:sz="6" w:space="0"/>
+              <w:top w:val="single" w:sz="6" w:space="0" w:color="ADB9CA"/>
+              <w:left w:val="single" w:sz="6" w:space="0" w:color="ADB9CA"/>
+              <w:bottom w:val="single" w:sz="6" w:space="0" w:color="ADB9CA"/>
+              <w:right w:val="single" w:sz="6" w:space="0" w:color="ADB9CA"/>
             </w:tcBorders>
             <w:shd w:val="clear" w:color="auto" w:fill="E8F0FB"/>
             <w:tcMar>
@@ -9150,20 +8811,14 @@
         </w:tc>
       </w:tr>
       <w:tr>
-        <w:tblPrEx>
-          <w:tblCellMar>
-            <w:top w:w="0" w:type="dxa"/>
-            <w:bottom w:w="0" w:type="dxa"/>
-          </w:tblCellMar>
-        </w:tblPrEx>
         <w:tc>
           <w:tcPr>
             <w:tcW w:w="3200" w:type="dxa"/>
             <w:tcBorders>
-              <w:top w:val="single" w:color="ADB9CA" w:sz="6" w:space="0"/>
-              <w:left w:val="single" w:color="ADB9CA" w:sz="6" w:space="0"/>
-              <w:bottom w:val="single" w:color="ADB9CA" w:sz="6" w:space="0"/>
-              <w:right w:val="single" w:color="ADB9CA" w:sz="6" w:space="0"/>
+              <w:top w:val="single" w:sz="6" w:space="0" w:color="ADB9CA"/>
+              <w:left w:val="single" w:sz="6" w:space="0" w:color="ADB9CA"/>
+              <w:bottom w:val="single" w:sz="6" w:space="0" w:color="ADB9CA"/>
+              <w:right w:val="single" w:sz="6" w:space="0" w:color="ADB9CA"/>
             </w:tcBorders>
             <w:shd w:val="clear" w:color="auto" w:fill="FFFFFF"/>
             <w:tcMar>
@@ -9177,7 +8832,7 @@
           <w:p>
             <w:r>
               <w:rPr>
-                <w:rFonts w:ascii="Arial" w:hAnsi="Arial" w:eastAsia="Arial" w:cs="Arial"/>
+                <w:rFonts w:ascii="Arial" w:eastAsia="Arial" w:hAnsi="Arial" w:cs="Arial"/>
                 <w:b/>
                 <w:bCs/>
                 <w:color w:val="000000"/>
@@ -9192,10 +8847,10 @@
           <w:tcPr>
             <w:tcW w:w="6160" w:type="dxa"/>
             <w:tcBorders>
-              <w:top w:val="single" w:color="ADB9CA" w:sz="6" w:space="0"/>
-              <w:left w:val="single" w:color="ADB9CA" w:sz="6" w:space="0"/>
-              <w:bottom w:val="single" w:color="ADB9CA" w:sz="6" w:space="0"/>
-              <w:right w:val="single" w:color="ADB9CA" w:sz="6" w:space="0"/>
+              <w:top w:val="single" w:sz="6" w:space="0" w:color="ADB9CA"/>
+              <w:left w:val="single" w:sz="6" w:space="0" w:color="ADB9CA"/>
+              <w:bottom w:val="single" w:sz="6" w:space="0" w:color="ADB9CA"/>
+              <w:right w:val="single" w:sz="6" w:space="0" w:color="ADB9CA"/>
             </w:tcBorders>
             <w:shd w:val="clear" w:color="auto" w:fill="FFFFFF"/>
             <w:tcMar>
@@ -9210,20 +8865,14 @@
         </w:tc>
       </w:tr>
       <w:tr>
-        <w:tblPrEx>
-          <w:tblCellMar>
-            <w:top w:w="0" w:type="dxa"/>
-            <w:bottom w:w="0" w:type="dxa"/>
-          </w:tblCellMar>
-        </w:tblPrEx>
         <w:tc>
           <w:tcPr>
             <w:tcW w:w="3200" w:type="dxa"/>
             <w:tcBorders>
-              <w:top w:val="single" w:color="ADB9CA" w:sz="6" w:space="0"/>
-              <w:left w:val="single" w:color="ADB9CA" w:sz="6" w:space="0"/>
-              <w:bottom w:val="single" w:color="ADB9CA" w:sz="6" w:space="0"/>
-              <w:right w:val="single" w:color="ADB9CA" w:sz="6" w:space="0"/>
+              <w:top w:val="single" w:sz="6" w:space="0" w:color="ADB9CA"/>
+              <w:left w:val="single" w:sz="6" w:space="0" w:color="ADB9CA"/>
+              <w:bottom w:val="single" w:sz="6" w:space="0" w:color="ADB9CA"/>
+              <w:right w:val="single" w:sz="6" w:space="0" w:color="ADB9CA"/>
             </w:tcBorders>
             <w:shd w:val="clear" w:color="auto" w:fill="E8F0FB"/>
             <w:tcMar>
@@ -9237,7 +8886,7 @@
           <w:p>
             <w:r>
               <w:rPr>
-                <w:rFonts w:ascii="Arial" w:hAnsi="Arial" w:eastAsia="Arial" w:cs="Arial"/>
+                <w:rFonts w:ascii="Arial" w:eastAsia="Arial" w:hAnsi="Arial" w:cs="Arial"/>
                 <w:b/>
                 <w:bCs/>
                 <w:color w:val="000000"/>
@@ -9252,10 +8901,10 @@
           <w:tcPr>
             <w:tcW w:w="6160" w:type="dxa"/>
             <w:tcBorders>
-              <w:top w:val="single" w:color="ADB9CA" w:sz="6" w:space="0"/>
-              <w:left w:val="single" w:color="ADB9CA" w:sz="6" w:space="0"/>
-              <w:bottom w:val="single" w:color="ADB9CA" w:sz="6" w:space="0"/>
-              <w:right w:val="single" w:color="ADB9CA" w:sz="6" w:space="0"/>
+              <w:top w:val="single" w:sz="6" w:space="0" w:color="ADB9CA"/>
+              <w:left w:val="single" w:sz="6" w:space="0" w:color="ADB9CA"/>
+              <w:bottom w:val="single" w:sz="6" w:space="0" w:color="ADB9CA"/>
+              <w:right w:val="single" w:sz="6" w:space="0" w:color="ADB9CA"/>
             </w:tcBorders>
             <w:shd w:val="clear" w:color="auto" w:fill="E8F0FB"/>
             <w:tcMar>
@@ -9270,20 +8919,14 @@
         </w:tc>
       </w:tr>
       <w:tr>
-        <w:tblPrEx>
-          <w:tblCellMar>
-            <w:top w:w="0" w:type="dxa"/>
-            <w:bottom w:w="0" w:type="dxa"/>
-          </w:tblCellMar>
-        </w:tblPrEx>
         <w:tc>
           <w:tcPr>
             <w:tcW w:w="3200" w:type="dxa"/>
             <w:tcBorders>
-              <w:top w:val="single" w:color="ADB9CA" w:sz="6" w:space="0"/>
-              <w:left w:val="single" w:color="ADB9CA" w:sz="6" w:space="0"/>
-              <w:bottom w:val="single" w:color="ADB9CA" w:sz="6" w:space="0"/>
-              <w:right w:val="single" w:color="ADB9CA" w:sz="6" w:space="0"/>
+              <w:top w:val="single" w:sz="6" w:space="0" w:color="ADB9CA"/>
+              <w:left w:val="single" w:sz="6" w:space="0" w:color="ADB9CA"/>
+              <w:bottom w:val="single" w:sz="6" w:space="0" w:color="ADB9CA"/>
+              <w:right w:val="single" w:sz="6" w:space="0" w:color="ADB9CA"/>
             </w:tcBorders>
             <w:shd w:val="clear" w:color="auto" w:fill="FFFFFF"/>
             <w:tcMar>
@@ -9297,7 +8940,7 @@
           <w:p>
             <w:r>
               <w:rPr>
-                <w:rFonts w:ascii="Arial" w:hAnsi="Arial" w:eastAsia="Arial" w:cs="Arial"/>
+                <w:rFonts w:ascii="Arial" w:eastAsia="Arial" w:hAnsi="Arial" w:cs="Arial"/>
                 <w:b/>
                 <w:bCs/>
                 <w:color w:val="000000"/>
@@ -9308,7 +8951,7 @@
             </w:r>
             <w:r>
               <w:rPr>
-                <w:rFonts w:ascii="Arial" w:hAnsi="Arial" w:eastAsia="Arial" w:cs="Arial"/>
+                <w:rFonts w:ascii="Arial" w:eastAsia="Arial" w:hAnsi="Arial" w:cs="Arial"/>
                 <w:b/>
                 <w:bCs/>
                 <w:color w:val="000000"/>
@@ -9323,10 +8966,10 @@
           <w:tcPr>
             <w:tcW w:w="6160" w:type="dxa"/>
             <w:tcBorders>
-              <w:top w:val="single" w:color="ADB9CA" w:sz="6" w:space="0"/>
-              <w:left w:val="single" w:color="ADB9CA" w:sz="6" w:space="0"/>
-              <w:bottom w:val="single" w:color="ADB9CA" w:sz="6" w:space="0"/>
-              <w:right w:val="single" w:color="ADB9CA" w:sz="6" w:space="0"/>
+              <w:top w:val="single" w:sz="6" w:space="0" w:color="ADB9CA"/>
+              <w:left w:val="single" w:sz="6" w:space="0" w:color="ADB9CA"/>
+              <w:bottom w:val="single" w:sz="6" w:space="0" w:color="ADB9CA"/>
+              <w:right w:val="single" w:sz="6" w:space="0" w:color="ADB9CA"/>
             </w:tcBorders>
             <w:shd w:val="clear" w:color="auto" w:fill="FFFFFF"/>
             <w:tcMar>
@@ -9341,20 +8984,14 @@
         </w:tc>
       </w:tr>
       <w:tr>
-        <w:tblPrEx>
-          <w:tblCellMar>
-            <w:top w:w="0" w:type="dxa"/>
-            <w:bottom w:w="0" w:type="dxa"/>
-          </w:tblCellMar>
-        </w:tblPrEx>
         <w:tc>
           <w:tcPr>
             <w:tcW w:w="3200" w:type="dxa"/>
             <w:tcBorders>
-              <w:top w:val="single" w:color="ADB9CA" w:sz="6" w:space="0"/>
-              <w:left w:val="single" w:color="ADB9CA" w:sz="6" w:space="0"/>
-              <w:bottom w:val="single" w:color="ADB9CA" w:sz="6" w:space="0"/>
-              <w:right w:val="single" w:color="ADB9CA" w:sz="6" w:space="0"/>
+              <w:top w:val="single" w:sz="6" w:space="0" w:color="ADB9CA"/>
+              <w:left w:val="single" w:sz="6" w:space="0" w:color="ADB9CA"/>
+              <w:bottom w:val="single" w:sz="6" w:space="0" w:color="ADB9CA"/>
+              <w:right w:val="single" w:sz="6" w:space="0" w:color="ADB9CA"/>
             </w:tcBorders>
             <w:shd w:val="clear" w:color="auto" w:fill="E8F0FB"/>
             <w:tcMar>
@@ -9368,7 +9005,7 @@
           <w:p>
             <w:r>
               <w:rPr>
-                <w:rFonts w:ascii="Arial" w:hAnsi="Arial" w:eastAsia="Arial" w:cs="Arial"/>
+                <w:rFonts w:ascii="Arial" w:eastAsia="Arial" w:hAnsi="Arial" w:cs="Arial"/>
                 <w:b/>
                 <w:bCs/>
                 <w:color w:val="000000"/>
@@ -9383,10 +9020,10 @@
           <w:tcPr>
             <w:tcW w:w="6160" w:type="dxa"/>
             <w:tcBorders>
-              <w:top w:val="single" w:color="ADB9CA" w:sz="6" w:space="0"/>
-              <w:left w:val="single" w:color="ADB9CA" w:sz="6" w:space="0"/>
-              <w:bottom w:val="single" w:color="ADB9CA" w:sz="6" w:space="0"/>
-              <w:right w:val="single" w:color="ADB9CA" w:sz="6" w:space="0"/>
+              <w:top w:val="single" w:sz="6" w:space="0" w:color="ADB9CA"/>
+              <w:left w:val="single" w:sz="6" w:space="0" w:color="ADB9CA"/>
+              <w:bottom w:val="single" w:sz="6" w:space="0" w:color="ADB9CA"/>
+              <w:right w:val="single" w:sz="6" w:space="0" w:color="ADB9CA"/>
             </w:tcBorders>
             <w:shd w:val="clear" w:color="auto" w:fill="E8F0FB"/>
             <w:tcMar>
@@ -9401,20 +9038,14 @@
         </w:tc>
       </w:tr>
       <w:tr>
-        <w:tblPrEx>
-          <w:tblCellMar>
-            <w:top w:w="0" w:type="dxa"/>
-            <w:bottom w:w="0" w:type="dxa"/>
-          </w:tblCellMar>
-        </w:tblPrEx>
         <w:tc>
           <w:tcPr>
             <w:tcW w:w="3200" w:type="dxa"/>
             <w:tcBorders>
-              <w:top w:val="single" w:color="ADB9CA" w:sz="6" w:space="0"/>
-              <w:left w:val="single" w:color="ADB9CA" w:sz="6" w:space="0"/>
-              <w:bottom w:val="single" w:color="ADB9CA" w:sz="6" w:space="0"/>
-              <w:right w:val="single" w:color="ADB9CA" w:sz="6" w:space="0"/>
+              <w:top w:val="single" w:sz="6" w:space="0" w:color="ADB9CA"/>
+              <w:left w:val="single" w:sz="6" w:space="0" w:color="ADB9CA"/>
+              <w:bottom w:val="single" w:sz="6" w:space="0" w:color="ADB9CA"/>
+              <w:right w:val="single" w:sz="6" w:space="0" w:color="ADB9CA"/>
             </w:tcBorders>
             <w:shd w:val="clear" w:color="auto" w:fill="FFFFFF"/>
             <w:tcMar>
@@ -9428,7 +9059,7 @@
           <w:p>
             <w:r>
               <w:rPr>
-                <w:rFonts w:ascii="Arial" w:hAnsi="Arial" w:eastAsia="Arial" w:cs="Arial"/>
+                <w:rFonts w:ascii="Arial" w:eastAsia="Arial" w:hAnsi="Arial" w:cs="Arial"/>
                 <w:b/>
                 <w:bCs/>
                 <w:color w:val="000000"/>
@@ -9443,10 +9074,10 @@
           <w:tcPr>
             <w:tcW w:w="6160" w:type="dxa"/>
             <w:tcBorders>
-              <w:top w:val="single" w:color="ADB9CA" w:sz="6" w:space="0"/>
-              <w:left w:val="single" w:color="ADB9CA" w:sz="6" w:space="0"/>
-              <w:bottom w:val="single" w:color="ADB9CA" w:sz="6" w:space="0"/>
-              <w:right w:val="single" w:color="ADB9CA" w:sz="6" w:space="0"/>
+              <w:top w:val="single" w:sz="6" w:space="0" w:color="ADB9CA"/>
+              <w:left w:val="single" w:sz="6" w:space="0" w:color="ADB9CA"/>
+              <w:bottom w:val="single" w:sz="6" w:space="0" w:color="ADB9CA"/>
+              <w:right w:val="single" w:sz="6" w:space="0" w:color="ADB9CA"/>
             </w:tcBorders>
             <w:shd w:val="clear" w:color="auto" w:fill="FFFFFF"/>
             <w:tcMar>
@@ -9469,13 +9100,13 @@
     <w:p>
       <w:pPr>
         <w:pBdr>
-          <w:bottom w:val="single" w:color="2E75B6" w:sz="6" w:space="4"/>
+          <w:bottom w:val="single" w:sz="6" w:space="4" w:color="2E75B6"/>
         </w:pBdr>
         <w:spacing w:before="260" w:after="120"/>
       </w:pPr>
       <w:r>
         <w:rPr>
-          <w:rFonts w:ascii="Arial" w:hAnsi="Arial" w:eastAsia="Arial" w:cs="Arial"/>
+          <w:rFonts w:ascii="Arial" w:eastAsia="Arial" w:hAnsi="Arial" w:cs="Arial"/>
           <w:b/>
           <w:bCs/>
           <w:color w:val="1F3864"/>
@@ -9492,7 +9123,7 @@
       </w:pPr>
       <w:r>
         <w:rPr>
-          <w:rFonts w:ascii="Arial" w:hAnsi="Arial" w:eastAsia="Arial" w:cs="Arial"/>
+          <w:rFonts w:ascii="Arial" w:eastAsia="Arial" w:hAnsi="Arial" w:cs="Arial"/>
           <w:color w:val="000000"/>
         </w:rPr>
         <w:t>Each team member must individually write 4–5 lines covering: what was learnt, the most challenging part of the assignment, and how the team resolved it.</w:t>
@@ -9510,7 +9141,7 @@
       </w:pPr>
       <w:r>
         <w:rPr>
-          <w:rFonts w:ascii="Arial" w:hAnsi="Arial" w:eastAsia="Arial" w:cs="Arial"/>
+          <w:rFonts w:ascii="Arial" w:eastAsia="Arial" w:hAnsi="Arial" w:cs="Arial"/>
           <w:b/>
           <w:bCs/>
           <w:color w:val="000000"/>
@@ -9522,12 +9153,12 @@
       <w:tblPr>
         <w:tblW w:w="9360" w:type="dxa"/>
         <w:tblBorders>
-          <w:top w:val="single" w:color="auto" w:sz="4" w:space="0"/>
-          <w:left w:val="single" w:color="auto" w:sz="4" w:space="0"/>
-          <w:bottom w:val="single" w:color="auto" w:sz="4" w:space="0"/>
-          <w:right w:val="single" w:color="auto" w:sz="4" w:space="0"/>
-          <w:insideH w:val="single" w:color="auto" w:sz="4" w:space="0"/>
-          <w:insideV w:val="single" w:color="auto" w:sz="4" w:space="0"/>
+          <w:top w:val="single" w:sz="4" w:space="0" w:color="auto"/>
+          <w:left w:val="single" w:sz="4" w:space="0" w:color="auto"/>
+          <w:bottom w:val="single" w:sz="4" w:space="0" w:color="auto"/>
+          <w:right w:val="single" w:sz="4" w:space="0" w:color="auto"/>
+          <w:insideH w:val="single" w:sz="4" w:space="0" w:color="auto"/>
+          <w:insideV w:val="single" w:sz="4" w:space="0" w:color="auto"/>
         </w:tblBorders>
         <w:tblCellMar>
           <w:left w:w="10" w:type="dxa"/>
@@ -9539,20 +9170,14 @@
         <w:gridCol w:w="9360"/>
       </w:tblGrid>
       <w:tr>
-        <w:tblPrEx>
-          <w:tblCellMar>
-            <w:top w:w="0" w:type="dxa"/>
-            <w:bottom w:w="0" w:type="dxa"/>
-          </w:tblCellMar>
-        </w:tblPrEx>
         <w:tc>
           <w:tcPr>
             <w:tcW w:w="9360" w:type="dxa"/>
             <w:tcBorders>
-              <w:top w:val="single" w:color="ADB9CA" w:sz="6" w:space="0"/>
-              <w:left w:val="single" w:color="ADB9CA" w:sz="6" w:space="0"/>
-              <w:bottom w:val="single" w:color="ADB9CA" w:sz="6" w:space="0"/>
-              <w:right w:val="single" w:color="ADB9CA" w:sz="6" w:space="0"/>
+              <w:top w:val="single" w:sz="6" w:space="0" w:color="ADB9CA"/>
+              <w:left w:val="single" w:sz="6" w:space="0" w:color="ADB9CA"/>
+              <w:bottom w:val="single" w:sz="6" w:space="0" w:color="ADB9CA"/>
+              <w:right w:val="single" w:sz="6" w:space="0" w:color="ADB9CA"/>
             </w:tcBorders>
             <w:shd w:val="clear" w:color="auto" w:fill="FFFFFF"/>
             <w:tcMar>
@@ -9567,20 +9192,14 @@
         </w:tc>
       </w:tr>
       <w:tr>
-        <w:tblPrEx>
-          <w:tblCellMar>
-            <w:top w:w="0" w:type="dxa"/>
-            <w:bottom w:w="0" w:type="dxa"/>
-          </w:tblCellMar>
-        </w:tblPrEx>
         <w:tc>
           <w:tcPr>
             <w:tcW w:w="9360" w:type="dxa"/>
             <w:tcBorders>
-              <w:top w:val="single" w:color="ADB9CA" w:sz="6" w:space="0"/>
-              <w:left w:val="single" w:color="ADB9CA" w:sz="6" w:space="0"/>
-              <w:bottom w:val="single" w:color="ADB9CA" w:sz="6" w:space="0"/>
-              <w:right w:val="single" w:color="ADB9CA" w:sz="6" w:space="0"/>
+              <w:top w:val="single" w:sz="6" w:space="0" w:color="ADB9CA"/>
+              <w:left w:val="single" w:sz="6" w:space="0" w:color="ADB9CA"/>
+              <w:bottom w:val="single" w:sz="6" w:space="0" w:color="ADB9CA"/>
+              <w:right w:val="single" w:sz="6" w:space="0" w:color="ADB9CA"/>
             </w:tcBorders>
             <w:shd w:val="clear" w:color="auto" w:fill="FFFFFF"/>
             <w:tcMar>
@@ -9595,20 +9214,14 @@
         </w:tc>
       </w:tr>
       <w:tr>
-        <w:tblPrEx>
-          <w:tblCellMar>
-            <w:top w:w="0" w:type="dxa"/>
-            <w:bottom w:w="0" w:type="dxa"/>
-          </w:tblCellMar>
-        </w:tblPrEx>
         <w:tc>
           <w:tcPr>
             <w:tcW w:w="9360" w:type="dxa"/>
             <w:tcBorders>
-              <w:top w:val="single" w:color="ADB9CA" w:sz="6" w:space="0"/>
-              <w:left w:val="single" w:color="ADB9CA" w:sz="6" w:space="0"/>
-              <w:bottom w:val="single" w:color="ADB9CA" w:sz="6" w:space="0"/>
-              <w:right w:val="single" w:color="ADB9CA" w:sz="6" w:space="0"/>
+              <w:top w:val="single" w:sz="6" w:space="0" w:color="ADB9CA"/>
+              <w:left w:val="single" w:sz="6" w:space="0" w:color="ADB9CA"/>
+              <w:bottom w:val="single" w:sz="6" w:space="0" w:color="ADB9CA"/>
+              <w:right w:val="single" w:sz="6" w:space="0" w:color="ADB9CA"/>
             </w:tcBorders>
             <w:shd w:val="clear" w:color="auto" w:fill="FFFFFF"/>
             <w:tcMar>
@@ -9635,7 +9248,7 @@
       </w:pPr>
       <w:r>
         <w:rPr>
-          <w:rFonts w:ascii="Arial" w:hAnsi="Arial" w:eastAsia="Arial" w:cs="Arial"/>
+          <w:rFonts w:ascii="Arial" w:eastAsia="Arial" w:hAnsi="Arial" w:cs="Arial"/>
           <w:b/>
           <w:bCs/>
           <w:color w:val="000000"/>
@@ -9647,12 +9260,12 @@
       <w:tblPr>
         <w:tblW w:w="9360" w:type="dxa"/>
         <w:tblBorders>
-          <w:top w:val="single" w:color="auto" w:sz="4" w:space="0"/>
-          <w:left w:val="single" w:color="auto" w:sz="4" w:space="0"/>
-          <w:bottom w:val="single" w:color="auto" w:sz="4" w:space="0"/>
-          <w:right w:val="single" w:color="auto" w:sz="4" w:space="0"/>
-          <w:insideH w:val="single" w:color="auto" w:sz="4" w:space="0"/>
-          <w:insideV w:val="single" w:color="auto" w:sz="4" w:space="0"/>
+          <w:top w:val="single" w:sz="4" w:space="0" w:color="auto"/>
+          <w:left w:val="single" w:sz="4" w:space="0" w:color="auto"/>
+          <w:bottom w:val="single" w:sz="4" w:space="0" w:color="auto"/>
+          <w:right w:val="single" w:sz="4" w:space="0" w:color="auto"/>
+          <w:insideH w:val="single" w:sz="4" w:space="0" w:color="auto"/>
+          <w:insideV w:val="single" w:sz="4" w:space="0" w:color="auto"/>
         </w:tblBorders>
         <w:tblCellMar>
           <w:left w:w="10" w:type="dxa"/>
@@ -9664,20 +9277,14 @@
         <w:gridCol w:w="9360"/>
       </w:tblGrid>
       <w:tr>
-        <w:tblPrEx>
-          <w:tblCellMar>
-            <w:top w:w="0" w:type="dxa"/>
-            <w:bottom w:w="0" w:type="dxa"/>
-          </w:tblCellMar>
-        </w:tblPrEx>
         <w:tc>
           <w:tcPr>
             <w:tcW w:w="9360" w:type="dxa"/>
             <w:tcBorders>
-              <w:top w:val="single" w:color="ADB9CA" w:sz="6" w:space="0"/>
-              <w:left w:val="single" w:color="ADB9CA" w:sz="6" w:space="0"/>
-              <w:bottom w:val="single" w:color="ADB9CA" w:sz="6" w:space="0"/>
-              <w:right w:val="single" w:color="ADB9CA" w:sz="6" w:space="0"/>
+              <w:top w:val="single" w:sz="6" w:space="0" w:color="ADB9CA"/>
+              <w:left w:val="single" w:sz="6" w:space="0" w:color="ADB9CA"/>
+              <w:bottom w:val="single" w:sz="6" w:space="0" w:color="ADB9CA"/>
+              <w:right w:val="single" w:sz="6" w:space="0" w:color="ADB9CA"/>
             </w:tcBorders>
             <w:shd w:val="clear" w:color="auto" w:fill="FFFFFF"/>
             <w:tcMar>
@@ -9692,20 +9299,14 @@
         </w:tc>
       </w:tr>
       <w:tr>
-        <w:tblPrEx>
-          <w:tblCellMar>
-            <w:top w:w="0" w:type="dxa"/>
-            <w:bottom w:w="0" w:type="dxa"/>
-          </w:tblCellMar>
-        </w:tblPrEx>
         <w:tc>
           <w:tcPr>
             <w:tcW w:w="9360" w:type="dxa"/>
             <w:tcBorders>
-              <w:top w:val="single" w:color="ADB9CA" w:sz="6" w:space="0"/>
-              <w:left w:val="single" w:color="ADB9CA" w:sz="6" w:space="0"/>
-              <w:bottom w:val="single" w:color="ADB9CA" w:sz="6" w:space="0"/>
-              <w:right w:val="single" w:color="ADB9CA" w:sz="6" w:space="0"/>
+              <w:top w:val="single" w:sz="6" w:space="0" w:color="ADB9CA"/>
+              <w:left w:val="single" w:sz="6" w:space="0" w:color="ADB9CA"/>
+              <w:bottom w:val="single" w:sz="6" w:space="0" w:color="ADB9CA"/>
+              <w:right w:val="single" w:sz="6" w:space="0" w:color="ADB9CA"/>
             </w:tcBorders>
             <w:shd w:val="clear" w:color="auto" w:fill="FFFFFF"/>
             <w:tcMar>
@@ -9720,20 +9321,14 @@
         </w:tc>
       </w:tr>
       <w:tr>
-        <w:tblPrEx>
-          <w:tblCellMar>
-            <w:top w:w="0" w:type="dxa"/>
-            <w:bottom w:w="0" w:type="dxa"/>
-          </w:tblCellMar>
-        </w:tblPrEx>
         <w:tc>
           <w:tcPr>
             <w:tcW w:w="9360" w:type="dxa"/>
             <w:tcBorders>
-              <w:top w:val="single" w:color="ADB9CA" w:sz="6" w:space="0"/>
-              <w:left w:val="single" w:color="ADB9CA" w:sz="6" w:space="0"/>
-              <w:bottom w:val="single" w:color="ADB9CA" w:sz="6" w:space="0"/>
-              <w:right w:val="single" w:color="ADB9CA" w:sz="6" w:space="0"/>
+              <w:top w:val="single" w:sz="6" w:space="0" w:color="ADB9CA"/>
+              <w:left w:val="single" w:sz="6" w:space="0" w:color="ADB9CA"/>
+              <w:bottom w:val="single" w:sz="6" w:space="0" w:color="ADB9CA"/>
+              <w:right w:val="single" w:sz="6" w:space="0" w:color="ADB9CA"/>
             </w:tcBorders>
             <w:shd w:val="clear" w:color="auto" w:fill="FFFFFF"/>
             <w:tcMar>
@@ -9760,7 +9355,7 @@
       </w:pPr>
       <w:r>
         <w:rPr>
-          <w:rFonts w:ascii="Arial" w:hAnsi="Arial" w:eastAsia="Arial" w:cs="Arial"/>
+          <w:rFonts w:ascii="Arial" w:eastAsia="Arial" w:hAnsi="Arial" w:cs="Arial"/>
           <w:b/>
           <w:bCs/>
           <w:color w:val="000000"/>
@@ -9772,12 +9367,12 @@
       <w:tblPr>
         <w:tblW w:w="9360" w:type="dxa"/>
         <w:tblBorders>
-          <w:top w:val="single" w:color="auto" w:sz="4" w:space="0"/>
-          <w:left w:val="single" w:color="auto" w:sz="4" w:space="0"/>
-          <w:bottom w:val="single" w:color="auto" w:sz="4" w:space="0"/>
-          <w:right w:val="single" w:color="auto" w:sz="4" w:space="0"/>
-          <w:insideH w:val="single" w:color="auto" w:sz="4" w:space="0"/>
-          <w:insideV w:val="single" w:color="auto" w:sz="4" w:space="0"/>
+          <w:top w:val="single" w:sz="4" w:space="0" w:color="auto"/>
+          <w:left w:val="single" w:sz="4" w:space="0" w:color="auto"/>
+          <w:bottom w:val="single" w:sz="4" w:space="0" w:color="auto"/>
+          <w:right w:val="single" w:sz="4" w:space="0" w:color="auto"/>
+          <w:insideH w:val="single" w:sz="4" w:space="0" w:color="auto"/>
+          <w:insideV w:val="single" w:sz="4" w:space="0" w:color="auto"/>
         </w:tblBorders>
         <w:tblCellMar>
           <w:left w:w="10" w:type="dxa"/>
@@ -9789,20 +9384,14 @@
         <w:gridCol w:w="9360"/>
       </w:tblGrid>
       <w:tr>
-        <w:tblPrEx>
-          <w:tblCellMar>
-            <w:top w:w="0" w:type="dxa"/>
-            <w:bottom w:w="0" w:type="dxa"/>
-          </w:tblCellMar>
-        </w:tblPrEx>
         <w:tc>
           <w:tcPr>
             <w:tcW w:w="9360" w:type="dxa"/>
             <w:tcBorders>
-              <w:top w:val="single" w:color="ADB9CA" w:sz="6" w:space="0"/>
-              <w:left w:val="single" w:color="ADB9CA" w:sz="6" w:space="0"/>
-              <w:bottom w:val="single" w:color="ADB9CA" w:sz="6" w:space="0"/>
-              <w:right w:val="single" w:color="ADB9CA" w:sz="6" w:space="0"/>
+              <w:top w:val="single" w:sz="6" w:space="0" w:color="ADB9CA"/>
+              <w:left w:val="single" w:sz="6" w:space="0" w:color="ADB9CA"/>
+              <w:bottom w:val="single" w:sz="6" w:space="0" w:color="ADB9CA"/>
+              <w:right w:val="single" w:sz="6" w:space="0" w:color="ADB9CA"/>
             </w:tcBorders>
             <w:shd w:val="clear" w:color="auto" w:fill="FFFFFF"/>
             <w:tcMar>
@@ -9817,20 +9406,14 @@
         </w:tc>
       </w:tr>
       <w:tr>
-        <w:tblPrEx>
-          <w:tblCellMar>
-            <w:top w:w="0" w:type="dxa"/>
-            <w:bottom w:w="0" w:type="dxa"/>
-          </w:tblCellMar>
-        </w:tblPrEx>
         <w:tc>
           <w:tcPr>
             <w:tcW w:w="9360" w:type="dxa"/>
             <w:tcBorders>
-              <w:top w:val="single" w:color="ADB9CA" w:sz="6" w:space="0"/>
-              <w:left w:val="single" w:color="ADB9CA" w:sz="6" w:space="0"/>
-              <w:bottom w:val="single" w:color="ADB9CA" w:sz="6" w:space="0"/>
-              <w:right w:val="single" w:color="ADB9CA" w:sz="6" w:space="0"/>
+              <w:top w:val="single" w:sz="6" w:space="0" w:color="ADB9CA"/>
+              <w:left w:val="single" w:sz="6" w:space="0" w:color="ADB9CA"/>
+              <w:bottom w:val="single" w:sz="6" w:space="0" w:color="ADB9CA"/>
+              <w:right w:val="single" w:sz="6" w:space="0" w:color="ADB9CA"/>
             </w:tcBorders>
             <w:shd w:val="clear" w:color="auto" w:fill="FFFFFF"/>
             <w:tcMar>
@@ -9845,20 +9428,14 @@
         </w:tc>
       </w:tr>
       <w:tr>
-        <w:tblPrEx>
-          <w:tblCellMar>
-            <w:top w:w="0" w:type="dxa"/>
-            <w:bottom w:w="0" w:type="dxa"/>
-          </w:tblCellMar>
-        </w:tblPrEx>
         <w:tc>
           <w:tcPr>
             <w:tcW w:w="9360" w:type="dxa"/>
             <w:tcBorders>
-              <w:top w:val="single" w:color="ADB9CA" w:sz="6" w:space="0"/>
-              <w:left w:val="single" w:color="ADB9CA" w:sz="6" w:space="0"/>
-              <w:bottom w:val="single" w:color="ADB9CA" w:sz="6" w:space="0"/>
-              <w:right w:val="single" w:color="ADB9CA" w:sz="6" w:space="0"/>
+              <w:top w:val="single" w:sz="6" w:space="0" w:color="ADB9CA"/>
+              <w:left w:val="single" w:sz="6" w:space="0" w:color="ADB9CA"/>
+              <w:bottom w:val="single" w:sz="6" w:space="0" w:color="ADB9CA"/>
+              <w:right w:val="single" w:sz="6" w:space="0" w:color="ADB9CA"/>
             </w:tcBorders>
             <w:shd w:val="clear" w:color="auto" w:fill="FFFFFF"/>
             <w:tcMar>
@@ -9885,7 +9462,7 @@
       </w:pPr>
       <w:r>
         <w:rPr>
-          <w:rFonts w:ascii="Arial" w:hAnsi="Arial" w:eastAsia="Arial" w:cs="Arial"/>
+          <w:rFonts w:ascii="Arial" w:eastAsia="Arial" w:hAnsi="Arial" w:cs="Arial"/>
           <w:b/>
           <w:bCs/>
           <w:color w:val="000000"/>
@@ -9897,12 +9474,12 @@
       <w:tblPr>
         <w:tblW w:w="9360" w:type="dxa"/>
         <w:tblBorders>
-          <w:top w:val="single" w:color="auto" w:sz="4" w:space="0"/>
-          <w:left w:val="single" w:color="auto" w:sz="4" w:space="0"/>
-          <w:bottom w:val="single" w:color="auto" w:sz="4" w:space="0"/>
-          <w:right w:val="single" w:color="auto" w:sz="4" w:space="0"/>
-          <w:insideH w:val="single" w:color="auto" w:sz="4" w:space="0"/>
-          <w:insideV w:val="single" w:color="auto" w:sz="4" w:space="0"/>
+          <w:top w:val="single" w:sz="4" w:space="0" w:color="auto"/>
+          <w:left w:val="single" w:sz="4" w:space="0" w:color="auto"/>
+          <w:bottom w:val="single" w:sz="4" w:space="0" w:color="auto"/>
+          <w:right w:val="single" w:sz="4" w:space="0" w:color="auto"/>
+          <w:insideH w:val="single" w:sz="4" w:space="0" w:color="auto"/>
+          <w:insideV w:val="single" w:sz="4" w:space="0" w:color="auto"/>
         </w:tblBorders>
         <w:tblCellMar>
           <w:left w:w="10" w:type="dxa"/>
@@ -9914,20 +9491,14 @@
         <w:gridCol w:w="9360"/>
       </w:tblGrid>
       <w:tr>
-        <w:tblPrEx>
-          <w:tblCellMar>
-            <w:top w:w="0" w:type="dxa"/>
-            <w:bottom w:w="0" w:type="dxa"/>
-          </w:tblCellMar>
-        </w:tblPrEx>
         <w:tc>
           <w:tcPr>
             <w:tcW w:w="9360" w:type="dxa"/>
             <w:tcBorders>
-              <w:top w:val="single" w:color="ADB9CA" w:sz="6" w:space="0"/>
-              <w:left w:val="single" w:color="ADB9CA" w:sz="6" w:space="0"/>
-              <w:bottom w:val="single" w:color="ADB9CA" w:sz="6" w:space="0"/>
-              <w:right w:val="single" w:color="ADB9CA" w:sz="6" w:space="0"/>
+              <w:top w:val="single" w:sz="6" w:space="0" w:color="ADB9CA"/>
+              <w:left w:val="single" w:sz="6" w:space="0" w:color="ADB9CA"/>
+              <w:bottom w:val="single" w:sz="6" w:space="0" w:color="ADB9CA"/>
+              <w:right w:val="single" w:sz="6" w:space="0" w:color="ADB9CA"/>
             </w:tcBorders>
             <w:shd w:val="clear" w:color="auto" w:fill="FFFFFF"/>
             <w:tcMar>
@@ -9942,20 +9513,14 @@
         </w:tc>
       </w:tr>
       <w:tr>
-        <w:tblPrEx>
-          <w:tblCellMar>
-            <w:top w:w="0" w:type="dxa"/>
-            <w:bottom w:w="0" w:type="dxa"/>
-          </w:tblCellMar>
-        </w:tblPrEx>
         <w:tc>
           <w:tcPr>
             <w:tcW w:w="9360" w:type="dxa"/>
             <w:tcBorders>
-              <w:top w:val="single" w:color="ADB9CA" w:sz="6" w:space="0"/>
-              <w:left w:val="single" w:color="ADB9CA" w:sz="6" w:space="0"/>
-              <w:bottom w:val="single" w:color="ADB9CA" w:sz="6" w:space="0"/>
-              <w:right w:val="single" w:color="ADB9CA" w:sz="6" w:space="0"/>
+              <w:top w:val="single" w:sz="6" w:space="0" w:color="ADB9CA"/>
+              <w:left w:val="single" w:sz="6" w:space="0" w:color="ADB9CA"/>
+              <w:bottom w:val="single" w:sz="6" w:space="0" w:color="ADB9CA"/>
+              <w:right w:val="single" w:sz="6" w:space="0" w:color="ADB9CA"/>
             </w:tcBorders>
             <w:shd w:val="clear" w:color="auto" w:fill="FFFFFF"/>
             <w:tcMar>
@@ -9970,20 +9535,14 @@
         </w:tc>
       </w:tr>
       <w:tr>
-        <w:tblPrEx>
-          <w:tblCellMar>
-            <w:top w:w="0" w:type="dxa"/>
-            <w:bottom w:w="0" w:type="dxa"/>
-          </w:tblCellMar>
-        </w:tblPrEx>
         <w:tc>
           <w:tcPr>
             <w:tcW w:w="9360" w:type="dxa"/>
             <w:tcBorders>
-              <w:top w:val="single" w:color="ADB9CA" w:sz="6" w:space="0"/>
-              <w:left w:val="single" w:color="ADB9CA" w:sz="6" w:space="0"/>
-              <w:bottom w:val="single" w:color="ADB9CA" w:sz="6" w:space="0"/>
-              <w:right w:val="single" w:color="ADB9CA" w:sz="6" w:space="0"/>
+              <w:top w:val="single" w:sz="6" w:space="0" w:color="ADB9CA"/>
+              <w:left w:val="single" w:sz="6" w:space="0" w:color="ADB9CA"/>
+              <w:bottom w:val="single" w:sz="6" w:space="0" w:color="ADB9CA"/>
+              <w:right w:val="single" w:sz="6" w:space="0" w:color="ADB9CA"/>
             </w:tcBorders>
             <w:shd w:val="clear" w:color="auto" w:fill="FFFFFF"/>
             <w:tcMar>
@@ -10010,7 +9569,7 @@
       </w:pPr>
       <w:r>
         <w:rPr>
-          <w:rFonts w:ascii="Arial" w:hAnsi="Arial" w:eastAsia="Arial" w:cs="Arial"/>
+          <w:rFonts w:ascii="Arial" w:eastAsia="Arial" w:hAnsi="Arial" w:cs="Arial"/>
           <w:b/>
           <w:bCs/>
           <w:color w:val="000000"/>
@@ -10022,12 +9581,12 @@
       <w:tblPr>
         <w:tblW w:w="9360" w:type="dxa"/>
         <w:tblBorders>
-          <w:top w:val="single" w:color="auto" w:sz="4" w:space="0"/>
-          <w:left w:val="single" w:color="auto" w:sz="4" w:space="0"/>
-          <w:bottom w:val="single" w:color="auto" w:sz="4" w:space="0"/>
-          <w:right w:val="single" w:color="auto" w:sz="4" w:space="0"/>
-          <w:insideH w:val="single" w:color="auto" w:sz="4" w:space="0"/>
-          <w:insideV w:val="single" w:color="auto" w:sz="4" w:space="0"/>
+          <w:top w:val="single" w:sz="4" w:space="0" w:color="auto"/>
+          <w:left w:val="single" w:sz="4" w:space="0" w:color="auto"/>
+          <w:bottom w:val="single" w:sz="4" w:space="0" w:color="auto"/>
+          <w:right w:val="single" w:sz="4" w:space="0" w:color="auto"/>
+          <w:insideH w:val="single" w:sz="4" w:space="0" w:color="auto"/>
+          <w:insideV w:val="single" w:sz="4" w:space="0" w:color="auto"/>
         </w:tblBorders>
         <w:tblCellMar>
           <w:left w:w="10" w:type="dxa"/>
@@ -10039,20 +9598,14 @@
         <w:gridCol w:w="9360"/>
       </w:tblGrid>
       <w:tr>
-        <w:tblPrEx>
-          <w:tblCellMar>
-            <w:top w:w="0" w:type="dxa"/>
-            <w:bottom w:w="0" w:type="dxa"/>
-          </w:tblCellMar>
-        </w:tblPrEx>
         <w:tc>
           <w:tcPr>
             <w:tcW w:w="9360" w:type="dxa"/>
             <w:tcBorders>
-              <w:top w:val="single" w:color="ADB9CA" w:sz="6" w:space="0"/>
-              <w:left w:val="single" w:color="ADB9CA" w:sz="6" w:space="0"/>
-              <w:bottom w:val="single" w:color="ADB9CA" w:sz="6" w:space="0"/>
-              <w:right w:val="single" w:color="ADB9CA" w:sz="6" w:space="0"/>
+              <w:top w:val="single" w:sz="6" w:space="0" w:color="ADB9CA"/>
+              <w:left w:val="single" w:sz="6" w:space="0" w:color="ADB9CA"/>
+              <w:bottom w:val="single" w:sz="6" w:space="0" w:color="ADB9CA"/>
+              <w:right w:val="single" w:sz="6" w:space="0" w:color="ADB9CA"/>
             </w:tcBorders>
             <w:shd w:val="clear" w:color="auto" w:fill="FFFFFF"/>
             <w:tcMar>
@@ -10067,20 +9620,14 @@
         </w:tc>
       </w:tr>
       <w:tr>
-        <w:tblPrEx>
-          <w:tblCellMar>
-            <w:top w:w="0" w:type="dxa"/>
-            <w:bottom w:w="0" w:type="dxa"/>
-          </w:tblCellMar>
-        </w:tblPrEx>
         <w:tc>
           <w:tcPr>
             <w:tcW w:w="9360" w:type="dxa"/>
             <w:tcBorders>
-              <w:top w:val="single" w:color="ADB9CA" w:sz="6" w:space="0"/>
-              <w:left w:val="single" w:color="ADB9CA" w:sz="6" w:space="0"/>
-              <w:bottom w:val="single" w:color="ADB9CA" w:sz="6" w:space="0"/>
-              <w:right w:val="single" w:color="ADB9CA" w:sz="6" w:space="0"/>
+              <w:top w:val="single" w:sz="6" w:space="0" w:color="ADB9CA"/>
+              <w:left w:val="single" w:sz="6" w:space="0" w:color="ADB9CA"/>
+              <w:bottom w:val="single" w:sz="6" w:space="0" w:color="ADB9CA"/>
+              <w:right w:val="single" w:sz="6" w:space="0" w:color="ADB9CA"/>
             </w:tcBorders>
             <w:shd w:val="clear" w:color="auto" w:fill="FFFFFF"/>
             <w:tcMar>
@@ -10095,20 +9642,14 @@
         </w:tc>
       </w:tr>
       <w:tr>
-        <w:tblPrEx>
-          <w:tblCellMar>
-            <w:top w:w="0" w:type="dxa"/>
-            <w:bottom w:w="0" w:type="dxa"/>
-          </w:tblCellMar>
-        </w:tblPrEx>
         <w:tc>
           <w:tcPr>
             <w:tcW w:w="9360" w:type="dxa"/>
             <w:tcBorders>
-              <w:top w:val="single" w:color="ADB9CA" w:sz="6" w:space="0"/>
-              <w:left w:val="single" w:color="ADB9CA" w:sz="6" w:space="0"/>
-              <w:bottom w:val="single" w:color="ADB9CA" w:sz="6" w:space="0"/>
-              <w:right w:val="single" w:color="ADB9CA" w:sz="6" w:space="0"/>
+              <w:top w:val="single" w:sz="6" w:space="0" w:color="ADB9CA"/>
+              <w:left w:val="single" w:sz="6" w:space="0" w:color="ADB9CA"/>
+              <w:bottom w:val="single" w:sz="6" w:space="0" w:color="ADB9CA"/>
+              <w:right w:val="single" w:sz="6" w:space="0" w:color="ADB9CA"/>
             </w:tcBorders>
             <w:shd w:val="clear" w:color="auto" w:fill="FFFFFF"/>
             <w:tcMar>
@@ -10129,13 +9670,13 @@
       </w:pPr>
     </w:p>
     <w:sectPr>
-      <w:headerReference w:type="even" r:id="rId7"/>
-      <w:headerReference w:type="default" r:id="rId8"/>
-      <w:footerReference w:type="even" r:id="rId9"/>
-      <w:footerReference w:type="default" r:id="rId10"/>
-      <w:headerReference w:type="first" r:id="rId11"/>
-      <w:footerReference w:type="first" r:id="rId12"/>
-      <w:pgSz w:w="12240" w:h="15840" w:orient="portrait"/>
+      <w:headerReference w:type="even" r:id="rId9"/>
+      <w:headerReference w:type="default" r:id="rId10"/>
+      <w:footerReference w:type="even" r:id="rId11"/>
+      <w:footerReference w:type="default" r:id="rId12"/>
+      <w:headerReference w:type="first" r:id="rId13"/>
+      <w:footerReference w:type="first" r:id="rId14"/>
+      <w:pgSz w:w="12240" w:h="15840"/>
       <w:pgMar w:top="1080" w:right="1080" w:bottom="1080" w:left="1080" w:header="708" w:footer="708" w:gutter="0"/>
       <w:cols w:space="720"/>
       <w:docGrid w:linePitch="360"/>
@@ -10178,7 +9719,7 @@
   <w:p>
     <w:pPr>
       <w:pBdr>
-        <w:top w:val="single" w:color="2E75B6" w:sz="6" w:space="4"/>
+        <w:top w:val="single" w:sz="6" w:space="4" w:color="2E75B6"/>
       </w:pBdr>
       <w:tabs>
         <w:tab w:val="right" w:pos="9360"/>
@@ -10188,7 +9729,7 @@
     </w:pPr>
     <w:r>
       <w:rPr>
-        <w:rFonts w:ascii="Arial" w:hAnsi="Arial" w:eastAsia="Arial" w:cs="Arial"/>
+        <w:rFonts w:ascii="Arial" w:eastAsia="Arial" w:hAnsi="Arial" w:cs="Arial"/>
         <w:color w:val="555555"/>
         <w:sz w:val="16"/>
         <w:szCs w:val="16"/>
@@ -10197,25 +9738,17 @@
     </w:r>
     <w:r>
       <w:rPr>
-        <w:rFonts w:ascii="Arial" w:hAnsi="Arial" w:eastAsia="Arial" w:cs="Arial"/>
+        <w:rFonts w:ascii="Arial" w:eastAsia="Arial" w:hAnsi="Arial" w:cs="Arial"/>
         <w:color w:val="555555"/>
         <w:sz w:val="16"/>
         <w:szCs w:val="16"/>
       </w:rPr>
       <w:tab/>
-    </w:r>
-    <w:r>
-      <w:rPr>
-        <w:rFonts w:ascii="Arial" w:hAnsi="Arial" w:eastAsia="Arial" w:cs="Arial"/>
-        <w:color w:val="555555"/>
-        <w:sz w:val="16"/>
-        <w:szCs w:val="16"/>
-      </w:rPr>
       <w:t xml:space="preserve"> Page </w:t>
     </w:r>
     <w:r>
       <w:rPr>
-        <w:rFonts w:ascii="Arial" w:hAnsi="Arial" w:eastAsia="Arial" w:cs="Arial"/>
+        <w:rFonts w:ascii="Arial" w:eastAsia="Arial" w:hAnsi="Arial" w:cs="Arial"/>
         <w:color w:val="555555"/>
         <w:sz w:val="16"/>
         <w:szCs w:val="16"/>
@@ -10224,7 +9757,7 @@
     </w:r>
     <w:r>
       <w:rPr>
-        <w:rFonts w:ascii="Arial" w:hAnsi="Arial" w:eastAsia="Arial" w:cs="Arial"/>
+        <w:rFonts w:ascii="Arial" w:eastAsia="Arial" w:hAnsi="Arial" w:cs="Arial"/>
         <w:color w:val="555555"/>
         <w:sz w:val="16"/>
         <w:szCs w:val="16"/>
@@ -10233,7 +9766,7 @@
     </w:r>
     <w:r>
       <w:rPr>
-        <w:rFonts w:ascii="Arial" w:hAnsi="Arial" w:eastAsia="Arial" w:cs="Arial"/>
+        <w:rFonts w:ascii="Arial" w:eastAsia="Arial" w:hAnsi="Arial" w:cs="Arial"/>
         <w:color w:val="555555"/>
         <w:sz w:val="16"/>
         <w:szCs w:val="16"/>
@@ -10242,7 +9775,7 @@
     </w:r>
     <w:r>
       <w:rPr>
-        <w:rFonts w:ascii="Arial" w:hAnsi="Arial" w:eastAsia="Arial" w:cs="Arial"/>
+        <w:rFonts w:ascii="Arial" w:eastAsia="Arial" w:hAnsi="Arial" w:cs="Arial"/>
         <w:noProof/>
         <w:color w:val="555555"/>
         <w:sz w:val="16"/>
@@ -10252,7 +9785,7 @@
     </w:r>
     <w:r>
       <w:rPr>
-        <w:rFonts w:ascii="Arial" w:hAnsi="Arial" w:eastAsia="Arial" w:cs="Arial"/>
+        <w:rFonts w:ascii="Arial" w:eastAsia="Arial" w:hAnsi="Arial" w:cs="Arial"/>
         <w:color w:val="555555"/>
         <w:sz w:val="16"/>
         <w:szCs w:val="16"/>
@@ -10307,14 +9840,14 @@
   <w:p>
     <w:pPr>
       <w:pBdr>
-        <w:bottom w:val="single" w:color="2E75B6" w:sz="6" w:space="4"/>
+        <w:bottom w:val="single" w:sz="6" w:space="4" w:color="2E75B6"/>
       </w:pBdr>
       <w:spacing w:after="80"/>
       <w:jc w:val="center"/>
     </w:pPr>
     <w:r>
       <w:rPr>
-        <w:rFonts w:ascii="Arial" w:hAnsi="Arial" w:eastAsia="Arial" w:cs="Arial"/>
+        <w:rFonts w:ascii="Arial" w:eastAsia="Arial" w:hAnsi="Arial" w:cs="Arial"/>
         <w:b/>
         <w:bCs/>
         <w:color w:val="1F3864"/>
@@ -10325,7 +9858,7 @@
     </w:r>
     <w:r>
       <w:rPr>
-        <w:rFonts w:ascii="Arial" w:hAnsi="Arial" w:eastAsia="Arial" w:cs="Arial"/>
+        <w:rFonts w:ascii="Arial" w:eastAsia="Arial" w:hAnsi="Arial" w:cs="Arial"/>
         <w:color w:val="ADB9CA"/>
         <w:sz w:val="18"/>
         <w:szCs w:val="18"/>
@@ -10334,7 +9867,7 @@
     </w:r>
     <w:r>
       <w:rPr>
-        <w:rFonts w:ascii="Arial" w:hAnsi="Arial" w:eastAsia="Arial" w:cs="Arial"/>
+        <w:rFonts w:ascii="Arial" w:eastAsia="Arial" w:hAnsi="Arial" w:cs="Arial"/>
         <w:color w:val="2E75B6"/>
         <w:sz w:val="18"/>
         <w:szCs w:val="18"/>
@@ -10701,11 +10234,11 @@
 </file>
 
 <file path=word/styles.xml><?xml version="1.0" encoding="utf-8"?>
-<w:styles xmlns:wp14="http://schemas.microsoft.com/office/word/2010/wordprocessingDrawing" xmlns:mc="http://schemas.openxmlformats.org/markup-compatibility/2006" xmlns:r="http://schemas.openxmlformats.org/officeDocument/2006/relationships" xmlns:w="http://schemas.openxmlformats.org/wordprocessingml/2006/main" xmlns:w14="http://schemas.microsoft.com/office/word/2010/wordml" xmlns:w15="http://schemas.microsoft.com/office/word/2012/wordml" xmlns:w16cex="http://schemas.microsoft.com/office/word/2018/wordml/cex" xmlns:w16cid="http://schemas.microsoft.com/office/word/2016/wordml/cid" xmlns:w16="http://schemas.microsoft.com/office/word/2018/wordml" xmlns:w16du="http://schemas.microsoft.com/office/word/2023/wordml/word16du" xmlns:w16sdtdh="http://schemas.microsoft.com/office/word/2020/wordml/sdtdatahash" xmlns:w16sdtfl="http://schemas.microsoft.com/office/word/2024/wordml/sdtformatlock" xmlns:w16se="http://schemas.microsoft.com/office/word/2015/wordml/symex" mc:Ignorable="w14 w15 w16se w16cid w16 w16cex w16sdtdh w16sdtfl w16du wp14">
+<w:styles xmlns:mc="http://schemas.openxmlformats.org/markup-compatibility/2006" xmlns:r="http://schemas.openxmlformats.org/officeDocument/2006/relationships" xmlns:w="http://schemas.openxmlformats.org/wordprocessingml/2006/main" xmlns:w14="http://schemas.microsoft.com/office/word/2010/wordml" xmlns:w15="http://schemas.microsoft.com/office/word/2012/wordml" xmlns:w16cex="http://schemas.microsoft.com/office/word/2018/wordml/cex" xmlns:w16cid="http://schemas.microsoft.com/office/word/2016/wordml/cid" xmlns:w16="http://schemas.microsoft.com/office/word/2018/wordml" xmlns:w16du="http://schemas.microsoft.com/office/word/2023/wordml/word16du" xmlns:w16sdtdh="http://schemas.microsoft.com/office/word/2020/wordml/sdtdatahash" xmlns:w16sdtfl="http://schemas.microsoft.com/office/word/2024/wordml/sdtformatlock" xmlns:w16se="http://schemas.microsoft.com/office/word/2015/wordml/symex" mc:Ignorable="w14 w15 w16se w16cid w16 w16cex w16sdtdh w16sdtfl w16du">
   <w:docDefaults>
     <w:rPrDefault>
       <w:rPr>
-        <w:rFonts w:ascii="Times New Roman" w:hAnsi="Times New Roman" w:eastAsia="Times New Roman" w:cs="Times New Roman"/>
+        <w:rFonts w:ascii="Times New Roman" w:eastAsia="Times New Roman" w:hAnsi="Times New Roman" w:cs="Times New Roman"/>
         <w:lang w:val="en-US" w:eastAsia="en-US" w:bidi="ar-SA"/>
       </w:rPr>
     </w:rPrDefault>
@@ -10714,14 +10247,14 @@
   <w:latentStyles w:defLockedState="0" w:defUIPriority="99" w:defSemiHidden="0" w:defUnhideWhenUsed="0" w:defQFormat="0" w:count="376">
     <w:lsdException w:name="Normal" w:uiPriority="0" w:qFormat="1"/>
     <w:lsdException w:name="heading 1" w:uiPriority="9" w:qFormat="1"/>
-    <w:lsdException w:name="heading 2" w:uiPriority="9" w:semiHidden="1" w:unhideWhenUsed="1" w:qFormat="1"/>
-    <w:lsdException w:name="heading 3" w:uiPriority="9" w:semiHidden="1" w:unhideWhenUsed="1" w:qFormat="1"/>
-    <w:lsdException w:name="heading 4" w:uiPriority="9" w:semiHidden="1" w:unhideWhenUsed="1" w:qFormat="1"/>
-    <w:lsdException w:name="heading 5" w:uiPriority="9" w:semiHidden="1" w:unhideWhenUsed="1" w:qFormat="1"/>
-    <w:lsdException w:name="heading 6" w:uiPriority="9" w:semiHidden="1" w:unhideWhenUsed="1" w:qFormat="1"/>
-    <w:lsdException w:name="heading 7" w:uiPriority="9" w:semiHidden="1" w:unhideWhenUsed="1" w:qFormat="1"/>
-    <w:lsdException w:name="heading 8" w:uiPriority="9" w:semiHidden="1" w:unhideWhenUsed="1" w:qFormat="1"/>
-    <w:lsdException w:name="heading 9" w:uiPriority="9" w:semiHidden="1" w:unhideWhenUsed="1" w:qFormat="1"/>
+    <w:lsdException w:name="heading 2" w:semiHidden="1" w:uiPriority="9" w:unhideWhenUsed="1" w:qFormat="1"/>
+    <w:lsdException w:name="heading 3" w:semiHidden="1" w:uiPriority="9" w:unhideWhenUsed="1" w:qFormat="1"/>
+    <w:lsdException w:name="heading 4" w:semiHidden="1" w:uiPriority="9" w:unhideWhenUsed="1" w:qFormat="1"/>
+    <w:lsdException w:name="heading 5" w:semiHidden="1" w:uiPriority="9" w:unhideWhenUsed="1" w:qFormat="1"/>
+    <w:lsdException w:name="heading 6" w:semiHidden="1" w:uiPriority="9" w:unhideWhenUsed="1" w:qFormat="1"/>
+    <w:lsdException w:name="heading 7" w:semiHidden="1" w:uiPriority="9" w:unhideWhenUsed="1" w:qFormat="1"/>
+    <w:lsdException w:name="heading 8" w:semiHidden="1" w:uiPriority="9" w:unhideWhenUsed="1" w:qFormat="1"/>
+    <w:lsdException w:name="heading 9" w:semiHidden="1" w:uiPriority="9" w:unhideWhenUsed="1" w:qFormat="1"/>
     <w:lsdException w:name="index 1" w:semiHidden="1" w:unhideWhenUsed="1"/>
     <w:lsdException w:name="index 2" w:semiHidden="1" w:unhideWhenUsed="1"/>
     <w:lsdException w:name="index 3" w:semiHidden="1" w:unhideWhenUsed="1"/>
@@ -10731,22 +10264,22 @@
     <w:lsdException w:name="index 7" w:semiHidden="1" w:unhideWhenUsed="1"/>
     <w:lsdException w:name="index 8" w:semiHidden="1" w:unhideWhenUsed="1"/>
     <w:lsdException w:name="index 9" w:semiHidden="1" w:unhideWhenUsed="1"/>
-    <w:lsdException w:name="toc 1" w:uiPriority="39" w:semiHidden="1" w:unhideWhenUsed="1"/>
-    <w:lsdException w:name="toc 2" w:uiPriority="39" w:semiHidden="1" w:unhideWhenUsed="1"/>
-    <w:lsdException w:name="toc 3" w:uiPriority="39" w:semiHidden="1" w:unhideWhenUsed="1"/>
-    <w:lsdException w:name="toc 4" w:uiPriority="39" w:semiHidden="1" w:unhideWhenUsed="1"/>
-    <w:lsdException w:name="toc 5" w:uiPriority="39" w:semiHidden="1" w:unhideWhenUsed="1"/>
-    <w:lsdException w:name="toc 6" w:uiPriority="39" w:semiHidden="1" w:unhideWhenUsed="1"/>
-    <w:lsdException w:name="toc 7" w:uiPriority="39" w:semiHidden="1" w:unhideWhenUsed="1"/>
-    <w:lsdException w:name="toc 8" w:uiPriority="39" w:semiHidden="1" w:unhideWhenUsed="1"/>
-    <w:lsdException w:name="toc 9" w:uiPriority="39" w:semiHidden="1" w:unhideWhenUsed="1"/>
+    <w:lsdException w:name="toc 1" w:semiHidden="1" w:uiPriority="39" w:unhideWhenUsed="1"/>
+    <w:lsdException w:name="toc 2" w:semiHidden="1" w:uiPriority="39" w:unhideWhenUsed="1"/>
+    <w:lsdException w:name="toc 3" w:semiHidden="1" w:uiPriority="39" w:unhideWhenUsed="1"/>
+    <w:lsdException w:name="toc 4" w:semiHidden="1" w:uiPriority="39" w:unhideWhenUsed="1"/>
+    <w:lsdException w:name="toc 5" w:semiHidden="1" w:uiPriority="39" w:unhideWhenUsed="1"/>
+    <w:lsdException w:name="toc 6" w:semiHidden="1" w:uiPriority="39" w:unhideWhenUsed="1"/>
+    <w:lsdException w:name="toc 7" w:semiHidden="1" w:uiPriority="39" w:unhideWhenUsed="1"/>
+    <w:lsdException w:name="toc 8" w:semiHidden="1" w:uiPriority="39" w:unhideWhenUsed="1"/>
+    <w:lsdException w:name="toc 9" w:semiHidden="1" w:uiPriority="39" w:unhideWhenUsed="1"/>
     <w:lsdException w:name="Normal Indent" w:semiHidden="1" w:unhideWhenUsed="1"/>
     <w:lsdException w:name="footnote text" w:semiHidden="1" w:unhideWhenUsed="1"/>
     <w:lsdException w:name="annotation text" w:semiHidden="1" w:unhideWhenUsed="1"/>
     <w:lsdException w:name="header" w:semiHidden="1" w:unhideWhenUsed="1"/>
     <w:lsdException w:name="footer" w:semiHidden="1" w:unhideWhenUsed="1"/>
     <w:lsdException w:name="index heading" w:semiHidden="1" w:unhideWhenUsed="1"/>
-    <w:lsdException w:name="caption" w:uiPriority="35" w:semiHidden="1" w:unhideWhenUsed="1" w:qFormat="1"/>
+    <w:lsdException w:name="caption" w:semiHidden="1" w:uiPriority="35" w:unhideWhenUsed="1" w:qFormat="1"/>
     <w:lsdException w:name="table of figures" w:semiHidden="1" w:unhideWhenUsed="1"/>
     <w:lsdException w:name="envelope address" w:semiHidden="1" w:unhideWhenUsed="1"/>
     <w:lsdException w:name="envelope return" w:semiHidden="1" w:unhideWhenUsed="1"/>
@@ -10777,7 +10310,7 @@
     <w:lsdException w:name="Title" w:uiPriority="10" w:qFormat="1"/>
     <w:lsdException w:name="Closing" w:semiHidden="1" w:unhideWhenUsed="1"/>
     <w:lsdException w:name="Signature" w:semiHidden="1" w:unhideWhenUsed="1"/>
-    <w:lsdException w:name="Default Paragraph Font" w:uiPriority="1" w:semiHidden="1" w:unhideWhenUsed="1"/>
+    <w:lsdException w:name="Default Paragraph Font" w:semiHidden="1" w:uiPriority="1" w:unhideWhenUsed="1"/>
     <w:lsdException w:name="Body Text" w:semiHidden="1" w:unhideWhenUsed="1"/>
     <w:lsdException w:name="Body Text Indent" w:semiHidden="1" w:unhideWhenUsed="1"/>
     <w:lsdException w:name="List Continue" w:semiHidden="1" w:unhideWhenUsed="1"/>
@@ -10977,8 +10510,8 @@
     <w:lsdException w:name="Subtle Reference" w:uiPriority="31" w:qFormat="1"/>
     <w:lsdException w:name="Intense Reference" w:uiPriority="32" w:qFormat="1"/>
     <w:lsdException w:name="Book Title" w:uiPriority="33" w:qFormat="1"/>
-    <w:lsdException w:name="Bibliography" w:uiPriority="37" w:semiHidden="1" w:unhideWhenUsed="1"/>
-    <w:lsdException w:name="TOC Heading" w:uiPriority="39" w:semiHidden="1" w:unhideWhenUsed="1" w:qFormat="1"/>
+    <w:lsdException w:name="Bibliography" w:semiHidden="1" w:uiPriority="37" w:unhideWhenUsed="1"/>
+    <w:lsdException w:name="TOC Heading" w:semiHidden="1" w:uiPriority="39" w:unhideWhenUsed="1" w:qFormat="1"/>
     <w:lsdException w:name="Plain Table 1" w:uiPriority="41"/>
     <w:lsdException w:name="Plain Table 2" w:uiPriority="42"/>
     <w:lsdException w:name="Plain Table 3" w:uiPriority="43"/>
@@ -11089,7 +10622,7 @@
     <w:lsdException w:name="Unresolved Mention" w:semiHidden="1" w:unhideWhenUsed="1"/>
     <w:lsdException w:name="Smart Link" w:semiHidden="1" w:unhideWhenUsed="1"/>
   </w:latentStyles>
-  <w:style w:type="paragraph" w:styleId="Normal" w:default="1">
+  <w:style w:type="paragraph" w:default="1" w:styleId="Normal">
     <w:name w:val="Normal"/>
     <w:qFormat/>
   </w:style>
@@ -11177,13 +10710,13 @@
       <w:color w:val="1F4D78"/>
     </w:rPr>
   </w:style>
-  <w:style w:type="character" w:styleId="DefaultParagraphFont" w:default="1">
+  <w:style w:type="character" w:default="1" w:styleId="DefaultParagraphFont">
     <w:name w:val="Default Paragraph Font"/>
     <w:uiPriority w:val="1"/>
     <w:semiHidden/>
     <w:unhideWhenUsed/>
   </w:style>
-  <w:style w:type="table" w:styleId="TableNormal" w:default="1">
+  <w:style w:type="table" w:default="1" w:styleId="TableNormal">
     <w:name w:val="Normal Table"/>
     <w:uiPriority w:val="99"/>
     <w:semiHidden/>
@@ -11198,7 +10731,7 @@
       </w:tblCellMar>
     </w:tblPr>
   </w:style>
-  <w:style w:type="numbering" w:styleId="NoList" w:default="1">
+  <w:style w:type="numbering" w:default="1" w:styleId="NoList">
     <w:name w:val="No List"/>
     <w:uiPriority w:val="99"/>
     <w:semiHidden/>
@@ -11213,7 +10746,7 @@
       <w:szCs w:val="56"/>
     </w:rPr>
   </w:style>
-  <w:style w:type="paragraph" w:styleId="Strong1" w:customStyle="1">
+  <w:style w:type="paragraph" w:customStyle="1" w:styleId="Strong1">
     <w:name w:val="Strong1"/>
     <w:qFormat/>
     <w:rPr>
@@ -11250,7 +10783,7 @@
     <w:semiHidden/>
     <w:unhideWhenUsed/>
   </w:style>
-  <w:style w:type="character" w:styleId="FootnoteTextChar" w:customStyle="1">
+  <w:style w:type="character" w:customStyle="1" w:styleId="FootnoteTextChar">
     <w:name w:val="Footnote Text Char"/>
     <w:link w:val="FootnoteText"/>
     <w:uiPriority w:val="99"/>
@@ -11277,7 +10810,7 @@
     <w:semiHidden/>
     <w:unhideWhenUsed/>
   </w:style>
-  <w:style w:type="character" w:styleId="EndnoteTextChar" w:customStyle="1">
+  <w:style w:type="character" w:customStyle="1" w:styleId="EndnoteTextChar">
     <w:name w:val="Endnote Text Char"/>
     <w:link w:val="EndnoteText"/>
     <w:uiPriority w:val="99"/>
@@ -11302,7 +10835,7 @@
       </w:tabs>
     </w:pPr>
   </w:style>
-  <w:style w:type="character" w:styleId="HeaderChar" w:customStyle="1">
+  <w:style w:type="character" w:customStyle="1" w:styleId="HeaderChar">
     <w:name w:val="Header Char"/>
     <w:basedOn w:val="DefaultParagraphFont"/>
     <w:link w:val="Header"/>
@@ -11323,7 +10856,7 @@
       </w:tabs>
     </w:pPr>
   </w:style>
-  <w:style w:type="character" w:styleId="FooterChar" w:customStyle="1">
+  <w:style w:type="character" w:customStyle="1" w:styleId="FooterChar">
     <w:name w:val="Footer Char"/>
     <w:basedOn w:val="DefaultParagraphFont"/>
     <w:link w:val="Footer"/>
@@ -11334,7 +10867,7 @@
 </file>
 
 <file path=word/theme/theme1.xml><?xml version="1.0" encoding="utf-8"?>
-<a:theme xmlns:a="http://schemas.openxmlformats.org/drawingml/2006/main" xmlns:thm15="http://schemas.microsoft.com/office/thememl/2012/main" name="Office Theme">
+<a:theme xmlns:a="http://schemas.openxmlformats.org/drawingml/2006/main" name="Office Theme">
   <a:themeElements>
     <a:clrScheme name="Office">
       <a:dk1>

--- a/DF_Assignment_04_Spring_2026.docx
+++ b/DF_Assignment_04_Spring_2026.docx
@@ -1202,7 +1202,7 @@
           </w:tcPr>
           <w:p>
             <w:r>
-              <w:t>Add-list</w:t>
+              <w:t>Add-task</w:t>
             </w:r>
           </w:p>
         </w:tc>

--- a/DF_Assignment_04_Spring_2026.docx
+++ b/DF_Assignment_04_Spring_2026.docx
@@ -1,6 +1,6 @@
 
 <file path=word/document.xml><?xml version="1.0" encoding="utf-8"?>
-<w:document xmlns:wpc="http://schemas.microsoft.com/office/word/2010/wordprocessingCanvas" xmlns:cx="http://schemas.microsoft.com/office/drawing/2014/chartex" xmlns:cx1="http://schemas.microsoft.com/office/drawing/2015/9/8/chartex" xmlns:cx2="http://schemas.microsoft.com/office/drawing/2015/10/21/chartex" xmlns:cx3="http://schemas.microsoft.com/office/drawing/2016/5/9/chartex" xmlns:cx4="http://schemas.microsoft.com/office/drawing/2016/5/10/chartex" xmlns:cx5="http://schemas.microsoft.com/office/drawing/2016/5/11/chartex" xmlns:cx6="http://schemas.microsoft.com/office/drawing/2016/5/12/chartex" xmlns:cx7="http://schemas.microsoft.com/office/drawing/2016/5/13/chartex" xmlns:cx8="http://schemas.microsoft.com/office/drawing/2016/5/14/chartex" xmlns:mc="http://schemas.openxmlformats.org/markup-compatibility/2006" xmlns:aink="http://schemas.microsoft.com/office/drawing/2016/ink" xmlns:am3d="http://schemas.microsoft.com/office/drawing/2017/model3d" xmlns:o="urn:schemas-microsoft-com:office:office" xmlns:oel="http://schemas.microsoft.com/office/2019/extlst" xmlns:r="http://schemas.openxmlformats.org/officeDocument/2006/relationships" xmlns:m="http://schemas.openxmlformats.org/officeDocument/2006/math" xmlns:v="urn:schemas-microsoft-com:vml" xmlns:wp14="http://schemas.microsoft.com/office/word/2010/wordprocessingDrawing" xmlns:wp="http://schemas.openxmlformats.org/drawingml/2006/wordprocessingDrawing" xmlns:w10="urn:schemas-microsoft-com:office:word" xmlns:w="http://schemas.openxmlformats.org/wordprocessingml/2006/main" xmlns:w14="http://schemas.microsoft.com/office/word/2010/wordml" xmlns:w15="http://schemas.microsoft.com/office/word/2012/wordml" xmlns:w16cex="http://schemas.microsoft.com/office/word/2018/wordml/cex" xmlns:w16cid="http://schemas.microsoft.com/office/word/2016/wordml/cid" xmlns:w16="http://schemas.microsoft.com/office/word/2018/wordml" xmlns:w16du="http://schemas.microsoft.com/office/word/2023/wordml/word16du" xmlns:w16sdtdh="http://schemas.microsoft.com/office/word/2020/wordml/sdtdatahash" xmlns:w16sdtfl="http://schemas.microsoft.com/office/word/2024/wordml/sdtformatlock" xmlns:w16se="http://schemas.microsoft.com/office/word/2015/wordml/symex" xmlns:wpg="http://schemas.microsoft.com/office/word/2010/wordprocessingGroup" xmlns:wpi="http://schemas.microsoft.com/office/word/2010/wordprocessingInk" xmlns:wne="http://schemas.microsoft.com/office/word/2006/wordml" xmlns:wps="http://schemas.microsoft.com/office/word/2010/wordprocessingShape" mc:Ignorable="w14 w15 w16se w16cid w16 w16cex w16sdtdh w16sdtfl w16du wp14">
+<w:document xmlns:wpc="http://schemas.microsoft.com/office/word/2010/wordprocessingCanvas" xmlns:cx="http://schemas.microsoft.com/office/drawing/2014/chartex" xmlns:cx1="http://schemas.microsoft.com/office/drawing/2015/9/8/chartex" xmlns:mc="http://schemas.openxmlformats.org/markup-compatibility/2006" xmlns:o="urn:schemas-microsoft-com:office:office" xmlns:r="http://schemas.openxmlformats.org/officeDocument/2006/relationships" xmlns:m="http://schemas.openxmlformats.org/officeDocument/2006/math" xmlns:v="urn:schemas-microsoft-com:vml" xmlns:wp14="http://schemas.microsoft.com/office/word/2010/wordprocessingDrawing" xmlns:wp="http://schemas.openxmlformats.org/drawingml/2006/wordprocessingDrawing" xmlns:w10="urn:schemas-microsoft-com:office:word" xmlns:w="http://schemas.openxmlformats.org/wordprocessingml/2006/main" xmlns:w14="http://schemas.microsoft.com/office/word/2010/wordml" xmlns:w15="http://schemas.microsoft.com/office/word/2012/wordml" xmlns:w16se="http://schemas.microsoft.com/office/word/2015/wordml/symex" xmlns:wpg="http://schemas.microsoft.com/office/word/2010/wordprocessingGroup" xmlns:wpi="http://schemas.microsoft.com/office/word/2010/wordprocessingInk" xmlns:wne="http://schemas.microsoft.com/office/word/2006/wordml" xmlns:wps="http://schemas.microsoft.com/office/word/2010/wordprocessingShape" mc:Ignorable="w14 w15 w16se wp14">
   <w:body>
     <w:p>
       <w:pPr>
@@ -92,7 +92,25 @@
           <w:sz w:val="24"/>
           <w:szCs w:val="24"/>
         </w:rPr>
-        <w:t>Students will design and implement a complete CI/CD pipeline for a containerized web application by integrating a CI workflow (triggered on a Pull Request) with a CD workflow (triggered on a merge/push to the develop branch). The assignment covers creating a fresh GitHub repository, versioning the assignment document, configuring GitHub Environments, managing secrets, and chaining two GitHub Actions workflows.</w:t>
+        <w:t xml:space="preserve">Students will design and implement a complete CI/CD pipeline for a containerized web application by </w:t>
+      </w:r>
+      <w:r>
+        <w:rPr>
+          <w:rFonts w:ascii="Arial" w:eastAsia="Arial" w:hAnsi="Arial" w:cs="Arial"/>
+          <w:color w:val="000000"/>
+          <w:sz w:val="24"/>
+          <w:szCs w:val="24"/>
+        </w:rPr>
+        <w:t>integrating a CI workflow (triggered on a Pull Request) with a CD workflow (triggered on a merge/push to the develop branch). The assignment covers creating a fresh GitHub repository, versioning the assignment document, configuring GitHub Environments, man</w:t>
+      </w:r>
+      <w:r>
+        <w:rPr>
+          <w:rFonts w:ascii="Arial" w:eastAsia="Arial" w:hAnsi="Arial" w:cs="Arial"/>
+          <w:color w:val="000000"/>
+          <w:sz w:val="24"/>
+          <w:szCs w:val="24"/>
+        </w:rPr>
+        <w:t>aging secrets, and chaining two GitHub Actions workflows.</w:t>
       </w:r>
     </w:p>
     <w:p>
@@ -164,7 +182,16 @@
           <w:sz w:val="24"/>
           <w:szCs w:val="24"/>
         </w:rPr>
-        <w:t>Version the assignment question paper inside the GitHub repository.</w:t>
+        <w:t>Version the assignment question paper inside the GitH</w:t>
+      </w:r>
+      <w:r>
+        <w:rPr>
+          <w:rFonts w:ascii="Arial" w:eastAsia="Arial" w:hAnsi="Arial" w:cs="Arial"/>
+          <w:color w:val="000000"/>
+          <w:sz w:val="24"/>
+          <w:szCs w:val="24"/>
+        </w:rPr>
+        <w:t>ub repository.</w:t>
       </w:r>
     </w:p>
     <w:p>
@@ -251,7 +278,16 @@
           <w:sz w:val="24"/>
           <w:szCs w:val="24"/>
         </w:rPr>
-        <w:t xml:space="preserve">Design and implement a CD workflow triggered by a push event on the </w:t>
+        <w:t>Design and implement a CD workflow triggered by a push event on th</w:t>
+      </w:r>
+      <w:r>
+        <w:rPr>
+          <w:rFonts w:ascii="Arial" w:eastAsia="Arial" w:hAnsi="Arial" w:cs="Arial"/>
+          <w:color w:val="000000"/>
+          <w:sz w:val="24"/>
+          <w:szCs w:val="24"/>
+        </w:rPr>
+        <w:t xml:space="preserve">e </w:t>
       </w:r>
       <w:r>
         <w:rPr>
@@ -394,7 +430,16 @@
           <w:sz w:val="24"/>
           <w:szCs w:val="24"/>
         </w:rPr>
-        <w:t>New Repository: Students MUST create a brand-new GitHub repository for this assignment. Do NOT reuse or fork any repository from a previous assignment.</w:t>
+        <w:t>New Repository: Students MUST create a brand-new GitHub repository for this assignment. Do NOT reuse or fork any repository from a</w:t>
+      </w:r>
+      <w:r>
+        <w:rPr>
+          <w:rFonts w:ascii="Arial" w:eastAsia="Arial" w:hAnsi="Arial" w:cs="Arial"/>
+          <w:color w:val="000000"/>
+          <w:sz w:val="24"/>
+          <w:szCs w:val="24"/>
+        </w:rPr>
+        <w:t xml:space="preserve"> previous assignment.</w:t>
       </w:r>
     </w:p>
     <w:p>
@@ -417,7 +462,16 @@
           <w:sz w:val="24"/>
           <w:szCs w:val="24"/>
         </w:rPr>
-        <w:t>Assignment Document in Repo: The Assignment 04 question paper (this .docx file) must be committed to the root of the repository. Each student must fill in their own details in their respective row in Table 1 (Group Details) directly inside the versioned document.</w:t>
+        <w:t xml:space="preserve">Assignment Document in Repo: The Assignment 04 question paper (this .docx file) must be committed to the root of the repository. Each student must fill in their own details in their respective row in Table 1 (Group Details) directly </w:t>
+      </w:r>
+      <w:r>
+        <w:rPr>
+          <w:rFonts w:ascii="Arial" w:eastAsia="Arial" w:hAnsi="Arial" w:cs="Arial"/>
+          <w:color w:val="000000"/>
+          <w:sz w:val="24"/>
+          <w:szCs w:val="24"/>
+        </w:rPr>
+        <w:t>inside the versioned document.</w:t>
       </w:r>
     </w:p>
     <w:p>
@@ -440,7 +494,16 @@
           <w:sz w:val="24"/>
           <w:szCs w:val="24"/>
         </w:rPr>
-        <w:t>Secrets Ownership: All GitHub secrets (DOCKERHUB_USERNAME, DOCKERHUB_TOKEN, RENDER_DEPLOY_HOOK_URL) must be created by the Team Lead using the TL's own Docker Hub and Render credentials. No team member other than the TL should create or modify secrets.</w:t>
+        <w:t>Secrets Ownership: All GitHub secrets (DOCKERHUB_USERNAME, DOCKERHUB_TOKEN, RENDER_DEPLOY_HOOK_URL) must be created by the Team Lead using the TL's own Docker Hub and Render credentials. No team member other than the TL shoul</w:t>
+      </w:r>
+      <w:r>
+        <w:rPr>
+          <w:rFonts w:ascii="Arial" w:eastAsia="Arial" w:hAnsi="Arial" w:cs="Arial"/>
+          <w:color w:val="000000"/>
+          <w:sz w:val="24"/>
+          <w:szCs w:val="24"/>
+        </w:rPr>
+        <w:t>d create or modify secrets.</w:t>
       </w:r>
     </w:p>
     <w:p>
@@ -509,7 +572,16 @@
           <w:sz w:val="24"/>
           <w:szCs w:val="24"/>
         </w:rPr>
-        <w:t>Plagiarism will result in ZERO marks for all involved members.</w:t>
+        <w:t>Plagiarism will resu</w:t>
+      </w:r>
+      <w:r>
+        <w:rPr>
+          <w:rFonts w:ascii="Arial" w:eastAsia="Arial" w:hAnsi="Arial" w:cs="Arial"/>
+          <w:color w:val="000000"/>
+          <w:sz w:val="24"/>
+          <w:szCs w:val="24"/>
+        </w:rPr>
+        <w:t>lt in ZERO marks for all involved members.</w:t>
       </w:r>
     </w:p>
     <w:p>
@@ -614,7 +686,18 @@
           <w:sz w:val="18"/>
           <w:szCs w:val="18"/>
         </w:rPr>
-        <w:t xml:space="preserve"> Each student must fill their own row (including Assigned Page) in the versioned copy inside the repo</w:t>
+        <w:t xml:space="preserve"> Each student must fill their own row (including Assigned </w:t>
+      </w:r>
+      <w:r>
+        <w:rPr>
+          <w:rFonts w:ascii="Arial" w:eastAsia="Arial" w:hAnsi="Arial" w:cs="Arial"/>
+          <w:b/>
+          <w:bCs/>
+          <w:color w:val="444444"/>
+          <w:sz w:val="18"/>
+          <w:szCs w:val="18"/>
+        </w:rPr>
+        <w:t>Page) in the versioned copy inside the repo</w:t>
       </w:r>
     </w:p>
     <w:tbl>
@@ -636,12 +719,12 @@
       </w:tblPr>
       <w:tblGrid>
         <w:gridCol w:w="471"/>
-        <w:gridCol w:w="1423"/>
-        <w:gridCol w:w="1348"/>
+        <w:gridCol w:w="1362"/>
+        <w:gridCol w:w="1558"/>
         <w:gridCol w:w="1561"/>
-        <w:gridCol w:w="1292"/>
-        <w:gridCol w:w="1630"/>
-        <w:gridCol w:w="1635"/>
+        <w:gridCol w:w="1253"/>
+        <w:gridCol w:w="1573"/>
+        <w:gridCol w:w="1582"/>
       </w:tblGrid>
       <w:tr>
         <w:trPr>
@@ -1304,7 +1387,11 @@
             </w:tcMar>
             <w:vAlign w:val="center"/>
           </w:tcPr>
-          <w:p/>
+          <w:p>
+            <w:r>
+              <w:t>shehroz</w:t>
+            </w:r>
+          </w:p>
         </w:tc>
         <w:tc>
           <w:tcPr>
@@ -1324,7 +1411,11 @@
             </w:tcMar>
             <w:vAlign w:val="center"/>
           </w:tcPr>
-          <w:p/>
+          <w:p>
+            <w:r>
+              <w:t>shehrozkhokhar</w:t>
+            </w:r>
+          </w:p>
         </w:tc>
         <w:tc>
           <w:tcPr>
@@ -1344,7 +1435,11 @@
             </w:tcMar>
             <w:vAlign w:val="center"/>
           </w:tcPr>
-          <w:p/>
+          <w:p>
+            <w:r>
+              <w:t>member</w:t>
+            </w:r>
+          </w:p>
         </w:tc>
         <w:tc>
           <w:tcPr>
@@ -1364,7 +1459,11 @@
             </w:tcMar>
             <w:vAlign w:val="center"/>
           </w:tcPr>
-          <w:p/>
+          <w:p>
+            <w:r>
+              <w:t>Task-detail</w:t>
+            </w:r>
+          </w:p>
         </w:tc>
         <w:tc>
           <w:tcPr>
@@ -1384,7 +1483,11 @@
             </w:tcMar>
             <w:vAlign w:val="center"/>
           </w:tcPr>
-          <w:p/>
+          <w:p>
+            <w:r>
+              <w:t>Feature/task-detail</w:t>
+            </w:r>
+          </w:p>
         </w:tc>
         <w:tc>
           <w:tcPr>
@@ -1404,7 +1507,13 @@
             </w:tcMar>
             <w:vAlign w:val="center"/>
           </w:tcPr>
-          <w:p/>
+          <w:p>
+            <w:r>
+              <w:t>no</w:t>
+            </w:r>
+            <w:bookmarkStart w:id="0" w:name="_GoBack"/>
+            <w:bookmarkEnd w:id="0"/>
+          </w:p>
         </w:tc>
       </w:tr>
       <w:tr>
@@ -1839,7 +1948,14 @@
           <w:rFonts w:ascii="Arial" w:eastAsia="Arial" w:hAnsi="Arial" w:cs="Arial"/>
           <w:color w:val="000000"/>
         </w:rPr>
-        <w:t>Your team is the development crew for TaskFlow, a lightweight task-management web application consisting of five HTML pages. The Team Lead sets up the repository, Dockerfile, shared stylesheet, and the CI/CD pipelines. Each team member is then individually responsible for building one specific page of the application, following the full Git, GitHub, and Docker flow independently.</w:t>
+        <w:t>Your team is the development crew for TaskFlow, a lightweight task-management web application consisting of five HTML pages. The Team Lead sets up the reposit</w:t>
+      </w:r>
+      <w:r>
+        <w:rPr>
+          <w:rFonts w:ascii="Arial" w:eastAsia="Arial" w:hAnsi="Arial" w:cs="Arial"/>
+          <w:color w:val="000000"/>
+        </w:rPr>
+        <w:t>ory, Dockerfile, shared stylesheet, and the CI/CD pipelines. Each team member is then individually responsible for building one specific page of the application, following the full Git, GitHub, and Docker flow independently.</w:t>
       </w:r>
     </w:p>
     <w:p>
@@ -1857,7 +1973,14 @@
           <w:rFonts w:ascii="Arial" w:eastAsia="Arial" w:hAnsi="Arial" w:cs="Arial"/>
           <w:color w:val="000000"/>
         </w:rPr>
-        <w:t>The 5 pages of the TaskFlow application and their assignment are defined in Table 3 below. The Team Lead takes Page 1 (Home / Dashboard) in addition to their setup responsibilities.</w:t>
+        <w:t>The 5 pages of the TaskFlow ap</w:t>
+      </w:r>
+      <w:r>
+        <w:rPr>
+          <w:rFonts w:ascii="Arial" w:eastAsia="Arial" w:hAnsi="Arial" w:cs="Arial"/>
+          <w:color w:val="000000"/>
+        </w:rPr>
+        <w:t>plication and their assignment are defined in Table 3 below. The Team Lead takes Page 1 (Home / Dashboard) in addition to their setup responsibilities.</w:t>
       </w:r>
     </w:p>
     <w:p>
@@ -2129,7 +2252,16 @@
                 <w:sz w:val="18"/>
                 <w:szCs w:val="18"/>
               </w:rPr>
-              <w:t>Home / Dashboard</w:t>
+              <w:t xml:space="preserve">Home / </w:t>
+            </w:r>
+            <w:r>
+              <w:rPr>
+                <w:rFonts w:ascii="Arial" w:eastAsia="Arial" w:hAnsi="Arial" w:cs="Arial"/>
+                <w:color w:val="000000"/>
+                <w:sz w:val="18"/>
+                <w:szCs w:val="18"/>
+              </w:rPr>
+              <w:t>Dashboard</w:t>
             </w:r>
           </w:p>
         </w:tc>
@@ -2589,6 +2721,7 @@
                 <w:sz w:val="18"/>
                 <w:szCs w:val="18"/>
               </w:rPr>
+              <w:lastRenderedPageBreak/>
               <w:t>5</w:t>
             </w:r>
           </w:p>
@@ -2681,7 +2814,16 @@
                 <w:sz w:val="18"/>
                 <w:szCs w:val="18"/>
               </w:rPr>
-              <w:t>A page describing the TaskFlow application, its purpose, and a simple usage guide explaining how to navigate and use the app.</w:t>
+              <w:t xml:space="preserve">A page describing the TaskFlow application, its purpose, and a simple usage guide </w:t>
+            </w:r>
+            <w:r>
+              <w:rPr>
+                <w:rFonts w:ascii="Arial" w:eastAsia="Arial" w:hAnsi="Arial" w:cs="Arial"/>
+                <w:color w:val="000000"/>
+                <w:sz w:val="18"/>
+                <w:szCs w:val="18"/>
+              </w:rPr>
+              <w:t>explaining how to navigate and use the app.</w:t>
             </w:r>
           </w:p>
         </w:tc>
@@ -2752,7 +2894,14 @@
           <w:rFonts w:ascii="Arial" w:eastAsia="Arial" w:hAnsi="Arial" w:cs="Arial"/>
           <w:color w:val="000000"/>
         </w:rPr>
-        <w:t>Build the assigned HTML page with appropriate content and link it to the shared style.css.</w:t>
+        <w:t xml:space="preserve">Build the </w:t>
+      </w:r>
+      <w:r>
+        <w:rPr>
+          <w:rFonts w:ascii="Arial" w:eastAsia="Arial" w:hAnsi="Arial" w:cs="Arial"/>
+          <w:color w:val="000000"/>
+        </w:rPr>
+        <w:t>assigned HTML page with appropriate content and link it to the shared style.css.</w:t>
       </w:r>
     </w:p>
     <w:p>
@@ -2817,7 +2966,14 @@
           <w:rFonts w:ascii="Arial" w:eastAsia="Arial" w:hAnsi="Arial" w:cs="Arial"/>
           <w:color w:val="000000"/>
         </w:rPr>
-        <w:t xml:space="preserve">Once CI passes and the PR is reviewed and approved, the Team Lead merges the PR. The merge generates a push event on </w:t>
+        <w:t>Once CI passe</w:t>
+      </w:r>
+      <w:r>
+        <w:rPr>
+          <w:rFonts w:ascii="Arial" w:eastAsia="Arial" w:hAnsi="Arial" w:cs="Arial"/>
+          <w:color w:val="000000"/>
+        </w:rPr>
+        <w:t xml:space="preserve">s and the PR is reviewed and approved, the Team Lead merges the PR. The merge generates a push event on </w:t>
       </w:r>
       <w:r>
         <w:rPr>
@@ -2849,7 +3005,14 @@
           <w:rFonts w:ascii="Arial" w:eastAsia="Arial" w:hAnsi="Arial" w:cs="Arial"/>
           <w:color w:val="2E75B6"/>
         </w:rPr>
-        <w:t xml:space="preserve">Complete automated flow:  Feature Branch → PR opened → CI builds &amp; pushes Docker image → PR merged → push on </w:t>
+        <w:t>Complete automated flow:  Feature Branch → PR opened → CI buil</w:t>
+      </w:r>
+      <w:r>
+        <w:rPr>
+          <w:rFonts w:ascii="Arial" w:eastAsia="Arial" w:hAnsi="Arial" w:cs="Arial"/>
+          <w:color w:val="2E75B6"/>
+        </w:rPr>
+        <w:t xml:space="preserve">ds &amp; pushes Docker image → PR merged → push on </w:t>
       </w:r>
       <w:r>
         <w:rPr>
@@ -2996,7 +3159,14 @@
           <w:rFonts w:ascii="Arial" w:eastAsia="Arial" w:hAnsi="Arial" w:cs="Arial"/>
           <w:color w:val="000000"/>
         </w:rPr>
-        <w:t>Team Lead: Sign up on Render (render.com), create a new Web Service connected to the Docker Hub image repository, and copy the deploy hook URL from the Render service settings. This URL will be stored as the RENDER_DEPLOY_HOOK_URL secret.</w:t>
+        <w:t>Team Lead: Sign up on Render (render.com), create a new Web Service connected to the Docker Hub image repository, and copy the deploy hook URL from the Render servic</w:t>
+      </w:r>
+      <w:r>
+        <w:rPr>
+          <w:rFonts w:ascii="Arial" w:eastAsia="Arial" w:hAnsi="Arial" w:cs="Arial"/>
+          <w:color w:val="000000"/>
+        </w:rPr>
+        <w:t>e settings. This URL will be stored as the RENDER_DEPLOY_HOOK_URL secret.</w:t>
       </w:r>
     </w:p>
     <w:p>
@@ -3013,7 +3183,14 @@
           <w:rFonts w:ascii="Arial" w:eastAsia="Arial" w:hAnsi="Arial" w:cs="Arial"/>
           <w:color w:val="000000"/>
         </w:rPr>
-        <w:t>Commit the Assignment 04 question paper (this .docx file) to the root of the repository. Each team member must then update Table 1 with their own details in the file and commit to their feature branch.</w:t>
+        <w:t>Commit the Assignment 04 question paper (this .docx file) to the root of the repository. Each team member must then update Table 1 with their own details in the file and commit to th</w:t>
+      </w:r>
+      <w:r>
+        <w:rPr>
+          <w:rFonts w:ascii="Arial" w:eastAsia="Arial" w:hAnsi="Arial" w:cs="Arial"/>
+          <w:color w:val="000000"/>
+        </w:rPr>
+        <w:t>eir feature branch.</w:t>
       </w:r>
     </w:p>
     <w:p>
@@ -3694,7 +3871,16 @@
                 <w:sz w:val="18"/>
                 <w:szCs w:val="18"/>
               </w:rPr>
-              <w:t>Dockerfile to containerize the application (nginx-based)</w:t>
+              <w:t xml:space="preserve">Dockerfile to containerize the application </w:t>
+            </w:r>
+            <w:r>
+              <w:rPr>
+                <w:rFonts w:ascii="Arial" w:eastAsia="Arial" w:hAnsi="Arial" w:cs="Arial"/>
+                <w:color w:val="000000"/>
+                <w:sz w:val="18"/>
+                <w:szCs w:val="18"/>
+              </w:rPr>
+              <w:t>(nginx-based)</w:t>
             </w:r>
           </w:p>
         </w:tc>
@@ -3874,6 +4060,7 @@
                 <w:sz w:val="18"/>
                 <w:szCs w:val="18"/>
               </w:rPr>
+              <w:lastRenderedPageBreak/>
               <w:t>Assignment_04_Spring2026.docx</w:t>
             </w:r>
           </w:p>
@@ -3944,7 +4131,6 @@
           <w:rFonts w:ascii="Arial" w:eastAsia="Arial" w:hAnsi="Arial" w:cs="Arial"/>
           <w:color w:val="000000"/>
         </w:rPr>
-        <w:lastRenderedPageBreak/>
         <w:t xml:space="preserve">The Team Lead (TL) is responsible for creating all secrets listed below. The TL is the repository admin and the credentials in use </w:t>
       </w:r>
       <w:r>
@@ -4066,7 +4252,18 @@
           <w:sz w:val="18"/>
           <w:szCs w:val="18"/>
         </w:rPr>
-        <w:t>Table 4: Secrets Configuration Reference</w:t>
+        <w:t>Table 4: Secrets Configuration</w:t>
+      </w:r>
+      <w:r>
+        <w:rPr>
+          <w:rFonts w:ascii="Arial" w:eastAsia="Arial" w:hAnsi="Arial" w:cs="Arial"/>
+          <w:b/>
+          <w:bCs/>
+          <w:color w:val="444444"/>
+          <w:sz w:val="18"/>
+          <w:szCs w:val="18"/>
+        </w:rPr>
+        <w:t xml:space="preserve"> Reference</w:t>
       </w:r>
     </w:p>
     <w:tbl>
@@ -4436,7 +4633,18 @@
                 <w:sz w:val="18"/>
                 <w:szCs w:val="18"/>
               </w:rPr>
-              <w:t>Environment (development)</w:t>
+              <w:t>Environment</w:t>
+            </w:r>
+            <w:r>
+              <w:rPr>
+                <w:rFonts w:ascii="Arial" w:eastAsia="Arial" w:hAnsi="Arial" w:cs="Arial"/>
+                <w:b/>
+                <w:bCs/>
+                <w:color w:val="000000"/>
+                <w:sz w:val="18"/>
+                <w:szCs w:val="18"/>
+              </w:rPr>
+              <w:t xml:space="preserve"> (development)</w:t>
             </w:r>
           </w:p>
         </w:tc>
@@ -4519,7 +4727,7 @@
           <w:sz w:val="18"/>
           <w:szCs w:val="18"/>
         </w:rPr>
-        <w:t xml:space="preserve">All three secrets must be created by the Team Lead, as the TL is the repository admin and the credentials belong to them. DOCKERHUB_USERNAME and DOCKERHUB_TOKEN must be the Team Lead's own Docker Hub credentials, added as repository-level secrets (Settings → Secrets and variables → Actions → Repository secrets). RENDER_DEPLOY_HOOK_URL is obtained from the Render web service set up by the Team Lead and must be added as an environment-level secret inside the </w:t>
+        <w:t>All three secrets must be created by the Team Lead, as the TL is the repository admin and the credentials belong to them. DOCKERHUB_USERNAME and DOCKERHUB_TOKEN must be the Team Lead's own Docker Hub credentials, added as repository-level secrets (Settings</w:t>
       </w:r>
       <w:r>
         <w:rPr>
@@ -4528,7 +4736,7 @@
           <w:sz w:val="18"/>
           <w:szCs w:val="18"/>
         </w:rPr>
-        <w:t>“development”</w:t>
+        <w:t xml:space="preserve"> → Secrets and variables → Actions → Repository secrets). RENDER_DEPLOY_HOOK_URL is obtained from the Render web service set up by the Team Lead and must be added as an environment-level secret inside the </w:t>
       </w:r>
       <w:r>
         <w:rPr>
@@ -4537,7 +4745,25 @@
           <w:sz w:val="18"/>
           <w:szCs w:val="18"/>
         </w:rPr>
-        <w:t xml:space="preserve"> environment (Settings → Environments → development → Add secret).</w:t>
+        <w:t>“development”</w:t>
+      </w:r>
+      <w:r>
+        <w:rPr>
+          <w:rFonts w:ascii="Arial" w:eastAsia="Arial" w:hAnsi="Arial" w:cs="Arial"/>
+          <w:color w:val="555555"/>
+          <w:sz w:val="18"/>
+          <w:szCs w:val="18"/>
+        </w:rPr>
+        <w:t xml:space="preserve"> environment (Settings → Environments </w:t>
+      </w:r>
+      <w:r>
+        <w:rPr>
+          <w:rFonts w:ascii="Arial" w:eastAsia="Arial" w:hAnsi="Arial" w:cs="Arial"/>
+          <w:color w:val="555555"/>
+          <w:sz w:val="18"/>
+          <w:szCs w:val="18"/>
+        </w:rPr>
+        <w:t>→ development → Add secret).</w:t>
       </w:r>
     </w:p>
     <w:p>
@@ -4629,7 +4855,14 @@
           <w:rFonts w:ascii="Arial" w:eastAsia="Arial" w:hAnsi="Arial" w:cs="Arial"/>
           <w:color w:val="000000"/>
         </w:rPr>
-        <w:t>Step 1 – Checkout: Check out the repository code using actions/checkout.</w:t>
+        <w:t xml:space="preserve">Step 1 – </w:t>
+      </w:r>
+      <w:r>
+        <w:rPr>
+          <w:rFonts w:ascii="Arial" w:eastAsia="Arial" w:hAnsi="Arial" w:cs="Arial"/>
+          <w:color w:val="000000"/>
+        </w:rPr>
+        <w:t>Checkout: Check out the repository code using actions/checkout.</w:t>
       </w:r>
     </w:p>
     <w:p>
@@ -4663,7 +4896,14 @@
           <w:rFonts w:ascii="Arial" w:eastAsia="Arial" w:hAnsi="Arial" w:cs="Arial"/>
           <w:color w:val="000000"/>
         </w:rPr>
-        <w:t>Step 3 – Build Image: Build the Docker image from the Dockerfile in the project root.</w:t>
+        <w:t>Step 3 – Build Image: Build the Docker image from the Dockerfile in the</w:t>
+      </w:r>
+      <w:r>
+        <w:rPr>
+          <w:rFonts w:ascii="Arial" w:eastAsia="Arial" w:hAnsi="Arial" w:cs="Arial"/>
+          <w:color w:val="000000"/>
+        </w:rPr>
+        <w:t xml:space="preserve"> project root.</w:t>
       </w:r>
     </w:p>
     <w:p>
@@ -4746,7 +4986,14 @@
           <w:rFonts w:ascii="Arial" w:eastAsia="Arial" w:hAnsi="Arial" w:cs="Arial"/>
           <w:color w:val="000000"/>
         </w:rPr>
-        <w:t>The workflow must fail the entire run if any step fails, preventing a broken image from being available for deployment.</w:t>
+        <w:t xml:space="preserve">The </w:t>
+      </w:r>
+      <w:r>
+        <w:rPr>
+          <w:rFonts w:ascii="Arial" w:eastAsia="Arial" w:hAnsi="Arial" w:cs="Arial"/>
+          <w:color w:val="000000"/>
+        </w:rPr>
+        <w:t>workflow must fail the entire run if any step fails, preventing a broken image from being available for deployment.</w:t>
       </w:r>
     </w:p>
     <w:p>
@@ -4763,6 +5010,7 @@
           <w:rFonts w:ascii="Arial" w:eastAsia="Arial" w:hAnsi="Arial" w:cs="Arial"/>
           <w:color w:val="000000"/>
         </w:rPr>
+        <w:lastRenderedPageBreak/>
         <w:t xml:space="preserve">The CI status check must appear as a required check in the Branch Protection Rules on </w:t>
       </w:r>
       <w:r>
@@ -4801,7 +5049,18 @@
           <w:sz w:val="28"/>
           <w:szCs w:val="28"/>
         </w:rPr>
-        <w:t>CD PIPELINE REQUIREMENTS  (.github/workflows/cd.yml)</w:t>
+        <w:t>CD PIPELINE REQUIREMENTS  (.github/workflo</w:t>
+      </w:r>
+      <w:r>
+        <w:rPr>
+          <w:rFonts w:ascii="Arial" w:eastAsia="Arial" w:hAnsi="Arial" w:cs="Arial"/>
+          <w:b/>
+          <w:bCs/>
+          <w:color w:val="1F3864"/>
+          <w:sz w:val="28"/>
+          <w:szCs w:val="28"/>
+        </w:rPr>
+        <w:t>ws/cd.yml)</w:t>
       </w:r>
     </w:p>
     <w:p>
@@ -4887,7 +5146,14 @@
           <w:rFonts w:ascii="Arial" w:eastAsia="Arial" w:hAnsi="Arial" w:cs="Arial"/>
           <w:color w:val="000000"/>
         </w:rPr>
-        <w:t>Step 1 – Checkout: Check out the repository code using actions/checkout.</w:t>
+        <w:t>Step 1 – Checkout:</w:t>
+      </w:r>
+      <w:r>
+        <w:rPr>
+          <w:rFonts w:ascii="Arial" w:eastAsia="Arial" w:hAnsi="Arial" w:cs="Arial"/>
+          <w:color w:val="000000"/>
+        </w:rPr>
+        <w:t xml:space="preserve"> Check out the repository code using actions/checkout.</w:t>
       </w:r>
     </w:p>
     <w:p>
@@ -4921,7 +5187,14 @@
           <w:rFonts w:ascii="Arial" w:eastAsia="Arial" w:hAnsi="Arial" w:cs="Arial"/>
           <w:color w:val="000000"/>
         </w:rPr>
-        <w:t>Step 3 – Deploy: Send an HTTP POST request to the Render deploy hook URL using curl:</w:t>
+        <w:t xml:space="preserve">Step 3 – Deploy: Send an HTTP POST </w:t>
+      </w:r>
+      <w:r>
+        <w:rPr>
+          <w:rFonts w:ascii="Arial" w:eastAsia="Arial" w:hAnsi="Arial" w:cs="Arial"/>
+          <w:color w:val="000000"/>
+        </w:rPr>
+        <w:t>request to the Render deploy hook URL using curl:</w:t>
       </w:r>
     </w:p>
     <w:p>
@@ -4991,7 +5264,14 @@
           <w:rFonts w:ascii="Arial" w:eastAsia="Arial" w:hAnsi="Arial" w:cs="Arial"/>
           <w:color w:val="000000"/>
         </w:rPr>
-        <w:t>The CD workflow file must declare runs-on: ubuntu-latest.</w:t>
+        <w:t>The CD workflow file must declare runs-</w:t>
+      </w:r>
+      <w:r>
+        <w:rPr>
+          <w:rFonts w:ascii="Arial" w:eastAsia="Arial" w:hAnsi="Arial" w:cs="Arial"/>
+          <w:color w:val="000000"/>
+        </w:rPr>
+        <w:t>on: ubuntu-latest.</w:t>
       </w:r>
     </w:p>
     <w:p>
@@ -5546,7 +5826,14 @@
           <w:rFonts w:ascii="Arial" w:eastAsia="Arial" w:hAnsi="Arial" w:cs="Arial"/>
           <w:color w:val="000000"/>
         </w:rPr>
-        <w:t xml:space="preserve"> including their Assigned Page </w:t>
+        <w:t xml:space="preserve"> including their Assigned Page</w:t>
+      </w:r>
+      <w:r>
+        <w:rPr>
+          <w:rFonts w:ascii="Arial" w:eastAsia="Arial" w:hAnsi="Arial" w:cs="Arial"/>
+          <w:color w:val="000000"/>
+        </w:rPr>
+        <w:t xml:space="preserve"> </w:t>
       </w:r>
       <w:r>
         <w:rPr>
@@ -5636,7 +5923,14 @@
           <w:rFonts w:ascii="Arial" w:eastAsia="Arial" w:hAnsi="Arial" w:cs="Arial"/>
           <w:color w:val="000000"/>
         </w:rPr>
-        <w:t xml:space="preserve">Team Lead: Apply Branch Protection Rules on the </w:t>
+        <w:t>Team Lead: Apply Branch Protection Rules on th</w:t>
+      </w:r>
+      <w:r>
+        <w:rPr>
+          <w:rFonts w:ascii="Arial" w:eastAsia="Arial" w:hAnsi="Arial" w:cs="Arial"/>
+          <w:color w:val="000000"/>
+        </w:rPr>
+        <w:t xml:space="preserve">e </w:t>
       </w:r>
       <w:r>
         <w:rPr>
@@ -5757,7 +6051,14 @@
           <w:rFonts w:ascii="Arial" w:eastAsia="Arial" w:hAnsi="Arial" w:cs="Arial"/>
           <w:color w:val="000000"/>
         </w:rPr>
-        <w:t>Each team member must independently complete the following full DevOps flow for their assigned page (refer to Table 3):</w:t>
+        <w:t>Each team membe</w:t>
+      </w:r>
+      <w:r>
+        <w:rPr>
+          <w:rFonts w:ascii="Arial" w:eastAsia="Arial" w:hAnsi="Arial" w:cs="Arial"/>
+          <w:color w:val="000000"/>
+        </w:rPr>
+        <w:t>r must independently complete the following full DevOps flow for their assigned page (refer to Table 3):</w:t>
       </w:r>
     </w:p>
     <w:p>
@@ -5793,6 +6094,7 @@
           <w:sz w:val="19"/>
           <w:szCs w:val="19"/>
         </w:rPr>
+        <w:lastRenderedPageBreak/>
         <w:t>Build the assigned HTML page with proper content and link it to style.css</w:t>
       </w:r>
     </w:p>
@@ -5811,7 +6113,15 @@
           <w:sz w:val="19"/>
           <w:szCs w:val="19"/>
         </w:rPr>
-        <w:t>Commit the page and push the feature branch to GitHub</w:t>
+        <w:t xml:space="preserve">Commit the </w:t>
+      </w:r>
+      <w:r>
+        <w:rPr>
+          <w:rFonts w:ascii="Arial" w:eastAsia="Arial" w:hAnsi="Arial" w:cs="Arial"/>
+          <w:sz w:val="19"/>
+          <w:szCs w:val="19"/>
+        </w:rPr>
+        <w:t>page and push the feature branch to GitHub</w:t>
       </w:r>
     </w:p>
     <w:p>
@@ -5912,7 +6222,14 @@
           <w:rFonts w:ascii="Arial" w:eastAsia="Arial" w:hAnsi="Arial" w:cs="Arial"/>
           <w:color w:val="000000"/>
         </w:rPr>
-        <w:t>After all 5 PRs are merged, verify the live TaskFlow application on Render contains all five pages and navigation between them works correctly.</w:t>
+        <w:t xml:space="preserve">After all 5 PRs are merged, verify the </w:t>
+      </w:r>
+      <w:r>
+        <w:rPr>
+          <w:rFonts w:ascii="Arial" w:eastAsia="Arial" w:hAnsi="Arial" w:cs="Arial"/>
+          <w:color w:val="000000"/>
+        </w:rPr>
+        <w:t>live TaskFlow application on Render contains all five pages and navigation between them works correctly.</w:t>
       </w:r>
     </w:p>
     <w:p>
@@ -6335,7 +6652,16 @@
                 <w:sz w:val="18"/>
                 <w:szCs w:val="18"/>
               </w:rPr>
-              <w:t>Version the Assignment 04 question paper (Assignment_04_Spring2026.docx) inside the repo root; each member fills their row including Assigned Page</w:t>
+              <w:t xml:space="preserve">Version the Assignment 04 question paper (Assignment_04_Spring2026.docx) inside the repo root; each member </w:t>
+            </w:r>
+            <w:r>
+              <w:rPr>
+                <w:rFonts w:ascii="Arial" w:eastAsia="Arial" w:hAnsi="Arial" w:cs="Arial"/>
+                <w:color w:val="000000"/>
+                <w:sz w:val="18"/>
+                <w:szCs w:val="18"/>
+              </w:rPr>
+              <w:t>fills their row including Assigned Page</w:t>
             </w:r>
           </w:p>
         </w:tc>
@@ -6901,7 +7227,16 @@
                 <w:sz w:val="18"/>
                 <w:szCs w:val="18"/>
               </w:rPr>
-              <w:t>Each member creates their feature branch using the correct naming convention (feature/&lt;username&gt;/&lt;page-name&gt;)</w:t>
+              <w:t xml:space="preserve">Each member creates their feature branch using the correct naming </w:t>
+            </w:r>
+            <w:r>
+              <w:rPr>
+                <w:rFonts w:ascii="Arial" w:eastAsia="Arial" w:hAnsi="Arial" w:cs="Arial"/>
+                <w:color w:val="000000"/>
+                <w:sz w:val="18"/>
+                <w:szCs w:val="18"/>
+              </w:rPr>
+              <w:t>convention (feature/&lt;username&gt;/&lt;page-name&gt;)</w:t>
             </w:r>
           </w:p>
         </w:tc>
@@ -7925,6 +8260,7 @@
                 <w:sz w:val="18"/>
                 <w:szCs w:val="18"/>
               </w:rPr>
+              <w:lastRenderedPageBreak/>
               <w:t>15</w:t>
             </w:r>
           </w:p>
@@ -7955,7 +8291,16 @@
                 <w:sz w:val="18"/>
                 <w:szCs w:val="18"/>
               </w:rPr>
-              <w:t>Deploy step invokes Render webhook via curl POST; deployed app on Render contains all 5 pages</w:t>
+              <w:t xml:space="preserve">Deploy step invokes Render webhook via curl POST; deployed app on </w:t>
+            </w:r>
+            <w:r>
+              <w:rPr>
+                <w:rFonts w:ascii="Arial" w:eastAsia="Arial" w:hAnsi="Arial" w:cs="Arial"/>
+                <w:color w:val="000000"/>
+                <w:sz w:val="18"/>
+                <w:szCs w:val="18"/>
+              </w:rPr>
+              <w:t>Render contains all 5 pages</w:t>
             </w:r>
           </w:p>
         </w:tc>
@@ -8229,7 +8574,16 @@
                 <w:sz w:val="18"/>
                 <w:szCs w:val="18"/>
               </w:rPr>
-              <w:t>Individual reflection (4–5 lines per member) on CI/CD integration and page development experience</w:t>
+              <w:t xml:space="preserve">Individual reflection (4–5 lines per member) on CI/CD </w:t>
+            </w:r>
+            <w:r>
+              <w:rPr>
+                <w:rFonts w:ascii="Arial" w:eastAsia="Arial" w:hAnsi="Arial" w:cs="Arial"/>
+                <w:color w:val="000000"/>
+                <w:sz w:val="18"/>
+                <w:szCs w:val="18"/>
+              </w:rPr>
+              <w:t>integration and page development experience</w:t>
             </w:r>
           </w:p>
         </w:tc>
@@ -8415,7 +8769,14 @@
           <w:rFonts w:ascii="Arial" w:eastAsia="Arial" w:hAnsi="Arial" w:cs="Arial"/>
           <w:color w:val="000000"/>
         </w:rPr>
-        <w:t>GitHub repository URL (must be public or shared with the instructor).</w:t>
+        <w:t xml:space="preserve">GitHub </w:t>
+      </w:r>
+      <w:r>
+        <w:rPr>
+          <w:rFonts w:ascii="Arial" w:eastAsia="Arial" w:hAnsi="Arial" w:cs="Arial"/>
+          <w:color w:val="000000"/>
+        </w:rPr>
+        <w:t>repository URL (must be public or shared with the instructor).</w:t>
       </w:r>
     </w:p>
     <w:p>
@@ -8494,7 +8855,14 @@
           <w:rFonts w:ascii="Arial" w:eastAsia="Arial" w:hAnsi="Arial" w:cs="Arial"/>
           <w:color w:val="000000"/>
         </w:rPr>
-        <w:t xml:space="preserve"> all steps green (one screenshot per member, or a combined view).</w:t>
+        <w:t xml:space="preserve"> </w:t>
+      </w:r>
+      <w:r>
+        <w:rPr>
+          <w:rFonts w:ascii="Arial" w:eastAsia="Arial" w:hAnsi="Arial" w:cs="Arial"/>
+          <w:color w:val="000000"/>
+        </w:rPr>
+        <w:t>all steps green (one screenshot per member, or a combined view).</w:t>
       </w:r>
     </w:p>
     <w:p>
@@ -8573,7 +8941,14 @@
           <w:rFonts w:ascii="Arial" w:eastAsia="Arial" w:hAnsi="Arial" w:cs="Arial"/>
           <w:color w:val="000000"/>
         </w:rPr>
-        <w:t>Screenshot 5: Live TaskFlow application on Render showing all five pages are accessible.</w:t>
+        <w:t>Screenshot 5: Live</w:t>
+      </w:r>
+      <w:r>
+        <w:rPr>
+          <w:rFonts w:ascii="Arial" w:eastAsia="Arial" w:hAnsi="Arial" w:cs="Arial"/>
+          <w:color w:val="000000"/>
+        </w:rPr>
+        <w:t xml:space="preserve"> TaskFlow application on Render showing all five pages are accessible.</w:t>
       </w:r>
     </w:p>
     <w:p>
@@ -8607,7 +8982,14 @@
           <w:rFonts w:ascii="Arial" w:eastAsia="Arial" w:hAnsi="Arial" w:cs="Arial"/>
           <w:color w:val="000000"/>
         </w:rPr>
-        <w:t>Individual reflection: Each team member must write 4–5 lines on what they learnt and any challenges they faced.</w:t>
+        <w:t xml:space="preserve">Individual reflection: Each team member must write 4–5 lines on what they learnt and any </w:t>
+      </w:r>
+      <w:r>
+        <w:rPr>
+          <w:rFonts w:ascii="Arial" w:eastAsia="Arial" w:hAnsi="Arial" w:cs="Arial"/>
+          <w:color w:val="000000"/>
+        </w:rPr>
+        <w:t>challenges they faced.</w:t>
       </w:r>
     </w:p>
     <w:p>
@@ -8839,7 +9221,18 @@
                 <w:sz w:val="18"/>
                 <w:szCs w:val="18"/>
               </w:rPr>
-              <w:t>CI Workflow Runs – Triggered by each member's PR (all steps green)</w:t>
+              <w:t>CI Workflow Runs – Triggered by each</w:t>
+            </w:r>
+            <w:r>
+              <w:rPr>
+                <w:rFonts w:ascii="Arial" w:eastAsia="Arial" w:hAnsi="Arial" w:cs="Arial"/>
+                <w:b/>
+                <w:bCs/>
+                <w:color w:val="000000"/>
+                <w:sz w:val="18"/>
+                <w:szCs w:val="18"/>
+              </w:rPr>
+              <w:t xml:space="preserve"> member's PR (all steps green)</w:t>
             </w:r>
           </w:p>
         </w:tc>
@@ -9113,6 +9506,7 @@
           <w:sz w:val="28"/>
           <w:szCs w:val="28"/>
         </w:rPr>
+        <w:lastRenderedPageBreak/>
         <w:t>TEAM REFLECTION</w:t>
       </w:r>
     </w:p>
@@ -9126,7 +9520,14 @@
           <w:rFonts w:ascii="Arial" w:eastAsia="Arial" w:hAnsi="Arial" w:cs="Arial"/>
           <w:color w:val="000000"/>
         </w:rPr>
-        <w:t>Each team member must individually write 4–5 lines covering: what was learnt, the most challenging part of the assignment, and how the team resolved it.</w:t>
+        <w:t>Each team member must</w:t>
+      </w:r>
+      <w:r>
+        <w:rPr>
+          <w:rFonts w:ascii="Arial" w:eastAsia="Arial" w:hAnsi="Arial" w:cs="Arial"/>
+          <w:color w:val="000000"/>
+        </w:rPr>
+        <w:t xml:space="preserve"> individually write 4–5 lines covering: what was learnt, the most challenging part of the assignment, and how the team resolved it.</w:t>
       </w:r>
     </w:p>
     <w:p>
@@ -9253,7 +9654,16 @@
           <w:bCs/>
           <w:color w:val="000000"/>
         </w:rPr>
-        <w:t>Member 2  (Name: _______________________________________________)</w:t>
+        <w:t>Member 2  (Name: _________________________________</w:t>
+      </w:r>
+      <w:r>
+        <w:rPr>
+          <w:rFonts w:ascii="Arial" w:eastAsia="Arial" w:hAnsi="Arial" w:cs="Arial"/>
+          <w:b/>
+          <w:bCs/>
+          <w:color w:val="000000"/>
+        </w:rPr>
+        <w:t>______________)</w:t>
       </w:r>
     </w:p>
     <w:tbl>
@@ -9686,7 +10096,7 @@
 </file>
 
 <file path=word/endnotes.xml><?xml version="1.0" encoding="utf-8"?>
-<w:endnotes xmlns:wpc="http://schemas.microsoft.com/office/word/2010/wordprocessingCanvas" xmlns:cx="http://schemas.microsoft.com/office/drawing/2014/chartex" xmlns:cx1="http://schemas.microsoft.com/office/drawing/2015/9/8/chartex" xmlns:cx2="http://schemas.microsoft.com/office/drawing/2015/10/21/chartex" xmlns:cx3="http://schemas.microsoft.com/office/drawing/2016/5/9/chartex" xmlns:cx4="http://schemas.microsoft.com/office/drawing/2016/5/10/chartex" xmlns:cx5="http://schemas.microsoft.com/office/drawing/2016/5/11/chartex" xmlns:cx6="http://schemas.microsoft.com/office/drawing/2016/5/12/chartex" xmlns:cx7="http://schemas.microsoft.com/office/drawing/2016/5/13/chartex" xmlns:cx8="http://schemas.microsoft.com/office/drawing/2016/5/14/chartex" xmlns:mc="http://schemas.openxmlformats.org/markup-compatibility/2006" xmlns:aink="http://schemas.microsoft.com/office/drawing/2016/ink" xmlns:am3d="http://schemas.microsoft.com/office/drawing/2017/model3d" xmlns:o="urn:schemas-microsoft-com:office:office" xmlns:oel="http://schemas.microsoft.com/office/2019/extlst" xmlns:r="http://schemas.openxmlformats.org/officeDocument/2006/relationships" xmlns:m="http://schemas.openxmlformats.org/officeDocument/2006/math" xmlns:v="urn:schemas-microsoft-com:vml" xmlns:wp14="http://schemas.microsoft.com/office/word/2010/wordprocessingDrawing" xmlns:wp="http://schemas.openxmlformats.org/drawingml/2006/wordprocessingDrawing" xmlns:w10="urn:schemas-microsoft-com:office:word" xmlns:w="http://schemas.openxmlformats.org/wordprocessingml/2006/main" xmlns:w14="http://schemas.microsoft.com/office/word/2010/wordml" xmlns:w15="http://schemas.microsoft.com/office/word/2012/wordml" xmlns:w16cex="http://schemas.microsoft.com/office/word/2018/wordml/cex" xmlns:w16cid="http://schemas.microsoft.com/office/word/2016/wordml/cid" xmlns:w16="http://schemas.microsoft.com/office/word/2018/wordml" xmlns:w16du="http://schemas.microsoft.com/office/word/2023/wordml/word16du" xmlns:w16sdtdh="http://schemas.microsoft.com/office/word/2020/wordml/sdtdatahash" xmlns:w16sdtfl="http://schemas.microsoft.com/office/word/2024/wordml/sdtformatlock" xmlns:w16se="http://schemas.microsoft.com/office/word/2015/wordml/symex" xmlns:wpg="http://schemas.microsoft.com/office/word/2010/wordprocessingGroup" xmlns:wpi="http://schemas.microsoft.com/office/word/2010/wordprocessingInk" xmlns:wne="http://schemas.microsoft.com/office/word/2006/wordml" xmlns:wps="http://schemas.microsoft.com/office/word/2010/wordprocessingShape" mc:Ignorable="w14 w15 w16se w16cid w16 w16cex w16sdtdh w16sdtfl w16du wp14">
+<w:endnotes xmlns:wpc="http://schemas.microsoft.com/office/word/2010/wordprocessingCanvas" xmlns:cx="http://schemas.microsoft.com/office/drawing/2014/chartex" xmlns:cx1="http://schemas.microsoft.com/office/drawing/2015/9/8/chartex" xmlns:mc="http://schemas.openxmlformats.org/markup-compatibility/2006" xmlns:o="urn:schemas-microsoft-com:office:office" xmlns:r="http://schemas.openxmlformats.org/officeDocument/2006/relationships" xmlns:m="http://schemas.openxmlformats.org/officeDocument/2006/math" xmlns:v="urn:schemas-microsoft-com:vml" xmlns:wp14="http://schemas.microsoft.com/office/word/2010/wordprocessingDrawing" xmlns:wp="http://schemas.openxmlformats.org/drawingml/2006/wordprocessingDrawing" xmlns:w10="urn:schemas-microsoft-com:office:word" xmlns:w="http://schemas.openxmlformats.org/wordprocessingml/2006/main" xmlns:w14="http://schemas.microsoft.com/office/word/2010/wordml" xmlns:w15="http://schemas.microsoft.com/office/word/2012/wordml" xmlns:w16se="http://schemas.microsoft.com/office/word/2015/wordml/symex" xmlns:wpg="http://schemas.microsoft.com/office/word/2010/wordprocessingGroup" xmlns:wpi="http://schemas.microsoft.com/office/word/2010/wordprocessingInk" xmlns:wne="http://schemas.microsoft.com/office/word/2006/wordml" xmlns:wps="http://schemas.microsoft.com/office/word/2010/wordprocessingShape" mc:Ignorable="w14 w15 w16se wp14">
   <w:endnote w:type="separator" w:id="-1">
     <w:p>
       <w:r>
@@ -9705,7 +10115,7 @@
 </file>
 
 <file path=word/footer1.xml><?xml version="1.0" encoding="utf-8"?>
-<w:ftr xmlns:wpc="http://schemas.microsoft.com/office/word/2010/wordprocessingCanvas" xmlns:cx="http://schemas.microsoft.com/office/drawing/2014/chartex" xmlns:cx1="http://schemas.microsoft.com/office/drawing/2015/9/8/chartex" xmlns:cx2="http://schemas.microsoft.com/office/drawing/2015/10/21/chartex" xmlns:cx3="http://schemas.microsoft.com/office/drawing/2016/5/9/chartex" xmlns:cx4="http://schemas.microsoft.com/office/drawing/2016/5/10/chartex" xmlns:cx5="http://schemas.microsoft.com/office/drawing/2016/5/11/chartex" xmlns:cx6="http://schemas.microsoft.com/office/drawing/2016/5/12/chartex" xmlns:cx7="http://schemas.microsoft.com/office/drawing/2016/5/13/chartex" xmlns:cx8="http://schemas.microsoft.com/office/drawing/2016/5/14/chartex" xmlns:mc="http://schemas.openxmlformats.org/markup-compatibility/2006" xmlns:aink="http://schemas.microsoft.com/office/drawing/2016/ink" xmlns:am3d="http://schemas.microsoft.com/office/drawing/2017/model3d" xmlns:o="urn:schemas-microsoft-com:office:office" xmlns:oel="http://schemas.microsoft.com/office/2019/extlst" xmlns:r="http://schemas.openxmlformats.org/officeDocument/2006/relationships" xmlns:m="http://schemas.openxmlformats.org/officeDocument/2006/math" xmlns:v="urn:schemas-microsoft-com:vml" xmlns:wp14="http://schemas.microsoft.com/office/word/2010/wordprocessingDrawing" xmlns:wp="http://schemas.openxmlformats.org/drawingml/2006/wordprocessingDrawing" xmlns:w10="urn:schemas-microsoft-com:office:word" xmlns:w="http://schemas.openxmlformats.org/wordprocessingml/2006/main" xmlns:w14="http://schemas.microsoft.com/office/word/2010/wordml" xmlns:w15="http://schemas.microsoft.com/office/word/2012/wordml" xmlns:w16cex="http://schemas.microsoft.com/office/word/2018/wordml/cex" xmlns:w16cid="http://schemas.microsoft.com/office/word/2016/wordml/cid" xmlns:w16="http://schemas.microsoft.com/office/word/2018/wordml" xmlns:w16du="http://schemas.microsoft.com/office/word/2023/wordml/word16du" xmlns:w16sdtdh="http://schemas.microsoft.com/office/word/2020/wordml/sdtdatahash" xmlns:w16sdtfl="http://schemas.microsoft.com/office/word/2024/wordml/sdtformatlock" xmlns:w16se="http://schemas.microsoft.com/office/word/2015/wordml/symex" xmlns:wpg="http://schemas.microsoft.com/office/word/2010/wordprocessingGroup" xmlns:wpi="http://schemas.microsoft.com/office/word/2010/wordprocessingInk" xmlns:wne="http://schemas.microsoft.com/office/word/2006/wordml" xmlns:wps="http://schemas.microsoft.com/office/word/2010/wordprocessingShape" mc:Ignorable="w14 w15 w16se w16cid w16 w16cex w16sdtdh w16sdtfl w16du wp14">
+<w:ftr xmlns:wpc="http://schemas.microsoft.com/office/word/2010/wordprocessingCanvas" xmlns:cx="http://schemas.microsoft.com/office/drawing/2014/chartex" xmlns:cx1="http://schemas.microsoft.com/office/drawing/2015/9/8/chartex" xmlns:mc="http://schemas.openxmlformats.org/markup-compatibility/2006" xmlns:o="urn:schemas-microsoft-com:office:office" xmlns:r="http://schemas.openxmlformats.org/officeDocument/2006/relationships" xmlns:m="http://schemas.openxmlformats.org/officeDocument/2006/math" xmlns:v="urn:schemas-microsoft-com:vml" xmlns:wp14="http://schemas.microsoft.com/office/word/2010/wordprocessingDrawing" xmlns:wp="http://schemas.openxmlformats.org/drawingml/2006/wordprocessingDrawing" xmlns:w10="urn:schemas-microsoft-com:office:word" xmlns:w="http://schemas.openxmlformats.org/wordprocessingml/2006/main" xmlns:w14="http://schemas.microsoft.com/office/word/2010/wordml" xmlns:w15="http://schemas.microsoft.com/office/word/2012/wordml" xmlns:w16se="http://schemas.microsoft.com/office/word/2015/wordml/symex" xmlns:wpg="http://schemas.microsoft.com/office/word/2010/wordprocessingGroup" xmlns:wpi="http://schemas.microsoft.com/office/word/2010/wordprocessingInk" xmlns:wne="http://schemas.microsoft.com/office/word/2006/wordml" xmlns:wps="http://schemas.microsoft.com/office/word/2010/wordprocessingShape" mc:Ignorable="w14 w15 w16se wp14">
   <w:p>
     <w:pPr>
       <w:pStyle w:val="Footer"/>
@@ -9715,7 +10125,7 @@
 </file>
 
 <file path=word/footer2.xml><?xml version="1.0" encoding="utf-8"?>
-<w:ftr xmlns:wpc="http://schemas.microsoft.com/office/word/2010/wordprocessingCanvas" xmlns:cx="http://schemas.microsoft.com/office/drawing/2014/chartex" xmlns:cx1="http://schemas.microsoft.com/office/drawing/2015/9/8/chartex" xmlns:cx2="http://schemas.microsoft.com/office/drawing/2015/10/21/chartex" xmlns:cx3="http://schemas.microsoft.com/office/drawing/2016/5/9/chartex" xmlns:cx4="http://schemas.microsoft.com/office/drawing/2016/5/10/chartex" xmlns:cx5="http://schemas.microsoft.com/office/drawing/2016/5/11/chartex" xmlns:cx6="http://schemas.microsoft.com/office/drawing/2016/5/12/chartex" xmlns:cx7="http://schemas.microsoft.com/office/drawing/2016/5/13/chartex" xmlns:cx8="http://schemas.microsoft.com/office/drawing/2016/5/14/chartex" xmlns:mc="http://schemas.openxmlformats.org/markup-compatibility/2006" xmlns:aink="http://schemas.microsoft.com/office/drawing/2016/ink" xmlns:am3d="http://schemas.microsoft.com/office/drawing/2017/model3d" xmlns:o="urn:schemas-microsoft-com:office:office" xmlns:oel="http://schemas.microsoft.com/office/2019/extlst" xmlns:r="http://schemas.openxmlformats.org/officeDocument/2006/relationships" xmlns:m="http://schemas.openxmlformats.org/officeDocument/2006/math" xmlns:v="urn:schemas-microsoft-com:vml" xmlns:wp14="http://schemas.microsoft.com/office/word/2010/wordprocessingDrawing" xmlns:wp="http://schemas.openxmlformats.org/drawingml/2006/wordprocessingDrawing" xmlns:w10="urn:schemas-microsoft-com:office:word" xmlns:w="http://schemas.openxmlformats.org/wordprocessingml/2006/main" xmlns:w14="http://schemas.microsoft.com/office/word/2010/wordml" xmlns:w15="http://schemas.microsoft.com/office/word/2012/wordml" xmlns:w16cex="http://schemas.microsoft.com/office/word/2018/wordml/cex" xmlns:w16cid="http://schemas.microsoft.com/office/word/2016/wordml/cid" xmlns:w16="http://schemas.microsoft.com/office/word/2018/wordml" xmlns:w16du="http://schemas.microsoft.com/office/word/2023/wordml/word16du" xmlns:w16sdtdh="http://schemas.microsoft.com/office/word/2020/wordml/sdtdatahash" xmlns:w16sdtfl="http://schemas.microsoft.com/office/word/2024/wordml/sdtformatlock" xmlns:w16se="http://schemas.microsoft.com/office/word/2015/wordml/symex" xmlns:wpg="http://schemas.microsoft.com/office/word/2010/wordprocessingGroup" xmlns:wpi="http://schemas.microsoft.com/office/word/2010/wordprocessingInk" xmlns:wne="http://schemas.microsoft.com/office/word/2006/wordml" xmlns:wps="http://schemas.microsoft.com/office/word/2010/wordprocessingShape" mc:Ignorable="w14 w15 w16se w16cid w16 w16cex w16sdtdh w16sdtfl w16du wp14">
+<w:ftr xmlns:wpc="http://schemas.microsoft.com/office/word/2010/wordprocessingCanvas" xmlns:cx="http://schemas.microsoft.com/office/drawing/2014/chartex" xmlns:cx1="http://schemas.microsoft.com/office/drawing/2015/9/8/chartex" xmlns:mc="http://schemas.openxmlformats.org/markup-compatibility/2006" xmlns:o="urn:schemas-microsoft-com:office:office" xmlns:r="http://schemas.openxmlformats.org/officeDocument/2006/relationships" xmlns:m="http://schemas.openxmlformats.org/officeDocument/2006/math" xmlns:v="urn:schemas-microsoft-com:vml" xmlns:wp14="http://schemas.microsoft.com/office/word/2010/wordprocessingDrawing" xmlns:wp="http://schemas.openxmlformats.org/drawingml/2006/wordprocessingDrawing" xmlns:w10="urn:schemas-microsoft-com:office:word" xmlns:w="http://schemas.openxmlformats.org/wordprocessingml/2006/main" xmlns:w14="http://schemas.microsoft.com/office/word/2010/wordml" xmlns:w15="http://schemas.microsoft.com/office/word/2012/wordml" xmlns:w16se="http://schemas.microsoft.com/office/word/2015/wordml/symex" xmlns:wpg="http://schemas.microsoft.com/office/word/2010/wordprocessingGroup" xmlns:wpi="http://schemas.microsoft.com/office/word/2010/wordprocessingInk" xmlns:wne="http://schemas.microsoft.com/office/word/2006/wordml" xmlns:wps="http://schemas.microsoft.com/office/word/2010/wordprocessingShape" mc:Ignorable="w14 w15 w16se wp14">
   <w:p>
     <w:pPr>
       <w:pBdr>
@@ -9797,7 +10207,7 @@
 </file>
 
 <file path=word/footer3.xml><?xml version="1.0" encoding="utf-8"?>
-<w:ftr xmlns:wpc="http://schemas.microsoft.com/office/word/2010/wordprocessingCanvas" xmlns:cx="http://schemas.microsoft.com/office/drawing/2014/chartex" xmlns:cx1="http://schemas.microsoft.com/office/drawing/2015/9/8/chartex" xmlns:cx2="http://schemas.microsoft.com/office/drawing/2015/10/21/chartex" xmlns:cx3="http://schemas.microsoft.com/office/drawing/2016/5/9/chartex" xmlns:cx4="http://schemas.microsoft.com/office/drawing/2016/5/10/chartex" xmlns:cx5="http://schemas.microsoft.com/office/drawing/2016/5/11/chartex" xmlns:cx6="http://schemas.microsoft.com/office/drawing/2016/5/12/chartex" xmlns:cx7="http://schemas.microsoft.com/office/drawing/2016/5/13/chartex" xmlns:cx8="http://schemas.microsoft.com/office/drawing/2016/5/14/chartex" xmlns:mc="http://schemas.openxmlformats.org/markup-compatibility/2006" xmlns:aink="http://schemas.microsoft.com/office/drawing/2016/ink" xmlns:am3d="http://schemas.microsoft.com/office/drawing/2017/model3d" xmlns:o="urn:schemas-microsoft-com:office:office" xmlns:oel="http://schemas.microsoft.com/office/2019/extlst" xmlns:r="http://schemas.openxmlformats.org/officeDocument/2006/relationships" xmlns:m="http://schemas.openxmlformats.org/officeDocument/2006/math" xmlns:v="urn:schemas-microsoft-com:vml" xmlns:wp14="http://schemas.microsoft.com/office/word/2010/wordprocessingDrawing" xmlns:wp="http://schemas.openxmlformats.org/drawingml/2006/wordprocessingDrawing" xmlns:w10="urn:schemas-microsoft-com:office:word" xmlns:w="http://schemas.openxmlformats.org/wordprocessingml/2006/main" xmlns:w14="http://schemas.microsoft.com/office/word/2010/wordml" xmlns:w15="http://schemas.microsoft.com/office/word/2012/wordml" xmlns:w16cex="http://schemas.microsoft.com/office/word/2018/wordml/cex" xmlns:w16cid="http://schemas.microsoft.com/office/word/2016/wordml/cid" xmlns:w16="http://schemas.microsoft.com/office/word/2018/wordml" xmlns:w16du="http://schemas.microsoft.com/office/word/2023/wordml/word16du" xmlns:w16sdtdh="http://schemas.microsoft.com/office/word/2020/wordml/sdtdatahash" xmlns:w16sdtfl="http://schemas.microsoft.com/office/word/2024/wordml/sdtformatlock" xmlns:w16se="http://schemas.microsoft.com/office/word/2015/wordml/symex" xmlns:wpg="http://schemas.microsoft.com/office/word/2010/wordprocessingGroup" xmlns:wpi="http://schemas.microsoft.com/office/word/2010/wordprocessingInk" xmlns:wne="http://schemas.microsoft.com/office/word/2006/wordml" xmlns:wps="http://schemas.microsoft.com/office/word/2010/wordprocessingShape" mc:Ignorable="w14 w15 w16se w16cid w16 w16cex w16sdtdh w16sdtfl w16du wp14">
+<w:ftr xmlns:wpc="http://schemas.microsoft.com/office/word/2010/wordprocessingCanvas" xmlns:cx="http://schemas.microsoft.com/office/drawing/2014/chartex" xmlns:cx1="http://schemas.microsoft.com/office/drawing/2015/9/8/chartex" xmlns:mc="http://schemas.openxmlformats.org/markup-compatibility/2006" xmlns:o="urn:schemas-microsoft-com:office:office" xmlns:r="http://schemas.openxmlformats.org/officeDocument/2006/relationships" xmlns:m="http://schemas.openxmlformats.org/officeDocument/2006/math" xmlns:v="urn:schemas-microsoft-com:vml" xmlns:wp14="http://schemas.microsoft.com/office/word/2010/wordprocessingDrawing" xmlns:wp="http://schemas.openxmlformats.org/drawingml/2006/wordprocessingDrawing" xmlns:w10="urn:schemas-microsoft-com:office:word" xmlns:w="http://schemas.openxmlformats.org/wordprocessingml/2006/main" xmlns:w14="http://schemas.microsoft.com/office/word/2010/wordml" xmlns:w15="http://schemas.microsoft.com/office/word/2012/wordml" xmlns:w16se="http://schemas.microsoft.com/office/word/2015/wordml/symex" xmlns:wpg="http://schemas.microsoft.com/office/word/2010/wordprocessingGroup" xmlns:wpi="http://schemas.microsoft.com/office/word/2010/wordprocessingInk" xmlns:wne="http://schemas.microsoft.com/office/word/2006/wordml" xmlns:wps="http://schemas.microsoft.com/office/word/2010/wordprocessingShape" mc:Ignorable="w14 w15 w16se wp14">
   <w:p>
     <w:pPr>
       <w:pStyle w:val="Footer"/>
@@ -9807,7 +10217,7 @@
 </file>
 
 <file path=word/footnotes.xml><?xml version="1.0" encoding="utf-8"?>
-<w:footnotes xmlns:wpc="http://schemas.microsoft.com/office/word/2010/wordprocessingCanvas" xmlns:cx="http://schemas.microsoft.com/office/drawing/2014/chartex" xmlns:cx1="http://schemas.microsoft.com/office/drawing/2015/9/8/chartex" xmlns:cx2="http://schemas.microsoft.com/office/drawing/2015/10/21/chartex" xmlns:cx3="http://schemas.microsoft.com/office/drawing/2016/5/9/chartex" xmlns:cx4="http://schemas.microsoft.com/office/drawing/2016/5/10/chartex" xmlns:cx5="http://schemas.microsoft.com/office/drawing/2016/5/11/chartex" xmlns:cx6="http://schemas.microsoft.com/office/drawing/2016/5/12/chartex" xmlns:cx7="http://schemas.microsoft.com/office/drawing/2016/5/13/chartex" xmlns:cx8="http://schemas.microsoft.com/office/drawing/2016/5/14/chartex" xmlns:mc="http://schemas.openxmlformats.org/markup-compatibility/2006" xmlns:aink="http://schemas.microsoft.com/office/drawing/2016/ink" xmlns:am3d="http://schemas.microsoft.com/office/drawing/2017/model3d" xmlns:o="urn:schemas-microsoft-com:office:office" xmlns:oel="http://schemas.microsoft.com/office/2019/extlst" xmlns:r="http://schemas.openxmlformats.org/officeDocument/2006/relationships" xmlns:m="http://schemas.openxmlformats.org/officeDocument/2006/math" xmlns:v="urn:schemas-microsoft-com:vml" xmlns:wp14="http://schemas.microsoft.com/office/word/2010/wordprocessingDrawing" xmlns:wp="http://schemas.openxmlformats.org/drawingml/2006/wordprocessingDrawing" xmlns:w10="urn:schemas-microsoft-com:office:word" xmlns:w="http://schemas.openxmlformats.org/wordprocessingml/2006/main" xmlns:w14="http://schemas.microsoft.com/office/word/2010/wordml" xmlns:w15="http://schemas.microsoft.com/office/word/2012/wordml" xmlns:w16cex="http://schemas.microsoft.com/office/word/2018/wordml/cex" xmlns:w16cid="http://schemas.microsoft.com/office/word/2016/wordml/cid" xmlns:w16="http://schemas.microsoft.com/office/word/2018/wordml" xmlns:w16du="http://schemas.microsoft.com/office/word/2023/wordml/word16du" xmlns:w16sdtdh="http://schemas.microsoft.com/office/word/2020/wordml/sdtdatahash" xmlns:w16sdtfl="http://schemas.microsoft.com/office/word/2024/wordml/sdtformatlock" xmlns:w16se="http://schemas.microsoft.com/office/word/2015/wordml/symex" xmlns:wpg="http://schemas.microsoft.com/office/word/2010/wordprocessingGroup" xmlns:wpi="http://schemas.microsoft.com/office/word/2010/wordprocessingInk" xmlns:wne="http://schemas.microsoft.com/office/word/2006/wordml" xmlns:wps="http://schemas.microsoft.com/office/word/2010/wordprocessingShape" mc:Ignorable="w14 w15 w16se w16cid w16 w16cex w16sdtdh w16sdtfl w16du wp14">
+<w:footnotes xmlns:wpc="http://schemas.microsoft.com/office/word/2010/wordprocessingCanvas" xmlns:cx="http://schemas.microsoft.com/office/drawing/2014/chartex" xmlns:cx1="http://schemas.microsoft.com/office/drawing/2015/9/8/chartex" xmlns:mc="http://schemas.openxmlformats.org/markup-compatibility/2006" xmlns:o="urn:schemas-microsoft-com:office:office" xmlns:r="http://schemas.openxmlformats.org/officeDocument/2006/relationships" xmlns:m="http://schemas.openxmlformats.org/officeDocument/2006/math" xmlns:v="urn:schemas-microsoft-com:vml" xmlns:wp14="http://schemas.microsoft.com/office/word/2010/wordprocessingDrawing" xmlns:wp="http://schemas.openxmlformats.org/drawingml/2006/wordprocessingDrawing" xmlns:w10="urn:schemas-microsoft-com:office:word" xmlns:w="http://schemas.openxmlformats.org/wordprocessingml/2006/main" xmlns:w14="http://schemas.microsoft.com/office/word/2010/wordml" xmlns:w15="http://schemas.microsoft.com/office/word/2012/wordml" xmlns:w16se="http://schemas.microsoft.com/office/word/2015/wordml/symex" xmlns:wpg="http://schemas.microsoft.com/office/word/2010/wordprocessingGroup" xmlns:wpi="http://schemas.microsoft.com/office/word/2010/wordprocessingInk" xmlns:wne="http://schemas.microsoft.com/office/word/2006/wordml" xmlns:wps="http://schemas.microsoft.com/office/word/2010/wordprocessingShape" mc:Ignorable="w14 w15 w16se wp14">
   <w:footnote w:type="separator" w:id="-1">
     <w:p>
       <w:r>
@@ -9826,7 +10236,7 @@
 </file>
 
 <file path=word/header1.xml><?xml version="1.0" encoding="utf-8"?>
-<w:hdr xmlns:wpc="http://schemas.microsoft.com/office/word/2010/wordprocessingCanvas" xmlns:cx="http://schemas.microsoft.com/office/drawing/2014/chartex" xmlns:cx1="http://schemas.microsoft.com/office/drawing/2015/9/8/chartex" xmlns:cx2="http://schemas.microsoft.com/office/drawing/2015/10/21/chartex" xmlns:cx3="http://schemas.microsoft.com/office/drawing/2016/5/9/chartex" xmlns:cx4="http://schemas.microsoft.com/office/drawing/2016/5/10/chartex" xmlns:cx5="http://schemas.microsoft.com/office/drawing/2016/5/11/chartex" xmlns:cx6="http://schemas.microsoft.com/office/drawing/2016/5/12/chartex" xmlns:cx7="http://schemas.microsoft.com/office/drawing/2016/5/13/chartex" xmlns:cx8="http://schemas.microsoft.com/office/drawing/2016/5/14/chartex" xmlns:mc="http://schemas.openxmlformats.org/markup-compatibility/2006" xmlns:aink="http://schemas.microsoft.com/office/drawing/2016/ink" xmlns:am3d="http://schemas.microsoft.com/office/drawing/2017/model3d" xmlns:o="urn:schemas-microsoft-com:office:office" xmlns:oel="http://schemas.microsoft.com/office/2019/extlst" xmlns:r="http://schemas.openxmlformats.org/officeDocument/2006/relationships" xmlns:m="http://schemas.openxmlformats.org/officeDocument/2006/math" xmlns:v="urn:schemas-microsoft-com:vml" xmlns:wp14="http://schemas.microsoft.com/office/word/2010/wordprocessingDrawing" xmlns:wp="http://schemas.openxmlformats.org/drawingml/2006/wordprocessingDrawing" xmlns:w10="urn:schemas-microsoft-com:office:word" xmlns:w="http://schemas.openxmlformats.org/wordprocessingml/2006/main" xmlns:w14="http://schemas.microsoft.com/office/word/2010/wordml" xmlns:w15="http://schemas.microsoft.com/office/word/2012/wordml" xmlns:w16cex="http://schemas.microsoft.com/office/word/2018/wordml/cex" xmlns:w16cid="http://schemas.microsoft.com/office/word/2016/wordml/cid" xmlns:w16="http://schemas.microsoft.com/office/word/2018/wordml" xmlns:w16du="http://schemas.microsoft.com/office/word/2023/wordml/word16du" xmlns:w16sdtdh="http://schemas.microsoft.com/office/word/2020/wordml/sdtdatahash" xmlns:w16sdtfl="http://schemas.microsoft.com/office/word/2024/wordml/sdtformatlock" xmlns:w16se="http://schemas.microsoft.com/office/word/2015/wordml/symex" xmlns:wpg="http://schemas.microsoft.com/office/word/2010/wordprocessingGroup" xmlns:wpi="http://schemas.microsoft.com/office/word/2010/wordprocessingInk" xmlns:wne="http://schemas.microsoft.com/office/word/2006/wordml" xmlns:wps="http://schemas.microsoft.com/office/word/2010/wordprocessingShape" mc:Ignorable="w14 w15 w16se w16cid w16 w16cex w16sdtdh w16sdtfl w16du wp14">
+<w:hdr xmlns:wpc="http://schemas.microsoft.com/office/word/2010/wordprocessingCanvas" xmlns:cx="http://schemas.microsoft.com/office/drawing/2014/chartex" xmlns:cx1="http://schemas.microsoft.com/office/drawing/2015/9/8/chartex" xmlns:mc="http://schemas.openxmlformats.org/markup-compatibility/2006" xmlns:o="urn:schemas-microsoft-com:office:office" xmlns:r="http://schemas.openxmlformats.org/officeDocument/2006/relationships" xmlns:m="http://schemas.openxmlformats.org/officeDocument/2006/math" xmlns:v="urn:schemas-microsoft-com:vml" xmlns:wp14="http://schemas.microsoft.com/office/word/2010/wordprocessingDrawing" xmlns:wp="http://schemas.openxmlformats.org/drawingml/2006/wordprocessingDrawing" xmlns:w10="urn:schemas-microsoft-com:office:word" xmlns:w="http://schemas.openxmlformats.org/wordprocessingml/2006/main" xmlns:w14="http://schemas.microsoft.com/office/word/2010/wordml" xmlns:w15="http://schemas.microsoft.com/office/word/2012/wordml" xmlns:w16se="http://schemas.microsoft.com/office/word/2015/wordml/symex" xmlns:wpg="http://schemas.microsoft.com/office/word/2010/wordprocessingGroup" xmlns:wpi="http://schemas.microsoft.com/office/word/2010/wordprocessingInk" xmlns:wne="http://schemas.microsoft.com/office/word/2006/wordml" xmlns:wps="http://schemas.microsoft.com/office/word/2010/wordprocessingShape" mc:Ignorable="w14 w15 w16se wp14">
   <w:p>
     <w:pPr>
       <w:pStyle w:val="Header"/>
@@ -9836,7 +10246,7 @@
 </file>
 
 <file path=word/header2.xml><?xml version="1.0" encoding="utf-8"?>
-<w:hdr xmlns:wpc="http://schemas.microsoft.com/office/word/2010/wordprocessingCanvas" xmlns:cx="http://schemas.microsoft.com/office/drawing/2014/chartex" xmlns:cx1="http://schemas.microsoft.com/office/drawing/2015/9/8/chartex" xmlns:cx2="http://schemas.microsoft.com/office/drawing/2015/10/21/chartex" xmlns:cx3="http://schemas.microsoft.com/office/drawing/2016/5/9/chartex" xmlns:cx4="http://schemas.microsoft.com/office/drawing/2016/5/10/chartex" xmlns:cx5="http://schemas.microsoft.com/office/drawing/2016/5/11/chartex" xmlns:cx6="http://schemas.microsoft.com/office/drawing/2016/5/12/chartex" xmlns:cx7="http://schemas.microsoft.com/office/drawing/2016/5/13/chartex" xmlns:cx8="http://schemas.microsoft.com/office/drawing/2016/5/14/chartex" xmlns:mc="http://schemas.openxmlformats.org/markup-compatibility/2006" xmlns:aink="http://schemas.microsoft.com/office/drawing/2016/ink" xmlns:am3d="http://schemas.microsoft.com/office/drawing/2017/model3d" xmlns:o="urn:schemas-microsoft-com:office:office" xmlns:oel="http://schemas.microsoft.com/office/2019/extlst" xmlns:r="http://schemas.openxmlformats.org/officeDocument/2006/relationships" xmlns:m="http://schemas.openxmlformats.org/officeDocument/2006/math" xmlns:v="urn:schemas-microsoft-com:vml" xmlns:wp14="http://schemas.microsoft.com/office/word/2010/wordprocessingDrawing" xmlns:wp="http://schemas.openxmlformats.org/drawingml/2006/wordprocessingDrawing" xmlns:w10="urn:schemas-microsoft-com:office:word" xmlns:w="http://schemas.openxmlformats.org/wordprocessingml/2006/main" xmlns:w14="http://schemas.microsoft.com/office/word/2010/wordml" xmlns:w15="http://schemas.microsoft.com/office/word/2012/wordml" xmlns:w16cex="http://schemas.microsoft.com/office/word/2018/wordml/cex" xmlns:w16cid="http://schemas.microsoft.com/office/word/2016/wordml/cid" xmlns:w16="http://schemas.microsoft.com/office/word/2018/wordml" xmlns:w16du="http://schemas.microsoft.com/office/word/2023/wordml/word16du" xmlns:w16sdtdh="http://schemas.microsoft.com/office/word/2020/wordml/sdtdatahash" xmlns:w16sdtfl="http://schemas.microsoft.com/office/word/2024/wordml/sdtformatlock" xmlns:w16se="http://schemas.microsoft.com/office/word/2015/wordml/symex" xmlns:wpg="http://schemas.microsoft.com/office/word/2010/wordprocessingGroup" xmlns:wpi="http://schemas.microsoft.com/office/word/2010/wordprocessingInk" xmlns:wne="http://schemas.microsoft.com/office/word/2006/wordml" xmlns:wps="http://schemas.microsoft.com/office/word/2010/wordprocessingShape" mc:Ignorable="w14 w15 w16se w16cid w16 w16cex w16sdtdh w16sdtfl w16du wp14">
+<w:hdr xmlns:wpc="http://schemas.microsoft.com/office/word/2010/wordprocessingCanvas" xmlns:cx="http://schemas.microsoft.com/office/drawing/2014/chartex" xmlns:cx1="http://schemas.microsoft.com/office/drawing/2015/9/8/chartex" xmlns:mc="http://schemas.openxmlformats.org/markup-compatibility/2006" xmlns:o="urn:schemas-microsoft-com:office:office" xmlns:r="http://schemas.openxmlformats.org/officeDocument/2006/relationships" xmlns:m="http://schemas.openxmlformats.org/officeDocument/2006/math" xmlns:v="urn:schemas-microsoft-com:vml" xmlns:wp14="http://schemas.microsoft.com/office/word/2010/wordprocessingDrawing" xmlns:wp="http://schemas.openxmlformats.org/drawingml/2006/wordprocessingDrawing" xmlns:w10="urn:schemas-microsoft-com:office:word" xmlns:w="http://schemas.openxmlformats.org/wordprocessingml/2006/main" xmlns:w14="http://schemas.microsoft.com/office/word/2010/wordml" xmlns:w15="http://schemas.microsoft.com/office/word/2012/wordml" xmlns:w16se="http://schemas.microsoft.com/office/word/2015/wordml/symex" xmlns:wpg="http://schemas.microsoft.com/office/word/2010/wordprocessingGroup" xmlns:wpi="http://schemas.microsoft.com/office/word/2010/wordprocessingInk" xmlns:wne="http://schemas.microsoft.com/office/word/2006/wordml" xmlns:wps="http://schemas.microsoft.com/office/word/2010/wordprocessingShape" mc:Ignorable="w14 w15 w16se wp14">
   <w:p>
     <w:pPr>
       <w:pBdr>
@@ -9879,7 +10289,7 @@
 </file>
 
 <file path=word/header3.xml><?xml version="1.0" encoding="utf-8"?>
-<w:hdr xmlns:wpc="http://schemas.microsoft.com/office/word/2010/wordprocessingCanvas" xmlns:cx="http://schemas.microsoft.com/office/drawing/2014/chartex" xmlns:cx1="http://schemas.microsoft.com/office/drawing/2015/9/8/chartex" xmlns:cx2="http://schemas.microsoft.com/office/drawing/2015/10/21/chartex" xmlns:cx3="http://schemas.microsoft.com/office/drawing/2016/5/9/chartex" xmlns:cx4="http://schemas.microsoft.com/office/drawing/2016/5/10/chartex" xmlns:cx5="http://schemas.microsoft.com/office/drawing/2016/5/11/chartex" xmlns:cx6="http://schemas.microsoft.com/office/drawing/2016/5/12/chartex" xmlns:cx7="http://schemas.microsoft.com/office/drawing/2016/5/13/chartex" xmlns:cx8="http://schemas.microsoft.com/office/drawing/2016/5/14/chartex" xmlns:mc="http://schemas.openxmlformats.org/markup-compatibility/2006" xmlns:aink="http://schemas.microsoft.com/office/drawing/2016/ink" xmlns:am3d="http://schemas.microsoft.com/office/drawing/2017/model3d" xmlns:o="urn:schemas-microsoft-com:office:office" xmlns:oel="http://schemas.microsoft.com/office/2019/extlst" xmlns:r="http://schemas.openxmlformats.org/officeDocument/2006/relationships" xmlns:m="http://schemas.openxmlformats.org/officeDocument/2006/math" xmlns:v="urn:schemas-microsoft-com:vml" xmlns:wp14="http://schemas.microsoft.com/office/word/2010/wordprocessingDrawing" xmlns:wp="http://schemas.openxmlformats.org/drawingml/2006/wordprocessingDrawing" xmlns:w10="urn:schemas-microsoft-com:office:word" xmlns:w="http://schemas.openxmlformats.org/wordprocessingml/2006/main" xmlns:w14="http://schemas.microsoft.com/office/word/2010/wordml" xmlns:w15="http://schemas.microsoft.com/office/word/2012/wordml" xmlns:w16cex="http://schemas.microsoft.com/office/word/2018/wordml/cex" xmlns:w16cid="http://schemas.microsoft.com/office/word/2016/wordml/cid" xmlns:w16="http://schemas.microsoft.com/office/word/2018/wordml" xmlns:w16du="http://schemas.microsoft.com/office/word/2023/wordml/word16du" xmlns:w16sdtdh="http://schemas.microsoft.com/office/word/2020/wordml/sdtdatahash" xmlns:w16sdtfl="http://schemas.microsoft.com/office/word/2024/wordml/sdtformatlock" xmlns:w16se="http://schemas.microsoft.com/office/word/2015/wordml/symex" xmlns:wpg="http://schemas.microsoft.com/office/word/2010/wordprocessingGroup" xmlns:wpi="http://schemas.microsoft.com/office/word/2010/wordprocessingInk" xmlns:wne="http://schemas.microsoft.com/office/word/2006/wordml" xmlns:wps="http://schemas.microsoft.com/office/word/2010/wordprocessingShape" mc:Ignorable="w14 w15 w16se w16cid w16 w16cex w16sdtdh w16sdtfl w16du wp14">
+<w:hdr xmlns:wpc="http://schemas.microsoft.com/office/word/2010/wordprocessingCanvas" xmlns:cx="http://schemas.microsoft.com/office/drawing/2014/chartex" xmlns:cx1="http://schemas.microsoft.com/office/drawing/2015/9/8/chartex" xmlns:mc="http://schemas.openxmlformats.org/markup-compatibility/2006" xmlns:o="urn:schemas-microsoft-com:office:office" xmlns:r="http://schemas.openxmlformats.org/officeDocument/2006/relationships" xmlns:m="http://schemas.openxmlformats.org/officeDocument/2006/math" xmlns:v="urn:schemas-microsoft-com:vml" xmlns:wp14="http://schemas.microsoft.com/office/word/2010/wordprocessingDrawing" xmlns:wp="http://schemas.openxmlformats.org/drawingml/2006/wordprocessingDrawing" xmlns:w10="urn:schemas-microsoft-com:office:word" xmlns:w="http://schemas.openxmlformats.org/wordprocessingml/2006/main" xmlns:w14="http://schemas.microsoft.com/office/word/2010/wordml" xmlns:w15="http://schemas.microsoft.com/office/word/2012/wordml" xmlns:w16se="http://schemas.microsoft.com/office/word/2015/wordml/symex" xmlns:wpg="http://schemas.microsoft.com/office/word/2010/wordprocessingGroup" xmlns:wpi="http://schemas.microsoft.com/office/word/2010/wordprocessingInk" xmlns:wne="http://schemas.microsoft.com/office/word/2006/wordml" xmlns:wps="http://schemas.microsoft.com/office/word/2010/wordprocessingShape" mc:Ignorable="w14 w15 w16se wp14">
   <w:p>
     <w:pPr>
       <w:pStyle w:val="Header"/>
@@ -9889,7 +10299,7 @@
 </file>
 
 <file path=word/numbering.xml><?xml version="1.0" encoding="utf-8"?>
-<w:numbering xmlns:wpc="http://schemas.microsoft.com/office/word/2010/wordprocessingCanvas" xmlns:cx="http://schemas.microsoft.com/office/drawing/2014/chartex" xmlns:cx1="http://schemas.microsoft.com/office/drawing/2015/9/8/chartex" xmlns:cx2="http://schemas.microsoft.com/office/drawing/2015/10/21/chartex" xmlns:cx3="http://schemas.microsoft.com/office/drawing/2016/5/9/chartex" xmlns:cx4="http://schemas.microsoft.com/office/drawing/2016/5/10/chartex" xmlns:cx5="http://schemas.microsoft.com/office/drawing/2016/5/11/chartex" xmlns:cx6="http://schemas.microsoft.com/office/drawing/2016/5/12/chartex" xmlns:cx7="http://schemas.microsoft.com/office/drawing/2016/5/13/chartex" xmlns:cx8="http://schemas.microsoft.com/office/drawing/2016/5/14/chartex" xmlns:mc="http://schemas.openxmlformats.org/markup-compatibility/2006" xmlns:aink="http://schemas.microsoft.com/office/drawing/2016/ink" xmlns:am3d="http://schemas.microsoft.com/office/drawing/2017/model3d" xmlns:o="urn:schemas-microsoft-com:office:office" xmlns:oel="http://schemas.microsoft.com/office/2019/extlst" xmlns:r="http://schemas.openxmlformats.org/officeDocument/2006/relationships" xmlns:m="http://schemas.openxmlformats.org/officeDocument/2006/math" xmlns:v="urn:schemas-microsoft-com:vml" xmlns:wp14="http://schemas.microsoft.com/office/word/2010/wordprocessingDrawing" xmlns:wp="http://schemas.openxmlformats.org/drawingml/2006/wordprocessingDrawing" xmlns:w10="urn:schemas-microsoft-com:office:word" xmlns:w="http://schemas.openxmlformats.org/wordprocessingml/2006/main" xmlns:w14="http://schemas.microsoft.com/office/word/2010/wordml" xmlns:w15="http://schemas.microsoft.com/office/word/2012/wordml" xmlns:w16cex="http://schemas.microsoft.com/office/word/2018/wordml/cex" xmlns:w16cid="http://schemas.microsoft.com/office/word/2016/wordml/cid" xmlns:w16="http://schemas.microsoft.com/office/word/2018/wordml" xmlns:w16du="http://schemas.microsoft.com/office/word/2023/wordml/word16du" xmlns:w16sdtdh="http://schemas.microsoft.com/office/word/2020/wordml/sdtdatahash" xmlns:w16sdtfl="http://schemas.microsoft.com/office/word/2024/wordml/sdtformatlock" xmlns:w16se="http://schemas.microsoft.com/office/word/2015/wordml/symex" xmlns:wpg="http://schemas.microsoft.com/office/word/2010/wordprocessingGroup" xmlns:wpi="http://schemas.microsoft.com/office/word/2010/wordprocessingInk" xmlns:wne="http://schemas.microsoft.com/office/word/2006/wordml" xmlns:wps="http://schemas.microsoft.com/office/word/2010/wordprocessingShape" mc:Ignorable="w14 w15 w16se w16cid w16 w16cex w16sdtdh w16sdtfl w16du wp14">
+<w:numbering xmlns:wpc="http://schemas.microsoft.com/office/word/2010/wordprocessingCanvas" xmlns:cx="http://schemas.microsoft.com/office/drawing/2014/chartex" xmlns:cx1="http://schemas.microsoft.com/office/drawing/2015/9/8/chartex" xmlns:mc="http://schemas.openxmlformats.org/markup-compatibility/2006" xmlns:o="urn:schemas-microsoft-com:office:office" xmlns:r="http://schemas.openxmlformats.org/officeDocument/2006/relationships" xmlns:m="http://schemas.openxmlformats.org/officeDocument/2006/math" xmlns:v="urn:schemas-microsoft-com:vml" xmlns:wp14="http://schemas.microsoft.com/office/word/2010/wordprocessingDrawing" xmlns:wp="http://schemas.openxmlformats.org/drawingml/2006/wordprocessingDrawing" xmlns:w10="urn:schemas-microsoft-com:office:word" xmlns:w="http://schemas.openxmlformats.org/wordprocessingml/2006/main" xmlns:w14="http://schemas.microsoft.com/office/word/2010/wordml" xmlns:w15="http://schemas.microsoft.com/office/word/2012/wordml" xmlns:w16se="http://schemas.microsoft.com/office/word/2015/wordml/symex" xmlns:wpg="http://schemas.microsoft.com/office/word/2010/wordprocessingGroup" xmlns:wpi="http://schemas.microsoft.com/office/word/2010/wordprocessingInk" xmlns:wne="http://schemas.microsoft.com/office/word/2006/wordml" xmlns:wps="http://schemas.microsoft.com/office/word/2010/wordprocessingShape" mc:Ignorable="w14 w15 w16se wp14">
   <w:abstractNum w:abstractNumId="0" w15:restartNumberingAfterBreak="0">
     <w:nsid w:val="19B85A84"/>
     <w:multiLevelType w:val="hybridMultilevel"/>
@@ -10200,41 +10610,41 @@
       <w:lvlJc w:val="left"/>
     </w:lvl>
   </w:abstractNum>
-  <w:num w:numId="1" w16cid:durableId="1548451513">
+  <w:num w:numId="1">
     <w:abstractNumId w:val="2"/>
     <w:lvlOverride w:ilvl="0">
       <w:startOverride w:val="1"/>
     </w:lvlOverride>
   </w:num>
-  <w:num w:numId="2" w16cid:durableId="406927219">
+  <w:num w:numId="2">
     <w:abstractNumId w:val="0"/>
     <w:lvlOverride w:ilvl="0">
       <w:startOverride w:val="1"/>
     </w:lvlOverride>
   </w:num>
-  <w:num w:numId="3" w16cid:durableId="1209684877">
+  <w:num w:numId="3">
     <w:abstractNumId w:val="1"/>
     <w:lvlOverride w:ilvl="0">
       <w:startOverride w:val="1"/>
     </w:lvlOverride>
   </w:num>
-  <w:num w:numId="4" w16cid:durableId="188567385">
+  <w:num w:numId="4">
     <w:abstractNumId w:val="0"/>
   </w:num>
-  <w:num w:numId="5" w16cid:durableId="751972918">
+  <w:num w:numId="5">
     <w:abstractNumId w:val="4"/>
   </w:num>
-  <w:num w:numId="6" w16cid:durableId="1298678207">
+  <w:num w:numId="6">
     <w:abstractNumId w:val="1"/>
   </w:num>
-  <w:num w:numId="7" w16cid:durableId="143203211">
+  <w:num w:numId="7">
     <w:abstractNumId w:val="3"/>
   </w:num>
 </w:numbering>
 </file>
 
 <file path=word/styles.xml><?xml version="1.0" encoding="utf-8"?>
-<w:styles xmlns:mc="http://schemas.openxmlformats.org/markup-compatibility/2006" xmlns:r="http://schemas.openxmlformats.org/officeDocument/2006/relationships" xmlns:w="http://schemas.openxmlformats.org/wordprocessingml/2006/main" xmlns:w14="http://schemas.microsoft.com/office/word/2010/wordml" xmlns:w15="http://schemas.microsoft.com/office/word/2012/wordml" xmlns:w16cex="http://schemas.microsoft.com/office/word/2018/wordml/cex" xmlns:w16cid="http://schemas.microsoft.com/office/word/2016/wordml/cid" xmlns:w16="http://schemas.microsoft.com/office/word/2018/wordml" xmlns:w16du="http://schemas.microsoft.com/office/word/2023/wordml/word16du" xmlns:w16sdtdh="http://schemas.microsoft.com/office/word/2020/wordml/sdtdatahash" xmlns:w16sdtfl="http://schemas.microsoft.com/office/word/2024/wordml/sdtformatlock" xmlns:w16se="http://schemas.microsoft.com/office/word/2015/wordml/symex" mc:Ignorable="w14 w15 w16se w16cid w16 w16cex w16sdtdh w16sdtfl w16du">
+<w:styles xmlns:mc="http://schemas.openxmlformats.org/markup-compatibility/2006" xmlns:r="http://schemas.openxmlformats.org/officeDocument/2006/relationships" xmlns:w="http://schemas.openxmlformats.org/wordprocessingml/2006/main" xmlns:w14="http://schemas.microsoft.com/office/word/2010/wordml" xmlns:w15="http://schemas.microsoft.com/office/word/2012/wordml" xmlns:w16se="http://schemas.microsoft.com/office/word/2015/wordml/symex" mc:Ignorable="w14 w15 w16se">
   <w:docDefaults>
     <w:rPrDefault>
       <w:rPr>
@@ -10244,7 +10654,7 @@
     </w:rPrDefault>
     <w:pPrDefault/>
   </w:docDefaults>
-  <w:latentStyles w:defLockedState="0" w:defUIPriority="99" w:defSemiHidden="0" w:defUnhideWhenUsed="0" w:defQFormat="0" w:count="376">
+  <w:latentStyles w:defLockedState="0" w:defUIPriority="99" w:defSemiHidden="0" w:defUnhideWhenUsed="0" w:defQFormat="0" w:count="371">
     <w:lsdException w:name="Normal" w:uiPriority="0" w:qFormat="1"/>
     <w:lsdException w:name="heading 1" w:uiPriority="9" w:qFormat="1"/>
     <w:lsdException w:name="heading 2" w:semiHidden="1" w:uiPriority="9" w:unhideWhenUsed="1" w:qFormat="1"/>
@@ -10616,11 +11026,6 @@
     <w:lsdException w:name="List Table 5 Dark Accent 6" w:uiPriority="50"/>
     <w:lsdException w:name="List Table 6 Colorful Accent 6" w:uiPriority="51"/>
     <w:lsdException w:name="List Table 7 Colorful Accent 6" w:uiPriority="52"/>
-    <w:lsdException w:name="Mention" w:semiHidden="1" w:unhideWhenUsed="1"/>
-    <w:lsdException w:name="Smart Hyperlink" w:semiHidden="1" w:unhideWhenUsed="1"/>
-    <w:lsdException w:name="Hashtag" w:semiHidden="1" w:unhideWhenUsed="1"/>
-    <w:lsdException w:name="Unresolved Mention" w:semiHidden="1" w:unhideWhenUsed="1"/>
-    <w:lsdException w:name="Smart Link" w:semiHidden="1" w:unhideWhenUsed="1"/>
   </w:latentStyles>
   <w:style w:type="paragraph" w:default="1" w:styleId="Normal">
     <w:name w:val="Normal"/>

--- a/DF_Assignment_04_Spring_2026.docx
+++ b/DF_Assignment_04_Spring_2026.docx
@@ -92,25 +92,7 @@
           <w:sz w:val="24"/>
           <w:szCs w:val="24"/>
         </w:rPr>
-        <w:t xml:space="preserve">Students will design and implement a complete CI/CD pipeline for a containerized web application by </w:t>
-      </w:r>
-      <w:r>
-        <w:rPr>
-          <w:rFonts w:ascii="Arial" w:eastAsia="Arial" w:hAnsi="Arial" w:cs="Arial"/>
-          <w:color w:val="000000"/>
-          <w:sz w:val="24"/>
-          <w:szCs w:val="24"/>
-        </w:rPr>
-        <w:t>integrating a CI workflow (triggered on a Pull Request) with a CD workflow (triggered on a merge/push to the develop branch). The assignment covers creating a fresh GitHub repository, versioning the assignment document, configuring GitHub Environments, man</w:t>
-      </w:r>
-      <w:r>
-        <w:rPr>
-          <w:rFonts w:ascii="Arial" w:eastAsia="Arial" w:hAnsi="Arial" w:cs="Arial"/>
-          <w:color w:val="000000"/>
-          <w:sz w:val="24"/>
-          <w:szCs w:val="24"/>
-        </w:rPr>
-        <w:t>aging secrets, and chaining two GitHub Actions workflows.</w:t>
+        <w:t>Students will design and implement a complete CI/CD pipeline for a containerized web application by integrating a CI workflow (triggered on a Pull Request) with a CD workflow (triggered on a merge/push to the develop branch). The assignment covers creating a fresh GitHub repository, versioning the assignment document, configuring GitHub Environments, managing secrets, and chaining two GitHub Actions workflows.</w:t>
       </w:r>
     </w:p>
     <w:p>
@@ -182,16 +164,7 @@
           <w:sz w:val="24"/>
           <w:szCs w:val="24"/>
         </w:rPr>
-        <w:t>Version the assignment question paper inside the GitH</w:t>
-      </w:r>
-      <w:r>
-        <w:rPr>
-          <w:rFonts w:ascii="Arial" w:eastAsia="Arial" w:hAnsi="Arial" w:cs="Arial"/>
-          <w:color w:val="000000"/>
-          <w:sz w:val="24"/>
-          <w:szCs w:val="24"/>
-        </w:rPr>
-        <w:t>ub repository.</w:t>
+        <w:t>Version the assignment question paper inside the GitHub repository.</w:t>
       </w:r>
     </w:p>
     <w:p>
@@ -278,16 +251,7 @@
           <w:sz w:val="24"/>
           <w:szCs w:val="24"/>
         </w:rPr>
-        <w:t>Design and implement a CD workflow triggered by a push event on th</w:t>
-      </w:r>
-      <w:r>
-        <w:rPr>
-          <w:rFonts w:ascii="Arial" w:eastAsia="Arial" w:hAnsi="Arial" w:cs="Arial"/>
-          <w:color w:val="000000"/>
-          <w:sz w:val="24"/>
-          <w:szCs w:val="24"/>
-        </w:rPr>
-        <w:t xml:space="preserve">e </w:t>
+        <w:t xml:space="preserve">Design and implement a CD workflow triggered by a push event on the </w:t>
       </w:r>
       <w:r>
         <w:rPr>
@@ -430,16 +394,7 @@
           <w:sz w:val="24"/>
           <w:szCs w:val="24"/>
         </w:rPr>
-        <w:t>New Repository: Students MUST create a brand-new GitHub repository for this assignment. Do NOT reuse or fork any repository from a</w:t>
-      </w:r>
-      <w:r>
-        <w:rPr>
-          <w:rFonts w:ascii="Arial" w:eastAsia="Arial" w:hAnsi="Arial" w:cs="Arial"/>
-          <w:color w:val="000000"/>
-          <w:sz w:val="24"/>
-          <w:szCs w:val="24"/>
-        </w:rPr>
-        <w:t xml:space="preserve"> previous assignment.</w:t>
+        <w:t>New Repository: Students MUST create a brand-new GitHub repository for this assignment. Do NOT reuse or fork any repository from a previous assignment.</w:t>
       </w:r>
     </w:p>
     <w:p>
@@ -462,16 +417,7 @@
           <w:sz w:val="24"/>
           <w:szCs w:val="24"/>
         </w:rPr>
-        <w:t xml:space="preserve">Assignment Document in Repo: The Assignment 04 question paper (this .docx file) must be committed to the root of the repository. Each student must fill in their own details in their respective row in Table 1 (Group Details) directly </w:t>
-      </w:r>
-      <w:r>
-        <w:rPr>
-          <w:rFonts w:ascii="Arial" w:eastAsia="Arial" w:hAnsi="Arial" w:cs="Arial"/>
-          <w:color w:val="000000"/>
-          <w:sz w:val="24"/>
-          <w:szCs w:val="24"/>
-        </w:rPr>
-        <w:t>inside the versioned document.</w:t>
+        <w:t>Assignment Document in Repo: The Assignment 04 question paper (this .docx file) must be committed to the root of the repository. Each student must fill in their own details in their respective row in Table 1 (Group Details) directly inside the versioned document.</w:t>
       </w:r>
     </w:p>
     <w:p>
@@ -494,16 +440,7 @@
           <w:sz w:val="24"/>
           <w:szCs w:val="24"/>
         </w:rPr>
-        <w:t>Secrets Ownership: All GitHub secrets (DOCKERHUB_USERNAME, DOCKERHUB_TOKEN, RENDER_DEPLOY_HOOK_URL) must be created by the Team Lead using the TL's own Docker Hub and Render credentials. No team member other than the TL shoul</w:t>
-      </w:r>
-      <w:r>
-        <w:rPr>
-          <w:rFonts w:ascii="Arial" w:eastAsia="Arial" w:hAnsi="Arial" w:cs="Arial"/>
-          <w:color w:val="000000"/>
-          <w:sz w:val="24"/>
-          <w:szCs w:val="24"/>
-        </w:rPr>
-        <w:t>d create or modify secrets.</w:t>
+        <w:t>Secrets Ownership: All GitHub secrets (DOCKERHUB_USERNAME, DOCKERHUB_TOKEN, RENDER_DEPLOY_HOOK_URL) must be created by the Team Lead using the TL's own Docker Hub and Render credentials. No team member other than the TL should create or modify secrets.</w:t>
       </w:r>
     </w:p>
     <w:p>
@@ -572,16 +509,7 @@
           <w:sz w:val="24"/>
           <w:szCs w:val="24"/>
         </w:rPr>
-        <w:t>Plagiarism will resu</w:t>
-      </w:r>
-      <w:r>
-        <w:rPr>
-          <w:rFonts w:ascii="Arial" w:eastAsia="Arial" w:hAnsi="Arial" w:cs="Arial"/>
-          <w:color w:val="000000"/>
-          <w:sz w:val="24"/>
-          <w:szCs w:val="24"/>
-        </w:rPr>
-        <w:t>lt in ZERO marks for all involved members.</w:t>
+        <w:t>Plagiarism will result in ZERO marks for all involved members.</w:t>
       </w:r>
     </w:p>
     <w:p>
@@ -686,18 +614,7 @@
           <w:sz w:val="18"/>
           <w:szCs w:val="18"/>
         </w:rPr>
-        <w:t xml:space="preserve"> Each student must fill their own row (including Assigned </w:t>
-      </w:r>
-      <w:r>
-        <w:rPr>
-          <w:rFonts w:ascii="Arial" w:eastAsia="Arial" w:hAnsi="Arial" w:cs="Arial"/>
-          <w:b/>
-          <w:bCs/>
-          <w:color w:val="444444"/>
-          <w:sz w:val="18"/>
-          <w:szCs w:val="18"/>
-        </w:rPr>
-        <w:t>Page) in the versioned copy inside the repo</w:t>
+        <w:t xml:space="preserve"> Each student must fill their own row (including Assigned Page) in the versioned copy inside the repo</w:t>
       </w:r>
     </w:p>
     <w:tbl>
@@ -1415,104 +1332,104 @@
             <w:r>
               <w:t>shehrozkhokhar</w:t>
             </w:r>
-          </w:p>
-        </w:tc>
-        <w:tc>
-          <w:tcPr>
-            <w:tcW w:w="1300" w:type="dxa"/>
-            <w:tcBorders>
-              <w:top w:val="single" w:sz="6" w:space="0" w:color="ADB9CA"/>
-              <w:left w:val="single" w:sz="6" w:space="0" w:color="ADB9CA"/>
-              <w:bottom w:val="single" w:sz="6" w:space="0" w:color="ADB9CA"/>
-              <w:right w:val="single" w:sz="6" w:space="0" w:color="ADB9CA"/>
-            </w:tcBorders>
-            <w:shd w:val="clear" w:color="auto" w:fill="FFFFFF" w:themeFill="background1"/>
-            <w:tcMar>
-              <w:top w:w="80" w:type="dxa"/>
-              <w:left w:w="140" w:type="dxa"/>
-              <w:bottom w:w="80" w:type="dxa"/>
-              <w:right w:w="140" w:type="dxa"/>
-            </w:tcMar>
-            <w:vAlign w:val="center"/>
-          </w:tcPr>
-          <w:p>
-            <w:r>
-              <w:t>member</w:t>
-            </w:r>
-          </w:p>
-        </w:tc>
-        <w:tc>
-          <w:tcPr>
-            <w:tcW w:w="1340" w:type="dxa"/>
-            <w:tcBorders>
-              <w:top w:val="single" w:sz="6" w:space="0" w:color="ADB9CA"/>
-              <w:left w:val="single" w:sz="6" w:space="0" w:color="ADB9CA"/>
-              <w:bottom w:val="single" w:sz="6" w:space="0" w:color="ADB9CA"/>
-              <w:right w:val="single" w:sz="6" w:space="0" w:color="ADB9CA"/>
-            </w:tcBorders>
-            <w:shd w:val="clear" w:color="auto" w:fill="FFFFFF" w:themeFill="background1"/>
-            <w:tcMar>
-              <w:top w:w="80" w:type="dxa"/>
-              <w:left w:w="140" w:type="dxa"/>
-              <w:bottom w:w="80" w:type="dxa"/>
-              <w:right w:w="140" w:type="dxa"/>
-            </w:tcMar>
-            <w:vAlign w:val="center"/>
-          </w:tcPr>
-          <w:p>
-            <w:r>
-              <w:t>Task-detail</w:t>
-            </w:r>
-          </w:p>
-        </w:tc>
-        <w:tc>
-          <w:tcPr>
-            <w:tcW w:w="1700" w:type="dxa"/>
-            <w:tcBorders>
-              <w:top w:val="single" w:sz="6" w:space="0" w:color="ADB9CA"/>
-              <w:left w:val="single" w:sz="6" w:space="0" w:color="ADB9CA"/>
-              <w:bottom w:val="single" w:sz="6" w:space="0" w:color="ADB9CA"/>
-              <w:right w:val="single" w:sz="6" w:space="0" w:color="ADB9CA"/>
-            </w:tcBorders>
-            <w:shd w:val="clear" w:color="auto" w:fill="FFFFFF" w:themeFill="background1"/>
-            <w:tcMar>
-              <w:top w:w="80" w:type="dxa"/>
-              <w:left w:w="140" w:type="dxa"/>
-              <w:bottom w:w="80" w:type="dxa"/>
-              <w:right w:w="140" w:type="dxa"/>
-            </w:tcMar>
-            <w:vAlign w:val="center"/>
-          </w:tcPr>
-          <w:p>
-            <w:r>
-              <w:t>Feature/task-detail</w:t>
-            </w:r>
-          </w:p>
-        </w:tc>
-        <w:tc>
-          <w:tcPr>
-            <w:tcW w:w="1700" w:type="dxa"/>
-            <w:tcBorders>
-              <w:top w:val="single" w:sz="6" w:space="0" w:color="ADB9CA"/>
-              <w:left w:val="single" w:sz="6" w:space="0" w:color="ADB9CA"/>
-              <w:bottom w:val="single" w:sz="6" w:space="0" w:color="ADB9CA"/>
-              <w:right w:val="single" w:sz="6" w:space="0" w:color="ADB9CA"/>
-            </w:tcBorders>
-            <w:shd w:val="clear" w:color="auto" w:fill="FFFFFF" w:themeFill="background1"/>
-            <w:tcMar>
-              <w:top w:w="80" w:type="dxa"/>
-              <w:left w:w="140" w:type="dxa"/>
-              <w:bottom w:w="80" w:type="dxa"/>
-              <w:right w:w="140" w:type="dxa"/>
-            </w:tcMar>
-            <w:vAlign w:val="center"/>
-          </w:tcPr>
-          <w:p>
-            <w:r>
-              <w:t>no</w:t>
-            </w:r>
             <w:bookmarkStart w:id="0" w:name="_GoBack"/>
             <w:bookmarkEnd w:id="0"/>
+          </w:p>
+        </w:tc>
+        <w:tc>
+          <w:tcPr>
+            <w:tcW w:w="1300" w:type="dxa"/>
+            <w:tcBorders>
+              <w:top w:val="single" w:sz="6" w:space="0" w:color="ADB9CA"/>
+              <w:left w:val="single" w:sz="6" w:space="0" w:color="ADB9CA"/>
+              <w:bottom w:val="single" w:sz="6" w:space="0" w:color="ADB9CA"/>
+              <w:right w:val="single" w:sz="6" w:space="0" w:color="ADB9CA"/>
+            </w:tcBorders>
+            <w:shd w:val="clear" w:color="auto" w:fill="FFFFFF" w:themeFill="background1"/>
+            <w:tcMar>
+              <w:top w:w="80" w:type="dxa"/>
+              <w:left w:w="140" w:type="dxa"/>
+              <w:bottom w:w="80" w:type="dxa"/>
+              <w:right w:w="140" w:type="dxa"/>
+            </w:tcMar>
+            <w:vAlign w:val="center"/>
+          </w:tcPr>
+          <w:p>
+            <w:r>
+              <w:t>member</w:t>
+            </w:r>
+          </w:p>
+        </w:tc>
+        <w:tc>
+          <w:tcPr>
+            <w:tcW w:w="1340" w:type="dxa"/>
+            <w:tcBorders>
+              <w:top w:val="single" w:sz="6" w:space="0" w:color="ADB9CA"/>
+              <w:left w:val="single" w:sz="6" w:space="0" w:color="ADB9CA"/>
+              <w:bottom w:val="single" w:sz="6" w:space="0" w:color="ADB9CA"/>
+              <w:right w:val="single" w:sz="6" w:space="0" w:color="ADB9CA"/>
+            </w:tcBorders>
+            <w:shd w:val="clear" w:color="auto" w:fill="FFFFFF" w:themeFill="background1"/>
+            <w:tcMar>
+              <w:top w:w="80" w:type="dxa"/>
+              <w:left w:w="140" w:type="dxa"/>
+              <w:bottom w:w="80" w:type="dxa"/>
+              <w:right w:w="140" w:type="dxa"/>
+            </w:tcMar>
+            <w:vAlign w:val="center"/>
+          </w:tcPr>
+          <w:p>
+            <w:r>
+              <w:t>Task-detail</w:t>
+            </w:r>
+          </w:p>
+        </w:tc>
+        <w:tc>
+          <w:tcPr>
+            <w:tcW w:w="1700" w:type="dxa"/>
+            <w:tcBorders>
+              <w:top w:val="single" w:sz="6" w:space="0" w:color="ADB9CA"/>
+              <w:left w:val="single" w:sz="6" w:space="0" w:color="ADB9CA"/>
+              <w:bottom w:val="single" w:sz="6" w:space="0" w:color="ADB9CA"/>
+              <w:right w:val="single" w:sz="6" w:space="0" w:color="ADB9CA"/>
+            </w:tcBorders>
+            <w:shd w:val="clear" w:color="auto" w:fill="FFFFFF" w:themeFill="background1"/>
+            <w:tcMar>
+              <w:top w:w="80" w:type="dxa"/>
+              <w:left w:w="140" w:type="dxa"/>
+              <w:bottom w:w="80" w:type="dxa"/>
+              <w:right w:w="140" w:type="dxa"/>
+            </w:tcMar>
+            <w:vAlign w:val="center"/>
+          </w:tcPr>
+          <w:p>
+            <w:r>
+              <w:t>Feature/task-detail</w:t>
+            </w:r>
+          </w:p>
+        </w:tc>
+        <w:tc>
+          <w:tcPr>
+            <w:tcW w:w="1700" w:type="dxa"/>
+            <w:tcBorders>
+              <w:top w:val="single" w:sz="6" w:space="0" w:color="ADB9CA"/>
+              <w:left w:val="single" w:sz="6" w:space="0" w:color="ADB9CA"/>
+              <w:bottom w:val="single" w:sz="6" w:space="0" w:color="ADB9CA"/>
+              <w:right w:val="single" w:sz="6" w:space="0" w:color="ADB9CA"/>
+            </w:tcBorders>
+            <w:shd w:val="clear" w:color="auto" w:fill="FFFFFF" w:themeFill="background1"/>
+            <w:tcMar>
+              <w:top w:w="80" w:type="dxa"/>
+              <w:left w:w="140" w:type="dxa"/>
+              <w:bottom w:w="80" w:type="dxa"/>
+              <w:right w:w="140" w:type="dxa"/>
+            </w:tcMar>
+            <w:vAlign w:val="center"/>
+          </w:tcPr>
+          <w:p>
+            <w:r>
+              <w:t>no</w:t>
+            </w:r>
           </w:p>
         </w:tc>
       </w:tr>
@@ -1948,14 +1865,7 @@
           <w:rFonts w:ascii="Arial" w:eastAsia="Arial" w:hAnsi="Arial" w:cs="Arial"/>
           <w:color w:val="000000"/>
         </w:rPr>
-        <w:t>Your team is the development crew for TaskFlow, a lightweight task-management web application consisting of five HTML pages. The Team Lead sets up the reposit</w:t>
-      </w:r>
-      <w:r>
-        <w:rPr>
-          <w:rFonts w:ascii="Arial" w:eastAsia="Arial" w:hAnsi="Arial" w:cs="Arial"/>
-          <w:color w:val="000000"/>
-        </w:rPr>
-        <w:t>ory, Dockerfile, shared stylesheet, and the CI/CD pipelines. Each team member is then individually responsible for building one specific page of the application, following the full Git, GitHub, and Docker flow independently.</w:t>
+        <w:t>Your team is the development crew for TaskFlow, a lightweight task-management web application consisting of five HTML pages. The Team Lead sets up the repository, Dockerfile, shared stylesheet, and the CI/CD pipelines. Each team member is then individually responsible for building one specific page of the application, following the full Git, GitHub, and Docker flow independently.</w:t>
       </w:r>
     </w:p>
     <w:p>
@@ -1973,14 +1883,7 @@
           <w:rFonts w:ascii="Arial" w:eastAsia="Arial" w:hAnsi="Arial" w:cs="Arial"/>
           <w:color w:val="000000"/>
         </w:rPr>
-        <w:t>The 5 pages of the TaskFlow ap</w:t>
-      </w:r>
-      <w:r>
-        <w:rPr>
-          <w:rFonts w:ascii="Arial" w:eastAsia="Arial" w:hAnsi="Arial" w:cs="Arial"/>
-          <w:color w:val="000000"/>
-        </w:rPr>
-        <w:t>plication and their assignment are defined in Table 3 below. The Team Lead takes Page 1 (Home / Dashboard) in addition to their setup responsibilities.</w:t>
+        <w:t>The 5 pages of the TaskFlow application and their assignment are defined in Table 3 below. The Team Lead takes Page 1 (Home / Dashboard) in addition to their setup responsibilities.</w:t>
       </w:r>
     </w:p>
     <w:p>
@@ -2252,16 +2155,7 @@
                 <w:sz w:val="18"/>
                 <w:szCs w:val="18"/>
               </w:rPr>
-              <w:t xml:space="preserve">Home / </w:t>
-            </w:r>
-            <w:r>
-              <w:rPr>
-                <w:rFonts w:ascii="Arial" w:eastAsia="Arial" w:hAnsi="Arial" w:cs="Arial"/>
-                <w:color w:val="000000"/>
-                <w:sz w:val="18"/>
-                <w:szCs w:val="18"/>
-              </w:rPr>
-              <w:t>Dashboard</w:t>
+              <w:t>Home / Dashboard</w:t>
             </w:r>
           </w:p>
         </w:tc>
@@ -2814,16 +2708,7 @@
                 <w:sz w:val="18"/>
                 <w:szCs w:val="18"/>
               </w:rPr>
-              <w:t xml:space="preserve">A page describing the TaskFlow application, its purpose, and a simple usage guide </w:t>
-            </w:r>
-            <w:r>
-              <w:rPr>
-                <w:rFonts w:ascii="Arial" w:eastAsia="Arial" w:hAnsi="Arial" w:cs="Arial"/>
-                <w:color w:val="000000"/>
-                <w:sz w:val="18"/>
-                <w:szCs w:val="18"/>
-              </w:rPr>
-              <w:t>explaining how to navigate and use the app.</w:t>
+              <w:t>A page describing the TaskFlow application, its purpose, and a simple usage guide explaining how to navigate and use the app.</w:t>
             </w:r>
           </w:p>
         </w:tc>
@@ -2894,14 +2779,7 @@
           <w:rFonts w:ascii="Arial" w:eastAsia="Arial" w:hAnsi="Arial" w:cs="Arial"/>
           <w:color w:val="000000"/>
         </w:rPr>
-        <w:t xml:space="preserve">Build the </w:t>
-      </w:r>
-      <w:r>
-        <w:rPr>
-          <w:rFonts w:ascii="Arial" w:eastAsia="Arial" w:hAnsi="Arial" w:cs="Arial"/>
-          <w:color w:val="000000"/>
-        </w:rPr>
-        <w:t>assigned HTML page with appropriate content and link it to the shared style.css.</w:t>
+        <w:t>Build the assigned HTML page with appropriate content and link it to the shared style.css.</w:t>
       </w:r>
     </w:p>
     <w:p>
@@ -2966,14 +2844,7 @@
           <w:rFonts w:ascii="Arial" w:eastAsia="Arial" w:hAnsi="Arial" w:cs="Arial"/>
           <w:color w:val="000000"/>
         </w:rPr>
-        <w:t>Once CI passe</w:t>
-      </w:r>
-      <w:r>
-        <w:rPr>
-          <w:rFonts w:ascii="Arial" w:eastAsia="Arial" w:hAnsi="Arial" w:cs="Arial"/>
-          <w:color w:val="000000"/>
-        </w:rPr>
-        <w:t xml:space="preserve">s and the PR is reviewed and approved, the Team Lead merges the PR. The merge generates a push event on </w:t>
+        <w:t xml:space="preserve">Once CI passes and the PR is reviewed and approved, the Team Lead merges the PR. The merge generates a push event on </w:t>
       </w:r>
       <w:r>
         <w:rPr>
@@ -3005,14 +2876,7 @@
           <w:rFonts w:ascii="Arial" w:eastAsia="Arial" w:hAnsi="Arial" w:cs="Arial"/>
           <w:color w:val="2E75B6"/>
         </w:rPr>
-        <w:t>Complete automated flow:  Feature Branch → PR opened → CI buil</w:t>
-      </w:r>
-      <w:r>
-        <w:rPr>
-          <w:rFonts w:ascii="Arial" w:eastAsia="Arial" w:hAnsi="Arial" w:cs="Arial"/>
-          <w:color w:val="2E75B6"/>
-        </w:rPr>
-        <w:t xml:space="preserve">ds &amp; pushes Docker image → PR merged → push on </w:t>
+        <w:t xml:space="preserve">Complete automated flow:  Feature Branch → PR opened → CI builds &amp; pushes Docker image → PR merged → push on </w:t>
       </w:r>
       <w:r>
         <w:rPr>
@@ -3159,14 +3023,7 @@
           <w:rFonts w:ascii="Arial" w:eastAsia="Arial" w:hAnsi="Arial" w:cs="Arial"/>
           <w:color w:val="000000"/>
         </w:rPr>
-        <w:t>Team Lead: Sign up on Render (render.com), create a new Web Service connected to the Docker Hub image repository, and copy the deploy hook URL from the Render servic</w:t>
-      </w:r>
-      <w:r>
-        <w:rPr>
-          <w:rFonts w:ascii="Arial" w:eastAsia="Arial" w:hAnsi="Arial" w:cs="Arial"/>
-          <w:color w:val="000000"/>
-        </w:rPr>
-        <w:t>e settings. This URL will be stored as the RENDER_DEPLOY_HOOK_URL secret.</w:t>
+        <w:t>Team Lead: Sign up on Render (render.com), create a new Web Service connected to the Docker Hub image repository, and copy the deploy hook URL from the Render service settings. This URL will be stored as the RENDER_DEPLOY_HOOK_URL secret.</w:t>
       </w:r>
     </w:p>
     <w:p>
@@ -3183,14 +3040,7 @@
           <w:rFonts w:ascii="Arial" w:eastAsia="Arial" w:hAnsi="Arial" w:cs="Arial"/>
           <w:color w:val="000000"/>
         </w:rPr>
-        <w:t>Commit the Assignment 04 question paper (this .docx file) to the root of the repository. Each team member must then update Table 1 with their own details in the file and commit to th</w:t>
-      </w:r>
-      <w:r>
-        <w:rPr>
-          <w:rFonts w:ascii="Arial" w:eastAsia="Arial" w:hAnsi="Arial" w:cs="Arial"/>
-          <w:color w:val="000000"/>
-        </w:rPr>
-        <w:t>eir feature branch.</w:t>
+        <w:t>Commit the Assignment 04 question paper (this .docx file) to the root of the repository. Each team member must then update Table 1 with their own details in the file and commit to their feature branch.</w:t>
       </w:r>
     </w:p>
     <w:p>
@@ -3871,16 +3721,7 @@
                 <w:sz w:val="18"/>
                 <w:szCs w:val="18"/>
               </w:rPr>
-              <w:t xml:space="preserve">Dockerfile to containerize the application </w:t>
-            </w:r>
-            <w:r>
-              <w:rPr>
-                <w:rFonts w:ascii="Arial" w:eastAsia="Arial" w:hAnsi="Arial" w:cs="Arial"/>
-                <w:color w:val="000000"/>
-                <w:sz w:val="18"/>
-                <w:szCs w:val="18"/>
-              </w:rPr>
-              <w:t>(nginx-based)</w:t>
+              <w:t>Dockerfile to containerize the application (nginx-based)</w:t>
             </w:r>
           </w:p>
         </w:tc>
@@ -4252,18 +4093,7 @@
           <w:sz w:val="18"/>
           <w:szCs w:val="18"/>
         </w:rPr>
-        <w:t>Table 4: Secrets Configuration</w:t>
-      </w:r>
-      <w:r>
-        <w:rPr>
-          <w:rFonts w:ascii="Arial" w:eastAsia="Arial" w:hAnsi="Arial" w:cs="Arial"/>
-          <w:b/>
-          <w:bCs/>
-          <w:color w:val="444444"/>
-          <w:sz w:val="18"/>
-          <w:szCs w:val="18"/>
-        </w:rPr>
-        <w:t xml:space="preserve"> Reference</w:t>
+        <w:t>Table 4: Secrets Configuration Reference</w:t>
       </w:r>
     </w:p>
     <w:tbl>
@@ -4633,18 +4463,7 @@
                 <w:sz w:val="18"/>
                 <w:szCs w:val="18"/>
               </w:rPr>
-              <w:t>Environment</w:t>
-            </w:r>
-            <w:r>
-              <w:rPr>
-                <w:rFonts w:ascii="Arial" w:eastAsia="Arial" w:hAnsi="Arial" w:cs="Arial"/>
-                <w:b/>
-                <w:bCs/>
-                <w:color w:val="000000"/>
-                <w:sz w:val="18"/>
-                <w:szCs w:val="18"/>
-              </w:rPr>
-              <w:t xml:space="preserve"> (development)</w:t>
+              <w:t>Environment (development)</w:t>
             </w:r>
           </w:p>
         </w:tc>
@@ -4727,7 +4546,7 @@
           <w:sz w:val="18"/>
           <w:szCs w:val="18"/>
         </w:rPr>
-        <w:t>All three secrets must be created by the Team Lead, as the TL is the repository admin and the credentials belong to them. DOCKERHUB_USERNAME and DOCKERHUB_TOKEN must be the Team Lead's own Docker Hub credentials, added as repository-level secrets (Settings</w:t>
+        <w:t xml:space="preserve">All three secrets must be created by the Team Lead, as the TL is the repository admin and the credentials belong to them. DOCKERHUB_USERNAME and DOCKERHUB_TOKEN must be the Team Lead's own Docker Hub credentials, added as repository-level secrets (Settings → Secrets and variables → Actions → Repository secrets). RENDER_DEPLOY_HOOK_URL is obtained from the Render web service set up by the Team Lead and must be added as an environment-level secret inside the </w:t>
       </w:r>
       <w:r>
         <w:rPr>
@@ -4736,7 +4555,7 @@
           <w:sz w:val="18"/>
           <w:szCs w:val="18"/>
         </w:rPr>
-        <w:t xml:space="preserve"> → Secrets and variables → Actions → Repository secrets). RENDER_DEPLOY_HOOK_URL is obtained from the Render web service set up by the Team Lead and must be added as an environment-level secret inside the </w:t>
+        <w:t>“development”</w:t>
       </w:r>
       <w:r>
         <w:rPr>
@@ -4745,25 +4564,7 @@
           <w:sz w:val="18"/>
           <w:szCs w:val="18"/>
         </w:rPr>
-        <w:t>“development”</w:t>
-      </w:r>
-      <w:r>
-        <w:rPr>
-          <w:rFonts w:ascii="Arial" w:eastAsia="Arial" w:hAnsi="Arial" w:cs="Arial"/>
-          <w:color w:val="555555"/>
-          <w:sz w:val="18"/>
-          <w:szCs w:val="18"/>
-        </w:rPr>
-        <w:t xml:space="preserve"> environment (Settings → Environments </w:t>
-      </w:r>
-      <w:r>
-        <w:rPr>
-          <w:rFonts w:ascii="Arial" w:eastAsia="Arial" w:hAnsi="Arial" w:cs="Arial"/>
-          <w:color w:val="555555"/>
-          <w:sz w:val="18"/>
-          <w:szCs w:val="18"/>
-        </w:rPr>
-        <w:t>→ development → Add secret).</w:t>
+        <w:t xml:space="preserve"> environment (Settings → Environments → development → Add secret).</w:t>
       </w:r>
     </w:p>
     <w:p>
@@ -4855,14 +4656,7 @@
           <w:rFonts w:ascii="Arial" w:eastAsia="Arial" w:hAnsi="Arial" w:cs="Arial"/>
           <w:color w:val="000000"/>
         </w:rPr>
-        <w:t xml:space="preserve">Step 1 – </w:t>
-      </w:r>
-      <w:r>
-        <w:rPr>
-          <w:rFonts w:ascii="Arial" w:eastAsia="Arial" w:hAnsi="Arial" w:cs="Arial"/>
-          <w:color w:val="000000"/>
-        </w:rPr>
-        <w:t>Checkout: Check out the repository code using actions/checkout.</w:t>
+        <w:t>Step 1 – Checkout: Check out the repository code using actions/checkout.</w:t>
       </w:r>
     </w:p>
     <w:p>
@@ -4896,14 +4690,7 @@
           <w:rFonts w:ascii="Arial" w:eastAsia="Arial" w:hAnsi="Arial" w:cs="Arial"/>
           <w:color w:val="000000"/>
         </w:rPr>
-        <w:t>Step 3 – Build Image: Build the Docker image from the Dockerfile in the</w:t>
-      </w:r>
-      <w:r>
-        <w:rPr>
-          <w:rFonts w:ascii="Arial" w:eastAsia="Arial" w:hAnsi="Arial" w:cs="Arial"/>
-          <w:color w:val="000000"/>
-        </w:rPr>
-        <w:t xml:space="preserve"> project root.</w:t>
+        <w:t>Step 3 – Build Image: Build the Docker image from the Dockerfile in the project root.</w:t>
       </w:r>
     </w:p>
     <w:p>
@@ -4986,14 +4773,7 @@
           <w:rFonts w:ascii="Arial" w:eastAsia="Arial" w:hAnsi="Arial" w:cs="Arial"/>
           <w:color w:val="000000"/>
         </w:rPr>
-        <w:t xml:space="preserve">The </w:t>
-      </w:r>
-      <w:r>
-        <w:rPr>
-          <w:rFonts w:ascii="Arial" w:eastAsia="Arial" w:hAnsi="Arial" w:cs="Arial"/>
-          <w:color w:val="000000"/>
-        </w:rPr>
-        <w:t>workflow must fail the entire run if any step fails, preventing a broken image from being available for deployment.</w:t>
+        <w:t>The workflow must fail the entire run if any step fails, preventing a broken image from being available for deployment.</w:t>
       </w:r>
     </w:p>
     <w:p>
@@ -5049,18 +4829,7 @@
           <w:sz w:val="28"/>
           <w:szCs w:val="28"/>
         </w:rPr>
-        <w:t>CD PIPELINE REQUIREMENTS  (.github/workflo</w:t>
-      </w:r>
-      <w:r>
-        <w:rPr>
-          <w:rFonts w:ascii="Arial" w:eastAsia="Arial" w:hAnsi="Arial" w:cs="Arial"/>
-          <w:b/>
-          <w:bCs/>
-          <w:color w:val="1F3864"/>
-          <w:sz w:val="28"/>
-          <w:szCs w:val="28"/>
-        </w:rPr>
-        <w:t>ws/cd.yml)</w:t>
+        <w:t>CD PIPELINE REQUIREMENTS  (.github/workflows/cd.yml)</w:t>
       </w:r>
     </w:p>
     <w:p>
@@ -5146,14 +4915,7 @@
           <w:rFonts w:ascii="Arial" w:eastAsia="Arial" w:hAnsi="Arial" w:cs="Arial"/>
           <w:color w:val="000000"/>
         </w:rPr>
-        <w:t>Step 1 – Checkout:</w:t>
-      </w:r>
-      <w:r>
-        <w:rPr>
-          <w:rFonts w:ascii="Arial" w:eastAsia="Arial" w:hAnsi="Arial" w:cs="Arial"/>
-          <w:color w:val="000000"/>
-        </w:rPr>
-        <w:t xml:space="preserve"> Check out the repository code using actions/checkout.</w:t>
+        <w:t>Step 1 – Checkout: Check out the repository code using actions/checkout.</w:t>
       </w:r>
     </w:p>
     <w:p>
@@ -5187,14 +4949,7 @@
           <w:rFonts w:ascii="Arial" w:eastAsia="Arial" w:hAnsi="Arial" w:cs="Arial"/>
           <w:color w:val="000000"/>
         </w:rPr>
-        <w:t xml:space="preserve">Step 3 – Deploy: Send an HTTP POST </w:t>
-      </w:r>
-      <w:r>
-        <w:rPr>
-          <w:rFonts w:ascii="Arial" w:eastAsia="Arial" w:hAnsi="Arial" w:cs="Arial"/>
-          <w:color w:val="000000"/>
-        </w:rPr>
-        <w:t>request to the Render deploy hook URL using curl:</w:t>
+        <w:t>Step 3 – Deploy: Send an HTTP POST request to the Render deploy hook URL using curl:</w:t>
       </w:r>
     </w:p>
     <w:p>
@@ -5264,14 +5019,7 @@
           <w:rFonts w:ascii="Arial" w:eastAsia="Arial" w:hAnsi="Arial" w:cs="Arial"/>
           <w:color w:val="000000"/>
         </w:rPr>
-        <w:t>The CD workflow file must declare runs-</w:t>
-      </w:r>
-      <w:r>
-        <w:rPr>
-          <w:rFonts w:ascii="Arial" w:eastAsia="Arial" w:hAnsi="Arial" w:cs="Arial"/>
-          <w:color w:val="000000"/>
-        </w:rPr>
-        <w:t>on: ubuntu-latest.</w:t>
+        <w:t>The CD workflow file must declare runs-on: ubuntu-latest.</w:t>
       </w:r>
     </w:p>
     <w:p>
@@ -5826,14 +5574,7 @@
           <w:rFonts w:ascii="Arial" w:eastAsia="Arial" w:hAnsi="Arial" w:cs="Arial"/>
           <w:color w:val="000000"/>
         </w:rPr>
-        <w:t xml:space="preserve"> including their Assigned Page</w:t>
-      </w:r>
-      <w:r>
-        <w:rPr>
-          <w:rFonts w:ascii="Arial" w:eastAsia="Arial" w:hAnsi="Arial" w:cs="Arial"/>
-          <w:color w:val="000000"/>
-        </w:rPr>
-        <w:t xml:space="preserve"> </w:t>
+        <w:t xml:space="preserve"> including their Assigned Page </w:t>
       </w:r>
       <w:r>
         <w:rPr>
@@ -5923,14 +5664,7 @@
           <w:rFonts w:ascii="Arial" w:eastAsia="Arial" w:hAnsi="Arial" w:cs="Arial"/>
           <w:color w:val="000000"/>
         </w:rPr>
-        <w:t>Team Lead: Apply Branch Protection Rules on th</w:t>
-      </w:r>
-      <w:r>
-        <w:rPr>
-          <w:rFonts w:ascii="Arial" w:eastAsia="Arial" w:hAnsi="Arial" w:cs="Arial"/>
-          <w:color w:val="000000"/>
-        </w:rPr>
-        <w:t xml:space="preserve">e </w:t>
+        <w:t xml:space="preserve">Team Lead: Apply Branch Protection Rules on the </w:t>
       </w:r>
       <w:r>
         <w:rPr>
@@ -6051,14 +5785,7 @@
           <w:rFonts w:ascii="Arial" w:eastAsia="Arial" w:hAnsi="Arial" w:cs="Arial"/>
           <w:color w:val="000000"/>
         </w:rPr>
-        <w:t>Each team membe</w:t>
-      </w:r>
-      <w:r>
-        <w:rPr>
-          <w:rFonts w:ascii="Arial" w:eastAsia="Arial" w:hAnsi="Arial" w:cs="Arial"/>
-          <w:color w:val="000000"/>
-        </w:rPr>
-        <w:t>r must independently complete the following full DevOps flow for their assigned page (refer to Table 3):</w:t>
+        <w:t>Each team member must independently complete the following full DevOps flow for their assigned page (refer to Table 3):</w:t>
       </w:r>
     </w:p>
     <w:p>
@@ -6113,15 +5840,7 @@
           <w:sz w:val="19"/>
           <w:szCs w:val="19"/>
         </w:rPr>
-        <w:t xml:space="preserve">Commit the </w:t>
-      </w:r>
-      <w:r>
-        <w:rPr>
-          <w:rFonts w:ascii="Arial" w:eastAsia="Arial" w:hAnsi="Arial" w:cs="Arial"/>
-          <w:sz w:val="19"/>
-          <w:szCs w:val="19"/>
-        </w:rPr>
-        <w:t>page and push the feature branch to GitHub</w:t>
+        <w:t>Commit the page and push the feature branch to GitHub</w:t>
       </w:r>
     </w:p>
     <w:p>
@@ -6222,14 +5941,7 @@
           <w:rFonts w:ascii="Arial" w:eastAsia="Arial" w:hAnsi="Arial" w:cs="Arial"/>
           <w:color w:val="000000"/>
         </w:rPr>
-        <w:t xml:space="preserve">After all 5 PRs are merged, verify the </w:t>
-      </w:r>
-      <w:r>
-        <w:rPr>
-          <w:rFonts w:ascii="Arial" w:eastAsia="Arial" w:hAnsi="Arial" w:cs="Arial"/>
-          <w:color w:val="000000"/>
-        </w:rPr>
-        <w:t>live TaskFlow application on Render contains all five pages and navigation between them works correctly.</w:t>
+        <w:t>After all 5 PRs are merged, verify the live TaskFlow application on Render contains all five pages and navigation between them works correctly.</w:t>
       </w:r>
     </w:p>
     <w:p>
@@ -6652,16 +6364,7 @@
                 <w:sz w:val="18"/>
                 <w:szCs w:val="18"/>
               </w:rPr>
-              <w:t xml:space="preserve">Version the Assignment 04 question paper (Assignment_04_Spring2026.docx) inside the repo root; each member </w:t>
-            </w:r>
-            <w:r>
-              <w:rPr>
-                <w:rFonts w:ascii="Arial" w:eastAsia="Arial" w:hAnsi="Arial" w:cs="Arial"/>
-                <w:color w:val="000000"/>
-                <w:sz w:val="18"/>
-                <w:szCs w:val="18"/>
-              </w:rPr>
-              <w:t>fills their row including Assigned Page</w:t>
+              <w:t>Version the Assignment 04 question paper (Assignment_04_Spring2026.docx) inside the repo root; each member fills their row including Assigned Page</w:t>
             </w:r>
           </w:p>
         </w:tc>
@@ -7227,16 +6930,7 @@
                 <w:sz w:val="18"/>
                 <w:szCs w:val="18"/>
               </w:rPr>
-              <w:t xml:space="preserve">Each member creates their feature branch using the correct naming </w:t>
-            </w:r>
-            <w:r>
-              <w:rPr>
-                <w:rFonts w:ascii="Arial" w:eastAsia="Arial" w:hAnsi="Arial" w:cs="Arial"/>
-                <w:color w:val="000000"/>
-                <w:sz w:val="18"/>
-                <w:szCs w:val="18"/>
-              </w:rPr>
-              <w:t>convention (feature/&lt;username&gt;/&lt;page-name&gt;)</w:t>
+              <w:t>Each member creates their feature branch using the correct naming convention (feature/&lt;username&gt;/&lt;page-name&gt;)</w:t>
             </w:r>
           </w:p>
         </w:tc>
@@ -8291,16 +7985,7 @@
                 <w:sz w:val="18"/>
                 <w:szCs w:val="18"/>
               </w:rPr>
-              <w:t xml:space="preserve">Deploy step invokes Render webhook via curl POST; deployed app on </w:t>
-            </w:r>
-            <w:r>
-              <w:rPr>
-                <w:rFonts w:ascii="Arial" w:eastAsia="Arial" w:hAnsi="Arial" w:cs="Arial"/>
-                <w:color w:val="000000"/>
-                <w:sz w:val="18"/>
-                <w:szCs w:val="18"/>
-              </w:rPr>
-              <w:t>Render contains all 5 pages</w:t>
+              <w:t>Deploy step invokes Render webhook via curl POST; deployed app on Render contains all 5 pages</w:t>
             </w:r>
           </w:p>
         </w:tc>
@@ -8574,16 +8259,7 @@
                 <w:sz w:val="18"/>
                 <w:szCs w:val="18"/>
               </w:rPr>
-              <w:t xml:space="preserve">Individual reflection (4–5 lines per member) on CI/CD </w:t>
-            </w:r>
-            <w:r>
-              <w:rPr>
-                <w:rFonts w:ascii="Arial" w:eastAsia="Arial" w:hAnsi="Arial" w:cs="Arial"/>
-                <w:color w:val="000000"/>
-                <w:sz w:val="18"/>
-                <w:szCs w:val="18"/>
-              </w:rPr>
-              <w:t>integration and page development experience</w:t>
+              <w:t>Individual reflection (4–5 lines per member) on CI/CD integration and page development experience</w:t>
             </w:r>
           </w:p>
         </w:tc>
@@ -8769,14 +8445,7 @@
           <w:rFonts w:ascii="Arial" w:eastAsia="Arial" w:hAnsi="Arial" w:cs="Arial"/>
           <w:color w:val="000000"/>
         </w:rPr>
-        <w:t xml:space="preserve">GitHub </w:t>
-      </w:r>
-      <w:r>
-        <w:rPr>
-          <w:rFonts w:ascii="Arial" w:eastAsia="Arial" w:hAnsi="Arial" w:cs="Arial"/>
-          <w:color w:val="000000"/>
-        </w:rPr>
-        <w:t>repository URL (must be public or shared with the instructor).</w:t>
+        <w:t>GitHub repository URL (must be public or shared with the instructor).</w:t>
       </w:r>
     </w:p>
     <w:p>
@@ -8855,14 +8524,7 @@
           <w:rFonts w:ascii="Arial" w:eastAsia="Arial" w:hAnsi="Arial" w:cs="Arial"/>
           <w:color w:val="000000"/>
         </w:rPr>
-        <w:t xml:space="preserve"> </w:t>
-      </w:r>
-      <w:r>
-        <w:rPr>
-          <w:rFonts w:ascii="Arial" w:eastAsia="Arial" w:hAnsi="Arial" w:cs="Arial"/>
-          <w:color w:val="000000"/>
-        </w:rPr>
-        <w:t>all steps green (one screenshot per member, or a combined view).</w:t>
+        <w:t xml:space="preserve"> all steps green (one screenshot per member, or a combined view).</w:t>
       </w:r>
     </w:p>
     <w:p>
@@ -8941,14 +8603,7 @@
           <w:rFonts w:ascii="Arial" w:eastAsia="Arial" w:hAnsi="Arial" w:cs="Arial"/>
           <w:color w:val="000000"/>
         </w:rPr>
-        <w:t>Screenshot 5: Live</w:t>
-      </w:r>
-      <w:r>
-        <w:rPr>
-          <w:rFonts w:ascii="Arial" w:eastAsia="Arial" w:hAnsi="Arial" w:cs="Arial"/>
-          <w:color w:val="000000"/>
-        </w:rPr>
-        <w:t xml:space="preserve"> TaskFlow application on Render showing all five pages are accessible.</w:t>
+        <w:t>Screenshot 5: Live TaskFlow application on Render showing all five pages are accessible.</w:t>
       </w:r>
     </w:p>
     <w:p>
@@ -8982,14 +8637,7 @@
           <w:rFonts w:ascii="Arial" w:eastAsia="Arial" w:hAnsi="Arial" w:cs="Arial"/>
           <w:color w:val="000000"/>
         </w:rPr>
-        <w:t xml:space="preserve">Individual reflection: Each team member must write 4–5 lines on what they learnt and any </w:t>
-      </w:r>
-      <w:r>
-        <w:rPr>
-          <w:rFonts w:ascii="Arial" w:eastAsia="Arial" w:hAnsi="Arial" w:cs="Arial"/>
-          <w:color w:val="000000"/>
-        </w:rPr>
-        <w:t>challenges they faced.</w:t>
+        <w:t>Individual reflection: Each team member must write 4–5 lines on what they learnt and any challenges they faced.</w:t>
       </w:r>
     </w:p>
     <w:p>
@@ -9221,18 +8869,7 @@
                 <w:sz w:val="18"/>
                 <w:szCs w:val="18"/>
               </w:rPr>
-              <w:t>CI Workflow Runs – Triggered by each</w:t>
-            </w:r>
-            <w:r>
-              <w:rPr>
-                <w:rFonts w:ascii="Arial" w:eastAsia="Arial" w:hAnsi="Arial" w:cs="Arial"/>
-                <w:b/>
-                <w:bCs/>
-                <w:color w:val="000000"/>
-                <w:sz w:val="18"/>
-                <w:szCs w:val="18"/>
-              </w:rPr>
-              <w:t xml:space="preserve"> member's PR (all steps green)</w:t>
+              <w:t>CI Workflow Runs – Triggered by each member's PR (all steps green)</w:t>
             </w:r>
           </w:p>
         </w:tc>
@@ -9520,14 +9157,7 @@
           <w:rFonts w:ascii="Arial" w:eastAsia="Arial" w:hAnsi="Arial" w:cs="Arial"/>
           <w:color w:val="000000"/>
         </w:rPr>
-        <w:t>Each team member must</w:t>
-      </w:r>
-      <w:r>
-        <w:rPr>
-          <w:rFonts w:ascii="Arial" w:eastAsia="Arial" w:hAnsi="Arial" w:cs="Arial"/>
-          <w:color w:val="000000"/>
-        </w:rPr>
-        <w:t xml:space="preserve"> individually write 4–5 lines covering: what was learnt, the most challenging part of the assignment, and how the team resolved it.</w:t>
+        <w:t>Each team member must individually write 4–5 lines covering: what was learnt, the most challenging part of the assignment, and how the team resolved it.</w:t>
       </w:r>
     </w:p>
     <w:p>
@@ -9654,16 +9284,7 @@
           <w:bCs/>
           <w:color w:val="000000"/>
         </w:rPr>
-        <w:t>Member 2  (Name: _________________________________</w:t>
-      </w:r>
-      <w:r>
-        <w:rPr>
-          <w:rFonts w:ascii="Arial" w:eastAsia="Arial" w:hAnsi="Arial" w:cs="Arial"/>
-          <w:b/>
-          <w:bCs/>
-          <w:color w:val="000000"/>
-        </w:rPr>
-        <w:t>______________)</w:t>
+        <w:t>Member 2  (Name: _______________________________________________)</w:t>
       </w:r>
     </w:p>
     <w:tbl>
